--- a/src/templates/uji-administrasi/template_ba_uji_admin.docx
+++ b/src/templates/uji-administrasi/template_ba_uji_admin.docx
@@ -174,7 +174,115 @@
                 <w:sz w:val="20"/>
                 <w:szCs w:val="20"/>
               </w:rPr>
-              <w:t>Jalan Ronggowarsito Nomor 18B, Sragen Wetan, Sragen, Jawa Tengah 57214</w:t>
+              <w:t xml:space="preserve">Jalan </w:t>
+            </w:r>
+            <w:proofErr w:type="spellStart"/>
+            <w:r>
+              <w:rPr>
+                <w:rFonts w:ascii="Arial Narrow" w:hAnsi="Arial Narrow" w:cs="Arial"/>
+                <w:sz w:val="20"/>
+                <w:szCs w:val="20"/>
+              </w:rPr>
+              <w:t>Ronggowarsito</w:t>
+            </w:r>
+            <w:proofErr w:type="spellEnd"/>
+            <w:r>
+              <w:rPr>
+                <w:rFonts w:ascii="Arial Narrow" w:hAnsi="Arial Narrow" w:cs="Arial"/>
+                <w:sz w:val="20"/>
+                <w:szCs w:val="20"/>
+              </w:rPr>
+              <w:t xml:space="preserve"> </w:t>
+            </w:r>
+            <w:proofErr w:type="spellStart"/>
+            <w:r>
+              <w:rPr>
+                <w:rFonts w:ascii="Arial Narrow" w:hAnsi="Arial Narrow" w:cs="Arial"/>
+                <w:sz w:val="20"/>
+                <w:szCs w:val="20"/>
+              </w:rPr>
+              <w:t>Nomor</w:t>
+            </w:r>
+            <w:proofErr w:type="spellEnd"/>
+            <w:r>
+              <w:rPr>
+                <w:rFonts w:ascii="Arial Narrow" w:hAnsi="Arial Narrow" w:cs="Arial"/>
+                <w:sz w:val="20"/>
+                <w:szCs w:val="20"/>
+              </w:rPr>
+              <w:t xml:space="preserve"> 18B, </w:t>
+            </w:r>
+            <w:proofErr w:type="spellStart"/>
+            <w:r>
+              <w:rPr>
+                <w:rFonts w:ascii="Arial Narrow" w:hAnsi="Arial Narrow" w:cs="Arial"/>
+                <w:sz w:val="20"/>
+                <w:szCs w:val="20"/>
+              </w:rPr>
+              <w:t>Sragen</w:t>
+            </w:r>
+            <w:proofErr w:type="spellEnd"/>
+            <w:r>
+              <w:rPr>
+                <w:rFonts w:ascii="Arial Narrow" w:hAnsi="Arial Narrow" w:cs="Arial"/>
+                <w:sz w:val="20"/>
+                <w:szCs w:val="20"/>
+              </w:rPr>
+              <w:t xml:space="preserve"> </w:t>
+            </w:r>
+            <w:proofErr w:type="spellStart"/>
+            <w:r>
+              <w:rPr>
+                <w:rFonts w:ascii="Arial Narrow" w:hAnsi="Arial Narrow" w:cs="Arial"/>
+                <w:sz w:val="20"/>
+                <w:szCs w:val="20"/>
+              </w:rPr>
+              <w:t>Wetan</w:t>
+            </w:r>
+            <w:proofErr w:type="spellEnd"/>
+            <w:r>
+              <w:rPr>
+                <w:rFonts w:ascii="Arial Narrow" w:hAnsi="Arial Narrow" w:cs="Arial"/>
+                <w:sz w:val="20"/>
+                <w:szCs w:val="20"/>
+              </w:rPr>
+              <w:t xml:space="preserve">, </w:t>
+            </w:r>
+            <w:proofErr w:type="spellStart"/>
+            <w:r>
+              <w:rPr>
+                <w:rFonts w:ascii="Arial Narrow" w:hAnsi="Arial Narrow" w:cs="Arial"/>
+                <w:sz w:val="20"/>
+                <w:szCs w:val="20"/>
+              </w:rPr>
+              <w:t>Sragen</w:t>
+            </w:r>
+            <w:proofErr w:type="spellEnd"/>
+            <w:r>
+              <w:rPr>
+                <w:rFonts w:ascii="Arial Narrow" w:hAnsi="Arial Narrow" w:cs="Arial"/>
+                <w:sz w:val="20"/>
+                <w:szCs w:val="20"/>
+              </w:rPr>
+              <w:t xml:space="preserve">, </w:t>
+            </w:r>
+            <w:proofErr w:type="spellStart"/>
+            <w:r>
+              <w:rPr>
+                <w:rFonts w:ascii="Arial Narrow" w:hAnsi="Arial Narrow" w:cs="Arial"/>
+                <w:sz w:val="20"/>
+                <w:szCs w:val="20"/>
+              </w:rPr>
+              <w:t>Jawa</w:t>
+            </w:r>
+            <w:proofErr w:type="spellEnd"/>
+            <w:r>
+              <w:rPr>
+                <w:rFonts w:ascii="Arial Narrow" w:hAnsi="Arial Narrow" w:cs="Arial"/>
+                <w:sz w:val="20"/>
+                <w:szCs w:val="20"/>
+              </w:rPr>
+              <w:t xml:space="preserve"> Tengah 57214</w:t>
             </w:r>
           </w:p>
           <w:p>
@@ -188,13 +296,77 @@
                 <w:szCs w:val="20"/>
               </w:rPr>
             </w:pPr>
+            <w:proofErr w:type="spellStart"/>
             <w:r>
               <w:rPr>
                 <w:rFonts w:ascii="Arial Narrow" w:hAnsi="Arial Narrow" w:cs="Arial"/>
                 <w:sz w:val="20"/>
                 <w:szCs w:val="20"/>
               </w:rPr>
-              <w:t>Telepon (0271) 891136, Faksimile (0271) 891136, Laman www.dlh.sragenkab.go.id, Pos-el dlh.sragenkab.go.id</w:t>
+              <w:t>Telepon</w:t>
+            </w:r>
+            <w:proofErr w:type="spellEnd"/>
+            <w:r>
+              <w:rPr>
+                <w:rFonts w:ascii="Arial Narrow" w:hAnsi="Arial Narrow" w:cs="Arial"/>
+                <w:sz w:val="20"/>
+                <w:szCs w:val="20"/>
+              </w:rPr>
+              <w:t xml:space="preserve"> (0271) 891136, </w:t>
+            </w:r>
+            <w:proofErr w:type="spellStart"/>
+            <w:r>
+              <w:rPr>
+                <w:rFonts w:ascii="Arial Narrow" w:hAnsi="Arial Narrow" w:cs="Arial"/>
+                <w:sz w:val="20"/>
+                <w:szCs w:val="20"/>
+              </w:rPr>
+              <w:t>Faksimile</w:t>
+            </w:r>
+            <w:proofErr w:type="spellEnd"/>
+            <w:r>
+              <w:rPr>
+                <w:rFonts w:ascii="Arial Narrow" w:hAnsi="Arial Narrow" w:cs="Arial"/>
+                <w:sz w:val="20"/>
+                <w:szCs w:val="20"/>
+              </w:rPr>
+              <w:t xml:space="preserve"> (0271) 891136, </w:t>
+            </w:r>
+            <w:proofErr w:type="spellStart"/>
+            <w:r>
+              <w:rPr>
+                <w:rFonts w:ascii="Arial Narrow" w:hAnsi="Arial Narrow" w:cs="Arial"/>
+                <w:sz w:val="20"/>
+                <w:szCs w:val="20"/>
+              </w:rPr>
+              <w:t>Laman</w:t>
+            </w:r>
+            <w:proofErr w:type="spellEnd"/>
+            <w:r>
+              <w:rPr>
+                <w:rFonts w:ascii="Arial Narrow" w:hAnsi="Arial Narrow" w:cs="Arial"/>
+                <w:sz w:val="20"/>
+                <w:szCs w:val="20"/>
+              </w:rPr>
+              <w:t xml:space="preserve"> www.dlh.sragenkab.go.id, Pos-</w:t>
+            </w:r>
+            <w:proofErr w:type="spellStart"/>
+            <w:r>
+              <w:rPr>
+                <w:rFonts w:ascii="Arial Narrow" w:hAnsi="Arial Narrow" w:cs="Arial"/>
+                <w:sz w:val="20"/>
+                <w:szCs w:val="20"/>
+              </w:rPr>
+              <w:t>el</w:t>
+            </w:r>
+            <w:proofErr w:type="spellEnd"/>
+            <w:r>
+              <w:rPr>
+                <w:rFonts w:ascii="Arial Narrow" w:hAnsi="Arial Narrow" w:cs="Arial"/>
+                <w:sz w:val="20"/>
+                <w:szCs w:val="20"/>
+              </w:rPr>
+              <w:t xml:space="preserve"> dlh.sragenkab.go.id</w:t>
             </w:r>
           </w:p>
         </w:tc>
@@ -283,16 +455,29 @@
           <w:sz w:val="24"/>
           <w:szCs w:val="24"/>
         </w:rPr>
-        <w:t xml:space="preserve">{nama_kegiatan} </w:t>
+        <w:t>{NAMA_KEGIATAN} DI {LOKASI_KEGIATAN}</w:t>
       </w:r>
+    </w:p>
+    <w:p>
+      <w:pPr>
+        <w:spacing w:after="0" w:line="276" w:lineRule="auto"/>
+        <w:jc w:val="center"/>
+        <w:rPr>
+          <w:rFonts w:ascii="Arial" w:hAnsi="Arial" w:cs="Arial"/>
+          <w:sz w:val="24"/>
+          <w:szCs w:val="24"/>
+        </w:rPr>
+      </w:pPr>
+      <w:proofErr w:type="gramStart"/>
       <w:r>
         <w:rPr>
           <w:rFonts w:ascii="Arial" w:hAnsi="Arial" w:cs="Arial"/>
           <w:sz w:val="24"/>
           <w:szCs w:val="24"/>
         </w:rPr>
-        <w:t>DI</w:t>
+        <w:t>NOMOR :</w:t>
       </w:r>
+      <w:proofErr w:type="gramEnd"/>
       <w:r>
         <w:rPr>
           <w:rFonts w:ascii="Arial" w:hAnsi="Arial" w:cs="Arial"/>
@@ -307,34 +492,25 @@
           <w:sz w:val="24"/>
           <w:szCs w:val="24"/>
         </w:rPr>
-        <w:t>{lokasi_kegiatan}</w:t>
+        <w:t>{</w:t>
       </w:r>
-    </w:p>
-    <w:p>
-      <w:pPr>
-        <w:spacing w:after="0" w:line="276" w:lineRule="auto"/>
-        <w:jc w:val="center"/>
-        <w:rPr>
-          <w:rFonts w:ascii="Arial" w:hAnsi="Arial" w:cs="Arial"/>
-          <w:sz w:val="24"/>
-          <w:szCs w:val="24"/>
-        </w:rPr>
-      </w:pPr>
+      <w:proofErr w:type="spellStart"/>
       <w:r>
         <w:rPr>
           <w:rFonts w:ascii="Arial" w:hAnsi="Arial" w:cs="Arial"/>
           <w:sz w:val="24"/>
           <w:szCs w:val="24"/>
         </w:rPr>
-        <w:t xml:space="preserve">NOMOR : </w:t>
+        <w:t>nomor_uji_berkas</w:t>
       </w:r>
+      <w:proofErr w:type="spellEnd"/>
       <w:r>
         <w:rPr>
           <w:rFonts w:ascii="Arial" w:hAnsi="Arial" w:cs="Arial"/>
           <w:sz w:val="24"/>
           <w:szCs w:val="24"/>
         </w:rPr>
-        <w:t>{nomor_uji_berkas}</w:t>
+        <w:t>}</w:t>
       </w:r>
     </w:p>
     <w:p>
@@ -421,22 +597,52 @@
                 <w:szCs w:val="24"/>
               </w:rPr>
             </w:pPr>
-            <w:r>
-              <w:rPr>
-                <w:rFonts w:ascii="Arial" w:hAnsi="Arial" w:cs="Arial"/>
-                <w:sz w:val="24"/>
-                <w:szCs w:val="24"/>
-              </w:rPr>
-              <w:t xml:space="preserve">Nomor </w:t>
-            </w:r>
-            <w:r>
-              <w:rPr>
-                <w:rFonts w:ascii="Arial" w:hAnsi="Arial" w:cs="Arial"/>
-                <w:sz w:val="24"/>
-                <w:szCs w:val="24"/>
-              </w:rPr>
-              <w:t>Ceklist Pelayanan</w:t>
-            </w:r>
+            <w:proofErr w:type="spellStart"/>
+            <w:r>
+              <w:rPr>
+                <w:rFonts w:ascii="Arial" w:hAnsi="Arial" w:cs="Arial"/>
+                <w:sz w:val="24"/>
+                <w:szCs w:val="24"/>
+              </w:rPr>
+              <w:t>Nomor</w:t>
+            </w:r>
+            <w:proofErr w:type="spellEnd"/>
+            <w:r>
+              <w:rPr>
+                <w:rFonts w:ascii="Arial" w:hAnsi="Arial" w:cs="Arial"/>
+                <w:sz w:val="24"/>
+                <w:szCs w:val="24"/>
+              </w:rPr>
+              <w:t xml:space="preserve"> </w:t>
+            </w:r>
+            <w:proofErr w:type="spellStart"/>
+            <w:r>
+              <w:rPr>
+                <w:rFonts w:ascii="Arial" w:hAnsi="Arial" w:cs="Arial"/>
+                <w:sz w:val="24"/>
+                <w:szCs w:val="24"/>
+              </w:rPr>
+              <w:t>Ceklist</w:t>
+            </w:r>
+            <w:proofErr w:type="spellEnd"/>
+            <w:r>
+              <w:rPr>
+                <w:rFonts w:ascii="Arial" w:hAnsi="Arial" w:cs="Arial"/>
+                <w:sz w:val="24"/>
+                <w:szCs w:val="24"/>
+              </w:rPr>
+              <w:t xml:space="preserve"> </w:t>
+            </w:r>
+            <w:proofErr w:type="spellStart"/>
+            <w:r>
+              <w:rPr>
+                <w:rFonts w:ascii="Arial" w:hAnsi="Arial" w:cs="Arial"/>
+                <w:sz w:val="24"/>
+                <w:szCs w:val="24"/>
+              </w:rPr>
+              <w:t>Pelayanan</w:t>
+            </w:r>
+            <w:proofErr w:type="spellEnd"/>
           </w:p>
         </w:tc>
         <w:tc>
@@ -482,7 +688,25 @@
                 <w:sz w:val="24"/>
                 <w:szCs w:val="24"/>
               </w:rPr>
-              <w:t>{nomor_checklist}</w:t>
+              <w:t>{</w:t>
+            </w:r>
+            <w:proofErr w:type="spellStart"/>
+            <w:r>
+              <w:rPr>
+                <w:rFonts w:ascii="Arial" w:hAnsi="Arial" w:cs="Arial"/>
+                <w:sz w:val="24"/>
+                <w:szCs w:val="24"/>
+              </w:rPr>
+              <w:t>nomor_checklist</w:t>
+            </w:r>
+            <w:proofErr w:type="spellEnd"/>
+            <w:r>
+              <w:rPr>
+                <w:rFonts w:ascii="Arial" w:hAnsi="Arial" w:cs="Arial"/>
+                <w:sz w:val="24"/>
+                <w:szCs w:val="24"/>
+              </w:rPr>
+              <w:t>}</w:t>
             </w:r>
           </w:p>
         </w:tc>
@@ -507,8 +731,18 @@
                 <w:sz w:val="24"/>
                 <w:szCs w:val="24"/>
               </w:rPr>
-              <w:t>Nama Kegiatan</w:t>
-            </w:r>
+              <w:t xml:space="preserve">Nama </w:t>
+            </w:r>
+            <w:proofErr w:type="spellStart"/>
+            <w:r>
+              <w:rPr>
+                <w:rFonts w:ascii="Arial" w:hAnsi="Arial" w:cs="Arial"/>
+                <w:sz w:val="24"/>
+                <w:szCs w:val="24"/>
+              </w:rPr>
+              <w:t>Kegiatan</w:t>
+            </w:r>
+            <w:proofErr w:type="spellEnd"/>
           </w:p>
         </w:tc>
         <w:tc>
@@ -554,7 +788,25 @@
                 <w:sz w:val="24"/>
                 <w:szCs w:val="24"/>
               </w:rPr>
-              <w:t>{nama_kegiatan}</w:t>
+              <w:t>{</w:t>
+            </w:r>
+            <w:proofErr w:type="spellStart"/>
+            <w:r>
+              <w:rPr>
+                <w:rFonts w:ascii="Arial" w:hAnsi="Arial" w:cs="Arial"/>
+                <w:sz w:val="24"/>
+                <w:szCs w:val="24"/>
+              </w:rPr>
+              <w:t>nama_kegiatan</w:t>
+            </w:r>
+            <w:proofErr w:type="spellEnd"/>
+            <w:r>
+              <w:rPr>
+                <w:rFonts w:ascii="Arial" w:hAnsi="Arial" w:cs="Arial"/>
+                <w:sz w:val="24"/>
+                <w:szCs w:val="24"/>
+              </w:rPr>
+              <w:t>}</w:t>
             </w:r>
           </w:p>
         </w:tc>
@@ -573,14 +825,34 @@
                 <w:szCs w:val="24"/>
               </w:rPr>
             </w:pPr>
-            <w:r>
-              <w:rPr>
-                <w:rFonts w:ascii="Arial" w:hAnsi="Arial" w:cs="Arial"/>
-                <w:sz w:val="24"/>
-                <w:szCs w:val="24"/>
-              </w:rPr>
-              <w:t>Jenis Dokumen</w:t>
-            </w:r>
+            <w:proofErr w:type="spellStart"/>
+            <w:r>
+              <w:rPr>
+                <w:rFonts w:ascii="Arial" w:hAnsi="Arial" w:cs="Arial"/>
+                <w:sz w:val="24"/>
+                <w:szCs w:val="24"/>
+              </w:rPr>
+              <w:t>Jenis</w:t>
+            </w:r>
+            <w:proofErr w:type="spellEnd"/>
+            <w:r>
+              <w:rPr>
+                <w:rFonts w:ascii="Arial" w:hAnsi="Arial" w:cs="Arial"/>
+                <w:sz w:val="24"/>
+                <w:szCs w:val="24"/>
+              </w:rPr>
+              <w:t xml:space="preserve"> </w:t>
+            </w:r>
+            <w:proofErr w:type="spellStart"/>
+            <w:r>
+              <w:rPr>
+                <w:rFonts w:ascii="Arial" w:hAnsi="Arial" w:cs="Arial"/>
+                <w:sz w:val="24"/>
+                <w:szCs w:val="24"/>
+              </w:rPr>
+              <w:t>Dokumen</w:t>
+            </w:r>
+            <w:proofErr w:type="spellEnd"/>
           </w:p>
         </w:tc>
         <w:tc>
@@ -626,7 +898,25 @@
                 <w:sz w:val="24"/>
                 <w:szCs w:val="24"/>
               </w:rPr>
-              <w:t>{jenis_dokumen}</w:t>
+              <w:t>{</w:t>
+            </w:r>
+            <w:proofErr w:type="spellStart"/>
+            <w:r>
+              <w:rPr>
+                <w:rFonts w:ascii="Arial" w:hAnsi="Arial" w:cs="Arial"/>
+                <w:sz w:val="24"/>
+                <w:szCs w:val="24"/>
+              </w:rPr>
+              <w:t>jenis_dokumen</w:t>
+            </w:r>
+            <w:proofErr w:type="spellEnd"/>
+            <w:r>
+              <w:rPr>
+                <w:rFonts w:ascii="Arial" w:hAnsi="Arial" w:cs="Arial"/>
+                <w:sz w:val="24"/>
+                <w:szCs w:val="24"/>
+              </w:rPr>
+              <w:t>}</w:t>
             </w:r>
           </w:p>
         </w:tc>
@@ -645,6 +935,7 @@
                 <w:szCs w:val="24"/>
               </w:rPr>
             </w:pPr>
+            <w:proofErr w:type="spellStart"/>
             <w:r>
               <w:rPr>
                 <w:rFonts w:ascii="Arial" w:hAnsi="Arial" w:cs="Arial"/>
@@ -653,6 +944,7 @@
               </w:rPr>
               <w:t>Kewenangan</w:t>
             </w:r>
+            <w:proofErr w:type="spellEnd"/>
           </w:p>
         </w:tc>
         <w:tc>
@@ -698,7 +990,25 @@
                 <w:sz w:val="24"/>
                 <w:szCs w:val="24"/>
               </w:rPr>
-              <w:t>{kewenangan}</w:t>
+              <w:t>{</w:t>
+            </w:r>
+            <w:proofErr w:type="spellStart"/>
+            <w:r>
+              <w:rPr>
+                <w:rFonts w:ascii="Arial" w:hAnsi="Arial" w:cs="Arial"/>
+                <w:sz w:val="24"/>
+                <w:szCs w:val="24"/>
+              </w:rPr>
+              <w:t>kewenangan</w:t>
+            </w:r>
+            <w:proofErr w:type="spellEnd"/>
+            <w:r>
+              <w:rPr>
+                <w:rFonts w:ascii="Arial" w:hAnsi="Arial" w:cs="Arial"/>
+                <w:sz w:val="24"/>
+                <w:szCs w:val="24"/>
+              </w:rPr>
+              <w:t>}</w:t>
             </w:r>
           </w:p>
         </w:tc>
@@ -723,7 +1033,43 @@
                 <w:sz w:val="24"/>
                 <w:szCs w:val="24"/>
               </w:rPr>
-              <w:t xml:space="preserve">Lokasi Rencana Kegiatan </w:t>
+              <w:t xml:space="preserve">Lokasi </w:t>
+            </w:r>
+            <w:proofErr w:type="spellStart"/>
+            <w:r>
+              <w:rPr>
+                <w:rFonts w:ascii="Arial" w:hAnsi="Arial" w:cs="Arial"/>
+                <w:sz w:val="24"/>
+                <w:szCs w:val="24"/>
+              </w:rPr>
+              <w:t>Rencana</w:t>
+            </w:r>
+            <w:proofErr w:type="spellEnd"/>
+            <w:r>
+              <w:rPr>
+                <w:rFonts w:ascii="Arial" w:hAnsi="Arial" w:cs="Arial"/>
+                <w:sz w:val="24"/>
+                <w:szCs w:val="24"/>
+              </w:rPr>
+              <w:t xml:space="preserve"> </w:t>
+            </w:r>
+            <w:proofErr w:type="spellStart"/>
+            <w:r>
+              <w:rPr>
+                <w:rFonts w:ascii="Arial" w:hAnsi="Arial" w:cs="Arial"/>
+                <w:sz w:val="24"/>
+                <w:szCs w:val="24"/>
+              </w:rPr>
+              <w:t>Kegiatan</w:t>
+            </w:r>
+            <w:proofErr w:type="spellEnd"/>
+            <w:r>
+              <w:rPr>
+                <w:rFonts w:ascii="Arial" w:hAnsi="Arial" w:cs="Arial"/>
+                <w:sz w:val="24"/>
+                <w:szCs w:val="24"/>
+              </w:rPr>
+              <w:t xml:space="preserve"> </w:t>
             </w:r>
           </w:p>
         </w:tc>
@@ -770,7 +1116,25 @@
                 <w:sz w:val="24"/>
                 <w:szCs w:val="24"/>
               </w:rPr>
-              <w:t>{lokasi_kegiatan}</w:t>
+              <w:t>{</w:t>
+            </w:r>
+            <w:proofErr w:type="spellStart"/>
+            <w:r>
+              <w:rPr>
+                <w:rFonts w:ascii="Arial" w:hAnsi="Arial" w:cs="Arial"/>
+                <w:sz w:val="24"/>
+                <w:szCs w:val="24"/>
+              </w:rPr>
+              <w:t>lokasi_kegiatan</w:t>
+            </w:r>
+            <w:proofErr w:type="spellEnd"/>
+            <w:r>
+              <w:rPr>
+                <w:rFonts w:ascii="Arial" w:hAnsi="Arial" w:cs="Arial"/>
+                <w:sz w:val="24"/>
+                <w:szCs w:val="24"/>
+              </w:rPr>
+              <w:t>}</w:t>
             </w:r>
           </w:p>
         </w:tc>
@@ -842,7 +1206,25 @@
                 <w:sz w:val="24"/>
                 <w:szCs w:val="24"/>
               </w:rPr>
-              <w:t>{kbli}</w:t>
+              <w:t>{</w:t>
+            </w:r>
+            <w:proofErr w:type="spellStart"/>
+            <w:r>
+              <w:rPr>
+                <w:rFonts w:ascii="Arial" w:hAnsi="Arial" w:cs="Arial"/>
+                <w:sz w:val="24"/>
+                <w:szCs w:val="24"/>
+              </w:rPr>
+              <w:t>kbli</w:t>
+            </w:r>
+            <w:proofErr w:type="spellEnd"/>
+            <w:r>
+              <w:rPr>
+                <w:rFonts w:ascii="Arial" w:hAnsi="Arial" w:cs="Arial"/>
+                <w:sz w:val="24"/>
+                <w:szCs w:val="24"/>
+              </w:rPr>
+              <w:t>}</w:t>
             </w:r>
           </w:p>
         </w:tc>
@@ -867,8 +1249,18 @@
                 <w:sz w:val="24"/>
                 <w:szCs w:val="24"/>
               </w:rPr>
-              <w:t>Nama Pemrakarsa</w:t>
-            </w:r>
+              <w:t xml:space="preserve">Nama </w:t>
+            </w:r>
+            <w:proofErr w:type="spellStart"/>
+            <w:r>
+              <w:rPr>
+                <w:rFonts w:ascii="Arial" w:hAnsi="Arial" w:cs="Arial"/>
+                <w:sz w:val="24"/>
+                <w:szCs w:val="24"/>
+              </w:rPr>
+              <w:t>Pemrakarsa</w:t>
+            </w:r>
+            <w:proofErr w:type="spellEnd"/>
           </w:p>
         </w:tc>
         <w:tc>
@@ -914,7 +1306,25 @@
                 <w:sz w:val="24"/>
                 <w:szCs w:val="24"/>
               </w:rPr>
-              <w:t>{nama_pemrakarsa}</w:t>
+              <w:t>{</w:t>
+            </w:r>
+            <w:proofErr w:type="spellStart"/>
+            <w:r>
+              <w:rPr>
+                <w:rFonts w:ascii="Arial" w:hAnsi="Arial" w:cs="Arial"/>
+                <w:sz w:val="24"/>
+                <w:szCs w:val="24"/>
+              </w:rPr>
+              <w:t>nama_pemrakarsa</w:t>
+            </w:r>
+            <w:proofErr w:type="spellEnd"/>
+            <w:r>
+              <w:rPr>
+                <w:rFonts w:ascii="Arial" w:hAnsi="Arial" w:cs="Arial"/>
+                <w:sz w:val="24"/>
+                <w:szCs w:val="24"/>
+              </w:rPr>
+              <w:t>}</w:t>
             </w:r>
           </w:p>
         </w:tc>
@@ -986,7 +1396,25 @@
                 <w:sz w:val="24"/>
                 <w:szCs w:val="24"/>
               </w:rPr>
-              <w:t>{telepon_pemrakarsa}</w:t>
+              <w:t>{</w:t>
+            </w:r>
+            <w:proofErr w:type="spellStart"/>
+            <w:r>
+              <w:rPr>
+                <w:rFonts w:ascii="Arial" w:hAnsi="Arial" w:cs="Arial"/>
+                <w:sz w:val="24"/>
+                <w:szCs w:val="24"/>
+              </w:rPr>
+              <w:t>telepon_pemrakarsa</w:t>
+            </w:r>
+            <w:proofErr w:type="spellEnd"/>
+            <w:r>
+              <w:rPr>
+                <w:rFonts w:ascii="Arial" w:hAnsi="Arial" w:cs="Arial"/>
+                <w:sz w:val="24"/>
+                <w:szCs w:val="24"/>
+              </w:rPr>
+              <w:t>}</w:t>
             </w:r>
           </w:p>
         </w:tc>
@@ -1033,7 +1461,169 @@
           <w:sz w:val="24"/>
           <w:szCs w:val="24"/>
         </w:rPr>
-        <w:t xml:space="preserve"> Administrasi Dokumen Lingkungan telah melakukan pemeriksaan </w:t>
+        <w:t xml:space="preserve"> </w:t>
+      </w:r>
+      <w:proofErr w:type="spellStart"/>
+      <w:r>
+        <w:rPr>
+          <w:rFonts w:ascii="Arial" w:hAnsi="Arial" w:cs="Arial"/>
+          <w:sz w:val="24"/>
+          <w:szCs w:val="24"/>
+        </w:rPr>
+        <w:t>Administrasi</w:t>
+      </w:r>
+      <w:proofErr w:type="spellEnd"/>
+      <w:r>
+        <w:rPr>
+          <w:rFonts w:ascii="Arial" w:hAnsi="Arial" w:cs="Arial"/>
+          <w:sz w:val="24"/>
+          <w:szCs w:val="24"/>
+        </w:rPr>
+        <w:t xml:space="preserve"> </w:t>
+      </w:r>
+      <w:proofErr w:type="spellStart"/>
+      <w:r>
+        <w:rPr>
+          <w:rFonts w:ascii="Arial" w:hAnsi="Arial" w:cs="Arial"/>
+          <w:sz w:val="24"/>
+          <w:szCs w:val="24"/>
+        </w:rPr>
+        <w:t>Dokumen</w:t>
+      </w:r>
+      <w:proofErr w:type="spellEnd"/>
+      <w:r>
+        <w:rPr>
+          <w:rFonts w:ascii="Arial" w:hAnsi="Arial" w:cs="Arial"/>
+          <w:sz w:val="24"/>
+          <w:szCs w:val="24"/>
+        </w:rPr>
+        <w:t xml:space="preserve"> </w:t>
+      </w:r>
+      <w:proofErr w:type="spellStart"/>
+      <w:r>
+        <w:rPr>
+          <w:rFonts w:ascii="Arial" w:hAnsi="Arial" w:cs="Arial"/>
+          <w:sz w:val="24"/>
+          <w:szCs w:val="24"/>
+        </w:rPr>
+        <w:t>Lingkungan</w:t>
+      </w:r>
+      <w:proofErr w:type="spellEnd"/>
+      <w:r>
+        <w:rPr>
+          <w:rFonts w:ascii="Arial" w:hAnsi="Arial" w:cs="Arial"/>
+          <w:sz w:val="24"/>
+          <w:szCs w:val="24"/>
+        </w:rPr>
+        <w:t xml:space="preserve"> </w:t>
+      </w:r>
+      <w:proofErr w:type="spellStart"/>
+      <w:r>
+        <w:rPr>
+          <w:rFonts w:ascii="Arial" w:hAnsi="Arial" w:cs="Arial"/>
+          <w:sz w:val="24"/>
+          <w:szCs w:val="24"/>
+        </w:rPr>
+        <w:t>telah</w:t>
+      </w:r>
+      <w:proofErr w:type="spellEnd"/>
+      <w:r>
+        <w:rPr>
+          <w:rFonts w:ascii="Arial" w:hAnsi="Arial" w:cs="Arial"/>
+          <w:sz w:val="24"/>
+          <w:szCs w:val="24"/>
+        </w:rPr>
+        <w:t xml:space="preserve"> </w:t>
+      </w:r>
+      <w:proofErr w:type="spellStart"/>
+      <w:r>
+        <w:rPr>
+          <w:rFonts w:ascii="Arial" w:hAnsi="Arial" w:cs="Arial"/>
+          <w:sz w:val="24"/>
+          <w:szCs w:val="24"/>
+        </w:rPr>
+        <w:t>melakukan</w:t>
+      </w:r>
+      <w:proofErr w:type="spellEnd"/>
+      <w:r>
+        <w:rPr>
+          <w:rFonts w:ascii="Arial" w:hAnsi="Arial" w:cs="Arial"/>
+          <w:sz w:val="24"/>
+          <w:szCs w:val="24"/>
+        </w:rPr>
+        <w:t xml:space="preserve"> </w:t>
+      </w:r>
+      <w:proofErr w:type="spellStart"/>
+      <w:r>
+        <w:rPr>
+          <w:rFonts w:ascii="Arial" w:hAnsi="Arial" w:cs="Arial"/>
+          <w:sz w:val="24"/>
+          <w:szCs w:val="24"/>
+        </w:rPr>
+        <w:t>pemeriksaan</w:t>
+      </w:r>
+      <w:proofErr w:type="spellEnd"/>
+      <w:r>
+        <w:rPr>
+          <w:rFonts w:ascii="Arial" w:hAnsi="Arial" w:cs="Arial"/>
+          <w:sz w:val="24"/>
+          <w:szCs w:val="24"/>
+        </w:rPr>
+        <w:t xml:space="preserve"> </w:t>
+      </w:r>
+      <w:proofErr w:type="spellStart"/>
+      <w:r>
+        <w:rPr>
+          <w:rFonts w:ascii="Arial" w:hAnsi="Arial" w:cs="Arial"/>
+          <w:sz w:val="24"/>
+          <w:szCs w:val="24"/>
+        </w:rPr>
+        <w:t>berkas</w:t>
+      </w:r>
+      <w:proofErr w:type="spellEnd"/>
+      <w:r>
+        <w:rPr>
+          <w:rFonts w:ascii="Arial" w:hAnsi="Arial" w:cs="Arial"/>
+          <w:sz w:val="24"/>
+          <w:szCs w:val="24"/>
+        </w:rPr>
+        <w:t xml:space="preserve"> </w:t>
+      </w:r>
+      <w:proofErr w:type="spellStart"/>
+      <w:r>
+        <w:rPr>
+          <w:rFonts w:ascii="Arial" w:hAnsi="Arial" w:cs="Arial"/>
+          <w:sz w:val="24"/>
+          <w:szCs w:val="24"/>
+        </w:rPr>
+        <w:t>administrasi</w:t>
+      </w:r>
+      <w:proofErr w:type="spellEnd"/>
+      <w:r>
+        <w:rPr>
+          <w:rFonts w:ascii="Arial" w:hAnsi="Arial" w:cs="Arial"/>
+          <w:sz w:val="24"/>
+          <w:szCs w:val="24"/>
+        </w:rPr>
+        <w:t xml:space="preserve"> </w:t>
+      </w:r>
+      <w:proofErr w:type="spellStart"/>
+      <w:r>
+        <w:rPr>
+          <w:rFonts w:ascii="Arial" w:hAnsi="Arial" w:cs="Arial"/>
+          <w:sz w:val="24"/>
+          <w:szCs w:val="24"/>
+        </w:rPr>
+        <w:t>dokumen</w:t>
+      </w:r>
+      <w:proofErr w:type="spellEnd"/>
+      <w:r>
+        <w:rPr>
+          <w:rFonts w:ascii="Arial" w:hAnsi="Arial" w:cs="Arial"/>
+          <w:sz w:val="24"/>
+          <w:szCs w:val="24"/>
+        </w:rPr>
+        <w:t xml:space="preserve"> </w:t>
       </w:r>
       <w:r>
         <w:rPr>
@@ -1041,23 +1631,25 @@
           <w:sz w:val="24"/>
           <w:szCs w:val="24"/>
         </w:rPr>
-        <w:t>berkas administrasi</w:t>
+        <w:t>{</w:t>
       </w:r>
+      <w:proofErr w:type="spellStart"/>
       <w:r>
         <w:rPr>
           <w:rFonts w:ascii="Arial" w:hAnsi="Arial" w:cs="Arial"/>
           <w:sz w:val="24"/>
           <w:szCs w:val="24"/>
         </w:rPr>
-        <w:t xml:space="preserve"> dokumen </w:t>
+        <w:t>nama_kegiatan</w:t>
       </w:r>
+      <w:proofErr w:type="spellEnd"/>
       <w:r>
         <w:rPr>
           <w:rFonts w:ascii="Arial" w:hAnsi="Arial" w:cs="Arial"/>
           <w:sz w:val="24"/>
           <w:szCs w:val="24"/>
         </w:rPr>
-        <w:t>{nama_kegiatan}</w:t>
+        <w:t>}</w:t>
       </w:r>
       <w:r>
         <w:rPr>
@@ -1073,7 +1665,25 @@
           <w:sz w:val="24"/>
           <w:szCs w:val="24"/>
         </w:rPr>
-        <w:t xml:space="preserve">{lokasi_kegiatan} </w:t>
+        <w:t>{</w:t>
+      </w:r>
+      <w:proofErr w:type="spellStart"/>
+      <w:r>
+        <w:rPr>
+          <w:rFonts w:ascii="Arial" w:hAnsi="Arial" w:cs="Arial"/>
+          <w:sz w:val="24"/>
+          <w:szCs w:val="24"/>
+        </w:rPr>
+        <w:t>lokasi_kegiatan</w:t>
+      </w:r>
+      <w:proofErr w:type="spellEnd"/>
+      <w:r>
+        <w:rPr>
+          <w:rFonts w:ascii="Arial" w:hAnsi="Arial" w:cs="Arial"/>
+          <w:sz w:val="24"/>
+          <w:szCs w:val="24"/>
+        </w:rPr>
+        <w:t xml:space="preserve">} </w:t>
       </w:r>
       <w:r>
         <w:rPr>
@@ -1097,7 +1707,61 @@
           <w:sz w:val="24"/>
           <w:szCs w:val="24"/>
         </w:rPr>
-        <w:t xml:space="preserve">{nama_pemrakarsa} </w:t>
+        <w:t>{</w:t>
+      </w:r>
+      <w:proofErr w:type="spellStart"/>
+      <w:r>
+        <w:rPr>
+          <w:rFonts w:ascii="Arial" w:hAnsi="Arial" w:cs="Arial"/>
+          <w:sz w:val="24"/>
+          <w:szCs w:val="24"/>
+        </w:rPr>
+        <w:t>nama_pemrakarsa</w:t>
+      </w:r>
+      <w:proofErr w:type="spellEnd"/>
+      <w:r>
+        <w:rPr>
+          <w:rFonts w:ascii="Arial" w:hAnsi="Arial" w:cs="Arial"/>
+          <w:sz w:val="24"/>
+          <w:szCs w:val="24"/>
+        </w:rPr>
+        <w:t xml:space="preserve">} </w:t>
+      </w:r>
+      <w:proofErr w:type="spellStart"/>
+      <w:r>
+        <w:rPr>
+          <w:rFonts w:ascii="Arial" w:hAnsi="Arial" w:cs="Arial"/>
+          <w:sz w:val="24"/>
+          <w:szCs w:val="24"/>
+        </w:rPr>
+        <w:t>selaku</w:t>
+      </w:r>
+      <w:proofErr w:type="spellEnd"/>
+      <w:r>
+        <w:rPr>
+          <w:rFonts w:ascii="Arial" w:hAnsi="Arial" w:cs="Arial"/>
+          <w:sz w:val="24"/>
+          <w:szCs w:val="24"/>
+        </w:rPr>
+        <w:t xml:space="preserve"> </w:t>
+      </w:r>
+      <w:proofErr w:type="spellStart"/>
+      <w:r>
+        <w:rPr>
+          <w:rFonts w:ascii="Arial" w:hAnsi="Arial" w:cs="Arial"/>
+          <w:sz w:val="24"/>
+          <w:szCs w:val="24"/>
+        </w:rPr>
+        <w:t>Pemilik</w:t>
+      </w:r>
+      <w:proofErr w:type="spellEnd"/>
+      <w:r>
+        <w:rPr>
+          <w:rFonts w:ascii="Arial" w:hAnsi="Arial" w:cs="Arial"/>
+          <w:sz w:val="24"/>
+          <w:szCs w:val="24"/>
+        </w:rPr>
+        <w:t xml:space="preserve"> Usaha</w:t>
       </w:r>
       <w:r>
         <w:rPr>
@@ -1105,16 +1769,64 @@
           <w:sz w:val="24"/>
           <w:szCs w:val="24"/>
         </w:rPr>
-        <w:t>selaku Pemilik Usaha</w:t>
+        <w:t xml:space="preserve"> </w:t>
       </w:r>
+      <w:proofErr w:type="spellStart"/>
       <w:r>
         <w:rPr>
           <w:rFonts w:ascii="Arial" w:hAnsi="Arial" w:cs="Arial"/>
           <w:sz w:val="24"/>
           <w:szCs w:val="24"/>
         </w:rPr>
-        <w:t xml:space="preserve"> hasil sebagai berikut :</w:t>
+        <w:t>hasil</w:t>
       </w:r>
+      <w:proofErr w:type="spellEnd"/>
+      <w:r>
+        <w:rPr>
+          <w:rFonts w:ascii="Arial" w:hAnsi="Arial" w:cs="Arial"/>
+          <w:sz w:val="24"/>
+          <w:szCs w:val="24"/>
+        </w:rPr>
+        <w:t xml:space="preserve"> </w:t>
+      </w:r>
+      <w:proofErr w:type="spellStart"/>
+      <w:r>
+        <w:rPr>
+          <w:rFonts w:ascii="Arial" w:hAnsi="Arial" w:cs="Arial"/>
+          <w:sz w:val="24"/>
+          <w:szCs w:val="24"/>
+        </w:rPr>
+        <w:t>sebagai</w:t>
+      </w:r>
+      <w:proofErr w:type="spellEnd"/>
+      <w:r>
+        <w:rPr>
+          <w:rFonts w:ascii="Arial" w:hAnsi="Arial" w:cs="Arial"/>
+          <w:sz w:val="24"/>
+          <w:szCs w:val="24"/>
+        </w:rPr>
+        <w:t xml:space="preserve"> </w:t>
+      </w:r>
+      <w:proofErr w:type="spellStart"/>
+      <w:proofErr w:type="gramStart"/>
+      <w:r>
+        <w:rPr>
+          <w:rFonts w:ascii="Arial" w:hAnsi="Arial" w:cs="Arial"/>
+          <w:sz w:val="24"/>
+          <w:szCs w:val="24"/>
+        </w:rPr>
+        <w:t>berikut</w:t>
+      </w:r>
+      <w:proofErr w:type="spellEnd"/>
+      <w:r>
+        <w:rPr>
+          <w:rFonts w:ascii="Arial" w:hAnsi="Arial" w:cs="Arial"/>
+          <w:sz w:val="24"/>
+          <w:szCs w:val="24"/>
+        </w:rPr>
+        <w:t xml:space="preserve"> :</w:t>
+      </w:r>
+      <w:proofErr w:type="gramEnd"/>
     </w:p>
     <w:tbl>
       <w:tblPr>
@@ -1261,6 +1973,7 @@
                 <w14:ligatures w14:val="none"/>
               </w:rPr>
             </w:pPr>
+            <w:proofErr w:type="spellStart"/>
             <w:r>
               <w:rPr>
                 <w:rFonts w:ascii="Arial" w:eastAsia="Times New Roman" w:hAnsi="Arial" w:cs="Arial"/>
@@ -1271,8 +1984,35 @@
                 <w:szCs w:val="20"/>
                 <w14:ligatures w14:val="none"/>
               </w:rPr>
-              <w:t>Kelengkapan Administrasi</w:t>
-            </w:r>
+              <w:t>Kelengkapan</w:t>
+            </w:r>
+            <w:proofErr w:type="spellEnd"/>
+            <w:r>
+              <w:rPr>
+                <w:rFonts w:ascii="Arial" w:eastAsia="Times New Roman" w:hAnsi="Arial" w:cs="Arial"/>
+                <w:b/>
+                <w:bCs/>
+                <w:kern w:val="0"/>
+                <w:sz w:val="20"/>
+                <w:szCs w:val="20"/>
+                <w14:ligatures w14:val="none"/>
+              </w:rPr>
+              <w:t xml:space="preserve"> </w:t>
+            </w:r>
+            <w:proofErr w:type="spellStart"/>
+            <w:r>
+              <w:rPr>
+                <w:rFonts w:ascii="Arial" w:eastAsia="Times New Roman" w:hAnsi="Arial" w:cs="Arial"/>
+                <w:b/>
+                <w:bCs/>
+                <w:kern w:val="0"/>
+                <w:sz w:val="20"/>
+                <w:szCs w:val="20"/>
+                <w14:ligatures w14:val="none"/>
+              </w:rPr>
+              <w:t>Administrasi</w:t>
+            </w:r>
+            <w:proofErr w:type="spellEnd"/>
           </w:p>
         </w:tc>
         <w:tc>
@@ -1342,6 +2082,7 @@
                 <w14:ligatures w14:val="none"/>
               </w:rPr>
             </w:pPr>
+            <w:proofErr w:type="spellStart"/>
             <w:r>
               <w:rPr>
                 <w:rFonts w:ascii="Arial" w:eastAsia="Times New Roman" w:hAnsi="Arial" w:cs="Arial"/>
@@ -1352,7 +2093,20 @@
                 <w:szCs w:val="20"/>
                 <w14:ligatures w14:val="none"/>
               </w:rPr>
-              <w:t>Tidak Ada</w:t>
+              <w:t>Tidak</w:t>
+            </w:r>
+            <w:proofErr w:type="spellEnd"/>
+            <w:r>
+              <w:rPr>
+                <w:rFonts w:ascii="Arial" w:eastAsia="Times New Roman" w:hAnsi="Arial" w:cs="Arial"/>
+                <w:b/>
+                <w:bCs/>
+                <w:kern w:val="0"/>
+                <w:sz w:val="20"/>
+                <w:szCs w:val="20"/>
+                <w14:ligatures w14:val="none"/>
+              </w:rPr>
+              <w:t xml:space="preserve"> Ada</w:t>
             </w:r>
           </w:p>
         </w:tc>
@@ -1382,6 +2136,7 @@
                 <w14:ligatures w14:val="none"/>
               </w:rPr>
             </w:pPr>
+            <w:proofErr w:type="spellStart"/>
             <w:r>
               <w:rPr>
                 <w:rFonts w:ascii="Arial" w:eastAsia="Times New Roman" w:hAnsi="Arial" w:cs="Arial"/>
@@ -1394,6 +2149,7 @@
               </w:rPr>
               <w:t>Sesuai</w:t>
             </w:r>
+            <w:proofErr w:type="spellEnd"/>
           </w:p>
         </w:tc>
         <w:tc>
@@ -1422,6 +2178,7 @@
                 <w14:ligatures w14:val="none"/>
               </w:rPr>
             </w:pPr>
+            <w:proofErr w:type="spellStart"/>
             <w:r>
               <w:rPr>
                 <w:rFonts w:ascii="Arial" w:eastAsia="Times New Roman" w:hAnsi="Arial" w:cs="Arial"/>
@@ -1432,8 +2189,35 @@
                 <w:szCs w:val="20"/>
                 <w14:ligatures w14:val="none"/>
               </w:rPr>
-              <w:t>Tidak Sesuai</w:t>
-            </w:r>
+              <w:t>Tidak</w:t>
+            </w:r>
+            <w:proofErr w:type="spellEnd"/>
+            <w:r>
+              <w:rPr>
+                <w:rFonts w:ascii="Arial" w:eastAsia="Times New Roman" w:hAnsi="Arial" w:cs="Arial"/>
+                <w:b/>
+                <w:bCs/>
+                <w:kern w:val="0"/>
+                <w:sz w:val="20"/>
+                <w:szCs w:val="20"/>
+                <w14:ligatures w14:val="none"/>
+              </w:rPr>
+              <w:t xml:space="preserve"> </w:t>
+            </w:r>
+            <w:proofErr w:type="spellStart"/>
+            <w:r>
+              <w:rPr>
+                <w:rFonts w:ascii="Arial" w:eastAsia="Times New Roman" w:hAnsi="Arial" w:cs="Arial"/>
+                <w:b/>
+                <w:bCs/>
+                <w:kern w:val="0"/>
+                <w:sz w:val="20"/>
+                <w:szCs w:val="20"/>
+                <w14:ligatures w14:val="none"/>
+              </w:rPr>
+              <w:t>Sesuai</w:t>
+            </w:r>
+            <w:proofErr w:type="spellEnd"/>
           </w:p>
         </w:tc>
         <w:tc>
@@ -1462,6 +2246,7 @@
                 <w14:ligatures w14:val="none"/>
               </w:rPr>
             </w:pPr>
+            <w:proofErr w:type="spellStart"/>
             <w:r>
               <w:rPr>
                 <w:rFonts w:ascii="Arial" w:eastAsia="Times New Roman" w:hAnsi="Arial" w:cs="Arial"/>
@@ -1474,6 +2259,7 @@
               </w:rPr>
               <w:t>Keterangan</w:t>
             </w:r>
+            <w:proofErr w:type="spellEnd"/>
           </w:p>
         </w:tc>
       </w:tr>
@@ -1554,7 +2340,73 @@
                 <w:szCs w:val="20"/>
                 <w14:ligatures w14:val="none"/>
               </w:rPr>
-              <w:t>Surat Permohonan Pemeriksaan Dokumen UKL-UPL / SPPL</w:t>
+              <w:t xml:space="preserve">Surat </w:t>
+            </w:r>
+            <w:proofErr w:type="spellStart"/>
+            <w:r>
+              <w:rPr>
+                <w:rFonts w:ascii="Arial" w:eastAsia="Times New Roman" w:hAnsi="Arial" w:cs="Arial"/>
+                <w:kern w:val="0"/>
+                <w:sz w:val="20"/>
+                <w:szCs w:val="20"/>
+                <w14:ligatures w14:val="none"/>
+              </w:rPr>
+              <w:t>Permohonan</w:t>
+            </w:r>
+            <w:proofErr w:type="spellEnd"/>
+            <w:r>
+              <w:rPr>
+                <w:rFonts w:ascii="Arial" w:eastAsia="Times New Roman" w:hAnsi="Arial" w:cs="Arial"/>
+                <w:kern w:val="0"/>
+                <w:sz w:val="20"/>
+                <w:szCs w:val="20"/>
+                <w14:ligatures w14:val="none"/>
+              </w:rPr>
+              <w:t xml:space="preserve"> </w:t>
+            </w:r>
+            <w:proofErr w:type="spellStart"/>
+            <w:r>
+              <w:rPr>
+                <w:rFonts w:ascii="Arial" w:eastAsia="Times New Roman" w:hAnsi="Arial" w:cs="Arial"/>
+                <w:kern w:val="0"/>
+                <w:sz w:val="20"/>
+                <w:szCs w:val="20"/>
+                <w14:ligatures w14:val="none"/>
+              </w:rPr>
+              <w:t>Pemeriksaan</w:t>
+            </w:r>
+            <w:proofErr w:type="spellEnd"/>
+            <w:r>
+              <w:rPr>
+                <w:rFonts w:ascii="Arial" w:eastAsia="Times New Roman" w:hAnsi="Arial" w:cs="Arial"/>
+                <w:kern w:val="0"/>
+                <w:sz w:val="20"/>
+                <w:szCs w:val="20"/>
+                <w14:ligatures w14:val="none"/>
+              </w:rPr>
+              <w:t xml:space="preserve"> </w:t>
+            </w:r>
+            <w:proofErr w:type="spellStart"/>
+            <w:r>
+              <w:rPr>
+                <w:rFonts w:ascii="Arial" w:eastAsia="Times New Roman" w:hAnsi="Arial" w:cs="Arial"/>
+                <w:kern w:val="0"/>
+                <w:sz w:val="20"/>
+                <w:szCs w:val="20"/>
+                <w14:ligatures w14:val="none"/>
+              </w:rPr>
+              <w:t>Dokumen</w:t>
+            </w:r>
+            <w:proofErr w:type="spellEnd"/>
+            <w:r>
+              <w:rPr>
+                <w:rFonts w:ascii="Arial" w:eastAsia="Times New Roman" w:hAnsi="Arial" w:cs="Arial"/>
+                <w:kern w:val="0"/>
+                <w:sz w:val="20"/>
+                <w:szCs w:val="20"/>
+                <w14:ligatures w14:val="none"/>
+              </w:rPr>
+              <w:t xml:space="preserve"> UKL-UPL / SPPL</w:t>
             </w:r>
           </w:p>
         </w:tc>
@@ -1807,15 +2659,115 @@
                 <w14:ligatures w14:val="none"/>
               </w:rPr>
             </w:pPr>
-            <w:r>
-              <w:rPr>
-                <w:rFonts w:ascii="Arial" w:eastAsia="Times New Roman" w:hAnsi="Arial" w:cs="Arial"/>
-                <w:kern w:val="0"/>
-                <w:sz w:val="20"/>
-                <w:szCs w:val="20"/>
-                <w14:ligatures w14:val="none"/>
-              </w:rPr>
-              <w:t>Pernyataan Pengelolaan dan Pemantauan Lingkungan (Bermaterai)</w:t>
+            <w:proofErr w:type="spellStart"/>
+            <w:r>
+              <w:rPr>
+                <w:rFonts w:ascii="Arial" w:eastAsia="Times New Roman" w:hAnsi="Arial" w:cs="Arial"/>
+                <w:kern w:val="0"/>
+                <w:sz w:val="20"/>
+                <w:szCs w:val="20"/>
+                <w14:ligatures w14:val="none"/>
+              </w:rPr>
+              <w:t>Pernyataan</w:t>
+            </w:r>
+            <w:proofErr w:type="spellEnd"/>
+            <w:r>
+              <w:rPr>
+                <w:rFonts w:ascii="Arial" w:eastAsia="Times New Roman" w:hAnsi="Arial" w:cs="Arial"/>
+                <w:kern w:val="0"/>
+                <w:sz w:val="20"/>
+                <w:szCs w:val="20"/>
+                <w14:ligatures w14:val="none"/>
+              </w:rPr>
+              <w:t xml:space="preserve"> </w:t>
+            </w:r>
+            <w:proofErr w:type="spellStart"/>
+            <w:r>
+              <w:rPr>
+                <w:rFonts w:ascii="Arial" w:eastAsia="Times New Roman" w:hAnsi="Arial" w:cs="Arial"/>
+                <w:kern w:val="0"/>
+                <w:sz w:val="20"/>
+                <w:szCs w:val="20"/>
+                <w14:ligatures w14:val="none"/>
+              </w:rPr>
+              <w:t>Pengelolaan</w:t>
+            </w:r>
+            <w:proofErr w:type="spellEnd"/>
+            <w:r>
+              <w:rPr>
+                <w:rFonts w:ascii="Arial" w:eastAsia="Times New Roman" w:hAnsi="Arial" w:cs="Arial"/>
+                <w:kern w:val="0"/>
+                <w:sz w:val="20"/>
+                <w:szCs w:val="20"/>
+                <w14:ligatures w14:val="none"/>
+              </w:rPr>
+              <w:t xml:space="preserve"> dan </w:t>
+            </w:r>
+            <w:proofErr w:type="spellStart"/>
+            <w:r>
+              <w:rPr>
+                <w:rFonts w:ascii="Arial" w:eastAsia="Times New Roman" w:hAnsi="Arial" w:cs="Arial"/>
+                <w:kern w:val="0"/>
+                <w:sz w:val="20"/>
+                <w:szCs w:val="20"/>
+                <w14:ligatures w14:val="none"/>
+              </w:rPr>
+              <w:t>Pemantauan</w:t>
+            </w:r>
+            <w:proofErr w:type="spellEnd"/>
+            <w:r>
+              <w:rPr>
+                <w:rFonts w:ascii="Arial" w:eastAsia="Times New Roman" w:hAnsi="Arial" w:cs="Arial"/>
+                <w:kern w:val="0"/>
+                <w:sz w:val="20"/>
+                <w:szCs w:val="20"/>
+                <w14:ligatures w14:val="none"/>
+              </w:rPr>
+              <w:t xml:space="preserve"> </w:t>
+            </w:r>
+            <w:proofErr w:type="spellStart"/>
+            <w:r>
+              <w:rPr>
+                <w:rFonts w:ascii="Arial" w:eastAsia="Times New Roman" w:hAnsi="Arial" w:cs="Arial"/>
+                <w:kern w:val="0"/>
+                <w:sz w:val="20"/>
+                <w:szCs w:val="20"/>
+                <w14:ligatures w14:val="none"/>
+              </w:rPr>
+              <w:t>Lingkungan</w:t>
+            </w:r>
+            <w:proofErr w:type="spellEnd"/>
+            <w:r>
+              <w:rPr>
+                <w:rFonts w:ascii="Arial" w:eastAsia="Times New Roman" w:hAnsi="Arial" w:cs="Arial"/>
+                <w:kern w:val="0"/>
+                <w:sz w:val="20"/>
+                <w:szCs w:val="20"/>
+                <w14:ligatures w14:val="none"/>
+              </w:rPr>
+              <w:t xml:space="preserve"> (</w:t>
+            </w:r>
+            <w:proofErr w:type="spellStart"/>
+            <w:r>
+              <w:rPr>
+                <w:rFonts w:ascii="Arial" w:eastAsia="Times New Roman" w:hAnsi="Arial" w:cs="Arial"/>
+                <w:kern w:val="0"/>
+                <w:sz w:val="20"/>
+                <w:szCs w:val="20"/>
+                <w14:ligatures w14:val="none"/>
+              </w:rPr>
+              <w:t>Bermaterai</w:t>
+            </w:r>
+            <w:proofErr w:type="spellEnd"/>
+            <w:r>
+              <w:rPr>
+                <w:rFonts w:ascii="Arial" w:eastAsia="Times New Roman" w:hAnsi="Arial" w:cs="Arial"/>
+                <w:kern w:val="0"/>
+                <w:sz w:val="20"/>
+                <w:szCs w:val="20"/>
+                <w14:ligatures w14:val="none"/>
+              </w:rPr>
+              <w:t>)</w:t>
             </w:r>
           </w:p>
         </w:tc>
@@ -2068,16 +3020,40 @@
                 <w14:ligatures w14:val="none"/>
               </w:rPr>
             </w:pPr>
-            <w:r>
-              <w:rPr>
-                <w:rFonts w:ascii="Arial" w:eastAsia="Times New Roman" w:hAnsi="Arial" w:cs="Arial"/>
-                <w:kern w:val="0"/>
-                <w:sz w:val="20"/>
-                <w:szCs w:val="20"/>
-                <w14:ligatures w14:val="none"/>
-              </w:rPr>
-              <w:t>Dokumen Lingkungan</w:t>
-            </w:r>
+            <w:proofErr w:type="spellStart"/>
+            <w:r>
+              <w:rPr>
+                <w:rFonts w:ascii="Arial" w:eastAsia="Times New Roman" w:hAnsi="Arial" w:cs="Arial"/>
+                <w:kern w:val="0"/>
+                <w:sz w:val="20"/>
+                <w:szCs w:val="20"/>
+                <w14:ligatures w14:val="none"/>
+              </w:rPr>
+              <w:t>Dokumen</w:t>
+            </w:r>
+            <w:proofErr w:type="spellEnd"/>
+            <w:r>
+              <w:rPr>
+                <w:rFonts w:ascii="Arial" w:eastAsia="Times New Roman" w:hAnsi="Arial" w:cs="Arial"/>
+                <w:kern w:val="0"/>
+                <w:sz w:val="20"/>
+                <w:szCs w:val="20"/>
+                <w14:ligatures w14:val="none"/>
+              </w:rPr>
+              <w:t xml:space="preserve"> </w:t>
+            </w:r>
+            <w:proofErr w:type="spellStart"/>
+            <w:r>
+              <w:rPr>
+                <w:rFonts w:ascii="Arial" w:eastAsia="Times New Roman" w:hAnsi="Arial" w:cs="Arial"/>
+                <w:kern w:val="0"/>
+                <w:sz w:val="20"/>
+                <w:szCs w:val="20"/>
+                <w14:ligatures w14:val="none"/>
+              </w:rPr>
+              <w:t>Lingkungan</w:t>
+            </w:r>
+            <w:proofErr w:type="spellEnd"/>
           </w:p>
         </w:tc>
         <w:tc>
@@ -2337,8 +3313,42 @@
                 <w:szCs w:val="20"/>
                 <w14:ligatures w14:val="none"/>
               </w:rPr>
-              <w:t>Peta Tapak Proyek</w:t>
-            </w:r>
+              <w:t xml:space="preserve">Peta </w:t>
+            </w:r>
+            <w:proofErr w:type="spellStart"/>
+            <w:r>
+              <w:rPr>
+                <w:rFonts w:ascii="Arial" w:eastAsia="Times New Roman" w:hAnsi="Arial" w:cs="Arial"/>
+                <w:kern w:val="0"/>
+                <w:sz w:val="20"/>
+                <w:szCs w:val="20"/>
+                <w14:ligatures w14:val="none"/>
+              </w:rPr>
+              <w:t>Tapak</w:t>
+            </w:r>
+            <w:proofErr w:type="spellEnd"/>
+            <w:r>
+              <w:rPr>
+                <w:rFonts w:ascii="Arial" w:eastAsia="Times New Roman" w:hAnsi="Arial" w:cs="Arial"/>
+                <w:kern w:val="0"/>
+                <w:sz w:val="20"/>
+                <w:szCs w:val="20"/>
+                <w14:ligatures w14:val="none"/>
+              </w:rPr>
+              <w:t xml:space="preserve"> </w:t>
+            </w:r>
+            <w:proofErr w:type="spellStart"/>
+            <w:r>
+              <w:rPr>
+                <w:rFonts w:ascii="Arial" w:eastAsia="Times New Roman" w:hAnsi="Arial" w:cs="Arial"/>
+                <w:kern w:val="0"/>
+                <w:sz w:val="20"/>
+                <w:szCs w:val="20"/>
+                <w14:ligatures w14:val="none"/>
+              </w:rPr>
+              <w:t>Proyek</w:t>
+            </w:r>
+            <w:proofErr w:type="spellEnd"/>
           </w:p>
         </w:tc>
         <w:tc>
@@ -2608,8 +3618,20 @@
                 <w:szCs w:val="20"/>
                 <w14:ligatures w14:val="none"/>
               </w:rPr>
-              <w:t>Peta Pengelolaan</w:t>
-            </w:r>
+              <w:t xml:space="preserve">Peta </w:t>
+            </w:r>
+            <w:proofErr w:type="spellStart"/>
+            <w:r>
+              <w:rPr>
+                <w:rFonts w:ascii="Arial" w:eastAsia="Times New Roman" w:hAnsi="Arial" w:cs="Arial"/>
+                <w:kern w:val="0"/>
+                <w:sz w:val="20"/>
+                <w:szCs w:val="20"/>
+                <w14:ligatures w14:val="none"/>
+              </w:rPr>
+              <w:t>Pengelolaan</w:t>
+            </w:r>
+            <w:proofErr w:type="spellEnd"/>
             <w:r>
               <w:rPr>
                 <w:rFonts w:ascii="Arial" w:eastAsia="Times New Roman" w:hAnsi="Arial" w:cs="Arial"/>
@@ -2620,16 +3642,40 @@
               </w:rPr>
               <w:t xml:space="preserve"> dan </w:t>
             </w:r>
-            <w:r>
-              <w:rPr>
-                <w:rFonts w:ascii="Arial" w:eastAsia="Times New Roman" w:hAnsi="Arial" w:cs="Arial"/>
-                <w:kern w:val="0"/>
-                <w:sz w:val="20"/>
-                <w:szCs w:val="20"/>
-                <w14:ligatures w14:val="none"/>
-              </w:rPr>
-              <w:t>Pemantauan Lingkungan</w:t>
-            </w:r>
+            <w:proofErr w:type="spellStart"/>
+            <w:r>
+              <w:rPr>
+                <w:rFonts w:ascii="Arial" w:eastAsia="Times New Roman" w:hAnsi="Arial" w:cs="Arial"/>
+                <w:kern w:val="0"/>
+                <w:sz w:val="20"/>
+                <w:szCs w:val="20"/>
+                <w14:ligatures w14:val="none"/>
+              </w:rPr>
+              <w:t>Pemantauan</w:t>
+            </w:r>
+            <w:proofErr w:type="spellEnd"/>
+            <w:r>
+              <w:rPr>
+                <w:rFonts w:ascii="Arial" w:eastAsia="Times New Roman" w:hAnsi="Arial" w:cs="Arial"/>
+                <w:kern w:val="0"/>
+                <w:sz w:val="20"/>
+                <w:szCs w:val="20"/>
+                <w14:ligatures w14:val="none"/>
+              </w:rPr>
+              <w:t xml:space="preserve"> </w:t>
+            </w:r>
+            <w:proofErr w:type="spellStart"/>
+            <w:r>
+              <w:rPr>
+                <w:rFonts w:ascii="Arial" w:eastAsia="Times New Roman" w:hAnsi="Arial" w:cs="Arial"/>
+                <w:kern w:val="0"/>
+                <w:sz w:val="20"/>
+                <w:szCs w:val="20"/>
+                <w14:ligatures w14:val="none"/>
+              </w:rPr>
+              <w:t>Lingkungan</w:t>
+            </w:r>
+            <w:proofErr w:type="spellEnd"/>
           </w:p>
         </w:tc>
         <w:tc>
@@ -2891,15 +3937,27 @@
               </w:rPr>
               <w:t xml:space="preserve">Peta </w:t>
             </w:r>
-            <w:r>
-              <w:rPr>
-                <w:rFonts w:ascii="Arial" w:eastAsia="Times New Roman" w:hAnsi="Arial" w:cs="Arial"/>
-                <w:kern w:val="0"/>
-                <w:sz w:val="20"/>
-                <w:szCs w:val="20"/>
-                <w14:ligatures w14:val="none"/>
-              </w:rPr>
-              <w:t>Siteplan di A3</w:t>
+            <w:proofErr w:type="spellStart"/>
+            <w:r>
+              <w:rPr>
+                <w:rFonts w:ascii="Arial" w:eastAsia="Times New Roman" w:hAnsi="Arial" w:cs="Arial"/>
+                <w:kern w:val="0"/>
+                <w:sz w:val="20"/>
+                <w:szCs w:val="20"/>
+                <w14:ligatures w14:val="none"/>
+              </w:rPr>
+              <w:t>Siteplan</w:t>
+            </w:r>
+            <w:proofErr w:type="spellEnd"/>
+            <w:r>
+              <w:rPr>
+                <w:rFonts w:ascii="Arial" w:eastAsia="Times New Roman" w:hAnsi="Arial" w:cs="Arial"/>
+                <w:kern w:val="0"/>
+                <w:sz w:val="20"/>
+                <w:szCs w:val="20"/>
+                <w14:ligatures w14:val="none"/>
+              </w:rPr>
+              <w:t xml:space="preserve"> di A3</w:t>
             </w:r>
           </w:p>
         </w:tc>
@@ -3671,15 +4729,71 @@
                 <w14:ligatures w14:val="none"/>
               </w:rPr>
             </w:pPr>
-            <w:r>
-              <w:rPr>
-                <w:rFonts w:ascii="Arial" w:eastAsia="Times New Roman" w:hAnsi="Arial" w:cs="Arial"/>
-                <w:kern w:val="0"/>
-                <w:sz w:val="20"/>
-                <w:szCs w:val="20"/>
-                <w14:ligatures w14:val="none"/>
-              </w:rPr>
-              <w:t>Fotocopy Status Lahan (Sertifikat)</w:t>
+            <w:proofErr w:type="spellStart"/>
+            <w:r>
+              <w:rPr>
+                <w:rFonts w:ascii="Arial" w:eastAsia="Times New Roman" w:hAnsi="Arial" w:cs="Arial"/>
+                <w:kern w:val="0"/>
+                <w:sz w:val="20"/>
+                <w:szCs w:val="20"/>
+                <w14:ligatures w14:val="none"/>
+              </w:rPr>
+              <w:t>Fotocopy</w:t>
+            </w:r>
+            <w:proofErr w:type="spellEnd"/>
+            <w:r>
+              <w:rPr>
+                <w:rFonts w:ascii="Arial" w:eastAsia="Times New Roman" w:hAnsi="Arial" w:cs="Arial"/>
+                <w:kern w:val="0"/>
+                <w:sz w:val="20"/>
+                <w:szCs w:val="20"/>
+                <w14:ligatures w14:val="none"/>
+              </w:rPr>
+              <w:t xml:space="preserve"> Status </w:t>
+            </w:r>
+            <w:proofErr w:type="spellStart"/>
+            <w:r>
+              <w:rPr>
+                <w:rFonts w:ascii="Arial" w:eastAsia="Times New Roman" w:hAnsi="Arial" w:cs="Arial"/>
+                <w:kern w:val="0"/>
+                <w:sz w:val="20"/>
+                <w:szCs w:val="20"/>
+                <w14:ligatures w14:val="none"/>
+              </w:rPr>
+              <w:t>Lahan</w:t>
+            </w:r>
+            <w:proofErr w:type="spellEnd"/>
+            <w:r>
+              <w:rPr>
+                <w:rFonts w:ascii="Arial" w:eastAsia="Times New Roman" w:hAnsi="Arial" w:cs="Arial"/>
+                <w:kern w:val="0"/>
+                <w:sz w:val="20"/>
+                <w:szCs w:val="20"/>
+                <w14:ligatures w14:val="none"/>
+              </w:rPr>
+              <w:t xml:space="preserve"> (</w:t>
+            </w:r>
+            <w:proofErr w:type="spellStart"/>
+            <w:r>
+              <w:rPr>
+                <w:rFonts w:ascii="Arial" w:eastAsia="Times New Roman" w:hAnsi="Arial" w:cs="Arial"/>
+                <w:kern w:val="0"/>
+                <w:sz w:val="20"/>
+                <w:szCs w:val="20"/>
+                <w14:ligatures w14:val="none"/>
+              </w:rPr>
+              <w:t>Sertifikat</w:t>
+            </w:r>
+            <w:proofErr w:type="spellEnd"/>
+            <w:r>
+              <w:rPr>
+                <w:rFonts w:ascii="Arial" w:eastAsia="Times New Roman" w:hAnsi="Arial" w:cs="Arial"/>
+                <w:kern w:val="0"/>
+                <w:sz w:val="20"/>
+                <w:szCs w:val="20"/>
+                <w14:ligatures w14:val="none"/>
+              </w:rPr>
+              <w:t>)</w:t>
             </w:r>
           </w:p>
         </w:tc>
@@ -3931,15 +5045,71 @@
                 <w14:ligatures w14:val="none"/>
               </w:rPr>
             </w:pPr>
-            <w:r>
-              <w:rPr>
-                <w:rFonts w:ascii="Arial" w:eastAsia="Times New Roman" w:hAnsi="Arial" w:cs="Arial"/>
-                <w:kern w:val="0"/>
-                <w:sz w:val="20"/>
-                <w:szCs w:val="20"/>
-                <w14:ligatures w14:val="none"/>
-              </w:rPr>
-              <w:t xml:space="preserve">Fotocopy KTP Penanggungjawab Kegiatan </w:t>
+            <w:proofErr w:type="spellStart"/>
+            <w:r>
+              <w:rPr>
+                <w:rFonts w:ascii="Arial" w:eastAsia="Times New Roman" w:hAnsi="Arial" w:cs="Arial"/>
+                <w:kern w:val="0"/>
+                <w:sz w:val="20"/>
+                <w:szCs w:val="20"/>
+                <w14:ligatures w14:val="none"/>
+              </w:rPr>
+              <w:t>Fotocopy</w:t>
+            </w:r>
+            <w:proofErr w:type="spellEnd"/>
+            <w:r>
+              <w:rPr>
+                <w:rFonts w:ascii="Arial" w:eastAsia="Times New Roman" w:hAnsi="Arial" w:cs="Arial"/>
+                <w:kern w:val="0"/>
+                <w:sz w:val="20"/>
+                <w:szCs w:val="20"/>
+                <w14:ligatures w14:val="none"/>
+              </w:rPr>
+              <w:t xml:space="preserve"> KTP </w:t>
+            </w:r>
+            <w:proofErr w:type="spellStart"/>
+            <w:r>
+              <w:rPr>
+                <w:rFonts w:ascii="Arial" w:eastAsia="Times New Roman" w:hAnsi="Arial" w:cs="Arial"/>
+                <w:kern w:val="0"/>
+                <w:sz w:val="20"/>
+                <w:szCs w:val="20"/>
+                <w14:ligatures w14:val="none"/>
+              </w:rPr>
+              <w:t>Penanggungjawab</w:t>
+            </w:r>
+            <w:proofErr w:type="spellEnd"/>
+            <w:r>
+              <w:rPr>
+                <w:rFonts w:ascii="Arial" w:eastAsia="Times New Roman" w:hAnsi="Arial" w:cs="Arial"/>
+                <w:kern w:val="0"/>
+                <w:sz w:val="20"/>
+                <w:szCs w:val="20"/>
+                <w14:ligatures w14:val="none"/>
+              </w:rPr>
+              <w:t xml:space="preserve"> </w:t>
+            </w:r>
+            <w:proofErr w:type="spellStart"/>
+            <w:r>
+              <w:rPr>
+                <w:rFonts w:ascii="Arial" w:eastAsia="Times New Roman" w:hAnsi="Arial" w:cs="Arial"/>
+                <w:kern w:val="0"/>
+                <w:sz w:val="20"/>
+                <w:szCs w:val="20"/>
+                <w14:ligatures w14:val="none"/>
+              </w:rPr>
+              <w:t>Kegiatan</w:t>
+            </w:r>
+            <w:proofErr w:type="spellEnd"/>
+            <w:r>
+              <w:rPr>
+                <w:rFonts w:ascii="Arial" w:eastAsia="Times New Roman" w:hAnsi="Arial" w:cs="Arial"/>
+                <w:kern w:val="0"/>
+                <w:sz w:val="20"/>
+                <w:szCs w:val="20"/>
+                <w14:ligatures w14:val="none"/>
+              </w:rPr>
+              <w:t xml:space="preserve"> </w:t>
             </w:r>
           </w:p>
         </w:tc>
@@ -4199,8 +5369,152 @@
                 <w:szCs w:val="20"/>
                 <w14:ligatures w14:val="none"/>
               </w:rPr>
-              <w:t>Foto Eksisting Lokasi Rencana Kegiatan Disertai dengan Titik Koordinat</w:t>
-            </w:r>
+              <w:t xml:space="preserve">Foto </w:t>
+            </w:r>
+            <w:proofErr w:type="spellStart"/>
+            <w:r>
+              <w:rPr>
+                <w:rFonts w:ascii="Arial" w:eastAsia="Times New Roman" w:hAnsi="Arial" w:cs="Arial"/>
+                <w:kern w:val="0"/>
+                <w:sz w:val="20"/>
+                <w:szCs w:val="20"/>
+                <w14:ligatures w14:val="none"/>
+              </w:rPr>
+              <w:t>Eksisting</w:t>
+            </w:r>
+            <w:proofErr w:type="spellEnd"/>
+            <w:r>
+              <w:rPr>
+                <w:rFonts w:ascii="Arial" w:eastAsia="Times New Roman" w:hAnsi="Arial" w:cs="Arial"/>
+                <w:kern w:val="0"/>
+                <w:sz w:val="20"/>
+                <w:szCs w:val="20"/>
+                <w14:ligatures w14:val="none"/>
+              </w:rPr>
+              <w:t xml:space="preserve"> Lokasi </w:t>
+            </w:r>
+            <w:proofErr w:type="spellStart"/>
+            <w:r>
+              <w:rPr>
+                <w:rFonts w:ascii="Arial" w:eastAsia="Times New Roman" w:hAnsi="Arial" w:cs="Arial"/>
+                <w:kern w:val="0"/>
+                <w:sz w:val="20"/>
+                <w:szCs w:val="20"/>
+                <w14:ligatures w14:val="none"/>
+              </w:rPr>
+              <w:t>Rencana</w:t>
+            </w:r>
+            <w:proofErr w:type="spellEnd"/>
+            <w:r>
+              <w:rPr>
+                <w:rFonts w:ascii="Arial" w:eastAsia="Times New Roman" w:hAnsi="Arial" w:cs="Arial"/>
+                <w:kern w:val="0"/>
+                <w:sz w:val="20"/>
+                <w:szCs w:val="20"/>
+                <w14:ligatures w14:val="none"/>
+              </w:rPr>
+              <w:t xml:space="preserve"> </w:t>
+            </w:r>
+            <w:proofErr w:type="spellStart"/>
+            <w:r>
+              <w:rPr>
+                <w:rFonts w:ascii="Arial" w:eastAsia="Times New Roman" w:hAnsi="Arial" w:cs="Arial"/>
+                <w:kern w:val="0"/>
+                <w:sz w:val="20"/>
+                <w:szCs w:val="20"/>
+                <w14:ligatures w14:val="none"/>
+              </w:rPr>
+              <w:t>Kegiatan</w:t>
+            </w:r>
+            <w:proofErr w:type="spellEnd"/>
+            <w:r>
+              <w:rPr>
+                <w:rFonts w:ascii="Arial" w:eastAsia="Times New Roman" w:hAnsi="Arial" w:cs="Arial"/>
+                <w:kern w:val="0"/>
+                <w:sz w:val="20"/>
+                <w:szCs w:val="20"/>
+                <w14:ligatures w14:val="none"/>
+              </w:rPr>
+              <w:t xml:space="preserve"> </w:t>
+            </w:r>
+            <w:proofErr w:type="spellStart"/>
+            <w:r>
+              <w:rPr>
+                <w:rFonts w:ascii="Arial" w:eastAsia="Times New Roman" w:hAnsi="Arial" w:cs="Arial"/>
+                <w:kern w:val="0"/>
+                <w:sz w:val="20"/>
+                <w:szCs w:val="20"/>
+                <w14:ligatures w14:val="none"/>
+              </w:rPr>
+              <w:t>Disertai</w:t>
+            </w:r>
+            <w:proofErr w:type="spellEnd"/>
+            <w:r>
+              <w:rPr>
+                <w:rFonts w:ascii="Arial" w:eastAsia="Times New Roman" w:hAnsi="Arial" w:cs="Arial"/>
+                <w:kern w:val="0"/>
+                <w:sz w:val="20"/>
+                <w:szCs w:val="20"/>
+                <w14:ligatures w14:val="none"/>
+              </w:rPr>
+              <w:t xml:space="preserve"> </w:t>
+            </w:r>
+            <w:proofErr w:type="spellStart"/>
+            <w:r>
+              <w:rPr>
+                <w:rFonts w:ascii="Arial" w:eastAsia="Times New Roman" w:hAnsi="Arial" w:cs="Arial"/>
+                <w:kern w:val="0"/>
+                <w:sz w:val="20"/>
+                <w:szCs w:val="20"/>
+                <w14:ligatures w14:val="none"/>
+              </w:rPr>
+              <w:t>dengan</w:t>
+            </w:r>
+            <w:proofErr w:type="spellEnd"/>
+            <w:r>
+              <w:rPr>
+                <w:rFonts w:ascii="Arial" w:eastAsia="Times New Roman" w:hAnsi="Arial" w:cs="Arial"/>
+                <w:kern w:val="0"/>
+                <w:sz w:val="20"/>
+                <w:szCs w:val="20"/>
+                <w14:ligatures w14:val="none"/>
+              </w:rPr>
+              <w:t xml:space="preserve"> </w:t>
+            </w:r>
+            <w:proofErr w:type="spellStart"/>
+            <w:r>
+              <w:rPr>
+                <w:rFonts w:ascii="Arial" w:eastAsia="Times New Roman" w:hAnsi="Arial" w:cs="Arial"/>
+                <w:kern w:val="0"/>
+                <w:sz w:val="20"/>
+                <w:szCs w:val="20"/>
+                <w14:ligatures w14:val="none"/>
+              </w:rPr>
+              <w:t>Titik</w:t>
+            </w:r>
+            <w:proofErr w:type="spellEnd"/>
+            <w:r>
+              <w:rPr>
+                <w:rFonts w:ascii="Arial" w:eastAsia="Times New Roman" w:hAnsi="Arial" w:cs="Arial"/>
+                <w:kern w:val="0"/>
+                <w:sz w:val="20"/>
+                <w:szCs w:val="20"/>
+                <w14:ligatures w14:val="none"/>
+              </w:rPr>
+              <w:t xml:space="preserve"> </w:t>
+            </w:r>
+            <w:proofErr w:type="spellStart"/>
+            <w:r>
+              <w:rPr>
+                <w:rFonts w:ascii="Arial" w:eastAsia="Times New Roman" w:hAnsi="Arial" w:cs="Arial"/>
+                <w:kern w:val="0"/>
+                <w:sz w:val="20"/>
+                <w:szCs w:val="20"/>
+                <w14:ligatures w14:val="none"/>
+              </w:rPr>
+              <w:t>Koordinat</w:t>
+            </w:r>
+            <w:proofErr w:type="spellEnd"/>
           </w:p>
         </w:tc>
         <w:tc>
@@ -4461,7 +5775,51 @@
                 <w:szCs w:val="20"/>
                 <w14:ligatures w14:val="none"/>
               </w:rPr>
-              <w:t xml:space="preserve">Lembar Penapisan dari AMDALNET (https://amdalnet.menlhk.go.id/) </w:t>
+              <w:t xml:space="preserve">Lembar </w:t>
+            </w:r>
+            <w:proofErr w:type="spellStart"/>
+            <w:r>
+              <w:rPr>
+                <w:rFonts w:ascii="Arial" w:eastAsia="Times New Roman" w:hAnsi="Arial" w:cs="Arial"/>
+                <w:kern w:val="0"/>
+                <w:sz w:val="20"/>
+                <w:szCs w:val="20"/>
+                <w14:ligatures w14:val="none"/>
+              </w:rPr>
+              <w:t>Penapisan</w:t>
+            </w:r>
+            <w:proofErr w:type="spellEnd"/>
+            <w:r>
+              <w:rPr>
+                <w:rFonts w:ascii="Arial" w:eastAsia="Times New Roman" w:hAnsi="Arial" w:cs="Arial"/>
+                <w:kern w:val="0"/>
+                <w:sz w:val="20"/>
+                <w:szCs w:val="20"/>
+                <w14:ligatures w14:val="none"/>
+              </w:rPr>
+              <w:t xml:space="preserve"> </w:t>
+            </w:r>
+            <w:proofErr w:type="spellStart"/>
+            <w:r>
+              <w:rPr>
+                <w:rFonts w:ascii="Arial" w:eastAsia="Times New Roman" w:hAnsi="Arial" w:cs="Arial"/>
+                <w:kern w:val="0"/>
+                <w:sz w:val="20"/>
+                <w:szCs w:val="20"/>
+                <w14:ligatures w14:val="none"/>
+              </w:rPr>
+              <w:t>dari</w:t>
+            </w:r>
+            <w:proofErr w:type="spellEnd"/>
+            <w:r>
+              <w:rPr>
+                <w:rFonts w:ascii="Arial" w:eastAsia="Times New Roman" w:hAnsi="Arial" w:cs="Arial"/>
+                <w:kern w:val="0"/>
+                <w:sz w:val="20"/>
+                <w:szCs w:val="20"/>
+                <w14:ligatures w14:val="none"/>
+              </w:rPr>
+              <w:t xml:space="preserve"> AMDALNET (https://amdalnet.menlhk.go.id/) </w:t>
             </w:r>
             <w:r>
               <w:rPr>
@@ -4472,7 +5830,95 @@
                 <w14:ligatures w14:val="none"/>
               </w:rPr>
               <w:br/>
-              <w:t>(Nomor Registrasi / Penapisan Otomatis)</w:t>
+              <w:t>(</w:t>
+            </w:r>
+            <w:proofErr w:type="spellStart"/>
+            <w:r>
+              <w:rPr>
+                <w:rFonts w:ascii="Arial" w:eastAsia="Times New Roman" w:hAnsi="Arial" w:cs="Arial"/>
+                <w:kern w:val="0"/>
+                <w:sz w:val="20"/>
+                <w:szCs w:val="20"/>
+                <w14:ligatures w14:val="none"/>
+              </w:rPr>
+              <w:t>Nomor</w:t>
+            </w:r>
+            <w:proofErr w:type="spellEnd"/>
+            <w:r>
+              <w:rPr>
+                <w:rFonts w:ascii="Arial" w:eastAsia="Times New Roman" w:hAnsi="Arial" w:cs="Arial"/>
+                <w:kern w:val="0"/>
+                <w:sz w:val="20"/>
+                <w:szCs w:val="20"/>
+                <w14:ligatures w14:val="none"/>
+              </w:rPr>
+              <w:t xml:space="preserve"> </w:t>
+            </w:r>
+            <w:proofErr w:type="spellStart"/>
+            <w:r>
+              <w:rPr>
+                <w:rFonts w:ascii="Arial" w:eastAsia="Times New Roman" w:hAnsi="Arial" w:cs="Arial"/>
+                <w:kern w:val="0"/>
+                <w:sz w:val="20"/>
+                <w:szCs w:val="20"/>
+                <w14:ligatures w14:val="none"/>
+              </w:rPr>
+              <w:t>Registrasi</w:t>
+            </w:r>
+            <w:proofErr w:type="spellEnd"/>
+            <w:r>
+              <w:rPr>
+                <w:rFonts w:ascii="Arial" w:eastAsia="Times New Roman" w:hAnsi="Arial" w:cs="Arial"/>
+                <w:kern w:val="0"/>
+                <w:sz w:val="20"/>
+                <w:szCs w:val="20"/>
+                <w14:ligatures w14:val="none"/>
+              </w:rPr>
+              <w:t xml:space="preserve"> / </w:t>
+            </w:r>
+            <w:proofErr w:type="spellStart"/>
+            <w:r>
+              <w:rPr>
+                <w:rFonts w:ascii="Arial" w:eastAsia="Times New Roman" w:hAnsi="Arial" w:cs="Arial"/>
+                <w:kern w:val="0"/>
+                <w:sz w:val="20"/>
+                <w:szCs w:val="20"/>
+                <w14:ligatures w14:val="none"/>
+              </w:rPr>
+              <w:t>Penapisan</w:t>
+            </w:r>
+            <w:proofErr w:type="spellEnd"/>
+            <w:r>
+              <w:rPr>
+                <w:rFonts w:ascii="Arial" w:eastAsia="Times New Roman" w:hAnsi="Arial" w:cs="Arial"/>
+                <w:kern w:val="0"/>
+                <w:sz w:val="20"/>
+                <w:szCs w:val="20"/>
+                <w14:ligatures w14:val="none"/>
+              </w:rPr>
+              <w:t xml:space="preserve"> </w:t>
+            </w:r>
+            <w:proofErr w:type="spellStart"/>
+            <w:r>
+              <w:rPr>
+                <w:rFonts w:ascii="Arial" w:eastAsia="Times New Roman" w:hAnsi="Arial" w:cs="Arial"/>
+                <w:kern w:val="0"/>
+                <w:sz w:val="20"/>
+                <w:szCs w:val="20"/>
+                <w14:ligatures w14:val="none"/>
+              </w:rPr>
+              <w:t>Otomatis</w:t>
+            </w:r>
+            <w:proofErr w:type="spellEnd"/>
+            <w:r>
+              <w:rPr>
+                <w:rFonts w:ascii="Arial" w:eastAsia="Times New Roman" w:hAnsi="Arial" w:cs="Arial"/>
+                <w:kern w:val="0"/>
+                <w:sz w:val="20"/>
+                <w:szCs w:val="20"/>
+                <w14:ligatures w14:val="none"/>
+              </w:rPr>
+              <w:t>)</w:t>
             </w:r>
           </w:p>
         </w:tc>
@@ -4733,7 +6179,139 @@
                 <w:szCs w:val="20"/>
                 <w14:ligatures w14:val="none"/>
               </w:rPr>
-              <w:t>Surat Kuasa Pekerjaan dari Pemrakarsa ke Konsultan (Bermaterai)</w:t>
+              <w:t xml:space="preserve">Surat Kuasa </w:t>
+            </w:r>
+            <w:proofErr w:type="spellStart"/>
+            <w:r>
+              <w:rPr>
+                <w:rFonts w:ascii="Arial" w:eastAsia="Times New Roman" w:hAnsi="Arial" w:cs="Arial"/>
+                <w:kern w:val="0"/>
+                <w:sz w:val="20"/>
+                <w:szCs w:val="20"/>
+                <w14:ligatures w14:val="none"/>
+              </w:rPr>
+              <w:t>Pekerjaan</w:t>
+            </w:r>
+            <w:proofErr w:type="spellEnd"/>
+            <w:r>
+              <w:rPr>
+                <w:rFonts w:ascii="Arial" w:eastAsia="Times New Roman" w:hAnsi="Arial" w:cs="Arial"/>
+                <w:kern w:val="0"/>
+                <w:sz w:val="20"/>
+                <w:szCs w:val="20"/>
+                <w14:ligatures w14:val="none"/>
+              </w:rPr>
+              <w:t xml:space="preserve"> </w:t>
+            </w:r>
+            <w:proofErr w:type="spellStart"/>
+            <w:r>
+              <w:rPr>
+                <w:rFonts w:ascii="Arial" w:eastAsia="Times New Roman" w:hAnsi="Arial" w:cs="Arial"/>
+                <w:kern w:val="0"/>
+                <w:sz w:val="20"/>
+                <w:szCs w:val="20"/>
+                <w14:ligatures w14:val="none"/>
+              </w:rPr>
+              <w:t>dari</w:t>
+            </w:r>
+            <w:proofErr w:type="spellEnd"/>
+            <w:r>
+              <w:rPr>
+                <w:rFonts w:ascii="Arial" w:eastAsia="Times New Roman" w:hAnsi="Arial" w:cs="Arial"/>
+                <w:kern w:val="0"/>
+                <w:sz w:val="20"/>
+                <w:szCs w:val="20"/>
+                <w14:ligatures w14:val="none"/>
+              </w:rPr>
+              <w:t xml:space="preserve"> </w:t>
+            </w:r>
+            <w:proofErr w:type="spellStart"/>
+            <w:r>
+              <w:rPr>
+                <w:rFonts w:ascii="Arial" w:eastAsia="Times New Roman" w:hAnsi="Arial" w:cs="Arial"/>
+                <w:kern w:val="0"/>
+                <w:sz w:val="20"/>
+                <w:szCs w:val="20"/>
+                <w14:ligatures w14:val="none"/>
+              </w:rPr>
+              <w:t>Pemrakarsa</w:t>
+            </w:r>
+            <w:proofErr w:type="spellEnd"/>
+            <w:r>
+              <w:rPr>
+                <w:rFonts w:ascii="Arial" w:eastAsia="Times New Roman" w:hAnsi="Arial" w:cs="Arial"/>
+                <w:kern w:val="0"/>
+                <w:sz w:val="20"/>
+                <w:szCs w:val="20"/>
+                <w14:ligatures w14:val="none"/>
+              </w:rPr>
+              <w:t xml:space="preserve"> </w:t>
+            </w:r>
+            <w:proofErr w:type="spellStart"/>
+            <w:r>
+              <w:rPr>
+                <w:rFonts w:ascii="Arial" w:eastAsia="Times New Roman" w:hAnsi="Arial" w:cs="Arial"/>
+                <w:kern w:val="0"/>
+                <w:sz w:val="20"/>
+                <w:szCs w:val="20"/>
+                <w14:ligatures w14:val="none"/>
+              </w:rPr>
+              <w:t>ke</w:t>
+            </w:r>
+            <w:proofErr w:type="spellEnd"/>
+            <w:r>
+              <w:rPr>
+                <w:rFonts w:ascii="Arial" w:eastAsia="Times New Roman" w:hAnsi="Arial" w:cs="Arial"/>
+                <w:kern w:val="0"/>
+                <w:sz w:val="20"/>
+                <w:szCs w:val="20"/>
+                <w14:ligatures w14:val="none"/>
+              </w:rPr>
+              <w:t xml:space="preserve"> </w:t>
+            </w:r>
+            <w:proofErr w:type="spellStart"/>
+            <w:r>
+              <w:rPr>
+                <w:rFonts w:ascii="Arial" w:eastAsia="Times New Roman" w:hAnsi="Arial" w:cs="Arial"/>
+                <w:kern w:val="0"/>
+                <w:sz w:val="20"/>
+                <w:szCs w:val="20"/>
+                <w14:ligatures w14:val="none"/>
+              </w:rPr>
+              <w:t>Konsultan</w:t>
+            </w:r>
+            <w:proofErr w:type="spellEnd"/>
+            <w:r>
+              <w:rPr>
+                <w:rFonts w:ascii="Arial" w:eastAsia="Times New Roman" w:hAnsi="Arial" w:cs="Arial"/>
+                <w:kern w:val="0"/>
+                <w:sz w:val="20"/>
+                <w:szCs w:val="20"/>
+                <w14:ligatures w14:val="none"/>
+              </w:rPr>
+              <w:t xml:space="preserve"> (</w:t>
+            </w:r>
+            <w:proofErr w:type="spellStart"/>
+            <w:r>
+              <w:rPr>
+                <w:rFonts w:ascii="Arial" w:eastAsia="Times New Roman" w:hAnsi="Arial" w:cs="Arial"/>
+                <w:kern w:val="0"/>
+                <w:sz w:val="20"/>
+                <w:szCs w:val="20"/>
+                <w14:ligatures w14:val="none"/>
+              </w:rPr>
+              <w:t>Bermaterai</w:t>
+            </w:r>
+            <w:proofErr w:type="spellEnd"/>
+            <w:r>
+              <w:rPr>
+                <w:rFonts w:ascii="Arial" w:eastAsia="Times New Roman" w:hAnsi="Arial" w:cs="Arial"/>
+                <w:kern w:val="0"/>
+                <w:sz w:val="20"/>
+                <w:szCs w:val="20"/>
+                <w14:ligatures w14:val="none"/>
+              </w:rPr>
+              <w:t>)</w:t>
             </w:r>
           </w:p>
         </w:tc>
@@ -4996,15 +6574,115 @@
                 <w14:ligatures w14:val="none"/>
               </w:rPr>
             </w:pPr>
-            <w:r>
-              <w:rPr>
-                <w:rFonts w:ascii="Arial" w:eastAsia="Times New Roman" w:hAnsi="Arial" w:cs="Arial"/>
-                <w:kern w:val="0"/>
-                <w:sz w:val="20"/>
-                <w:szCs w:val="20"/>
-                <w14:ligatures w14:val="none"/>
-              </w:rPr>
-              <w:t>Perizinan yang Sudah Dimiliki atau Izin yang Lama (Jika Ada)</w:t>
+            <w:proofErr w:type="spellStart"/>
+            <w:r>
+              <w:rPr>
+                <w:rFonts w:ascii="Arial" w:eastAsia="Times New Roman" w:hAnsi="Arial" w:cs="Arial"/>
+                <w:kern w:val="0"/>
+                <w:sz w:val="20"/>
+                <w:szCs w:val="20"/>
+                <w14:ligatures w14:val="none"/>
+              </w:rPr>
+              <w:t>Perizinan</w:t>
+            </w:r>
+            <w:proofErr w:type="spellEnd"/>
+            <w:r>
+              <w:rPr>
+                <w:rFonts w:ascii="Arial" w:eastAsia="Times New Roman" w:hAnsi="Arial" w:cs="Arial"/>
+                <w:kern w:val="0"/>
+                <w:sz w:val="20"/>
+                <w:szCs w:val="20"/>
+                <w14:ligatures w14:val="none"/>
+              </w:rPr>
+              <w:t xml:space="preserve"> yang </w:t>
+            </w:r>
+            <w:proofErr w:type="spellStart"/>
+            <w:r>
+              <w:rPr>
+                <w:rFonts w:ascii="Arial" w:eastAsia="Times New Roman" w:hAnsi="Arial" w:cs="Arial"/>
+                <w:kern w:val="0"/>
+                <w:sz w:val="20"/>
+                <w:szCs w:val="20"/>
+                <w14:ligatures w14:val="none"/>
+              </w:rPr>
+              <w:t>Sudah</w:t>
+            </w:r>
+            <w:proofErr w:type="spellEnd"/>
+            <w:r>
+              <w:rPr>
+                <w:rFonts w:ascii="Arial" w:eastAsia="Times New Roman" w:hAnsi="Arial" w:cs="Arial"/>
+                <w:kern w:val="0"/>
+                <w:sz w:val="20"/>
+                <w:szCs w:val="20"/>
+                <w14:ligatures w14:val="none"/>
+              </w:rPr>
+              <w:t xml:space="preserve"> </w:t>
+            </w:r>
+            <w:proofErr w:type="spellStart"/>
+            <w:r>
+              <w:rPr>
+                <w:rFonts w:ascii="Arial" w:eastAsia="Times New Roman" w:hAnsi="Arial" w:cs="Arial"/>
+                <w:kern w:val="0"/>
+                <w:sz w:val="20"/>
+                <w:szCs w:val="20"/>
+                <w14:ligatures w14:val="none"/>
+              </w:rPr>
+              <w:t>Dimiliki</w:t>
+            </w:r>
+            <w:proofErr w:type="spellEnd"/>
+            <w:r>
+              <w:rPr>
+                <w:rFonts w:ascii="Arial" w:eastAsia="Times New Roman" w:hAnsi="Arial" w:cs="Arial"/>
+                <w:kern w:val="0"/>
+                <w:sz w:val="20"/>
+                <w:szCs w:val="20"/>
+                <w14:ligatures w14:val="none"/>
+              </w:rPr>
+              <w:t xml:space="preserve"> </w:t>
+            </w:r>
+            <w:proofErr w:type="spellStart"/>
+            <w:r>
+              <w:rPr>
+                <w:rFonts w:ascii="Arial" w:eastAsia="Times New Roman" w:hAnsi="Arial" w:cs="Arial"/>
+                <w:kern w:val="0"/>
+                <w:sz w:val="20"/>
+                <w:szCs w:val="20"/>
+                <w14:ligatures w14:val="none"/>
+              </w:rPr>
+              <w:t>atau</w:t>
+            </w:r>
+            <w:proofErr w:type="spellEnd"/>
+            <w:r>
+              <w:rPr>
+                <w:rFonts w:ascii="Arial" w:eastAsia="Times New Roman" w:hAnsi="Arial" w:cs="Arial"/>
+                <w:kern w:val="0"/>
+                <w:sz w:val="20"/>
+                <w:szCs w:val="20"/>
+                <w14:ligatures w14:val="none"/>
+              </w:rPr>
+              <w:t xml:space="preserve"> </w:t>
+            </w:r>
+            <w:proofErr w:type="spellStart"/>
+            <w:r>
+              <w:rPr>
+                <w:rFonts w:ascii="Arial" w:eastAsia="Times New Roman" w:hAnsi="Arial" w:cs="Arial"/>
+                <w:kern w:val="0"/>
+                <w:sz w:val="20"/>
+                <w:szCs w:val="20"/>
+                <w14:ligatures w14:val="none"/>
+              </w:rPr>
+              <w:t>Izin</w:t>
+            </w:r>
+            <w:proofErr w:type="spellEnd"/>
+            <w:r>
+              <w:rPr>
+                <w:rFonts w:ascii="Arial" w:eastAsia="Times New Roman" w:hAnsi="Arial" w:cs="Arial"/>
+                <w:kern w:val="0"/>
+                <w:sz w:val="20"/>
+                <w:szCs w:val="20"/>
+                <w14:ligatures w14:val="none"/>
+              </w:rPr>
+              <w:t xml:space="preserve"> yang Lama (Jika Ada)</w:t>
             </w:r>
           </w:p>
         </w:tc>
@@ -5267,16 +6945,62 @@
                 <w14:ligatures w14:val="none"/>
               </w:rPr>
             </w:pPr>
-            <w:r>
-              <w:rPr>
-                <w:rFonts w:ascii="Arial" w:eastAsia="Times New Roman" w:hAnsi="Arial" w:cs="Arial"/>
-                <w:kern w:val="0"/>
-                <w:sz w:val="20"/>
-                <w:szCs w:val="20"/>
-                <w14:ligatures w14:val="none"/>
-              </w:rPr>
-              <w:t>Pemenuhan Persetujuan Teknis Air Limbah</w:t>
-            </w:r>
+            <w:proofErr w:type="spellStart"/>
+            <w:r>
+              <w:rPr>
+                <w:rFonts w:ascii="Arial" w:eastAsia="Times New Roman" w:hAnsi="Arial" w:cs="Arial"/>
+                <w:kern w:val="0"/>
+                <w:sz w:val="20"/>
+                <w:szCs w:val="20"/>
+                <w14:ligatures w14:val="none"/>
+              </w:rPr>
+              <w:t>Pemenuhan</w:t>
+            </w:r>
+            <w:proofErr w:type="spellEnd"/>
+            <w:r>
+              <w:rPr>
+                <w:rFonts w:ascii="Arial" w:eastAsia="Times New Roman" w:hAnsi="Arial" w:cs="Arial"/>
+                <w:kern w:val="0"/>
+                <w:sz w:val="20"/>
+                <w:szCs w:val="20"/>
+                <w14:ligatures w14:val="none"/>
+              </w:rPr>
+              <w:t xml:space="preserve"> </w:t>
+            </w:r>
+            <w:proofErr w:type="spellStart"/>
+            <w:r>
+              <w:rPr>
+                <w:rFonts w:ascii="Arial" w:eastAsia="Times New Roman" w:hAnsi="Arial" w:cs="Arial"/>
+                <w:kern w:val="0"/>
+                <w:sz w:val="20"/>
+                <w:szCs w:val="20"/>
+                <w14:ligatures w14:val="none"/>
+              </w:rPr>
+              <w:t>Persetujuan</w:t>
+            </w:r>
+            <w:proofErr w:type="spellEnd"/>
+            <w:r>
+              <w:rPr>
+                <w:rFonts w:ascii="Arial" w:eastAsia="Times New Roman" w:hAnsi="Arial" w:cs="Arial"/>
+                <w:kern w:val="0"/>
+                <w:sz w:val="20"/>
+                <w:szCs w:val="20"/>
+                <w14:ligatures w14:val="none"/>
+              </w:rPr>
+              <w:t xml:space="preserve"> Teknis Air </w:t>
+            </w:r>
+            <w:proofErr w:type="spellStart"/>
+            <w:r>
+              <w:rPr>
+                <w:rFonts w:ascii="Arial" w:eastAsia="Times New Roman" w:hAnsi="Arial" w:cs="Arial"/>
+                <w:kern w:val="0"/>
+                <w:sz w:val="20"/>
+                <w:szCs w:val="20"/>
+                <w14:ligatures w14:val="none"/>
+              </w:rPr>
+              <w:t>Limbah</w:t>
+            </w:r>
+            <w:proofErr w:type="spellEnd"/>
           </w:p>
         </w:tc>
         <w:tc>
@@ -5537,16 +7261,84 @@
                 <w14:ligatures w14:val="none"/>
               </w:rPr>
             </w:pPr>
-            <w:r>
-              <w:rPr>
-                <w:rFonts w:ascii="Arial" w:eastAsia="Times New Roman" w:hAnsi="Arial" w:cs="Arial"/>
-                <w:kern w:val="0"/>
-                <w:sz w:val="20"/>
-                <w:szCs w:val="20"/>
-                <w14:ligatures w14:val="none"/>
-              </w:rPr>
-              <w:t>Pemenuhan Rincian Teknis Limbah B3 Sementara</w:t>
-            </w:r>
+            <w:proofErr w:type="spellStart"/>
+            <w:r>
+              <w:rPr>
+                <w:rFonts w:ascii="Arial" w:eastAsia="Times New Roman" w:hAnsi="Arial" w:cs="Arial"/>
+                <w:kern w:val="0"/>
+                <w:sz w:val="20"/>
+                <w:szCs w:val="20"/>
+                <w14:ligatures w14:val="none"/>
+              </w:rPr>
+              <w:t>Pemenuhan</w:t>
+            </w:r>
+            <w:proofErr w:type="spellEnd"/>
+            <w:r>
+              <w:rPr>
+                <w:rFonts w:ascii="Arial" w:eastAsia="Times New Roman" w:hAnsi="Arial" w:cs="Arial"/>
+                <w:kern w:val="0"/>
+                <w:sz w:val="20"/>
+                <w:szCs w:val="20"/>
+                <w14:ligatures w14:val="none"/>
+              </w:rPr>
+              <w:t xml:space="preserve"> </w:t>
+            </w:r>
+            <w:proofErr w:type="spellStart"/>
+            <w:r>
+              <w:rPr>
+                <w:rFonts w:ascii="Arial" w:eastAsia="Times New Roman" w:hAnsi="Arial" w:cs="Arial"/>
+                <w:kern w:val="0"/>
+                <w:sz w:val="20"/>
+                <w:szCs w:val="20"/>
+                <w14:ligatures w14:val="none"/>
+              </w:rPr>
+              <w:t>Rincian</w:t>
+            </w:r>
+            <w:proofErr w:type="spellEnd"/>
+            <w:r>
+              <w:rPr>
+                <w:rFonts w:ascii="Arial" w:eastAsia="Times New Roman" w:hAnsi="Arial" w:cs="Arial"/>
+                <w:kern w:val="0"/>
+                <w:sz w:val="20"/>
+                <w:szCs w:val="20"/>
+                <w14:ligatures w14:val="none"/>
+              </w:rPr>
+              <w:t xml:space="preserve"> Teknis </w:t>
+            </w:r>
+            <w:proofErr w:type="spellStart"/>
+            <w:r>
+              <w:rPr>
+                <w:rFonts w:ascii="Arial" w:eastAsia="Times New Roman" w:hAnsi="Arial" w:cs="Arial"/>
+                <w:kern w:val="0"/>
+                <w:sz w:val="20"/>
+                <w:szCs w:val="20"/>
+                <w14:ligatures w14:val="none"/>
+              </w:rPr>
+              <w:t>Limbah</w:t>
+            </w:r>
+            <w:proofErr w:type="spellEnd"/>
+            <w:r>
+              <w:rPr>
+                <w:rFonts w:ascii="Arial" w:eastAsia="Times New Roman" w:hAnsi="Arial" w:cs="Arial"/>
+                <w:kern w:val="0"/>
+                <w:sz w:val="20"/>
+                <w:szCs w:val="20"/>
+                <w14:ligatures w14:val="none"/>
+              </w:rPr>
+              <w:t xml:space="preserve"> B3 </w:t>
+            </w:r>
+            <w:proofErr w:type="spellStart"/>
+            <w:r>
+              <w:rPr>
+                <w:rFonts w:ascii="Arial" w:eastAsia="Times New Roman" w:hAnsi="Arial" w:cs="Arial"/>
+                <w:kern w:val="0"/>
+                <w:sz w:val="20"/>
+                <w:szCs w:val="20"/>
+                <w14:ligatures w14:val="none"/>
+              </w:rPr>
+              <w:t>Sementara</w:t>
+            </w:r>
+            <w:proofErr w:type="spellEnd"/>
           </w:p>
         </w:tc>
         <w:tc>
@@ -5807,16 +7599,62 @@
                 <w14:ligatures w14:val="none"/>
               </w:rPr>
             </w:pPr>
-            <w:r>
-              <w:rPr>
-                <w:rFonts w:ascii="Arial" w:eastAsia="Times New Roman" w:hAnsi="Arial" w:cs="Arial"/>
-                <w:kern w:val="0"/>
-                <w:sz w:val="20"/>
-                <w:szCs w:val="20"/>
-                <w14:ligatures w14:val="none"/>
-              </w:rPr>
-              <w:t>Pemenuhan Persetujuan Teknis Emisi</w:t>
-            </w:r>
+            <w:proofErr w:type="spellStart"/>
+            <w:r>
+              <w:rPr>
+                <w:rFonts w:ascii="Arial" w:eastAsia="Times New Roman" w:hAnsi="Arial" w:cs="Arial"/>
+                <w:kern w:val="0"/>
+                <w:sz w:val="20"/>
+                <w:szCs w:val="20"/>
+                <w14:ligatures w14:val="none"/>
+              </w:rPr>
+              <w:t>Pemenuhan</w:t>
+            </w:r>
+            <w:proofErr w:type="spellEnd"/>
+            <w:r>
+              <w:rPr>
+                <w:rFonts w:ascii="Arial" w:eastAsia="Times New Roman" w:hAnsi="Arial" w:cs="Arial"/>
+                <w:kern w:val="0"/>
+                <w:sz w:val="20"/>
+                <w:szCs w:val="20"/>
+                <w14:ligatures w14:val="none"/>
+              </w:rPr>
+              <w:t xml:space="preserve"> </w:t>
+            </w:r>
+            <w:proofErr w:type="spellStart"/>
+            <w:r>
+              <w:rPr>
+                <w:rFonts w:ascii="Arial" w:eastAsia="Times New Roman" w:hAnsi="Arial" w:cs="Arial"/>
+                <w:kern w:val="0"/>
+                <w:sz w:val="20"/>
+                <w:szCs w:val="20"/>
+                <w14:ligatures w14:val="none"/>
+              </w:rPr>
+              <w:t>Persetujuan</w:t>
+            </w:r>
+            <w:proofErr w:type="spellEnd"/>
+            <w:r>
+              <w:rPr>
+                <w:rFonts w:ascii="Arial" w:eastAsia="Times New Roman" w:hAnsi="Arial" w:cs="Arial"/>
+                <w:kern w:val="0"/>
+                <w:sz w:val="20"/>
+                <w:szCs w:val="20"/>
+                <w14:ligatures w14:val="none"/>
+              </w:rPr>
+              <w:t xml:space="preserve"> Teknis </w:t>
+            </w:r>
+            <w:proofErr w:type="spellStart"/>
+            <w:r>
+              <w:rPr>
+                <w:rFonts w:ascii="Arial" w:eastAsia="Times New Roman" w:hAnsi="Arial" w:cs="Arial"/>
+                <w:kern w:val="0"/>
+                <w:sz w:val="20"/>
+                <w:szCs w:val="20"/>
+                <w14:ligatures w14:val="none"/>
+              </w:rPr>
+              <w:t>Emisi</w:t>
+            </w:r>
+            <w:proofErr w:type="spellEnd"/>
           </w:p>
         </w:tc>
         <w:tc>
@@ -6077,16 +7915,62 @@
                 <w14:ligatures w14:val="none"/>
               </w:rPr>
             </w:pPr>
-            <w:r>
-              <w:rPr>
-                <w:rFonts w:ascii="Arial" w:eastAsia="Times New Roman" w:hAnsi="Arial" w:cs="Arial"/>
-                <w:kern w:val="0"/>
-                <w:sz w:val="20"/>
-                <w:szCs w:val="20"/>
-                <w14:ligatures w14:val="none"/>
-              </w:rPr>
-              <w:t>Pemenuhan Persetujuan Teknis Andalalin</w:t>
-            </w:r>
+            <w:proofErr w:type="spellStart"/>
+            <w:r>
+              <w:rPr>
+                <w:rFonts w:ascii="Arial" w:eastAsia="Times New Roman" w:hAnsi="Arial" w:cs="Arial"/>
+                <w:kern w:val="0"/>
+                <w:sz w:val="20"/>
+                <w:szCs w:val="20"/>
+                <w14:ligatures w14:val="none"/>
+              </w:rPr>
+              <w:t>Pemenuhan</w:t>
+            </w:r>
+            <w:proofErr w:type="spellEnd"/>
+            <w:r>
+              <w:rPr>
+                <w:rFonts w:ascii="Arial" w:eastAsia="Times New Roman" w:hAnsi="Arial" w:cs="Arial"/>
+                <w:kern w:val="0"/>
+                <w:sz w:val="20"/>
+                <w:szCs w:val="20"/>
+                <w14:ligatures w14:val="none"/>
+              </w:rPr>
+              <w:t xml:space="preserve"> </w:t>
+            </w:r>
+            <w:proofErr w:type="spellStart"/>
+            <w:r>
+              <w:rPr>
+                <w:rFonts w:ascii="Arial" w:eastAsia="Times New Roman" w:hAnsi="Arial" w:cs="Arial"/>
+                <w:kern w:val="0"/>
+                <w:sz w:val="20"/>
+                <w:szCs w:val="20"/>
+                <w14:ligatures w14:val="none"/>
+              </w:rPr>
+              <w:t>Persetujuan</w:t>
+            </w:r>
+            <w:proofErr w:type="spellEnd"/>
+            <w:r>
+              <w:rPr>
+                <w:rFonts w:ascii="Arial" w:eastAsia="Times New Roman" w:hAnsi="Arial" w:cs="Arial"/>
+                <w:kern w:val="0"/>
+                <w:sz w:val="20"/>
+                <w:szCs w:val="20"/>
+                <w14:ligatures w14:val="none"/>
+              </w:rPr>
+              <w:t xml:space="preserve"> Teknis </w:t>
+            </w:r>
+            <w:proofErr w:type="spellStart"/>
+            <w:r>
+              <w:rPr>
+                <w:rFonts w:ascii="Arial" w:eastAsia="Times New Roman" w:hAnsi="Arial" w:cs="Arial"/>
+                <w:kern w:val="0"/>
+                <w:sz w:val="20"/>
+                <w:szCs w:val="20"/>
+                <w14:ligatures w14:val="none"/>
+              </w:rPr>
+              <w:t>Andalalin</w:t>
+            </w:r>
+            <w:proofErr w:type="spellEnd"/>
           </w:p>
         </w:tc>
         <w:tc>
@@ -6355,7 +8239,227 @@
                 <w:szCs w:val="20"/>
                 <w14:ligatures w14:val="none"/>
               </w:rPr>
-              <w:t>Hasil Penapisan Kewajiban Pemenuhan Persetujuan Teknis (Dilampirkan Surat Keterangan Wajib / Tidak Wajib Persetujuan Teknis)</w:t>
+              <w:t xml:space="preserve">Hasil </w:t>
+            </w:r>
+            <w:proofErr w:type="spellStart"/>
+            <w:r>
+              <w:rPr>
+                <w:rFonts w:ascii="Arial" w:eastAsia="Times New Roman" w:hAnsi="Arial" w:cs="Arial"/>
+                <w:kern w:val="0"/>
+                <w:sz w:val="20"/>
+                <w:szCs w:val="20"/>
+                <w14:ligatures w14:val="none"/>
+              </w:rPr>
+              <w:t>Penapisan</w:t>
+            </w:r>
+            <w:proofErr w:type="spellEnd"/>
+            <w:r>
+              <w:rPr>
+                <w:rFonts w:ascii="Arial" w:eastAsia="Times New Roman" w:hAnsi="Arial" w:cs="Arial"/>
+                <w:kern w:val="0"/>
+                <w:sz w:val="20"/>
+                <w:szCs w:val="20"/>
+                <w14:ligatures w14:val="none"/>
+              </w:rPr>
+              <w:t xml:space="preserve"> </w:t>
+            </w:r>
+            <w:proofErr w:type="spellStart"/>
+            <w:r>
+              <w:rPr>
+                <w:rFonts w:ascii="Arial" w:eastAsia="Times New Roman" w:hAnsi="Arial" w:cs="Arial"/>
+                <w:kern w:val="0"/>
+                <w:sz w:val="20"/>
+                <w:szCs w:val="20"/>
+                <w14:ligatures w14:val="none"/>
+              </w:rPr>
+              <w:t>Kewajiban</w:t>
+            </w:r>
+            <w:proofErr w:type="spellEnd"/>
+            <w:r>
+              <w:rPr>
+                <w:rFonts w:ascii="Arial" w:eastAsia="Times New Roman" w:hAnsi="Arial" w:cs="Arial"/>
+                <w:kern w:val="0"/>
+                <w:sz w:val="20"/>
+                <w:szCs w:val="20"/>
+                <w14:ligatures w14:val="none"/>
+              </w:rPr>
+              <w:t xml:space="preserve"> </w:t>
+            </w:r>
+            <w:proofErr w:type="spellStart"/>
+            <w:r>
+              <w:rPr>
+                <w:rFonts w:ascii="Arial" w:eastAsia="Times New Roman" w:hAnsi="Arial" w:cs="Arial"/>
+                <w:kern w:val="0"/>
+                <w:sz w:val="20"/>
+                <w:szCs w:val="20"/>
+                <w14:ligatures w14:val="none"/>
+              </w:rPr>
+              <w:t>Pemenuhan</w:t>
+            </w:r>
+            <w:proofErr w:type="spellEnd"/>
+            <w:r>
+              <w:rPr>
+                <w:rFonts w:ascii="Arial" w:eastAsia="Times New Roman" w:hAnsi="Arial" w:cs="Arial"/>
+                <w:kern w:val="0"/>
+                <w:sz w:val="20"/>
+                <w:szCs w:val="20"/>
+                <w14:ligatures w14:val="none"/>
+              </w:rPr>
+              <w:t xml:space="preserve"> </w:t>
+            </w:r>
+            <w:proofErr w:type="spellStart"/>
+            <w:r>
+              <w:rPr>
+                <w:rFonts w:ascii="Arial" w:eastAsia="Times New Roman" w:hAnsi="Arial" w:cs="Arial"/>
+                <w:kern w:val="0"/>
+                <w:sz w:val="20"/>
+                <w:szCs w:val="20"/>
+                <w14:ligatures w14:val="none"/>
+              </w:rPr>
+              <w:t>Persetujuan</w:t>
+            </w:r>
+            <w:proofErr w:type="spellEnd"/>
+            <w:r>
+              <w:rPr>
+                <w:rFonts w:ascii="Arial" w:eastAsia="Times New Roman" w:hAnsi="Arial" w:cs="Arial"/>
+                <w:kern w:val="0"/>
+                <w:sz w:val="20"/>
+                <w:szCs w:val="20"/>
+                <w14:ligatures w14:val="none"/>
+              </w:rPr>
+              <w:t xml:space="preserve"> Teknis (</w:t>
+            </w:r>
+            <w:proofErr w:type="spellStart"/>
+            <w:r>
+              <w:rPr>
+                <w:rFonts w:ascii="Arial" w:eastAsia="Times New Roman" w:hAnsi="Arial" w:cs="Arial"/>
+                <w:kern w:val="0"/>
+                <w:sz w:val="20"/>
+                <w:szCs w:val="20"/>
+                <w14:ligatures w14:val="none"/>
+              </w:rPr>
+              <w:t>Dilampirkan</w:t>
+            </w:r>
+            <w:proofErr w:type="spellEnd"/>
+            <w:r>
+              <w:rPr>
+                <w:rFonts w:ascii="Arial" w:eastAsia="Times New Roman" w:hAnsi="Arial" w:cs="Arial"/>
+                <w:kern w:val="0"/>
+                <w:sz w:val="20"/>
+                <w:szCs w:val="20"/>
+                <w14:ligatures w14:val="none"/>
+              </w:rPr>
+              <w:t xml:space="preserve"> Surat </w:t>
+            </w:r>
+            <w:proofErr w:type="spellStart"/>
+            <w:r>
+              <w:rPr>
+                <w:rFonts w:ascii="Arial" w:eastAsia="Times New Roman" w:hAnsi="Arial" w:cs="Arial"/>
+                <w:kern w:val="0"/>
+                <w:sz w:val="20"/>
+                <w:szCs w:val="20"/>
+                <w14:ligatures w14:val="none"/>
+              </w:rPr>
+              <w:t>Keterangan</w:t>
+            </w:r>
+            <w:proofErr w:type="spellEnd"/>
+            <w:r>
+              <w:rPr>
+                <w:rFonts w:ascii="Arial" w:eastAsia="Times New Roman" w:hAnsi="Arial" w:cs="Arial"/>
+                <w:kern w:val="0"/>
+                <w:sz w:val="20"/>
+                <w:szCs w:val="20"/>
+                <w14:ligatures w14:val="none"/>
+              </w:rPr>
+              <w:t xml:space="preserve"> </w:t>
+            </w:r>
+            <w:proofErr w:type="spellStart"/>
+            <w:r>
+              <w:rPr>
+                <w:rFonts w:ascii="Arial" w:eastAsia="Times New Roman" w:hAnsi="Arial" w:cs="Arial"/>
+                <w:kern w:val="0"/>
+                <w:sz w:val="20"/>
+                <w:szCs w:val="20"/>
+                <w14:ligatures w14:val="none"/>
+              </w:rPr>
+              <w:t>Wajib</w:t>
+            </w:r>
+            <w:proofErr w:type="spellEnd"/>
+            <w:r>
+              <w:rPr>
+                <w:rFonts w:ascii="Arial" w:eastAsia="Times New Roman" w:hAnsi="Arial" w:cs="Arial"/>
+                <w:kern w:val="0"/>
+                <w:sz w:val="20"/>
+                <w:szCs w:val="20"/>
+                <w14:ligatures w14:val="none"/>
+              </w:rPr>
+              <w:t xml:space="preserve"> / </w:t>
+            </w:r>
+            <w:proofErr w:type="spellStart"/>
+            <w:r>
+              <w:rPr>
+                <w:rFonts w:ascii="Arial" w:eastAsia="Times New Roman" w:hAnsi="Arial" w:cs="Arial"/>
+                <w:kern w:val="0"/>
+                <w:sz w:val="20"/>
+                <w:szCs w:val="20"/>
+                <w14:ligatures w14:val="none"/>
+              </w:rPr>
+              <w:t>Tidak</w:t>
+            </w:r>
+            <w:proofErr w:type="spellEnd"/>
+            <w:r>
+              <w:rPr>
+                <w:rFonts w:ascii="Arial" w:eastAsia="Times New Roman" w:hAnsi="Arial" w:cs="Arial"/>
+                <w:kern w:val="0"/>
+                <w:sz w:val="20"/>
+                <w:szCs w:val="20"/>
+                <w14:ligatures w14:val="none"/>
+              </w:rPr>
+              <w:t xml:space="preserve"> </w:t>
+            </w:r>
+            <w:proofErr w:type="spellStart"/>
+            <w:r>
+              <w:rPr>
+                <w:rFonts w:ascii="Arial" w:eastAsia="Times New Roman" w:hAnsi="Arial" w:cs="Arial"/>
+                <w:kern w:val="0"/>
+                <w:sz w:val="20"/>
+                <w:szCs w:val="20"/>
+                <w14:ligatures w14:val="none"/>
+              </w:rPr>
+              <w:t>Wajib</w:t>
+            </w:r>
+            <w:proofErr w:type="spellEnd"/>
+            <w:r>
+              <w:rPr>
+                <w:rFonts w:ascii="Arial" w:eastAsia="Times New Roman" w:hAnsi="Arial" w:cs="Arial"/>
+                <w:kern w:val="0"/>
+                <w:sz w:val="20"/>
+                <w:szCs w:val="20"/>
+                <w14:ligatures w14:val="none"/>
+              </w:rPr>
+              <w:t xml:space="preserve"> </w:t>
+            </w:r>
+            <w:proofErr w:type="spellStart"/>
+            <w:r>
+              <w:rPr>
+                <w:rFonts w:ascii="Arial" w:eastAsia="Times New Roman" w:hAnsi="Arial" w:cs="Arial"/>
+                <w:kern w:val="0"/>
+                <w:sz w:val="20"/>
+                <w:szCs w:val="20"/>
+                <w14:ligatures w14:val="none"/>
+              </w:rPr>
+              <w:t>Persetujuan</w:t>
+            </w:r>
+            <w:proofErr w:type="spellEnd"/>
+            <w:r>
+              <w:rPr>
+                <w:rFonts w:ascii="Arial" w:eastAsia="Times New Roman" w:hAnsi="Arial" w:cs="Arial"/>
+                <w:kern w:val="0"/>
+                <w:sz w:val="20"/>
+                <w:szCs w:val="20"/>
+                <w14:ligatures w14:val="none"/>
+              </w:rPr>
+              <w:t xml:space="preserve"> Teknis)</w:t>
             </w:r>
           </w:p>
         </w:tc>
@@ -6614,7 +8718,51 @@
                 <w:szCs w:val="20"/>
                 <w14:ligatures w14:val="none"/>
               </w:rPr>
-              <w:t>Bukti Upload Permohonan pada AMDALNET dan/Atau SIDARLING</w:t>
+              <w:t xml:space="preserve">Bukti Upload </w:t>
+            </w:r>
+            <w:proofErr w:type="spellStart"/>
+            <w:r>
+              <w:rPr>
+                <w:rFonts w:ascii="Arial" w:eastAsia="Times New Roman" w:hAnsi="Arial" w:cs="Arial"/>
+                <w:kern w:val="0"/>
+                <w:sz w:val="20"/>
+                <w:szCs w:val="20"/>
+                <w14:ligatures w14:val="none"/>
+              </w:rPr>
+              <w:t>Permohonan</w:t>
+            </w:r>
+            <w:proofErr w:type="spellEnd"/>
+            <w:r>
+              <w:rPr>
+                <w:rFonts w:ascii="Arial" w:eastAsia="Times New Roman" w:hAnsi="Arial" w:cs="Arial"/>
+                <w:kern w:val="0"/>
+                <w:sz w:val="20"/>
+                <w:szCs w:val="20"/>
+                <w14:ligatures w14:val="none"/>
+              </w:rPr>
+              <w:t xml:space="preserve"> pada AMDALNET dan/</w:t>
+            </w:r>
+            <w:proofErr w:type="spellStart"/>
+            <w:r>
+              <w:rPr>
+                <w:rFonts w:ascii="Arial" w:eastAsia="Times New Roman" w:hAnsi="Arial" w:cs="Arial"/>
+                <w:kern w:val="0"/>
+                <w:sz w:val="20"/>
+                <w:szCs w:val="20"/>
+                <w14:ligatures w14:val="none"/>
+              </w:rPr>
+              <w:t>Atau</w:t>
+            </w:r>
+            <w:proofErr w:type="spellEnd"/>
+            <w:r>
+              <w:rPr>
+                <w:rFonts w:ascii="Arial" w:eastAsia="Times New Roman" w:hAnsi="Arial" w:cs="Arial"/>
+                <w:kern w:val="0"/>
+                <w:sz w:val="20"/>
+                <w:szCs w:val="20"/>
+                <w14:ligatures w14:val="none"/>
+              </w:rPr>
+              <w:t xml:space="preserve"> SIDARLING</w:t>
             </w:r>
           </w:p>
         </w:tc>
@@ -7051,7 +9199,43 @@
                 <w:sz w:val="24"/>
                 <w:szCs w:val="24"/>
               </w:rPr>
-              <w:t xml:space="preserve">Hasil Verifikasi Uji Administrasi </w:t>
+              <w:t xml:space="preserve">Hasil </w:t>
+            </w:r>
+            <w:proofErr w:type="spellStart"/>
+            <w:r>
+              <w:rPr>
+                <w:rFonts w:ascii="Arial" w:hAnsi="Arial" w:cs="Arial"/>
+                <w:sz w:val="24"/>
+                <w:szCs w:val="24"/>
+              </w:rPr>
+              <w:t>Verifikasi</w:t>
+            </w:r>
+            <w:proofErr w:type="spellEnd"/>
+            <w:r>
+              <w:rPr>
+                <w:rFonts w:ascii="Arial" w:hAnsi="Arial" w:cs="Arial"/>
+                <w:sz w:val="24"/>
+                <w:szCs w:val="24"/>
+              </w:rPr>
+              <w:t xml:space="preserve"> Uji </w:t>
+            </w:r>
+            <w:proofErr w:type="spellStart"/>
+            <w:r>
+              <w:rPr>
+                <w:rFonts w:ascii="Arial" w:hAnsi="Arial" w:cs="Arial"/>
+                <w:sz w:val="24"/>
+                <w:szCs w:val="24"/>
+              </w:rPr>
+              <w:t>Administrasi</w:t>
+            </w:r>
+            <w:proofErr w:type="spellEnd"/>
+            <w:r>
+              <w:rPr>
+                <w:rFonts w:ascii="Arial" w:hAnsi="Arial" w:cs="Arial"/>
+                <w:sz w:val="24"/>
+                <w:szCs w:val="24"/>
+              </w:rPr>
+              <w:t xml:space="preserve"> </w:t>
             </w:r>
           </w:p>
         </w:tc>
@@ -7095,7 +9279,25 @@
                 <w:sz w:val="24"/>
                 <w:szCs w:val="24"/>
               </w:rPr>
-              <w:t>{hasil_verifikasi_uji}</w:t>
+              <w:t>{</w:t>
+            </w:r>
+            <w:proofErr w:type="spellStart"/>
+            <w:r>
+              <w:rPr>
+                <w:rFonts w:ascii="Arial" w:hAnsi="Arial" w:cs="Arial"/>
+                <w:sz w:val="24"/>
+                <w:szCs w:val="24"/>
+              </w:rPr>
+              <w:t>hasil_verifikasi_uji</w:t>
+            </w:r>
+            <w:proofErr w:type="spellEnd"/>
+            <w:r>
+              <w:rPr>
+                <w:rFonts w:ascii="Arial" w:hAnsi="Arial" w:cs="Arial"/>
+                <w:sz w:val="24"/>
+                <w:szCs w:val="24"/>
+              </w:rPr>
+              <w:t>}</w:t>
             </w:r>
           </w:p>
         </w:tc>
@@ -7117,14 +9319,88 @@
                 <w:szCs w:val="24"/>
               </w:rPr>
             </w:pPr>
-            <w:r>
-              <w:rPr>
-                <w:rFonts w:ascii="Arial" w:hAnsi="Arial" w:cs="Arial"/>
-                <w:sz w:val="24"/>
-                <w:szCs w:val="24"/>
-              </w:rPr>
-              <w:t>Catatan untuk pemrakarsa atau Konsultan</w:t>
-            </w:r>
+            <w:proofErr w:type="spellStart"/>
+            <w:r>
+              <w:rPr>
+                <w:rFonts w:ascii="Arial" w:hAnsi="Arial" w:cs="Arial"/>
+                <w:sz w:val="24"/>
+                <w:szCs w:val="24"/>
+              </w:rPr>
+              <w:t>Catatan</w:t>
+            </w:r>
+            <w:proofErr w:type="spellEnd"/>
+            <w:r>
+              <w:rPr>
+                <w:rFonts w:ascii="Arial" w:hAnsi="Arial" w:cs="Arial"/>
+                <w:sz w:val="24"/>
+                <w:szCs w:val="24"/>
+              </w:rPr>
+              <w:t xml:space="preserve"> </w:t>
+            </w:r>
+            <w:proofErr w:type="spellStart"/>
+            <w:r>
+              <w:rPr>
+                <w:rFonts w:ascii="Arial" w:hAnsi="Arial" w:cs="Arial"/>
+                <w:sz w:val="24"/>
+                <w:szCs w:val="24"/>
+              </w:rPr>
+              <w:t>untuk</w:t>
+            </w:r>
+            <w:proofErr w:type="spellEnd"/>
+            <w:r>
+              <w:rPr>
+                <w:rFonts w:ascii="Arial" w:hAnsi="Arial" w:cs="Arial"/>
+                <w:sz w:val="24"/>
+                <w:szCs w:val="24"/>
+              </w:rPr>
+              <w:t xml:space="preserve"> </w:t>
+            </w:r>
+            <w:proofErr w:type="spellStart"/>
+            <w:r>
+              <w:rPr>
+                <w:rFonts w:ascii="Arial" w:hAnsi="Arial" w:cs="Arial"/>
+                <w:sz w:val="24"/>
+                <w:szCs w:val="24"/>
+              </w:rPr>
+              <w:t>pemrakarsa</w:t>
+            </w:r>
+            <w:proofErr w:type="spellEnd"/>
+            <w:r>
+              <w:rPr>
+                <w:rFonts w:ascii="Arial" w:hAnsi="Arial" w:cs="Arial"/>
+                <w:sz w:val="24"/>
+                <w:szCs w:val="24"/>
+              </w:rPr>
+              <w:t xml:space="preserve"> </w:t>
+            </w:r>
+            <w:proofErr w:type="spellStart"/>
+            <w:r>
+              <w:rPr>
+                <w:rFonts w:ascii="Arial" w:hAnsi="Arial" w:cs="Arial"/>
+                <w:sz w:val="24"/>
+                <w:szCs w:val="24"/>
+              </w:rPr>
+              <w:t>atau</w:t>
+            </w:r>
+            <w:proofErr w:type="spellEnd"/>
+            <w:r>
+              <w:rPr>
+                <w:rFonts w:ascii="Arial" w:hAnsi="Arial" w:cs="Arial"/>
+                <w:sz w:val="24"/>
+                <w:szCs w:val="24"/>
+              </w:rPr>
+              <w:t xml:space="preserve"> </w:t>
+            </w:r>
+            <w:proofErr w:type="spellStart"/>
+            <w:r>
+              <w:rPr>
+                <w:rFonts w:ascii="Arial" w:hAnsi="Arial" w:cs="Arial"/>
+                <w:sz w:val="24"/>
+                <w:szCs w:val="24"/>
+              </w:rPr>
+              <w:t>Konsultan</w:t>
+            </w:r>
+            <w:proofErr w:type="spellEnd"/>
           </w:p>
         </w:tc>
         <w:tc>
@@ -7167,7 +9443,25 @@
                 <w:sz w:val="24"/>
                 <w:szCs w:val="24"/>
               </w:rPr>
-              <w:t>{keterangan}</w:t>
+              <w:t>{</w:t>
+            </w:r>
+            <w:proofErr w:type="spellStart"/>
+            <w:r>
+              <w:rPr>
+                <w:rFonts w:ascii="Arial" w:hAnsi="Arial" w:cs="Arial"/>
+                <w:sz w:val="24"/>
+                <w:szCs w:val="24"/>
+              </w:rPr>
+              <w:t>keterangan</w:t>
+            </w:r>
+            <w:proofErr w:type="spellEnd"/>
+            <w:r>
+              <w:rPr>
+                <w:rFonts w:ascii="Arial" w:hAnsi="Arial" w:cs="Arial"/>
+                <w:sz w:val="24"/>
+                <w:szCs w:val="24"/>
+              </w:rPr>
+              <w:t>}</w:t>
             </w:r>
           </w:p>
         </w:tc>
@@ -7194,14 +9488,61 @@
           <w:szCs w:val="24"/>
         </w:rPr>
       </w:pPr>
+      <w:proofErr w:type="spellStart"/>
       <w:r>
         <w:rPr>
           <w:rFonts w:ascii="Arial" w:hAnsi="Arial" w:cs="Arial"/>
           <w:sz w:val="24"/>
           <w:szCs w:val="24"/>
         </w:rPr>
-        <w:t xml:space="preserve">Demikian hasil pemeriksaan </w:t>
+        <w:t>Demikian</w:t>
       </w:r>
+      <w:proofErr w:type="spellEnd"/>
+      <w:r>
+        <w:rPr>
+          <w:rFonts w:ascii="Arial" w:hAnsi="Arial" w:cs="Arial"/>
+          <w:sz w:val="24"/>
+          <w:szCs w:val="24"/>
+        </w:rPr>
+        <w:t xml:space="preserve"> </w:t>
+      </w:r>
+      <w:proofErr w:type="spellStart"/>
+      <w:r>
+        <w:rPr>
+          <w:rFonts w:ascii="Arial" w:hAnsi="Arial" w:cs="Arial"/>
+          <w:sz w:val="24"/>
+          <w:szCs w:val="24"/>
+        </w:rPr>
+        <w:t>hasil</w:t>
+      </w:r>
+      <w:proofErr w:type="spellEnd"/>
+      <w:r>
+        <w:rPr>
+          <w:rFonts w:ascii="Arial" w:hAnsi="Arial" w:cs="Arial"/>
+          <w:sz w:val="24"/>
+          <w:szCs w:val="24"/>
+        </w:rPr>
+        <w:t xml:space="preserve"> </w:t>
+      </w:r>
+      <w:proofErr w:type="spellStart"/>
+      <w:r>
+        <w:rPr>
+          <w:rFonts w:ascii="Arial" w:hAnsi="Arial" w:cs="Arial"/>
+          <w:sz w:val="24"/>
+          <w:szCs w:val="24"/>
+        </w:rPr>
+        <w:t>pemeriksaan</w:t>
+      </w:r>
+      <w:proofErr w:type="spellEnd"/>
+      <w:r>
+        <w:rPr>
+          <w:rFonts w:ascii="Arial" w:hAnsi="Arial" w:cs="Arial"/>
+          <w:sz w:val="24"/>
+          <w:szCs w:val="24"/>
+        </w:rPr>
+        <w:t xml:space="preserve"> </w:t>
+      </w:r>
+      <w:proofErr w:type="spellStart"/>
       <w:r>
         <w:rPr>
           <w:rFonts w:ascii="Arial" w:hAnsi="Arial" w:cs="Arial"/>
@@ -7216,7 +9557,115 @@
           <w:sz w:val="24"/>
           <w:szCs w:val="24"/>
         </w:rPr>
-        <w:t>dministrasi Dokumen Lingkungan ini selanjutnya agar dapat d</w:t>
+        <w:t>dministrasi</w:t>
+      </w:r>
+      <w:proofErr w:type="spellEnd"/>
+      <w:r>
+        <w:rPr>
+          <w:rFonts w:ascii="Arial" w:hAnsi="Arial" w:cs="Arial"/>
+          <w:sz w:val="24"/>
+          <w:szCs w:val="24"/>
+        </w:rPr>
+        <w:t xml:space="preserve"> </w:t>
+      </w:r>
+      <w:proofErr w:type="spellStart"/>
+      <w:r>
+        <w:rPr>
+          <w:rFonts w:ascii="Arial" w:hAnsi="Arial" w:cs="Arial"/>
+          <w:sz w:val="24"/>
+          <w:szCs w:val="24"/>
+        </w:rPr>
+        <w:t>Dokumen</w:t>
+      </w:r>
+      <w:proofErr w:type="spellEnd"/>
+      <w:r>
+        <w:rPr>
+          <w:rFonts w:ascii="Arial" w:hAnsi="Arial" w:cs="Arial"/>
+          <w:sz w:val="24"/>
+          <w:szCs w:val="24"/>
+        </w:rPr>
+        <w:t xml:space="preserve"> </w:t>
+      </w:r>
+      <w:proofErr w:type="spellStart"/>
+      <w:r>
+        <w:rPr>
+          <w:rFonts w:ascii="Arial" w:hAnsi="Arial" w:cs="Arial"/>
+          <w:sz w:val="24"/>
+          <w:szCs w:val="24"/>
+        </w:rPr>
+        <w:t>Lingkungan</w:t>
+      </w:r>
+      <w:proofErr w:type="spellEnd"/>
+      <w:r>
+        <w:rPr>
+          <w:rFonts w:ascii="Arial" w:hAnsi="Arial" w:cs="Arial"/>
+          <w:sz w:val="24"/>
+          <w:szCs w:val="24"/>
+        </w:rPr>
+        <w:t xml:space="preserve"> </w:t>
+      </w:r>
+      <w:proofErr w:type="spellStart"/>
+      <w:r>
+        <w:rPr>
+          <w:rFonts w:ascii="Arial" w:hAnsi="Arial" w:cs="Arial"/>
+          <w:sz w:val="24"/>
+          <w:szCs w:val="24"/>
+        </w:rPr>
+        <w:t>ini</w:t>
+      </w:r>
+      <w:proofErr w:type="spellEnd"/>
+      <w:r>
+        <w:rPr>
+          <w:rFonts w:ascii="Arial" w:hAnsi="Arial" w:cs="Arial"/>
+          <w:sz w:val="24"/>
+          <w:szCs w:val="24"/>
+        </w:rPr>
+        <w:t xml:space="preserve"> </w:t>
+      </w:r>
+      <w:proofErr w:type="spellStart"/>
+      <w:r>
+        <w:rPr>
+          <w:rFonts w:ascii="Arial" w:hAnsi="Arial" w:cs="Arial"/>
+          <w:sz w:val="24"/>
+          <w:szCs w:val="24"/>
+        </w:rPr>
+        <w:t>selanjutnya</w:t>
+      </w:r>
+      <w:proofErr w:type="spellEnd"/>
+      <w:r>
+        <w:rPr>
+          <w:rFonts w:ascii="Arial" w:hAnsi="Arial" w:cs="Arial"/>
+          <w:sz w:val="24"/>
+          <w:szCs w:val="24"/>
+        </w:rPr>
+        <w:t xml:space="preserve"> agar </w:t>
+      </w:r>
+      <w:proofErr w:type="spellStart"/>
+      <w:r>
+        <w:rPr>
+          <w:rFonts w:ascii="Arial" w:hAnsi="Arial" w:cs="Arial"/>
+          <w:sz w:val="24"/>
+          <w:szCs w:val="24"/>
+        </w:rPr>
+        <w:t>dapat</w:t>
+      </w:r>
+      <w:proofErr w:type="spellEnd"/>
+      <w:r>
+        <w:rPr>
+          <w:rFonts w:ascii="Arial" w:hAnsi="Arial" w:cs="Arial"/>
+          <w:sz w:val="24"/>
+          <w:szCs w:val="24"/>
+        </w:rPr>
+        <w:t xml:space="preserve"> </w:t>
+      </w:r>
+      <w:proofErr w:type="spellStart"/>
+      <w:r>
+        <w:rPr>
+          <w:rFonts w:ascii="Arial" w:hAnsi="Arial" w:cs="Arial"/>
+          <w:sz w:val="24"/>
+          <w:szCs w:val="24"/>
+        </w:rPr>
+        <w:t>d</w:t>
       </w:r>
       <w:r>
         <w:rPr>
@@ -7224,8 +9673,45 @@
           <w:sz w:val="24"/>
           <w:szCs w:val="24"/>
         </w:rPr>
-        <w:t>iproses lebih lanjut</w:t>
+        <w:t>iproses</w:t>
       </w:r>
+      <w:proofErr w:type="spellEnd"/>
+      <w:r>
+        <w:rPr>
+          <w:rFonts w:ascii="Arial" w:hAnsi="Arial" w:cs="Arial"/>
+          <w:sz w:val="24"/>
+          <w:szCs w:val="24"/>
+        </w:rPr>
+        <w:t xml:space="preserve"> </w:t>
+      </w:r>
+      <w:proofErr w:type="spellStart"/>
+      <w:r>
+        <w:rPr>
+          <w:rFonts w:ascii="Arial" w:hAnsi="Arial" w:cs="Arial"/>
+          <w:sz w:val="24"/>
+          <w:szCs w:val="24"/>
+        </w:rPr>
+        <w:t>lebih</w:t>
+      </w:r>
+      <w:proofErr w:type="spellEnd"/>
+      <w:r>
+        <w:rPr>
+          <w:rFonts w:ascii="Arial" w:hAnsi="Arial" w:cs="Arial"/>
+          <w:sz w:val="24"/>
+          <w:szCs w:val="24"/>
+        </w:rPr>
+        <w:t xml:space="preserve"> </w:t>
+      </w:r>
+      <w:proofErr w:type="spellStart"/>
+      <w:r>
+        <w:rPr>
+          <w:rFonts w:ascii="Arial" w:hAnsi="Arial" w:cs="Arial"/>
+          <w:sz w:val="24"/>
+          <w:szCs w:val="24"/>
+        </w:rPr>
+        <w:t>lanjut</w:t>
+      </w:r>
+      <w:proofErr w:type="spellEnd"/>
     </w:p>
     <w:tbl>
       <w:tblPr>
@@ -7270,13 +9756,61 @@
                 <w:szCs w:val="24"/>
               </w:rPr>
             </w:pPr>
-            <w:r>
-              <w:rPr>
-                <w:rFonts w:ascii="Arial" w:hAnsi="Arial" w:cs="Arial"/>
-                <w:sz w:val="24"/>
-                <w:szCs w:val="24"/>
-              </w:rPr>
-              <w:t>Sragen, {hari_ini_tanggal},{hari_ini_bulan}</w:t>
+            <w:proofErr w:type="spellStart"/>
+            <w:r>
+              <w:rPr>
+                <w:rFonts w:ascii="Arial" w:hAnsi="Arial" w:cs="Arial"/>
+                <w:sz w:val="24"/>
+                <w:szCs w:val="24"/>
+              </w:rPr>
+              <w:t>Sragen</w:t>
+            </w:r>
+            <w:proofErr w:type="spellEnd"/>
+            <w:r>
+              <w:rPr>
+                <w:rFonts w:ascii="Arial" w:hAnsi="Arial" w:cs="Arial"/>
+                <w:sz w:val="24"/>
+                <w:szCs w:val="24"/>
+              </w:rPr>
+              <w:t>, {</w:t>
+            </w:r>
+            <w:proofErr w:type="spellStart"/>
+            <w:r>
+              <w:rPr>
+                <w:rFonts w:ascii="Arial" w:hAnsi="Arial" w:cs="Arial"/>
+                <w:sz w:val="24"/>
+                <w:szCs w:val="24"/>
+              </w:rPr>
+              <w:t>hari_ini_tanggal</w:t>
+            </w:r>
+            <w:proofErr w:type="spellEnd"/>
+            <w:proofErr w:type="gramStart"/>
+            <w:r>
+              <w:rPr>
+                <w:rFonts w:ascii="Arial" w:hAnsi="Arial" w:cs="Arial"/>
+                <w:sz w:val="24"/>
+                <w:szCs w:val="24"/>
+              </w:rPr>
+              <w:t>},{</w:t>
+            </w:r>
+            <w:proofErr w:type="spellStart"/>
+            <w:proofErr w:type="gramEnd"/>
+            <w:r>
+              <w:rPr>
+                <w:rFonts w:ascii="Arial" w:hAnsi="Arial" w:cs="Arial"/>
+                <w:sz w:val="24"/>
+                <w:szCs w:val="24"/>
+              </w:rPr>
+              <w:t>hari_ini_bulan</w:t>
+            </w:r>
+            <w:proofErr w:type="spellEnd"/>
+            <w:r>
+              <w:rPr>
+                <w:rFonts w:ascii="Arial" w:hAnsi="Arial" w:cs="Arial"/>
+                <w:sz w:val="24"/>
+                <w:szCs w:val="24"/>
+              </w:rPr>
+              <w:t>}</w:t>
             </w:r>
             <w:r>
               <w:rPr>
@@ -7292,7 +9826,25 @@
                 <w:sz w:val="24"/>
                 <w:szCs w:val="24"/>
               </w:rPr>
-              <w:t>{hari_ini_tahun}</w:t>
+              <w:t>{</w:t>
+            </w:r>
+            <w:proofErr w:type="spellStart"/>
+            <w:r>
+              <w:rPr>
+                <w:rFonts w:ascii="Arial" w:hAnsi="Arial" w:cs="Arial"/>
+                <w:sz w:val="24"/>
+                <w:szCs w:val="24"/>
+              </w:rPr>
+              <w:t>hari_ini_tahun</w:t>
+            </w:r>
+            <w:proofErr w:type="spellEnd"/>
+            <w:r>
+              <w:rPr>
+                <w:rFonts w:ascii="Arial" w:hAnsi="Arial" w:cs="Arial"/>
+                <w:sz w:val="24"/>
+                <w:szCs w:val="24"/>
+              </w:rPr>
+              <w:t>}</w:t>
             </w:r>
           </w:p>
           <w:p>
@@ -7311,8 +9863,28 @@
                 <w:sz w:val="24"/>
                 <w:szCs w:val="24"/>
               </w:rPr>
-              <w:t>Tim Uji Administrasi :</w:t>
-            </w:r>
+              <w:t xml:space="preserve">Tim Uji </w:t>
+            </w:r>
+            <w:proofErr w:type="spellStart"/>
+            <w:proofErr w:type="gramStart"/>
+            <w:r>
+              <w:rPr>
+                <w:rFonts w:ascii="Arial" w:hAnsi="Arial" w:cs="Arial"/>
+                <w:sz w:val="24"/>
+                <w:szCs w:val="24"/>
+              </w:rPr>
+              <w:t>Administrasi</w:t>
+            </w:r>
+            <w:proofErr w:type="spellEnd"/>
+            <w:r>
+              <w:rPr>
+                <w:rFonts w:ascii="Arial" w:hAnsi="Arial" w:cs="Arial"/>
+                <w:sz w:val="24"/>
+                <w:szCs w:val="24"/>
+              </w:rPr>
+              <w:t xml:space="preserve"> :</w:t>
+            </w:r>
+            <w:proofErr w:type="gramEnd"/>
           </w:p>
         </w:tc>
       </w:tr>
@@ -7340,7 +9912,25 @@
                 <w:sz w:val="24"/>
                 <w:szCs w:val="24"/>
               </w:rPr>
-              <w:t>{#tim_penilai_anggota}{nomor_urut}.</w:t>
+              <w:t>{#tim_penilai_</w:t>
+            </w:r>
+            <w:proofErr w:type="gramStart"/>
+            <w:r>
+              <w:rPr>
+                <w:rFonts w:ascii="Arial" w:hAnsi="Arial" w:cs="Arial"/>
+                <w:sz w:val="24"/>
+                <w:szCs w:val="24"/>
+              </w:rPr>
+              <w:t>anggota}{</w:t>
+            </w:r>
+            <w:proofErr w:type="gramEnd"/>
+            <w:r>
+              <w:rPr>
+                <w:rFonts w:ascii="Arial" w:hAnsi="Arial" w:cs="Arial"/>
+                <w:sz w:val="24"/>
+                <w:szCs w:val="24"/>
+              </w:rPr>
+              <w:t>nomor_urut}.</w:t>
             </w:r>
           </w:p>
         </w:tc>
@@ -7365,13 +9955,23 @@
               </w:rPr>
               <w:t>{</w:t>
             </w:r>
-            <w:r>
-              <w:rPr>
-                <w:rFonts w:ascii="Arial" w:hAnsi="Arial" w:cs="Arial"/>
-                <w:sz w:val="24"/>
-                <w:szCs w:val="24"/>
-              </w:rPr>
-              <w:t>nama}</w:t>
+            <w:proofErr w:type="spellStart"/>
+            <w:r>
+              <w:rPr>
+                <w:rFonts w:ascii="Arial" w:hAnsi="Arial" w:cs="Arial"/>
+                <w:sz w:val="24"/>
+                <w:szCs w:val="24"/>
+              </w:rPr>
+              <w:t>nama</w:t>
+            </w:r>
+            <w:proofErr w:type="spellEnd"/>
+            <w:r>
+              <w:rPr>
+                <w:rFonts w:ascii="Arial" w:hAnsi="Arial" w:cs="Arial"/>
+                <w:sz w:val="24"/>
+                <w:szCs w:val="24"/>
+              </w:rPr>
+              <w:t>}</w:t>
             </w:r>
           </w:p>
         </w:tc>
@@ -7394,7 +9994,25 @@
                 <w:sz w:val="24"/>
                 <w:szCs w:val="24"/>
               </w:rPr>
-              <w:t>{nomor_urut}.</w:t>
+              <w:t>{</w:t>
+            </w:r>
+            <w:proofErr w:type="spellStart"/>
+            <w:r>
+              <w:rPr>
+                <w:rFonts w:ascii="Arial" w:hAnsi="Arial" w:cs="Arial"/>
+                <w:sz w:val="24"/>
+                <w:szCs w:val="24"/>
+              </w:rPr>
+              <w:t>nomor_urut</w:t>
+            </w:r>
+            <w:proofErr w:type="spellEnd"/>
+            <w:r>
+              <w:rPr>
+                <w:rFonts w:ascii="Arial" w:hAnsi="Arial" w:cs="Arial"/>
+                <w:sz w:val="24"/>
+                <w:szCs w:val="24"/>
+              </w:rPr>
+              <w:t>}.</w:t>
             </w:r>
             <w:r>
               <w:rPr>
@@ -7410,7 +10028,25 @@
                 <w:sz w:val="24"/>
                 <w:szCs w:val="24"/>
               </w:rPr>
-              <w:t>.........{/tim_penilai_anggota}</w:t>
+              <w:t>.........{/</w:t>
+            </w:r>
+            <w:proofErr w:type="spellStart"/>
+            <w:r>
+              <w:rPr>
+                <w:rFonts w:ascii="Arial" w:hAnsi="Arial" w:cs="Arial"/>
+                <w:sz w:val="24"/>
+                <w:szCs w:val="24"/>
+              </w:rPr>
+              <w:t>tim_penilai_anggota</w:t>
+            </w:r>
+            <w:proofErr w:type="spellEnd"/>
+            <w:r>
+              <w:rPr>
+                <w:rFonts w:ascii="Arial" w:hAnsi="Arial" w:cs="Arial"/>
+                <w:sz w:val="24"/>
+                <w:szCs w:val="24"/>
+              </w:rPr>
+              <w:t>}</w:t>
             </w:r>
           </w:p>
         </w:tc>

--- a/src/templates/uji-administrasi/template_ba_uji_admin.docx
+++ b/src/templates/uji-administrasi/template_ba_uji_admin.docx
@@ -1,6 +1,9090 @@
 
-<file path=word/document.xml><?xml version="1.0" encoding="UTF-8" standalone="yes"?>
-<w:document xmlns:wpc="http://schemas.microsoft.com/office/word/2010/wordprocessingCanvas" xmlns:cx="http://schemas.microsoft.com/office/drawing/2014/chartex" xmlns:cx1="http://schemas.microsoft.com/office/drawing/2015/9/8/chartex" xmlns:cx2="http://schemas.microsoft.com/office/drawing/2015/10/21/chartex" xmlns:cx3="http://schemas.microsoft.com/office/drawing/2016/5/9/chartex" xmlns:cx4="http://schemas.microsoft.com/office/drawing/2016/5/10/chartex" xmlns:cx5="http://schemas.microsoft.com/office/drawing/2016/5/11/chartex" xmlns:cx6="http://schemas.microsoft.com/office/drawing/2016/5/12/chartex" xmlns:cx7="http://schemas.microsoft.com/office/drawing/2016/5/13/chartex" xmlns:cx8="http://schemas.microsoft.com/office/drawing/2016/5/14/chartex" xmlns:mc="http://schemas.openxmlformats.org/markup-compatibility/2006" xmlns:aink="http://schemas.microsoft.com/office/drawing/2016/ink" xmlns:am3d="http://schemas.microsoft.com/office/drawing/2017/model3d" xmlns:o="urn:schemas-microsoft-com:office:office" xmlns:oel="http://schemas.microsoft.com/office/2019/extlst" xmlns:r="http://schemas.openxmlformats.org/officeDocument/2006/relationships" xmlns:m="http://schemas.openxmlformats.org/officeDocument/2006/math" xmlns:v="urn:schemas-microsoft-com:vml" xmlns:wp14="http://schemas.microsoft.com/office/word/2010/wordprocessingDrawing" xmlns:wp="http://schemas.openxmlformats.org/drawingml/2006/wordprocessingDrawing" xmlns:w10="urn:schemas-microsoft-com:office:word" xmlns:w="http://schemas.openxmlformats.org/wordprocessingml/2006/main" xmlns:w14="http://schemas.microsoft.com/office/word/2010/wordml" xmlns:w15="http://schemas.microsoft.com/office/word/2012/wordml" xmlns:w16cex="http://schemas.microsoft.com/office/word/2018/wordml/cex" xmlns:w16cid="http://schemas.microsoft.com/office/word/2016/wordml/cid" xmlns:w16="http://schemas.microsoft.com/office/word/2018/wordml" xmlns:w16sdtdh="http://schemas.microsoft.com/office/word/2020/wordml/sdtdatahash" xmlns:w16se="http://schemas.microsoft.com/office/word/2015/wordml/symex" xmlns:wpg="http://schemas.microsoft.com/office/word/2010/wordprocessingGroup" xmlns:wpi="http://schemas.microsoft.com/office/word/2010/wordprocessingInk" xmlns:wne="http://schemas.microsoft.com/office/word/2006/wordml" xmlns:wps="http://schemas.microsoft.com/office/word/2010/wordprocessingShape" mc:Ignorable="w14 w15 w16se w16cid w16 w16cex w16sdtdh wp14"><w:body><w:tbl><w:tblPr><w:tblpPr w:leftFromText="180" w:rightFromText="180" w:vertAnchor="text" w:horzAnchor="margin" w:tblpX="-426" w:tblpY="155"/><w:tblW w:w="9639" w:type="dxa"/><w:tblBorders><w:bottom w:val="thinThickSmallGap" w:sz="24" w:space="0" w:color="auto"/><w:insideH w:val="single" w:sz="4" w:space="0" w:color="000000"/></w:tblBorders><w:tblLook w:val="04A0" w:firstRow="1" w:lastRow="0" w:firstColumn="1" w:lastColumn="0" w:noHBand="0" w:noVBand="1"/></w:tblPr><w:tblGrid><w:gridCol w:w="1493"/><w:gridCol w:w="8146"/></w:tblGrid><w:tr><w:trPr><w:trHeight w:val="1281"/></w:trPr><w:tc><w:tcPr><w:tcW w:w="1493" w:type="dxa"/></w:tcPr><w:p><w:pPr><w:spacing w:after="0" w:line="240" w:lineRule="auto"/><w:ind w:left="1276"/><w:jc w:val="center"/><w:rPr><w:rFonts w:ascii="Book Antiqua" w:hAnsi="Book Antiqua"/></w:rPr></w:pPr><w:r><w:rPr><w:noProof/><w:sz w:val="28"/><w:szCs w:val="28"/></w:rPr><w:drawing><wp:anchor distT="0" distB="0" distL="114300" distR="114300" simplePos="0" relativeHeight="251659264" behindDoc="0" locked="0" layoutInCell="1" allowOverlap="1" wp14:anchorId="20B887FB" wp14:editId="6245689F"><wp:simplePos x="0" y="0"/><wp:positionH relativeFrom="column"><wp:posOffset>-29922</wp:posOffset></wp:positionH><wp:positionV relativeFrom="paragraph"><wp:posOffset>984</wp:posOffset></wp:positionV><wp:extent cx="640568" cy="724120"/><wp:effectExtent l="0" t="0" r="7620" b="0"/><wp:wrapNone/><wp:docPr id="444780970" name="Gambar 1"/><wp:cNvGraphicFramePr><a:graphicFrameLocks xmlns:a="http://schemas.openxmlformats.org/drawingml/2006/main" noChangeAspect="1"/></wp:cNvGraphicFramePr><a:graphic xmlns:a="http://schemas.openxmlformats.org/drawingml/2006/main"><a:graphicData uri="http://schemas.openxmlformats.org/drawingml/2006/picture"><pic:pic xmlns:pic="http://schemas.openxmlformats.org/drawingml/2006/picture"><pic:nvPicPr><pic:cNvPr id="444780970" name="Gambar 444780970"/><pic:cNvPicPr/></pic:nvPicPr><pic:blipFill><a:blip r:embed="rId7" cstate="print"><a:extLst><a:ext uri="{BEBA8EAE-BF5A-486C-A8C5-ECC9F3942E4B}"><a14:imgProps xmlns:a14="http://schemas.microsoft.com/office/drawing/2010/main"><a14:imgLayer r:embed="rId8"><a14:imgEffect><a14:sharpenSoften amount="50000"/></a14:imgEffect><a14:imgEffect><a14:brightnessContrast contrast="20000"/></a14:imgEffect></a14:imgLayer></a14:imgProps></a:ext><a:ext uri="{28A0092B-C50C-407E-A947-70E740481C1C}"><a14:useLocalDpi xmlns:a14="http://schemas.microsoft.com/office/drawing/2010/main" val="0"/></a:ext></a:extLst></a:blip><a:stretch><a:fillRect/></a:stretch></pic:blipFill><pic:spPr><a:xfrm><a:off x="0" y="0"/><a:ext cx="643044" cy="726919"/></a:xfrm><a:prstGeom prst="rect"><a:avLst/></a:prstGeom></pic:spPr></pic:pic></a:graphicData></a:graphic><wp14:sizeRelH relativeFrom="margin"><wp14:pctWidth>0</wp14:pctWidth></wp14:sizeRelH><wp14:sizeRelV relativeFrom="margin"><wp14:pctHeight>0</wp14:pctHeight></wp14:sizeRelV></wp:anchor></w:drawing></w:r></w:p></w:tc><w:tc><w:tcPr><w:tcW w:w="8146" w:type="dxa"/></w:tcPr><w:p><w:pPr><w:spacing w:after="0" w:line="240" w:lineRule="auto"/><w:ind w:left="-187"/><w:jc w:val="center"/><w:rPr><w:rFonts w:ascii="Arial" w:hAnsi="Arial" w:cs="Arial"/><w:sz w:val="28"/><w:szCs w:val="28"/></w:rPr></w:pPr><w:r><w:rPr><w:rFonts w:ascii="Arial" w:hAnsi="Arial" w:cs="Arial"/><w:sz w:val="28"/><w:szCs w:val="28"/></w:rPr><w:t>PEMERINTAH KABUPATEN SRAGEN</w:t></w:r></w:p><w:p><w:pPr><w:spacing w:after="0" w:line="240" w:lineRule="auto"/><w:ind w:left="-187"/><w:jc w:val="center"/><w:rPr><w:rFonts w:ascii="Arial" w:hAnsi="Arial" w:cs="Arial"/><w:b/><w:bCs/><w:sz w:val="28"/><w:szCs w:val="28"/></w:rPr></w:pPr><w:r><w:rPr><w:rFonts w:ascii="Arial" w:hAnsi="Arial" w:cs="Arial"/><w:b/><w:bCs/><w:sz w:val="28"/><w:szCs w:val="28"/></w:rPr><w:t>DINAS LINGKUNGAN HIDUP</w:t></w:r></w:p><w:p><w:pPr><w:spacing w:after="0" w:line="240" w:lineRule="auto"/><w:ind w:left="-187" w:right="-30"/><w:jc w:val="center"/><w:rPr><w:rFonts w:ascii="Arial Narrow" w:hAnsi="Arial Narrow" w:cs="Arial"/><w:sz w:val="20"/><w:szCs w:val="20"/></w:rPr></w:pPr><w:r><w:rPr><w:rFonts w:ascii="Arial Narrow" w:hAnsi="Arial Narrow" w:cs="Arial"/><w:sz w:val="20"/><w:szCs w:val="20"/></w:rPr><w:t xml:space="preserve">Jalan </w:t></w:r><w:proofErr w:type="spellStart"/><w:r><w:rPr><w:rFonts w:ascii="Arial Narrow" w:hAnsi="Arial Narrow" w:cs="Arial"/><w:sz w:val="20"/><w:szCs w:val="20"/></w:rPr><w:t>Ronggowarsito</w:t></w:r><w:proofErr w:type="spellEnd"/><w:r><w:rPr><w:rFonts w:ascii="Arial Narrow" w:hAnsi="Arial Narrow" w:cs="Arial"/><w:sz w:val="20"/><w:szCs w:val="20"/></w:rPr><w:t xml:space="preserve"> </w:t></w:r><w:proofErr w:type="spellStart"/><w:r><w:rPr><w:rFonts w:ascii="Arial Narrow" w:hAnsi="Arial Narrow" w:cs="Arial"/><w:sz w:val="20"/><w:szCs w:val="20"/></w:rPr><w:t>Nomor</w:t></w:r><w:proofErr w:type="spellEnd"/><w:r><w:rPr><w:rFonts w:ascii="Arial Narrow" w:hAnsi="Arial Narrow" w:cs="Arial"/><w:sz w:val="20"/><w:szCs w:val="20"/></w:rPr><w:t xml:space="preserve"> 18B, </w:t></w:r><w:proofErr w:type="spellStart"/><w:r><w:rPr><w:rFonts w:ascii="Arial Narrow" w:hAnsi="Arial Narrow" w:cs="Arial"/><w:sz w:val="20"/><w:szCs w:val="20"/></w:rPr><w:t>Sragen</w:t></w:r><w:proofErr w:type="spellEnd"/><w:r><w:rPr><w:rFonts w:ascii="Arial Narrow" w:hAnsi="Arial Narrow" w:cs="Arial"/><w:sz w:val="20"/><w:szCs w:val="20"/></w:rPr><w:t xml:space="preserve"> </w:t></w:r><w:proofErr w:type="spellStart"/><w:r><w:rPr><w:rFonts w:ascii="Arial Narrow" w:hAnsi="Arial Narrow" w:cs="Arial"/><w:sz w:val="20"/><w:szCs w:val="20"/></w:rPr><w:t>Wetan</w:t></w:r><w:proofErr w:type="spellEnd"/><w:r><w:rPr><w:rFonts w:ascii="Arial Narrow" w:hAnsi="Arial Narrow" w:cs="Arial"/><w:sz w:val="20"/><w:szCs w:val="20"/></w:rPr><w:t xml:space="preserve">, </w:t></w:r><w:proofErr w:type="spellStart"/><w:r><w:rPr><w:rFonts w:ascii="Arial Narrow" w:hAnsi="Arial Narrow" w:cs="Arial"/><w:sz w:val="20"/><w:szCs w:val="20"/></w:rPr><w:t>Sragen</w:t></w:r><w:proofErr w:type="spellEnd"/><w:r><w:rPr><w:rFonts w:ascii="Arial Narrow" w:hAnsi="Arial Narrow" w:cs="Arial"/><w:sz w:val="20"/><w:szCs w:val="20"/></w:rPr><w:t xml:space="preserve">, </w:t></w:r><w:proofErr w:type="spellStart"/><w:r><w:rPr><w:rFonts w:ascii="Arial Narrow" w:hAnsi="Arial Narrow" w:cs="Arial"/><w:sz w:val="20"/><w:szCs w:val="20"/></w:rPr><w:t>Jawa</w:t></w:r><w:proofErr w:type="spellEnd"/><w:r><w:rPr><w:rFonts w:ascii="Arial Narrow" w:hAnsi="Arial Narrow" w:cs="Arial"/><w:sz w:val="20"/><w:szCs w:val="20"/></w:rPr><w:t xml:space="preserve"> Tengah 57214</w:t></w:r></w:p><w:p><w:pPr><w:spacing w:after="0" w:line="240" w:lineRule="auto"/><w:ind w:left="-187" w:right="-30"/><w:jc w:val="center"/><w:rPr><w:rFonts w:ascii="Arial Narrow" w:hAnsi="Arial Narrow" w:cs="Arial"/><w:sz w:val="20"/><w:szCs w:val="20"/></w:rPr></w:pPr><w:proofErr w:type="spellStart"/><w:r><w:rPr><w:rFonts w:ascii="Arial Narrow" w:hAnsi="Arial Narrow" w:cs="Arial"/><w:sz w:val="20"/><w:szCs w:val="20"/></w:rPr><w:t>Telepon</w:t></w:r><w:proofErr w:type="spellEnd"/><w:r><w:rPr><w:rFonts w:ascii="Arial Narrow" w:hAnsi="Arial Narrow" w:cs="Arial"/><w:sz w:val="20"/><w:szCs w:val="20"/></w:rPr><w:t xml:space="preserve"> (0271) 891136, </w:t></w:r><w:proofErr w:type="spellStart"/><w:r><w:rPr><w:rFonts w:ascii="Arial Narrow" w:hAnsi="Arial Narrow" w:cs="Arial"/><w:sz w:val="20"/><w:szCs w:val="20"/></w:rPr><w:t>Faksimile</w:t></w:r><w:proofErr w:type="spellEnd"/><w:r><w:rPr><w:rFonts w:ascii="Arial Narrow" w:hAnsi="Arial Narrow" w:cs="Arial"/><w:sz w:val="20"/><w:szCs w:val="20"/></w:rPr><w:t xml:space="preserve"> (0271) 891136, </w:t></w:r><w:proofErr w:type="spellStart"/><w:r><w:rPr><w:rFonts w:ascii="Arial Narrow" w:hAnsi="Arial Narrow" w:cs="Arial"/><w:sz w:val="20"/><w:szCs w:val="20"/></w:rPr><w:t>Laman</w:t></w:r><w:proofErr w:type="spellEnd"/><w:r><w:rPr><w:rFonts w:ascii="Arial Narrow" w:hAnsi="Arial Narrow" w:cs="Arial"/><w:sz w:val="20"/><w:szCs w:val="20"/></w:rPr><w:t xml:space="preserve"> www.dlh.sragenkab.go.id, Pos-</w:t></w:r><w:proofErr w:type="spellStart"/><w:r><w:rPr><w:rFonts w:ascii="Arial Narrow" w:hAnsi="Arial Narrow" w:cs="Arial"/><w:sz w:val="20"/><w:szCs w:val="20"/></w:rPr><w:t>el</w:t></w:r><w:proofErr w:type="spellEnd"/><w:r><w:rPr><w:rFonts w:ascii="Arial Narrow" w:hAnsi="Arial Narrow" w:cs="Arial"/><w:sz w:val="20"/><w:szCs w:val="20"/></w:rPr><w:t xml:space="preserve"> dlh.sragenkab.go.id</w:t></w:r></w:p></w:tc></w:tr></w:tbl><w:p><w:pPr><w:spacing w:after="0"/><w:jc w:val="center"/><w:rPr><w:rFonts w:ascii="Arial" w:hAnsi="Arial" w:cs="Arial"/><w:sz w:val="24"/><w:szCs w:val="24"/></w:rPr></w:pPr></w:p><w:p><w:pPr><w:spacing w:after="0"/><w:jc w:val="center"/><w:rPr><w:rFonts w:ascii="Arial" w:hAnsi="Arial" w:cs="Arial"/><w:b/><w:bCs/><w:sz w:val="24"/><w:szCs w:val="24"/></w:rPr></w:pPr><w:r><w:rPr><w:rFonts w:ascii="Arial" w:hAnsi="Arial" w:cs="Arial"/><w:b/><w:bCs/><w:sz w:val="24"/><w:szCs w:val="24"/></w:rPr><w:t xml:space="preserve">BERITA ACARA </w:t></w:r></w:p><w:p><w:pPr><w:spacing w:after="0"/><w:jc w:val="center"/><w:rPr><w:rFonts w:ascii="Arial" w:hAnsi="Arial" w:cs="Arial"/><w:b/><w:bCs/><w:sz w:val="24"/><w:szCs w:val="24"/></w:rPr></w:pPr><w:r><w:rPr><w:rFonts w:ascii="Arial" w:hAnsi="Arial" w:cs="Arial"/><w:b/><w:bCs/><w:sz w:val="24"/><w:szCs w:val="24"/></w:rPr><w:t>VERIFIKASI U</w:t></w:r><w:r><w:rPr><w:rFonts w:ascii="Arial" w:hAnsi="Arial" w:cs="Arial"/><w:b/><w:bCs/><w:sz w:val="24"/><w:szCs w:val="24"/></w:rPr><w:t>JI ADMINISTRASI</w:t></w:r></w:p><w:p><w:pPr><w:spacing w:after="0" w:line="276" w:lineRule="auto"/><w:jc w:val="center"/><w:rPr><w:rFonts w:ascii="Arial" w:hAnsi="Arial" w:cs="Arial"/><w:sz w:val="24"/><w:szCs w:val="24"/></w:rPr></w:pPr><w:r><w:rPr><w:rFonts w:ascii="Arial" w:hAnsi="Arial" w:cs="Arial"/><w:sz w:val="24"/><w:szCs w:val="24"/></w:rPr><w:t>{NAMA_KEGIATAN} DI {LOKASI_KEGIATAN}</w:t></w:r></w:p><w:p><w:pPr><w:spacing w:after="0" w:line="276" w:lineRule="auto"/><w:jc w:val="center"/><w:rPr><w:rFonts w:ascii="Arial" w:hAnsi="Arial" w:cs="Arial"/><w:sz w:val="24"/><w:szCs w:val="24"/></w:rPr></w:pPr><w:proofErr w:type="gramStart"/><w:r><w:rPr><w:rFonts w:ascii="Arial" w:hAnsi="Arial" w:cs="Arial"/><w:sz w:val="24"/><w:szCs w:val="24"/></w:rPr><w:t>NOMOR :</w:t></w:r><w:proofErr w:type="gramEnd"/><w:r><w:rPr><w:rFonts w:ascii="Arial" w:hAnsi="Arial" w:cs="Arial"/><w:sz w:val="24"/><w:szCs w:val="24"/></w:rPr><w:t xml:space="preserve"> </w:t></w:r><w:r><w:rPr><w:rFonts w:ascii="Arial" w:hAnsi="Arial" w:cs="Arial"/><w:sz w:val="24"/><w:szCs w:val="24"/></w:rPr><w:t>{</w:t></w:r><w:proofErr w:type="spellStart"/><w:r><w:rPr><w:rFonts w:ascii="Arial" w:hAnsi="Arial" w:cs="Arial"/><w:sz w:val="24"/><w:szCs w:val="24"/></w:rPr><w:t>nomor_uji_berkas</w:t></w:r><w:proofErr w:type="spellEnd"/><w:r><w:rPr><w:rFonts w:ascii="Arial" w:hAnsi="Arial" w:cs="Arial"/><w:sz w:val="24"/><w:szCs w:val="24"/></w:rPr><w:t>}</w:t></w:r></w:p><w:p><w:pPr><w:rPr><w:rFonts w:ascii="Arial" w:hAnsi="Arial" w:cs="Arial"/><w:sz w:val="24"/><w:szCs w:val="24"/></w:rPr></w:pPr></w:p><w:tbl><w:tblPr><w:tblStyle w:val="TableGrid"/><w:tblW w:w="9634" w:type="dxa"/><w:tblBorders><w:top w:val="none" w:sz="0" w:space="0" w:color="auto"/><w:left w:val="none" w:sz="0" w:space="0" w:color="auto"/><w:bottom w:val="none" w:sz="0" w:space="0" w:color="auto"/><w:right w:val="none" w:sz="0" w:space="0" w:color="auto"/><w:insideH w:val="none" w:sz="0" w:space="0" w:color="auto"/><w:insideV w:val="none" w:sz="0" w:space="0" w:color="auto"/></w:tblBorders><w:tblLook w:val="04A0" w:firstRow="1" w:lastRow="0" w:firstColumn="1" w:lastColumn="0" w:noHBand="0" w:noVBand="1"/></w:tblPr><w:tblGrid><w:gridCol w:w="3397"/><w:gridCol w:w="284"/><w:gridCol w:w="5953"/></w:tblGrid><w:tr><w:tc><w:tcPr><w:tcW w:w="9634" w:type="dxa"/><w:gridSpan w:val="3"/></w:tcPr><w:p><w:pPr><w:jc w:val="center"/><w:rPr><w:rFonts w:ascii="Arial" w:hAnsi="Arial" w:cs="Arial"/><w:b/><w:bCs/><w:sz w:val="24"/><w:szCs w:val="24"/></w:rPr></w:pPr><w:r><w:rPr><w:rFonts w:ascii="Arial" w:hAnsi="Arial" w:cs="Arial"/><w:b/><w:bCs/><w:sz w:val="24"/><w:szCs w:val="24"/></w:rPr><w:t>HASIL VERIFIKASI UJI ADMINISTRASI</w:t></w:r></w:p><w:p><w:pPr><w:jc w:val="center"/><w:rPr><w:rFonts w:ascii="Arial" w:hAnsi="Arial" w:cs="Arial"/><w:b/><w:bCs/><w:sz w:val="24"/><w:szCs w:val="24"/></w:rPr></w:pPr></w:p></w:tc></w:tr><w:tr><w:tc><w:tcPr><w:tcW w:w="3397" w:type="dxa"/></w:tcPr><w:p><w:pPr><w:jc w:val="both"/><w:rPr><w:rFonts w:ascii="Arial" w:hAnsi="Arial" w:cs="Arial"/><w:sz w:val="24"/><w:szCs w:val="24"/></w:rPr></w:pPr><w:proofErr w:type="spellStart"/><w:r><w:rPr><w:rFonts w:ascii="Arial" w:hAnsi="Arial" w:cs="Arial"/><w:sz w:val="24"/><w:szCs w:val="24"/></w:rPr><w:t>Nomor</w:t></w:r><w:proofErr w:type="spellEnd"/><w:r><w:rPr><w:rFonts w:ascii="Arial" w:hAnsi="Arial" w:cs="Arial"/><w:sz w:val="24"/><w:szCs w:val="24"/></w:rPr><w:t xml:space="preserve"> </w:t></w:r><w:proofErr w:type="spellStart"/><w:r><w:rPr><w:rFonts w:ascii="Arial" w:hAnsi="Arial" w:cs="Arial"/><w:sz w:val="24"/><w:szCs w:val="24"/></w:rPr><w:t>Ceklist</w:t></w:r><w:proofErr w:type="spellEnd"/><w:r><w:rPr><w:rFonts w:ascii="Arial" w:hAnsi="Arial" w:cs="Arial"/><w:sz w:val="24"/><w:szCs w:val="24"/></w:rPr><w:t xml:space="preserve"> </w:t></w:r><w:proofErr w:type="spellStart"/><w:r><w:rPr><w:rFonts w:ascii="Arial" w:hAnsi="Arial" w:cs="Arial"/><w:sz w:val="24"/><w:szCs w:val="24"/></w:rPr><w:t>Pelayanan</w:t></w:r><w:proofErr w:type="spellEnd"/></w:p></w:tc><w:tc><w:tcPr><w:tcW w:w="284" w:type="dxa"/><w:vAlign w:val="center"/></w:tcPr><w:p><w:pPr><w:jc w:val="center"/><w:rPr><w:rFonts w:ascii="Arial" w:hAnsi="Arial" w:cs="Arial"/><w:sz w:val="24"/><w:szCs w:val="24"/></w:rPr></w:pPr><w:r><w:rPr><w:rFonts w:ascii="Arial" w:hAnsi="Arial" w:cs="Arial"/><w:sz w:val="24"/><w:szCs w:val="24"/></w:rPr><w:t>:</w:t></w:r></w:p></w:tc><w:tc><w:tcPr><w:tcW w:w="5953" w:type="dxa"/></w:tcPr><w:p><w:pPr><w:jc w:val="both"/><w:rPr><w:rFonts w:ascii="Arial" w:hAnsi="Arial" w:cs="Arial"/><w:sz w:val="24"/><w:szCs w:val="24"/></w:rPr></w:pPr><w:r><w:rPr><w:rFonts w:ascii="Arial" w:hAnsi="Arial" w:cs="Arial"/><w:sz w:val="24"/><w:szCs w:val="24"/></w:rPr><w:t>{</w:t></w:r><w:proofErr w:type="spellStart"/><w:r><w:rPr><w:rFonts w:ascii="Arial" w:hAnsi="Arial" w:cs="Arial"/><w:sz w:val="24"/><w:szCs w:val="24"/></w:rPr><w:t>nomor_checklist</w:t></w:r><w:proofErr w:type="spellEnd"/><w:r><w:rPr><w:rFonts w:ascii="Arial" w:hAnsi="Arial" w:cs="Arial"/><w:sz w:val="24"/><w:szCs w:val="24"/></w:rPr><w:t>}</w:t></w:r></w:p></w:tc></w:tr><w:tr><w:tc><w:tcPr><w:tcW w:w="3397" w:type="dxa"/></w:tcPr><w:p><w:pPr><w:jc w:val="both"/><w:rPr><w:rFonts w:ascii="Arial" w:hAnsi="Arial" w:cs="Arial"/><w:sz w:val="24"/><w:szCs w:val="24"/></w:rPr></w:pPr><w:r><w:rPr><w:rFonts w:ascii="Arial" w:hAnsi="Arial" w:cs="Arial"/><w:sz w:val="24"/><w:szCs w:val="24"/></w:rPr><w:t xml:space="preserve">Nama </w:t></w:r><w:proofErr w:type="spellStart"/><w:r><w:rPr><w:rFonts w:ascii="Arial" w:hAnsi="Arial" w:cs="Arial"/><w:sz w:val="24"/><w:szCs w:val="24"/></w:rPr><w:t>Kegiatan</w:t></w:r><w:proofErr w:type="spellEnd"/></w:p></w:tc><w:tc><w:tcPr><w:tcW w:w="284" w:type="dxa"/><w:vAlign w:val="center"/></w:tcPr><w:p><w:pPr><w:jc w:val="center"/><w:rPr><w:rFonts w:ascii="Arial" w:hAnsi="Arial" w:cs="Arial"/><w:sz w:val="24"/><w:szCs w:val="24"/></w:rPr></w:pPr><w:r><w:rPr><w:rFonts w:ascii="Arial" w:hAnsi="Arial" w:cs="Arial"/><w:sz w:val="24"/><w:szCs w:val="24"/></w:rPr><w:t>:</w:t></w:r></w:p></w:tc><w:tc><w:tcPr><w:tcW w:w="5953" w:type="dxa"/></w:tcPr><w:p><w:pPr><w:jc w:val="both"/><w:rPr><w:rFonts w:ascii="Arial" w:hAnsi="Arial" w:cs="Arial"/><w:sz w:val="24"/><w:szCs w:val="24"/></w:rPr></w:pPr><w:r><w:rPr><w:rFonts w:ascii="Arial" w:hAnsi="Arial" w:cs="Arial"/><w:sz w:val="24"/><w:szCs w:val="24"/></w:rPr><w:t>{</w:t></w:r><w:proofErr w:type="spellStart"/><w:r><w:rPr><w:rFonts w:ascii="Arial" w:hAnsi="Arial" w:cs="Arial"/><w:sz w:val="24"/><w:szCs w:val="24"/></w:rPr><w:t>nama_kegiatan</w:t></w:r><w:proofErr w:type="spellEnd"/><w:r><w:rPr><w:rFonts w:ascii="Arial" w:hAnsi="Arial" w:cs="Arial"/><w:sz w:val="24"/><w:szCs w:val="24"/></w:rPr><w:t>}</w:t></w:r></w:p></w:tc></w:tr><w:tr><w:tc><w:tcPr><w:tcW w:w="3397" w:type="dxa"/></w:tcPr><w:p><w:pPr><w:jc w:val="both"/><w:rPr><w:rFonts w:ascii="Arial" w:hAnsi="Arial" w:cs="Arial"/><w:sz w:val="24"/><w:szCs w:val="24"/></w:rPr></w:pPr><w:proofErr w:type="spellStart"/><w:r><w:rPr><w:rFonts w:ascii="Arial" w:hAnsi="Arial" w:cs="Arial"/><w:sz w:val="24"/><w:szCs w:val="24"/></w:rPr><w:t>Jenis</w:t></w:r><w:proofErr w:type="spellEnd"/><w:r><w:rPr><w:rFonts w:ascii="Arial" w:hAnsi="Arial" w:cs="Arial"/><w:sz w:val="24"/><w:szCs w:val="24"/></w:rPr><w:t xml:space="preserve"> </w:t></w:r><w:proofErr w:type="spellStart"/><w:r><w:rPr><w:rFonts w:ascii="Arial" w:hAnsi="Arial" w:cs="Arial"/><w:sz w:val="24"/><w:szCs w:val="24"/></w:rPr><w:t>Dokumen</w:t></w:r><w:proofErr w:type="spellEnd"/></w:p></w:tc><w:tc><w:tcPr><w:tcW w:w="284" w:type="dxa"/><w:vAlign w:val="center"/></w:tcPr><w:p><w:pPr><w:jc w:val="center"/><w:rPr><w:rFonts w:ascii="Arial" w:hAnsi="Arial" w:cs="Arial"/><w:sz w:val="24"/><w:szCs w:val="24"/></w:rPr></w:pPr><w:r><w:rPr><w:rFonts w:ascii="Arial" w:hAnsi="Arial" w:cs="Arial"/><w:sz w:val="24"/><w:szCs w:val="24"/></w:rPr><w:t>:</w:t></w:r></w:p></w:tc><w:tc><w:tcPr><w:tcW w:w="5953" w:type="dxa"/></w:tcPr><w:p><w:pPr><w:jc w:val="both"/><w:rPr><w:rFonts w:ascii="Arial" w:hAnsi="Arial" w:cs="Arial"/><w:sz w:val="24"/><w:szCs w:val="24"/></w:rPr></w:pPr><w:r><w:rPr><w:rFonts w:ascii="Arial" w:hAnsi="Arial" w:cs="Arial"/><w:sz w:val="24"/><w:szCs w:val="24"/></w:rPr><w:t>{</w:t></w:r><w:proofErr w:type="spellStart"/><w:r><w:rPr><w:rFonts w:ascii="Arial" w:hAnsi="Arial" w:cs="Arial"/><w:sz w:val="24"/><w:szCs w:val="24"/></w:rPr><w:t>jenis_dokumen</w:t></w:r><w:proofErr w:type="spellEnd"/><w:r><w:rPr><w:rFonts w:ascii="Arial" w:hAnsi="Arial" w:cs="Arial"/><w:sz w:val="24"/><w:szCs w:val="24"/></w:rPr><w:t>}</w:t></w:r></w:p></w:tc></w:tr><w:tr><w:tc><w:tcPr><w:tcW w:w="3397" w:type="dxa"/></w:tcPr><w:p><w:pPr><w:jc w:val="both"/><w:rPr><w:rFonts w:ascii="Arial" w:hAnsi="Arial" w:cs="Arial"/><w:sz w:val="24"/><w:szCs w:val="24"/></w:rPr></w:pPr><w:proofErr w:type="spellStart"/><w:r><w:rPr><w:rFonts w:ascii="Arial" w:hAnsi="Arial" w:cs="Arial"/><w:sz w:val="24"/><w:szCs w:val="24"/></w:rPr><w:t>Kewenangan</w:t></w:r><w:proofErr w:type="spellEnd"/></w:p></w:tc><w:tc><w:tcPr><w:tcW w:w="284" w:type="dxa"/><w:vAlign w:val="center"/></w:tcPr><w:p><w:pPr><w:jc w:val="center"/><w:rPr><w:rFonts w:ascii="Arial" w:hAnsi="Arial" w:cs="Arial"/><w:sz w:val="24"/><w:szCs w:val="24"/></w:rPr></w:pPr><w:r><w:rPr><w:rFonts w:ascii="Arial" w:hAnsi="Arial" w:cs="Arial"/><w:sz w:val="24"/><w:szCs w:val="24"/></w:rPr><w:t>:</w:t></w:r></w:p></w:tc><w:tc><w:tcPr><w:tcW w:w="5953" w:type="dxa"/></w:tcPr><w:p><w:pPr><w:jc w:val="both"/><w:rPr><w:rFonts w:ascii="Arial" w:hAnsi="Arial" w:cs="Arial"/><w:sz w:val="24"/><w:szCs w:val="24"/></w:rPr></w:pPr><w:r><w:rPr><w:rFonts w:ascii="Arial" w:hAnsi="Arial" w:cs="Arial"/><w:sz w:val="24"/><w:szCs w:val="24"/></w:rPr><w:t>{</w:t></w:r><w:proofErr w:type="spellStart"/><w:r><w:rPr><w:rFonts w:ascii="Arial" w:hAnsi="Arial" w:cs="Arial"/><w:sz w:val="24"/><w:szCs w:val="24"/></w:rPr><w:t>kewenangan</w:t></w:r><w:proofErr w:type="spellEnd"/><w:r><w:rPr><w:rFonts w:ascii="Arial" w:hAnsi="Arial" w:cs="Arial"/><w:sz w:val="24"/><w:szCs w:val="24"/></w:rPr><w:t>}</w:t></w:r></w:p></w:tc></w:tr><w:tr><w:tc><w:tcPr><w:tcW w:w="3397" w:type="dxa"/></w:tcPr><w:p><w:pPr><w:jc w:val="both"/><w:rPr><w:rFonts w:ascii="Arial" w:hAnsi="Arial" w:cs="Arial"/><w:sz w:val="24"/><w:szCs w:val="24"/></w:rPr></w:pPr><w:r><w:rPr><w:rFonts w:ascii="Arial" w:hAnsi="Arial" w:cs="Arial"/><w:sz w:val="24"/><w:szCs w:val="24"/></w:rPr><w:t xml:space="preserve">Lokasi </w:t></w:r><w:proofErr w:type="spellStart"/><w:r><w:rPr><w:rFonts w:ascii="Arial" w:hAnsi="Arial" w:cs="Arial"/><w:sz w:val="24"/><w:szCs w:val="24"/></w:rPr><w:t>Rencana</w:t></w:r><w:proofErr w:type="spellEnd"/><w:r><w:rPr><w:rFonts w:ascii="Arial" w:hAnsi="Arial" w:cs="Arial"/><w:sz w:val="24"/><w:szCs w:val="24"/></w:rPr><w:t xml:space="preserve"> </w:t></w:r><w:proofErr w:type="spellStart"/><w:r><w:rPr><w:rFonts w:ascii="Arial" w:hAnsi="Arial" w:cs="Arial"/><w:sz w:val="24"/><w:szCs w:val="24"/></w:rPr><w:t>Kegiatan</w:t></w:r><w:proofErr w:type="spellEnd"/><w:r><w:rPr><w:rFonts w:ascii="Arial" w:hAnsi="Arial" w:cs="Arial"/><w:sz w:val="24"/><w:szCs w:val="24"/></w:rPr><w:t xml:space="preserve"> </w:t></w:r></w:p></w:tc><w:tc><w:tcPr><w:tcW w:w="284" w:type="dxa"/><w:vAlign w:val="center"/></w:tcPr><w:p><w:pPr><w:jc w:val="center"/><w:rPr><w:rFonts w:ascii="Arial" w:hAnsi="Arial" w:cs="Arial"/><w:sz w:val="24"/><w:szCs w:val="24"/></w:rPr></w:pPr><w:r><w:rPr><w:rFonts w:ascii="Arial" w:hAnsi="Arial" w:cs="Arial"/><w:sz w:val="24"/><w:szCs w:val="24"/></w:rPr><w:t>:</w:t></w:r></w:p></w:tc><w:tc><w:tcPr><w:tcW w:w="5953" w:type="dxa"/></w:tcPr><w:p><w:pPr><w:jc w:val="both"/><w:rPr><w:rFonts w:ascii="Arial" w:hAnsi="Arial" w:cs="Arial"/><w:sz w:val="24"/><w:szCs w:val="24"/></w:rPr></w:pPr><w:r><w:rPr><w:rFonts w:ascii="Arial" w:hAnsi="Arial" w:cs="Arial"/><w:sz w:val="24"/><w:szCs w:val="24"/></w:rPr><w:t>{</w:t></w:r><w:proofErr w:type="spellStart"/><w:r><w:rPr><w:rFonts w:ascii="Arial" w:hAnsi="Arial" w:cs="Arial"/><w:sz w:val="24"/><w:szCs w:val="24"/></w:rPr><w:t>lokasi_kegiatan</w:t></w:r><w:proofErr w:type="spellEnd"/><w:r><w:rPr><w:rFonts w:ascii="Arial" w:hAnsi="Arial" w:cs="Arial"/><w:sz w:val="24"/><w:szCs w:val="24"/></w:rPr><w:t>}</w:t></w:r></w:p></w:tc></w:tr><w:tr><w:tc><w:tcPr><w:tcW w:w="3397" w:type="dxa"/></w:tcPr><w:p><w:pPr><w:jc w:val="both"/><w:rPr><w:rFonts w:ascii="Arial" w:hAnsi="Arial" w:cs="Arial"/><w:sz w:val="24"/><w:szCs w:val="24"/></w:rPr></w:pPr><w:r><w:rPr><w:rFonts w:ascii="Arial" w:hAnsi="Arial" w:cs="Arial"/><w:sz w:val="24"/><w:szCs w:val="24"/></w:rPr><w:t>KBLI</w:t></w:r></w:p></w:tc><w:tc><w:tcPr><w:tcW w:w="284" w:type="dxa"/><w:vAlign w:val="center"/></w:tcPr><w:p><w:pPr><w:jc w:val="center"/><w:rPr><w:rFonts w:ascii="Arial" w:hAnsi="Arial" w:cs="Arial"/><w:sz w:val="24"/><w:szCs w:val="24"/></w:rPr></w:pPr><w:r><w:rPr><w:rFonts w:ascii="Arial" w:hAnsi="Arial" w:cs="Arial"/><w:sz w:val="24"/><w:szCs w:val="24"/></w:rPr><w:t>:</w:t></w:r></w:p></w:tc><w:tc><w:tcPr><w:tcW w:w="5953" w:type="dxa"/></w:tcPr><w:p><w:pPr><w:jc w:val="both"/><w:rPr><w:rFonts w:ascii="Arial" w:hAnsi="Arial" w:cs="Arial"/><w:sz w:val="24"/><w:szCs w:val="24"/></w:rPr></w:pPr><w:r><w:rPr><w:rFonts w:ascii="Arial" w:hAnsi="Arial" w:cs="Arial"/><w:sz w:val="24"/><w:szCs w:val="24"/></w:rPr><w:t>{</w:t></w:r><w:proofErr w:type="spellStart"/><w:r><w:rPr><w:rFonts w:ascii="Arial" w:hAnsi="Arial" w:cs="Arial"/><w:sz w:val="24"/><w:szCs w:val="24"/></w:rPr><w:t>kbli</w:t></w:r><w:proofErr w:type="spellEnd"/><w:r><w:rPr><w:rFonts w:ascii="Arial" w:hAnsi="Arial" w:cs="Arial"/><w:sz w:val="24"/><w:szCs w:val="24"/></w:rPr><w:t>}</w:t></w:r></w:p></w:tc></w:tr><w:tr><w:tc><w:tcPr><w:tcW w:w="3397" w:type="dxa"/></w:tcPr><w:p><w:pPr><w:jc w:val="both"/><w:rPr><w:rFonts w:ascii="Arial" w:hAnsi="Arial" w:cs="Arial"/><w:sz w:val="24"/><w:szCs w:val="24"/></w:rPr></w:pPr><w:r><w:rPr><w:rFonts w:ascii="Arial" w:hAnsi="Arial" w:cs="Arial"/><w:sz w:val="24"/><w:szCs w:val="24"/></w:rPr><w:t xml:space="preserve">Nama </w:t></w:r><w:proofErr w:type="spellStart"/><w:r><w:rPr><w:rFonts w:ascii="Arial" w:hAnsi="Arial" w:cs="Arial"/><w:sz w:val="24"/><w:szCs w:val="24"/></w:rPr><w:t>Pemrakarsa</w:t></w:r><w:proofErr w:type="spellEnd"/></w:p></w:tc><w:tc><w:tcPr><w:tcW w:w="284" w:type="dxa"/><w:vAlign w:val="center"/></w:tcPr><w:p><w:pPr><w:jc w:val="center"/><w:rPr><w:rFonts w:ascii="Arial" w:hAnsi="Arial" w:cs="Arial"/><w:sz w:val="24"/><w:szCs w:val="24"/></w:rPr></w:pPr><w:r><w:rPr><w:rFonts w:ascii="Arial" w:hAnsi="Arial" w:cs="Arial"/><w:sz w:val="24"/><w:szCs w:val="24"/></w:rPr><w:t>:</w:t></w:r></w:p></w:tc><w:tc><w:tcPr><w:tcW w:w="5953" w:type="dxa"/></w:tcPr><w:p><w:pPr><w:jc w:val="both"/><w:rPr><w:rFonts w:ascii="Arial" w:hAnsi="Arial" w:cs="Arial"/><w:sz w:val="24"/><w:szCs w:val="24"/></w:rPr></w:pPr><w:r><w:rPr><w:rFonts w:ascii="Arial" w:hAnsi="Arial" w:cs="Arial"/><w:sz w:val="24"/><w:szCs w:val="24"/></w:rPr><w:t>{</w:t></w:r><w:proofErr w:type="spellStart"/><w:r><w:rPr><w:rFonts w:ascii="Arial" w:hAnsi="Arial" w:cs="Arial"/><w:sz w:val="24"/><w:szCs w:val="24"/></w:rPr><w:t>nama_pemrakarsa</w:t></w:r><w:proofErr w:type="spellEnd"/><w:r><w:rPr><w:rFonts w:ascii="Arial" w:hAnsi="Arial" w:cs="Arial"/><w:sz w:val="24"/><w:szCs w:val="24"/></w:rPr><w:t>}</w:t></w:r></w:p></w:tc></w:tr><w:tr><w:tc><w:tcPr><w:tcW w:w="3397" w:type="dxa"/></w:tcPr><w:p><w:pPr><w:jc w:val="both"/><w:rPr><w:rFonts w:ascii="Arial" w:hAnsi="Arial" w:cs="Arial"/><w:sz w:val="24"/><w:szCs w:val="24"/></w:rPr></w:pPr><w:r><w:rPr><w:rFonts w:ascii="Arial" w:hAnsi="Arial" w:cs="Arial"/><w:sz w:val="24"/><w:szCs w:val="24"/></w:rPr><w:t>Telp.</w:t></w:r></w:p></w:tc><w:tc><w:tcPr><w:tcW w:w="284" w:type="dxa"/><w:vAlign w:val="center"/></w:tcPr><w:p><w:pPr><w:jc w:val="center"/><w:rPr><w:rFonts w:ascii="Arial" w:hAnsi="Arial" w:cs="Arial"/><w:sz w:val="24"/><w:szCs w:val="24"/></w:rPr></w:pPr><w:r><w:rPr><w:rFonts w:ascii="Arial" w:hAnsi="Arial" w:cs="Arial"/><w:sz w:val="24"/><w:szCs w:val="24"/></w:rPr><w:t>:</w:t></w:r></w:p></w:tc><w:tc><w:tcPr><w:tcW w:w="5953" w:type="dxa"/></w:tcPr><w:p><w:pPr><w:jc w:val="both"/><w:rPr><w:rFonts w:ascii="Arial" w:hAnsi="Arial" w:cs="Arial"/><w:sz w:val="24"/><w:szCs w:val="24"/></w:rPr></w:pPr><w:r><w:rPr><w:rFonts w:ascii="Arial" w:hAnsi="Arial" w:cs="Arial"/><w:sz w:val="24"/><w:szCs w:val="24"/></w:rPr><w:t>{</w:t></w:r><w:proofErr w:type="spellStart"/><w:r><w:rPr><w:rFonts w:ascii="Arial" w:hAnsi="Arial" w:cs="Arial"/><w:sz w:val="24"/><w:szCs w:val="24"/></w:rPr><w:t>telepon_pemrakarsa</w:t></w:r><w:proofErr w:type="spellEnd"/><w:r><w:rPr><w:rFonts w:ascii="Arial" w:hAnsi="Arial" w:cs="Arial"/><w:sz w:val="24"/><w:szCs w:val="24"/></w:rPr><w:t>}</w:t></w:r></w:p></w:tc></w:tr></w:tbl><w:p><w:pPr><w:jc w:val="both"/><w:rPr><w:rFonts w:ascii="Arial" w:hAnsi="Arial" w:cs="Arial"/><w:sz w:val="24"/><w:szCs w:val="24"/></w:rPr></w:pPr></w:p><w:p><w:pPr><w:jc w:val="both"/><w:rPr><w:rFonts w:ascii="Arial" w:hAnsi="Arial" w:cs="Arial"/><w:sz w:val="24"/><w:szCs w:val="24"/></w:rPr></w:pPr><w:r><w:rPr><w:rFonts w:ascii="Arial" w:hAnsi="Arial" w:cs="Arial"/><w:sz w:val="24"/><w:szCs w:val="24"/></w:rPr><w:t xml:space="preserve">Tim </w:t></w:r><w:r><w:rPr><w:rFonts w:ascii="Arial" w:hAnsi="Arial" w:cs="Arial"/><w:sz w:val="24"/><w:szCs w:val="24"/></w:rPr><w:t>Uji</w:t></w:r><w:r><w:rPr><w:rFonts w:ascii="Arial" w:hAnsi="Arial" w:cs="Arial"/><w:sz w:val="24"/><w:szCs w:val="24"/></w:rPr><w:t xml:space="preserve"> </w:t></w:r><w:proofErr w:type="spellStart"/><w:r><w:rPr><w:rFonts w:ascii="Arial" w:hAnsi="Arial" w:cs="Arial"/><w:sz w:val="24"/><w:szCs w:val="24"/></w:rPr><w:t>Administrasi</w:t></w:r><w:proofErr w:type="spellEnd"/><w:r><w:rPr><w:rFonts w:ascii="Arial" w:hAnsi="Arial" w:cs="Arial"/><w:sz w:val="24"/><w:szCs w:val="24"/></w:rPr><w:t xml:space="preserve"> </w:t></w:r><w:proofErr w:type="spellStart"/><w:r><w:rPr><w:rFonts w:ascii="Arial" w:hAnsi="Arial" w:cs="Arial"/><w:sz w:val="24"/><w:szCs w:val="24"/></w:rPr><w:t>Dokumen</w:t></w:r><w:proofErr w:type="spellEnd"/><w:r><w:rPr><w:rFonts w:ascii="Arial" w:hAnsi="Arial" w:cs="Arial"/><w:sz w:val="24"/><w:szCs w:val="24"/></w:rPr><w:t xml:space="preserve"> </w:t></w:r><w:proofErr w:type="spellStart"/><w:r><w:rPr><w:rFonts w:ascii="Arial" w:hAnsi="Arial" w:cs="Arial"/><w:sz w:val="24"/><w:szCs w:val="24"/></w:rPr><w:t>Lingkungan</w:t></w:r><w:proofErr w:type="spellEnd"/><w:r><w:rPr><w:rFonts w:ascii="Arial" w:hAnsi="Arial" w:cs="Arial"/><w:sz w:val="24"/><w:szCs w:val="24"/></w:rPr><w:t xml:space="preserve"> </w:t></w:r><w:proofErr w:type="spellStart"/><w:r><w:rPr><w:rFonts w:ascii="Arial" w:hAnsi="Arial" w:cs="Arial"/><w:sz w:val="24"/><w:szCs w:val="24"/></w:rPr><w:t>telah</w:t></w:r><w:proofErr w:type="spellEnd"/><w:r><w:rPr><w:rFonts w:ascii="Arial" w:hAnsi="Arial" w:cs="Arial"/><w:sz w:val="24"/><w:szCs w:val="24"/></w:rPr><w:t xml:space="preserve"> </w:t></w:r><w:proofErr w:type="spellStart"/><w:r><w:rPr><w:rFonts w:ascii="Arial" w:hAnsi="Arial" w:cs="Arial"/><w:sz w:val="24"/><w:szCs w:val="24"/></w:rPr><w:t>melakukan</w:t></w:r><w:proofErr w:type="spellEnd"/><w:r><w:rPr><w:rFonts w:ascii="Arial" w:hAnsi="Arial" w:cs="Arial"/><w:sz w:val="24"/><w:szCs w:val="24"/></w:rPr><w:t xml:space="preserve"> </w:t></w:r><w:proofErr w:type="spellStart"/><w:r><w:rPr><w:rFonts w:ascii="Arial" w:hAnsi="Arial" w:cs="Arial"/><w:sz w:val="24"/><w:szCs w:val="24"/></w:rPr><w:t>pemeriksaan</w:t></w:r><w:proofErr w:type="spellEnd"/><w:r><w:rPr><w:rFonts w:ascii="Arial" w:hAnsi="Arial" w:cs="Arial"/><w:sz w:val="24"/><w:szCs w:val="24"/></w:rPr><w:t xml:space="preserve"> </w:t></w:r><w:proofErr w:type="spellStart"/><w:r><w:rPr><w:rFonts w:ascii="Arial" w:hAnsi="Arial" w:cs="Arial"/><w:sz w:val="24"/><w:szCs w:val="24"/></w:rPr><w:t>berkas</w:t></w:r><w:proofErr w:type="spellEnd"/><w:r><w:rPr><w:rFonts w:ascii="Arial" w:hAnsi="Arial" w:cs="Arial"/><w:sz w:val="24"/><w:szCs w:val="24"/></w:rPr><w:t xml:space="preserve"> </w:t></w:r><w:proofErr w:type="spellStart"/><w:r><w:rPr><w:rFonts w:ascii="Arial" w:hAnsi="Arial" w:cs="Arial"/><w:sz w:val="24"/><w:szCs w:val="24"/></w:rPr><w:t>administrasi</w:t></w:r><w:proofErr w:type="spellEnd"/><w:r><w:rPr><w:rFonts w:ascii="Arial" w:hAnsi="Arial" w:cs="Arial"/><w:sz w:val="24"/><w:szCs w:val="24"/></w:rPr><w:t xml:space="preserve"> </w:t></w:r><w:proofErr w:type="spellStart"/><w:r><w:rPr><w:rFonts w:ascii="Arial" w:hAnsi="Arial" w:cs="Arial"/><w:sz w:val="24"/><w:szCs w:val="24"/></w:rPr><w:t>dokumen</w:t></w:r><w:proofErr w:type="spellEnd"/><w:r><w:rPr><w:rFonts w:ascii="Arial" w:hAnsi="Arial" w:cs="Arial"/><w:sz w:val="24"/><w:szCs w:val="24"/></w:rPr><w:t xml:space="preserve"> </w:t></w:r><w:r><w:rPr><w:rFonts w:ascii="Arial" w:hAnsi="Arial" w:cs="Arial"/><w:sz w:val="24"/><w:szCs w:val="24"/></w:rPr><w:t>{</w:t></w:r><w:proofErr w:type="spellStart"/><w:r><w:rPr><w:rFonts w:ascii="Arial" w:hAnsi="Arial" w:cs="Arial"/><w:sz w:val="24"/><w:szCs w:val="24"/></w:rPr><w:t>nama_kegiatan</w:t></w:r><w:proofErr w:type="spellEnd"/><w:r><w:rPr><w:rFonts w:ascii="Arial" w:hAnsi="Arial" w:cs="Arial"/><w:sz w:val="24"/><w:szCs w:val="24"/></w:rPr><w:t>}</w:t></w:r><w:r><w:rPr><w:rFonts w:ascii="Arial" w:hAnsi="Arial" w:cs="Arial"/><w:sz w:val="24"/><w:szCs w:val="24"/></w:rPr><w:t xml:space="preserve"> di </w:t></w:r><w:r><w:rPr><w:rFonts w:ascii="Arial" w:hAnsi="Arial" w:cs="Arial"/><w:sz w:val="24"/><w:szCs w:val="24"/></w:rPr><w:t>{</w:t></w:r><w:proofErr w:type="spellStart"/><w:r><w:rPr><w:rFonts w:ascii="Arial" w:hAnsi="Arial" w:cs="Arial"/><w:sz w:val="24"/><w:szCs w:val="24"/></w:rPr><w:t>lokasi_kegiatan</w:t></w:r><w:proofErr w:type="spellEnd"/><w:r><w:rPr><w:rFonts w:ascii="Arial" w:hAnsi="Arial" w:cs="Arial"/><w:sz w:val="24"/><w:szCs w:val="24"/></w:rPr><w:t xml:space="preserve">} </w:t></w:r><w:r><w:rPr><w:rFonts w:ascii="Arial" w:hAnsi="Arial" w:cs="Arial"/><w:sz w:val="24"/><w:szCs w:val="24"/></w:rPr><w:t>oleh</w:t></w:r><w:r><w:rPr><w:rFonts w:ascii="Arial" w:hAnsi="Arial" w:cs="Arial"/><w:sz w:val="24"/><w:szCs w:val="24"/></w:rPr><w:t xml:space="preserve"> </w:t></w:r><w:r><w:rPr><w:rFonts w:ascii="Arial" w:hAnsi="Arial" w:cs="Arial"/><w:sz w:val="24"/><w:szCs w:val="24"/></w:rPr><w:t>{</w:t></w:r><w:proofErr w:type="spellStart"/><w:r><w:rPr><w:rFonts w:ascii="Arial" w:hAnsi="Arial" w:cs="Arial"/><w:sz w:val="24"/><w:szCs w:val="24"/></w:rPr><w:t>nama_pemrakarsa</w:t></w:r><w:proofErr w:type="spellEnd"/><w:r><w:rPr><w:rFonts w:ascii="Arial" w:hAnsi="Arial" w:cs="Arial"/><w:sz w:val="24"/><w:szCs w:val="24"/></w:rPr><w:t xml:space="preserve">} </w:t></w:r><w:proofErr w:type="spellStart"/><w:r><w:rPr><w:rFonts w:ascii="Arial" w:hAnsi="Arial" w:cs="Arial"/><w:sz w:val="24"/><w:szCs w:val="24"/></w:rPr><w:t>selaku</w:t></w:r><w:proofErr w:type="spellEnd"/><w:r><w:rPr><w:rFonts w:ascii="Arial" w:hAnsi="Arial" w:cs="Arial"/><w:sz w:val="24"/><w:szCs w:val="24"/></w:rPr><w:t xml:space="preserve"> </w:t></w:r><w:proofErr w:type="spellStart"/><w:r><w:rPr><w:rFonts w:ascii="Arial" w:hAnsi="Arial" w:cs="Arial"/><w:sz w:val="24"/><w:szCs w:val="24"/></w:rPr><w:t>Pemilik</w:t></w:r><w:proofErr w:type="spellEnd"/><w:r><w:rPr><w:rFonts w:ascii="Arial" w:hAnsi="Arial" w:cs="Arial"/><w:sz w:val="24"/><w:szCs w:val="24"/></w:rPr><w:t xml:space="preserve"> Usaha</w:t></w:r><w:r><w:rPr><w:rFonts w:ascii="Arial" w:hAnsi="Arial" w:cs="Arial"/><w:sz w:val="24"/><w:szCs w:val="24"/></w:rPr><w:t xml:space="preserve"> </w:t></w:r><w:proofErr w:type="spellStart"/><w:r><w:rPr><w:rFonts w:ascii="Arial" w:hAnsi="Arial" w:cs="Arial"/><w:sz w:val="24"/><w:szCs w:val="24"/></w:rPr><w:t>hasil</w:t></w:r><w:proofErr w:type="spellEnd"/><w:r><w:rPr><w:rFonts w:ascii="Arial" w:hAnsi="Arial" w:cs="Arial"/><w:sz w:val="24"/><w:szCs w:val="24"/></w:rPr><w:t xml:space="preserve"> </w:t></w:r><w:proofErr w:type="spellStart"/><w:r><w:rPr><w:rFonts w:ascii="Arial" w:hAnsi="Arial" w:cs="Arial"/><w:sz w:val="24"/><w:szCs w:val="24"/></w:rPr><w:t>sebagai</w:t></w:r><w:proofErr w:type="spellEnd"/><w:r><w:rPr><w:rFonts w:ascii="Arial" w:hAnsi="Arial" w:cs="Arial"/><w:sz w:val="24"/><w:szCs w:val="24"/></w:rPr><w:t xml:space="preserve"> </w:t></w:r><w:proofErr w:type="spellStart"/><w:proofErr w:type="gramStart"/><w:r><w:rPr><w:rFonts w:ascii="Arial" w:hAnsi="Arial" w:cs="Arial"/><w:sz w:val="24"/><w:szCs w:val="24"/></w:rPr><w:t>berikut</w:t></w:r><w:proofErr w:type="spellEnd"/><w:r><w:rPr><w:rFonts w:ascii="Arial" w:hAnsi="Arial" w:cs="Arial"/><w:sz w:val="24"/><w:szCs w:val="24"/></w:rPr><w:t xml:space="preserve"> :</w:t></w:r><w:proofErr w:type="gramEnd"/></w:p><w:tbl><w:tblPr><w:tblW w:w="12008" w:type="dxa"/><w:tblInd w:w="-714" w:type="dxa"/><w:tblLook w:val="04A0" w:firstRow="1" w:lastRow="0" w:firstColumn="1" w:lastColumn="0" w:noHBand="0" w:noVBand="1"/></w:tblPr><w:tblGrid><w:gridCol w:w="730"/><w:gridCol w:w="577"/><w:gridCol w:w="2441"/><w:gridCol w:w="577"/><w:gridCol w:w="338"/><w:gridCol w:w="102"/><w:gridCol w:w="1396"/><w:gridCol w:w="1262"/><w:gridCol w:w="1640"/><w:gridCol w:w="1455"/><w:gridCol w:w="577"/><w:gridCol w:w="224"/><w:gridCol w:w="240"/><w:gridCol w:w="449"/></w:tblGrid><w:tbl><w:tblPr><w:tblW w:w="12008" w:type="dxa"/><w:tblInd w:w="-714" w:type="dxa"/><w:tblLook w:val="04A0" w:firstRow="1" w:lastRow="0" w:firstColumn="1" w:lastColumn="0" w:noHBand="0" w:noVBand="1"/></w:tblPr><w:tblGrid><w:gridCol w:w="730"/><w:gridCol w:w="577"/><w:gridCol w:w="2441"/><w:gridCol w:w="577"/><w:gridCol w:w="338"/><w:gridCol w:w="102"/><w:gridCol w:w="1396"/><w:gridCol w:w="1262"/><w:gridCol w:w="1640"/><w:gridCol w:w="1455"/><w:gridCol w:w="577"/><w:gridCol w:w="224"/><w:gridCol w:w="240"/><w:gridCol w:w="449"/></w:tblGrid><w:tr><w:trPr><w:gridAfter w:val="4"/><w:wAfter w:w="1490" w:type="dxa"/><w:trHeight w:val="300"/><w:tblHeader/></w:trPr><w:tc><w:tcPr><w:tcW w:w="10518" w:type="dxa"/><w:gridSpan w:val="10"/><w:tcBorders><w:top w:val="single" w:sz="4" w:space="0" w:color="auto"/><w:left w:val="single" w:sz="4" w:space="0" w:color="auto"/><w:bottom w:val="single" w:sz="4" w:space="0" w:color="auto"/><w:right w:val="single" w:sz="4" w:space="0" w:color="auto"/></w:tcBorders><w:shd w:val="clear" w:color="000000" w:fill="B5E6A2"/><w:vAlign w:val="center"/></w:tcPr><w:p><w:pPr><w:spacing w:after="0" w:line="240" w:lineRule="auto"/><w:jc w:val="center"/><w:rPr><w:rFonts w:ascii="Arial" w:eastAsia="Times New Roman" w:hAnsi="Arial" w:cs="Arial"/><w:b/><w:bCs/><w:kern w:val="0"/><w:sz w:val="20"/><w:szCs w:val="20"/><w14:ligatures w14:val="none"/></w:rPr></w:pPr><w:r><w:rPr><w:rFonts w:ascii="Arial" w:eastAsia="Times New Roman" w:hAnsi="Arial" w:cs="Arial"/><w:b/><w:bCs/><w:kern w:val="0"/><w:sz w:val="20"/><w:szCs w:val="20"/><w14:ligatures w14:val="none"/></w:rPr><w:t>FORM KELENGKAPAN ADMINISTRASI</w:t></w:r></w:p></w:tc></w:tr><w:tr><w:trPr><w:gridAfter w:val="4"/><w:wAfter w:w="1490" w:type="dxa"/><w:trHeight w:val="300"/><w:tblHeader/></w:trPr><w:tc><w:tcPr><w:tcW w:w="730" w:type="dxa"/><w:tcBorders><w:top w:val="single" w:sz="4" w:space="0" w:color="auto"/><w:left w:val="single" w:sz="4" w:space="0" w:color="auto"/><w:bottom w:val="single" w:sz="4" w:space="0" w:color="auto"/><w:right w:val="single" w:sz="4" w:space="0" w:color="auto"/></w:tcBorders><w:shd w:val="clear" w:color="000000" w:fill="B5E6A2"/><w:vAlign w:val="center"/></w:tcPr><w:p><w:pPr><w:spacing w:after="0" w:line="240" w:lineRule="auto"/><w:jc w:val="center"/><w:rPr><w:rFonts w:ascii="Arial" w:eastAsia="Times New Roman" w:hAnsi="Arial" w:cs="Arial"/><w:b/><w:bCs/><w:kern w:val="0"/><w:sz w:val="20"/><w:szCs w:val="20"/><w14:ligatures w14:val="none"/></w:rPr></w:pPr><w:r><w:rPr><w:rFonts w:ascii="Arial" w:eastAsia="Times New Roman" w:hAnsi="Arial" w:cs="Arial"/><w:b/><w:bCs/><w:kern w:val="0"/><w:sz w:val="20"/><w:szCs w:val="20"/><w14:ligatures w14:val="none"/></w:rPr><w:t>No</w:t></w:r></w:p></w:tc><w:tc><w:tcPr><w:tcW w:w="3018" w:type="dxa"/><w:gridSpan w:val="2"/><w:tcBorders><w:top w:val="single" w:sz="4" w:space="0" w:color="auto"/><w:left w:val="nil"/><w:bottom w:val="single" w:sz="4" w:space="0" w:color="auto"/><w:right w:val="single" w:sz="4" w:space="0" w:color="auto"/></w:tcBorders><w:shd w:val="clear" w:color="000000" w:fill="B5E6A2"/><w:vAlign w:val="center"/></w:tcPr><w:p><w:pPr><w:spacing w:after="0" w:line="240" w:lineRule="auto"/><w:jc w:val="center"/><w:rPr><w:rFonts w:ascii="Arial" w:eastAsia="Times New Roman" w:hAnsi="Arial" w:cs="Arial"/><w:b/><w:bCs/><w:kern w:val="0"/><w:sz w:val="20"/><w:szCs w:val="20"/><w14:ligatures w14:val="none"/></w:rPr></w:pPr><w:proofErr w:type="spellStart"/><w:r><w:rPr><w:rFonts w:ascii="Arial" w:eastAsia="Times New Roman" w:hAnsi="Arial" w:cs="Arial"/><w:b/><w:bCs/><w:kern w:val="0"/><w:sz w:val="20"/><w:szCs w:val="20"/><w14:ligatures w14:val="none"/></w:rPr><w:t>Kelengkapan</w:t></w:r><w:proofErr w:type="spellEnd"/><w:r><w:rPr><w:rFonts w:ascii="Arial" w:eastAsia="Times New Roman" w:hAnsi="Arial" w:cs="Arial"/><w:b/><w:bCs/><w:kern w:val="0"/><w:sz w:val="20"/><w:szCs w:val="20"/><w14:ligatures w14:val="none"/></w:rPr><w:t xml:space="preserve"> </w:t></w:r><w:proofErr w:type="spellStart"/><w:r><w:rPr><w:rFonts w:ascii="Arial" w:eastAsia="Times New Roman" w:hAnsi="Arial" w:cs="Arial"/><w:b/><w:bCs/><w:kern w:val="0"/><w:sz w:val="20"/><w:szCs w:val="20"/><w14:ligatures w14:val="none"/></w:rPr><w:t>Administrasi</w:t></w:r><w:proofErr w:type="spellEnd"/></w:p></w:tc><w:tc><w:tcPr><w:tcW w:w="1017" w:type="dxa"/><w:gridSpan w:val="3"/><w:tcBorders><w:top w:val="single" w:sz="4" w:space="0" w:color="auto"/><w:left w:val="nil"/><w:bottom w:val="single" w:sz="4" w:space="0" w:color="auto"/><w:right w:val="single" w:sz="4" w:space="0" w:color="auto"/></w:tcBorders><w:shd w:val="clear" w:color="000000" w:fill="B5E6A2"/><w:vAlign w:val="center"/></w:tcPr><w:p><w:pPr><w:spacing w:after="0" w:line="240" w:lineRule="auto"/><w:jc w:val="center"/><w:rPr><w:rFonts w:ascii="Arial" w:eastAsia="Times New Roman" w:hAnsi="Arial" w:cs="Arial"/><w:b/><w:bCs/><w:kern w:val="0"/><w:sz w:val="20"/><w:szCs w:val="20"/><w14:ligatures w14:val="none"/></w:rPr></w:pPr><w:r><w:rPr><w:rFonts w:ascii="Arial" w:eastAsia="Times New Roman" w:hAnsi="Arial" w:cs="Arial"/><w:b/><w:bCs/><w:kern w:val="0"/><w:sz w:val="20"/><w:szCs w:val="20"/><w14:ligatures w14:val="none"/></w:rPr><w:t>Ada</w:t></w:r></w:p></w:tc><w:tc><w:tcPr><w:tcW w:w="1396" w:type="dxa"/><w:tcBorders><w:top w:val="single" w:sz="4" w:space="0" w:color="auto"/><w:left w:val="nil"/><w:bottom w:val="single" w:sz="4" w:space="0" w:color="auto"/><w:right w:val="single" w:sz="4" w:space="0" w:color="auto"/></w:tcBorders><w:shd w:val="clear" w:color="000000" w:fill="B5E6A2"/><w:vAlign w:val="center"/></w:tcPr><w:p><w:pPr><w:spacing w:after="0" w:line="240" w:lineRule="auto"/><w:jc w:val="center"/><w:rPr><w:rFonts w:ascii="Arial" w:eastAsia="Times New Roman" w:hAnsi="Arial" w:cs="Arial"/><w:b/><w:bCs/><w:kern w:val="0"/><w:sz w:val="20"/><w:szCs w:val="20"/><w14:ligatures w14:val="none"/></w:rPr></w:pPr><w:proofErr w:type="spellStart"/><w:r><w:rPr><w:rFonts w:ascii="Arial" w:eastAsia="Times New Roman" w:hAnsi="Arial" w:cs="Arial"/><w:b/><w:bCs/><w:kern w:val="0"/><w:sz w:val="20"/><w:szCs w:val="20"/><w14:ligatures w14:val="none"/></w:rPr><w:t>Tidak</w:t></w:r><w:proofErr w:type="spellEnd"/><w:r><w:rPr><w:rFonts w:ascii="Arial" w:eastAsia="Times New Roman" w:hAnsi="Arial" w:cs="Arial"/><w:b/><w:bCs/><w:kern w:val="0"/><w:sz w:val="20"/><w:szCs w:val="20"/><w14:ligatures w14:val="none"/></w:rPr><w:t xml:space="preserve"> Ada</w:t></w:r></w:p></w:tc><w:tc><w:tcPr><w:tcW w:w="1262" w:type="dxa"/><w:tcBorders><w:top w:val="single" w:sz="4" w:space="0" w:color="auto"/><w:left w:val="single" w:sz="4" w:space="0" w:color="auto"/><w:bottom w:val="single" w:sz="4" w:space="0" w:color="auto"/><w:right w:val="single" w:sz="4" w:space="0" w:color="auto"/></w:tcBorders><w:shd w:val="clear" w:color="000000" w:fill="B5E6A2"/><w:vAlign w:val="center"/></w:tcPr><w:p><w:pPr><w:spacing w:after="0" w:line="240" w:lineRule="auto"/><w:jc w:val="center"/><w:rPr><w:rFonts w:ascii="Arial" w:eastAsia="Times New Roman" w:hAnsi="Arial" w:cs="Arial"/><w:b/><w:bCs/><w:kern w:val="0"/><w:sz w:val="20"/><w:szCs w:val="20"/><w14:ligatures w14:val="none"/></w:rPr></w:pPr><w:proofErr w:type="spellStart"/><w:r><w:rPr><w:rFonts w:ascii="Arial" w:eastAsia="Times New Roman" w:hAnsi="Arial" w:cs="Arial"/><w:b/><w:bCs/><w:kern w:val="0"/><w:sz w:val="20"/><w:szCs w:val="20"/><w14:ligatures w14:val="none"/></w:rPr><w:t>Sesuai</w:t></w:r><w:proofErr w:type="spellEnd"/></w:p></w:tc><w:tc><w:tcPr><w:tcW w:w="1640" w:type="dxa"/><w:tcBorders><w:top w:val="single" w:sz="4" w:space="0" w:color="auto"/><w:left w:val="single" w:sz="4" w:space="0" w:color="auto"/><w:bottom w:val="single" w:sz="4" w:space="0" w:color="auto"/><w:right w:val="single" w:sz="4" w:space="0" w:color="auto"/></w:tcBorders><w:shd w:val="clear" w:color="000000" w:fill="B5E6A2"/><w:vAlign w:val="center"/></w:tcPr><w:p><w:pPr><w:spacing w:after="0" w:line="240" w:lineRule="auto"/><w:jc w:val="center"/><w:rPr><w:rFonts w:ascii="Arial" w:eastAsia="Times New Roman" w:hAnsi="Arial" w:cs="Arial"/><w:b/><w:bCs/><w:kern w:val="0"/><w:sz w:val="20"/><w:szCs w:val="20"/><w14:ligatures w14:val="none"/></w:rPr></w:pPr><w:proofErr w:type="spellStart"/><w:r><w:rPr><w:rFonts w:ascii="Arial" w:eastAsia="Times New Roman" w:hAnsi="Arial" w:cs="Arial"/><w:b/><w:bCs/><w:kern w:val="0"/><w:sz w:val="20"/><w:szCs w:val="20"/><w14:ligatures w14:val="none"/></w:rPr><w:t>Tidak</w:t></w:r><w:proofErr w:type="spellEnd"/><w:r><w:rPr><w:rFonts w:ascii="Arial" w:eastAsia="Times New Roman" w:hAnsi="Arial" w:cs="Arial"/><w:b/><w:bCs/><w:kern w:val="0"/><w:sz w:val="20"/><w:szCs w:val="20"/><w14:ligatures w14:val="none"/></w:rPr><w:t xml:space="preserve"> </w:t></w:r><w:proofErr w:type="spellStart"/><w:r><w:rPr><w:rFonts w:ascii="Arial" w:eastAsia="Times New Roman" w:hAnsi="Arial" w:cs="Arial"/><w:b/><w:bCs/><w:kern w:val="0"/><w:sz w:val="20"/><w:szCs w:val="20"/><w14:ligatures w14:val="none"/></w:rPr><w:t>Sesuai</w:t></w:r><w:proofErr w:type="spellEnd"/></w:p></w:tc><w:tc><w:tcPr><w:tcW w:w="1455" w:type="dxa"/><w:tcBorders><w:top w:val="single" w:sz="4" w:space="0" w:color="auto"/><w:left w:val="single" w:sz="4" w:space="0" w:color="auto"/><w:bottom w:val="single" w:sz="4" w:space="0" w:color="auto"/><w:right w:val="single" w:sz="4" w:space="0" w:color="auto"/></w:tcBorders><w:shd w:val="clear" w:color="000000" w:fill="B5E6A2"/><w:vAlign w:val="center"/></w:tcPr><w:p><w:pPr><w:spacing w:after="0" w:line="240" w:lineRule="auto"/><w:jc w:val="center"/><w:rPr><w:rFonts w:ascii="Arial" w:eastAsia="Times New Roman" w:hAnsi="Arial" w:cs="Arial"/><w:b/><w:bCs/><w:kern w:val="0"/><w:sz w:val="20"/><w:szCs w:val="20"/><w14:ligatures w14:val="none"/></w:rPr></w:pPr><w:proofErr w:type="spellStart"/><w:r><w:rPr><w:rFonts w:ascii="Arial" w:eastAsia="Times New Roman" w:hAnsi="Arial" w:cs="Arial"/><w:b/><w:bCs/><w:kern w:val="0"/><w:sz w:val="20"/><w:szCs w:val="20"/><w14:ligatures w14:val="none"/></w:rPr><w:t>Keterangan</w:t></w:r><w:proofErr w:type="spellEnd"/></w:p></w:tc></w:tr><w:tr><w:trPr><w:gridAfter w:val="4"/><w:wAfter w:w="1490" w:type="dxa"/><w:trHeight w:val="567"/></w:trPr><w:tc><w:tcPr><w:tcW w:w="730" w:type="dxa"/><w:tcBorders><w:top w:val="nil"/><w:left w:val="single" w:sz="4" w:space="0" w:color="auto"/><w:bottom w:val="single" w:sz="4" w:space="0" w:color="auto"/><w:right w:val="single" w:sz="4" w:space="0" w:color="auto"/></w:tcBorders><w:shd w:val="clear" w:color="auto" w:fill="auto"/><w:vAlign w:val="center"/><w:hideMark/></w:tcPr><w:p><w:pPr><w:spacing w:after="0" w:line="240" w:lineRule="auto"/><w:jc w:val="center"/><w:rPr><w:rFonts w:ascii="Arial" w:eastAsia="Times New Roman" w:hAnsi="Arial" w:cs="Arial"/><w:kern w:val="0"/><w:sz w:val="20"/><w:szCs w:val="20"/><w14:ligatures w14:val="none"/></w:rPr></w:pPr><w:r><w:rPr><w:rFonts w:ascii="Arial" w:eastAsia="Times New Roman" w:hAnsi="Arial" w:cs="Arial"/><w:kern w:val="0"/><w:sz w:val="20"/><w:szCs w:val="20"/><w14:ligatures w14:val="none"/></w:rPr><w:t>1</w:t></w:r></w:p></w:tc><w:tc><w:tcPr><w:tcW w:w="3018" w:type="dxa"/><w:gridSpan w:val="2"/><w:tcBorders><w:top w:val="nil"/><w:left w:val="nil"/><w:bottom w:val="single" w:sz="4" w:space="0" w:color="auto"/><w:right w:val="single" w:sz="4" w:space="0" w:color="auto"/></w:tcBorders><w:shd w:val="clear" w:color="auto" w:fill="auto"/><w:vAlign w:val="center"/><w:hideMark/></w:tcPr><w:p><w:pPr><w:spacing w:after="0" w:line="240" w:lineRule="auto"/><w:jc w:val="both"/><w:rPr><w:rFonts w:ascii="Arial" w:eastAsia="Times New Roman" w:hAnsi="Arial" w:cs="Arial"/><w:kern w:val="0"/><w:sz w:val="20"/><w:szCs w:val="20"/><w14:ligatures w14:val="none"/></w:rPr></w:pPr><w:r><w:rPr><w:rFonts w:ascii="Arial" w:eastAsia="Times New Roman" w:hAnsi="Arial" w:cs="Arial"/><w:kern w:val="0"/><w:sz w:val="20"/><w:szCs w:val="20"/><w14:ligatures w14:val="none"/></w:rPr><w:t>Surat Permohonan Pemeriksaan Dokumen*</w:t></w:r></w:p></w:tc><w:tc><w:tcPr><w:tcW w:w="1017" w:type="dxa"/><w:gridSpan w:val="3"/><w:tcBorders><w:top w:val="nil"/><w:left w:val="nil"/><w:bottom w:val="single" w:sz="4" w:space="0" w:color="auto"/><w:right w:val="single" w:sz="4" w:space="0" w:color="auto"/></w:tcBorders><w:shd w:val="clear" w:color="auto" w:fill="auto"/><w:vAlign w:val="center"/><w:hideMark/></w:tcPr><w:p><w:pPr><w:spacing w:after="0" w:line="240" w:lineRule="auto"/><w:jc w:val="center"/><w:rPr><w:rFonts w:ascii="Arial" w:eastAsia="Times New Roman" w:hAnsi="Arial" w:cs="Arial"/><w:kern w:val="0"/><w:sz w:val="20"/><w:szCs w:val="20"/><w14:ligatures w14:val="none"/></w:rPr></w:pPr><w:r><w:rPr><w:rFonts w:ascii="Arial" w:eastAsia="Times New Roman" w:hAnsi="Arial" w:cs="Arial"/><w:kern w:val="0"/><w:sz w:val="20"/><w:szCs w:val="20"/><w14:ligatures w14:val="none"/></w:rPr><w:t>{ada_1}</w:t></w:r></w:p></w:tc><w:tc><w:tcPr><w:tcW w:w="1396" w:type="dxa"/><w:tcBorders><w:top w:val="single" w:sz="4" w:space="0" w:color="auto"/><w:left w:val="nil"/><w:bottom w:val="single" w:sz="4" w:space="0" w:color="auto"/><w:right w:val="single" w:sz="4" w:space="0" w:color="auto"/></w:tcBorders><w:vAlign w:val="center"/></w:tcPr><w:p><w:pPr><w:spacing w:after="0" w:line="240" w:lineRule="auto"/><w:jc w:val="center"/><w:rPr><w:rFonts w:ascii="Arial" w:eastAsia="Times New Roman" w:hAnsi="Arial" w:cs="Arial"/><w:kern w:val="0"/><w:sz w:val="20"/><w:szCs w:val="20"/><w14:ligatures w14:val="none"/></w:rPr></w:pPr><w:r><w:rPr><w:rFonts w:ascii="Arial" w:eastAsia="Times New Roman" w:hAnsi="Arial" w:cs="Arial"/><w:kern w:val="0"/><w:sz w:val="20"/><w:szCs w:val="20"/><w14:ligatures w14:val="none"/></w:rPr><w:t>{tdk_ada_1}</w:t></w:r></w:p></w:tc><w:tc><w:tcPr><w:tcW w:w="1262" w:type="dxa"/><w:tcBorders><w:top w:val="nil"/><w:left w:val="single" w:sz="4" w:space="0" w:color="auto"/><w:bottom w:val="single" w:sz="4" w:space="0" w:color="auto"/><w:right w:val="single" w:sz="4" w:space="0" w:color="auto"/></w:tcBorders><w:vAlign w:val="center"/></w:tcPr><w:p><w:pPr><w:spacing w:after="0" w:line="240" w:lineRule="auto"/><w:jc w:val="center"/><w:rPr><w:rFonts w:ascii="Arial" w:eastAsia="Times New Roman" w:hAnsi="Arial" w:cs="Arial"/><w:kern w:val="0"/><w:sz w:val="20"/><w:szCs w:val="20"/><w14:ligatures w14:val="none"/></w:rPr></w:pPr><w:r><w:rPr><w:rFonts w:ascii="Arial" w:eastAsia="Times New Roman" w:hAnsi="Arial" w:cs="Arial"/><w:kern w:val="0"/><w:sz w:val="20"/><w:szCs w:val="20"/><w14:ligatures w14:val="none"/></w:rPr><w:t>{sesuai_1}</w:t></w:r></w:p></w:tc><w:tc><w:tcPr><w:tcW w:w="1640" w:type="dxa"/><w:tcBorders><w:top w:val="nil"/><w:left w:val="single" w:sz="4" w:space="0" w:color="auto"/><w:bottom w:val="single" w:sz="4" w:space="0" w:color="auto"/><w:right w:val="single" w:sz="4" w:space="0" w:color="auto"/></w:tcBorders><w:vAlign w:val="center"/></w:tcPr><w:p><w:pPr><w:spacing w:after="0" w:line="240" w:lineRule="auto"/><w:jc w:val="center"/><w:rPr><w:rFonts w:ascii="Arial" w:eastAsia="Times New Roman" w:hAnsi="Arial" w:cs="Arial"/><w:kern w:val="0"/><w:sz w:val="20"/><w:szCs w:val="20"/><w14:ligatures w14:val="none"/></w:rPr></w:pPr><w:r><w:rPr><w:rFonts w:ascii="Arial" w:eastAsia="Times New Roman" w:hAnsi="Arial" w:cs="Arial"/><w:kern w:val="0"/><w:sz w:val="20"/><w:szCs w:val="20"/><w14:ligatures w14:val="none"/></w:rPr><w:t>{tdk_sesuai_1}</w:t></w:r></w:p></w:tc><w:tc><w:tcPr><w:tcW w:w="1455" w:type="dxa"/><w:tcBorders><w:top w:val="nil"/><w:left w:val="single" w:sz="4" w:space="0" w:color="auto"/><w:bottom w:val="single" w:sz="4" w:space="0" w:color="auto"/><w:right w:val="single" w:sz="4" w:space="0" w:color="auto"/></w:tcBorders><w:shd w:val="clear" w:color="auto" w:fill="auto"/><w:vAlign w:val="center"/><w:hideMark/></w:tcPr><w:p><w:pPr><w:spacing w:after="0" w:line="240" w:lineRule="auto"/><w:rPr><w:rFonts w:ascii="Arial" w:eastAsia="Times New Roman" w:hAnsi="Arial" w:cs="Arial"/><w:kern w:val="0"/><w:sz w:val="20"/><w:szCs w:val="20"/><w14:ligatures w14:val="none"/></w:rPr></w:pPr><w:r><w:rPr><w:rFonts w:ascii="Arial" w:eastAsia="Times New Roman" w:hAnsi="Arial" w:cs="Arial"/><w:kern w:val="0"/><w:sz w:val="20"/><w:szCs w:val="20"/><w14:ligatures w14:val="none"/></w:rPr><w:t> {ket_1}</w:t></w:r></w:p></w:tc></w:tr><w:tr><w:trPr><w:gridAfter w:val="4"/><w:wAfter w:w="1490" w:type="dxa"/><w:trHeight w:val="567"/></w:trPr><w:tc><w:tcPr><w:tcW w:w="730" w:type="dxa"/><w:tcBorders><w:top w:val="nil"/><w:left w:val="single" w:sz="4" w:space="0" w:color="auto"/><w:bottom w:val="single" w:sz="4" w:space="0" w:color="auto"/><w:right w:val="single" w:sz="4" w:space="0" w:color="auto"/></w:tcBorders><w:shd w:val="clear" w:color="auto" w:fill="auto"/><w:vAlign w:val="center"/><w:hideMark/></w:tcPr><w:p><w:pPr><w:spacing w:after="0" w:line="240" w:lineRule="auto"/><w:jc w:val="center"/><w:rPr><w:rFonts w:ascii="Arial" w:eastAsia="Times New Roman" w:hAnsi="Arial" w:cs="Arial"/><w:kern w:val="0"/><w:sz w:val="20"/><w:szCs w:val="20"/><w14:ligatures w14:val="none"/></w:rPr></w:pPr><w:r><w:rPr><w:rFonts w:ascii="Arial" w:eastAsia="Times New Roman" w:hAnsi="Arial" w:cs="Arial"/><w:kern w:val="0"/><w:sz w:val="20"/><w:szCs w:val="20"/><w14:ligatures w14:val="none"/></w:rPr><w:t>2</w:t></w:r></w:p></w:tc><w:tc><w:tcPr><w:tcW w:w="3018" w:type="dxa"/><w:gridSpan w:val="2"/><w:tcBorders><w:top w:val="nil"/><w:left w:val="nil"/><w:bottom w:val="single" w:sz="4" w:space="0" w:color="auto"/><w:right w:val="single" w:sz="4" w:space="0" w:color="auto"/></w:tcBorders><w:shd w:val="clear" w:color="auto" w:fill="auto"/><w:vAlign w:val="center"/><w:hideMark/></w:tcPr><w:p><w:pPr><w:spacing w:after="0" w:line="240" w:lineRule="auto"/><w:jc w:val="both"/><w:rPr><w:rFonts w:ascii="Arial" w:eastAsia="Times New Roman" w:hAnsi="Arial" w:cs="Arial"/><w:kern w:val="0"/><w:sz w:val="20"/><w:szCs w:val="20"/><w14:ligatures w14:val="none"/></w:rPr></w:pPr><w:r><w:rPr><w:rFonts w:ascii="Arial" w:eastAsia="Times New Roman" w:hAnsi="Arial" w:cs="Arial"/><w:kern w:val="0"/><w:sz w:val="20"/><w:szCs w:val="20"/><w14:ligatures w14:val="none"/></w:rPr><w:t>Pernyataan Pengelolaan dan Pemantauan Lingkungan (Bermaterai)*</w:t></w:r></w:p></w:tc><w:tc><w:tcPr><w:tcW w:w="1017" w:type="dxa"/><w:gridSpan w:val="3"/><w:tcBorders><w:top w:val="nil"/><w:left w:val="nil"/><w:bottom w:val="single" w:sz="4" w:space="0" w:color="auto"/><w:right w:val="single" w:sz="4" w:space="0" w:color="auto"/></w:tcBorders><w:shd w:val="clear" w:color="auto" w:fill="auto"/><w:vAlign w:val="center"/><w:hideMark/></w:tcPr><w:p><w:pPr><w:spacing w:after="0" w:line="240" w:lineRule="auto"/><w:jc w:val="center"/><w:rPr><w:rFonts w:ascii="Arial" w:eastAsia="Times New Roman" w:hAnsi="Arial" w:cs="Arial"/><w:kern w:val="0"/><w:sz w:val="20"/><w:szCs w:val="20"/><w14:ligatures w14:val="none"/></w:rPr></w:pPr><w:r><w:rPr><w:rFonts w:ascii="Arial" w:eastAsia="Times New Roman" w:hAnsi="Arial" w:cs="Arial"/><w:kern w:val="0"/><w:sz w:val="20"/><w:szCs w:val="20"/><w14:ligatures w14:val="none"/></w:rPr><w:t>{ada_2}</w:t></w:r></w:p></w:tc><w:tc><w:tcPr><w:tcW w:w="1396" w:type="dxa"/><w:tcBorders><w:top w:val="single" w:sz="4" w:space="0" w:color="auto"/><w:left w:val="nil"/><w:bottom w:val="single" w:sz="4" w:space="0" w:color="auto"/><w:right w:val="single" w:sz="4" w:space="0" w:color="auto"/></w:tcBorders><w:vAlign w:val="center"/></w:tcPr><w:p><w:pPr><w:spacing w:after="0" w:line="240" w:lineRule="auto"/><w:jc w:val="center"/><w:rPr><w:rFonts w:ascii="Arial" w:eastAsia="Times New Roman" w:hAnsi="Arial" w:cs="Arial"/><w:kern w:val="0"/><w:sz w:val="20"/><w:szCs w:val="20"/><w14:ligatures w14:val="none"/></w:rPr></w:pPr><w:r><w:rPr><w:rFonts w:ascii="Arial" w:eastAsia="Times New Roman" w:hAnsi="Arial" w:cs="Arial"/><w:kern w:val="0"/><w:sz w:val="20"/><w:szCs w:val="20"/><w14:ligatures w14:val="none"/></w:rPr><w:t>{tdk_ada_2}</w:t></w:r></w:p></w:tc><w:tc><w:tcPr><w:tcW w:w="1262" w:type="dxa"/><w:tcBorders><w:top w:val="nil"/><w:left w:val="single" w:sz="4" w:space="0" w:color="auto"/><w:bottom w:val="single" w:sz="4" w:space="0" w:color="auto"/><w:right w:val="single" w:sz="4" w:space="0" w:color="auto"/></w:tcBorders><w:vAlign w:val="center"/></w:tcPr><w:p><w:pPr><w:spacing w:after="0" w:line="240" w:lineRule="auto"/><w:jc w:val="center"/><w:rPr><w:rFonts w:ascii="Arial" w:eastAsia="Times New Roman" w:hAnsi="Arial" w:cs="Arial"/><w:kern w:val="0"/><w:sz w:val="20"/><w:szCs w:val="20"/><w14:ligatures w14:val="none"/></w:rPr></w:pPr><w:r><w:rPr><w:rFonts w:ascii="Arial" w:eastAsia="Times New Roman" w:hAnsi="Arial" w:cs="Arial"/><w:kern w:val="0"/><w:sz w:val="20"/><w:szCs w:val="20"/><w14:ligatures w14:val="none"/></w:rPr><w:t>{sesuai_2}</w:t></w:r></w:p></w:tc><w:tc><w:tcPr><w:tcW w:w="1640" w:type="dxa"/><w:tcBorders><w:top w:val="nil"/><w:left w:val="single" w:sz="4" w:space="0" w:color="auto"/><w:bottom w:val="single" w:sz="4" w:space="0" w:color="auto"/><w:right w:val="single" w:sz="4" w:space="0" w:color="auto"/></w:tcBorders><w:vAlign w:val="center"/></w:tcPr><w:p><w:pPr><w:spacing w:after="0" w:line="240" w:lineRule="auto"/><w:jc w:val="center"/><w:rPr><w:rFonts w:ascii="Arial" w:eastAsia="Times New Roman" w:hAnsi="Arial" w:cs="Arial"/><w:kern w:val="0"/><w:sz w:val="20"/><w:szCs w:val="20"/><w14:ligatures w14:val="none"/></w:rPr></w:pPr><w:r><w:rPr><w:rFonts w:ascii="Arial" w:eastAsia="Times New Roman" w:hAnsi="Arial" w:cs="Arial"/><w:kern w:val="0"/><w:sz w:val="20"/><w:szCs w:val="20"/><w14:ligatures w14:val="none"/></w:rPr><w:t>{tdk_sesuai_2}</w:t></w:r></w:p></w:tc><w:tc><w:tcPr><w:tcW w:w="1455" w:type="dxa"/><w:tcBorders><w:top w:val="nil"/><w:left w:val="single" w:sz="4" w:space="0" w:color="auto"/><w:bottom w:val="single" w:sz="4" w:space="0" w:color="auto"/><w:right w:val="single" w:sz="4" w:space="0" w:color="auto"/></w:tcBorders><w:shd w:val="clear" w:color="auto" w:fill="auto"/><w:vAlign w:val="center"/><w:hideMark/></w:tcPr><w:p><w:pPr><w:spacing w:after="0" w:line="240" w:lineRule="auto"/><w:rPr><w:rFonts w:ascii="Arial" w:eastAsia="Times New Roman" w:hAnsi="Arial" w:cs="Arial"/><w:kern w:val="0"/><w:sz w:val="20"/><w:szCs w:val="20"/><w14:ligatures w14:val="none"/></w:rPr></w:pPr><w:r><w:rPr><w:rFonts w:ascii="Arial" w:eastAsia="Times New Roman" w:hAnsi="Arial" w:cs="Arial"/><w:kern w:val="0"/><w:sz w:val="20"/><w:szCs w:val="20"/><w14:ligatures w14:val="none"/></w:rPr><w:t> {ket_2}</w:t></w:r></w:p></w:tc></w:tr><w:tr><w:trPr><w:gridAfter w:val="4"/><w:wAfter w:w="1490" w:type="dxa"/><w:trHeight w:val="567"/></w:trPr><w:tc><w:tcPr><w:tcW w:w="730" w:type="dxa"/><w:tcBorders><w:top w:val="nil"/><w:left w:val="single" w:sz="4" w:space="0" w:color="auto"/><w:bottom w:val="single" w:sz="4" w:space="0" w:color="auto"/><w:right w:val="single" w:sz="4" w:space="0" w:color="auto"/></w:tcBorders><w:shd w:val="clear" w:color="auto" w:fill="auto"/><w:vAlign w:val="center"/><w:hideMark/></w:tcPr><w:p><w:pPr><w:spacing w:after="0" w:line="240" w:lineRule="auto"/><w:jc w:val="center"/><w:rPr><w:rFonts w:ascii="Arial" w:eastAsia="Times New Roman" w:hAnsi="Arial" w:cs="Arial"/><w:kern w:val="0"/><w:sz w:val="20"/><w:szCs w:val="20"/><w14:ligatures w14:val="none"/></w:rPr></w:pPr><w:r><w:rPr><w:rFonts w:ascii="Arial" w:eastAsia="Times New Roman" w:hAnsi="Arial" w:cs="Arial"/><w:kern w:val="0"/><w:sz w:val="20"/><w:szCs w:val="20"/><w14:ligatures w14:val="none"/></w:rPr><w:t>3</w:t></w:r></w:p></w:tc><w:tc><w:tcPr><w:tcW w:w="3018" w:type="dxa"/><w:gridSpan w:val="2"/><w:tcBorders><w:top w:val="nil"/><w:left w:val="nil"/><w:bottom w:val="single" w:sz="4" w:space="0" w:color="auto"/><w:right w:val="single" w:sz="4" w:space="0" w:color="auto"/></w:tcBorders><w:shd w:val="clear" w:color="auto" w:fill="auto"/><w:vAlign w:val="center"/><w:hideMark/></w:tcPr><w:p><w:pPr><w:spacing w:after="0" w:line="240" w:lineRule="auto"/><w:jc w:val="both"/><w:rPr><w:rFonts w:ascii="Arial" w:eastAsia="Times New Roman" w:hAnsi="Arial" w:cs="Arial"/><w:kern w:val="0"/><w:sz w:val="20"/><w:szCs w:val="20"/><w14:ligatures w14:val="none"/></w:rPr></w:pPr><w:r><w:rPr><w:rFonts w:ascii="Arial" w:eastAsia="Times New Roman" w:hAnsi="Arial" w:cs="Arial"/><w:kern w:val="0"/><w:sz w:val="20"/><w:szCs w:val="20"/><w14:ligatures w14:val="none"/></w:rPr><w:t>Dokumen Lingkungan*</w:t></w:r></w:p></w:tc><w:tc><w:tcPr><w:tcW w:w="1017" w:type="dxa"/><w:gridSpan w:val="3"/><w:tcBorders><w:top w:val="nil"/><w:left w:val="nil"/><w:bottom w:val="single" w:sz="4" w:space="0" w:color="auto"/><w:right w:val="single" w:sz="4" w:space="0" w:color="auto"/></w:tcBorders><w:shd w:val="clear" w:color="auto" w:fill="auto"/><w:vAlign w:val="center"/><w:hideMark/></w:tcPr><w:p><w:pPr><w:spacing w:after="0" w:line="240" w:lineRule="auto"/><w:jc w:val="center"/><w:rPr><w:rFonts w:ascii="Arial" w:eastAsia="Times New Roman" w:hAnsi="Arial" w:cs="Arial"/><w:kern w:val="0"/><w:sz w:val="20"/><w:szCs w:val="20"/><w14:ligatures w14:val="none"/></w:rPr></w:pPr><w:r><w:rPr><w:rFonts w:ascii="Arial" w:eastAsia="Times New Roman" w:hAnsi="Arial" w:cs="Arial"/><w:kern w:val="0"/><w:sz w:val="20"/><w:szCs w:val="20"/><w14:ligatures w14:val="none"/></w:rPr><w:t>{ada_3}</w:t></w:r></w:p></w:tc><w:tc><w:tcPr><w:tcW w:w="1396" w:type="dxa"/><w:tcBorders><w:top w:val="single" w:sz="4" w:space="0" w:color="auto"/><w:left w:val="nil"/><w:bottom w:val="single" w:sz="4" w:space="0" w:color="auto"/><w:right w:val="single" w:sz="4" w:space="0" w:color="auto"/></w:tcBorders><w:vAlign w:val="center"/></w:tcPr><w:p><w:pPr><w:spacing w:after="0" w:line="240" w:lineRule="auto"/><w:jc w:val="center"/><w:rPr><w:rFonts w:ascii="Arial" w:eastAsia="Times New Roman" w:hAnsi="Arial" w:cs="Arial"/><w:kern w:val="0"/><w:sz w:val="20"/><w:szCs w:val="20"/><w14:ligatures w14:val="none"/></w:rPr></w:pPr><w:r><w:rPr><w:rFonts w:ascii="Arial" w:eastAsia="Times New Roman" w:hAnsi="Arial" w:cs="Arial"/><w:kern w:val="0"/><w:sz w:val="20"/><w:szCs w:val="20"/><w14:ligatures w14:val="none"/></w:rPr><w:t>{tdk_ada_3}</w:t></w:r></w:p></w:tc><w:tc><w:tcPr><w:tcW w:w="1262" w:type="dxa"/><w:tcBorders><w:top w:val="nil"/><w:left w:val="single" w:sz="4" w:space="0" w:color="auto"/><w:bottom w:val="single" w:sz="4" w:space="0" w:color="auto"/><w:right w:val="single" w:sz="4" w:space="0" w:color="auto"/></w:tcBorders><w:vAlign w:val="center"/></w:tcPr><w:p><w:pPr><w:spacing w:after="0" w:line="240" w:lineRule="auto"/><w:jc w:val="center"/><w:rPr><w:rFonts w:ascii="Arial" w:eastAsia="Times New Roman" w:hAnsi="Arial" w:cs="Arial"/><w:kern w:val="0"/><w:sz w:val="20"/><w:szCs w:val="20"/><w14:ligatures w14:val="none"/></w:rPr></w:pPr><w:r><w:rPr><w:rFonts w:ascii="Arial" w:eastAsia="Times New Roman" w:hAnsi="Arial" w:cs="Arial"/><w:kern w:val="0"/><w:sz w:val="20"/><w:szCs w:val="20"/><w14:ligatures w14:val="none"/></w:rPr><w:t>{sesuai_3}</w:t></w:r></w:p></w:tc><w:tc><w:tcPr><w:tcW w:w="1640" w:type="dxa"/><w:tcBorders><w:top w:val="nil"/><w:left w:val="single" w:sz="4" w:space="0" w:color="auto"/><w:bottom w:val="single" w:sz="4" w:space="0" w:color="auto"/><w:right w:val="single" w:sz="4" w:space="0" w:color="auto"/></w:tcBorders><w:vAlign w:val="center"/></w:tcPr><w:p><w:pPr><w:spacing w:after="0" w:line="240" w:lineRule="auto"/><w:jc w:val="center"/><w:rPr><w:rFonts w:ascii="Arial" w:eastAsia="Times New Roman" w:hAnsi="Arial" w:cs="Arial"/><w:kern w:val="0"/><w:sz w:val="20"/><w:szCs w:val="20"/><w14:ligatures w14:val="none"/></w:rPr></w:pPr><w:r><w:rPr><w:rFonts w:ascii="Arial" w:eastAsia="Times New Roman" w:hAnsi="Arial" w:cs="Arial"/><w:kern w:val="0"/><w:sz w:val="20"/><w:szCs w:val="20"/><w14:ligatures w14:val="none"/></w:rPr><w:t>{tdk_sesuai_3}</w:t></w:r></w:p></w:tc><w:tc><w:tcPr><w:tcW w:w="1455" w:type="dxa"/><w:tcBorders><w:top w:val="nil"/><w:left w:val="single" w:sz="4" w:space="0" w:color="auto"/><w:bottom w:val="single" w:sz="4" w:space="0" w:color="auto"/><w:right w:val="single" w:sz="4" w:space="0" w:color="auto"/></w:tcBorders><w:shd w:val="clear" w:color="auto" w:fill="auto"/><w:vAlign w:val="center"/><w:hideMark/></w:tcPr><w:p><w:pPr><w:spacing w:after="0" w:line="240" w:lineRule="auto"/><w:rPr><w:rFonts w:ascii="Arial" w:eastAsia="Times New Roman" w:hAnsi="Arial" w:cs="Arial"/><w:kern w:val="0"/><w:sz w:val="20"/><w:szCs w:val="20"/><w14:ligatures w14:val="none"/></w:rPr></w:pPr><w:r><w:rPr><w:rFonts w:ascii="Arial" w:eastAsia="Times New Roman" w:hAnsi="Arial" w:cs="Arial"/><w:kern w:val="0"/><w:sz w:val="20"/><w:szCs w:val="20"/><w14:ligatures w14:val="none"/></w:rPr><w:t> {ket_3}</w:t></w:r></w:p></w:tc></w:tr><w:tr><w:trPr><w:gridAfter w:val="4"/><w:wAfter w:w="1490" w:type="dxa"/><w:trHeight w:val="567"/></w:trPr><w:tc><w:tcPr><w:tcW w:w="730" w:type="dxa"/><w:tcBorders><w:top w:val="nil"/><w:left w:val="single" w:sz="4" w:space="0" w:color="auto"/><w:bottom w:val="single" w:sz="4" w:space="0" w:color="auto"/><w:right w:val="single" w:sz="4" w:space="0" w:color="auto"/></w:tcBorders><w:shd w:val="clear" w:color="auto" w:fill="auto"/><w:vAlign w:val="center"/><w:hideMark/></w:tcPr><w:p><w:pPr><w:spacing w:after="0" w:line="240" w:lineRule="auto"/><w:jc w:val="center"/><w:rPr><w:rFonts w:ascii="Arial" w:eastAsia="Times New Roman" w:hAnsi="Arial" w:cs="Arial"/><w:kern w:val="0"/><w:sz w:val="20"/><w:szCs w:val="20"/><w14:ligatures w14:val="none"/></w:rPr></w:pPr><w:r><w:rPr><w:rFonts w:ascii="Arial" w:eastAsia="Times New Roman" w:hAnsi="Arial" w:cs="Arial"/><w:kern w:val="0"/><w:sz w:val="20"/><w:szCs w:val="20"/><w14:ligatures w14:val="none"/></w:rPr><w:t>4</w:t></w:r></w:p></w:tc><w:tc><w:tcPr><w:tcW w:w="3018" w:type="dxa"/><w:gridSpan w:val="2"/><w:tcBorders><w:top w:val="nil"/><w:left w:val="nil"/><w:bottom w:val="single" w:sz="4" w:space="0" w:color="auto"/><w:right w:val="single" w:sz="4" w:space="0" w:color="auto"/></w:tcBorders><w:shd w:val="clear" w:color="auto" w:fill="auto"/><w:vAlign w:val="center"/><w:hideMark/></w:tcPr><w:p><w:pPr><w:spacing w:after="0" w:line="240" w:lineRule="auto"/><w:jc w:val="both"/><w:rPr><w:rFonts w:ascii="Arial" w:eastAsia="Times New Roman" w:hAnsi="Arial" w:cs="Arial"/><w:kern w:val="0"/><w:sz w:val="20"/><w:szCs w:val="20"/><w14:ligatures w14:val="none"/></w:rPr></w:pPr><w:r><w:rPr><w:rFonts w:ascii="Arial" w:eastAsia="Times New Roman" w:hAnsi="Arial" w:cs="Arial"/><w:kern w:val="0"/><w:sz w:val="20"/><w:szCs w:val="20"/><w14:ligatures w14:val="none"/></w:rPr><w:t>Peta Tapak Proyek</w:t></w:r></w:p></w:tc><w:tc><w:tcPr><w:tcW w:w="1017" w:type="dxa"/><w:gridSpan w:val="3"/><w:tcBorders><w:top w:val="nil"/><w:left w:val="nil"/><w:bottom w:val="single" w:sz="4" w:space="0" w:color="auto"/><w:right w:val="single" w:sz="4" w:space="0" w:color="auto"/></w:tcBorders><w:shd w:val="clear" w:color="auto" w:fill="auto"/><w:vAlign w:val="center"/><w:hideMark/></w:tcPr><w:p><w:pPr><w:spacing w:after="0" w:line="240" w:lineRule="auto"/><w:jc w:val="center"/><w:rPr><w:rFonts w:ascii="Arial" w:eastAsia="Times New Roman" w:hAnsi="Arial" w:cs="Arial"/><w:kern w:val="0"/><w:sz w:val="20"/><w:szCs w:val="20"/><w14:ligatures w14:val="none"/></w:rPr></w:pPr><w:r><w:rPr><w:rFonts w:ascii="Arial" w:eastAsia="Times New Roman" w:hAnsi="Arial" w:cs="Arial"/><w:kern w:val="0"/><w:sz w:val="20"/><w:szCs w:val="20"/><w14:ligatures w14:val="none"/></w:rPr><w:t>{ada_4}</w:t></w:r></w:p></w:tc><w:tc><w:tcPr><w:tcW w:w="1396" w:type="dxa"/><w:tcBorders><w:top w:val="single" w:sz="4" w:space="0" w:color="auto"/><w:left w:val="nil"/><w:bottom w:val="single" w:sz="4" w:space="0" w:color="auto"/><w:right w:val="single" w:sz="4" w:space="0" w:color="auto"/></w:tcBorders><w:vAlign w:val="center"/></w:tcPr><w:p><w:pPr><w:spacing w:after="0" w:line="240" w:lineRule="auto"/><w:jc w:val="center"/><w:rPr><w:rFonts w:ascii="Arial" w:eastAsia="Times New Roman" w:hAnsi="Arial" w:cs="Arial"/><w:kern w:val="0"/><w:sz w:val="20"/><w:szCs w:val="20"/><w14:ligatures w14:val="none"/></w:rPr></w:pPr><w:r><w:rPr><w:rFonts w:ascii="Arial" w:eastAsia="Times New Roman" w:hAnsi="Arial" w:cs="Arial"/><w:kern w:val="0"/><w:sz w:val="20"/><w:szCs w:val="20"/><w14:ligatures w14:val="none"/></w:rPr><w:t>{tdk_ada_4}</w:t></w:r></w:p></w:tc><w:tc><w:tcPr><w:tcW w:w="1262" w:type="dxa"/><w:tcBorders><w:top w:val="nil"/><w:left w:val="single" w:sz="4" w:space="0" w:color="auto"/><w:bottom w:val="single" w:sz="4" w:space="0" w:color="auto"/><w:right w:val="single" w:sz="4" w:space="0" w:color="auto"/></w:tcBorders><w:vAlign w:val="center"/></w:tcPr><w:p><w:pPr><w:spacing w:after="0" w:line="240" w:lineRule="auto"/><w:jc w:val="center"/><w:rPr><w:rFonts w:ascii="Arial" w:eastAsia="Times New Roman" w:hAnsi="Arial" w:cs="Arial"/><w:kern w:val="0"/><w:sz w:val="20"/><w:szCs w:val="20"/><w14:ligatures w14:val="none"/></w:rPr></w:pPr><w:r><w:rPr><w:rFonts w:ascii="Arial" w:eastAsia="Times New Roman" w:hAnsi="Arial" w:cs="Arial"/><w:kern w:val="0"/><w:sz w:val="20"/><w:szCs w:val="20"/><w14:ligatures w14:val="none"/></w:rPr><w:t>{sesuai_4}</w:t></w:r></w:p></w:tc><w:tc><w:tcPr><w:tcW w:w="1640" w:type="dxa"/><w:tcBorders><w:top w:val="nil"/><w:left w:val="single" w:sz="4" w:space="0" w:color="auto"/><w:bottom w:val="single" w:sz="4" w:space="0" w:color="auto"/><w:right w:val="single" w:sz="4" w:space="0" w:color="auto"/></w:tcBorders><w:vAlign w:val="center"/></w:tcPr><w:p><w:pPr><w:spacing w:after="0" w:line="240" w:lineRule="auto"/><w:jc w:val="center"/><w:rPr><w:rFonts w:ascii="Arial" w:eastAsia="Times New Roman" w:hAnsi="Arial" w:cs="Arial"/><w:kern w:val="0"/><w:sz w:val="20"/><w:szCs w:val="20"/><w14:ligatures w14:val="none"/></w:rPr></w:pPr><w:r><w:rPr><w:rFonts w:ascii="Arial" w:eastAsia="Times New Roman" w:hAnsi="Arial" w:cs="Arial"/><w:kern w:val="0"/><w:sz w:val="20"/><w:szCs w:val="20"/><w14:ligatures w14:val="none"/></w:rPr><w:t>{tdk_sesuai_4}</w:t></w:r></w:p></w:tc><w:tc><w:tcPr><w:tcW w:w="1455" w:type="dxa"/><w:tcBorders><w:top w:val="nil"/><w:left w:val="single" w:sz="4" w:space="0" w:color="auto"/><w:bottom w:val="single" w:sz="4" w:space="0" w:color="auto"/><w:right w:val="single" w:sz="4" w:space="0" w:color="auto"/></w:tcBorders><w:shd w:val="clear" w:color="auto" w:fill="auto"/><w:vAlign w:val="center"/><w:hideMark/></w:tcPr><w:p><w:pPr><w:spacing w:after="0" w:line="240" w:lineRule="auto"/><w:rPr><w:rFonts w:ascii="Arial" w:eastAsia="Times New Roman" w:hAnsi="Arial" w:cs="Arial"/><w:kern w:val="0"/><w:sz w:val="20"/><w:szCs w:val="20"/><w14:ligatures w14:val="none"/></w:rPr></w:pPr><w:r><w:rPr><w:rFonts w:ascii="Arial" w:eastAsia="Times New Roman" w:hAnsi="Arial" w:cs="Arial"/><w:kern w:val="0"/><w:sz w:val="20"/><w:szCs w:val="20"/><w14:ligatures w14:val="none"/></w:rPr><w:t> {ket_4}</w:t></w:r></w:p></w:tc></w:tr><w:tr><w:trPr><w:gridAfter w:val="4"/><w:wAfter w:w="1490" w:type="dxa"/><w:trHeight w:val="567"/></w:trPr><w:tc><w:tcPr><w:tcW w:w="730" w:type="dxa"/><w:tcBorders><w:top w:val="nil"/><w:left w:val="single" w:sz="4" w:space="0" w:color="auto"/><w:bottom w:val="single" w:sz="4" w:space="0" w:color="auto"/><w:right w:val="single" w:sz="4" w:space="0" w:color="auto"/></w:tcBorders><w:shd w:val="clear" w:color="auto" w:fill="auto"/><w:vAlign w:val="center"/><w:hideMark/></w:tcPr><w:p><w:pPr><w:spacing w:after="0" w:line="240" w:lineRule="auto"/><w:jc w:val="center"/><w:rPr><w:rFonts w:ascii="Arial" w:eastAsia="Times New Roman" w:hAnsi="Arial" w:cs="Arial"/><w:kern w:val="0"/><w:sz w:val="20"/><w:szCs w:val="20"/><w14:ligatures w14:val="none"/></w:rPr></w:pPr><w:r><w:rPr><w:rFonts w:ascii="Arial" w:eastAsia="Times New Roman" w:hAnsi="Arial" w:cs="Arial"/><w:kern w:val="0"/><w:sz w:val="20"/><w:szCs w:val="20"/><w14:ligatures w14:val="none"/></w:rPr><w:t>5</w:t></w:r></w:p></w:tc><w:tc><w:tcPr><w:tcW w:w="3018" w:type="dxa"/><w:gridSpan w:val="2"/><w:tcBorders><w:top w:val="nil"/><w:left w:val="nil"/><w:bottom w:val="single" w:sz="4" w:space="0" w:color="auto"/><w:right w:val="single" w:sz="4" w:space="0" w:color="auto"/></w:tcBorders><w:shd w:val="clear" w:color="auto" w:fill="auto"/><w:vAlign w:val="center"/><w:hideMark/></w:tcPr><w:p><w:pPr><w:spacing w:after="0" w:line="240" w:lineRule="auto"/><w:jc w:val="both"/><w:rPr><w:rFonts w:ascii="Arial" w:eastAsia="Times New Roman" w:hAnsi="Arial" w:cs="Arial"/><w:kern w:val="0"/><w:sz w:val="20"/><w:szCs w:val="20"/><w14:ligatures w14:val="none"/></w:rPr></w:pPr><w:r><w:rPr><w:rFonts w:ascii="Arial" w:eastAsia="Times New Roman" w:hAnsi="Arial" w:cs="Arial"/><w:kern w:val="0"/><w:sz w:val="20"/><w:szCs w:val="20"/><w14:ligatures w14:val="none"/></w:rPr><w:t>Peta Pemantauan dan Pengelolaan</w:t></w:r></w:p></w:tc><w:tc><w:tcPr><w:tcW w:w="1017" w:type="dxa"/><w:gridSpan w:val="3"/><w:tcBorders><w:top w:val="nil"/><w:left w:val="nil"/><w:bottom w:val="single" w:sz="4" w:space="0" w:color="auto"/><w:right w:val="single" w:sz="4" w:space="0" w:color="auto"/></w:tcBorders><w:shd w:val="clear" w:color="auto" w:fill="auto"/><w:vAlign w:val="center"/><w:hideMark/></w:tcPr><w:p><w:pPr><w:spacing w:after="0" w:line="240" w:lineRule="auto"/><w:jc w:val="center"/><w:rPr><w:rFonts w:ascii="Arial" w:eastAsia="Times New Roman" w:hAnsi="Arial" w:cs="Arial"/><w:kern w:val="0"/><w:sz w:val="20"/><w:szCs w:val="20"/><w14:ligatures w14:val="none"/></w:rPr></w:pPr><w:r><w:rPr><w:rFonts w:ascii="Arial" w:eastAsia="Times New Roman" w:hAnsi="Arial" w:cs="Arial"/><w:kern w:val="0"/><w:sz w:val="20"/><w:szCs w:val="20"/><w14:ligatures w14:val="none"/></w:rPr><w:t>{ada_5}</w:t></w:r></w:p></w:tc><w:tc><w:tcPr><w:tcW w:w="1396" w:type="dxa"/><w:tcBorders><w:top w:val="single" w:sz="4" w:space="0" w:color="auto"/><w:left w:val="nil"/><w:bottom w:val="single" w:sz="4" w:space="0" w:color="auto"/><w:right w:val="single" w:sz="4" w:space="0" w:color="auto"/></w:tcBorders><w:vAlign w:val="center"/></w:tcPr><w:p><w:pPr><w:spacing w:after="0" w:line="240" w:lineRule="auto"/><w:jc w:val="center"/><w:rPr><w:rFonts w:ascii="Arial" w:eastAsia="Times New Roman" w:hAnsi="Arial" w:cs="Arial"/><w:kern w:val="0"/><w:sz w:val="20"/><w:szCs w:val="20"/><w14:ligatures w14:val="none"/></w:rPr></w:pPr><w:r><w:rPr><w:rFonts w:ascii="Arial" w:eastAsia="Times New Roman" w:hAnsi="Arial" w:cs="Arial"/><w:kern w:val="0"/><w:sz w:val="20"/><w:szCs w:val="20"/><w14:ligatures w14:val="none"/></w:rPr><w:t>{tdk_ada_5}</w:t></w:r></w:p></w:tc><w:tc><w:tcPr><w:tcW w:w="1262" w:type="dxa"/><w:tcBorders><w:top w:val="nil"/><w:left w:val="single" w:sz="4" w:space="0" w:color="auto"/><w:bottom w:val="single" w:sz="4" w:space="0" w:color="auto"/><w:right w:val="single" w:sz="4" w:space="0" w:color="auto"/></w:tcBorders><w:vAlign w:val="center"/></w:tcPr><w:p><w:pPr><w:spacing w:after="0" w:line="240" w:lineRule="auto"/><w:jc w:val="center"/><w:rPr><w:rFonts w:ascii="Arial" w:eastAsia="Times New Roman" w:hAnsi="Arial" w:cs="Arial"/><w:kern w:val="0"/><w:sz w:val="20"/><w:szCs w:val="20"/><w14:ligatures w14:val="none"/></w:rPr></w:pPr><w:r><w:rPr><w:rFonts w:ascii="Arial" w:eastAsia="Times New Roman" w:hAnsi="Arial" w:cs="Arial"/><w:kern w:val="0"/><w:sz w:val="20"/><w:szCs w:val="20"/><w14:ligatures w14:val="none"/></w:rPr><w:t>{sesuai_5}</w:t></w:r></w:p></w:tc><w:tc><w:tcPr><w:tcW w:w="1640" w:type="dxa"/><w:tcBorders><w:top w:val="nil"/><w:left w:val="single" w:sz="4" w:space="0" w:color="auto"/><w:bottom w:val="single" w:sz="4" w:space="0" w:color="auto"/><w:right w:val="single" w:sz="4" w:space="0" w:color="auto"/></w:tcBorders><w:vAlign w:val="center"/></w:tcPr><w:p><w:pPr><w:spacing w:after="0" w:line="240" w:lineRule="auto"/><w:jc w:val="center"/><w:rPr><w:rFonts w:ascii="Arial" w:eastAsia="Times New Roman" w:hAnsi="Arial" w:cs="Arial"/><w:kern w:val="0"/><w:sz w:val="20"/><w:szCs w:val="20"/><w14:ligatures w14:val="none"/></w:rPr></w:pPr><w:r><w:rPr><w:rFonts w:ascii="Arial" w:eastAsia="Times New Roman" w:hAnsi="Arial" w:cs="Arial"/><w:kern w:val="0"/><w:sz w:val="20"/><w:szCs w:val="20"/><w14:ligatures w14:val="none"/></w:rPr><w:t>{tdk_sesuai_5}</w:t></w:r></w:p></w:tc><w:tc><w:tcPr><w:tcW w:w="1455" w:type="dxa"/><w:tcBorders><w:top w:val="nil"/><w:left w:val="single" w:sz="4" w:space="0" w:color="auto"/><w:bottom w:val="single" w:sz="4" w:space="0" w:color="auto"/><w:right w:val="single" w:sz="4" w:space="0" w:color="auto"/></w:tcBorders><w:shd w:val="clear" w:color="auto" w:fill="auto"/><w:vAlign w:val="center"/><w:hideMark/></w:tcPr><w:p><w:pPr><w:spacing w:after="0" w:line="240" w:lineRule="auto"/><w:rPr><w:rFonts w:ascii="Arial" w:eastAsia="Times New Roman" w:hAnsi="Arial" w:cs="Arial"/><w:kern w:val="0"/><w:sz w:val="20"/><w:szCs w:val="20"/><w14:ligatures w14:val="none"/></w:rPr></w:pPr><w:r><w:rPr><w:rFonts w:ascii="Arial" w:eastAsia="Times New Roman" w:hAnsi="Arial" w:cs="Arial"/><w:kern w:val="0"/><w:sz w:val="20"/><w:szCs w:val="20"/><w14:ligatures w14:val="none"/></w:rPr><w:t> {ket_5}</w:t></w:r></w:p></w:tc></w:tr><w:tr><w:trPr><w:gridAfter w:val="4"/><w:wAfter w:w="1490" w:type="dxa"/><w:trHeight w:val="567"/></w:trPr><w:tc><w:tcPr><w:tcW w:w="730" w:type="dxa"/><w:tcBorders><w:top w:val="nil"/><w:left w:val="single" w:sz="4" w:space="0" w:color="auto"/><w:bottom w:val="single" w:sz="4" w:space="0" w:color="auto"/><w:right w:val="single" w:sz="4" w:space="0" w:color="auto"/></w:tcBorders><w:shd w:val="clear" w:color="auto" w:fill="auto"/><w:vAlign w:val="center"/><w:hideMark/></w:tcPr><w:p><w:pPr><w:spacing w:after="0" w:line="240" w:lineRule="auto"/><w:jc w:val="center"/><w:rPr><w:rFonts w:ascii="Arial" w:eastAsia="Times New Roman" w:hAnsi="Arial" w:cs="Arial"/><w:kern w:val="0"/><w:sz w:val="20"/><w:szCs w:val="20"/><w14:ligatures w14:val="none"/></w:rPr></w:pPr><w:r><w:rPr><w:rFonts w:ascii="Arial" w:eastAsia="Times New Roman" w:hAnsi="Arial" w:cs="Arial"/><w:kern w:val="0"/><w:sz w:val="20"/><w:szCs w:val="20"/><w14:ligatures w14:val="none"/></w:rPr><w:t>6</w:t></w:r></w:p></w:tc><w:tc><w:tcPr><w:tcW w:w="3018" w:type="dxa"/><w:gridSpan w:val="2"/><w:tcBorders><w:top w:val="nil"/><w:left w:val="nil"/><w:bottom w:val="single" w:sz="4" w:space="0" w:color="auto"/><w:right w:val="single" w:sz="4" w:space="0" w:color="auto"/></w:tcBorders><w:shd w:val="clear" w:color="auto" w:fill="auto"/><w:vAlign w:val="center"/><w:hideMark/></w:tcPr><w:p><w:pPr><w:spacing w:after="0" w:line="240" w:lineRule="auto"/><w:jc w:val="both"/><w:rPr><w:rFonts w:ascii="Arial" w:eastAsia="Times New Roman" w:hAnsi="Arial" w:cs="Arial"/><w:kern w:val="0"/><w:sz w:val="20"/><w:szCs w:val="20"/><w14:ligatures w14:val="none"/></w:rPr></w:pPr><w:r><w:rPr><w:rFonts w:ascii="Arial" w:eastAsia="Times New Roman" w:hAnsi="Arial" w:cs="Arial"/><w:kern w:val="0"/><w:sz w:val="20"/><w:szCs w:val="20"/><w14:ligatures w14:val="none"/></w:rPr><w:t>Peta Siteplan di A3</w:t></w:r></w:p></w:tc><w:tc><w:tcPr><w:tcW w:w="1017" w:type="dxa"/><w:gridSpan w:val="3"/><w:tcBorders><w:top w:val="nil"/><w:left w:val="nil"/><w:bottom w:val="single" w:sz="4" w:space="0" w:color="auto"/><w:right w:val="single" w:sz="4" w:space="0" w:color="auto"/></w:tcBorders><w:shd w:val="clear" w:color="auto" w:fill="auto"/><w:vAlign w:val="center"/><w:hideMark/></w:tcPr><w:p><w:pPr><w:spacing w:after="0" w:line="240" w:lineRule="auto"/><w:jc w:val="center"/><w:rPr><w:rFonts w:ascii="Arial" w:eastAsia="Times New Roman" w:hAnsi="Arial" w:cs="Arial"/><w:kern w:val="0"/><w:sz w:val="20"/><w:szCs w:val="20"/><w14:ligatures w14:val="none"/></w:rPr></w:pPr><w:r><w:rPr><w:rFonts w:ascii="Arial" w:eastAsia="Times New Roman" w:hAnsi="Arial" w:cs="Arial"/><w:kern w:val="0"/><w:sz w:val="20"/><w:szCs w:val="20"/><w14:ligatures w14:val="none"/></w:rPr><w:t>{ada_6}</w:t></w:r></w:p></w:tc><w:tc><w:tcPr><w:tcW w:w="1396" w:type="dxa"/><w:tcBorders><w:top w:val="single" w:sz="4" w:space="0" w:color="auto"/><w:left w:val="nil"/><w:bottom w:val="single" w:sz="4" w:space="0" w:color="auto"/><w:right w:val="single" w:sz="4" w:space="0" w:color="auto"/></w:tcBorders><w:vAlign w:val="center"/></w:tcPr><w:p><w:pPr><w:spacing w:after="0" w:line="240" w:lineRule="auto"/><w:jc w:val="center"/><w:rPr><w:rFonts w:ascii="Arial" w:eastAsia="Times New Roman" w:hAnsi="Arial" w:cs="Arial"/><w:kern w:val="0"/><w:sz w:val="20"/><w:szCs w:val="20"/><w14:ligatures w14:val="none"/></w:rPr></w:pPr><w:r><w:rPr><w:rFonts w:ascii="Arial" w:eastAsia="Times New Roman" w:hAnsi="Arial" w:cs="Arial"/><w:kern w:val="0"/><w:sz w:val="20"/><w:szCs w:val="20"/><w14:ligatures w14:val="none"/></w:rPr><w:t>{tdk_ada_6}</w:t></w:r></w:p></w:tc><w:tc><w:tcPr><w:tcW w:w="1262" w:type="dxa"/><w:tcBorders><w:top w:val="nil"/><w:left w:val="single" w:sz="4" w:space="0" w:color="auto"/><w:bottom w:val="single" w:sz="4" w:space="0" w:color="auto"/><w:right w:val="single" w:sz="4" w:space="0" w:color="auto"/></w:tcBorders><w:vAlign w:val="center"/></w:tcPr><w:p><w:pPr><w:spacing w:after="0" w:line="240" w:lineRule="auto"/><w:jc w:val="center"/><w:rPr><w:rFonts w:ascii="Arial" w:eastAsia="Times New Roman" w:hAnsi="Arial" w:cs="Arial"/><w:kern w:val="0"/><w:sz w:val="20"/><w:szCs w:val="20"/><w14:ligatures w14:val="none"/></w:rPr></w:pPr><w:r><w:rPr><w:rFonts w:ascii="Arial" w:eastAsia="Times New Roman" w:hAnsi="Arial" w:cs="Arial"/><w:kern w:val="0"/><w:sz w:val="20"/><w:szCs w:val="20"/><w14:ligatures w14:val="none"/></w:rPr><w:t>{sesuai_6}</w:t></w:r></w:p></w:tc><w:tc><w:tcPr><w:tcW w:w="1640" w:type="dxa"/><w:tcBorders><w:top w:val="nil"/><w:left w:val="single" w:sz="4" w:space="0" w:color="auto"/><w:bottom w:val="single" w:sz="4" w:space="0" w:color="auto"/><w:right w:val="single" w:sz="4" w:space="0" w:color="auto"/></w:tcBorders><w:vAlign w:val="center"/></w:tcPr><w:p><w:pPr><w:spacing w:after="0" w:line="240" w:lineRule="auto"/><w:jc w:val="center"/><w:rPr><w:rFonts w:ascii="Arial" w:eastAsia="Times New Roman" w:hAnsi="Arial" w:cs="Arial"/><w:kern w:val="0"/><w:sz w:val="20"/><w:szCs w:val="20"/><w14:ligatures w14:val="none"/></w:rPr></w:pPr><w:r><w:rPr><w:rFonts w:ascii="Arial" w:eastAsia="Times New Roman" w:hAnsi="Arial" w:cs="Arial"/><w:kern w:val="0"/><w:sz w:val="20"/><w:szCs w:val="20"/><w14:ligatures w14:val="none"/></w:rPr><w:t>{tdk_sesuai_6}</w:t></w:r></w:p></w:tc><w:tc><w:tcPr><w:tcW w:w="1455" w:type="dxa"/><w:tcBorders><w:top w:val="nil"/><w:left w:val="single" w:sz="4" w:space="0" w:color="auto"/><w:bottom w:val="single" w:sz="4" w:space="0" w:color="auto"/><w:right w:val="single" w:sz="4" w:space="0" w:color="auto"/></w:tcBorders><w:shd w:val="clear" w:color="auto" w:fill="auto"/><w:vAlign w:val="center"/><w:hideMark/></w:tcPr><w:p><w:pPr><w:spacing w:after="0" w:line="240" w:lineRule="auto"/><w:rPr><w:rFonts w:ascii="Arial" w:eastAsia="Times New Roman" w:hAnsi="Arial" w:cs="Arial"/><w:kern w:val="0"/><w:sz w:val="20"/><w:szCs w:val="20"/><w14:ligatures w14:val="none"/></w:rPr></w:pPr><w:r><w:rPr><w:rFonts w:ascii="Arial" w:eastAsia="Times New Roman" w:hAnsi="Arial" w:cs="Arial"/><w:kern w:val="0"/><w:sz w:val="20"/><w:szCs w:val="20"/><w14:ligatures w14:val="none"/></w:rPr><w:t> {ket_6}</w:t></w:r></w:p></w:tc></w:tr><w:tr><w:trPr><w:gridAfter w:val="4"/><w:wAfter w:w="1490" w:type="dxa"/><w:trHeight w:val="567"/></w:trPr><w:tc><w:tcPr><w:tcW w:w="730" w:type="dxa"/><w:tcBorders><w:top w:val="nil"/><w:left w:val="single" w:sz="4" w:space="0" w:color="auto"/><w:bottom w:val="single" w:sz="4" w:space="0" w:color="auto"/><w:right w:val="single" w:sz="4" w:space="0" w:color="auto"/></w:tcBorders><w:shd w:val="clear" w:color="auto" w:fill="auto"/><w:vAlign w:val="center"/><w:hideMark/></w:tcPr><w:p><w:pPr><w:spacing w:after="0" w:line="240" w:lineRule="auto"/><w:jc w:val="center"/><w:rPr><w:rFonts w:ascii="Arial" w:eastAsia="Times New Roman" w:hAnsi="Arial" w:cs="Arial"/><w:kern w:val="0"/><w:sz w:val="20"/><w:szCs w:val="20"/><w14:ligatures w14:val="none"/></w:rPr></w:pPr><w:r><w:rPr><w:rFonts w:ascii="Arial" w:eastAsia="Times New Roman" w:hAnsi="Arial" w:cs="Arial"/><w:kern w:val="0"/><w:sz w:val="20"/><w:szCs w:val="20"/><w14:ligatures w14:val="none"/></w:rPr><w:t>7</w:t></w:r></w:p></w:tc><w:tc><w:tcPr><w:tcW w:w="3018" w:type="dxa"/><w:gridSpan w:val="2"/><w:tcBorders><w:top w:val="nil"/><w:left w:val="nil"/><w:bottom w:val="single" w:sz="4" w:space="0" w:color="auto"/><w:right w:val="single" w:sz="4" w:space="0" w:color="auto"/></w:tcBorders><w:shd w:val="clear" w:color="auto" w:fill="auto"/><w:vAlign w:val="center"/><w:hideMark/></w:tcPr><w:p><w:pPr><w:spacing w:after="0" w:line="240" w:lineRule="auto"/><w:jc w:val="both"/><w:rPr><w:rFonts w:ascii="Arial" w:eastAsia="Times New Roman" w:hAnsi="Arial" w:cs="Arial"/><w:kern w:val="0"/><w:sz w:val="20"/><w:szCs w:val="20"/><w14:ligatures w14:val="none"/></w:rPr></w:pPr><w:r><w:rPr><w:rFonts w:ascii="Arial" w:eastAsia="Times New Roman" w:hAnsi="Arial" w:cs="Arial"/><w:kern w:val="0"/><w:sz w:val="20"/><w:szCs w:val="20"/><w14:ligatures w14:val="none"/></w:rPr><w:t>PKKPR</w:t></w:r></w:p></w:tc><w:tc><w:tcPr><w:tcW w:w="1017" w:type="dxa"/><w:gridSpan w:val="3"/><w:tcBorders><w:top w:val="nil"/><w:left w:val="nil"/><w:bottom w:val="single" w:sz="4" w:space="0" w:color="auto"/><w:right w:val="single" w:sz="4" w:space="0" w:color="auto"/></w:tcBorders><w:shd w:val="clear" w:color="auto" w:fill="auto"/><w:vAlign w:val="center"/><w:hideMark/></w:tcPr><w:p><w:pPr><w:spacing w:after="0" w:line="240" w:lineRule="auto"/><w:jc w:val="center"/><w:rPr><w:rFonts w:ascii="Arial" w:eastAsia="Times New Roman" w:hAnsi="Arial" w:cs="Arial"/><w:kern w:val="0"/><w:sz w:val="20"/><w:szCs w:val="20"/><w14:ligatures w14:val="none"/></w:rPr></w:pPr><w:r><w:rPr><w:rFonts w:ascii="Arial" w:eastAsia="Times New Roman" w:hAnsi="Arial" w:cs="Arial"/><w:kern w:val="0"/><w:sz w:val="20"/><w:szCs w:val="20"/><w14:ligatures w14:val="none"/></w:rPr><w:t>{ada_7}</w:t></w:r></w:p></w:tc><w:tc><w:tcPr><w:tcW w:w="1396" w:type="dxa"/><w:tcBorders><w:top w:val="single" w:sz="4" w:space="0" w:color="auto"/><w:left w:val="nil"/><w:bottom w:val="single" w:sz="4" w:space="0" w:color="auto"/><w:right w:val="single" w:sz="4" w:space="0" w:color="auto"/></w:tcBorders><w:vAlign w:val="center"/></w:tcPr><w:p><w:pPr><w:spacing w:after="0" w:line="240" w:lineRule="auto"/><w:jc w:val="center"/><w:rPr><w:rFonts w:ascii="Arial" w:eastAsia="Times New Roman" w:hAnsi="Arial" w:cs="Arial"/><w:kern w:val="0"/><w:sz w:val="20"/><w:szCs w:val="20"/><w14:ligatures w14:val="none"/></w:rPr></w:pPr><w:r><w:rPr><w:rFonts w:ascii="Arial" w:eastAsia="Times New Roman" w:hAnsi="Arial" w:cs="Arial"/><w:kern w:val="0"/><w:sz w:val="20"/><w:szCs w:val="20"/><w14:ligatures w14:val="none"/></w:rPr><w:t>{tdk_ada_7}</w:t></w:r></w:p></w:tc><w:tc><w:tcPr><w:tcW w:w="1262" w:type="dxa"/><w:tcBorders><w:top w:val="nil"/><w:left w:val="single" w:sz="4" w:space="0" w:color="auto"/><w:bottom w:val="single" w:sz="4" w:space="0" w:color="auto"/><w:right w:val="single" w:sz="4" w:space="0" w:color="auto"/></w:tcBorders><w:vAlign w:val="center"/></w:tcPr><w:p><w:pPr><w:spacing w:after="0" w:line="240" w:lineRule="auto"/><w:jc w:val="center"/><w:rPr><w:rFonts w:ascii="Arial" w:eastAsia="Times New Roman" w:hAnsi="Arial" w:cs="Arial"/><w:kern w:val="0"/><w:sz w:val="20"/><w:szCs w:val="20"/><w14:ligatures w14:val="none"/></w:rPr></w:pPr><w:r><w:rPr><w:rFonts w:ascii="Arial" w:eastAsia="Times New Roman" w:hAnsi="Arial" w:cs="Arial"/><w:kern w:val="0"/><w:sz w:val="20"/><w:szCs w:val="20"/><w14:ligatures w14:val="none"/></w:rPr><w:t>{sesuai_7}</w:t></w:r></w:p></w:tc><w:tc><w:tcPr><w:tcW w:w="1640" w:type="dxa"/><w:tcBorders><w:top w:val="nil"/><w:left w:val="single" w:sz="4" w:space="0" w:color="auto"/><w:bottom w:val="single" w:sz="4" w:space="0" w:color="auto"/><w:right w:val="single" w:sz="4" w:space="0" w:color="auto"/></w:tcBorders><w:vAlign w:val="center"/></w:tcPr><w:p><w:pPr><w:spacing w:after="0" w:line="240" w:lineRule="auto"/><w:jc w:val="center"/><w:rPr><w:rFonts w:ascii="Arial" w:eastAsia="Times New Roman" w:hAnsi="Arial" w:cs="Arial"/><w:kern w:val="0"/><w:sz w:val="20"/><w:szCs w:val="20"/><w14:ligatures w14:val="none"/></w:rPr></w:pPr><w:r><w:rPr><w:rFonts w:ascii="Arial" w:eastAsia="Times New Roman" w:hAnsi="Arial" w:cs="Arial"/><w:kern w:val="0"/><w:sz w:val="20"/><w:szCs w:val="20"/><w14:ligatures w14:val="none"/></w:rPr><w:t>{tdk_sesuai_7}</w:t></w:r></w:p></w:tc><w:tc><w:tcPr><w:tcW w:w="1455" w:type="dxa"/><w:tcBorders><w:top w:val="nil"/><w:left w:val="single" w:sz="4" w:space="0" w:color="auto"/><w:bottom w:val="single" w:sz="4" w:space="0" w:color="auto"/><w:right w:val="single" w:sz="4" w:space="0" w:color="auto"/></w:tcBorders><w:shd w:val="clear" w:color="auto" w:fill="auto"/><w:vAlign w:val="center"/><w:hideMark/></w:tcPr><w:p><w:pPr><w:spacing w:after="0" w:line="240" w:lineRule="auto"/><w:rPr><w:rFonts w:ascii="Arial" w:eastAsia="Times New Roman" w:hAnsi="Arial" w:cs="Arial"/><w:kern w:val="0"/><w:sz w:val="20"/><w:szCs w:val="20"/><w14:ligatures w14:val="none"/></w:rPr></w:pPr><w:r><w:rPr><w:rFonts w:ascii="Arial" w:eastAsia="Times New Roman" w:hAnsi="Arial" w:cs="Arial"/><w:kern w:val="0"/><w:sz w:val="20"/><w:szCs w:val="20"/><w14:ligatures w14:val="none"/></w:rPr><w:t> {ket_7}</w:t></w:r></w:p></w:tc></w:tr><w:tr><w:trPr><w:gridAfter w:val="4"/><w:wAfter w:w="1490" w:type="dxa"/><w:trHeight w:val="567"/></w:trPr><w:tc><w:tcPr><w:tcW w:w="730" w:type="dxa"/><w:tcBorders><w:top w:val="nil"/><w:left w:val="single" w:sz="4" w:space="0" w:color="auto"/><w:bottom w:val="single" w:sz="4" w:space="0" w:color="auto"/><w:right w:val="single" w:sz="4" w:space="0" w:color="auto"/></w:tcBorders><w:shd w:val="clear" w:color="auto" w:fill="auto"/><w:vAlign w:val="center"/><w:hideMark/></w:tcPr><w:p><w:pPr><w:spacing w:after="0" w:line="240" w:lineRule="auto"/><w:jc w:val="center"/><w:rPr><w:rFonts w:ascii="Arial" w:eastAsia="Times New Roman" w:hAnsi="Arial" w:cs="Arial"/><w:kern w:val="0"/><w:sz w:val="20"/><w:szCs w:val="20"/><w14:ligatures w14:val="none"/></w:rPr></w:pPr><w:r><w:rPr><w:rFonts w:ascii="Arial" w:eastAsia="Times New Roman" w:hAnsi="Arial" w:cs="Arial"/><w:kern w:val="0"/><w:sz w:val="20"/><w:szCs w:val="20"/><w14:ligatures w14:val="none"/></w:rPr><w:t>8</w:t></w:r></w:p></w:tc><w:tc><w:tcPr><w:tcW w:w="3018" w:type="dxa"/><w:gridSpan w:val="2"/><w:tcBorders><w:top w:val="nil"/><w:left w:val="nil"/><w:bottom w:val="single" w:sz="4" w:space="0" w:color="auto"/><w:right w:val="single" w:sz="4" w:space="0" w:color="auto"/></w:tcBorders><w:shd w:val="clear" w:color="auto" w:fill="auto"/><w:vAlign w:val="center"/><w:hideMark/></w:tcPr><w:p><w:pPr><w:spacing w:after="0" w:line="240" w:lineRule="auto"/><w:jc w:val="both"/><w:rPr><w:rFonts w:ascii="Arial" w:eastAsia="Times New Roman" w:hAnsi="Arial" w:cs="Arial"/><w:kern w:val="0"/><w:sz w:val="20"/><w:szCs w:val="20"/><w14:ligatures w14:val="none"/></w:rPr></w:pPr><w:r><w:rPr><w:rFonts w:ascii="Arial" w:eastAsia="Times New Roman" w:hAnsi="Arial" w:cs="Arial"/><w:kern w:val="0"/><w:sz w:val="20"/><w:szCs w:val="20"/><w14:ligatures w14:val="none"/></w:rPr><w:t>NIB (Untuk Swasta atau Perorangan)</w:t></w:r></w:p></w:tc><w:tc><w:tcPr><w:tcW w:w="1017" w:type="dxa"/><w:gridSpan w:val="3"/><w:tcBorders><w:top w:val="nil"/><w:left w:val="nil"/><w:bottom w:val="single" w:sz="4" w:space="0" w:color="auto"/><w:right w:val="single" w:sz="4" w:space="0" w:color="auto"/></w:tcBorders><w:shd w:val="clear" w:color="auto" w:fill="auto"/><w:vAlign w:val="center"/><w:hideMark/></w:tcPr><w:p><w:pPr><w:spacing w:after="0" w:line="240" w:lineRule="auto"/><w:jc w:val="center"/><w:rPr><w:rFonts w:ascii="Arial" w:eastAsia="Times New Roman" w:hAnsi="Arial" w:cs="Arial"/><w:kern w:val="0"/><w:sz w:val="20"/><w:szCs w:val="20"/><w14:ligatures w14:val="none"/></w:rPr></w:pPr><w:r><w:rPr><w:rFonts w:ascii="Arial" w:eastAsia="Times New Roman" w:hAnsi="Arial" w:cs="Arial"/><w:kern w:val="0"/><w:sz w:val="20"/><w:szCs w:val="20"/><w14:ligatures w14:val="none"/></w:rPr><w:t>{ada_8}</w:t></w:r></w:p></w:tc><w:tc><w:tcPr><w:tcW w:w="1396" w:type="dxa"/><w:tcBorders><w:top w:val="single" w:sz="4" w:space="0" w:color="auto"/><w:left w:val="nil"/><w:bottom w:val="single" w:sz="4" w:space="0" w:color="auto"/><w:right w:val="single" w:sz="4" w:space="0" w:color="auto"/></w:tcBorders><w:vAlign w:val="center"/></w:tcPr><w:p><w:pPr><w:spacing w:after="0" w:line="240" w:lineRule="auto"/><w:jc w:val="center"/><w:rPr><w:rFonts w:ascii="Arial" w:eastAsia="Times New Roman" w:hAnsi="Arial" w:cs="Arial"/><w:kern w:val="0"/><w:sz w:val="20"/><w:szCs w:val="20"/><w14:ligatures w14:val="none"/></w:rPr></w:pPr><w:r><w:rPr><w:rFonts w:ascii="Arial" w:eastAsia="Times New Roman" w:hAnsi="Arial" w:cs="Arial"/><w:kern w:val="0"/><w:sz w:val="20"/><w:szCs w:val="20"/><w14:ligatures w14:val="none"/></w:rPr><w:t>{tdk_ada_8}</w:t></w:r></w:p></w:tc><w:tc><w:tcPr><w:tcW w:w="1262" w:type="dxa"/><w:tcBorders><w:top w:val="nil"/><w:left w:val="single" w:sz="4" w:space="0" w:color="auto"/><w:bottom w:val="single" w:sz="4" w:space="0" w:color="auto"/><w:right w:val="single" w:sz="4" w:space="0" w:color="auto"/></w:tcBorders><w:vAlign w:val="center"/></w:tcPr><w:p><w:pPr><w:spacing w:after="0" w:line="240" w:lineRule="auto"/><w:jc w:val="center"/><w:rPr><w:rFonts w:ascii="Arial" w:eastAsia="Times New Roman" w:hAnsi="Arial" w:cs="Arial"/><w:kern w:val="0"/><w:sz w:val="20"/><w:szCs w:val="20"/><w14:ligatures w14:val="none"/></w:rPr></w:pPr><w:r><w:rPr><w:rFonts w:ascii="Arial" w:eastAsia="Times New Roman" w:hAnsi="Arial" w:cs="Arial"/><w:kern w:val="0"/><w:sz w:val="20"/><w:szCs w:val="20"/><w14:ligatures w14:val="none"/></w:rPr><w:t>{sesuai_8}</w:t></w:r></w:p></w:tc><w:tc><w:tcPr><w:tcW w:w="1640" w:type="dxa"/><w:tcBorders><w:top w:val="nil"/><w:left w:val="single" w:sz="4" w:space="0" w:color="auto"/><w:bottom w:val="single" w:sz="4" w:space="0" w:color="auto"/><w:right w:val="single" w:sz="4" w:space="0" w:color="auto"/></w:tcBorders><w:vAlign w:val="center"/></w:tcPr><w:p><w:pPr><w:spacing w:after="0" w:line="240" w:lineRule="auto"/><w:jc w:val="center"/><w:rPr><w:rFonts w:ascii="Arial" w:eastAsia="Times New Roman" w:hAnsi="Arial" w:cs="Arial"/><w:kern w:val="0"/><w:sz w:val="20"/><w:szCs w:val="20"/><w14:ligatures w14:val="none"/></w:rPr></w:pPr><w:r><w:rPr><w:rFonts w:ascii="Arial" w:eastAsia="Times New Roman" w:hAnsi="Arial" w:cs="Arial"/><w:kern w:val="0"/><w:sz w:val="20"/><w:szCs w:val="20"/><w14:ligatures w14:val="none"/></w:rPr><w:t>{tdk_sesuai_8}</w:t></w:r></w:p></w:tc><w:tc><w:tcPr><w:tcW w:w="1455" w:type="dxa"/><w:tcBorders><w:top w:val="nil"/><w:left w:val="single" w:sz="4" w:space="0" w:color="auto"/><w:bottom w:val="single" w:sz="4" w:space="0" w:color="auto"/><w:right w:val="single" w:sz="4" w:space="0" w:color="auto"/></w:tcBorders><w:shd w:val="clear" w:color="auto" w:fill="auto"/><w:vAlign w:val="center"/><w:hideMark/></w:tcPr><w:p><w:pPr><w:spacing w:after="0" w:line="240" w:lineRule="auto"/><w:rPr><w:rFonts w:ascii="Arial" w:eastAsia="Times New Roman" w:hAnsi="Arial" w:cs="Arial"/><w:kern w:val="0"/><w:sz w:val="20"/><w:szCs w:val="20"/><w14:ligatures w14:val="none"/></w:rPr></w:pPr><w:r><w:rPr><w:rFonts w:ascii="Arial" w:eastAsia="Times New Roman" w:hAnsi="Arial" w:cs="Arial"/><w:kern w:val="0"/><w:sz w:val="20"/><w:szCs w:val="20"/><w14:ligatures w14:val="none"/></w:rPr><w:t> {ket_8}</w:t></w:r></w:p></w:tc></w:tr><w:tr><w:trPr><w:gridAfter w:val="4"/><w:wAfter w:w="1490" w:type="dxa"/><w:trHeight w:val="567"/></w:trPr><w:tc><w:tcPr><w:tcW w:w="730" w:type="dxa"/><w:tcBorders><w:top w:val="nil"/><w:left w:val="single" w:sz="4" w:space="0" w:color="auto"/><w:bottom w:val="single" w:sz="4" w:space="0" w:color="auto"/><w:right w:val="single" w:sz="4" w:space="0" w:color="auto"/></w:tcBorders><w:shd w:val="clear" w:color="auto" w:fill="auto"/><w:vAlign w:val="center"/><w:hideMark/></w:tcPr><w:p><w:pPr><w:spacing w:after="0" w:line="240" w:lineRule="auto"/><w:jc w:val="center"/><w:rPr><w:rFonts w:ascii="Arial" w:eastAsia="Times New Roman" w:hAnsi="Arial" w:cs="Arial"/><w:kern w:val="0"/><w:sz w:val="20"/><w:szCs w:val="20"/><w14:ligatures w14:val="none"/></w:rPr></w:pPr><w:r><w:rPr><w:rFonts w:ascii="Arial" w:eastAsia="Times New Roman" w:hAnsi="Arial" w:cs="Arial"/><w:kern w:val="0"/><w:sz w:val="20"/><w:szCs w:val="20"/><w14:ligatures w14:val="none"/></w:rPr><w:t>9</w:t></w:r></w:p></w:tc><w:tc><w:tcPr><w:tcW w:w="3018" w:type="dxa"/><w:gridSpan w:val="2"/><w:tcBorders><w:top w:val="nil"/><w:left w:val="nil"/><w:bottom w:val="single" w:sz="4" w:space="0" w:color="auto"/><w:right w:val="single" w:sz="4" w:space="0" w:color="auto"/></w:tcBorders><w:shd w:val="clear" w:color="auto" w:fill="auto"/><w:vAlign w:val="center"/><w:hideMark/></w:tcPr><w:p><w:pPr><w:spacing w:after="0" w:line="240" w:lineRule="auto"/><w:jc w:val="both"/><w:rPr><w:rFonts w:ascii="Arial" w:eastAsia="Times New Roman" w:hAnsi="Arial" w:cs="Arial"/><w:kern w:val="0"/><w:sz w:val="20"/><w:szCs w:val="20"/><w14:ligatures w14:val="none"/></w:rPr></w:pPr><w:r><w:rPr><w:rFonts w:ascii="Arial" w:eastAsia="Times New Roman" w:hAnsi="Arial" w:cs="Arial"/><w:kern w:val="0"/><w:sz w:val="20"/><w:szCs w:val="20"/><w14:ligatures w14:val="none"/></w:rPr><w:t>Fotocopy Status Lahan (Sertifikat)</w:t></w:r></w:p></w:tc><w:tc><w:tcPr><w:tcW w:w="1017" w:type="dxa"/><w:gridSpan w:val="3"/><w:tcBorders><w:top w:val="nil"/><w:left w:val="nil"/><w:bottom w:val="single" w:sz="4" w:space="0" w:color="auto"/><w:right w:val="single" w:sz="4" w:space="0" w:color="auto"/></w:tcBorders><w:shd w:val="clear" w:color="auto" w:fill="auto"/><w:vAlign w:val="center"/><w:hideMark/></w:tcPr><w:p><w:pPr><w:spacing w:after="0" w:line="240" w:lineRule="auto"/><w:jc w:val="center"/><w:rPr><w:rFonts w:ascii="Arial" w:eastAsia="Times New Roman" w:hAnsi="Arial" w:cs="Arial"/><w:kern w:val="0"/><w:sz w:val="20"/><w:szCs w:val="20"/><w14:ligatures w14:val="none"/></w:rPr></w:pPr><w:r><w:rPr><w:rFonts w:ascii="Arial" w:eastAsia="Times New Roman" w:hAnsi="Arial" w:cs="Arial"/><w:kern w:val="0"/><w:sz w:val="20"/><w:szCs w:val="20"/><w14:ligatures w14:val="none"/></w:rPr><w:t>{ada_9}</w:t></w:r></w:p></w:tc><w:tc><w:tcPr><w:tcW w:w="1396" w:type="dxa"/><w:tcBorders><w:top w:val="single" w:sz="4" w:space="0" w:color="auto"/><w:left w:val="nil"/><w:bottom w:val="single" w:sz="4" w:space="0" w:color="auto"/><w:right w:val="single" w:sz="4" w:space="0" w:color="auto"/></w:tcBorders><w:vAlign w:val="center"/></w:tcPr><w:p><w:pPr><w:spacing w:after="0" w:line="240" w:lineRule="auto"/><w:jc w:val="center"/><w:rPr><w:rFonts w:ascii="Arial" w:eastAsia="Times New Roman" w:hAnsi="Arial" w:cs="Arial"/><w:kern w:val="0"/><w:sz w:val="20"/><w:szCs w:val="20"/><w14:ligatures w14:val="none"/></w:rPr></w:pPr><w:r><w:rPr><w:rFonts w:ascii="Arial" w:eastAsia="Times New Roman" w:hAnsi="Arial" w:cs="Arial"/><w:kern w:val="0"/><w:sz w:val="20"/><w:szCs w:val="20"/><w14:ligatures w14:val="none"/></w:rPr><w:t>{tdk_ada_9}</w:t></w:r></w:p></w:tc><w:tc><w:tcPr><w:tcW w:w="1262" w:type="dxa"/><w:tcBorders><w:top w:val="nil"/><w:left w:val="single" w:sz="4" w:space="0" w:color="auto"/><w:bottom w:val="single" w:sz="4" w:space="0" w:color="auto"/><w:right w:val="single" w:sz="4" w:space="0" w:color="auto"/></w:tcBorders><w:vAlign w:val="center"/></w:tcPr><w:p><w:pPr><w:spacing w:after="0" w:line="240" w:lineRule="auto"/><w:jc w:val="center"/><w:rPr><w:rFonts w:ascii="Arial" w:eastAsia="Times New Roman" w:hAnsi="Arial" w:cs="Arial"/><w:kern w:val="0"/><w:sz w:val="20"/><w:szCs w:val="20"/><w14:ligatures w14:val="none"/></w:rPr></w:pPr><w:r><w:rPr><w:rFonts w:ascii="Arial" w:eastAsia="Times New Roman" w:hAnsi="Arial" w:cs="Arial"/><w:kern w:val="0"/><w:sz w:val="20"/><w:szCs w:val="20"/><w14:ligatures w14:val="none"/></w:rPr><w:t>{sesuai_9}</w:t></w:r></w:p></w:tc><w:tc><w:tcPr><w:tcW w:w="1640" w:type="dxa"/><w:tcBorders><w:top w:val="nil"/><w:left w:val="single" w:sz="4" w:space="0" w:color="auto"/><w:bottom w:val="single" w:sz="4" w:space="0" w:color="auto"/><w:right w:val="single" w:sz="4" w:space="0" w:color="auto"/></w:tcBorders><w:vAlign w:val="center"/></w:tcPr><w:p><w:pPr><w:spacing w:after="0" w:line="240" w:lineRule="auto"/><w:jc w:val="center"/><w:rPr><w:rFonts w:ascii="Arial" w:eastAsia="Times New Roman" w:hAnsi="Arial" w:cs="Arial"/><w:kern w:val="0"/><w:sz w:val="20"/><w:szCs w:val="20"/><w14:ligatures w14:val="none"/></w:rPr></w:pPr><w:r><w:rPr><w:rFonts w:ascii="Arial" w:eastAsia="Times New Roman" w:hAnsi="Arial" w:cs="Arial"/><w:kern w:val="0"/><w:sz w:val="20"/><w:szCs w:val="20"/><w14:ligatures w14:val="none"/></w:rPr><w:t>{tdk_sesuai_9}</w:t></w:r></w:p></w:tc><w:tc><w:tcPr><w:tcW w:w="1455" w:type="dxa"/><w:tcBorders><w:top w:val="nil"/><w:left w:val="single" w:sz="4" w:space="0" w:color="auto"/><w:bottom w:val="single" w:sz="4" w:space="0" w:color="auto"/><w:right w:val="single" w:sz="4" w:space="0" w:color="auto"/></w:tcBorders><w:shd w:val="clear" w:color="auto" w:fill="auto"/><w:vAlign w:val="center"/><w:hideMark/></w:tcPr><w:p><w:pPr><w:spacing w:after="0" w:line="240" w:lineRule="auto"/><w:rPr><w:rFonts w:ascii="Arial" w:eastAsia="Times New Roman" w:hAnsi="Arial" w:cs="Arial"/><w:kern w:val="0"/><w:sz w:val="20"/><w:szCs w:val="20"/><w14:ligatures w14:val="none"/></w:rPr></w:pPr><w:r><w:rPr><w:rFonts w:ascii="Arial" w:eastAsia="Times New Roman" w:hAnsi="Arial" w:cs="Arial"/><w:kern w:val="0"/><w:sz w:val="20"/><w:szCs w:val="20"/><w14:ligatures w14:val="none"/></w:rPr><w:t> {ket_9}</w:t></w:r></w:p></w:tc></w:tr><w:tr><w:trPr><w:gridAfter w:val="4"/><w:wAfter w:w="1490" w:type="dxa"/><w:trHeight w:val="567"/></w:trPr><w:tc><w:tcPr><w:tcW w:w="730" w:type="dxa"/><w:tcBorders><w:top w:val="nil"/><w:left w:val="single" w:sz="4" w:space="0" w:color="auto"/><w:bottom w:val="single" w:sz="4" w:space="0" w:color="auto"/><w:right w:val="single" w:sz="4" w:space="0" w:color="auto"/></w:tcBorders><w:shd w:val="clear" w:color="auto" w:fill="auto"/><w:vAlign w:val="center"/><w:hideMark/></w:tcPr><w:p><w:pPr><w:spacing w:after="0" w:line="240" w:lineRule="auto"/><w:jc w:val="center"/><w:rPr><w:rFonts w:ascii="Arial" w:eastAsia="Times New Roman" w:hAnsi="Arial" w:cs="Arial"/><w:kern w:val="0"/><w:sz w:val="20"/><w:szCs w:val="20"/><w14:ligatures w14:val="none"/></w:rPr></w:pPr><w:r><w:rPr><w:rFonts w:ascii="Arial" w:eastAsia="Times New Roman" w:hAnsi="Arial" w:cs="Arial"/><w:kern w:val="0"/><w:sz w:val="20"/><w:szCs w:val="20"/><w14:ligatures w14:val="none"/></w:rPr><w:t>10</w:t></w:r></w:p></w:tc><w:tc><w:tcPr><w:tcW w:w="3018" w:type="dxa"/><w:gridSpan w:val="2"/><w:tcBorders><w:top w:val="nil"/><w:left w:val="nil"/><w:bottom w:val="single" w:sz="4" w:space="0" w:color="auto"/><w:right w:val="single" w:sz="4" w:space="0" w:color="auto"/></w:tcBorders><w:shd w:val="clear" w:color="auto" w:fill="auto"/><w:vAlign w:val="center"/><w:hideMark/></w:tcPr><w:p><w:pPr><w:spacing w:after="0" w:line="240" w:lineRule="auto"/><w:jc w:val="both"/><w:rPr><w:rFonts w:ascii="Arial" w:eastAsia="Times New Roman" w:hAnsi="Arial" w:cs="Arial"/><w:kern w:val="0"/><w:sz w:val="20"/><w:szCs w:val="20"/><w14:ligatures w14:val="none"/></w:rPr></w:pPr><w:r><w:rPr><w:rFonts w:ascii="Arial" w:eastAsia="Times New Roman" w:hAnsi="Arial" w:cs="Arial"/><w:kern w:val="0"/><w:sz w:val="20"/><w:szCs w:val="20"/><w14:ligatures w14:val="none"/></w:rPr><w:t>Fotocopy KTP Penanggungjawab Kegiatan</w:t></w:r></w:p></w:tc><w:tc><w:tcPr><w:tcW w:w="1017" w:type="dxa"/><w:gridSpan w:val="3"/><w:tcBorders><w:top w:val="nil"/><w:left w:val="nil"/><w:bottom w:val="single" w:sz="4" w:space="0" w:color="auto"/><w:right w:val="single" w:sz="4" w:space="0" w:color="auto"/></w:tcBorders><w:shd w:val="clear" w:color="auto" w:fill="auto"/><w:vAlign w:val="center"/><w:hideMark/></w:tcPr><w:p><w:pPr><w:spacing w:after="0" w:line="240" w:lineRule="auto"/><w:jc w:val="center"/><w:rPr><w:rFonts w:ascii="Arial" w:eastAsia="Times New Roman" w:hAnsi="Arial" w:cs="Arial"/><w:kern w:val="0"/><w:sz w:val="20"/><w:szCs w:val="20"/><w14:ligatures w14:val="none"/></w:rPr></w:pPr><w:r><w:rPr><w:rFonts w:ascii="Arial" w:eastAsia="Times New Roman" w:hAnsi="Arial" w:cs="Arial"/><w:kern w:val="0"/><w:sz w:val="20"/><w:szCs w:val="20"/><w14:ligatures w14:val="none"/></w:rPr><w:t>{ada_10}</w:t></w:r></w:p></w:tc><w:tc><w:tcPr><w:tcW w:w="1396" w:type="dxa"/><w:tcBorders><w:top w:val="single" w:sz="4" w:space="0" w:color="auto"/><w:left w:val="nil"/><w:bottom w:val="single" w:sz="4" w:space="0" w:color="auto"/><w:right w:val="single" w:sz="4" w:space="0" w:color="auto"/></w:tcBorders><w:vAlign w:val="center"/></w:tcPr><w:p><w:pPr><w:spacing w:after="0" w:line="240" w:lineRule="auto"/><w:jc w:val="center"/><w:rPr><w:rFonts w:ascii="Arial" w:eastAsia="Times New Roman" w:hAnsi="Arial" w:cs="Arial"/><w:kern w:val="0"/><w:sz w:val="20"/><w:szCs w:val="20"/><w14:ligatures w14:val="none"/></w:rPr></w:pPr><w:r><w:rPr><w:rFonts w:ascii="Arial" w:eastAsia="Times New Roman" w:hAnsi="Arial" w:cs="Arial"/><w:kern w:val="0"/><w:sz w:val="20"/><w:szCs w:val="20"/><w14:ligatures w14:val="none"/></w:rPr><w:t>{tdk_ada_10}</w:t></w:r></w:p></w:tc><w:tc><w:tcPr><w:tcW w:w="1262" w:type="dxa"/><w:tcBorders><w:top w:val="nil"/><w:left w:val="single" w:sz="4" w:space="0" w:color="auto"/><w:bottom w:val="single" w:sz="4" w:space="0" w:color="auto"/><w:right w:val="single" w:sz="4" w:space="0" w:color="auto"/></w:tcBorders><w:vAlign w:val="center"/></w:tcPr><w:p><w:pPr><w:spacing w:after="0" w:line="240" w:lineRule="auto"/><w:jc w:val="center"/><w:rPr><w:rFonts w:ascii="Arial" w:eastAsia="Times New Roman" w:hAnsi="Arial" w:cs="Arial"/><w:kern w:val="0"/><w:sz w:val="20"/><w:szCs w:val="20"/><w14:ligatures w14:val="none"/></w:rPr></w:pPr><w:r><w:rPr><w:rFonts w:ascii="Arial" w:eastAsia="Times New Roman" w:hAnsi="Arial" w:cs="Arial"/><w:kern w:val="0"/><w:sz w:val="20"/><w:szCs w:val="20"/><w14:ligatures w14:val="none"/></w:rPr><w:t>{sesuai_10}</w:t></w:r></w:p></w:tc><w:tc><w:tcPr><w:tcW w:w="1640" w:type="dxa"/><w:tcBorders><w:top w:val="nil"/><w:left w:val="single" w:sz="4" w:space="0" w:color="auto"/><w:bottom w:val="single" w:sz="4" w:space="0" w:color="auto"/><w:right w:val="single" w:sz="4" w:space="0" w:color="auto"/></w:tcBorders><w:vAlign w:val="center"/></w:tcPr><w:p><w:pPr><w:spacing w:after="0" w:line="240" w:lineRule="auto"/><w:jc w:val="center"/><w:rPr><w:rFonts w:ascii="Arial" w:eastAsia="Times New Roman" w:hAnsi="Arial" w:cs="Arial"/><w:kern w:val="0"/><w:sz w:val="20"/><w:szCs w:val="20"/><w14:ligatures w14:val="none"/></w:rPr></w:pPr><w:r><w:rPr><w:rFonts w:ascii="Arial" w:eastAsia="Times New Roman" w:hAnsi="Arial" w:cs="Arial"/><w:kern w:val="0"/><w:sz w:val="20"/><w:szCs w:val="20"/><w14:ligatures w14:val="none"/></w:rPr><w:t>{tdk_sesuai_10}</w:t></w:r></w:p></w:tc><w:tc><w:tcPr><w:tcW w:w="1455" w:type="dxa"/><w:tcBorders><w:top w:val="nil"/><w:left w:val="single" w:sz="4" w:space="0" w:color="auto"/><w:bottom w:val="single" w:sz="4" w:space="0" w:color="auto"/><w:right w:val="single" w:sz="4" w:space="0" w:color="auto"/></w:tcBorders><w:shd w:val="clear" w:color="auto" w:fill="auto"/><w:vAlign w:val="center"/><w:hideMark/></w:tcPr><w:p><w:pPr><w:spacing w:after="0" w:line="240" w:lineRule="auto"/><w:rPr><w:rFonts w:ascii="Arial" w:eastAsia="Times New Roman" w:hAnsi="Arial" w:cs="Arial"/><w:kern w:val="0"/><w:sz w:val="20"/><w:szCs w:val="20"/><w14:ligatures w14:val="none"/></w:rPr></w:pPr><w:r><w:rPr><w:rFonts w:ascii="Arial" w:eastAsia="Times New Roman" w:hAnsi="Arial" w:cs="Arial"/><w:kern w:val="0"/><w:sz w:val="20"/><w:szCs w:val="20"/><w14:ligatures w14:val="none"/></w:rPr><w:t> {ket_10}</w:t></w:r></w:p></w:tc></w:tr><w:tr><w:trPr><w:gridAfter w:val="4"/><w:wAfter w:w="1490" w:type="dxa"/><w:trHeight w:val="567"/></w:trPr><w:tc><w:tcPr><w:tcW w:w="730" w:type="dxa"/><w:tcBorders><w:top w:val="nil"/><w:left w:val="single" w:sz="4" w:space="0" w:color="auto"/><w:bottom w:val="single" w:sz="4" w:space="0" w:color="auto"/><w:right w:val="single" w:sz="4" w:space="0" w:color="auto"/></w:tcBorders><w:shd w:val="clear" w:color="auto" w:fill="auto"/><w:vAlign w:val="center"/><w:hideMark/></w:tcPr><w:p><w:pPr><w:spacing w:after="0" w:line="240" w:lineRule="auto"/><w:jc w:val="center"/><w:rPr><w:rFonts w:ascii="Arial" w:eastAsia="Times New Roman" w:hAnsi="Arial" w:cs="Arial"/><w:kern w:val="0"/><w:sz w:val="20"/><w:szCs w:val="20"/><w14:ligatures w14:val="none"/></w:rPr></w:pPr><w:r><w:rPr><w:rFonts w:ascii="Arial" w:eastAsia="Times New Roman" w:hAnsi="Arial" w:cs="Arial"/><w:kern w:val="0"/><w:sz w:val="20"/><w:szCs w:val="20"/><w14:ligatures w14:val="none"/></w:rPr><w:t>11</w:t></w:r></w:p></w:tc><w:tc><w:tcPr><w:tcW w:w="3018" w:type="dxa"/><w:gridSpan w:val="2"/><w:tcBorders><w:top w:val="nil"/><w:left w:val="nil"/><w:bottom w:val="single" w:sz="4" w:space="0" w:color="auto"/><w:right w:val="single" w:sz="4" w:space="0" w:color="auto"/></w:tcBorders><w:shd w:val="clear" w:color="auto" w:fill="auto"/><w:vAlign w:val="center"/><w:hideMark/></w:tcPr><w:p><w:pPr><w:spacing w:after="0" w:line="240" w:lineRule="auto"/><w:jc w:val="both"/><w:rPr><w:rFonts w:ascii="Arial" w:eastAsia="Times New Roman" w:hAnsi="Arial" w:cs="Arial"/><w:kern w:val="0"/><w:sz w:val="20"/><w:szCs w:val="20"/><w14:ligatures w14:val="none"/></w:rPr></w:pPr><w:r><w:rPr><w:rFonts w:ascii="Arial" w:eastAsia="Times New Roman" w:hAnsi="Arial" w:cs="Arial"/><w:kern w:val="0"/><w:sz w:val="20"/><w:szCs w:val="20"/><w14:ligatures w14:val="none"/></w:rPr><w:t>Foto Eksisting Lokasi Rencana Kegiatan Disertai dengan Titik Koordinat</w:t></w:r></w:p></w:tc><w:tc><w:tcPr><w:tcW w:w="1017" w:type="dxa"/><w:gridSpan w:val="3"/><w:tcBorders><w:top w:val="nil"/><w:left w:val="nil"/><w:bottom w:val="single" w:sz="4" w:space="0" w:color="auto"/><w:right w:val="single" w:sz="4" w:space="0" w:color="auto"/></w:tcBorders><w:shd w:val="clear" w:color="auto" w:fill="auto"/><w:vAlign w:val="center"/><w:hideMark/></w:tcPr><w:p><w:pPr><w:spacing w:after="0" w:line="240" w:lineRule="auto"/><w:jc w:val="center"/><w:rPr><w:rFonts w:ascii="Arial" w:eastAsia="Times New Roman" w:hAnsi="Arial" w:cs="Arial"/><w:kern w:val="0"/><w:sz w:val="20"/><w:szCs w:val="20"/><w14:ligatures w14:val="none"/></w:rPr></w:pPr><w:r><w:rPr><w:rFonts w:ascii="Arial" w:eastAsia="Times New Roman" w:hAnsi="Arial" w:cs="Arial"/><w:kern w:val="0"/><w:sz w:val="20"/><w:szCs w:val="20"/><w14:ligatures w14:val="none"/></w:rPr><w:t>{ada_11}</w:t></w:r></w:p></w:tc><w:tc><w:tcPr><w:tcW w:w="1396" w:type="dxa"/><w:tcBorders><w:top w:val="single" w:sz="4" w:space="0" w:color="auto"/><w:left w:val="nil"/><w:bottom w:val="single" w:sz="4" w:space="0" w:color="auto"/><w:right w:val="single" w:sz="4" w:space="0" w:color="auto"/></w:tcBorders><w:vAlign w:val="center"/></w:tcPr><w:p><w:pPr><w:spacing w:after="0" w:line="240" w:lineRule="auto"/><w:jc w:val="center"/><w:rPr><w:rFonts w:ascii="Arial" w:eastAsia="Times New Roman" w:hAnsi="Arial" w:cs="Arial"/><w:kern w:val="0"/><w:sz w:val="20"/><w:szCs w:val="20"/><w14:ligatures w14:val="none"/></w:rPr></w:pPr><w:r><w:rPr><w:rFonts w:ascii="Arial" w:eastAsia="Times New Roman" w:hAnsi="Arial" w:cs="Arial"/><w:kern w:val="0"/><w:sz w:val="20"/><w:szCs w:val="20"/><w14:ligatures w14:val="none"/></w:rPr><w:t>{tdk_ada_11}</w:t></w:r></w:p></w:tc><w:tc><w:tcPr><w:tcW w:w="1262" w:type="dxa"/><w:tcBorders><w:top w:val="nil"/><w:left w:val="single" w:sz="4" w:space="0" w:color="auto"/><w:bottom w:val="single" w:sz="4" w:space="0" w:color="auto"/><w:right w:val="single" w:sz="4" w:space="0" w:color="auto"/></w:tcBorders><w:vAlign w:val="center"/></w:tcPr><w:p><w:pPr><w:spacing w:after="0" w:line="240" w:lineRule="auto"/><w:jc w:val="center"/><w:rPr><w:rFonts w:ascii="Arial" w:eastAsia="Times New Roman" w:hAnsi="Arial" w:cs="Arial"/><w:kern w:val="0"/><w:sz w:val="20"/><w:szCs w:val="20"/><w14:ligatures w14:val="none"/></w:rPr></w:pPr><w:r><w:rPr><w:rFonts w:ascii="Arial" w:eastAsia="Times New Roman" w:hAnsi="Arial" w:cs="Arial"/><w:kern w:val="0"/><w:sz w:val="20"/><w:szCs w:val="20"/><w14:ligatures w14:val="none"/></w:rPr><w:t>{sesuai_11}</w:t></w:r></w:p></w:tc><w:tc><w:tcPr><w:tcW w:w="1640" w:type="dxa"/><w:tcBorders><w:top w:val="nil"/><w:left w:val="single" w:sz="4" w:space="0" w:color="auto"/><w:bottom w:val="single" w:sz="4" w:space="0" w:color="auto"/><w:right w:val="single" w:sz="4" w:space="0" w:color="auto"/></w:tcBorders><w:vAlign w:val="center"/></w:tcPr><w:p><w:pPr><w:spacing w:after="0" w:line="240" w:lineRule="auto"/><w:jc w:val="center"/><w:rPr><w:rFonts w:ascii="Arial" w:eastAsia="Times New Roman" w:hAnsi="Arial" w:cs="Arial"/><w:kern w:val="0"/><w:sz w:val="20"/><w:szCs w:val="20"/><w14:ligatures w14:val="none"/></w:rPr></w:pPr><w:r><w:rPr><w:rFonts w:ascii="Arial" w:eastAsia="Times New Roman" w:hAnsi="Arial" w:cs="Arial"/><w:kern w:val="0"/><w:sz w:val="20"/><w:szCs w:val="20"/><w14:ligatures w14:val="none"/></w:rPr><w:t>{tdk_sesuai_11}</w:t></w:r></w:p></w:tc><w:tc><w:tcPr><w:tcW w:w="1455" w:type="dxa"/><w:tcBorders><w:top w:val="nil"/><w:left w:val="single" w:sz="4" w:space="0" w:color="auto"/><w:bottom w:val="single" w:sz="4" w:space="0" w:color="auto"/><w:right w:val="single" w:sz="4" w:space="0" w:color="auto"/></w:tcBorders><w:shd w:val="clear" w:color="auto" w:fill="auto"/><w:vAlign w:val="center"/><w:hideMark/></w:tcPr><w:p><w:pPr><w:spacing w:after="0" w:line="240" w:lineRule="auto"/><w:rPr><w:rFonts w:ascii="Arial" w:eastAsia="Times New Roman" w:hAnsi="Arial" w:cs="Arial"/><w:kern w:val="0"/><w:sz w:val="20"/><w:szCs w:val="20"/><w14:ligatures w14:val="none"/></w:rPr></w:pPr><w:r><w:rPr><w:rFonts w:ascii="Arial" w:eastAsia="Times New Roman" w:hAnsi="Arial" w:cs="Arial"/><w:kern w:val="0"/><w:sz w:val="20"/><w:szCs w:val="20"/><w14:ligatures w14:val="none"/></w:rPr><w:t> {ket_11}</w:t></w:r></w:p></w:tc></w:tr><w:tr><w:trPr><w:gridAfter w:val="4"/><w:wAfter w:w="1490" w:type="dxa"/><w:trHeight w:val="567"/></w:trPr><w:tc><w:tcPr><w:tcW w:w="730" w:type="dxa"/><w:tcBorders><w:top w:val="nil"/><w:left w:val="single" w:sz="4" w:space="0" w:color="auto"/><w:bottom w:val="single" w:sz="4" w:space="0" w:color="auto"/><w:right w:val="single" w:sz="4" w:space="0" w:color="auto"/></w:tcBorders><w:shd w:val="clear" w:color="auto" w:fill="auto"/><w:vAlign w:val="center"/><w:hideMark/></w:tcPr><w:p><w:pPr><w:spacing w:after="0" w:line="240" w:lineRule="auto"/><w:jc w:val="center"/><w:rPr><w:rFonts w:ascii="Arial" w:eastAsia="Times New Roman" w:hAnsi="Arial" w:cs="Arial"/><w:kern w:val="0"/><w:sz w:val="20"/><w:szCs w:val="20"/><w14:ligatures w14:val="none"/></w:rPr></w:pPr><w:r><w:rPr><w:rFonts w:ascii="Arial" w:eastAsia="Times New Roman" w:hAnsi="Arial" w:cs="Arial"/><w:kern w:val="0"/><w:sz w:val="20"/><w:szCs w:val="20"/><w14:ligatures w14:val="none"/></w:rPr><w:t>12</w:t></w:r></w:p></w:tc><w:tc><w:tcPr><w:tcW w:w="3018" w:type="dxa"/><w:gridSpan w:val="2"/><w:tcBorders><w:top w:val="nil"/><w:left w:val="nil"/><w:bottom w:val="single" w:sz="4" w:space="0" w:color="auto"/><w:right w:val="single" w:sz="4" w:space="0" w:color="auto"/></w:tcBorders><w:shd w:val="clear" w:color="auto" w:fill="auto"/><w:vAlign w:val="center"/><w:hideMark/></w:tcPr><w:p><w:pPr><w:spacing w:after="0" w:line="240" w:lineRule="auto"/><w:jc w:val="both"/><w:rPr><w:rFonts w:ascii="Arial" w:eastAsia="Times New Roman" w:hAnsi="Arial" w:cs="Arial"/><w:kern w:val="0"/><w:sz w:val="20"/><w:szCs w:val="20"/><w14:ligatures w14:val="none"/></w:rPr></w:pPr><w:r><w:rPr><w:rFonts w:ascii="Arial" w:eastAsia="Times New Roman" w:hAnsi="Arial" w:cs="Arial"/><w:kern w:val="0"/><w:sz w:val="20"/><w:szCs w:val="20"/><w14:ligatures w14:val="none"/></w:rPr><w:t>Lembar Penapisan dari AMDALNET / Arahan dari Instansi Lingkungan Hidup</w:t></w:r></w:p></w:tc><w:tc><w:tcPr><w:tcW w:w="1017" w:type="dxa"/><w:gridSpan w:val="3"/><w:tcBorders><w:top w:val="nil"/><w:left w:val="nil"/><w:bottom w:val="single" w:sz="4" w:space="0" w:color="auto"/><w:right w:val="single" w:sz="4" w:space="0" w:color="auto"/></w:tcBorders><w:shd w:val="clear" w:color="auto" w:fill="auto"/><w:vAlign w:val="center"/><w:hideMark/></w:tcPr><w:p><w:pPr><w:spacing w:after="0" w:line="240" w:lineRule="auto"/><w:jc w:val="center"/><w:rPr><w:rFonts w:ascii="Arial" w:eastAsia="Times New Roman" w:hAnsi="Arial" w:cs="Arial"/><w:kern w:val="0"/><w:sz w:val="20"/><w:szCs w:val="20"/><w14:ligatures w14:val="none"/></w:rPr></w:pPr><w:r><w:rPr><w:rFonts w:ascii="Arial" w:eastAsia="Times New Roman" w:hAnsi="Arial" w:cs="Arial"/><w:kern w:val="0"/><w:sz w:val="20"/><w:szCs w:val="20"/><w14:ligatures w14:val="none"/></w:rPr><w:t>{ada_12}</w:t></w:r></w:p></w:tc><w:tc><w:tcPr><w:tcW w:w="1396" w:type="dxa"/><w:tcBorders><w:top w:val="single" w:sz="4" w:space="0" w:color="auto"/><w:left w:val="nil"/><w:bottom w:val="single" w:sz="4" w:space="0" w:color="auto"/><w:right w:val="single" w:sz="4" w:space="0" w:color="auto"/></w:tcBorders><w:vAlign w:val="center"/></w:tcPr><w:p><w:pPr><w:spacing w:after="0" w:line="240" w:lineRule="auto"/><w:jc w:val="center"/><w:rPr><w:rFonts w:ascii="Arial" w:eastAsia="Times New Roman" w:hAnsi="Arial" w:cs="Arial"/><w:kern w:val="0"/><w:sz w:val="20"/><w:szCs w:val="20"/><w14:ligatures w14:val="none"/></w:rPr></w:pPr><w:r><w:rPr><w:rFonts w:ascii="Arial" w:eastAsia="Times New Roman" w:hAnsi="Arial" w:cs="Arial"/><w:kern w:val="0"/><w:sz w:val="20"/><w:szCs w:val="20"/><w14:ligatures w14:val="none"/></w:rPr><w:t>{tdk_ada_12}</w:t></w:r></w:p></w:tc><w:tc><w:tcPr><w:tcW w:w="1262" w:type="dxa"/><w:tcBorders><w:top w:val="nil"/><w:left w:val="single" w:sz="4" w:space="0" w:color="auto"/><w:bottom w:val="single" w:sz="4" w:space="0" w:color="auto"/><w:right w:val="single" w:sz="4" w:space="0" w:color="auto"/></w:tcBorders><w:vAlign w:val="center"/></w:tcPr><w:p><w:pPr><w:spacing w:after="0" w:line="240" w:lineRule="auto"/><w:jc w:val="center"/><w:rPr><w:rFonts w:ascii="Arial" w:eastAsia="Times New Roman" w:hAnsi="Arial" w:cs="Arial"/><w:kern w:val="0"/><w:sz w:val="20"/><w:szCs w:val="20"/><w14:ligatures w14:val="none"/></w:rPr></w:pPr><w:r><w:rPr><w:rFonts w:ascii="Arial" w:eastAsia="Times New Roman" w:hAnsi="Arial" w:cs="Arial"/><w:kern w:val="0"/><w:sz w:val="20"/><w:szCs w:val="20"/><w14:ligatures w14:val="none"/></w:rPr><w:t>{sesuai_12}</w:t></w:r></w:p></w:tc><w:tc><w:tcPr><w:tcW w:w="1640" w:type="dxa"/><w:tcBorders><w:top w:val="nil"/><w:left w:val="single" w:sz="4" w:space="0" w:color="auto"/><w:bottom w:val="single" w:sz="4" w:space="0" w:color="auto"/><w:right w:val="single" w:sz="4" w:space="0" w:color="auto"/></w:tcBorders><w:vAlign w:val="center"/></w:tcPr><w:p><w:pPr><w:spacing w:after="0" w:line="240" w:lineRule="auto"/><w:jc w:val="center"/><w:rPr><w:rFonts w:ascii="Arial" w:eastAsia="Times New Roman" w:hAnsi="Arial" w:cs="Arial"/><w:kern w:val="0"/><w:sz w:val="20"/><w:szCs w:val="20"/><w14:ligatures w14:val="none"/></w:rPr></w:pPr><w:r><w:rPr><w:rFonts w:ascii="Arial" w:eastAsia="Times New Roman" w:hAnsi="Arial" w:cs="Arial"/><w:kern w:val="0"/><w:sz w:val="20"/><w:szCs w:val="20"/><w14:ligatures w14:val="none"/></w:rPr><w:t>{tdk_sesuai_12}</w:t></w:r></w:p></w:tc><w:tc><w:tcPr><w:tcW w:w="1455" w:type="dxa"/><w:tcBorders><w:top w:val="nil"/><w:left w:val="single" w:sz="4" w:space="0" w:color="auto"/><w:bottom w:val="single" w:sz="4" w:space="0" w:color="auto"/><w:right w:val="single" w:sz="4" w:space="0" w:color="auto"/></w:tcBorders><w:shd w:val="clear" w:color="auto" w:fill="auto"/><w:vAlign w:val="center"/><w:hideMark/></w:tcPr><w:p><w:pPr><w:spacing w:after="0" w:line="240" w:lineRule="auto"/><w:rPr><w:rFonts w:ascii="Arial" w:eastAsia="Times New Roman" w:hAnsi="Arial" w:cs="Arial"/><w:kern w:val="0"/><w:sz w:val="20"/><w:szCs w:val="20"/><w14:ligatures w14:val="none"/></w:rPr></w:pPr><w:r><w:rPr><w:rFonts w:ascii="Arial" w:eastAsia="Times New Roman" w:hAnsi="Arial" w:cs="Arial"/><w:kern w:val="0"/><w:sz w:val="20"/><w:szCs w:val="20"/><w14:ligatures w14:val="none"/></w:rPr><w:t> {ket_12}</w:t></w:r></w:p></w:tc></w:tr><w:tr><w:trPr><w:gridAfter w:val="4"/><w:wAfter w:w="1490" w:type="dxa"/><w:trHeight w:val="567"/></w:trPr><w:tc><w:tcPr><w:tcW w:w="730" w:type="dxa"/><w:tcBorders><w:top w:val="nil"/><w:left w:val="single" w:sz="4" w:space="0" w:color="auto"/><w:bottom w:val="single" w:sz="4" w:space="0" w:color="auto"/><w:right w:val="single" w:sz="4" w:space="0" w:color="auto"/></w:tcBorders><w:shd w:val="clear" w:color="auto" w:fill="auto"/><w:vAlign w:val="center"/><w:hideMark/></w:tcPr><w:p><w:pPr><w:spacing w:after="0" w:line="240" w:lineRule="auto"/><w:jc w:val="center"/><w:rPr><w:rFonts w:ascii="Arial" w:eastAsia="Times New Roman" w:hAnsi="Arial" w:cs="Arial"/><w:kern w:val="0"/><w:sz w:val="20"/><w:szCs w:val="20"/><w14:ligatures w14:val="none"/></w:rPr></w:pPr><w:r><w:rPr><w:rFonts w:ascii="Arial" w:eastAsia="Times New Roman" w:hAnsi="Arial" w:cs="Arial"/><w:kern w:val="0"/><w:sz w:val="20"/><w:szCs w:val="20"/><w14:ligatures w14:val="none"/></w:rPr><w:t>13</w:t></w:r></w:p></w:tc><w:tc><w:tcPr><w:tcW w:w="3018" w:type="dxa"/><w:gridSpan w:val="2"/><w:tcBorders><w:top w:val="nil"/><w:left w:val="nil"/><w:bottom w:val="single" w:sz="4" w:space="0" w:color="auto"/><w:right w:val="single" w:sz="4" w:space="0" w:color="auto"/></w:tcBorders><w:shd w:val="clear" w:color="auto" w:fill="auto"/><w:vAlign w:val="center"/><w:hideMark/></w:tcPr><w:p><w:pPr><w:spacing w:after="0" w:line="240" w:lineRule="auto"/><w:jc w:val="both"/><w:rPr><w:rFonts w:ascii="Arial" w:eastAsia="Times New Roman" w:hAnsi="Arial" w:cs="Arial"/><w:kern w:val="0"/><w:sz w:val="20"/><w:szCs w:val="20"/><w14:ligatures w14:val="none"/></w:rPr></w:pPr><w:r><w:rPr><w:rFonts w:ascii="Arial" w:eastAsia="Times New Roman" w:hAnsi="Arial" w:cs="Arial"/><w:kern w:val="0"/><w:sz w:val="20"/><w:szCs w:val="20"/><w14:ligatures w14:val="none"/></w:rPr><w:t>Surat Kuasa Pekerjaan dari Pemrakarsa ke Konsultan (Bermaterai)</w:t></w:r></w:p></w:tc><w:tc><w:tcPr><w:tcW w:w="1017" w:type="dxa"/><w:gridSpan w:val="3"/><w:tcBorders><w:top w:val="nil"/><w:left w:val="nil"/><w:bottom w:val="single" w:sz="4" w:space="0" w:color="auto"/><w:right w:val="single" w:sz="4" w:space="0" w:color="auto"/></w:tcBorders><w:shd w:val="clear" w:color="auto" w:fill="auto"/><w:vAlign w:val="center"/><w:hideMark/></w:tcPr><w:p><w:pPr><w:spacing w:after="0" w:line="240" w:lineRule="auto"/><w:jc w:val="center"/><w:rPr><w:rFonts w:ascii="Arial" w:eastAsia="Times New Roman" w:hAnsi="Arial" w:cs="Arial"/><w:kern w:val="0"/><w:sz w:val="20"/><w:szCs w:val="20"/><w14:ligatures w14:val="none"/></w:rPr></w:pPr><w:r><w:rPr><w:rFonts w:ascii="Arial" w:eastAsia="Times New Roman" w:hAnsi="Arial" w:cs="Arial"/><w:kern w:val="0"/><w:sz w:val="20"/><w:szCs w:val="20"/><w14:ligatures w14:val="none"/></w:rPr><w:t>{ada_13}</w:t></w:r></w:p></w:tc><w:tc><w:tcPr><w:tcW w:w="1396" w:type="dxa"/><w:tcBorders><w:top w:val="single" w:sz="4" w:space="0" w:color="auto"/><w:left w:val="nil"/><w:bottom w:val="single" w:sz="4" w:space="0" w:color="auto"/><w:right w:val="single" w:sz="4" w:space="0" w:color="auto"/></w:tcBorders><w:vAlign w:val="center"/></w:tcPr><w:p><w:pPr><w:spacing w:after="0" w:line="240" w:lineRule="auto"/><w:jc w:val="center"/><w:rPr><w:rFonts w:ascii="Arial" w:eastAsia="Times New Roman" w:hAnsi="Arial" w:cs="Arial"/><w:kern w:val="0"/><w:sz w:val="20"/><w:szCs w:val="20"/><w14:ligatures w14:val="none"/></w:rPr></w:pPr><w:r><w:rPr><w:rFonts w:ascii="Arial" w:eastAsia="Times New Roman" w:hAnsi="Arial" w:cs="Arial"/><w:kern w:val="0"/><w:sz w:val="20"/><w:szCs w:val="20"/><w14:ligatures w14:val="none"/></w:rPr><w:t>{tdk_ada_13}</w:t></w:r></w:p></w:tc><w:tc><w:tcPr><w:tcW w:w="1262" w:type="dxa"/><w:tcBorders><w:top w:val="nil"/><w:left w:val="single" w:sz="4" w:space="0" w:color="auto"/><w:bottom w:val="single" w:sz="4" w:space="0" w:color="auto"/><w:right w:val="single" w:sz="4" w:space="0" w:color="auto"/></w:tcBorders><w:vAlign w:val="center"/></w:tcPr><w:p><w:pPr><w:spacing w:after="0" w:line="240" w:lineRule="auto"/><w:jc w:val="center"/><w:rPr><w:rFonts w:ascii="Arial" w:eastAsia="Times New Roman" w:hAnsi="Arial" w:cs="Arial"/><w:kern w:val="0"/><w:sz w:val="20"/><w:szCs w:val="20"/><w14:ligatures w14:val="none"/></w:rPr></w:pPr><w:r><w:rPr><w:rFonts w:ascii="Arial" w:eastAsia="Times New Roman" w:hAnsi="Arial" w:cs="Arial"/><w:kern w:val="0"/><w:sz w:val="20"/><w:szCs w:val="20"/><w14:ligatures w14:val="none"/></w:rPr><w:t>{sesuai_13}</w:t></w:r></w:p></w:tc><w:tc><w:tcPr><w:tcW w:w="1640" w:type="dxa"/><w:tcBorders><w:top w:val="nil"/><w:left w:val="single" w:sz="4" w:space="0" w:color="auto"/><w:bottom w:val="single" w:sz="4" w:space="0" w:color="auto"/><w:right w:val="single" w:sz="4" w:space="0" w:color="auto"/></w:tcBorders><w:vAlign w:val="center"/></w:tcPr><w:p><w:pPr><w:spacing w:after="0" w:line="240" w:lineRule="auto"/><w:jc w:val="center"/><w:rPr><w:rFonts w:ascii="Arial" w:eastAsia="Times New Roman" w:hAnsi="Arial" w:cs="Arial"/><w:kern w:val="0"/><w:sz w:val="20"/><w:szCs w:val="20"/><w14:ligatures w14:val="none"/></w:rPr></w:pPr><w:r><w:rPr><w:rFonts w:ascii="Arial" w:eastAsia="Times New Roman" w:hAnsi="Arial" w:cs="Arial"/><w:kern w:val="0"/><w:sz w:val="20"/><w:szCs w:val="20"/><w14:ligatures w14:val="none"/></w:rPr><w:t>{tdk_sesuai_13}</w:t></w:r></w:p></w:tc><w:tc><w:tcPr><w:tcW w:w="1455" w:type="dxa"/><w:tcBorders><w:top w:val="nil"/><w:left w:val="single" w:sz="4" w:space="0" w:color="auto"/><w:bottom w:val="single" w:sz="4" w:space="0" w:color="auto"/><w:right w:val="single" w:sz="4" w:space="0" w:color="auto"/></w:tcBorders><w:shd w:val="clear" w:color="auto" w:fill="auto"/><w:vAlign w:val="center"/><w:hideMark/></w:tcPr><w:p><w:pPr><w:spacing w:after="0" w:line="240" w:lineRule="auto"/><w:rPr><w:rFonts w:ascii="Arial" w:eastAsia="Times New Roman" w:hAnsi="Arial" w:cs="Arial"/><w:kern w:val="0"/><w:sz w:val="20"/><w:szCs w:val="20"/><w14:ligatures w14:val="none"/></w:rPr></w:pPr><w:r><w:rPr><w:rFonts w:ascii="Arial" w:eastAsia="Times New Roman" w:hAnsi="Arial" w:cs="Arial"/><w:kern w:val="0"/><w:sz w:val="20"/><w:szCs w:val="20"/><w14:ligatures w14:val="none"/></w:rPr><w:t> {ket_13}</w:t></w:r></w:p></w:tc></w:tr><w:tr><w:trPr><w:gridAfter w:val="4"/><w:wAfter w:w="1490" w:type="dxa"/><w:trHeight w:val="567"/></w:trPr><w:tc><w:tcPr><w:tcW w:w="730" w:type="dxa"/><w:tcBorders><w:top w:val="nil"/><w:left w:val="single" w:sz="4" w:space="0" w:color="auto"/><w:bottom w:val="single" w:sz="4" w:space="0" w:color="auto"/><w:right w:val="single" w:sz="4" w:space="0" w:color="auto"/></w:tcBorders><w:shd w:val="clear" w:color="auto" w:fill="auto"/><w:vAlign w:val="center"/><w:hideMark/></w:tcPr><w:p><w:pPr><w:spacing w:after="0" w:line="240" w:lineRule="auto"/><w:jc w:val="center"/><w:rPr><w:rFonts w:ascii="Arial" w:eastAsia="Times New Roman" w:hAnsi="Arial" w:cs="Arial"/><w:kern w:val="0"/><w:sz w:val="20"/><w:szCs w:val="20"/><w14:ligatures w14:val="none"/></w:rPr></w:pPr><w:r><w:rPr><w:rFonts w:ascii="Arial" w:eastAsia="Times New Roman" w:hAnsi="Arial" w:cs="Arial"/><w:kern w:val="0"/><w:sz w:val="20"/><w:szCs w:val="20"/><w14:ligatures w14:val="none"/></w:rPr><w:t>14</w:t></w:r></w:p></w:tc><w:tc><w:tcPr><w:tcW w:w="3018" w:type="dxa"/><w:gridSpan w:val="2"/><w:tcBorders><w:top w:val="nil"/><w:left w:val="nil"/><w:bottom w:val="single" w:sz="4" w:space="0" w:color="auto"/><w:right w:val="single" w:sz="4" w:space="0" w:color="auto"/></w:tcBorders><w:shd w:val="clear" w:color="auto" w:fill="auto"/><w:vAlign w:val="center"/><w:hideMark/></w:tcPr><w:p><w:pPr><w:spacing w:after="0" w:line="240" w:lineRule="auto"/><w:jc w:val="both"/><w:rPr><w:rFonts w:ascii="Arial" w:eastAsia="Times New Roman" w:hAnsi="Arial" w:cs="Arial"/><w:kern w:val="0"/><w:sz w:val="20"/><w:szCs w:val="20"/><w14:ligatures w14:val="none"/></w:rPr></w:pPr><w:r><w:rPr><w:rFonts w:ascii="Arial" w:eastAsia="Times New Roman" w:hAnsi="Arial" w:cs="Arial"/><w:kern w:val="0"/><w:sz w:val="20"/><w:szCs w:val="20"/><w14:ligatures w14:val="none"/></w:rPr><w:t>Perizinan yang Sudah Dimiliki atau Izin yang Lama (Jika Ada)</w:t></w:r></w:p></w:tc><w:tc><w:tcPr><w:tcW w:w="1017" w:type="dxa"/><w:gridSpan w:val="3"/><w:tcBorders><w:top w:val="nil"/><w:left w:val="nil"/><w:bottom w:val="single" w:sz="4" w:space="0" w:color="auto"/><w:right w:val="single" w:sz="4" w:space="0" w:color="auto"/></w:tcBorders><w:shd w:val="clear" w:color="auto" w:fill="auto"/><w:vAlign w:val="center"/><w:hideMark/></w:tcPr><w:p><w:pPr><w:spacing w:after="0" w:line="240" w:lineRule="auto"/><w:jc w:val="center"/><w:rPr><w:rFonts w:ascii="Arial" w:eastAsia="Times New Roman" w:hAnsi="Arial" w:cs="Arial"/><w:kern w:val="0"/><w:sz w:val="20"/><w:szCs w:val="20"/><w14:ligatures w14:val="none"/></w:rPr></w:pPr><w:r><w:rPr><w:rFonts w:ascii="Arial" w:eastAsia="Times New Roman" w:hAnsi="Arial" w:cs="Arial"/><w:kern w:val="0"/><w:sz w:val="20"/><w:szCs w:val="20"/><w14:ligatures w14:val="none"/></w:rPr><w:t>{ada_14}</w:t></w:r></w:p></w:tc><w:tc><w:tcPr><w:tcW w:w="1396" w:type="dxa"/><w:tcBorders><w:top w:val="single" w:sz="4" w:space="0" w:color="auto"/><w:left w:val="nil"/><w:bottom w:val="single" w:sz="4" w:space="0" w:color="auto"/><w:right w:val="single" w:sz="4" w:space="0" w:color="auto"/></w:tcBorders><w:vAlign w:val="center"/></w:tcPr><w:p><w:pPr><w:spacing w:after="0" w:line="240" w:lineRule="auto"/><w:jc w:val="center"/><w:rPr><w:rFonts w:ascii="Arial" w:eastAsia="Times New Roman" w:hAnsi="Arial" w:cs="Arial"/><w:kern w:val="0"/><w:sz w:val="20"/><w:szCs w:val="20"/><w14:ligatures w14:val="none"/></w:rPr></w:pPr><w:r><w:rPr><w:rFonts w:ascii="Arial" w:eastAsia="Times New Roman" w:hAnsi="Arial" w:cs="Arial"/><w:kern w:val="0"/><w:sz w:val="20"/><w:szCs w:val="20"/><w14:ligatures w14:val="none"/></w:rPr><w:t>{tdk_ada_14}</w:t></w:r></w:p></w:tc><w:tc><w:tcPr><w:tcW w:w="1262" w:type="dxa"/><w:tcBorders><w:top w:val="nil"/><w:left w:val="single" w:sz="4" w:space="0" w:color="auto"/><w:bottom w:val="single" w:sz="4" w:space="0" w:color="auto"/><w:right w:val="single" w:sz="4" w:space="0" w:color="auto"/></w:tcBorders><w:vAlign w:val="center"/></w:tcPr><w:p><w:pPr><w:spacing w:after="0" w:line="240" w:lineRule="auto"/><w:jc w:val="center"/><w:rPr><w:rFonts w:ascii="Arial" w:eastAsia="Times New Roman" w:hAnsi="Arial" w:cs="Arial"/><w:kern w:val="0"/><w:sz w:val="20"/><w:szCs w:val="20"/><w14:ligatures w14:val="none"/></w:rPr></w:pPr><w:r><w:rPr><w:rFonts w:ascii="Arial" w:eastAsia="Times New Roman" w:hAnsi="Arial" w:cs="Arial"/><w:kern w:val="0"/><w:sz w:val="20"/><w:szCs w:val="20"/><w14:ligatures w14:val="none"/></w:rPr><w:t>{sesuai_14}</w:t></w:r></w:p></w:tc><w:tc><w:tcPr><w:tcW w:w="1640" w:type="dxa"/><w:tcBorders><w:top w:val="nil"/><w:left w:val="single" w:sz="4" w:space="0" w:color="auto"/><w:bottom w:val="single" w:sz="4" w:space="0" w:color="auto"/><w:right w:val="single" w:sz="4" w:space="0" w:color="auto"/></w:tcBorders><w:vAlign w:val="center"/></w:tcPr><w:p><w:pPr><w:spacing w:after="0" w:line="240" w:lineRule="auto"/><w:jc w:val="center"/><w:rPr><w:rFonts w:ascii="Arial" w:eastAsia="Times New Roman" w:hAnsi="Arial" w:cs="Arial"/><w:kern w:val="0"/><w:sz w:val="20"/><w:szCs w:val="20"/><w14:ligatures w14:val="none"/></w:rPr></w:pPr><w:r><w:rPr><w:rFonts w:ascii="Arial" w:eastAsia="Times New Roman" w:hAnsi="Arial" w:cs="Arial"/><w:kern w:val="0"/><w:sz w:val="20"/><w:szCs w:val="20"/><w14:ligatures w14:val="none"/></w:rPr><w:t>{tdk_sesuai_14}</w:t></w:r></w:p></w:tc><w:tc><w:tcPr><w:tcW w:w="1455" w:type="dxa"/><w:tcBorders><w:top w:val="nil"/><w:left w:val="single" w:sz="4" w:space="0" w:color="auto"/><w:bottom w:val="single" w:sz="4" w:space="0" w:color="auto"/><w:right w:val="single" w:sz="4" w:space="0" w:color="auto"/></w:tcBorders><w:shd w:val="clear" w:color="auto" w:fill="auto"/><w:vAlign w:val="center"/><w:hideMark/></w:tcPr><w:p><w:pPr><w:spacing w:after="0" w:line="240" w:lineRule="auto"/><w:rPr><w:rFonts w:ascii="Arial" w:eastAsia="Times New Roman" w:hAnsi="Arial" w:cs="Arial"/><w:kern w:val="0"/><w:sz w:val="20"/><w:szCs w:val="20"/><w14:ligatures w14:val="none"/></w:rPr></w:pPr><w:r><w:rPr><w:rFonts w:ascii="Arial" w:eastAsia="Times New Roman" w:hAnsi="Arial" w:cs="Arial"/><w:kern w:val="0"/><w:sz w:val="20"/><w:szCs w:val="20"/><w14:ligatures w14:val="none"/></w:rPr><w:t> {ket_14}</w:t></w:r></w:p></w:tc></w:tr><w:tr><w:trPr><w:gridAfter w:val="4"/><w:wAfter w:w="1490" w:type="dxa"/><w:trHeight w:val="567"/></w:trPr><w:tc><w:tcPr><w:tcW w:w="730" w:type="dxa"/><w:tcBorders><w:top w:val="nil"/><w:left w:val="single" w:sz="4" w:space="0" w:color="auto"/><w:bottom w:val="single" w:sz="4" w:space="0" w:color="auto"/><w:right w:val="single" w:sz="4" w:space="0" w:color="auto"/></w:tcBorders><w:shd w:val="clear" w:color="auto" w:fill="auto"/><w:vAlign w:val="center"/><w:hideMark/></w:tcPr><w:p><w:pPr><w:spacing w:after="0" w:line="240" w:lineRule="auto"/><w:jc w:val="center"/><w:rPr><w:rFonts w:ascii="Arial" w:eastAsia="Times New Roman" w:hAnsi="Arial" w:cs="Arial"/><w:kern w:val="0"/><w:sz w:val="20"/><w:szCs w:val="20"/><w14:ligatures w14:val="none"/></w:rPr></w:pPr><w:r><w:rPr><w:rFonts w:ascii="Arial" w:eastAsia="Times New Roman" w:hAnsi="Arial" w:cs="Arial"/><w:kern w:val="0"/><w:sz w:val="20"/><w:szCs w:val="20"/><w14:ligatures w14:val="none"/></w:rPr><w:t>15</w:t></w:r></w:p></w:tc><w:tc><w:tcPr><w:tcW w:w="3018" w:type="dxa"/><w:gridSpan w:val="2"/><w:tcBorders><w:top w:val="nil"/><w:left w:val="nil"/><w:bottom w:val="single" w:sz="4" w:space="0" w:color="auto"/><w:right w:val="single" w:sz="4" w:space="0" w:color="auto"/></w:tcBorders><w:shd w:val="clear" w:color="auto" w:fill="auto"/><w:vAlign w:val="center"/><w:hideMark/></w:tcPr><w:p><w:pPr><w:spacing w:after="0" w:line="240" w:lineRule="auto"/><w:jc w:val="both"/><w:rPr><w:rFonts w:ascii="Arial" w:eastAsia="Times New Roman" w:hAnsi="Arial" w:cs="Arial"/><w:kern w:val="0"/><w:sz w:val="20"/><w:szCs w:val="20"/><w14:ligatures w14:val="none"/></w:rPr></w:pPr><w:r><w:rPr><w:rFonts w:ascii="Arial" w:eastAsia="Times New Roman" w:hAnsi="Arial" w:cs="Arial"/><w:kern w:val="0"/><w:sz w:val="20"/><w:szCs w:val="20"/><w14:ligatures w14:val="none"/></w:rPr><w:t>Perjanjian Pengangkutan Sampah (MOU)</w:t></w:r></w:p></w:tc><w:tc><w:tcPr><w:tcW w:w="1017" w:type="dxa"/><w:gridSpan w:val="3"/><w:tcBorders><w:top w:val="nil"/><w:left w:val="nil"/><w:bottom w:val="single" w:sz="4" w:space="0" w:color="auto"/><w:right w:val="single" w:sz="4" w:space="0" w:color="auto"/></w:tcBorders><w:shd w:val="clear" w:color="auto" w:fill="auto"/><w:vAlign w:val="center"/><w:hideMark/></w:tcPr><w:p><w:pPr><w:spacing w:after="0" w:line="240" w:lineRule="auto"/><w:jc w:val="center"/><w:rPr><w:rFonts w:ascii="Arial" w:eastAsia="Times New Roman" w:hAnsi="Arial" w:cs="Arial"/><w:kern w:val="0"/><w:sz w:val="20"/><w:szCs w:val="20"/><w14:ligatures w14:val="none"/></w:rPr></w:pPr><w:r><w:rPr><w:rFonts w:ascii="Arial" w:eastAsia="Times New Roman" w:hAnsi="Arial" w:cs="Arial"/><w:kern w:val="0"/><w:sz w:val="20"/><w:szCs w:val="20"/><w14:ligatures w14:val="none"/></w:rPr><w:t>{ada_15}</w:t></w:r></w:p></w:tc><w:tc><w:tcPr><w:tcW w:w="1396" w:type="dxa"/><w:tcBorders><w:top w:val="single" w:sz="4" w:space="0" w:color="auto"/><w:left w:val="nil"/><w:bottom w:val="single" w:sz="4" w:space="0" w:color="auto"/><w:right w:val="single" w:sz="4" w:space="0" w:color="auto"/></w:tcBorders><w:vAlign w:val="center"/></w:tcPr><w:p><w:pPr><w:spacing w:after="0" w:line="240" w:lineRule="auto"/><w:jc w:val="center"/><w:rPr><w:rFonts w:ascii="Arial" w:eastAsia="Times New Roman" w:hAnsi="Arial" w:cs="Arial"/><w:kern w:val="0"/><w:sz w:val="20"/><w:szCs w:val="20"/><w14:ligatures w14:val="none"/></w:rPr></w:pPr><w:r><w:rPr><w:rFonts w:ascii="Arial" w:eastAsia="Times New Roman" w:hAnsi="Arial" w:cs="Arial"/><w:kern w:val="0"/><w:sz w:val="20"/><w:szCs w:val="20"/><w14:ligatures w14:val="none"/></w:rPr><w:t>{tdk_ada_15}</w:t></w:r></w:p></w:tc><w:tc><w:tcPr><w:tcW w:w="1262" w:type="dxa"/><w:tcBorders><w:top w:val="nil"/><w:left w:val="single" w:sz="4" w:space="0" w:color="auto"/><w:bottom w:val="single" w:sz="4" w:space="0" w:color="auto"/><w:right w:val="single" w:sz="4" w:space="0" w:color="auto"/></w:tcBorders><w:vAlign w:val="center"/></w:tcPr><w:p><w:pPr><w:spacing w:after="0" w:line="240" w:lineRule="auto"/><w:jc w:val="center"/><w:rPr><w:rFonts w:ascii="Arial" w:eastAsia="Times New Roman" w:hAnsi="Arial" w:cs="Arial"/><w:kern w:val="0"/><w:sz w:val="20"/><w:szCs w:val="20"/><w14:ligatures w14:val="none"/></w:rPr></w:pPr><w:r><w:rPr><w:rFonts w:ascii="Arial" w:eastAsia="Times New Roman" w:hAnsi="Arial" w:cs="Arial"/><w:kern w:val="0"/><w:sz w:val="20"/><w:szCs w:val="20"/><w14:ligatures w14:val="none"/></w:rPr><w:t>{sesuai_15}</w:t></w:r></w:p></w:tc><w:tc><w:tcPr><w:tcW w:w="1640" w:type="dxa"/><w:tcBorders><w:top w:val="nil"/><w:left w:val="single" w:sz="4" w:space="0" w:color="auto"/><w:bottom w:val="single" w:sz="4" w:space="0" w:color="auto"/><w:right w:val="single" w:sz="4" w:space="0" w:color="auto"/></w:tcBorders><w:vAlign w:val="center"/></w:tcPr><w:p><w:pPr><w:spacing w:after="0" w:line="240" w:lineRule="auto"/><w:jc w:val="center"/><w:rPr><w:rFonts w:ascii="Arial" w:eastAsia="Times New Roman" w:hAnsi="Arial" w:cs="Arial"/><w:kern w:val="0"/><w:sz w:val="20"/><w:szCs w:val="20"/><w14:ligatures w14:val="none"/></w:rPr></w:pPr><w:r><w:rPr><w:rFonts w:ascii="Arial" w:eastAsia="Times New Roman" w:hAnsi="Arial" w:cs="Arial"/><w:kern w:val="0"/><w:sz w:val="20"/><w:szCs w:val="20"/><w14:ligatures w14:val="none"/></w:rPr><w:t>{tdk_sesuai_15}</w:t></w:r></w:p></w:tc><w:tc><w:tcPr><w:tcW w:w="1455" w:type="dxa"/><w:tcBorders><w:top w:val="nil"/><w:left w:val="single" w:sz="4" w:space="0" w:color="auto"/><w:bottom w:val="single" w:sz="4" w:space="0" w:color="auto"/><w:right w:val="single" w:sz="4" w:space="0" w:color="auto"/></w:tcBorders><w:shd w:val="clear" w:color="auto" w:fill="auto"/><w:vAlign w:val="center"/><w:hideMark/></w:tcPr><w:p><w:pPr><w:spacing w:after="0" w:line="240" w:lineRule="auto"/><w:rPr><w:rFonts w:ascii="Arial" w:eastAsia="Times New Roman" w:hAnsi="Arial" w:cs="Arial"/><w:kern w:val="0"/><w:sz w:val="20"/><w:szCs w:val="20"/><w14:ligatures w14:val="none"/></w:rPr></w:pPr><w:r><w:rPr><w:rFonts w:ascii="Arial" w:eastAsia="Times New Roman" w:hAnsi="Arial" w:cs="Arial"/><w:kern w:val="0"/><w:sz w:val="20"/><w:szCs w:val="20"/><w14:ligatures w14:val="none"/></w:rPr><w:t> {ket_15}</w:t></w:r></w:p></w:tc></w:tr><w:tr><w:trPr><w:gridAfter w:val="4"/><w:wAfter w:w="1490" w:type="dxa"/><w:trHeight w:val="567"/></w:trPr><w:tc><w:tcPr><w:tcW w:w="730" w:type="dxa"/><w:tcBorders><w:top w:val="nil"/><w:left w:val="single" w:sz="4" w:space="0" w:color="auto"/><w:bottom w:val="single" w:sz="4" w:space="0" w:color="auto"/><w:right w:val="single" w:sz="4" w:space="0" w:color="auto"/></w:tcBorders><w:shd w:val="clear" w:color="auto" w:fill="auto"/><w:vAlign w:val="center"/><w:hideMark/></w:tcPr><w:p><w:pPr><w:spacing w:after="0" w:line="240" w:lineRule="auto"/><w:jc w:val="center"/><w:rPr><w:rFonts w:ascii="Arial" w:eastAsia="Times New Roman" w:hAnsi="Arial" w:cs="Arial"/><w:kern w:val="0"/><w:sz w:val="20"/><w:szCs w:val="20"/><w14:ligatures w14:val="none"/></w:rPr></w:pPr><w:r><w:rPr><w:rFonts w:ascii="Arial" w:eastAsia="Times New Roman" w:hAnsi="Arial" w:cs="Arial"/><w:kern w:val="0"/><w:sz w:val="20"/><w:szCs w:val="20"/><w14:ligatures w14:val="none"/></w:rPr><w:t>16</w:t></w:r></w:p></w:tc><w:tc><w:tcPr><w:tcW w:w="3018" w:type="dxa"/><w:gridSpan w:val="2"/><w:tcBorders><w:top w:val="nil"/><w:left w:val="nil"/><w:bottom w:val="single" w:sz="4" w:space="0" w:color="auto"/><w:right w:val="single" w:sz="4" w:space="0" w:color="auto"/></w:tcBorders><w:shd w:val="clear" w:color="auto" w:fill="auto"/><w:vAlign w:val="center"/><w:hideMark/></w:tcPr><w:p><w:pPr><w:spacing w:after="0" w:line="240" w:lineRule="auto"/><w:jc w:val="both"/><w:rPr><w:rFonts w:ascii="Arial" w:eastAsia="Times New Roman" w:hAnsi="Arial" w:cs="Arial"/><w:kern w:val="0"/><w:sz w:val="20"/><w:szCs w:val="20"/><w14:ligatures w14:val="none"/></w:rPr></w:pPr><w:r><w:rPr><w:rFonts w:ascii="Arial" w:eastAsia="Times New Roman" w:hAnsi="Arial" w:cs="Arial"/><w:kern w:val="0"/><w:sz w:val="20"/><w:szCs w:val="20"/><w14:ligatures w14:val="none"/></w:rPr><w:t>Perjanjian Pengangkutan Limbah B3 (MOU)</w:t></w:r></w:p></w:tc><w:tc><w:tcPr><w:tcW w:w="1017" w:type="dxa"/><w:gridSpan w:val="3"/><w:tcBorders><w:top w:val="nil"/><w:left w:val="nil"/><w:bottom w:val="single" w:sz="4" w:space="0" w:color="auto"/><w:right w:val="single" w:sz="4" w:space="0" w:color="auto"/></w:tcBorders><w:shd w:val="clear" w:color="auto" w:fill="auto"/><w:vAlign w:val="center"/><w:hideMark/></w:tcPr><w:p><w:pPr><w:spacing w:after="0" w:line="240" w:lineRule="auto"/><w:jc w:val="center"/><w:rPr><w:rFonts w:ascii="Arial" w:eastAsia="Times New Roman" w:hAnsi="Arial" w:cs="Arial"/><w:kern w:val="0"/><w:sz w:val="20"/><w:szCs w:val="20"/><w14:ligatures w14:val="none"/></w:rPr></w:pPr><w:r><w:rPr><w:rFonts w:ascii="Arial" w:eastAsia="Times New Roman" w:hAnsi="Arial" w:cs="Arial"/><w:kern w:val="0"/><w:sz w:val="20"/><w:szCs w:val="20"/><w14:ligatures w14:val="none"/></w:rPr><w:t>{ada_16}</w:t></w:r></w:p></w:tc><w:tc><w:tcPr><w:tcW w:w="1396" w:type="dxa"/><w:tcBorders><w:top w:val="single" w:sz="4" w:space="0" w:color="auto"/><w:left w:val="nil"/><w:bottom w:val="single" w:sz="4" w:space="0" w:color="auto"/><w:right w:val="single" w:sz="4" w:space="0" w:color="auto"/></w:tcBorders><w:vAlign w:val="center"/></w:tcPr><w:p><w:pPr><w:spacing w:after="0" w:line="240" w:lineRule="auto"/><w:jc w:val="center"/><w:rPr><w:rFonts w:ascii="Arial" w:eastAsia="Times New Roman" w:hAnsi="Arial" w:cs="Arial"/><w:kern w:val="0"/><w:sz w:val="20"/><w:szCs w:val="20"/><w14:ligatures w14:val="none"/></w:rPr></w:pPr><w:r><w:rPr><w:rFonts w:ascii="Arial" w:eastAsia="Times New Roman" w:hAnsi="Arial" w:cs="Arial"/><w:kern w:val="0"/><w:sz w:val="20"/><w:szCs w:val="20"/><w14:ligatures w14:val="none"/></w:rPr><w:t>{tdk_ada_16}</w:t></w:r></w:p></w:tc><w:tc><w:tcPr><w:tcW w:w="1262" w:type="dxa"/><w:tcBorders><w:top w:val="nil"/><w:left w:val="single" w:sz="4" w:space="0" w:color="auto"/><w:bottom w:val="single" w:sz="4" w:space="0" w:color="auto"/><w:right w:val="single" w:sz="4" w:space="0" w:color="auto"/></w:tcBorders><w:vAlign w:val="center"/></w:tcPr><w:p><w:pPr><w:spacing w:after="0" w:line="240" w:lineRule="auto"/><w:jc w:val="center"/><w:rPr><w:rFonts w:ascii="Arial" w:eastAsia="Times New Roman" w:hAnsi="Arial" w:cs="Arial"/><w:kern w:val="0"/><w:sz w:val="20"/><w:szCs w:val="20"/><w14:ligatures w14:val="none"/></w:rPr></w:pPr><w:r><w:rPr><w:rFonts w:ascii="Arial" w:eastAsia="Times New Roman" w:hAnsi="Arial" w:cs="Arial"/><w:kern w:val="0"/><w:sz w:val="20"/><w:szCs w:val="20"/><w14:ligatures w14:val="none"/></w:rPr><w:t>{sesuai_16}</w:t></w:r></w:p></w:tc><w:tc><w:tcPr><w:tcW w:w="1640" w:type="dxa"/><w:tcBorders><w:top w:val="nil"/><w:left w:val="single" w:sz="4" w:space="0" w:color="auto"/><w:bottom w:val="single" w:sz="4" w:space="0" w:color="auto"/><w:right w:val="single" w:sz="4" w:space="0" w:color="auto"/></w:tcBorders><w:vAlign w:val="center"/></w:tcPr><w:p><w:pPr><w:spacing w:after="0" w:line="240" w:lineRule="auto"/><w:jc w:val="center"/><w:rPr><w:rFonts w:ascii="Arial" w:eastAsia="Times New Roman" w:hAnsi="Arial" w:cs="Arial"/><w:kern w:val="0"/><w:sz w:val="20"/><w:szCs w:val="20"/><w14:ligatures w14:val="none"/></w:rPr></w:pPr><w:r><w:rPr><w:rFonts w:ascii="Arial" w:eastAsia="Times New Roman" w:hAnsi="Arial" w:cs="Arial"/><w:kern w:val="0"/><w:sz w:val="20"/><w:szCs w:val="20"/><w14:ligatures w14:val="none"/></w:rPr><w:t>{tdk_sesuai_16}</w:t></w:r></w:p></w:tc><w:tc><w:tcPr><w:tcW w:w="1455" w:type="dxa"/><w:tcBorders><w:top w:val="nil"/><w:left w:val="single" w:sz="4" w:space="0" w:color="auto"/><w:bottom w:val="single" w:sz="4" w:space="0" w:color="auto"/><w:right w:val="single" w:sz="4" w:space="0" w:color="auto"/></w:tcBorders><w:shd w:val="clear" w:color="auto" w:fill="auto"/><w:vAlign w:val="center"/><w:hideMark/></w:tcPr><w:p><w:pPr><w:spacing w:after="0" w:line="240" w:lineRule="auto"/><w:rPr><w:rFonts w:ascii="Arial" w:eastAsia="Times New Roman" w:hAnsi="Arial" w:cs="Arial"/><w:kern w:val="0"/><w:sz w:val="20"/><w:szCs w:val="20"/><w14:ligatures w14:val="none"/></w:rPr></w:pPr><w:r><w:rPr><w:rFonts w:ascii="Arial" w:eastAsia="Times New Roman" w:hAnsi="Arial" w:cs="Arial"/><w:kern w:val="0"/><w:sz w:val="20"/><w:szCs w:val="20"/><w14:ligatures w14:val="none"/></w:rPr><w:t> {ket_16}</w:t></w:r></w:p></w:tc></w:tr><w:tr><w:trPr><w:gridAfter w:val="4"/><w:wAfter w:w="1490" w:type="dxa"/><w:trHeight w:val="567"/></w:trPr><w:tc><w:tcPr><w:tcW w:w="730" w:type="dxa"/><w:tcBorders><w:top w:val="nil"/><w:left w:val="single" w:sz="4" w:space="0" w:color="auto"/><w:bottom w:val="single" w:sz="4" w:space="0" w:color="auto"/><w:right w:val="single" w:sz="4" w:space="0" w:color="auto"/></w:tcBorders><w:shd w:val="clear" w:color="auto" w:fill="auto"/><w:vAlign w:val="center"/><w:hideMark/></w:tcPr><w:p><w:pPr><w:spacing w:after="0" w:line="240" w:lineRule="auto"/><w:jc w:val="center"/><w:rPr><w:rFonts w:ascii="Arial" w:eastAsia="Times New Roman" w:hAnsi="Arial" w:cs="Arial"/><w:kern w:val="0"/><w:sz w:val="20"/><w:szCs w:val="20"/><w14:ligatures w14:val="none"/></w:rPr></w:pPr><w:r><w:rPr><w:rFonts w:ascii="Arial" w:eastAsia="Times New Roman" w:hAnsi="Arial" w:cs="Arial"/><w:kern w:val="0"/><w:sz w:val="20"/><w:szCs w:val="20"/><w14:ligatures w14:val="none"/></w:rPr><w:t>17</w:t></w:r></w:p></w:tc><w:tc><w:tcPr><w:tcW w:w="3018" w:type="dxa"/><w:gridSpan w:val="2"/><w:tcBorders><w:top w:val="nil"/><w:left w:val="nil"/><w:bottom w:val="single" w:sz="4" w:space="0" w:color="auto"/><w:right w:val="single" w:sz="4" w:space="0" w:color="auto"/></w:tcBorders><w:shd w:val="clear" w:color="auto" w:fill="auto"/><w:vAlign w:val="center"/><w:hideMark/></w:tcPr><w:p><w:pPr><w:spacing w:after="0" w:line="240" w:lineRule="auto"/><w:jc w:val="both"/><w:rPr><w:rFonts w:ascii="Arial" w:eastAsia="Times New Roman" w:hAnsi="Arial" w:cs="Arial"/><w:kern w:val="0"/><w:sz w:val="20"/><w:szCs w:val="20"/><w14:ligatures w14:val="none"/></w:rPr></w:pPr><w:r><w:rPr><w:rFonts w:ascii="Arial" w:eastAsia="Times New Roman" w:hAnsi="Arial" w:cs="Arial"/><w:kern w:val="0"/><w:sz w:val="20"/><w:szCs w:val="20"/><w14:ligatures w14:val="none"/></w:rPr><w:t>Pemenuhan Persetujuan Teknis Air Limbah</w:t></w:r></w:p></w:tc><w:tc><w:tcPr><w:tcW w:w="1017" w:type="dxa"/><w:gridSpan w:val="3"/><w:tcBorders><w:top w:val="nil"/><w:left w:val="nil"/><w:bottom w:val="single" w:sz="4" w:space="0" w:color="auto"/><w:right w:val="single" w:sz="4" w:space="0" w:color="auto"/></w:tcBorders><w:shd w:val="clear" w:color="auto" w:fill="auto"/><w:vAlign w:val="center"/><w:hideMark/></w:tcPr><w:p><w:pPr><w:spacing w:after="0" w:line="240" w:lineRule="auto"/><w:jc w:val="center"/><w:rPr><w:rFonts w:ascii="Arial" w:eastAsia="Times New Roman" w:hAnsi="Arial" w:cs="Arial"/><w:kern w:val="0"/><w:sz w:val="20"/><w:szCs w:val="20"/><w14:ligatures w14:val="none"/></w:rPr></w:pPr><w:r><w:rPr><w:rFonts w:ascii="Arial" w:eastAsia="Times New Roman" w:hAnsi="Arial" w:cs="Arial"/><w:kern w:val="0"/><w:sz w:val="20"/><w:szCs w:val="20"/><w14:ligatures w14:val="none"/></w:rPr><w:t>{ada_17}</w:t></w:r></w:p></w:tc><w:tc><w:tcPr><w:tcW w:w="1396" w:type="dxa"/><w:tcBorders><w:top w:val="single" w:sz="4" w:space="0" w:color="auto"/><w:left w:val="nil"/><w:bottom w:val="single" w:sz="4" w:space="0" w:color="auto"/><w:right w:val="single" w:sz="4" w:space="0" w:color="auto"/></w:tcBorders><w:vAlign w:val="center"/></w:tcPr><w:p><w:pPr><w:spacing w:after="0" w:line="240" w:lineRule="auto"/><w:jc w:val="center"/><w:rPr><w:rFonts w:ascii="Arial" w:eastAsia="Times New Roman" w:hAnsi="Arial" w:cs="Arial"/><w:kern w:val="0"/><w:sz w:val="20"/><w:szCs w:val="20"/><w14:ligatures w14:val="none"/></w:rPr></w:pPr><w:r><w:rPr><w:rFonts w:ascii="Arial" w:eastAsia="Times New Roman" w:hAnsi="Arial" w:cs="Arial"/><w:kern w:val="0"/><w:sz w:val="20"/><w:szCs w:val="20"/><w14:ligatures w14:val="none"/></w:rPr><w:t>{tdk_ada_17}</w:t></w:r></w:p></w:tc><w:tc><w:tcPr><w:tcW w:w="1262" w:type="dxa"/><w:tcBorders><w:top w:val="nil"/><w:left w:val="single" w:sz="4" w:space="0" w:color="auto"/><w:bottom w:val="single" w:sz="4" w:space="0" w:color="auto"/><w:right w:val="single" w:sz="4" w:space="0" w:color="auto"/></w:tcBorders><w:vAlign w:val="center"/></w:tcPr><w:p><w:pPr><w:spacing w:after="0" w:line="240" w:lineRule="auto"/><w:jc w:val="center"/><w:rPr><w:rFonts w:ascii="Arial" w:eastAsia="Times New Roman" w:hAnsi="Arial" w:cs="Arial"/><w:kern w:val="0"/><w:sz w:val="20"/><w:szCs w:val="20"/><w14:ligatures w14:val="none"/></w:rPr></w:pPr><w:r><w:rPr><w:rFonts w:ascii="Arial" w:eastAsia="Times New Roman" w:hAnsi="Arial" w:cs="Arial"/><w:kern w:val="0"/><w:sz w:val="20"/><w:szCs w:val="20"/><w14:ligatures w14:val="none"/></w:rPr><w:t>{sesuai_17}</w:t></w:r></w:p></w:tc><w:tc><w:tcPr><w:tcW w:w="1640" w:type="dxa"/><w:tcBorders><w:top w:val="nil"/><w:left w:val="single" w:sz="4" w:space="0" w:color="auto"/><w:bottom w:val="single" w:sz="4" w:space="0" w:color="auto"/><w:right w:val="single" w:sz="4" w:space="0" w:color="auto"/></w:tcBorders><w:vAlign w:val="center"/></w:tcPr><w:p><w:pPr><w:spacing w:after="0" w:line="240" w:lineRule="auto"/><w:jc w:val="center"/><w:rPr><w:rFonts w:ascii="Arial" w:eastAsia="Times New Roman" w:hAnsi="Arial" w:cs="Arial"/><w:kern w:val="0"/><w:sz w:val="20"/><w:szCs w:val="20"/><w14:ligatures w14:val="none"/></w:rPr></w:pPr><w:r><w:rPr><w:rFonts w:ascii="Arial" w:eastAsia="Times New Roman" w:hAnsi="Arial" w:cs="Arial"/><w:kern w:val="0"/><w:sz w:val="20"/><w:szCs w:val="20"/><w14:ligatures w14:val="none"/></w:rPr><w:t>{tdk_sesuai_17}</w:t></w:r></w:p></w:tc><w:tc><w:tcPr><w:tcW w:w="1455" w:type="dxa"/><w:tcBorders><w:top w:val="nil"/><w:left w:val="single" w:sz="4" w:space="0" w:color="auto"/><w:bottom w:val="single" w:sz="4" w:space="0" w:color="auto"/><w:right w:val="single" w:sz="4" w:space="0" w:color="auto"/></w:tcBorders><w:shd w:val="clear" w:color="auto" w:fill="auto"/><w:vAlign w:val="center"/><w:hideMark/></w:tcPr><w:p><w:pPr><w:spacing w:after="0" w:line="240" w:lineRule="auto"/><w:rPr><w:rFonts w:ascii="Arial" w:eastAsia="Times New Roman" w:hAnsi="Arial" w:cs="Arial"/><w:kern w:val="0"/><w:sz w:val="20"/><w:szCs w:val="20"/><w14:ligatures w14:val="none"/></w:rPr></w:pPr><w:r><w:rPr><w:rFonts w:ascii="Arial" w:eastAsia="Times New Roman" w:hAnsi="Arial" w:cs="Arial"/><w:kern w:val="0"/><w:sz w:val="20"/><w:szCs w:val="20"/><w14:ligatures w14:val="none"/></w:rPr><w:t> {ket_17}</w:t></w:r></w:p></w:tc></w:tr><w:tr><w:trPr><w:gridAfter w:val="4"/><w:wAfter w:w="1490" w:type="dxa"/><w:trHeight w:val="567"/></w:trPr><w:tc><w:tcPr><w:tcW w:w="730" w:type="dxa"/><w:tcBorders><w:top w:val="nil"/><w:left w:val="single" w:sz="4" w:space="0" w:color="auto"/><w:bottom w:val="single" w:sz="4" w:space="0" w:color="auto"/><w:right w:val="single" w:sz="4" w:space="0" w:color="auto"/></w:tcBorders><w:shd w:val="clear" w:color="auto" w:fill="auto"/><w:vAlign w:val="center"/><w:hideMark/></w:tcPr><w:p><w:pPr><w:spacing w:after="0" w:line="240" w:lineRule="auto"/><w:jc w:val="center"/><w:rPr><w:rFonts w:ascii="Arial" w:eastAsia="Times New Roman" w:hAnsi="Arial" w:cs="Arial"/><w:kern w:val="0"/><w:sz w:val="20"/><w:szCs w:val="20"/><w14:ligatures w14:val="none"/></w:rPr></w:pPr><w:r><w:rPr><w:rFonts w:ascii="Arial" w:eastAsia="Times New Roman" w:hAnsi="Arial" w:cs="Arial"/><w:kern w:val="0"/><w:sz w:val="20"/><w:szCs w:val="20"/><w14:ligatures w14:val="none"/></w:rPr><w:t>18</w:t></w:r></w:p></w:tc><w:tc><w:tcPr><w:tcW w:w="3018" w:type="dxa"/><w:gridSpan w:val="2"/><w:tcBorders><w:top w:val="nil"/><w:left w:val="nil"/><w:bottom w:val="single" w:sz="4" w:space="0" w:color="auto"/><w:right w:val="single" w:sz="4" w:space="0" w:color="auto"/></w:tcBorders><w:shd w:val="clear" w:color="auto" w:fill="auto"/><w:vAlign w:val="center"/><w:hideMark/></w:tcPr><w:p><w:pPr><w:spacing w:after="0" w:line="240" w:lineRule="auto"/><w:jc w:val="both"/><w:rPr><w:rFonts w:ascii="Arial" w:eastAsia="Times New Roman" w:hAnsi="Arial" w:cs="Arial"/><w:kern w:val="0"/><w:sz w:val="20"/><w:szCs w:val="20"/><w14:ligatures w14:val="none"/></w:rPr></w:pPr><w:r><w:rPr><w:rFonts w:ascii="Arial" w:eastAsia="Times New Roman" w:hAnsi="Arial" w:cs="Arial"/><w:kern w:val="0"/><w:sz w:val="20"/><w:szCs w:val="20"/><w14:ligatures w14:val="none"/></w:rPr><w:t>Pemenuhan Rincian Teknis Limbah B3 Sementara</w:t></w:r></w:p></w:tc><w:tc><w:tcPr><w:tcW w:w="1017" w:type="dxa"/><w:gridSpan w:val="3"/><w:tcBorders><w:top w:val="nil"/><w:left w:val="nil"/><w:bottom w:val="single" w:sz="4" w:space="0" w:color="auto"/><w:right w:val="single" w:sz="4" w:space="0" w:color="auto"/></w:tcBorders><w:shd w:val="clear" w:color="auto" w:fill="auto"/><w:vAlign w:val="center"/><w:hideMark/></w:tcPr><w:p><w:pPr><w:spacing w:after="0" w:line="240" w:lineRule="auto"/><w:jc w:val="center"/><w:rPr><w:rFonts w:ascii="Arial" w:eastAsia="Times New Roman" w:hAnsi="Arial" w:cs="Arial"/><w:kern w:val="0"/><w:sz w:val="20"/><w:szCs w:val="20"/><w14:ligatures w14:val="none"/></w:rPr></w:pPr><w:r><w:rPr><w:rFonts w:ascii="Arial" w:eastAsia="Times New Roman" w:hAnsi="Arial" w:cs="Arial"/><w:kern w:val="0"/><w:sz w:val="20"/><w:szCs w:val="20"/><w14:ligatures w14:val="none"/></w:rPr><w:t>{ada_18}</w:t></w:r></w:p></w:tc><w:tc><w:tcPr><w:tcW w:w="1396" w:type="dxa"/><w:tcBorders><w:top w:val="single" w:sz="4" w:space="0" w:color="auto"/><w:left w:val="nil"/><w:bottom w:val="single" w:sz="4" w:space="0" w:color="auto"/><w:right w:val="single" w:sz="4" w:space="0" w:color="auto"/></w:tcBorders><w:vAlign w:val="center"/></w:tcPr><w:p><w:pPr><w:spacing w:after="0" w:line="240" w:lineRule="auto"/><w:jc w:val="center"/><w:rPr><w:rFonts w:ascii="Arial" w:eastAsia="Times New Roman" w:hAnsi="Arial" w:cs="Arial"/><w:kern w:val="0"/><w:sz w:val="20"/><w:szCs w:val="20"/><w14:ligatures w14:val="none"/></w:rPr></w:pPr><w:r><w:rPr><w:rFonts w:ascii="Arial" w:eastAsia="Times New Roman" w:hAnsi="Arial" w:cs="Arial"/><w:kern w:val="0"/><w:sz w:val="20"/><w:szCs w:val="20"/><w14:ligatures w14:val="none"/></w:rPr><w:t>{tdk_ada_18}</w:t></w:r></w:p></w:tc><w:tc><w:tcPr><w:tcW w:w="1262" w:type="dxa"/><w:tcBorders><w:top w:val="nil"/><w:left w:val="single" w:sz="4" w:space="0" w:color="auto"/><w:bottom w:val="single" w:sz="4" w:space="0" w:color="auto"/><w:right w:val="single" w:sz="4" w:space="0" w:color="auto"/></w:tcBorders><w:vAlign w:val="center"/></w:tcPr><w:p><w:pPr><w:spacing w:after="0" w:line="240" w:lineRule="auto"/><w:jc w:val="center"/><w:rPr><w:rFonts w:ascii="Arial" w:eastAsia="Times New Roman" w:hAnsi="Arial" w:cs="Arial"/><w:kern w:val="0"/><w:sz w:val="20"/><w:szCs w:val="20"/><w14:ligatures w14:val="none"/></w:rPr></w:pPr><w:r><w:rPr><w:rFonts w:ascii="Arial" w:eastAsia="Times New Roman" w:hAnsi="Arial" w:cs="Arial"/><w:kern w:val="0"/><w:sz w:val="20"/><w:szCs w:val="20"/><w14:ligatures w14:val="none"/></w:rPr><w:t>{sesuai_18}</w:t></w:r></w:p></w:tc><w:tc><w:tcPr><w:tcW w:w="1640" w:type="dxa"/><w:tcBorders><w:top w:val="nil"/><w:left w:val="single" w:sz="4" w:space="0" w:color="auto"/><w:bottom w:val="single" w:sz="4" w:space="0" w:color="auto"/><w:right w:val="single" w:sz="4" w:space="0" w:color="auto"/></w:tcBorders><w:vAlign w:val="center"/></w:tcPr><w:p><w:pPr><w:spacing w:after="0" w:line="240" w:lineRule="auto"/><w:jc w:val="center"/><w:rPr><w:rFonts w:ascii="Arial" w:eastAsia="Times New Roman" w:hAnsi="Arial" w:cs="Arial"/><w:kern w:val="0"/><w:sz w:val="20"/><w:szCs w:val="20"/><w14:ligatures w14:val="none"/></w:rPr></w:pPr><w:r><w:rPr><w:rFonts w:ascii="Arial" w:eastAsia="Times New Roman" w:hAnsi="Arial" w:cs="Arial"/><w:kern w:val="0"/><w:sz w:val="20"/><w:szCs w:val="20"/><w14:ligatures w14:val="none"/></w:rPr><w:t>{tdk_sesuai_18}</w:t></w:r></w:p></w:tc><w:tc><w:tcPr><w:tcW w:w="1455" w:type="dxa"/><w:tcBorders><w:top w:val="nil"/><w:left w:val="single" w:sz="4" w:space="0" w:color="auto"/><w:bottom w:val="single" w:sz="4" w:space="0" w:color="auto"/><w:right w:val="single" w:sz="4" w:space="0" w:color="auto"/></w:tcBorders><w:shd w:val="clear" w:color="auto" w:fill="auto"/><w:vAlign w:val="center"/><w:hideMark/></w:tcPr><w:p><w:pPr><w:spacing w:after="0" w:line="240" w:lineRule="auto"/><w:rPr><w:rFonts w:ascii="Arial" w:eastAsia="Times New Roman" w:hAnsi="Arial" w:cs="Arial"/><w:kern w:val="0"/><w:sz w:val="20"/><w:szCs w:val="20"/><w14:ligatures w14:val="none"/></w:rPr></w:pPr><w:r><w:rPr><w:rFonts w:ascii="Arial" w:eastAsia="Times New Roman" w:hAnsi="Arial" w:cs="Arial"/><w:kern w:val="0"/><w:sz w:val="20"/><w:szCs w:val="20"/><w14:ligatures w14:val="none"/></w:rPr><w:t> {ket_18}</w:t></w:r></w:p></w:tc></w:tr><w:tr><w:trPr><w:gridAfter w:val="4"/><w:wAfter w:w="1490" w:type="dxa"/><w:trHeight w:val="567"/></w:trPr><w:tc><w:tcPr><w:tcW w:w="730" w:type="dxa"/><w:tcBorders><w:top w:val="nil"/><w:left w:val="single" w:sz="4" w:space="0" w:color="auto"/><w:bottom w:val="single" w:sz="4" w:space="0" w:color="auto"/><w:right w:val="single" w:sz="4" w:space="0" w:color="auto"/></w:tcBorders><w:shd w:val="clear" w:color="auto" w:fill="auto"/><w:vAlign w:val="center"/><w:hideMark/></w:tcPr><w:p><w:pPr><w:spacing w:after="0" w:line="240" w:lineRule="auto"/><w:jc w:val="center"/><w:rPr><w:rFonts w:ascii="Arial" w:eastAsia="Times New Roman" w:hAnsi="Arial" w:cs="Arial"/><w:kern w:val="0"/><w:sz w:val="20"/><w:szCs w:val="20"/><w14:ligatures w14:val="none"/></w:rPr></w:pPr><w:r><w:rPr><w:rFonts w:ascii="Arial" w:eastAsia="Times New Roman" w:hAnsi="Arial" w:cs="Arial"/><w:kern w:val="0"/><w:sz w:val="20"/><w:szCs w:val="20"/><w14:ligatures w14:val="none"/></w:rPr><w:t>19</w:t></w:r></w:p></w:tc><w:tc><w:tcPr><w:tcW w:w="3018" w:type="dxa"/><w:gridSpan w:val="2"/><w:tcBorders><w:top w:val="nil"/><w:left w:val="nil"/><w:bottom w:val="single" w:sz="4" w:space="0" w:color="auto"/><w:right w:val="single" w:sz="4" w:space="0" w:color="auto"/></w:tcBorders><w:shd w:val="clear" w:color="auto" w:fill="auto"/><w:vAlign w:val="center"/><w:hideMark/></w:tcPr><w:p><w:pPr><w:spacing w:after="0" w:line="240" w:lineRule="auto"/><w:jc w:val="both"/><w:rPr><w:rFonts w:ascii="Arial" w:eastAsia="Times New Roman" w:hAnsi="Arial" w:cs="Arial"/><w:kern w:val="0"/><w:sz w:val="20"/><w:szCs w:val="20"/><w14:ligatures w14:val="none"/></w:rPr></w:pPr><w:r><w:rPr><w:rFonts w:ascii="Arial" w:eastAsia="Times New Roman" w:hAnsi="Arial" w:cs="Arial"/><w:kern w:val="0"/><w:sz w:val="20"/><w:szCs w:val="20"/><w14:ligatures w14:val="none"/></w:rPr><w:t>Pemenuhan Persetujuan Teknis Emisi</w:t></w:r></w:p></w:tc><w:tc><w:tcPr><w:tcW w:w="1017" w:type="dxa"/><w:gridSpan w:val="3"/><w:tcBorders><w:top w:val="nil"/><w:left w:val="nil"/><w:bottom w:val="single" w:sz="4" w:space="0" w:color="auto"/><w:right w:val="single" w:sz="4" w:space="0" w:color="auto"/></w:tcBorders><w:shd w:val="clear" w:color="auto" w:fill="auto"/><w:vAlign w:val="center"/><w:hideMark/></w:tcPr><w:p><w:pPr><w:spacing w:after="0" w:line="240" w:lineRule="auto"/><w:jc w:val="center"/><w:rPr><w:rFonts w:ascii="Arial" w:eastAsia="Times New Roman" w:hAnsi="Arial" w:cs="Arial"/><w:kern w:val="0"/><w:sz w:val="20"/><w:szCs w:val="20"/><w14:ligatures w14:val="none"/></w:rPr></w:pPr><w:r><w:rPr><w:rFonts w:ascii="Arial" w:eastAsia="Times New Roman" w:hAnsi="Arial" w:cs="Arial"/><w:kern w:val="0"/><w:sz w:val="20"/><w:szCs w:val="20"/><w14:ligatures w14:val="none"/></w:rPr><w:t>{ada_19}</w:t></w:r></w:p></w:tc><w:tc><w:tcPr><w:tcW w:w="1396" w:type="dxa"/><w:tcBorders><w:top w:val="single" w:sz="4" w:space="0" w:color="auto"/><w:left w:val="nil"/><w:bottom w:val="single" w:sz="4" w:space="0" w:color="auto"/><w:right w:val="single" w:sz="4" w:space="0" w:color="auto"/></w:tcBorders><w:vAlign w:val="center"/></w:tcPr><w:p><w:pPr><w:spacing w:after="0" w:line="240" w:lineRule="auto"/><w:jc w:val="center"/><w:rPr><w:rFonts w:ascii="Arial" w:eastAsia="Times New Roman" w:hAnsi="Arial" w:cs="Arial"/><w:kern w:val="0"/><w:sz w:val="20"/><w:szCs w:val="20"/><w14:ligatures w14:val="none"/></w:rPr></w:pPr><w:r><w:rPr><w:rFonts w:ascii="Arial" w:eastAsia="Times New Roman" w:hAnsi="Arial" w:cs="Arial"/><w:kern w:val="0"/><w:sz w:val="20"/><w:szCs w:val="20"/><w14:ligatures w14:val="none"/></w:rPr><w:t>{tdk_ada_19}</w:t></w:r></w:p></w:tc><w:tc><w:tcPr><w:tcW w:w="1262" w:type="dxa"/><w:tcBorders><w:top w:val="nil"/><w:left w:val="single" w:sz="4" w:space="0" w:color="auto"/><w:bottom w:val="single" w:sz="4" w:space="0" w:color="auto"/><w:right w:val="single" w:sz="4" w:space="0" w:color="auto"/></w:tcBorders><w:vAlign w:val="center"/></w:tcPr><w:p><w:pPr><w:spacing w:after="0" w:line="240" w:lineRule="auto"/><w:jc w:val="center"/><w:rPr><w:rFonts w:ascii="Arial" w:eastAsia="Times New Roman" w:hAnsi="Arial" w:cs="Arial"/><w:kern w:val="0"/><w:sz w:val="20"/><w:szCs w:val="20"/><w14:ligatures w14:val="none"/></w:rPr></w:pPr><w:r><w:rPr><w:rFonts w:ascii="Arial" w:eastAsia="Times New Roman" w:hAnsi="Arial" w:cs="Arial"/><w:kern w:val="0"/><w:sz w:val="20"/><w:szCs w:val="20"/><w14:ligatures w14:val="none"/></w:rPr><w:t>{sesuai_19}</w:t></w:r></w:p></w:tc><w:tc><w:tcPr><w:tcW w:w="1640" w:type="dxa"/><w:tcBorders><w:top w:val="nil"/><w:left w:val="single" w:sz="4" w:space="0" w:color="auto"/><w:bottom w:val="single" w:sz="4" w:space="0" w:color="auto"/><w:right w:val="single" w:sz="4" w:space="0" w:color="auto"/></w:tcBorders><w:vAlign w:val="center"/></w:tcPr><w:p><w:pPr><w:spacing w:after="0" w:line="240" w:lineRule="auto"/><w:jc w:val="center"/><w:rPr><w:rFonts w:ascii="Arial" w:eastAsia="Times New Roman" w:hAnsi="Arial" w:cs="Arial"/><w:kern w:val="0"/><w:sz w:val="20"/><w:szCs w:val="20"/><w14:ligatures w14:val="none"/></w:rPr></w:pPr><w:r><w:rPr><w:rFonts w:ascii="Arial" w:eastAsia="Times New Roman" w:hAnsi="Arial" w:cs="Arial"/><w:kern w:val="0"/><w:sz w:val="20"/><w:szCs w:val="20"/><w14:ligatures w14:val="none"/></w:rPr><w:t>{tdk_sesuai_19}</w:t></w:r></w:p></w:tc><w:tc><w:tcPr><w:tcW w:w="1455" w:type="dxa"/><w:tcBorders><w:top w:val="nil"/><w:left w:val="single" w:sz="4" w:space="0" w:color="auto"/><w:bottom w:val="single" w:sz="4" w:space="0" w:color="auto"/><w:right w:val="single" w:sz="4" w:space="0" w:color="auto"/></w:tcBorders><w:shd w:val="clear" w:color="auto" w:fill="auto"/><w:vAlign w:val="center"/><w:hideMark/></w:tcPr><w:p><w:pPr><w:spacing w:after="0" w:line="240" w:lineRule="auto"/><w:rPr><w:rFonts w:ascii="Arial" w:eastAsia="Times New Roman" w:hAnsi="Arial" w:cs="Arial"/><w:kern w:val="0"/><w:sz w:val="20"/><w:szCs w:val="20"/><w14:ligatures w14:val="none"/></w:rPr></w:pPr><w:r><w:rPr><w:rFonts w:ascii="Arial" w:eastAsia="Times New Roman" w:hAnsi="Arial" w:cs="Arial"/><w:kern w:val="0"/><w:sz w:val="20"/><w:szCs w:val="20"/><w14:ligatures w14:val="none"/></w:rPr><w:t> {ket_19}</w:t></w:r></w:p></w:tc></w:tr><w:tr><w:trPr><w:gridAfter w:val="4"/><w:wAfter w:w="1490" w:type="dxa"/><w:trHeight w:val="567"/></w:trPr><w:tc><w:tcPr><w:tcW w:w="730" w:type="dxa"/><w:tcBorders><w:top w:val="nil"/><w:left w:val="single" w:sz="4" w:space="0" w:color="auto"/><w:bottom w:val="single" w:sz="4" w:space="0" w:color="auto"/><w:right w:val="single" w:sz="4" w:space="0" w:color="auto"/></w:tcBorders><w:shd w:val="clear" w:color="auto" w:fill="auto"/><w:vAlign w:val="center"/><w:hideMark/></w:tcPr><w:p><w:pPr><w:spacing w:after="0" w:line="240" w:lineRule="auto"/><w:jc w:val="center"/><w:rPr><w:rFonts w:ascii="Arial" w:eastAsia="Times New Roman" w:hAnsi="Arial" w:cs="Arial"/><w:kern w:val="0"/><w:sz w:val="20"/><w:szCs w:val="20"/><w14:ligatures w14:val="none"/></w:rPr></w:pPr><w:r><w:rPr><w:rFonts w:ascii="Arial" w:eastAsia="Times New Roman" w:hAnsi="Arial" w:cs="Arial"/><w:kern w:val="0"/><w:sz w:val="20"/><w:szCs w:val="20"/><w14:ligatures w14:val="none"/></w:rPr><w:t>20</w:t></w:r></w:p></w:tc><w:tc><w:tcPr><w:tcW w:w="3018" w:type="dxa"/><w:gridSpan w:val="2"/><w:tcBorders><w:top w:val="nil"/><w:left w:val="nil"/><w:bottom w:val="single" w:sz="4" w:space="0" w:color="auto"/><w:right w:val="single" w:sz="4" w:space="0" w:color="auto"/></w:tcBorders><w:shd w:val="clear" w:color="auto" w:fill="auto"/><w:vAlign w:val="center"/><w:hideMark/></w:tcPr><w:p><w:pPr><w:spacing w:after="0" w:line="240" w:lineRule="auto"/><w:jc w:val="both"/><w:rPr><w:rFonts w:ascii="Arial" w:eastAsia="Times New Roman" w:hAnsi="Arial" w:cs="Arial"/><w:kern w:val="0"/><w:sz w:val="20"/><w:szCs w:val="20"/><w14:ligatures w14:val="none"/></w:rPr></w:pPr><w:r><w:rPr><w:rFonts w:ascii="Arial" w:eastAsia="Times New Roman" w:hAnsi="Arial" w:cs="Arial"/><w:kern w:val="0"/><w:sz w:val="20"/><w:szCs w:val="20"/><w14:ligatures w14:val="none"/></w:rPr><w:t>Pemenuhan Persetujuan Teknis Andalalin</w:t></w:r></w:p></w:tc><w:tc><w:tcPr><w:tcW w:w="1017" w:type="dxa"/><w:gridSpan w:val="3"/><w:tcBorders><w:top w:val="nil"/><w:left w:val="nil"/><w:bottom w:val="single" w:sz="4" w:space="0" w:color="auto"/><w:right w:val="single" w:sz="4" w:space="0" w:color="auto"/></w:tcBorders><w:shd w:val="clear" w:color="auto" w:fill="auto"/><w:vAlign w:val="center"/><w:hideMark/></w:tcPr><w:p><w:pPr><w:spacing w:after="0" w:line="240" w:lineRule="auto"/><w:jc w:val="center"/><w:rPr><w:rFonts w:ascii="Arial" w:eastAsia="Times New Roman" w:hAnsi="Arial" w:cs="Arial"/><w:kern w:val="0"/><w:sz w:val="20"/><w:szCs w:val="20"/><w14:ligatures w14:val="none"/></w:rPr></w:pPr><w:r><w:rPr><w:rFonts w:ascii="Arial" w:eastAsia="Times New Roman" w:hAnsi="Arial" w:cs="Arial"/><w:kern w:val="0"/><w:sz w:val="20"/><w:szCs w:val="20"/><w14:ligatures w14:val="none"/></w:rPr><w:t>{ada_20}</w:t></w:r></w:p></w:tc><w:tc><w:tcPr><w:tcW w:w="1396" w:type="dxa"/><w:tcBorders><w:top w:val="single" w:sz="4" w:space="0" w:color="auto"/><w:left w:val="nil"/><w:bottom w:val="single" w:sz="4" w:space="0" w:color="auto"/><w:right w:val="single" w:sz="4" w:space="0" w:color="auto"/></w:tcBorders><w:vAlign w:val="center"/></w:tcPr><w:p><w:pPr><w:spacing w:after="0" w:line="240" w:lineRule="auto"/><w:jc w:val="center"/><w:rPr><w:rFonts w:ascii="Arial" w:eastAsia="Times New Roman" w:hAnsi="Arial" w:cs="Arial"/><w:kern w:val="0"/><w:sz w:val="20"/><w:szCs w:val="20"/><w14:ligatures w14:val="none"/></w:rPr></w:pPr><w:r><w:rPr><w:rFonts w:ascii="Arial" w:eastAsia="Times New Roman" w:hAnsi="Arial" w:cs="Arial"/><w:kern w:val="0"/><w:sz w:val="20"/><w:szCs w:val="20"/><w14:ligatures w14:val="none"/></w:rPr><w:t>{tdk_ada_20}</w:t></w:r></w:p></w:tc><w:tc><w:tcPr><w:tcW w:w="1262" w:type="dxa"/><w:tcBorders><w:top w:val="nil"/><w:left w:val="single" w:sz="4" w:space="0" w:color="auto"/><w:bottom w:val="single" w:sz="4" w:space="0" w:color="auto"/><w:right w:val="single" w:sz="4" w:space="0" w:color="auto"/></w:tcBorders><w:vAlign w:val="center"/></w:tcPr><w:p><w:pPr><w:spacing w:after="0" w:line="240" w:lineRule="auto"/><w:jc w:val="center"/><w:rPr><w:rFonts w:ascii="Arial" w:eastAsia="Times New Roman" w:hAnsi="Arial" w:cs="Arial"/><w:kern w:val="0"/><w:sz w:val="20"/><w:szCs w:val="20"/><w14:ligatures w14:val="none"/></w:rPr></w:pPr><w:r><w:rPr><w:rFonts w:ascii="Arial" w:eastAsia="Times New Roman" w:hAnsi="Arial" w:cs="Arial"/><w:kern w:val="0"/><w:sz w:val="20"/><w:szCs w:val="20"/><w14:ligatures w14:val="none"/></w:rPr><w:t>{sesuai_20}</w:t></w:r></w:p></w:tc><w:tc><w:tcPr><w:tcW w:w="1640" w:type="dxa"/><w:tcBorders><w:top w:val="nil"/><w:left w:val="single" w:sz="4" w:space="0" w:color="auto"/><w:bottom w:val="single" w:sz="4" w:space="0" w:color="auto"/><w:right w:val="single" w:sz="4" w:space="0" w:color="auto"/></w:tcBorders><w:vAlign w:val="center"/></w:tcPr><w:p><w:pPr><w:spacing w:after="0" w:line="240" w:lineRule="auto"/><w:jc w:val="center"/><w:rPr><w:rFonts w:ascii="Arial" w:eastAsia="Times New Roman" w:hAnsi="Arial" w:cs="Arial"/><w:kern w:val="0"/><w:sz w:val="20"/><w:szCs w:val="20"/><w14:ligatures w14:val="none"/></w:rPr></w:pPr><w:r><w:rPr><w:rFonts w:ascii="Arial" w:eastAsia="Times New Roman" w:hAnsi="Arial" w:cs="Arial"/><w:kern w:val="0"/><w:sz w:val="20"/><w:szCs w:val="20"/><w14:ligatures w14:val="none"/></w:rPr><w:t>{tdk_sesuai_20}</w:t></w:r></w:p></w:tc><w:tc><w:tcPr><w:tcW w:w="1455" w:type="dxa"/><w:tcBorders><w:top w:val="nil"/><w:left w:val="single" w:sz="4" w:space="0" w:color="auto"/><w:bottom w:val="single" w:sz="4" w:space="0" w:color="auto"/><w:right w:val="single" w:sz="4" w:space="0" w:color="auto"/></w:tcBorders><w:shd w:val="clear" w:color="auto" w:fill="auto"/><w:vAlign w:val="center"/><w:hideMark/></w:tcPr><w:p><w:pPr><w:spacing w:after="0" w:line="240" w:lineRule="auto"/><w:rPr><w:rFonts w:ascii="Arial" w:eastAsia="Times New Roman" w:hAnsi="Arial" w:cs="Arial"/><w:kern w:val="0"/><w:sz w:val="20"/><w:szCs w:val="20"/><w14:ligatures w14:val="none"/></w:rPr></w:pPr><w:r><w:rPr><w:rFonts w:ascii="Arial" w:eastAsia="Times New Roman" w:hAnsi="Arial" w:cs="Arial"/><w:kern w:val="0"/><w:sz w:val="20"/><w:szCs w:val="20"/><w14:ligatures w14:val="none"/></w:rPr><w:t> {ket_20}</w:t></w:r></w:p></w:tc></w:tr><w:tr><w:trPr><w:gridAfter w:val="4"/><w:wAfter w:w="1490" w:type="dxa"/><w:trHeight w:val="567"/></w:trPr><w:tc><w:tcPr><w:tcW w:w="730" w:type="dxa"/><w:tcBorders><w:top w:val="nil"/><w:left w:val="single" w:sz="4" w:space="0" w:color="auto"/><w:bottom w:val="single" w:sz="4" w:space="0" w:color="auto"/><w:right w:val="single" w:sz="4" w:space="0" w:color="auto"/></w:tcBorders><w:shd w:val="clear" w:color="auto" w:fill="auto"/><w:vAlign w:val="center"/><w:hideMark/></w:tcPr><w:p><w:pPr><w:spacing w:after="0" w:line="240" w:lineRule="auto"/><w:jc w:val="center"/><w:rPr><w:rFonts w:ascii="Arial" w:eastAsia="Times New Roman" w:hAnsi="Arial" w:cs="Arial"/><w:kern w:val="0"/><w:sz w:val="20"/><w:szCs w:val="20"/><w14:ligatures w14:val="none"/></w:rPr></w:pPr><w:r><w:rPr><w:rFonts w:ascii="Arial" w:eastAsia="Times New Roman" w:hAnsi="Arial" w:cs="Arial"/><w:kern w:val="0"/><w:sz w:val="20"/><w:szCs w:val="20"/><w14:ligatures w14:val="none"/></w:rPr><w:t>21</w:t></w:r></w:p></w:tc><w:tc><w:tcPr><w:tcW w:w="3018" w:type="dxa"/><w:gridSpan w:val="2"/><w:tcBorders><w:top w:val="nil"/><w:left w:val="nil"/><w:bottom w:val="single" w:sz="4" w:space="0" w:color="auto"/><w:right w:val="single" w:sz="4" w:space="0" w:color="auto"/></w:tcBorders><w:shd w:val="clear" w:color="auto" w:fill="auto"/><w:vAlign w:val="center"/><w:hideMark/></w:tcPr><w:p><w:pPr><w:spacing w:after="0" w:line="240" w:lineRule="auto"/><w:jc w:val="both"/><w:rPr><w:rFonts w:ascii="Arial" w:eastAsia="Times New Roman" w:hAnsi="Arial" w:cs="Arial"/><w:kern w:val="0"/><w:sz w:val="20"/><w:szCs w:val="20"/><w14:ligatures w14:val="none"/></w:rPr></w:pPr><w:r><w:rPr><w:rFonts w:ascii="Arial" w:eastAsia="Times New Roman" w:hAnsi="Arial" w:cs="Arial"/><w:kern w:val="0"/><w:sz w:val="20"/><w:szCs w:val="20"/><w14:ligatures w14:val="none"/></w:rPr><w:t>Hasil Penapisan Kewajiban Pemenuhan Persetujuan Teknis</w:t></w:r></w:p></w:tc><w:tc><w:tcPr><w:tcW w:w="1017" w:type="dxa"/><w:gridSpan w:val="3"/><w:tcBorders><w:top w:val="nil"/><w:left w:val="nil"/><w:bottom w:val="single" w:sz="4" w:space="0" w:color="auto"/><w:right w:val="single" w:sz="4" w:space="0" w:color="auto"/></w:tcBorders><w:shd w:val="clear" w:color="auto" w:fill="auto"/><w:vAlign w:val="center"/><w:hideMark/></w:tcPr><w:p><w:pPr><w:spacing w:after="0" w:line="240" w:lineRule="auto"/><w:jc w:val="center"/><w:rPr><w:rFonts w:ascii="Arial" w:eastAsia="Times New Roman" w:hAnsi="Arial" w:cs="Arial"/><w:kern w:val="0"/><w:sz w:val="20"/><w:szCs w:val="20"/><w14:ligatures w14:val="none"/></w:rPr></w:pPr><w:r><w:rPr><w:rFonts w:ascii="Arial" w:eastAsia="Times New Roman" w:hAnsi="Arial" w:cs="Arial"/><w:kern w:val="0"/><w:sz w:val="20"/><w:szCs w:val="20"/><w14:ligatures w14:val="none"/></w:rPr><w:t>{ada_21}</w:t></w:r></w:p></w:tc><w:tc><w:tcPr><w:tcW w:w="1396" w:type="dxa"/><w:tcBorders><w:top w:val="single" w:sz="4" w:space="0" w:color="auto"/><w:left w:val="nil"/><w:bottom w:val="single" w:sz="4" w:space="0" w:color="auto"/><w:right w:val="single" w:sz="4" w:space="0" w:color="auto"/></w:tcBorders><w:vAlign w:val="center"/></w:tcPr><w:p><w:pPr><w:spacing w:after="0" w:line="240" w:lineRule="auto"/><w:jc w:val="center"/><w:rPr><w:rFonts w:ascii="Arial" w:eastAsia="Times New Roman" w:hAnsi="Arial" w:cs="Arial"/><w:kern w:val="0"/><w:sz w:val="20"/><w:szCs w:val="20"/><w14:ligatures w14:val="none"/></w:rPr></w:pPr><w:r><w:rPr><w:rFonts w:ascii="Arial" w:eastAsia="Times New Roman" w:hAnsi="Arial" w:cs="Arial"/><w:kern w:val="0"/><w:sz w:val="20"/><w:szCs w:val="20"/><w14:ligatures w14:val="none"/></w:rPr><w:t>{tdk_ada_21}</w:t></w:r></w:p></w:tc><w:tc><w:tcPr><w:tcW w:w="1262" w:type="dxa"/><w:tcBorders><w:top w:val="nil"/><w:left w:val="single" w:sz="4" w:space="0" w:color="auto"/><w:bottom w:val="single" w:sz="4" w:space="0" w:color="auto"/><w:right w:val="single" w:sz="4" w:space="0" w:color="auto"/></w:tcBorders><w:vAlign w:val="center"/></w:tcPr><w:p><w:pPr><w:spacing w:after="0" w:line="240" w:lineRule="auto"/><w:jc w:val="center"/><w:rPr><w:rFonts w:ascii="Arial" w:eastAsia="Times New Roman" w:hAnsi="Arial" w:cs="Arial"/><w:kern w:val="0"/><w:sz w:val="20"/><w:szCs w:val="20"/><w14:ligatures w14:val="none"/></w:rPr></w:pPr><w:r><w:rPr><w:rFonts w:ascii="Arial" w:eastAsia="Times New Roman" w:hAnsi="Arial" w:cs="Arial"/><w:kern w:val="0"/><w:sz w:val="20"/><w:szCs w:val="20"/><w14:ligatures w14:val="none"/></w:rPr><w:t>{sesuai_21}</w:t></w:r></w:p></w:tc><w:tc><w:tcPr><w:tcW w:w="1640" w:type="dxa"/><w:tcBorders><w:top w:val="nil"/><w:left w:val="single" w:sz="4" w:space="0" w:color="auto"/><w:bottom w:val="single" w:sz="4" w:space="0" w:color="auto"/><w:right w:val="single" w:sz="4" w:space="0" w:color="auto"/></w:tcBorders><w:vAlign w:val="center"/></w:tcPr><w:p><w:pPr><w:spacing w:after="0" w:line="240" w:lineRule="auto"/><w:jc w:val="center"/><w:rPr><w:rFonts w:ascii="Arial" w:eastAsia="Times New Roman" w:hAnsi="Arial" w:cs="Arial"/><w:kern w:val="0"/><w:sz w:val="20"/><w:szCs w:val="20"/><w14:ligatures w14:val="none"/></w:rPr></w:pPr><w:r><w:rPr><w:rFonts w:ascii="Arial" w:eastAsia="Times New Roman" w:hAnsi="Arial" w:cs="Arial"/><w:kern w:val="0"/><w:sz w:val="20"/><w:szCs w:val="20"/><w14:ligatures w14:val="none"/></w:rPr><w:t>{tdk_sesuai_21}</w:t></w:r></w:p></w:tc><w:tc><w:tcPr><w:tcW w:w="1455" w:type="dxa"/><w:tcBorders><w:top w:val="nil"/><w:left w:val="single" w:sz="4" w:space="0" w:color="auto"/><w:bottom w:val="single" w:sz="4" w:space="0" w:color="auto"/><w:right w:val="single" w:sz="4" w:space="0" w:color="auto"/></w:tcBorders><w:shd w:val="clear" w:color="auto" w:fill="auto"/><w:vAlign w:val="center"/><w:hideMark/></w:tcPr><w:p><w:pPr><w:spacing w:after="0" w:line="240" w:lineRule="auto"/><w:rPr><w:rFonts w:ascii="Arial" w:eastAsia="Times New Roman" w:hAnsi="Arial" w:cs="Arial"/><w:kern w:val="0"/><w:sz w:val="20"/><w:szCs w:val="20"/><w14:ligatures w14:val="none"/></w:rPr></w:pPr><w:r><w:rPr><w:rFonts w:ascii="Arial" w:eastAsia="Times New Roman" w:hAnsi="Arial" w:cs="Arial"/><w:kern w:val="0"/><w:sz w:val="20"/><w:szCs w:val="20"/><w14:ligatures w14:val="none"/></w:rPr><w:t> {ket_21}</w:t></w:r></w:p></w:tc></w:tr><w:tr><w:trPr><w:gridAfter w:val="4"/><w:wAfter w:w="1490" w:type="dxa"/><w:trHeight w:val="567"/></w:trPr><w:tc><w:tcPr><w:tcW w:w="730" w:type="dxa"/><w:tcBorders><w:top w:val="nil"/><w:left w:val="single" w:sz="4" w:space="0" w:color="auto"/><w:bottom w:val="single" w:sz="4" w:space="0" w:color="auto"/><w:right w:val="single" w:sz="4" w:space="0" w:color="auto"/></w:tcBorders><w:shd w:val="clear" w:color="auto" w:fill="auto"/><w:vAlign w:val="center"/><w:hideMark/></w:tcPr><w:p><w:pPr><w:spacing w:after="0" w:line="240" w:lineRule="auto"/><w:jc w:val="center"/><w:rPr><w:rFonts w:ascii="Arial" w:eastAsia="Times New Roman" w:hAnsi="Arial" w:cs="Arial"/><w:kern w:val="0"/><w:sz w:val="20"/><w:szCs w:val="20"/><w14:ligatures w14:val="none"/></w:rPr></w:pPr><w:r><w:rPr><w:rFonts w:ascii="Arial" w:eastAsia="Times New Roman" w:hAnsi="Arial" w:cs="Arial"/><w:kern w:val="0"/><w:sz w:val="20"/><w:szCs w:val="20"/><w14:ligatures w14:val="none"/></w:rPr><w:t>22</w:t></w:r></w:p></w:tc><w:tc><w:tcPr><w:tcW w:w="3018" w:type="dxa"/><w:gridSpan w:val="2"/><w:tcBorders><w:top w:val="nil"/><w:left w:val="nil"/><w:bottom w:val="single" w:sz="4" w:space="0" w:color="auto"/><w:right w:val="single" w:sz="4" w:space="0" w:color="auto"/></w:tcBorders><w:shd w:val="clear" w:color="auto" w:fill="auto"/><w:vAlign w:val="center"/><w:hideMark/></w:tcPr><w:p><w:pPr><w:spacing w:after="0" w:line="240" w:lineRule="auto"/><w:jc w:val="both"/><w:rPr><w:rFonts w:ascii="Arial" w:eastAsia="Times New Roman" w:hAnsi="Arial" w:cs="Arial"/><w:kern w:val="0"/><w:sz w:val="20"/><w:szCs w:val="20"/><w14:ligatures w14:val="none"/></w:rPr></w:pPr><w:r><w:rPr><w:rFonts w:ascii="Arial" w:eastAsia="Times New Roman" w:hAnsi="Arial" w:cs="Arial"/><w:kern w:val="0"/><w:sz w:val="20"/><w:szCs w:val="20"/><w14:ligatures w14:val="none"/></w:rPr><w:t>Bukti Upload Permohonan pada AMDALNET dan/atau SIDARLING</w:t></w:r></w:p></w:tc><w:tc><w:tcPr><w:tcW w:w="1017" w:type="dxa"/><w:gridSpan w:val="3"/><w:tcBorders><w:top w:val="nil"/><w:left w:val="nil"/><w:bottom w:val="single" w:sz="4" w:space="0" w:color="auto"/><w:right w:val="single" w:sz="4" w:space="0" w:color="auto"/></w:tcBorders><w:shd w:val="clear" w:color="auto" w:fill="auto"/><w:vAlign w:val="center"/><w:hideMark/></w:tcPr><w:p><w:pPr><w:spacing w:after="0" w:line="240" w:lineRule="auto"/><w:jc w:val="center"/><w:rPr><w:rFonts w:ascii="Arial" w:eastAsia="Times New Roman" w:hAnsi="Arial" w:cs="Arial"/><w:kern w:val="0"/><w:sz w:val="20"/><w:szCs w:val="20"/><w14:ligatures w14:val="none"/></w:rPr></w:pPr><w:r><w:rPr><w:rFonts w:ascii="Arial" w:eastAsia="Times New Roman" w:hAnsi="Arial" w:cs="Arial"/><w:kern w:val="0"/><w:sz w:val="20"/><w:szCs w:val="20"/><w14:ligatures w14:val="none"/></w:rPr><w:t>{ada_22}</w:t></w:r></w:p></w:tc><w:tc><w:tcPr><w:tcW w:w="1396" w:type="dxa"/><w:tcBorders><w:top w:val="single" w:sz="4" w:space="0" w:color="auto"/><w:left w:val="nil"/><w:bottom w:val="single" w:sz="4" w:space="0" w:color="auto"/><w:right w:val="single" w:sz="4" w:space="0" w:color="auto"/></w:tcBorders><w:vAlign w:val="center"/></w:tcPr><w:p><w:pPr><w:spacing w:after="0" w:line="240" w:lineRule="auto"/><w:jc w:val="center"/><w:rPr><w:rFonts w:ascii="Arial" w:eastAsia="Times New Roman" w:hAnsi="Arial" w:cs="Arial"/><w:kern w:val="0"/><w:sz w:val="20"/><w:szCs w:val="20"/><w14:ligatures w14:val="none"/></w:rPr></w:pPr><w:r><w:rPr><w:rFonts w:ascii="Arial" w:eastAsia="Times New Roman" w:hAnsi="Arial" w:cs="Arial"/><w:kern w:val="0"/><w:sz w:val="20"/><w:szCs w:val="20"/><w14:ligatures w14:val="none"/></w:rPr><w:t>{tdk_ada_22}</w:t></w:r></w:p></w:tc><w:tc><w:tcPr><w:tcW w:w="1262" w:type="dxa"/><w:tcBorders><w:top w:val="nil"/><w:left w:val="single" w:sz="4" w:space="0" w:color="auto"/><w:bottom w:val="single" w:sz="4" w:space="0" w:color="auto"/><w:right w:val="single" w:sz="4" w:space="0" w:color="auto"/></w:tcBorders><w:vAlign w:val="center"/></w:tcPr><w:p><w:pPr><w:spacing w:after="0" w:line="240" w:lineRule="auto"/><w:jc w:val="center"/><w:rPr><w:rFonts w:ascii="Arial" w:eastAsia="Times New Roman" w:hAnsi="Arial" w:cs="Arial"/><w:kern w:val="0"/><w:sz w:val="20"/><w:szCs w:val="20"/><w14:ligatures w14:val="none"/></w:rPr></w:pPr><w:r><w:rPr><w:rFonts w:ascii="Arial" w:eastAsia="Times New Roman" w:hAnsi="Arial" w:cs="Arial"/><w:kern w:val="0"/><w:sz w:val="20"/><w:szCs w:val="20"/><w14:ligatures w14:val="none"/></w:rPr><w:t>{sesuai_22}</w:t></w:r></w:p></w:tc><w:tc><w:tcPr><w:tcW w:w="1640" w:type="dxa"/><w:tcBorders><w:top w:val="nil"/><w:left w:val="single" w:sz="4" w:space="0" w:color="auto"/><w:bottom w:val="single" w:sz="4" w:space="0" w:color="auto"/><w:right w:val="single" w:sz="4" w:space="0" w:color="auto"/></w:tcBorders><w:vAlign w:val="center"/></w:tcPr><w:p><w:pPr><w:spacing w:after="0" w:line="240" w:lineRule="auto"/><w:jc w:val="center"/><w:rPr><w:rFonts w:ascii="Arial" w:eastAsia="Times New Roman" w:hAnsi="Arial" w:cs="Arial"/><w:kern w:val="0"/><w:sz w:val="20"/><w:szCs w:val="20"/><w14:ligatures w14:val="none"/></w:rPr></w:pPr><w:r><w:rPr><w:rFonts w:ascii="Arial" w:eastAsia="Times New Roman" w:hAnsi="Arial" w:cs="Arial"/><w:kern w:val="0"/><w:sz w:val="20"/><w:szCs w:val="20"/><w14:ligatures w14:val="none"/></w:rPr><w:t>{tdk_sesuai_22}</w:t></w:r></w:p></w:tc><w:tc><w:tcPr><w:tcW w:w="1455" w:type="dxa"/><w:tcBorders><w:top w:val="nil"/><w:left w:val="single" w:sz="4" w:space="0" w:color="auto"/><w:bottom w:val="single" w:sz="4" w:space="0" w:color="auto"/><w:right w:val="single" w:sz="4" w:space="0" w:color="auto"/></w:tcBorders><w:shd w:val="clear" w:color="auto" w:fill="auto"/><w:vAlign w:val="center"/><w:hideMark/></w:tcPr><w:p><w:pPr><w:spacing w:after="0" w:line="240" w:lineRule="auto"/><w:rPr><w:rFonts w:ascii="Arial" w:eastAsia="Times New Roman" w:hAnsi="Arial" w:cs="Arial"/><w:kern w:val="0"/><w:sz w:val="20"/><w:szCs w:val="20"/><w14:ligatures w14:val="none"/></w:rPr></w:pPr><w:r><w:rPr><w:rFonts w:ascii="Arial" w:eastAsia="Times New Roman" w:hAnsi="Arial" w:cs="Arial"/><w:kern w:val="0"/><w:sz w:val="20"/><w:szCs w:val="20"/><w14:ligatures w14:val="none"/></w:rPr><w:t> {ket_22}</w:t></w:r></w:p></w:tc></w:tr><w:tr><w:trPr><w:trHeight w:val="96"/></w:trPr><w:tc><w:tcPr><w:tcW w:w="730" w:type="dxa"/><w:tcBorders><w:top w:val="nil"/><w:left w:val="nil"/><w:bottom w:val="nil"/><w:right w:val="nil"/></w:tcBorders><w:shd w:val="clear" w:color="auto" w:fill="auto"/><w:vAlign w:val="center"/></w:tcPr><w:p><w:pPr><w:spacing w:after="0" w:line="240" w:lineRule="auto"/><w:rPr><w:rFonts w:ascii="Arial" w:eastAsia="Times New Roman" w:hAnsi="Arial" w:cs="Arial"/><w:kern w:val="0"/><w:sz w:val="20"/><w:szCs w:val="20"/><w14:ligatures w14:val="none"/></w:rPr></w:pPr></w:p></w:tc><w:tc><w:tcPr><w:tcW w:w="577" w:type="dxa"/><w:tcBorders><w:top w:val="nil"/><w:left w:val="nil"/><w:bottom w:val="nil"/><w:right w:val="nil"/></w:tcBorders><w:shd w:val="clear" w:color="auto" w:fill="auto"/><w:vAlign w:val="center"/></w:tcPr><w:p><w:pPr><w:spacing w:after="0" w:line="240" w:lineRule="auto"/><w:rPr><w:rFonts w:ascii="Arial" w:eastAsia="Times New Roman" w:hAnsi="Arial" w:cs="Arial"/><w:kern w:val="0"/><w:sz w:val="20"/><w:szCs w:val="20"/><w14:ligatures w14:val="none"/></w:rPr></w:pPr></w:p></w:tc><w:tc><w:tcPr><w:tcW w:w="3018" w:type="dxa"/><w:gridSpan w:val="2"/><w:tcBorders><w:top w:val="nil"/><w:left w:val="nil"/><w:bottom w:val="nil"/><w:right w:val="nil"/></w:tcBorders><w:shd w:val="clear" w:color="auto" w:fill="auto"/><w:vAlign w:val="center"/></w:tcPr><w:p><w:pPr><w:spacing w:after="0" w:line="240" w:lineRule="auto"/><w:rPr><w:rFonts w:ascii="Arial" w:eastAsia="Times New Roman" w:hAnsi="Arial" w:cs="Arial"/><w:kern w:val="0"/><w:sz w:val="20"/><w:szCs w:val="20"/><w14:ligatures w14:val="none"/></w:rPr></w:pPr></w:p></w:tc><w:tc><w:tcPr><w:tcW w:w="338" w:type="dxa"/><w:tcBorders><w:top w:val="nil"/><w:left w:val="nil"/><w:bottom w:val="nil"/><w:right w:val="nil"/></w:tcBorders></w:tcPr><w:p><w:pPr><w:spacing w:after="0" w:line="240" w:lineRule="auto"/><w:rPr><w:rFonts w:ascii="Arial" w:eastAsia="Times New Roman" w:hAnsi="Arial" w:cs="Arial"/><w:kern w:val="0"/><w:sz w:val="20"/><w:szCs w:val="20"/><w14:ligatures w14:val="none"/></w:rPr></w:pPr></w:p></w:tc><w:tc><w:tcPr><w:tcW w:w="6432" w:type="dxa"/><w:gridSpan w:val="6"/><w:tcBorders><w:top w:val="nil"/><w:left w:val="nil"/><w:bottom w:val="nil"/><w:right w:val="nil"/></w:tcBorders><w:vAlign w:val="center"/></w:tcPr><w:p><w:pPr><w:spacing w:after="0" w:line="240" w:lineRule="auto"/><w:jc w:val="center"/><w:rPr><w:rFonts w:ascii="Arial" w:eastAsia="Times New Roman" w:hAnsi="Arial" w:cs="Arial"/><w:kern w:val="0"/><w:sz w:val="20"/><w:szCs w:val="20"/><w14:ligatures w14:val="none"/></w:rPr></w:pPr></w:p><w:p><w:pPr><w:spacing w:after="0" w:line="240" w:lineRule="auto"/><w:jc w:val="center"/><w:rPr><w:rFonts w:ascii="Arial" w:eastAsia="Times New Roman" w:hAnsi="Arial" w:cs="Arial"/><w:kern w:val="0"/><w:sz w:val="20"/><w:szCs w:val="20"/><w14:ligatures w14:val="none"/></w:rPr></w:pPr></w:p></w:tc><w:tc><w:tcPr><w:tcW w:w="224" w:type="dxa"/><w:tcBorders><w:top w:val="nil"/><w:left w:val="nil"/><w:bottom w:val="nil"/><w:right w:val="nil"/></w:tcBorders><w:shd w:val="clear" w:color="auto" w:fill="auto"/><w:vAlign w:val="center"/><w:hideMark/></w:tcPr><w:p><w:pPr><w:spacing w:after="0" w:line="240" w:lineRule="auto"/><w:rPr><w:rFonts w:ascii="Arial" w:eastAsia="Times New Roman" w:hAnsi="Arial" w:cs="Arial"/><w:kern w:val="0"/><w:sz w:val="20"/><w:szCs w:val="20"/><w14:ligatures w14:val="none"/></w:rPr></w:pPr></w:p></w:tc><w:tc><w:tcPr><w:tcW w:w="240" w:type="dxa"/><w:tcBorders><w:top w:val="nil"/><w:left w:val="nil"/><w:bottom w:val="nil"/><w:right w:val="nil"/></w:tcBorders></w:tcPr><w:p><w:pPr><w:spacing w:after="0" w:line="240" w:lineRule="auto"/><w:rPr><w:rFonts w:ascii="Arial" w:eastAsia="Times New Roman" w:hAnsi="Arial" w:cs="Arial"/><w:kern w:val="0"/><w:sz w:val="20"/><w:szCs w:val="20"/><w14:ligatures w14:val="none"/></w:rPr></w:pPr></w:p></w:tc><w:tc><w:tcPr><w:tcW w:w="449" w:type="dxa"/><w:tcBorders><w:top w:val="nil"/><w:left w:val="nil"/><w:bottom w:val="nil"/><w:right w:val="nil"/></w:tcBorders><w:shd w:val="clear" w:color="auto" w:fill="auto"/><w:vAlign w:val="center"/><w:hideMark/></w:tcPr><w:p><w:pPr><w:spacing w:after="0" w:line="240" w:lineRule="auto"/><w:rPr><w:rFonts w:ascii="Arial" w:eastAsia="Times New Roman" w:hAnsi="Arial" w:cs="Arial"/><w:kern w:val="0"/><w:sz w:val="20"/><w:szCs w:val="20"/><w14:ligatures w14:val="none"/></w:rPr></w:pPr></w:p></w:tc></w:tr></w:tbl><w:tbl><w:tblPr><w:tblStyle w:val="TableGrid"/><w:tblW w:w="9634" w:type="dxa"/><w:tblLook w:val="04A0" w:firstRow="1" w:lastRow="0" w:firstColumn="1" w:lastColumn="0" w:noHBand="0" w:noVBand="1"/></w:tblPr><w:tblGrid><w:gridCol w:w="3114"/><w:gridCol w:w="283"/><w:gridCol w:w="6237"/></w:tblGrid><w:tr><w:trPr><w:trHeight w:val="659"/></w:trPr><w:tc><w:tcPr><w:tcW w:w="3114" w:type="dxa"/></w:tcPr><w:p><w:pPr><w:jc w:val="both"/><w:rPr><w:rFonts w:ascii="Arial" w:hAnsi="Arial" w:cs="Arial"/><w:sz w:val="24"/><w:szCs w:val="24"/></w:rPr></w:pPr><w:r><w:rPr><w:rFonts w:ascii="Arial" w:hAnsi="Arial" w:cs="Arial"/><w:sz w:val="24"/><w:szCs w:val="24"/></w:rPr><w:t xml:space="preserve">Hasil </w:t></w:r><w:proofErr w:type="spellStart"/><w:r><w:rPr><w:rFonts w:ascii="Arial" w:hAnsi="Arial" w:cs="Arial"/><w:sz w:val="24"/><w:szCs w:val="24"/></w:rPr><w:t>Verifikasi</w:t></w:r><w:proofErr w:type="spellEnd"/><w:r><w:rPr><w:rFonts w:ascii="Arial" w:hAnsi="Arial" w:cs="Arial"/><w:sz w:val="24"/><w:szCs w:val="24"/></w:rPr><w:t xml:space="preserve"> Uji </w:t></w:r><w:proofErr w:type="spellStart"/><w:r><w:rPr><w:rFonts w:ascii="Arial" w:hAnsi="Arial" w:cs="Arial"/><w:sz w:val="24"/><w:szCs w:val="24"/></w:rPr><w:t>Administrasi</w:t></w:r><w:proofErr w:type="spellEnd"/><w:r><w:rPr><w:rFonts w:ascii="Arial" w:hAnsi="Arial" w:cs="Arial"/><w:sz w:val="24"/><w:szCs w:val="24"/></w:rPr><w:t xml:space="preserve"> </w:t></w:r></w:p></w:tc><w:tc><w:tcPr><w:tcW w:w="283" w:type="dxa"/></w:tcPr><w:p><w:pPr><w:rPr><w:rFonts w:ascii="Arial" w:hAnsi="Arial" w:cs="Arial"/><w:sz w:val="24"/><w:szCs w:val="24"/></w:rPr></w:pPr><w:r><w:rPr><w:rFonts w:ascii="Arial" w:hAnsi="Arial" w:cs="Arial"/><w:sz w:val="24"/><w:szCs w:val="24"/></w:rPr><w:t>:</w:t></w:r></w:p></w:tc><w:tc><w:tcPr><w:tcW w:w="6237" w:type="dxa"/></w:tcPr><w:p><w:pPr><w:rPr><w:rFonts w:ascii="Arial" w:hAnsi="Arial" w:cs="Arial"/><w:sz w:val="24"/><w:szCs w:val="24"/></w:rPr></w:pPr><w:r><w:rPr><w:rFonts w:ascii="Arial" w:hAnsi="Arial" w:cs="Arial"/><w:sz w:val="24"/><w:szCs w:val="24"/></w:rPr><w:t>{</w:t></w:r><w:proofErr w:type="spellStart"/><w:r><w:rPr><w:rFonts w:ascii="Arial" w:hAnsi="Arial" w:cs="Arial"/><w:sz w:val="24"/><w:szCs w:val="24"/></w:rPr><w:t>hasil_verifikasi_uji</w:t></w:r><w:proofErr w:type="spellEnd"/><w:r><w:rPr><w:rFonts w:ascii="Arial" w:hAnsi="Arial" w:cs="Arial"/><w:sz w:val="24"/><w:szCs w:val="24"/></w:rPr><w:t>}</w:t></w:r></w:p></w:tc></w:tr><w:tr><w:trPr><w:trHeight w:val="683"/></w:trPr><w:tc><w:tcPr><w:tcW w:w="3114" w:type="dxa"/></w:tcPr><w:p><w:pPr><w:jc w:val="both"/><w:rPr><w:rFonts w:ascii="Arial" w:hAnsi="Arial" w:cs="Arial"/><w:sz w:val="24"/><w:szCs w:val="24"/></w:rPr></w:pPr><w:proofErr w:type="spellStart"/><w:r><w:rPr><w:rFonts w:ascii="Arial" w:hAnsi="Arial" w:cs="Arial"/><w:sz w:val="24"/><w:szCs w:val="24"/></w:rPr><w:t>Catatan</w:t></w:r><w:proofErr w:type="spellEnd"/><w:r><w:rPr><w:rFonts w:ascii="Arial" w:hAnsi="Arial" w:cs="Arial"/><w:sz w:val="24"/><w:szCs w:val="24"/></w:rPr><w:t xml:space="preserve"> </w:t></w:r><w:proofErr w:type="spellStart"/><w:r><w:rPr><w:rFonts w:ascii="Arial" w:hAnsi="Arial" w:cs="Arial"/><w:sz w:val="24"/><w:szCs w:val="24"/></w:rPr><w:t>untuk</w:t></w:r><w:proofErr w:type="spellEnd"/><w:r><w:rPr><w:rFonts w:ascii="Arial" w:hAnsi="Arial" w:cs="Arial"/><w:sz w:val="24"/><w:szCs w:val="24"/></w:rPr><w:t xml:space="preserve"> </w:t></w:r><w:proofErr w:type="spellStart"/><w:r><w:rPr><w:rFonts w:ascii="Arial" w:hAnsi="Arial" w:cs="Arial"/><w:sz w:val="24"/><w:szCs w:val="24"/></w:rPr><w:t>pemrakarsa</w:t></w:r><w:proofErr w:type="spellEnd"/><w:r><w:rPr><w:rFonts w:ascii="Arial" w:hAnsi="Arial" w:cs="Arial"/><w:sz w:val="24"/><w:szCs w:val="24"/></w:rPr><w:t xml:space="preserve"> </w:t></w:r><w:proofErr w:type="spellStart"/><w:r><w:rPr><w:rFonts w:ascii="Arial" w:hAnsi="Arial" w:cs="Arial"/><w:sz w:val="24"/><w:szCs w:val="24"/></w:rPr><w:t>atau</w:t></w:r><w:proofErr w:type="spellEnd"/><w:r><w:rPr><w:rFonts w:ascii="Arial" w:hAnsi="Arial" w:cs="Arial"/><w:sz w:val="24"/><w:szCs w:val="24"/></w:rPr><w:t xml:space="preserve"> </w:t></w:r><w:proofErr w:type="spellStart"/><w:r><w:rPr><w:rFonts w:ascii="Arial" w:hAnsi="Arial" w:cs="Arial"/><w:sz w:val="24"/><w:szCs w:val="24"/></w:rPr><w:t>Konsultan</w:t></w:r><w:proofErr w:type="spellEnd"/></w:p></w:tc><w:tc><w:tcPr><w:tcW w:w="283" w:type="dxa"/></w:tcPr><w:p><w:pPr><w:rPr><w:rFonts w:ascii="Arial" w:hAnsi="Arial" w:cs="Arial"/><w:sz w:val="24"/><w:szCs w:val="24"/></w:rPr></w:pPr><w:r><w:rPr><w:rFonts w:ascii="Arial" w:hAnsi="Arial" w:cs="Arial"/><w:sz w:val="24"/><w:szCs w:val="24"/></w:rPr><w:t>:</w:t></w:r></w:p></w:tc><w:tc><w:tcPr><w:tcW w:w="6237" w:type="dxa"/></w:tcPr><w:p><w:pPr><w:rPr><w:rFonts w:ascii="Arial" w:hAnsi="Arial" w:cs="Arial"/><w:sz w:val="24"/><w:szCs w:val="24"/></w:rPr></w:pPr><w:r><w:rPr><w:rFonts w:ascii="Arial" w:hAnsi="Arial" w:cs="Arial"/><w:sz w:val="24"/><w:szCs w:val="24"/></w:rPr><w:t>{</w:t></w:r><w:proofErr w:type="spellStart"/><w:r><w:rPr><w:rFonts w:ascii="Arial" w:hAnsi="Arial" w:cs="Arial"/><w:sz w:val="24"/><w:szCs w:val="24"/></w:rPr><w:t>keterangan</w:t></w:r><w:proofErr w:type="spellEnd"/><w:r><w:rPr><w:rFonts w:ascii="Arial" w:hAnsi="Arial" w:cs="Arial"/><w:sz w:val="24"/><w:szCs w:val="24"/></w:rPr><w:t>}</w:t></w:r></w:p></w:tc></w:tr></w:tbl><w:p><w:pPr><w:ind w:firstLine="720"/><w:jc w:val="both"/><w:rPr><w:rFonts w:ascii="Arial" w:hAnsi="Arial" w:cs="Arial"/><w:sz w:val="24"/><w:szCs w:val="24"/></w:rPr></w:pPr></w:p><w:p><w:pPr><w:ind w:firstLine="720"/><w:jc w:val="both"/><w:rPr><w:rFonts w:ascii="Arial" w:hAnsi="Arial" w:cs="Arial"/><w:sz w:val="24"/><w:szCs w:val="24"/></w:rPr></w:pPr><w:proofErr w:type="spellStart"/><w:r><w:rPr><w:rFonts w:ascii="Arial" w:hAnsi="Arial" w:cs="Arial"/><w:sz w:val="24"/><w:szCs w:val="24"/></w:rPr><w:t>Demikian</w:t></w:r><w:proofErr w:type="spellEnd"/><w:r><w:rPr><w:rFonts w:ascii="Arial" w:hAnsi="Arial" w:cs="Arial"/><w:sz w:val="24"/><w:szCs w:val="24"/></w:rPr><w:t xml:space="preserve"> </w:t></w:r><w:proofErr w:type="spellStart"/><w:r><w:rPr><w:rFonts w:ascii="Arial" w:hAnsi="Arial" w:cs="Arial"/><w:sz w:val="24"/><w:szCs w:val="24"/></w:rPr><w:t>hasil</w:t></w:r><w:proofErr w:type="spellEnd"/><w:r><w:rPr><w:rFonts w:ascii="Arial" w:hAnsi="Arial" w:cs="Arial"/><w:sz w:val="24"/><w:szCs w:val="24"/></w:rPr><w:t xml:space="preserve"> </w:t></w:r><w:proofErr w:type="spellStart"/><w:r><w:rPr><w:rFonts w:ascii="Arial" w:hAnsi="Arial" w:cs="Arial"/><w:sz w:val="24"/><w:szCs w:val="24"/></w:rPr><w:t>pemeriksaan</w:t></w:r><w:proofErr w:type="spellEnd"/><w:r><w:rPr><w:rFonts w:ascii="Arial" w:hAnsi="Arial" w:cs="Arial"/><w:sz w:val="24"/><w:szCs w:val="24"/></w:rPr><w:t xml:space="preserve"> </w:t></w:r><w:proofErr w:type="spellStart"/><w:r><w:rPr><w:rFonts w:ascii="Arial" w:hAnsi="Arial" w:cs="Arial"/><w:sz w:val="24"/><w:szCs w:val="24"/></w:rPr><w:t>a</w:t></w:r><w:r><w:rPr><w:rFonts w:ascii="Arial" w:hAnsi="Arial" w:cs="Arial"/><w:sz w:val="24"/><w:szCs w:val="24"/></w:rPr><w:t>dministrasi</w:t></w:r><w:proofErr w:type="spellEnd"/><w:r><w:rPr><w:rFonts w:ascii="Arial" w:hAnsi="Arial" w:cs="Arial"/><w:sz w:val="24"/><w:szCs w:val="24"/></w:rPr><w:t xml:space="preserve"> </w:t></w:r><w:proofErr w:type="spellStart"/><w:r><w:rPr><w:rFonts w:ascii="Arial" w:hAnsi="Arial" w:cs="Arial"/><w:sz w:val="24"/><w:szCs w:val="24"/></w:rPr><w:t>Dokumen</w:t></w:r><w:proofErr w:type="spellEnd"/><w:r><w:rPr><w:rFonts w:ascii="Arial" w:hAnsi="Arial" w:cs="Arial"/><w:sz w:val="24"/><w:szCs w:val="24"/></w:rPr><w:t xml:space="preserve"> </w:t></w:r><w:proofErr w:type="spellStart"/><w:r><w:rPr><w:rFonts w:ascii="Arial" w:hAnsi="Arial" w:cs="Arial"/><w:sz w:val="24"/><w:szCs w:val="24"/></w:rPr><w:t>Lingkungan</w:t></w:r><w:proofErr w:type="spellEnd"/><w:r><w:rPr><w:rFonts w:ascii="Arial" w:hAnsi="Arial" w:cs="Arial"/><w:sz w:val="24"/><w:szCs w:val="24"/></w:rPr><w:t xml:space="preserve"> </w:t></w:r><w:proofErr w:type="spellStart"/><w:r><w:rPr><w:rFonts w:ascii="Arial" w:hAnsi="Arial" w:cs="Arial"/><w:sz w:val="24"/><w:szCs w:val="24"/></w:rPr><w:t>ini</w:t></w:r><w:proofErr w:type="spellEnd"/><w:r><w:rPr><w:rFonts w:ascii="Arial" w:hAnsi="Arial" w:cs="Arial"/><w:sz w:val="24"/><w:szCs w:val="24"/></w:rPr><w:t xml:space="preserve"> </w:t></w:r><w:proofErr w:type="spellStart"/><w:r><w:rPr><w:rFonts w:ascii="Arial" w:hAnsi="Arial" w:cs="Arial"/><w:sz w:val="24"/><w:szCs w:val="24"/></w:rPr><w:t>selanjutnya</w:t></w:r><w:proofErr w:type="spellEnd"/><w:r><w:rPr><w:rFonts w:ascii="Arial" w:hAnsi="Arial" w:cs="Arial"/><w:sz w:val="24"/><w:szCs w:val="24"/></w:rPr><w:t xml:space="preserve"> agar </w:t></w:r><w:proofErr w:type="spellStart"/><w:r><w:rPr><w:rFonts w:ascii="Arial" w:hAnsi="Arial" w:cs="Arial"/><w:sz w:val="24"/><w:szCs w:val="24"/></w:rPr><w:t>dapat</w:t></w:r><w:proofErr w:type="spellEnd"/><w:r><w:rPr><w:rFonts w:ascii="Arial" w:hAnsi="Arial" w:cs="Arial"/><w:sz w:val="24"/><w:szCs w:val="24"/></w:rPr><w:t xml:space="preserve"> </w:t></w:r><w:proofErr w:type="spellStart"/><w:r><w:rPr><w:rFonts w:ascii="Arial" w:hAnsi="Arial" w:cs="Arial"/><w:sz w:val="24"/><w:szCs w:val="24"/></w:rPr><w:t>d</w:t></w:r><w:r><w:rPr><w:rFonts w:ascii="Arial" w:hAnsi="Arial" w:cs="Arial"/><w:sz w:val="24"/><w:szCs w:val="24"/></w:rPr><w:t>iproses</w:t></w:r><w:proofErr w:type="spellEnd"/><w:r><w:rPr><w:rFonts w:ascii="Arial" w:hAnsi="Arial" w:cs="Arial"/><w:sz w:val="24"/><w:szCs w:val="24"/></w:rPr><w:t xml:space="preserve"> </w:t></w:r><w:proofErr w:type="spellStart"/><w:r><w:rPr><w:rFonts w:ascii="Arial" w:hAnsi="Arial" w:cs="Arial"/><w:sz w:val="24"/><w:szCs w:val="24"/></w:rPr><w:t>lebih</w:t></w:r><w:proofErr w:type="spellEnd"/><w:r><w:rPr><w:rFonts w:ascii="Arial" w:hAnsi="Arial" w:cs="Arial"/><w:sz w:val="24"/><w:szCs w:val="24"/></w:rPr><w:t xml:space="preserve"> </w:t></w:r><w:proofErr w:type="spellStart"/><w:r><w:rPr><w:rFonts w:ascii="Arial" w:hAnsi="Arial" w:cs="Arial"/><w:sz w:val="24"/><w:szCs w:val="24"/></w:rPr><w:t>lanjut</w:t></w:r><w:proofErr w:type="spellEnd"/></w:p><w:tbl><w:tblPr><w:tblStyle w:val="TableGrid"/><w:tblW w:w="6804" w:type="dxa"/><w:tblInd w:w="2835" w:type="dxa"/><w:tblBorders><w:top w:val="none" w:sz="0" w:space="0" w:color="auto"/><w:left w:val="none" w:sz="0" w:space="0" w:color="auto"/><w:bottom w:val="none" w:sz="0" w:space="0" w:color="auto"/><w:right w:val="none" w:sz="0" w:space="0" w:color="auto"/><w:insideH w:val="none" w:sz="0" w:space="0" w:color="auto"/><w:insideV w:val="none" w:sz="0" w:space="0" w:color="auto"/></w:tblBorders><w:tblLayout w:type="fixed"/><w:tblLook w:val="04A0" w:firstRow="1" w:lastRow="0" w:firstColumn="1" w:lastColumn="0" w:noHBand="0" w:noVBand="1"/></w:tblPr><w:tblGrid><w:gridCol w:w="850"/><w:gridCol w:w="3970"/><w:gridCol w:w="1984"/></w:tblGrid><w:tr><w:trPr><w:gridAfter w:val="1"/><w:wAfter w:w="1984" w:type="dxa"/><w:trHeight w:val="527"/></w:trPr><w:tc><w:tcPr><w:tcW w:w="4820" w:type="dxa"/><w:gridSpan w:val="2"/><w:vAlign w:val="center"/></w:tcPr><w:p><w:pPr><w:spacing w:line="360" w:lineRule="auto"/><w:jc w:val="both"/><w:rPr><w:rFonts w:ascii="Arial" w:hAnsi="Arial" w:cs="Arial"/><w:sz w:val="24"/><w:szCs w:val="24"/></w:rPr></w:pPr><w:proofErr w:type="spellStart"/><w:r><w:rPr><w:rFonts w:ascii="Arial" w:hAnsi="Arial" w:cs="Arial"/><w:sz w:val="24"/><w:szCs w:val="24"/></w:rPr><w:t>Sragen</w:t></w:r><w:proofErr w:type="spellEnd"/><w:r><w:rPr><w:rFonts w:ascii="Arial" w:hAnsi="Arial" w:cs="Arial"/><w:sz w:val="24"/><w:szCs w:val="24"/></w:rPr><w:t>, {</w:t></w:r><w:proofErr w:type="spellStart"/><w:r><w:rPr><w:rFonts w:ascii="Arial" w:hAnsi="Arial" w:cs="Arial"/><w:sz w:val="24"/><w:szCs w:val="24"/></w:rPr><w:t>hari_ini_tanggal</w:t></w:r><w:proofErr w:type="spellEnd"/><w:proofErr w:type="gramStart"/><w:r><w:rPr><w:rFonts w:ascii="Arial" w:hAnsi="Arial" w:cs="Arial"/><w:sz w:val="24"/><w:szCs w:val="24"/></w:rPr><w:t>},{</w:t></w:r><w:proofErr w:type="spellStart"/><w:proofErr w:type="gramEnd"/><w:r><w:rPr><w:rFonts w:ascii="Arial" w:hAnsi="Arial" w:cs="Arial"/><w:sz w:val="24"/><w:szCs w:val="24"/></w:rPr><w:t>hari_ini_bulan</w:t></w:r><w:proofErr w:type="spellEnd"/><w:r><w:rPr><w:rFonts w:ascii="Arial" w:hAnsi="Arial" w:cs="Arial"/><w:sz w:val="24"/><w:szCs w:val="24"/></w:rPr><w:t>}</w:t></w:r><w:r><w:rPr><w:rFonts w:ascii="Arial" w:hAnsi="Arial" w:cs="Arial"/><w:sz w:val="24"/><w:szCs w:val="24"/></w:rPr><w:t xml:space="preserve"> </w:t></w:r><w:r><w:rPr><w:rFonts w:ascii="Arial" w:hAnsi="Arial" w:cs="Arial"/><w:sz w:val="24"/><w:szCs w:val="24"/></w:rPr><w:t>{</w:t></w:r><w:proofErr w:type="spellStart"/><w:r><w:rPr><w:rFonts w:ascii="Arial" w:hAnsi="Arial" w:cs="Arial"/><w:sz w:val="24"/><w:szCs w:val="24"/></w:rPr><w:t>hari_ini_tahun</w:t></w:r><w:proofErr w:type="spellEnd"/><w:r><w:rPr><w:rFonts w:ascii="Arial" w:hAnsi="Arial" w:cs="Arial"/><w:sz w:val="24"/><w:szCs w:val="24"/></w:rPr><w:t>}</w:t></w:r></w:p><w:p><w:pPr><w:spacing w:line="360" w:lineRule="auto"/><w:jc w:val="both"/><w:rPr><w:rFonts w:ascii="Arial" w:hAnsi="Arial" w:cs="Arial"/><w:sz w:val="24"/><w:szCs w:val="24"/></w:rPr></w:pPr><w:r><w:rPr><w:rFonts w:ascii="Arial" w:hAnsi="Arial" w:cs="Arial"/><w:sz w:val="24"/><w:szCs w:val="24"/></w:rPr><w:t xml:space="preserve">Tim Uji </w:t></w:r><w:proofErr w:type="spellStart"/><w:proofErr w:type="gramStart"/><w:r><w:rPr><w:rFonts w:ascii="Arial" w:hAnsi="Arial" w:cs="Arial"/><w:sz w:val="24"/><w:szCs w:val="24"/></w:rPr><w:t>Administrasi</w:t></w:r><w:proofErr w:type="spellEnd"/><w:r><w:rPr><w:rFonts w:ascii="Arial" w:hAnsi="Arial" w:cs="Arial"/><w:sz w:val="24"/><w:szCs w:val="24"/></w:rPr><w:t xml:space="preserve"> :</w:t></w:r><w:proofErr w:type="gramEnd"/></w:p></w:tc></w:tr><w:tr><w:trPr><w:cantSplit/><w:trHeight w:val="510"/></w:trPr><w:tc><w:tcPr><w:tcW w:w="850" w:type="dxa"/></w:tcPr><w:p><w:pPr><w:spacing w:line="276" w:lineRule="auto"/><w:rPr><w:rFonts w:ascii="Arial" w:hAnsi="Arial" w:cs="Arial"/><w:sz w:val="24"/><w:szCs w:val="24"/></w:rPr></w:pPr><w:r><w:rPr><w:rFonts w:ascii="Arial" w:hAnsi="Arial" w:cs="Arial"/><w:sz w:val="24"/><w:szCs w:val="24"/></w:rPr><w:t>{#tim_penilai_</w:t></w:r><w:proofErr w:type="gramStart"/><w:r><w:rPr><w:rFonts w:ascii="Arial" w:hAnsi="Arial" w:cs="Arial"/><w:sz w:val="24"/><w:szCs w:val="24"/></w:rPr><w:t>anggota}{</w:t></w:r><w:proofErr w:type="gramEnd"/><w:r><w:rPr><w:rFonts w:ascii="Arial" w:hAnsi="Arial" w:cs="Arial"/><w:sz w:val="24"/><w:szCs w:val="24"/></w:rPr><w:t>nomor_urut}.</w:t></w:r></w:p></w:tc><w:tc><w:tcPr><w:tcW w:w="3970" w:type="dxa"/></w:tcPr><w:p><w:pPr><w:spacing w:line="276" w:lineRule="auto"/><w:rPr><w:rFonts w:ascii="Arial" w:hAnsi="Arial" w:cs="Arial"/><w:sz w:val="24"/><w:szCs w:val="24"/></w:rPr></w:pPr><w:r><w:rPr><w:rFonts w:ascii="Arial" w:hAnsi="Arial" w:cs="Arial"/><w:sz w:val="24"/><w:szCs w:val="24"/></w:rPr><w:t>{</w:t></w:r><w:proofErr w:type="spellStart"/><w:r><w:rPr><w:rFonts w:ascii="Arial" w:hAnsi="Arial" w:cs="Arial"/><w:sz w:val="24"/><w:szCs w:val="24"/></w:rPr><w:t>nama</w:t></w:r><w:proofErr w:type="spellEnd"/><w:r><w:rPr><w:rFonts w:ascii="Arial" w:hAnsi="Arial" w:cs="Arial"/><w:sz w:val="24"/><w:szCs w:val="24"/></w:rPr><w:t>}</w:t></w:r></w:p></w:tc><w:tc><w:tcPr><w:tcW w:w="1984" w:type="dxa"/></w:tcPr><w:p><w:pPr><w:spacing w:line="276" w:lineRule="auto"/><w:rPr><w:rFonts w:ascii="Arial" w:hAnsi="Arial" w:cs="Arial"/><w:sz w:val="24"/><w:szCs w:val="24"/></w:rPr></w:pPr><w:r><w:rPr><w:rFonts w:ascii="Arial" w:hAnsi="Arial" w:cs="Arial"/><w:sz w:val="24"/><w:szCs w:val="24"/></w:rPr><w:t>{</w:t></w:r><w:proofErr w:type="spellStart"/><w:r><w:rPr><w:rFonts w:ascii="Arial" w:hAnsi="Arial" w:cs="Arial"/><w:sz w:val="24"/><w:szCs w:val="24"/></w:rPr><w:t>nomor_urut</w:t></w:r><w:proofErr w:type="spellEnd"/><w:r><w:rPr><w:rFonts w:ascii="Arial" w:hAnsi="Arial" w:cs="Arial"/><w:sz w:val="24"/><w:szCs w:val="24"/></w:rPr><w:t>}.</w:t></w:r><w:r><w:rPr><w:rFonts w:ascii="Arial" w:hAnsi="Arial" w:cs="Arial"/><w:sz w:val="24"/><w:szCs w:val="24"/></w:rPr><w:t xml:space="preserve"> </w:t></w:r><w:r><w:rPr><w:rFonts w:ascii="Arial" w:hAnsi="Arial" w:cs="Arial"/><w:sz w:val="24"/><w:szCs w:val="24"/></w:rPr><w:t>.........{/</w:t></w:r><w:proofErr w:type="spellStart"/><w:r><w:rPr><w:rFonts w:ascii="Arial" w:hAnsi="Arial" w:cs="Arial"/><w:sz w:val="24"/><w:szCs w:val="24"/></w:rPr><w:t>tim_penilai_anggota</w:t></w:r><w:proofErr w:type="spellEnd"/><w:r><w:rPr><w:rFonts w:ascii="Arial" w:hAnsi="Arial" w:cs="Arial"/><w:sz w:val="24"/><w:szCs w:val="24"/></w:rPr><w:t>}</w:t></w:r></w:p></w:tc></w:tr></w:tbl><w:p><w:pPr><w:jc w:val="both"/><w:rPr><w:rFonts w:ascii="Arial" w:hAnsi="Arial" w:cs="Arial"/><w:sz w:val="24"/><w:szCs w:val="24"/></w:rPr></w:pPr></w:p><w:sectPr><w:pgSz w:w="11906" w:h="16838" w:code="9"/><w:pgMar w:top="567" w:right="849" w:bottom="1134" w:left="1440" w:header="708" w:footer="708" w:gutter="0"/><w:cols w:space="708"/><w:docGrid w:linePitch="360"/></w:sectPr></w:body></w:document>
+<file path=word/document.xml><?xml version="1.0" encoding="utf-8"?>
+<w:document xmlns:wpc="http://schemas.microsoft.com/office/word/2010/wordprocessingCanvas" xmlns:cx="http://schemas.microsoft.com/office/drawing/2014/chartex" xmlns:cx1="http://schemas.microsoft.com/office/drawing/2015/9/8/chartex" xmlns:cx2="http://schemas.microsoft.com/office/drawing/2015/10/21/chartex" xmlns:cx3="http://schemas.microsoft.com/office/drawing/2016/5/9/chartex" xmlns:cx4="http://schemas.microsoft.com/office/drawing/2016/5/10/chartex" xmlns:cx5="http://schemas.microsoft.com/office/drawing/2016/5/11/chartex" xmlns:cx6="http://schemas.microsoft.com/office/drawing/2016/5/12/chartex" xmlns:cx7="http://schemas.microsoft.com/office/drawing/2016/5/13/chartex" xmlns:cx8="http://schemas.microsoft.com/office/drawing/2016/5/14/chartex" xmlns:mc="http://schemas.openxmlformats.org/markup-compatibility/2006" xmlns:aink="http://schemas.microsoft.com/office/drawing/2016/ink" xmlns:am3d="http://schemas.microsoft.com/office/drawing/2017/model3d" xmlns:o="urn:schemas-microsoft-com:office:office" xmlns:oel="http://schemas.microsoft.com/office/2019/extlst" xmlns:r="http://schemas.openxmlformats.org/officeDocument/2006/relationships" xmlns:m="http://schemas.openxmlformats.org/officeDocument/2006/math" xmlns:v="urn:schemas-microsoft-com:vml" xmlns:wp14="http://schemas.microsoft.com/office/word/2010/wordprocessingDrawing" xmlns:wp="http://schemas.openxmlformats.org/drawingml/2006/wordprocessingDrawing" xmlns:w10="urn:schemas-microsoft-com:office:word" xmlns:w="http://schemas.openxmlformats.org/wordprocessingml/2006/main" xmlns:w14="http://schemas.microsoft.com/office/word/2010/wordml" xmlns:w15="http://schemas.microsoft.com/office/word/2012/wordml" xmlns:w16cex="http://schemas.microsoft.com/office/word/2018/wordml/cex" xmlns:w16cid="http://schemas.microsoft.com/office/word/2016/wordml/cid" xmlns:w16="http://schemas.microsoft.com/office/word/2018/wordml" xmlns:w16sdtdh="http://schemas.microsoft.com/office/word/2020/wordml/sdtdatahash" xmlns:w16se="http://schemas.microsoft.com/office/word/2015/wordml/symex" xmlns:wpg="http://schemas.microsoft.com/office/word/2010/wordprocessingGroup" xmlns:wpi="http://schemas.microsoft.com/office/word/2010/wordprocessingInk" xmlns:wne="http://schemas.microsoft.com/office/word/2006/wordml" xmlns:wps="http://schemas.microsoft.com/office/word/2010/wordprocessingShape" mc:Ignorable="w14 w15 w16se w16cid w16 w16cex w16sdtdh wp14">
+  <w:body>
+    <w:tbl>
+      <w:tblPr>
+        <w:tblpPr w:leftFromText="180" w:rightFromText="180" w:vertAnchor="text" w:horzAnchor="margin" w:tblpX="-426" w:tblpY="155"/>
+        <w:tblW w:w="9639" w:type="dxa"/>
+        <w:tblBorders>
+          <w:bottom w:val="thinThickSmallGap" w:sz="24" w:space="0" w:color="auto"/>
+          <w:insideH w:val="single" w:sz="4" w:space="0" w:color="000000"/>
+        </w:tblBorders>
+        <w:tblLook w:val="04A0" w:firstRow="1" w:lastRow="0" w:firstColumn="1" w:lastColumn="0" w:noHBand="0" w:noVBand="1"/>
+      </w:tblPr>
+      <w:tblGrid>
+        <w:gridCol w:w="1493"/>
+        <w:gridCol w:w="8146"/>
+      </w:tblGrid>
+      <w:tr>
+        <w:trPr>
+          <w:trHeight w:val="1281"/>
+        </w:trPr>
+        <w:tc>
+          <w:tcPr>
+            <w:tcW w:w="1493" w:type="dxa"/>
+          </w:tcPr>
+          <w:p>
+            <w:pPr>
+              <w:spacing w:after="0" w:line="240" w:lineRule="auto"/>
+              <w:ind w:left="1276"/>
+              <w:jc w:val="center"/>
+              <w:rPr>
+                <w:rFonts w:ascii="Book Antiqua" w:hAnsi="Book Antiqua"/>
+              </w:rPr>
+            </w:pPr>
+            <w:r>
+              <w:rPr>
+                <w:noProof/>
+                <w:sz w:val="28"/>
+                <w:szCs w:val="28"/>
+              </w:rPr>
+              <w:drawing>
+                <wp:anchor distT="0" distB="0" distL="114300" distR="114300" simplePos="0" relativeHeight="251659264" behindDoc="0" locked="0" layoutInCell="1" allowOverlap="1" wp14:anchorId="20B887FB" wp14:editId="6245689F">
+                  <wp:simplePos x="0" y="0"/>
+                  <wp:positionH relativeFrom="column">
+                    <wp:posOffset>-29922</wp:posOffset>
+                  </wp:positionH>
+                  <wp:positionV relativeFrom="paragraph">
+                    <wp:posOffset>984</wp:posOffset>
+                  </wp:positionV>
+                  <wp:extent cx="640568" cy="724120"/>
+                  <wp:effectExtent l="0" t="0" r="7620" b="0"/>
+                  <wp:wrapNone/>
+                  <wp:docPr id="444780970" name="Gambar 1"/>
+                  <wp:cNvGraphicFramePr>
+                    <a:graphicFrameLocks xmlns:a="http://schemas.openxmlformats.org/drawingml/2006/main" noChangeAspect="1"/>
+                  </wp:cNvGraphicFramePr>
+                  <a:graphic xmlns:a="http://schemas.openxmlformats.org/drawingml/2006/main">
+                    <a:graphicData uri="http://schemas.openxmlformats.org/drawingml/2006/picture">
+                      <pic:pic xmlns:pic="http://schemas.openxmlformats.org/drawingml/2006/picture">
+                        <pic:nvPicPr>
+                          <pic:cNvPr id="444780970" name="Gambar 444780970"/>
+                          <pic:cNvPicPr/>
+                        </pic:nvPicPr>
+                        <pic:blipFill>
+                          <a:blip r:embed="rId7" cstate="print">
+                            <a:extLst>
+                              <a:ext uri="{BEBA8EAE-BF5A-486C-A8C5-ECC9F3942E4B}">
+                                <a14:imgProps xmlns:a14="http://schemas.microsoft.com/office/drawing/2010/main">
+                                  <a14:imgLayer r:embed="rId8">
+                                    <a14:imgEffect>
+                                      <a14:sharpenSoften amount="50000"/>
+                                    </a14:imgEffect>
+                                    <a14:imgEffect>
+                                      <a14:brightnessContrast contrast="20000"/>
+                                    </a14:imgEffect>
+                                  </a14:imgLayer>
+                                </a14:imgProps>
+                              </a:ext>
+                              <a:ext uri="{28A0092B-C50C-407E-A947-70E740481C1C}">
+                                <a14:useLocalDpi xmlns:a14="http://schemas.microsoft.com/office/drawing/2010/main" val="0"/>
+                              </a:ext>
+                            </a:extLst>
+                          </a:blip>
+                          <a:stretch>
+                            <a:fillRect/>
+                          </a:stretch>
+                        </pic:blipFill>
+                        <pic:spPr>
+                          <a:xfrm>
+                            <a:off x="0" y="0"/>
+                            <a:ext cx="643044" cy="726919"/>
+                          </a:xfrm>
+                          <a:prstGeom prst="rect">
+                            <a:avLst/>
+                          </a:prstGeom>
+                        </pic:spPr>
+                      </pic:pic>
+                    </a:graphicData>
+                  </a:graphic>
+                  <wp14:sizeRelH relativeFrom="margin">
+                    <wp14:pctWidth>0</wp14:pctWidth>
+                  </wp14:sizeRelH>
+                  <wp14:sizeRelV relativeFrom="margin">
+                    <wp14:pctHeight>0</wp14:pctHeight>
+                  </wp14:sizeRelV>
+                </wp:anchor>
+              </w:drawing>
+            </w:r>
+          </w:p>
+        </w:tc>
+        <w:tc>
+          <w:tcPr>
+            <w:tcW w:w="8146" w:type="dxa"/>
+          </w:tcPr>
+          <w:p>
+            <w:pPr>
+              <w:spacing w:after="0" w:line="240" w:lineRule="auto"/>
+              <w:ind w:left="-187"/>
+              <w:jc w:val="center"/>
+              <w:rPr>
+                <w:rFonts w:ascii="Arial" w:hAnsi="Arial" w:cs="Arial"/>
+                <w:sz w:val="28"/>
+                <w:szCs w:val="28"/>
+              </w:rPr>
+            </w:pPr>
+            <w:r>
+              <w:rPr>
+                <w:rFonts w:ascii="Arial" w:hAnsi="Arial" w:cs="Arial"/>
+                <w:sz w:val="28"/>
+                <w:szCs w:val="28"/>
+              </w:rPr>
+              <w:t>PEMERINTAH KABUPATEN SRAGEN</w:t>
+            </w:r>
+          </w:p>
+          <w:p>
+            <w:pPr>
+              <w:spacing w:after="0" w:line="240" w:lineRule="auto"/>
+              <w:ind w:left="-187"/>
+              <w:jc w:val="center"/>
+              <w:rPr>
+                <w:rFonts w:ascii="Arial" w:hAnsi="Arial" w:cs="Arial"/>
+                <w:b/>
+                <w:bCs/>
+                <w:sz w:val="28"/>
+                <w:szCs w:val="28"/>
+              </w:rPr>
+            </w:pPr>
+            <w:r>
+              <w:rPr>
+                <w:rFonts w:ascii="Arial" w:hAnsi="Arial" w:cs="Arial"/>
+                <w:b/>
+                <w:bCs/>
+                <w:sz w:val="28"/>
+                <w:szCs w:val="28"/>
+              </w:rPr>
+              <w:t>DINAS LINGKUNGAN HIDUP</w:t>
+            </w:r>
+          </w:p>
+          <w:p>
+            <w:pPr>
+              <w:spacing w:after="0" w:line="240" w:lineRule="auto"/>
+              <w:ind w:left="-187" w:right="-30"/>
+              <w:jc w:val="center"/>
+              <w:rPr>
+                <w:rFonts w:ascii="Arial Narrow" w:hAnsi="Arial Narrow" w:cs="Arial"/>
+                <w:sz w:val="20"/>
+                <w:szCs w:val="20"/>
+              </w:rPr>
+            </w:pPr>
+            <w:r>
+              <w:rPr>
+                <w:rFonts w:ascii="Arial Narrow" w:hAnsi="Arial Narrow" w:cs="Arial"/>
+                <w:sz w:val="20"/>
+                <w:szCs w:val="20"/>
+              </w:rPr>
+              <w:t xml:space="preserve">Jalan </w:t>
+            </w:r>
+            <w:proofErr w:type="spellStart"/>
+            <w:r>
+              <w:rPr>
+                <w:rFonts w:ascii="Arial Narrow" w:hAnsi="Arial Narrow" w:cs="Arial"/>
+                <w:sz w:val="20"/>
+                <w:szCs w:val="20"/>
+              </w:rPr>
+              <w:t>Ronggowarsito</w:t>
+            </w:r>
+            <w:proofErr w:type="spellEnd"/>
+            <w:r>
+              <w:rPr>
+                <w:rFonts w:ascii="Arial Narrow" w:hAnsi="Arial Narrow" w:cs="Arial"/>
+                <w:sz w:val="20"/>
+                <w:szCs w:val="20"/>
+              </w:rPr>
+              <w:t xml:space="preserve"> </w:t>
+            </w:r>
+            <w:proofErr w:type="spellStart"/>
+            <w:r>
+              <w:rPr>
+                <w:rFonts w:ascii="Arial Narrow" w:hAnsi="Arial Narrow" w:cs="Arial"/>
+                <w:sz w:val="20"/>
+                <w:szCs w:val="20"/>
+              </w:rPr>
+              <w:t>Nomor</w:t>
+            </w:r>
+            <w:proofErr w:type="spellEnd"/>
+            <w:r>
+              <w:rPr>
+                <w:rFonts w:ascii="Arial Narrow" w:hAnsi="Arial Narrow" w:cs="Arial"/>
+                <w:sz w:val="20"/>
+                <w:szCs w:val="20"/>
+              </w:rPr>
+              <w:t xml:space="preserve"> 18B, </w:t>
+            </w:r>
+            <w:proofErr w:type="spellStart"/>
+            <w:r>
+              <w:rPr>
+                <w:rFonts w:ascii="Arial Narrow" w:hAnsi="Arial Narrow" w:cs="Arial"/>
+                <w:sz w:val="20"/>
+                <w:szCs w:val="20"/>
+              </w:rPr>
+              <w:t>Sragen</w:t>
+            </w:r>
+            <w:proofErr w:type="spellEnd"/>
+            <w:r>
+              <w:rPr>
+                <w:rFonts w:ascii="Arial Narrow" w:hAnsi="Arial Narrow" w:cs="Arial"/>
+                <w:sz w:val="20"/>
+                <w:szCs w:val="20"/>
+              </w:rPr>
+              <w:t xml:space="preserve"> </w:t>
+            </w:r>
+            <w:proofErr w:type="spellStart"/>
+            <w:r>
+              <w:rPr>
+                <w:rFonts w:ascii="Arial Narrow" w:hAnsi="Arial Narrow" w:cs="Arial"/>
+                <w:sz w:val="20"/>
+                <w:szCs w:val="20"/>
+              </w:rPr>
+              <w:t>Wetan</w:t>
+            </w:r>
+            <w:proofErr w:type="spellEnd"/>
+            <w:r>
+              <w:rPr>
+                <w:rFonts w:ascii="Arial Narrow" w:hAnsi="Arial Narrow" w:cs="Arial"/>
+                <w:sz w:val="20"/>
+                <w:szCs w:val="20"/>
+              </w:rPr>
+              <w:t xml:space="preserve">, </w:t>
+            </w:r>
+            <w:proofErr w:type="spellStart"/>
+            <w:r>
+              <w:rPr>
+                <w:rFonts w:ascii="Arial Narrow" w:hAnsi="Arial Narrow" w:cs="Arial"/>
+                <w:sz w:val="20"/>
+                <w:szCs w:val="20"/>
+              </w:rPr>
+              <w:t>Sragen</w:t>
+            </w:r>
+            <w:proofErr w:type="spellEnd"/>
+            <w:r>
+              <w:rPr>
+                <w:rFonts w:ascii="Arial Narrow" w:hAnsi="Arial Narrow" w:cs="Arial"/>
+                <w:sz w:val="20"/>
+                <w:szCs w:val="20"/>
+              </w:rPr>
+              <w:t xml:space="preserve">, </w:t>
+            </w:r>
+            <w:proofErr w:type="spellStart"/>
+            <w:r>
+              <w:rPr>
+                <w:rFonts w:ascii="Arial Narrow" w:hAnsi="Arial Narrow" w:cs="Arial"/>
+                <w:sz w:val="20"/>
+                <w:szCs w:val="20"/>
+              </w:rPr>
+              <w:t>Jawa</w:t>
+            </w:r>
+            <w:proofErr w:type="spellEnd"/>
+            <w:r>
+              <w:rPr>
+                <w:rFonts w:ascii="Arial Narrow" w:hAnsi="Arial Narrow" w:cs="Arial"/>
+                <w:sz w:val="20"/>
+                <w:szCs w:val="20"/>
+              </w:rPr>
+              <w:t xml:space="preserve"> Tengah 57214</w:t>
+            </w:r>
+          </w:p>
+          <w:p>
+            <w:pPr>
+              <w:spacing w:after="0" w:line="240" w:lineRule="auto"/>
+              <w:ind w:left="-187" w:right="-30"/>
+              <w:jc w:val="center"/>
+              <w:rPr>
+                <w:rFonts w:ascii="Arial Narrow" w:hAnsi="Arial Narrow" w:cs="Arial"/>
+                <w:sz w:val="20"/>
+                <w:szCs w:val="20"/>
+              </w:rPr>
+            </w:pPr>
+            <w:proofErr w:type="spellStart"/>
+            <w:r>
+              <w:rPr>
+                <w:rFonts w:ascii="Arial Narrow" w:hAnsi="Arial Narrow" w:cs="Arial"/>
+                <w:sz w:val="20"/>
+                <w:szCs w:val="20"/>
+              </w:rPr>
+              <w:t>Telepon</w:t>
+            </w:r>
+            <w:proofErr w:type="spellEnd"/>
+            <w:r>
+              <w:rPr>
+                <w:rFonts w:ascii="Arial Narrow" w:hAnsi="Arial Narrow" w:cs="Arial"/>
+                <w:sz w:val="20"/>
+                <w:szCs w:val="20"/>
+              </w:rPr>
+              <w:t xml:space="preserve"> (0271) 891136, </w:t>
+            </w:r>
+            <w:proofErr w:type="spellStart"/>
+            <w:r>
+              <w:rPr>
+                <w:rFonts w:ascii="Arial Narrow" w:hAnsi="Arial Narrow" w:cs="Arial"/>
+                <w:sz w:val="20"/>
+                <w:szCs w:val="20"/>
+              </w:rPr>
+              <w:t>Faksimile</w:t>
+            </w:r>
+            <w:proofErr w:type="spellEnd"/>
+            <w:r>
+              <w:rPr>
+                <w:rFonts w:ascii="Arial Narrow" w:hAnsi="Arial Narrow" w:cs="Arial"/>
+                <w:sz w:val="20"/>
+                <w:szCs w:val="20"/>
+              </w:rPr>
+              <w:t xml:space="preserve"> (0271) 891136, </w:t>
+            </w:r>
+            <w:proofErr w:type="spellStart"/>
+            <w:r>
+              <w:rPr>
+                <w:rFonts w:ascii="Arial Narrow" w:hAnsi="Arial Narrow" w:cs="Arial"/>
+                <w:sz w:val="20"/>
+                <w:szCs w:val="20"/>
+              </w:rPr>
+              <w:t>Laman</w:t>
+            </w:r>
+            <w:proofErr w:type="spellEnd"/>
+            <w:r>
+              <w:rPr>
+                <w:rFonts w:ascii="Arial Narrow" w:hAnsi="Arial Narrow" w:cs="Arial"/>
+                <w:sz w:val="20"/>
+                <w:szCs w:val="20"/>
+              </w:rPr>
+              <w:t xml:space="preserve"> www.dlh.sragenkab.go.id, Pos-</w:t>
+            </w:r>
+            <w:proofErr w:type="spellStart"/>
+            <w:r>
+              <w:rPr>
+                <w:rFonts w:ascii="Arial Narrow" w:hAnsi="Arial Narrow" w:cs="Arial"/>
+                <w:sz w:val="20"/>
+                <w:szCs w:val="20"/>
+              </w:rPr>
+              <w:t>el</w:t>
+            </w:r>
+            <w:proofErr w:type="spellEnd"/>
+            <w:r>
+              <w:rPr>
+                <w:rFonts w:ascii="Arial Narrow" w:hAnsi="Arial Narrow" w:cs="Arial"/>
+                <w:sz w:val="20"/>
+                <w:szCs w:val="20"/>
+              </w:rPr>
+              <w:t xml:space="preserve"> dlh.sragenkab.go.id</w:t>
+            </w:r>
+          </w:p>
+        </w:tc>
+      </w:tr>
+    </w:tbl>
+    <w:p>
+      <w:pPr>
+        <w:spacing w:after="0"/>
+        <w:jc w:val="center"/>
+        <w:rPr>
+          <w:rFonts w:ascii="Arial" w:hAnsi="Arial" w:cs="Arial"/>
+          <w:sz w:val="24"/>
+          <w:szCs w:val="24"/>
+        </w:rPr>
+      </w:pPr>
+    </w:p>
+    <w:p>
+      <w:pPr>
+        <w:spacing w:after="0"/>
+        <w:jc w:val="center"/>
+        <w:rPr>
+          <w:rFonts w:ascii="Arial" w:hAnsi="Arial" w:cs="Arial"/>
+          <w:b/>
+          <w:bCs/>
+          <w:sz w:val="24"/>
+          <w:szCs w:val="24"/>
+        </w:rPr>
+      </w:pPr>
+      <w:r>
+        <w:rPr>
+          <w:rFonts w:ascii="Arial" w:hAnsi="Arial" w:cs="Arial"/>
+          <w:b/>
+          <w:bCs/>
+          <w:sz w:val="24"/>
+          <w:szCs w:val="24"/>
+        </w:rPr>
+        <w:t xml:space="preserve">BERITA ACARA </w:t>
+      </w:r>
+    </w:p>
+    <w:p>
+      <w:pPr>
+        <w:spacing w:after="0"/>
+        <w:jc w:val="center"/>
+        <w:rPr>
+          <w:rFonts w:ascii="Arial" w:hAnsi="Arial" w:cs="Arial"/>
+          <w:b/>
+          <w:bCs/>
+          <w:sz w:val="24"/>
+          <w:szCs w:val="24"/>
+        </w:rPr>
+      </w:pPr>
+      <w:r>
+        <w:rPr>
+          <w:rFonts w:ascii="Arial" w:hAnsi="Arial" w:cs="Arial"/>
+          <w:b/>
+          <w:bCs/>
+          <w:sz w:val="24"/>
+          <w:szCs w:val="24"/>
+        </w:rPr>
+        <w:t>VERIFIKASI U</w:t>
+      </w:r>
+      <w:r>
+        <w:rPr>
+          <w:rFonts w:ascii="Arial" w:hAnsi="Arial" w:cs="Arial"/>
+          <w:b/>
+          <w:bCs/>
+          <w:sz w:val="24"/>
+          <w:szCs w:val="24"/>
+        </w:rPr>
+        <w:t>JI ADMINISTRASI</w:t>
+      </w:r>
+    </w:p>
+    <w:p>
+      <w:pPr>
+        <w:spacing w:after="0" w:line="276" w:lineRule="auto"/>
+        <w:jc w:val="center"/>
+        <w:rPr>
+          <w:rFonts w:ascii="Arial" w:hAnsi="Arial" w:cs="Arial"/>
+          <w:sz w:val="24"/>
+          <w:szCs w:val="24"/>
+        </w:rPr>
+      </w:pPr>
+      <w:r>
+        <w:rPr>
+          <w:rFonts w:ascii="Arial" w:hAnsi="Arial" w:cs="Arial"/>
+          <w:sz w:val="24"/>
+          <w:szCs w:val="24"/>
+        </w:rPr>
+        <w:t>{NAMA_KEGIATAN} DI {LOKASI_KEGIATAN}</w:t>
+      </w:r>
+    </w:p>
+    <w:p>
+      <w:pPr>
+        <w:spacing w:after="0" w:line="276" w:lineRule="auto"/>
+        <w:jc w:val="center"/>
+        <w:rPr>
+          <w:rFonts w:ascii="Arial" w:hAnsi="Arial" w:cs="Arial"/>
+          <w:sz w:val="24"/>
+          <w:szCs w:val="24"/>
+        </w:rPr>
+      </w:pPr>
+      <w:proofErr w:type="gramStart"/>
+      <w:r>
+        <w:rPr>
+          <w:rFonts w:ascii="Arial" w:hAnsi="Arial" w:cs="Arial"/>
+          <w:sz w:val="24"/>
+          <w:szCs w:val="24"/>
+        </w:rPr>
+        <w:t>NOMOR :</w:t>
+      </w:r>
+      <w:proofErr w:type="gramEnd"/>
+      <w:r>
+        <w:rPr>
+          <w:rFonts w:ascii="Arial" w:hAnsi="Arial" w:cs="Arial"/>
+          <w:sz w:val="24"/>
+          <w:szCs w:val="24"/>
+        </w:rPr>
+        <w:t xml:space="preserve"> </w:t>
+      </w:r>
+      <w:r>
+        <w:rPr>
+          <w:rFonts w:ascii="Arial" w:hAnsi="Arial" w:cs="Arial"/>
+          <w:sz w:val="24"/>
+          <w:szCs w:val="24"/>
+        </w:rPr>
+        <w:t>{</w:t>
+      </w:r>
+      <w:proofErr w:type="spellStart"/>
+      <w:r>
+        <w:rPr>
+          <w:rFonts w:ascii="Arial" w:hAnsi="Arial" w:cs="Arial"/>
+          <w:sz w:val="24"/>
+          <w:szCs w:val="24"/>
+        </w:rPr>
+        <w:t>nomor_uji_berkas</w:t>
+      </w:r>
+      <w:proofErr w:type="spellEnd"/>
+      <w:r>
+        <w:rPr>
+          <w:rFonts w:ascii="Arial" w:hAnsi="Arial" w:cs="Arial"/>
+          <w:sz w:val="24"/>
+          <w:szCs w:val="24"/>
+        </w:rPr>
+        <w:t>}</w:t>
+      </w:r>
+    </w:p>
+    <w:p>
+      <w:pPr>
+        <w:rPr>
+          <w:rFonts w:ascii="Arial" w:hAnsi="Arial" w:cs="Arial"/>
+          <w:sz w:val="24"/>
+          <w:szCs w:val="24"/>
+        </w:rPr>
+      </w:pPr>
+    </w:p>
+    <w:tbl>
+      <w:tblPr>
+        <w:tblStyle w:val="TableGrid"/>
+        <w:tblW w:w="9634" w:type="dxa"/>
+        <w:tblBorders>
+          <w:top w:val="none" w:sz="0" w:space="0" w:color="auto"/>
+          <w:left w:val="none" w:sz="0" w:space="0" w:color="auto"/>
+          <w:bottom w:val="none" w:sz="0" w:space="0" w:color="auto"/>
+          <w:right w:val="none" w:sz="0" w:space="0" w:color="auto"/>
+          <w:insideH w:val="none" w:sz="0" w:space="0" w:color="auto"/>
+          <w:insideV w:val="none" w:sz="0" w:space="0" w:color="auto"/>
+        </w:tblBorders>
+        <w:tblLook w:val="04A0" w:firstRow="1" w:lastRow="0" w:firstColumn="1" w:lastColumn="0" w:noHBand="0" w:noVBand="1"/>
+      </w:tblPr>
+      <w:tblGrid>
+        <w:gridCol w:w="3397"/>
+        <w:gridCol w:w="284"/>
+        <w:gridCol w:w="5953"/>
+      </w:tblGrid>
+      <w:tr>
+        <w:tc>
+          <w:tcPr>
+            <w:tcW w:w="9634" w:type="dxa"/>
+            <w:gridSpan w:val="3"/>
+          </w:tcPr>
+          <w:p>
+            <w:pPr>
+              <w:jc w:val="center"/>
+              <w:rPr>
+                <w:rFonts w:ascii="Arial" w:hAnsi="Arial" w:cs="Arial"/>
+                <w:b/>
+                <w:bCs/>
+                <w:sz w:val="24"/>
+                <w:szCs w:val="24"/>
+              </w:rPr>
+            </w:pPr>
+            <w:r>
+              <w:rPr>
+                <w:rFonts w:ascii="Arial" w:hAnsi="Arial" w:cs="Arial"/>
+                <w:b/>
+                <w:bCs/>
+                <w:sz w:val="24"/>
+                <w:szCs w:val="24"/>
+              </w:rPr>
+              <w:t>HASIL VERIFIKASI UJI ADMINISTRASI</w:t>
+            </w:r>
+          </w:p>
+          <w:p>
+            <w:pPr>
+              <w:jc w:val="center"/>
+              <w:rPr>
+                <w:rFonts w:ascii="Arial" w:hAnsi="Arial" w:cs="Arial"/>
+                <w:b/>
+                <w:bCs/>
+                <w:sz w:val="24"/>
+                <w:szCs w:val="24"/>
+              </w:rPr>
+            </w:pPr>
+          </w:p>
+        </w:tc>
+      </w:tr>
+      <w:tr>
+        <w:tc>
+          <w:tcPr>
+            <w:tcW w:w="3397" w:type="dxa"/>
+          </w:tcPr>
+          <w:p>
+            <w:pPr>
+              <w:jc w:val="both"/>
+              <w:rPr>
+                <w:rFonts w:ascii="Arial" w:hAnsi="Arial" w:cs="Arial"/>
+                <w:sz w:val="24"/>
+                <w:szCs w:val="24"/>
+              </w:rPr>
+            </w:pPr>
+            <w:proofErr w:type="spellStart"/>
+            <w:r>
+              <w:rPr>
+                <w:rFonts w:ascii="Arial" w:hAnsi="Arial" w:cs="Arial"/>
+                <w:sz w:val="24"/>
+                <w:szCs w:val="24"/>
+              </w:rPr>
+              <w:t>Nomor</w:t>
+            </w:r>
+            <w:proofErr w:type="spellEnd"/>
+            <w:r>
+              <w:rPr>
+                <w:rFonts w:ascii="Arial" w:hAnsi="Arial" w:cs="Arial"/>
+                <w:sz w:val="24"/>
+                <w:szCs w:val="24"/>
+              </w:rPr>
+              <w:t xml:space="preserve"> </w:t>
+            </w:r>
+            <w:proofErr w:type="spellStart"/>
+            <w:r>
+              <w:rPr>
+                <w:rFonts w:ascii="Arial" w:hAnsi="Arial" w:cs="Arial"/>
+                <w:sz w:val="24"/>
+                <w:szCs w:val="24"/>
+              </w:rPr>
+              <w:t>Ceklist</w:t>
+            </w:r>
+            <w:proofErr w:type="spellEnd"/>
+            <w:r>
+              <w:rPr>
+                <w:rFonts w:ascii="Arial" w:hAnsi="Arial" w:cs="Arial"/>
+                <w:sz w:val="24"/>
+                <w:szCs w:val="24"/>
+              </w:rPr>
+              <w:t xml:space="preserve"> </w:t>
+            </w:r>
+            <w:proofErr w:type="spellStart"/>
+            <w:r>
+              <w:rPr>
+                <w:rFonts w:ascii="Arial" w:hAnsi="Arial" w:cs="Arial"/>
+                <w:sz w:val="24"/>
+                <w:szCs w:val="24"/>
+              </w:rPr>
+              <w:t>Pelayanan</w:t>
+            </w:r>
+            <w:proofErr w:type="spellEnd"/>
+          </w:p>
+        </w:tc>
+        <w:tc>
+          <w:tcPr>
+            <w:tcW w:w="284" w:type="dxa"/>
+            <w:vAlign w:val="center"/>
+          </w:tcPr>
+          <w:p>
+            <w:pPr>
+              <w:jc w:val="center"/>
+              <w:rPr>
+                <w:rFonts w:ascii="Arial" w:hAnsi="Arial" w:cs="Arial"/>
+                <w:sz w:val="24"/>
+                <w:szCs w:val="24"/>
+              </w:rPr>
+            </w:pPr>
+            <w:r>
+              <w:rPr>
+                <w:rFonts w:ascii="Arial" w:hAnsi="Arial" w:cs="Arial"/>
+                <w:sz w:val="24"/>
+                <w:szCs w:val="24"/>
+              </w:rPr>
+              <w:t>:</w:t>
+            </w:r>
+          </w:p>
+        </w:tc>
+        <w:tc>
+          <w:tcPr>
+            <w:tcW w:w="5953" w:type="dxa"/>
+          </w:tcPr>
+          <w:p>
+            <w:pPr>
+              <w:jc w:val="both"/>
+              <w:rPr>
+                <w:rFonts w:ascii="Arial" w:hAnsi="Arial" w:cs="Arial"/>
+                <w:sz w:val="24"/>
+                <w:szCs w:val="24"/>
+              </w:rPr>
+            </w:pPr>
+            <w:r>
+              <w:rPr>
+                <w:rFonts w:ascii="Arial" w:hAnsi="Arial" w:cs="Arial"/>
+                <w:sz w:val="24"/>
+                <w:szCs w:val="24"/>
+              </w:rPr>
+              <w:t>{</w:t>
+            </w:r>
+            <w:proofErr w:type="spellStart"/>
+            <w:r>
+              <w:rPr>
+                <w:rFonts w:ascii="Arial" w:hAnsi="Arial" w:cs="Arial"/>
+                <w:sz w:val="24"/>
+                <w:szCs w:val="24"/>
+              </w:rPr>
+              <w:t>nomor_checklist</w:t>
+            </w:r>
+            <w:proofErr w:type="spellEnd"/>
+            <w:r>
+              <w:rPr>
+                <w:rFonts w:ascii="Arial" w:hAnsi="Arial" w:cs="Arial"/>
+                <w:sz w:val="24"/>
+                <w:szCs w:val="24"/>
+              </w:rPr>
+              <w:t>}</w:t>
+            </w:r>
+          </w:p>
+        </w:tc>
+      </w:tr>
+      <w:tr>
+        <w:tc>
+          <w:tcPr>
+            <w:tcW w:w="3397" w:type="dxa"/>
+          </w:tcPr>
+          <w:p>
+            <w:pPr>
+              <w:jc w:val="both"/>
+              <w:rPr>
+                <w:rFonts w:ascii="Arial" w:hAnsi="Arial" w:cs="Arial"/>
+                <w:sz w:val="24"/>
+                <w:szCs w:val="24"/>
+              </w:rPr>
+            </w:pPr>
+            <w:r>
+              <w:rPr>
+                <w:rFonts w:ascii="Arial" w:hAnsi="Arial" w:cs="Arial"/>
+                <w:sz w:val="24"/>
+                <w:szCs w:val="24"/>
+              </w:rPr>
+              <w:t xml:space="preserve">Nama </w:t>
+            </w:r>
+            <w:proofErr w:type="spellStart"/>
+            <w:r>
+              <w:rPr>
+                <w:rFonts w:ascii="Arial" w:hAnsi="Arial" w:cs="Arial"/>
+                <w:sz w:val="24"/>
+                <w:szCs w:val="24"/>
+              </w:rPr>
+              <w:t>Kegiatan</w:t>
+            </w:r>
+            <w:proofErr w:type="spellEnd"/>
+          </w:p>
+        </w:tc>
+        <w:tc>
+          <w:tcPr>
+            <w:tcW w:w="284" w:type="dxa"/>
+            <w:vAlign w:val="center"/>
+          </w:tcPr>
+          <w:p>
+            <w:pPr>
+              <w:jc w:val="center"/>
+              <w:rPr>
+                <w:rFonts w:ascii="Arial" w:hAnsi="Arial" w:cs="Arial"/>
+                <w:sz w:val="24"/>
+                <w:szCs w:val="24"/>
+              </w:rPr>
+            </w:pPr>
+            <w:r>
+              <w:rPr>
+                <w:rFonts w:ascii="Arial" w:hAnsi="Arial" w:cs="Arial"/>
+                <w:sz w:val="24"/>
+                <w:szCs w:val="24"/>
+              </w:rPr>
+              <w:t>:</w:t>
+            </w:r>
+          </w:p>
+        </w:tc>
+        <w:tc>
+          <w:tcPr>
+            <w:tcW w:w="5953" w:type="dxa"/>
+          </w:tcPr>
+          <w:p>
+            <w:pPr>
+              <w:jc w:val="both"/>
+              <w:rPr>
+                <w:rFonts w:ascii="Arial" w:hAnsi="Arial" w:cs="Arial"/>
+                <w:sz w:val="24"/>
+                <w:szCs w:val="24"/>
+              </w:rPr>
+            </w:pPr>
+            <w:r>
+              <w:rPr>
+                <w:rFonts w:ascii="Arial" w:hAnsi="Arial" w:cs="Arial"/>
+                <w:sz w:val="24"/>
+                <w:szCs w:val="24"/>
+              </w:rPr>
+              <w:t>{</w:t>
+            </w:r>
+            <w:proofErr w:type="spellStart"/>
+            <w:r>
+              <w:rPr>
+                <w:rFonts w:ascii="Arial" w:hAnsi="Arial" w:cs="Arial"/>
+                <w:sz w:val="24"/>
+                <w:szCs w:val="24"/>
+              </w:rPr>
+              <w:t>nama_kegiatan</w:t>
+            </w:r>
+            <w:proofErr w:type="spellEnd"/>
+            <w:r>
+              <w:rPr>
+                <w:rFonts w:ascii="Arial" w:hAnsi="Arial" w:cs="Arial"/>
+                <w:sz w:val="24"/>
+                <w:szCs w:val="24"/>
+              </w:rPr>
+              <w:t>}</w:t>
+            </w:r>
+          </w:p>
+        </w:tc>
+      </w:tr>
+      <w:tr>
+        <w:tc>
+          <w:tcPr>
+            <w:tcW w:w="3397" w:type="dxa"/>
+          </w:tcPr>
+          <w:p>
+            <w:pPr>
+              <w:jc w:val="both"/>
+              <w:rPr>
+                <w:rFonts w:ascii="Arial" w:hAnsi="Arial" w:cs="Arial"/>
+                <w:sz w:val="24"/>
+                <w:szCs w:val="24"/>
+              </w:rPr>
+            </w:pPr>
+            <w:proofErr w:type="spellStart"/>
+            <w:r>
+              <w:rPr>
+                <w:rFonts w:ascii="Arial" w:hAnsi="Arial" w:cs="Arial"/>
+                <w:sz w:val="24"/>
+                <w:szCs w:val="24"/>
+              </w:rPr>
+              <w:t>Jenis</w:t>
+            </w:r>
+            <w:proofErr w:type="spellEnd"/>
+            <w:r>
+              <w:rPr>
+                <w:rFonts w:ascii="Arial" w:hAnsi="Arial" w:cs="Arial"/>
+                <w:sz w:val="24"/>
+                <w:szCs w:val="24"/>
+              </w:rPr>
+              <w:t xml:space="preserve"> </w:t>
+            </w:r>
+            <w:proofErr w:type="spellStart"/>
+            <w:r>
+              <w:rPr>
+                <w:rFonts w:ascii="Arial" w:hAnsi="Arial" w:cs="Arial"/>
+                <w:sz w:val="24"/>
+                <w:szCs w:val="24"/>
+              </w:rPr>
+              <w:t>Dokumen</w:t>
+            </w:r>
+            <w:proofErr w:type="spellEnd"/>
+          </w:p>
+        </w:tc>
+        <w:tc>
+          <w:tcPr>
+            <w:tcW w:w="284" w:type="dxa"/>
+            <w:vAlign w:val="center"/>
+          </w:tcPr>
+          <w:p>
+            <w:pPr>
+              <w:jc w:val="center"/>
+              <w:rPr>
+                <w:rFonts w:ascii="Arial" w:hAnsi="Arial" w:cs="Arial"/>
+                <w:sz w:val="24"/>
+                <w:szCs w:val="24"/>
+              </w:rPr>
+            </w:pPr>
+            <w:r>
+              <w:rPr>
+                <w:rFonts w:ascii="Arial" w:hAnsi="Arial" w:cs="Arial"/>
+                <w:sz w:val="24"/>
+                <w:szCs w:val="24"/>
+              </w:rPr>
+              <w:t>:</w:t>
+            </w:r>
+          </w:p>
+        </w:tc>
+        <w:tc>
+          <w:tcPr>
+            <w:tcW w:w="5953" w:type="dxa"/>
+          </w:tcPr>
+          <w:p>
+            <w:pPr>
+              <w:jc w:val="both"/>
+              <w:rPr>
+                <w:rFonts w:ascii="Arial" w:hAnsi="Arial" w:cs="Arial"/>
+                <w:sz w:val="24"/>
+                <w:szCs w:val="24"/>
+              </w:rPr>
+            </w:pPr>
+            <w:r>
+              <w:rPr>
+                <w:rFonts w:ascii="Arial" w:hAnsi="Arial" w:cs="Arial"/>
+                <w:sz w:val="24"/>
+                <w:szCs w:val="24"/>
+              </w:rPr>
+              <w:t>{</w:t>
+            </w:r>
+            <w:proofErr w:type="spellStart"/>
+            <w:r>
+              <w:rPr>
+                <w:rFonts w:ascii="Arial" w:hAnsi="Arial" w:cs="Arial"/>
+                <w:sz w:val="24"/>
+                <w:szCs w:val="24"/>
+              </w:rPr>
+              <w:t>jenis_dokumen</w:t>
+            </w:r>
+            <w:proofErr w:type="spellEnd"/>
+            <w:r>
+              <w:rPr>
+                <w:rFonts w:ascii="Arial" w:hAnsi="Arial" w:cs="Arial"/>
+                <w:sz w:val="24"/>
+                <w:szCs w:val="24"/>
+              </w:rPr>
+              <w:t>}</w:t>
+            </w:r>
+          </w:p>
+        </w:tc>
+      </w:tr>
+      <w:tr>
+        <w:tc>
+          <w:tcPr>
+            <w:tcW w:w="3397" w:type="dxa"/>
+          </w:tcPr>
+          <w:p>
+            <w:pPr>
+              <w:jc w:val="both"/>
+              <w:rPr>
+                <w:rFonts w:ascii="Arial" w:hAnsi="Arial" w:cs="Arial"/>
+                <w:sz w:val="24"/>
+                <w:szCs w:val="24"/>
+              </w:rPr>
+            </w:pPr>
+            <w:proofErr w:type="spellStart"/>
+            <w:r>
+              <w:rPr>
+                <w:rFonts w:ascii="Arial" w:hAnsi="Arial" w:cs="Arial"/>
+                <w:sz w:val="24"/>
+                <w:szCs w:val="24"/>
+              </w:rPr>
+              <w:t>Kewenangan</w:t>
+            </w:r>
+            <w:proofErr w:type="spellEnd"/>
+          </w:p>
+        </w:tc>
+        <w:tc>
+          <w:tcPr>
+            <w:tcW w:w="284" w:type="dxa"/>
+            <w:vAlign w:val="center"/>
+          </w:tcPr>
+          <w:p>
+            <w:pPr>
+              <w:jc w:val="center"/>
+              <w:rPr>
+                <w:rFonts w:ascii="Arial" w:hAnsi="Arial" w:cs="Arial"/>
+                <w:sz w:val="24"/>
+                <w:szCs w:val="24"/>
+              </w:rPr>
+            </w:pPr>
+            <w:r>
+              <w:rPr>
+                <w:rFonts w:ascii="Arial" w:hAnsi="Arial" w:cs="Arial"/>
+                <w:sz w:val="24"/>
+                <w:szCs w:val="24"/>
+              </w:rPr>
+              <w:t>:</w:t>
+            </w:r>
+          </w:p>
+        </w:tc>
+        <w:tc>
+          <w:tcPr>
+            <w:tcW w:w="5953" w:type="dxa"/>
+          </w:tcPr>
+          <w:p>
+            <w:pPr>
+              <w:jc w:val="both"/>
+              <w:rPr>
+                <w:rFonts w:ascii="Arial" w:hAnsi="Arial" w:cs="Arial"/>
+                <w:sz w:val="24"/>
+                <w:szCs w:val="24"/>
+              </w:rPr>
+            </w:pPr>
+            <w:r>
+              <w:rPr>
+                <w:rFonts w:ascii="Arial" w:hAnsi="Arial" w:cs="Arial"/>
+                <w:sz w:val="24"/>
+                <w:szCs w:val="24"/>
+              </w:rPr>
+              <w:t>{</w:t>
+            </w:r>
+            <w:proofErr w:type="spellStart"/>
+            <w:r>
+              <w:rPr>
+                <w:rFonts w:ascii="Arial" w:hAnsi="Arial" w:cs="Arial"/>
+                <w:sz w:val="24"/>
+                <w:szCs w:val="24"/>
+              </w:rPr>
+              <w:t>kewenangan</w:t>
+            </w:r>
+            <w:proofErr w:type="spellEnd"/>
+            <w:r>
+              <w:rPr>
+                <w:rFonts w:ascii="Arial" w:hAnsi="Arial" w:cs="Arial"/>
+                <w:sz w:val="24"/>
+                <w:szCs w:val="24"/>
+              </w:rPr>
+              <w:t>}</w:t>
+            </w:r>
+          </w:p>
+        </w:tc>
+      </w:tr>
+      <w:tr>
+        <w:tc>
+          <w:tcPr>
+            <w:tcW w:w="3397" w:type="dxa"/>
+          </w:tcPr>
+          <w:p>
+            <w:pPr>
+              <w:jc w:val="both"/>
+              <w:rPr>
+                <w:rFonts w:ascii="Arial" w:hAnsi="Arial" w:cs="Arial"/>
+                <w:sz w:val="24"/>
+                <w:szCs w:val="24"/>
+              </w:rPr>
+            </w:pPr>
+            <w:r>
+              <w:rPr>
+                <w:rFonts w:ascii="Arial" w:hAnsi="Arial" w:cs="Arial"/>
+                <w:sz w:val="24"/>
+                <w:szCs w:val="24"/>
+              </w:rPr>
+              <w:t xml:space="preserve">Lokasi </w:t>
+            </w:r>
+            <w:proofErr w:type="spellStart"/>
+            <w:r>
+              <w:rPr>
+                <w:rFonts w:ascii="Arial" w:hAnsi="Arial" w:cs="Arial"/>
+                <w:sz w:val="24"/>
+                <w:szCs w:val="24"/>
+              </w:rPr>
+              <w:t>Rencana</w:t>
+            </w:r>
+            <w:proofErr w:type="spellEnd"/>
+            <w:r>
+              <w:rPr>
+                <w:rFonts w:ascii="Arial" w:hAnsi="Arial" w:cs="Arial"/>
+                <w:sz w:val="24"/>
+                <w:szCs w:val="24"/>
+              </w:rPr>
+              <w:t xml:space="preserve"> </w:t>
+            </w:r>
+            <w:proofErr w:type="spellStart"/>
+            <w:r>
+              <w:rPr>
+                <w:rFonts w:ascii="Arial" w:hAnsi="Arial" w:cs="Arial"/>
+                <w:sz w:val="24"/>
+                <w:szCs w:val="24"/>
+              </w:rPr>
+              <w:t>Kegiatan</w:t>
+            </w:r>
+            <w:proofErr w:type="spellEnd"/>
+            <w:r>
+              <w:rPr>
+                <w:rFonts w:ascii="Arial" w:hAnsi="Arial" w:cs="Arial"/>
+                <w:sz w:val="24"/>
+                <w:szCs w:val="24"/>
+              </w:rPr>
+              <w:t xml:space="preserve"> </w:t>
+            </w:r>
+          </w:p>
+        </w:tc>
+        <w:tc>
+          <w:tcPr>
+            <w:tcW w:w="284" w:type="dxa"/>
+            <w:vAlign w:val="center"/>
+          </w:tcPr>
+          <w:p>
+            <w:pPr>
+              <w:jc w:val="center"/>
+              <w:rPr>
+                <w:rFonts w:ascii="Arial" w:hAnsi="Arial" w:cs="Arial"/>
+                <w:sz w:val="24"/>
+                <w:szCs w:val="24"/>
+              </w:rPr>
+            </w:pPr>
+            <w:r>
+              <w:rPr>
+                <w:rFonts w:ascii="Arial" w:hAnsi="Arial" w:cs="Arial"/>
+                <w:sz w:val="24"/>
+                <w:szCs w:val="24"/>
+              </w:rPr>
+              <w:t>:</w:t>
+            </w:r>
+          </w:p>
+        </w:tc>
+        <w:tc>
+          <w:tcPr>
+            <w:tcW w:w="5953" w:type="dxa"/>
+          </w:tcPr>
+          <w:p>
+            <w:pPr>
+              <w:jc w:val="both"/>
+              <w:rPr>
+                <w:rFonts w:ascii="Arial" w:hAnsi="Arial" w:cs="Arial"/>
+                <w:sz w:val="24"/>
+                <w:szCs w:val="24"/>
+              </w:rPr>
+            </w:pPr>
+            <w:r>
+              <w:rPr>
+                <w:rFonts w:ascii="Arial" w:hAnsi="Arial" w:cs="Arial"/>
+                <w:sz w:val="24"/>
+                <w:szCs w:val="24"/>
+              </w:rPr>
+              <w:t>{</w:t>
+            </w:r>
+            <w:proofErr w:type="spellStart"/>
+            <w:r>
+              <w:rPr>
+                <w:rFonts w:ascii="Arial" w:hAnsi="Arial" w:cs="Arial"/>
+                <w:sz w:val="24"/>
+                <w:szCs w:val="24"/>
+              </w:rPr>
+              <w:t>lokasi_kegiatan</w:t>
+            </w:r>
+            <w:proofErr w:type="spellEnd"/>
+            <w:r>
+              <w:rPr>
+                <w:rFonts w:ascii="Arial" w:hAnsi="Arial" w:cs="Arial"/>
+                <w:sz w:val="24"/>
+                <w:szCs w:val="24"/>
+              </w:rPr>
+              <w:t>}</w:t>
+            </w:r>
+          </w:p>
+        </w:tc>
+      </w:tr>
+      <w:tr>
+        <w:tc>
+          <w:tcPr>
+            <w:tcW w:w="3397" w:type="dxa"/>
+          </w:tcPr>
+          <w:p>
+            <w:pPr>
+              <w:jc w:val="both"/>
+              <w:rPr>
+                <w:rFonts w:ascii="Arial" w:hAnsi="Arial" w:cs="Arial"/>
+                <w:sz w:val="24"/>
+                <w:szCs w:val="24"/>
+              </w:rPr>
+            </w:pPr>
+            <w:r>
+              <w:rPr>
+                <w:rFonts w:ascii="Arial" w:hAnsi="Arial" w:cs="Arial"/>
+                <w:sz w:val="24"/>
+                <w:szCs w:val="24"/>
+              </w:rPr>
+              <w:t>KBLI</w:t>
+            </w:r>
+          </w:p>
+        </w:tc>
+        <w:tc>
+          <w:tcPr>
+            <w:tcW w:w="284" w:type="dxa"/>
+            <w:vAlign w:val="center"/>
+          </w:tcPr>
+          <w:p>
+            <w:pPr>
+              <w:jc w:val="center"/>
+              <w:rPr>
+                <w:rFonts w:ascii="Arial" w:hAnsi="Arial" w:cs="Arial"/>
+                <w:sz w:val="24"/>
+                <w:szCs w:val="24"/>
+              </w:rPr>
+            </w:pPr>
+            <w:r>
+              <w:rPr>
+                <w:rFonts w:ascii="Arial" w:hAnsi="Arial" w:cs="Arial"/>
+                <w:sz w:val="24"/>
+                <w:szCs w:val="24"/>
+              </w:rPr>
+              <w:t>:</w:t>
+            </w:r>
+          </w:p>
+        </w:tc>
+        <w:tc>
+          <w:tcPr>
+            <w:tcW w:w="5953" w:type="dxa"/>
+          </w:tcPr>
+          <w:p>
+            <w:pPr>
+              <w:jc w:val="both"/>
+              <w:rPr>
+                <w:rFonts w:ascii="Arial" w:hAnsi="Arial" w:cs="Arial"/>
+                <w:sz w:val="24"/>
+                <w:szCs w:val="24"/>
+              </w:rPr>
+            </w:pPr>
+            <w:r>
+              <w:rPr>
+                <w:rFonts w:ascii="Arial" w:hAnsi="Arial" w:cs="Arial"/>
+                <w:sz w:val="24"/>
+                <w:szCs w:val="24"/>
+              </w:rPr>
+              <w:t>{</w:t>
+            </w:r>
+            <w:proofErr w:type="spellStart"/>
+            <w:r>
+              <w:rPr>
+                <w:rFonts w:ascii="Arial" w:hAnsi="Arial" w:cs="Arial"/>
+                <w:sz w:val="24"/>
+                <w:szCs w:val="24"/>
+              </w:rPr>
+              <w:t>kbli</w:t>
+            </w:r>
+            <w:proofErr w:type="spellEnd"/>
+            <w:r>
+              <w:rPr>
+                <w:rFonts w:ascii="Arial" w:hAnsi="Arial" w:cs="Arial"/>
+                <w:sz w:val="24"/>
+                <w:szCs w:val="24"/>
+              </w:rPr>
+              <w:t>}</w:t>
+            </w:r>
+          </w:p>
+        </w:tc>
+      </w:tr>
+      <w:tr>
+        <w:tc>
+          <w:tcPr>
+            <w:tcW w:w="3397" w:type="dxa"/>
+          </w:tcPr>
+          <w:p>
+            <w:pPr>
+              <w:jc w:val="both"/>
+              <w:rPr>
+                <w:rFonts w:ascii="Arial" w:hAnsi="Arial" w:cs="Arial"/>
+                <w:sz w:val="24"/>
+                <w:szCs w:val="24"/>
+              </w:rPr>
+            </w:pPr>
+            <w:r>
+              <w:rPr>
+                <w:rFonts w:ascii="Arial" w:hAnsi="Arial" w:cs="Arial"/>
+                <w:sz w:val="24"/>
+                <w:szCs w:val="24"/>
+              </w:rPr>
+              <w:t xml:space="preserve">Nama </w:t>
+            </w:r>
+            <w:proofErr w:type="spellStart"/>
+            <w:r>
+              <w:rPr>
+                <w:rFonts w:ascii="Arial" w:hAnsi="Arial" w:cs="Arial"/>
+                <w:sz w:val="24"/>
+                <w:szCs w:val="24"/>
+              </w:rPr>
+              <w:t>Pemrakarsa</w:t>
+            </w:r>
+            <w:proofErr w:type="spellEnd"/>
+          </w:p>
+        </w:tc>
+        <w:tc>
+          <w:tcPr>
+            <w:tcW w:w="284" w:type="dxa"/>
+            <w:vAlign w:val="center"/>
+          </w:tcPr>
+          <w:p>
+            <w:pPr>
+              <w:jc w:val="center"/>
+              <w:rPr>
+                <w:rFonts w:ascii="Arial" w:hAnsi="Arial" w:cs="Arial"/>
+                <w:sz w:val="24"/>
+                <w:szCs w:val="24"/>
+              </w:rPr>
+            </w:pPr>
+            <w:r>
+              <w:rPr>
+                <w:rFonts w:ascii="Arial" w:hAnsi="Arial" w:cs="Arial"/>
+                <w:sz w:val="24"/>
+                <w:szCs w:val="24"/>
+              </w:rPr>
+              <w:t>:</w:t>
+            </w:r>
+          </w:p>
+        </w:tc>
+        <w:tc>
+          <w:tcPr>
+            <w:tcW w:w="5953" w:type="dxa"/>
+          </w:tcPr>
+          <w:p>
+            <w:pPr>
+              <w:jc w:val="both"/>
+              <w:rPr>
+                <w:rFonts w:ascii="Arial" w:hAnsi="Arial" w:cs="Arial"/>
+                <w:sz w:val="24"/>
+                <w:szCs w:val="24"/>
+              </w:rPr>
+            </w:pPr>
+            <w:r>
+              <w:rPr>
+                <w:rFonts w:ascii="Arial" w:hAnsi="Arial" w:cs="Arial"/>
+                <w:sz w:val="24"/>
+                <w:szCs w:val="24"/>
+              </w:rPr>
+              <w:t>{</w:t>
+            </w:r>
+            <w:proofErr w:type="spellStart"/>
+            <w:r>
+              <w:rPr>
+                <w:rFonts w:ascii="Arial" w:hAnsi="Arial" w:cs="Arial"/>
+                <w:sz w:val="24"/>
+                <w:szCs w:val="24"/>
+              </w:rPr>
+              <w:t>nama_pemrakarsa</w:t>
+            </w:r>
+            <w:proofErr w:type="spellEnd"/>
+            <w:r>
+              <w:rPr>
+                <w:rFonts w:ascii="Arial" w:hAnsi="Arial" w:cs="Arial"/>
+                <w:sz w:val="24"/>
+                <w:szCs w:val="24"/>
+              </w:rPr>
+              <w:t>}</w:t>
+            </w:r>
+          </w:p>
+        </w:tc>
+      </w:tr>
+      <w:tr>
+        <w:tc>
+          <w:tcPr>
+            <w:tcW w:w="3397" w:type="dxa"/>
+          </w:tcPr>
+          <w:p>
+            <w:pPr>
+              <w:jc w:val="both"/>
+              <w:rPr>
+                <w:rFonts w:ascii="Arial" w:hAnsi="Arial" w:cs="Arial"/>
+                <w:sz w:val="24"/>
+                <w:szCs w:val="24"/>
+              </w:rPr>
+            </w:pPr>
+            <w:r>
+              <w:rPr>
+                <w:rFonts w:ascii="Arial" w:hAnsi="Arial" w:cs="Arial"/>
+                <w:sz w:val="24"/>
+                <w:szCs w:val="24"/>
+              </w:rPr>
+              <w:t>Telp.</w:t>
+            </w:r>
+          </w:p>
+        </w:tc>
+        <w:tc>
+          <w:tcPr>
+            <w:tcW w:w="284" w:type="dxa"/>
+            <w:vAlign w:val="center"/>
+          </w:tcPr>
+          <w:p>
+            <w:pPr>
+              <w:jc w:val="center"/>
+              <w:rPr>
+                <w:rFonts w:ascii="Arial" w:hAnsi="Arial" w:cs="Arial"/>
+                <w:sz w:val="24"/>
+                <w:szCs w:val="24"/>
+              </w:rPr>
+            </w:pPr>
+            <w:r>
+              <w:rPr>
+                <w:rFonts w:ascii="Arial" w:hAnsi="Arial" w:cs="Arial"/>
+                <w:sz w:val="24"/>
+                <w:szCs w:val="24"/>
+              </w:rPr>
+              <w:t>:</w:t>
+            </w:r>
+          </w:p>
+        </w:tc>
+        <w:tc>
+          <w:tcPr>
+            <w:tcW w:w="5953" w:type="dxa"/>
+          </w:tcPr>
+          <w:p>
+            <w:pPr>
+              <w:jc w:val="both"/>
+              <w:rPr>
+                <w:rFonts w:ascii="Arial" w:hAnsi="Arial" w:cs="Arial"/>
+                <w:sz w:val="24"/>
+                <w:szCs w:val="24"/>
+              </w:rPr>
+            </w:pPr>
+            <w:r>
+              <w:rPr>
+                <w:rFonts w:ascii="Arial" w:hAnsi="Arial" w:cs="Arial"/>
+                <w:sz w:val="24"/>
+                <w:szCs w:val="24"/>
+              </w:rPr>
+              <w:t>{</w:t>
+            </w:r>
+            <w:proofErr w:type="spellStart"/>
+            <w:r>
+              <w:rPr>
+                <w:rFonts w:ascii="Arial" w:hAnsi="Arial" w:cs="Arial"/>
+                <w:sz w:val="24"/>
+                <w:szCs w:val="24"/>
+              </w:rPr>
+              <w:t>telepon_pemrakarsa</w:t>
+            </w:r>
+            <w:proofErr w:type="spellEnd"/>
+            <w:r>
+              <w:rPr>
+                <w:rFonts w:ascii="Arial" w:hAnsi="Arial" w:cs="Arial"/>
+                <w:sz w:val="24"/>
+                <w:szCs w:val="24"/>
+              </w:rPr>
+              <w:t>}</w:t>
+            </w:r>
+          </w:p>
+        </w:tc>
+      </w:tr>
+    </w:tbl>
+    <w:p>
+      <w:pPr>
+        <w:jc w:val="both"/>
+        <w:rPr>
+          <w:rFonts w:ascii="Arial" w:hAnsi="Arial" w:cs="Arial"/>
+          <w:sz w:val="24"/>
+          <w:szCs w:val="24"/>
+        </w:rPr>
+      </w:pPr>
+    </w:p>
+    <w:p>
+      <w:pPr>
+        <w:jc w:val="both"/>
+        <w:rPr>
+          <w:rFonts w:ascii="Arial" w:hAnsi="Arial" w:cs="Arial"/>
+          <w:sz w:val="24"/>
+          <w:szCs w:val="24"/>
+        </w:rPr>
+      </w:pPr>
+      <w:r>
+        <w:rPr>
+          <w:rFonts w:ascii="Arial" w:hAnsi="Arial" w:cs="Arial"/>
+          <w:sz w:val="24"/>
+          <w:szCs w:val="24"/>
+        </w:rPr>
+        <w:t xml:space="preserve">Tim </w:t>
+      </w:r>
+      <w:r>
+        <w:rPr>
+          <w:rFonts w:ascii="Arial" w:hAnsi="Arial" w:cs="Arial"/>
+          <w:sz w:val="24"/>
+          <w:szCs w:val="24"/>
+        </w:rPr>
+        <w:t>Uji</w:t>
+      </w:r>
+      <w:r>
+        <w:rPr>
+          <w:rFonts w:ascii="Arial" w:hAnsi="Arial" w:cs="Arial"/>
+          <w:sz w:val="24"/>
+          <w:szCs w:val="24"/>
+        </w:rPr>
+        <w:t xml:space="preserve"> </w:t>
+      </w:r>
+      <w:proofErr w:type="spellStart"/>
+      <w:r>
+        <w:rPr>
+          <w:rFonts w:ascii="Arial" w:hAnsi="Arial" w:cs="Arial"/>
+          <w:sz w:val="24"/>
+          <w:szCs w:val="24"/>
+        </w:rPr>
+        <w:t>Administrasi</w:t>
+      </w:r>
+      <w:proofErr w:type="spellEnd"/>
+      <w:r>
+        <w:rPr>
+          <w:rFonts w:ascii="Arial" w:hAnsi="Arial" w:cs="Arial"/>
+          <w:sz w:val="24"/>
+          <w:szCs w:val="24"/>
+        </w:rPr>
+        <w:t xml:space="preserve"> </w:t>
+      </w:r>
+      <w:proofErr w:type="spellStart"/>
+      <w:r>
+        <w:rPr>
+          <w:rFonts w:ascii="Arial" w:hAnsi="Arial" w:cs="Arial"/>
+          <w:sz w:val="24"/>
+          <w:szCs w:val="24"/>
+        </w:rPr>
+        <w:t>Dokumen</w:t>
+      </w:r>
+      <w:proofErr w:type="spellEnd"/>
+      <w:r>
+        <w:rPr>
+          <w:rFonts w:ascii="Arial" w:hAnsi="Arial" w:cs="Arial"/>
+          <w:sz w:val="24"/>
+          <w:szCs w:val="24"/>
+        </w:rPr>
+        <w:t xml:space="preserve"> </w:t>
+      </w:r>
+      <w:proofErr w:type="spellStart"/>
+      <w:r>
+        <w:rPr>
+          <w:rFonts w:ascii="Arial" w:hAnsi="Arial" w:cs="Arial"/>
+          <w:sz w:val="24"/>
+          <w:szCs w:val="24"/>
+        </w:rPr>
+        <w:t>Lingkungan</w:t>
+      </w:r>
+      <w:proofErr w:type="spellEnd"/>
+      <w:r>
+        <w:rPr>
+          <w:rFonts w:ascii="Arial" w:hAnsi="Arial" w:cs="Arial"/>
+          <w:sz w:val="24"/>
+          <w:szCs w:val="24"/>
+        </w:rPr>
+        <w:t xml:space="preserve"> </w:t>
+      </w:r>
+      <w:proofErr w:type="spellStart"/>
+      <w:r>
+        <w:rPr>
+          <w:rFonts w:ascii="Arial" w:hAnsi="Arial" w:cs="Arial"/>
+          <w:sz w:val="24"/>
+          <w:szCs w:val="24"/>
+        </w:rPr>
+        <w:t>telah</w:t>
+      </w:r>
+      <w:proofErr w:type="spellEnd"/>
+      <w:r>
+        <w:rPr>
+          <w:rFonts w:ascii="Arial" w:hAnsi="Arial" w:cs="Arial"/>
+          <w:sz w:val="24"/>
+          <w:szCs w:val="24"/>
+        </w:rPr>
+        <w:t xml:space="preserve"> </w:t>
+      </w:r>
+      <w:proofErr w:type="spellStart"/>
+      <w:r>
+        <w:rPr>
+          <w:rFonts w:ascii="Arial" w:hAnsi="Arial" w:cs="Arial"/>
+          <w:sz w:val="24"/>
+          <w:szCs w:val="24"/>
+        </w:rPr>
+        <w:t>melakukan</w:t>
+      </w:r>
+      <w:proofErr w:type="spellEnd"/>
+      <w:r>
+        <w:rPr>
+          <w:rFonts w:ascii="Arial" w:hAnsi="Arial" w:cs="Arial"/>
+          <w:sz w:val="24"/>
+          <w:szCs w:val="24"/>
+        </w:rPr>
+        <w:t xml:space="preserve"> </w:t>
+      </w:r>
+      <w:proofErr w:type="spellStart"/>
+      <w:r>
+        <w:rPr>
+          <w:rFonts w:ascii="Arial" w:hAnsi="Arial" w:cs="Arial"/>
+          <w:sz w:val="24"/>
+          <w:szCs w:val="24"/>
+        </w:rPr>
+        <w:t>pemeriksaan</w:t>
+      </w:r>
+      <w:proofErr w:type="spellEnd"/>
+      <w:r>
+        <w:rPr>
+          <w:rFonts w:ascii="Arial" w:hAnsi="Arial" w:cs="Arial"/>
+          <w:sz w:val="24"/>
+          <w:szCs w:val="24"/>
+        </w:rPr>
+        <w:t xml:space="preserve"> </w:t>
+      </w:r>
+      <w:proofErr w:type="spellStart"/>
+      <w:r>
+        <w:rPr>
+          <w:rFonts w:ascii="Arial" w:hAnsi="Arial" w:cs="Arial"/>
+          <w:sz w:val="24"/>
+          <w:szCs w:val="24"/>
+        </w:rPr>
+        <w:t>berkas</w:t>
+      </w:r>
+      <w:proofErr w:type="spellEnd"/>
+      <w:r>
+        <w:rPr>
+          <w:rFonts w:ascii="Arial" w:hAnsi="Arial" w:cs="Arial"/>
+          <w:sz w:val="24"/>
+          <w:szCs w:val="24"/>
+        </w:rPr>
+        <w:t xml:space="preserve"> </w:t>
+      </w:r>
+      <w:proofErr w:type="spellStart"/>
+      <w:r>
+        <w:rPr>
+          <w:rFonts w:ascii="Arial" w:hAnsi="Arial" w:cs="Arial"/>
+          <w:sz w:val="24"/>
+          <w:szCs w:val="24"/>
+        </w:rPr>
+        <w:t>administrasi</w:t>
+      </w:r>
+      <w:proofErr w:type="spellEnd"/>
+      <w:r>
+        <w:rPr>
+          <w:rFonts w:ascii="Arial" w:hAnsi="Arial" w:cs="Arial"/>
+          <w:sz w:val="24"/>
+          <w:szCs w:val="24"/>
+        </w:rPr>
+        <w:t xml:space="preserve"> </w:t>
+      </w:r>
+      <w:proofErr w:type="spellStart"/>
+      <w:r>
+        <w:rPr>
+          <w:rFonts w:ascii="Arial" w:hAnsi="Arial" w:cs="Arial"/>
+          <w:sz w:val="24"/>
+          <w:szCs w:val="24"/>
+        </w:rPr>
+        <w:t>dokumen</w:t>
+      </w:r>
+      <w:proofErr w:type="spellEnd"/>
+      <w:r>
+        <w:rPr>
+          <w:rFonts w:ascii="Arial" w:hAnsi="Arial" w:cs="Arial"/>
+          <w:sz w:val="24"/>
+          <w:szCs w:val="24"/>
+        </w:rPr>
+        <w:t xml:space="preserve"> </w:t>
+      </w:r>
+      <w:r>
+        <w:rPr>
+          <w:rFonts w:ascii="Arial" w:hAnsi="Arial" w:cs="Arial"/>
+          <w:sz w:val="24"/>
+          <w:szCs w:val="24"/>
+        </w:rPr>
+        <w:t>{</w:t>
+      </w:r>
+      <w:proofErr w:type="spellStart"/>
+      <w:r>
+        <w:rPr>
+          <w:rFonts w:ascii="Arial" w:hAnsi="Arial" w:cs="Arial"/>
+          <w:sz w:val="24"/>
+          <w:szCs w:val="24"/>
+        </w:rPr>
+        <w:t>nama_kegiatan</w:t>
+      </w:r>
+      <w:proofErr w:type="spellEnd"/>
+      <w:r>
+        <w:rPr>
+          <w:rFonts w:ascii="Arial" w:hAnsi="Arial" w:cs="Arial"/>
+          <w:sz w:val="24"/>
+          <w:szCs w:val="24"/>
+        </w:rPr>
+        <w:t>}</w:t>
+      </w:r>
+      <w:r>
+        <w:rPr>
+          <w:rFonts w:ascii="Arial" w:hAnsi="Arial" w:cs="Arial"/>
+          <w:sz w:val="24"/>
+          <w:szCs w:val="24"/>
+        </w:rPr>
+        <w:t xml:space="preserve"> di </w:t>
+      </w:r>
+      <w:r>
+        <w:rPr>
+          <w:rFonts w:ascii="Arial" w:hAnsi="Arial" w:cs="Arial"/>
+          <w:sz w:val="24"/>
+          <w:szCs w:val="24"/>
+        </w:rPr>
+        <w:t>{</w:t>
+      </w:r>
+      <w:proofErr w:type="spellStart"/>
+      <w:r>
+        <w:rPr>
+          <w:rFonts w:ascii="Arial" w:hAnsi="Arial" w:cs="Arial"/>
+          <w:sz w:val="24"/>
+          <w:szCs w:val="24"/>
+        </w:rPr>
+        <w:t>lokasi_kegiatan</w:t>
+      </w:r>
+      <w:proofErr w:type="spellEnd"/>
+      <w:r>
+        <w:rPr>
+          <w:rFonts w:ascii="Arial" w:hAnsi="Arial" w:cs="Arial"/>
+          <w:sz w:val="24"/>
+          <w:szCs w:val="24"/>
+        </w:rPr>
+        <w:t xml:space="preserve">} </w:t>
+      </w:r>
+      <w:r>
+        <w:rPr>
+          <w:rFonts w:ascii="Arial" w:hAnsi="Arial" w:cs="Arial"/>
+          <w:sz w:val="24"/>
+          <w:szCs w:val="24"/>
+        </w:rPr>
+        <w:t>oleh</w:t>
+      </w:r>
+      <w:r>
+        <w:rPr>
+          <w:rFonts w:ascii="Arial" w:hAnsi="Arial" w:cs="Arial"/>
+          <w:sz w:val="24"/>
+          <w:szCs w:val="24"/>
+        </w:rPr>
+        <w:t xml:space="preserve"> </w:t>
+      </w:r>
+      <w:r>
+        <w:rPr>
+          <w:rFonts w:ascii="Arial" w:hAnsi="Arial" w:cs="Arial"/>
+          <w:sz w:val="24"/>
+          <w:szCs w:val="24"/>
+        </w:rPr>
+        <w:t>{</w:t>
+      </w:r>
+      <w:proofErr w:type="spellStart"/>
+      <w:r>
+        <w:rPr>
+          <w:rFonts w:ascii="Arial" w:hAnsi="Arial" w:cs="Arial"/>
+          <w:sz w:val="24"/>
+          <w:szCs w:val="24"/>
+        </w:rPr>
+        <w:t>nama_pemrakarsa</w:t>
+      </w:r>
+      <w:proofErr w:type="spellEnd"/>
+      <w:r>
+        <w:rPr>
+          <w:rFonts w:ascii="Arial" w:hAnsi="Arial" w:cs="Arial"/>
+          <w:sz w:val="24"/>
+          <w:szCs w:val="24"/>
+        </w:rPr>
+        <w:t xml:space="preserve">} </w:t>
+      </w:r>
+      <w:proofErr w:type="spellStart"/>
+      <w:r>
+        <w:rPr>
+          <w:rFonts w:ascii="Arial" w:hAnsi="Arial" w:cs="Arial"/>
+          <w:sz w:val="24"/>
+          <w:szCs w:val="24"/>
+        </w:rPr>
+        <w:t>selaku</w:t>
+      </w:r>
+      <w:proofErr w:type="spellEnd"/>
+      <w:r>
+        <w:rPr>
+          <w:rFonts w:ascii="Arial" w:hAnsi="Arial" w:cs="Arial"/>
+          <w:sz w:val="24"/>
+          <w:szCs w:val="24"/>
+        </w:rPr>
+        <w:t xml:space="preserve"> </w:t>
+      </w:r>
+      <w:proofErr w:type="spellStart"/>
+      <w:r>
+        <w:rPr>
+          <w:rFonts w:ascii="Arial" w:hAnsi="Arial" w:cs="Arial"/>
+          <w:sz w:val="24"/>
+          <w:szCs w:val="24"/>
+        </w:rPr>
+        <w:t>Pemilik</w:t>
+      </w:r>
+      <w:proofErr w:type="spellEnd"/>
+      <w:r>
+        <w:rPr>
+          <w:rFonts w:ascii="Arial" w:hAnsi="Arial" w:cs="Arial"/>
+          <w:sz w:val="24"/>
+          <w:szCs w:val="24"/>
+        </w:rPr>
+        <w:t xml:space="preserve"> Usaha</w:t>
+      </w:r>
+      <w:r>
+        <w:rPr>
+          <w:rFonts w:ascii="Arial" w:hAnsi="Arial" w:cs="Arial"/>
+          <w:sz w:val="24"/>
+          <w:szCs w:val="24"/>
+        </w:rPr>
+        <w:t xml:space="preserve"> </w:t>
+      </w:r>
+      <w:proofErr w:type="spellStart"/>
+      <w:r>
+        <w:rPr>
+          <w:rFonts w:ascii="Arial" w:hAnsi="Arial" w:cs="Arial"/>
+          <w:sz w:val="24"/>
+          <w:szCs w:val="24"/>
+        </w:rPr>
+        <w:t>hasil</w:t>
+      </w:r>
+      <w:proofErr w:type="spellEnd"/>
+      <w:r>
+        <w:rPr>
+          <w:rFonts w:ascii="Arial" w:hAnsi="Arial" w:cs="Arial"/>
+          <w:sz w:val="24"/>
+          <w:szCs w:val="24"/>
+        </w:rPr>
+        <w:t xml:space="preserve"> </w:t>
+      </w:r>
+      <w:proofErr w:type="spellStart"/>
+      <w:r>
+        <w:rPr>
+          <w:rFonts w:ascii="Arial" w:hAnsi="Arial" w:cs="Arial"/>
+          <w:sz w:val="24"/>
+          <w:szCs w:val="24"/>
+        </w:rPr>
+        <w:t>sebagai</w:t>
+      </w:r>
+      <w:proofErr w:type="spellEnd"/>
+      <w:r>
+        <w:rPr>
+          <w:rFonts w:ascii="Arial" w:hAnsi="Arial" w:cs="Arial"/>
+          <w:sz w:val="24"/>
+          <w:szCs w:val="24"/>
+        </w:rPr>
+        <w:t xml:space="preserve"> </w:t>
+      </w:r>
+      <w:proofErr w:type="spellStart"/>
+      <w:proofErr w:type="gramStart"/>
+      <w:r>
+        <w:rPr>
+          <w:rFonts w:ascii="Arial" w:hAnsi="Arial" w:cs="Arial"/>
+          <w:sz w:val="24"/>
+          <w:szCs w:val="24"/>
+        </w:rPr>
+        <w:t>berikut</w:t>
+      </w:r>
+      <w:proofErr w:type="spellEnd"/>
+      <w:r>
+        <w:rPr>
+          <w:rFonts w:ascii="Arial" w:hAnsi="Arial" w:cs="Arial"/>
+          <w:sz w:val="24"/>
+          <w:szCs w:val="24"/>
+        </w:rPr>
+        <w:t xml:space="preserve"> :</w:t>
+      </w:r>
+      <w:proofErr w:type="gramEnd"/>
+    </w:p>
+    <w:tbl>
+      <w:tblPr>
+        <w:tblW w:w="12008" w:type="dxa"/>
+        <w:tblInd w:w="-714" w:type="dxa"/>
+        <w:tblLook w:val="04A0" w:firstRow="1" w:lastRow="0" w:firstColumn="1" w:lastColumn="0" w:noHBand="0" w:noVBand="1"/>
+      </w:tblPr>
+      <w:tblGrid>
+        <w:gridCol w:w="730"/>
+        <w:gridCol w:w="577"/>
+        <w:gridCol w:w="2441"/>
+        <w:gridCol w:w="577"/>
+        <w:gridCol w:w="338"/>
+        <w:gridCol w:w="102"/>
+        <w:gridCol w:w="1396"/>
+        <w:gridCol w:w="1262"/>
+        <w:gridCol w:w="1640"/>
+        <w:gridCol w:w="1455"/>
+        <w:gridCol w:w="577"/>
+        <w:gridCol w:w="224"/>
+        <w:gridCol w:w="240"/>
+        <w:gridCol w:w="449"/>
+      </w:tblGrid>
+      <w:tr>
+        <w:trPr>
+          <w:gridAfter w:val="4"/>
+          <w:wAfter w:w="1490" w:type="dxa"/>
+          <w:trHeight w:val="300"/>
+          <w:tblHeader/>
+        </w:trPr>
+        <w:tc>
+          <w:tcPr>
+            <w:tcW w:w="10518" w:type="dxa"/>
+            <w:gridSpan w:val="10"/>
+            <w:tcBorders>
+              <w:top w:val="single" w:sz="4" w:space="0" w:color="auto"/>
+              <w:left w:val="single" w:sz="4" w:space="0" w:color="auto"/>
+              <w:bottom w:val="single" w:sz="4" w:space="0" w:color="auto"/>
+              <w:right w:val="single" w:sz="4" w:space="0" w:color="auto"/>
+            </w:tcBorders>
+            <w:shd w:val="clear" w:color="000000" w:fill="B5E6A2"/>
+            <w:vAlign w:val="center"/>
+          </w:tcPr>
+          <w:p>
+            <w:pPr>
+              <w:spacing w:after="0" w:line="240" w:lineRule="auto"/>
+              <w:jc w:val="center"/>
+              <w:rPr>
+                <w:rFonts w:ascii="Arial" w:eastAsia="Times New Roman" w:hAnsi="Arial" w:cs="Arial"/>
+                <w:b/>
+                <w:bCs/>
+                <w:kern w:val="0"/>
+                <w:sz w:val="20"/>
+                <w:szCs w:val="20"/>
+                <w14:ligatures w14:val="none"/>
+              </w:rPr>
+            </w:pPr>
+            <w:r>
+              <w:rPr>
+                <w:rFonts w:ascii="Arial" w:eastAsia="Times New Roman" w:hAnsi="Arial" w:cs="Arial"/>
+                <w:b/>
+                <w:bCs/>
+                <w:kern w:val="0"/>
+                <w:sz w:val="20"/>
+                <w:szCs w:val="20"/>
+                <w14:ligatures w14:val="none"/>
+              </w:rPr>
+              <w:t>FORM KELENGKAPAN ADMINISTRASI</w:t>
+            </w:r>
+          </w:p>
+        </w:tc>
+      </w:tr>
+      <w:tr>
+        <w:trPr>
+          <w:gridAfter w:val="4"/>
+          <w:wAfter w:w="1490" w:type="dxa"/>
+          <w:trHeight w:val="300"/>
+          <w:tblHeader/>
+        </w:trPr>
+        <w:tc>
+          <w:tcPr>
+            <w:tcW w:w="730" w:type="dxa"/>
+            <w:tcBorders>
+              <w:top w:val="single" w:sz="4" w:space="0" w:color="auto"/>
+              <w:left w:val="single" w:sz="4" w:space="0" w:color="auto"/>
+              <w:bottom w:val="single" w:sz="4" w:space="0" w:color="auto"/>
+              <w:right w:val="single" w:sz="4" w:space="0" w:color="auto"/>
+            </w:tcBorders>
+            <w:shd w:val="clear" w:color="000000" w:fill="B5E6A2"/>
+            <w:vAlign w:val="center"/>
+          </w:tcPr>
+          <w:p>
+            <w:pPr>
+              <w:spacing w:after="0" w:line="240" w:lineRule="auto"/>
+              <w:jc w:val="center"/>
+              <w:rPr>
+                <w:rFonts w:ascii="Arial" w:eastAsia="Times New Roman" w:hAnsi="Arial" w:cs="Arial"/>
+                <w:b/>
+                <w:bCs/>
+                <w:kern w:val="0"/>
+                <w:sz w:val="20"/>
+                <w:szCs w:val="20"/>
+                <w14:ligatures w14:val="none"/>
+              </w:rPr>
+            </w:pPr>
+            <w:r>
+              <w:rPr>
+                <w:rFonts w:ascii="Arial" w:eastAsia="Times New Roman" w:hAnsi="Arial" w:cs="Arial"/>
+                <w:b/>
+                <w:bCs/>
+                <w:kern w:val="0"/>
+                <w:sz w:val="20"/>
+                <w:szCs w:val="20"/>
+                <w14:ligatures w14:val="none"/>
+              </w:rPr>
+              <w:t>No</w:t>
+            </w:r>
+          </w:p>
+        </w:tc>
+        <w:tc>
+          <w:tcPr>
+            <w:tcW w:w="3018" w:type="dxa"/>
+            <w:gridSpan w:val="2"/>
+            <w:tcBorders>
+              <w:top w:val="single" w:sz="4" w:space="0" w:color="auto"/>
+              <w:left w:val="nil"/>
+              <w:bottom w:val="single" w:sz="4" w:space="0" w:color="auto"/>
+              <w:right w:val="single" w:sz="4" w:space="0" w:color="auto"/>
+            </w:tcBorders>
+            <w:shd w:val="clear" w:color="000000" w:fill="B5E6A2"/>
+            <w:vAlign w:val="center"/>
+          </w:tcPr>
+          <w:p>
+            <w:pPr>
+              <w:spacing w:after="0" w:line="240" w:lineRule="auto"/>
+              <w:jc w:val="center"/>
+              <w:rPr>
+                <w:rFonts w:ascii="Arial" w:eastAsia="Times New Roman" w:hAnsi="Arial" w:cs="Arial"/>
+                <w:b/>
+                <w:bCs/>
+                <w:kern w:val="0"/>
+                <w:sz w:val="20"/>
+                <w:szCs w:val="20"/>
+                <w14:ligatures w14:val="none"/>
+              </w:rPr>
+            </w:pPr>
+            <w:proofErr w:type="spellStart"/>
+            <w:r>
+              <w:rPr>
+                <w:rFonts w:ascii="Arial" w:eastAsia="Times New Roman" w:hAnsi="Arial" w:cs="Arial"/>
+                <w:b/>
+                <w:bCs/>
+                <w:kern w:val="0"/>
+                <w:sz w:val="20"/>
+                <w:szCs w:val="20"/>
+                <w14:ligatures w14:val="none"/>
+              </w:rPr>
+              <w:t>Kelengkapan</w:t>
+            </w:r>
+            <w:proofErr w:type="spellEnd"/>
+            <w:r>
+              <w:rPr>
+                <w:rFonts w:ascii="Arial" w:eastAsia="Times New Roman" w:hAnsi="Arial" w:cs="Arial"/>
+                <w:b/>
+                <w:bCs/>
+                <w:kern w:val="0"/>
+                <w:sz w:val="20"/>
+                <w:szCs w:val="20"/>
+                <w14:ligatures w14:val="none"/>
+              </w:rPr>
+              <w:t xml:space="preserve"> </w:t>
+            </w:r>
+            <w:proofErr w:type="spellStart"/>
+            <w:r>
+              <w:rPr>
+                <w:rFonts w:ascii="Arial" w:eastAsia="Times New Roman" w:hAnsi="Arial" w:cs="Arial"/>
+                <w:b/>
+                <w:bCs/>
+                <w:kern w:val="0"/>
+                <w:sz w:val="20"/>
+                <w:szCs w:val="20"/>
+                <w14:ligatures w14:val="none"/>
+              </w:rPr>
+              <w:t>Administrasi</w:t>
+            </w:r>
+            <w:proofErr w:type="spellEnd"/>
+          </w:p>
+        </w:tc>
+        <w:tc>
+          <w:tcPr>
+            <w:tcW w:w="1017" w:type="dxa"/>
+            <w:gridSpan w:val="3"/>
+            <w:tcBorders>
+              <w:top w:val="single" w:sz="4" w:space="0" w:color="auto"/>
+              <w:left w:val="nil"/>
+              <w:bottom w:val="single" w:sz="4" w:space="0" w:color="auto"/>
+              <w:right w:val="single" w:sz="4" w:space="0" w:color="auto"/>
+            </w:tcBorders>
+            <w:shd w:val="clear" w:color="000000" w:fill="B5E6A2"/>
+            <w:vAlign w:val="center"/>
+          </w:tcPr>
+          <w:p>
+            <w:pPr>
+              <w:spacing w:after="0" w:line="240" w:lineRule="auto"/>
+              <w:jc w:val="center"/>
+              <w:rPr>
+                <w:rFonts w:ascii="Arial" w:eastAsia="Times New Roman" w:hAnsi="Arial" w:cs="Arial"/>
+                <w:b/>
+                <w:bCs/>
+                <w:kern w:val="0"/>
+                <w:sz w:val="20"/>
+                <w:szCs w:val="20"/>
+                <w14:ligatures w14:val="none"/>
+              </w:rPr>
+            </w:pPr>
+            <w:r>
+              <w:rPr>
+                <w:rFonts w:ascii="Arial" w:eastAsia="Times New Roman" w:hAnsi="Arial" w:cs="Arial"/>
+                <w:b/>
+                <w:bCs/>
+                <w:kern w:val="0"/>
+                <w:sz w:val="20"/>
+                <w:szCs w:val="20"/>
+                <w14:ligatures w14:val="none"/>
+              </w:rPr>
+              <w:t>Ada</w:t>
+            </w:r>
+          </w:p>
+        </w:tc>
+        <w:tc>
+          <w:tcPr>
+            <w:tcW w:w="1396" w:type="dxa"/>
+            <w:tcBorders>
+              <w:top w:val="single" w:sz="4" w:space="0" w:color="auto"/>
+              <w:left w:val="nil"/>
+              <w:bottom w:val="single" w:sz="4" w:space="0" w:color="auto"/>
+              <w:right w:val="single" w:sz="4" w:space="0" w:color="auto"/>
+            </w:tcBorders>
+            <w:shd w:val="clear" w:color="000000" w:fill="B5E6A2"/>
+            <w:vAlign w:val="center"/>
+          </w:tcPr>
+          <w:p>
+            <w:pPr>
+              <w:spacing w:after="0" w:line="240" w:lineRule="auto"/>
+              <w:jc w:val="center"/>
+              <w:rPr>
+                <w:rFonts w:ascii="Arial" w:eastAsia="Times New Roman" w:hAnsi="Arial" w:cs="Arial"/>
+                <w:b/>
+                <w:bCs/>
+                <w:kern w:val="0"/>
+                <w:sz w:val="20"/>
+                <w:szCs w:val="20"/>
+                <w14:ligatures w14:val="none"/>
+              </w:rPr>
+            </w:pPr>
+            <w:proofErr w:type="spellStart"/>
+            <w:r>
+              <w:rPr>
+                <w:rFonts w:ascii="Arial" w:eastAsia="Times New Roman" w:hAnsi="Arial" w:cs="Arial"/>
+                <w:b/>
+                <w:bCs/>
+                <w:kern w:val="0"/>
+                <w:sz w:val="20"/>
+                <w:szCs w:val="20"/>
+                <w14:ligatures w14:val="none"/>
+              </w:rPr>
+              <w:t>Tidak</w:t>
+            </w:r>
+            <w:proofErr w:type="spellEnd"/>
+            <w:r>
+              <w:rPr>
+                <w:rFonts w:ascii="Arial" w:eastAsia="Times New Roman" w:hAnsi="Arial" w:cs="Arial"/>
+                <w:b/>
+                <w:bCs/>
+                <w:kern w:val="0"/>
+                <w:sz w:val="20"/>
+                <w:szCs w:val="20"/>
+                <w14:ligatures w14:val="none"/>
+              </w:rPr>
+              <w:t xml:space="preserve"> Ada</w:t>
+            </w:r>
+          </w:p>
+        </w:tc>
+        <w:tc>
+          <w:tcPr>
+            <w:tcW w:w="1262" w:type="dxa"/>
+            <w:tcBorders>
+              <w:top w:val="single" w:sz="4" w:space="0" w:color="auto"/>
+              <w:left w:val="single" w:sz="4" w:space="0" w:color="auto"/>
+              <w:bottom w:val="single" w:sz="4" w:space="0" w:color="auto"/>
+              <w:right w:val="single" w:sz="4" w:space="0" w:color="auto"/>
+            </w:tcBorders>
+            <w:shd w:val="clear" w:color="000000" w:fill="B5E6A2"/>
+            <w:vAlign w:val="center"/>
+          </w:tcPr>
+          <w:p>
+            <w:pPr>
+              <w:spacing w:after="0" w:line="240" w:lineRule="auto"/>
+              <w:jc w:val="center"/>
+              <w:rPr>
+                <w:rFonts w:ascii="Arial" w:eastAsia="Times New Roman" w:hAnsi="Arial" w:cs="Arial"/>
+                <w:b/>
+                <w:bCs/>
+                <w:kern w:val="0"/>
+                <w:sz w:val="20"/>
+                <w:szCs w:val="20"/>
+                <w14:ligatures w14:val="none"/>
+              </w:rPr>
+            </w:pPr>
+            <w:proofErr w:type="spellStart"/>
+            <w:r>
+              <w:rPr>
+                <w:rFonts w:ascii="Arial" w:eastAsia="Times New Roman" w:hAnsi="Arial" w:cs="Arial"/>
+                <w:b/>
+                <w:bCs/>
+                <w:kern w:val="0"/>
+                <w:sz w:val="20"/>
+                <w:szCs w:val="20"/>
+                <w14:ligatures w14:val="none"/>
+              </w:rPr>
+              <w:t>Sesuai</w:t>
+            </w:r>
+            <w:proofErr w:type="spellEnd"/>
+          </w:p>
+        </w:tc>
+        <w:tc>
+          <w:tcPr>
+            <w:tcW w:w="1640" w:type="dxa"/>
+            <w:tcBorders>
+              <w:top w:val="single" w:sz="4" w:space="0" w:color="auto"/>
+              <w:left w:val="single" w:sz="4" w:space="0" w:color="auto"/>
+              <w:bottom w:val="single" w:sz="4" w:space="0" w:color="auto"/>
+              <w:right w:val="single" w:sz="4" w:space="0" w:color="auto"/>
+            </w:tcBorders>
+            <w:shd w:val="clear" w:color="000000" w:fill="B5E6A2"/>
+            <w:vAlign w:val="center"/>
+          </w:tcPr>
+          <w:p>
+            <w:pPr>
+              <w:spacing w:after="0" w:line="240" w:lineRule="auto"/>
+              <w:jc w:val="center"/>
+              <w:rPr>
+                <w:rFonts w:ascii="Arial" w:eastAsia="Times New Roman" w:hAnsi="Arial" w:cs="Arial"/>
+                <w:b/>
+                <w:bCs/>
+                <w:kern w:val="0"/>
+                <w:sz w:val="20"/>
+                <w:szCs w:val="20"/>
+                <w14:ligatures w14:val="none"/>
+              </w:rPr>
+            </w:pPr>
+            <w:proofErr w:type="spellStart"/>
+            <w:r>
+              <w:rPr>
+                <w:rFonts w:ascii="Arial" w:eastAsia="Times New Roman" w:hAnsi="Arial" w:cs="Arial"/>
+                <w:b/>
+                <w:bCs/>
+                <w:kern w:val="0"/>
+                <w:sz w:val="20"/>
+                <w:szCs w:val="20"/>
+                <w14:ligatures w14:val="none"/>
+              </w:rPr>
+              <w:t>Tidak</w:t>
+            </w:r>
+            <w:proofErr w:type="spellEnd"/>
+            <w:r>
+              <w:rPr>
+                <w:rFonts w:ascii="Arial" w:eastAsia="Times New Roman" w:hAnsi="Arial" w:cs="Arial"/>
+                <w:b/>
+                <w:bCs/>
+                <w:kern w:val="0"/>
+                <w:sz w:val="20"/>
+                <w:szCs w:val="20"/>
+                <w14:ligatures w14:val="none"/>
+              </w:rPr>
+              <w:t xml:space="preserve"> </w:t>
+            </w:r>
+            <w:proofErr w:type="spellStart"/>
+            <w:r>
+              <w:rPr>
+                <w:rFonts w:ascii="Arial" w:eastAsia="Times New Roman" w:hAnsi="Arial" w:cs="Arial"/>
+                <w:b/>
+                <w:bCs/>
+                <w:kern w:val="0"/>
+                <w:sz w:val="20"/>
+                <w:szCs w:val="20"/>
+                <w14:ligatures w14:val="none"/>
+              </w:rPr>
+              <w:t>Sesuai</w:t>
+            </w:r>
+            <w:proofErr w:type="spellEnd"/>
+          </w:p>
+        </w:tc>
+        <w:tc>
+          <w:tcPr>
+            <w:tcW w:w="1455" w:type="dxa"/>
+            <w:tcBorders>
+              <w:top w:val="single" w:sz="4" w:space="0" w:color="auto"/>
+              <w:left w:val="single" w:sz="4" w:space="0" w:color="auto"/>
+              <w:bottom w:val="single" w:sz="4" w:space="0" w:color="auto"/>
+              <w:right w:val="single" w:sz="4" w:space="0" w:color="auto"/>
+            </w:tcBorders>
+            <w:shd w:val="clear" w:color="000000" w:fill="B5E6A2"/>
+            <w:vAlign w:val="center"/>
+          </w:tcPr>
+          <w:p>
+            <w:pPr>
+              <w:spacing w:after="0" w:line="240" w:lineRule="auto"/>
+              <w:jc w:val="center"/>
+              <w:rPr>
+                <w:rFonts w:ascii="Arial" w:eastAsia="Times New Roman" w:hAnsi="Arial" w:cs="Arial"/>
+                <w:b/>
+                <w:bCs/>
+                <w:kern w:val="0"/>
+                <w:sz w:val="20"/>
+                <w:szCs w:val="20"/>
+                <w14:ligatures w14:val="none"/>
+              </w:rPr>
+            </w:pPr>
+            <w:proofErr w:type="spellStart"/>
+            <w:r>
+              <w:rPr>
+                <w:rFonts w:ascii="Arial" w:eastAsia="Times New Roman" w:hAnsi="Arial" w:cs="Arial"/>
+                <w:b/>
+                <w:bCs/>
+                <w:kern w:val="0"/>
+                <w:sz w:val="20"/>
+                <w:szCs w:val="20"/>
+                <w14:ligatures w14:val="none"/>
+              </w:rPr>
+              <w:t>Keterangan</w:t>
+            </w:r>
+            <w:proofErr w:type="spellEnd"/>
+          </w:p>
+        </w:tc>
+      </w:tr>
+      <w:tr>
+        <w:trPr>
+          <w:gridAfter w:val="4"/>
+          <w:wAfter w:w="1490" w:type="dxa"/>
+          <w:trHeight w:val="567"/>
+        </w:trPr>
+        <w:tc>
+          <w:tcPr>
+            <w:tcW w:w="730" w:type="dxa"/>
+            <w:tcBorders>
+              <w:top w:val="nil"/>
+              <w:left w:val="single" w:sz="4" w:space="0" w:color="auto"/>
+              <w:bottom w:val="single" w:sz="4" w:space="0" w:color="auto"/>
+              <w:right w:val="single" w:sz="4" w:space="0" w:color="auto"/>
+            </w:tcBorders>
+            <w:shd w:val="clear" w:color="auto" w:fill="auto"/>
+            <w:vAlign w:val="center"/>
+            <w:hideMark/>
+          </w:tcPr>
+          <w:p>
+            <w:pPr>
+              <w:spacing w:after="0" w:line="240" w:lineRule="auto"/>
+              <w:jc w:val="center"/>
+              <w:rPr>
+                <w:rFonts w:ascii="Arial" w:eastAsia="Times New Roman" w:hAnsi="Arial" w:cs="Arial"/>
+                <w:kern w:val="0"/>
+                <w:sz w:val="20"/>
+                <w:szCs w:val="20"/>
+                <w14:ligatures w14:val="none"/>
+              </w:rPr>
+            </w:pPr>
+            <w:r>
+              <w:rPr>
+                <w:rFonts w:ascii="Arial" w:eastAsia="Times New Roman" w:hAnsi="Arial" w:cs="Arial"/>
+                <w:kern w:val="0"/>
+                <w:sz w:val="20"/>
+                <w:szCs w:val="20"/>
+                <w14:ligatures w14:val="none"/>
+              </w:rPr>
+              <w:t>1</w:t>
+            </w:r>
+          </w:p>
+        </w:tc>
+        <w:tc>
+          <w:tcPr>
+            <w:tcW w:w="3018" w:type="dxa"/>
+            <w:gridSpan w:val="2"/>
+            <w:tcBorders>
+              <w:top w:val="nil"/>
+              <w:left w:val="nil"/>
+              <w:bottom w:val="single" w:sz="4" w:space="0" w:color="auto"/>
+              <w:right w:val="single" w:sz="4" w:space="0" w:color="auto"/>
+            </w:tcBorders>
+            <w:shd w:val="clear" w:color="auto" w:fill="auto"/>
+            <w:vAlign w:val="center"/>
+            <w:hideMark/>
+          </w:tcPr>
+          <w:p>
+            <w:pPr>
+              <w:spacing w:after="0" w:line="240" w:lineRule="auto"/>
+              <w:jc w:val="both"/>
+              <w:rPr>
+                <w:rFonts w:ascii="Arial" w:eastAsia="Times New Roman" w:hAnsi="Arial" w:cs="Arial"/>
+                <w:kern w:val="0"/>
+                <w:sz w:val="20"/>
+                <w:szCs w:val="20"/>
+              </w:rPr>
+            </w:pPr>
+            <w:r>
+              <w:rPr>
+                <w:rFonts w:ascii="Arial" w:eastAsia="Times New Roman" w:hAnsi="Arial" w:cs="Arial"/>
+                <w:kern w:val="0"/>
+                <w:sz w:val="20"/>
+                <w:szCs w:val="20"/>
+              </w:rPr>
+              <w:t>Surat Permohonan Pemeriksaan Dokumen*</w:t>
+            </w:r>
+          </w:p>
+        </w:tc>
+        <w:tc>
+          <w:tcPr>
+            <w:tcW w:w="1017" w:type="dxa"/>
+            <w:gridSpan w:val="3"/>
+            <w:tcBorders>
+              <w:top w:val="nil"/>
+              <w:left w:val="nil"/>
+              <w:bottom w:val="single" w:sz="4" w:space="0" w:color="auto"/>
+              <w:right w:val="single" w:sz="4" w:space="0" w:color="auto"/>
+            </w:tcBorders>
+            <w:shd w:val="clear" w:color="auto" w:fill="auto"/>
+            <w:vAlign w:val="center"/>
+            <w:hideMark/>
+          </w:tcPr>
+          <w:p>
+            <w:pPr>
+              <w:spacing w:after="0" w:line="240" w:lineRule="auto"/>
+              <w:jc w:val="center"/>
+              <w:rPr>
+                <w:rFonts w:ascii="Arial" w:eastAsia="Times New Roman" w:hAnsi="Arial" w:cs="Arial"/>
+                <w:kern w:val="0"/>
+                <w:sz w:val="20"/>
+                <w:szCs w:val="20"/>
+                <w14:ligatures w14:val="none"/>
+              </w:rPr>
+            </w:pPr>
+            <w:r>
+              <w:rPr>
+                <w:rFonts w:ascii="Arial" w:eastAsia="Times New Roman" w:hAnsi="Arial" w:cs="Arial"/>
+                <w:kern w:val="0"/>
+                <w:sz w:val="20"/>
+                <w:szCs w:val="20"/>
+                <w14:ligatures w14:val="none"/>
+              </w:rPr>
+              <w:t>{ada_1}</w:t>
+            </w:r>
+          </w:p>
+        </w:tc>
+        <w:tc>
+          <w:tcPr>
+            <w:tcW w:w="1396" w:type="dxa"/>
+            <w:tcBorders>
+              <w:top w:val="single" w:sz="4" w:space="0" w:color="auto"/>
+              <w:left w:val="nil"/>
+              <w:bottom w:val="single" w:sz="4" w:space="0" w:color="auto"/>
+              <w:right w:val="single" w:sz="4" w:space="0" w:color="auto"/>
+            </w:tcBorders>
+            <w:vAlign w:val="center"/>
+          </w:tcPr>
+          <w:p>
+            <w:pPr>
+              <w:spacing w:after="0" w:line="240" w:lineRule="auto"/>
+              <w:jc w:val="center"/>
+              <w:rPr>
+                <w:rFonts w:ascii="Arial" w:eastAsia="Times New Roman" w:hAnsi="Arial" w:cs="Arial"/>
+                <w:kern w:val="0"/>
+                <w:sz w:val="20"/>
+                <w:szCs w:val="20"/>
+                <w14:ligatures w14:val="none"/>
+              </w:rPr>
+            </w:pPr>
+            <w:r>
+              <w:rPr>
+                <w:rFonts w:ascii="Arial" w:eastAsia="Times New Roman" w:hAnsi="Arial" w:cs="Arial"/>
+                <w:kern w:val="0"/>
+                <w:sz w:val="20"/>
+                <w:szCs w:val="20"/>
+                <w14:ligatures w14:val="none"/>
+              </w:rPr>
+              <w:t>{tdk_ada_1}</w:t>
+            </w:r>
+          </w:p>
+        </w:tc>
+        <w:tc>
+          <w:tcPr>
+            <w:tcW w:w="1262" w:type="dxa"/>
+            <w:tcBorders>
+              <w:top w:val="nil"/>
+              <w:left w:val="single" w:sz="4" w:space="0" w:color="auto"/>
+              <w:bottom w:val="single" w:sz="4" w:space="0" w:color="auto"/>
+              <w:right w:val="single" w:sz="4" w:space="0" w:color="auto"/>
+            </w:tcBorders>
+            <w:vAlign w:val="center"/>
+          </w:tcPr>
+          <w:p>
+            <w:pPr>
+              <w:spacing w:after="0" w:line="240" w:lineRule="auto"/>
+              <w:jc w:val="center"/>
+              <w:rPr>
+                <w:rFonts w:ascii="Arial" w:eastAsia="Times New Roman" w:hAnsi="Arial" w:cs="Arial"/>
+                <w:kern w:val="0"/>
+                <w:sz w:val="20"/>
+                <w:szCs w:val="20"/>
+                <w14:ligatures w14:val="none"/>
+              </w:rPr>
+            </w:pPr>
+            <w:r>
+              <w:rPr>
+                <w:rFonts w:ascii="Arial" w:eastAsia="Times New Roman" w:hAnsi="Arial" w:cs="Arial"/>
+                <w:kern w:val="0"/>
+                <w:sz w:val="20"/>
+                <w:szCs w:val="20"/>
+                <w14:ligatures w14:val="none"/>
+              </w:rPr>
+              <w:t>{sesuai_1}</w:t>
+            </w:r>
+          </w:p>
+        </w:tc>
+        <w:tc>
+          <w:tcPr>
+            <w:tcW w:w="1640" w:type="dxa"/>
+            <w:tcBorders>
+              <w:top w:val="nil"/>
+              <w:left w:val="single" w:sz="4" w:space="0" w:color="auto"/>
+              <w:bottom w:val="single" w:sz="4" w:space="0" w:color="auto"/>
+              <w:right w:val="single" w:sz="4" w:space="0" w:color="auto"/>
+            </w:tcBorders>
+            <w:vAlign w:val="center"/>
+          </w:tcPr>
+          <w:p>
+            <w:pPr>
+              <w:spacing w:after="0" w:line="240" w:lineRule="auto"/>
+              <w:jc w:val="center"/>
+              <w:rPr>
+                <w:rFonts w:ascii="Arial" w:eastAsia="Times New Roman" w:hAnsi="Arial" w:cs="Arial"/>
+                <w:kern w:val="0"/>
+                <w:sz w:val="20"/>
+                <w:szCs w:val="20"/>
+                <w14:ligatures w14:val="none"/>
+              </w:rPr>
+            </w:pPr>
+            <w:r>
+              <w:rPr>
+                <w:rFonts w:ascii="Arial" w:eastAsia="Times New Roman" w:hAnsi="Arial" w:cs="Arial"/>
+                <w:kern w:val="0"/>
+                <w:sz w:val="20"/>
+                <w:szCs w:val="20"/>
+                <w14:ligatures w14:val="none"/>
+              </w:rPr>
+              <w:t>{tdk_sesuai_1}</w:t>
+            </w:r>
+          </w:p>
+        </w:tc>
+        <w:tc>
+          <w:tcPr>
+            <w:tcW w:w="1455" w:type="dxa"/>
+            <w:tcBorders>
+              <w:top w:val="nil"/>
+              <w:left w:val="single" w:sz="4" w:space="0" w:color="auto"/>
+              <w:bottom w:val="single" w:sz="4" w:space="0" w:color="auto"/>
+              <w:right w:val="single" w:sz="4" w:space="0" w:color="auto"/>
+            </w:tcBorders>
+            <w:shd w:val="clear" w:color="auto" w:fill="auto"/>
+            <w:vAlign w:val="center"/>
+            <w:hideMark/>
+          </w:tcPr>
+          <w:p>
+            <w:pPr>
+              <w:spacing w:after="0" w:line="240" w:lineRule="auto"/>
+              <w:rPr>
+                <w:rFonts w:ascii="Arial" w:eastAsia="Times New Roman" w:hAnsi="Arial" w:cs="Arial"/>
+                <w:kern w:val="0"/>
+                <w:sz w:val="20"/>
+                <w:szCs w:val="20"/>
+                <w14:ligatures w14:val="none"/>
+              </w:rPr>
+            </w:pPr>
+            <w:r>
+              <w:rPr>
+                <w:rFonts w:ascii="Arial" w:eastAsia="Times New Roman" w:hAnsi="Arial" w:cs="Arial"/>
+                <w:kern w:val="0"/>
+                <w:sz w:val="20"/>
+                <w:szCs w:val="20"/>
+                <w14:ligatures w14:val="none"/>
+              </w:rPr>
+              <w:t> {ket_1}</w:t>
+            </w:r>
+          </w:p>
+        </w:tc>
+      </w:tr>
+      <w:tr>
+        <w:trPr>
+          <w:gridAfter w:val="4"/>
+          <w:wAfter w:w="1490" w:type="dxa"/>
+          <w:trHeight w:val="567"/>
+        </w:trPr>
+        <w:tc>
+          <w:tcPr>
+            <w:tcW w:w="730" w:type="dxa"/>
+            <w:tcBorders>
+              <w:top w:val="nil"/>
+              <w:left w:val="single" w:sz="4" w:space="0" w:color="auto"/>
+              <w:bottom w:val="single" w:sz="4" w:space="0" w:color="auto"/>
+              <w:right w:val="single" w:sz="4" w:space="0" w:color="auto"/>
+            </w:tcBorders>
+            <w:shd w:val="clear" w:color="auto" w:fill="auto"/>
+            <w:vAlign w:val="center"/>
+            <w:hideMark/>
+          </w:tcPr>
+          <w:p>
+            <w:pPr>
+              <w:spacing w:after="0" w:line="240" w:lineRule="auto"/>
+              <w:jc w:val="center"/>
+              <w:rPr>
+                <w:rFonts w:ascii="Arial" w:eastAsia="Times New Roman" w:hAnsi="Arial" w:cs="Arial"/>
+                <w:kern w:val="0"/>
+                <w:sz w:val="20"/>
+                <w:szCs w:val="20"/>
+                <w14:ligatures w14:val="none"/>
+              </w:rPr>
+            </w:pPr>
+            <w:r>
+              <w:rPr>
+                <w:rFonts w:ascii="Arial" w:eastAsia="Times New Roman" w:hAnsi="Arial" w:cs="Arial"/>
+                <w:kern w:val="0"/>
+                <w:sz w:val="20"/>
+                <w:szCs w:val="20"/>
+                <w14:ligatures w14:val="none"/>
+              </w:rPr>
+              <w:t>2</w:t>
+            </w:r>
+          </w:p>
+        </w:tc>
+        <w:tc>
+          <w:tcPr>
+            <w:tcW w:w="3018" w:type="dxa"/>
+            <w:gridSpan w:val="2"/>
+            <w:tcBorders>
+              <w:top w:val="nil"/>
+              <w:left w:val="nil"/>
+              <w:bottom w:val="single" w:sz="4" w:space="0" w:color="auto"/>
+              <w:right w:val="single" w:sz="4" w:space="0" w:color="auto"/>
+            </w:tcBorders>
+            <w:shd w:val="clear" w:color="auto" w:fill="auto"/>
+            <w:vAlign w:val="center"/>
+            <w:hideMark/>
+          </w:tcPr>
+          <w:p>
+            <w:pPr>
+              <w:spacing w:after="0" w:line="240" w:lineRule="auto"/>
+              <w:jc w:val="both"/>
+              <w:rPr>
+                <w:rFonts w:ascii="Arial" w:eastAsia="Times New Roman" w:hAnsi="Arial" w:cs="Arial"/>
+                <w:kern w:val="0"/>
+                <w:sz w:val="20"/>
+                <w:szCs w:val="20"/>
+              </w:rPr>
+            </w:pPr>
+            <w:r>
+              <w:rPr>
+                <w:rFonts w:ascii="Arial" w:eastAsia="Times New Roman" w:hAnsi="Arial" w:cs="Arial"/>
+                <w:kern w:val="0"/>
+                <w:sz w:val="20"/>
+                <w:szCs w:val="20"/>
+              </w:rPr>
+              <w:t>Pernyataan Pengelolaan dan Pemantauan Lingkungan (Bermaterai)*</w:t>
+            </w:r>
+          </w:p>
+        </w:tc>
+        <w:tc>
+          <w:tcPr>
+            <w:tcW w:w="1017" w:type="dxa"/>
+            <w:gridSpan w:val="3"/>
+            <w:tcBorders>
+              <w:top w:val="nil"/>
+              <w:left w:val="nil"/>
+              <w:bottom w:val="single" w:sz="4" w:space="0" w:color="auto"/>
+              <w:right w:val="single" w:sz="4" w:space="0" w:color="auto"/>
+            </w:tcBorders>
+            <w:shd w:val="clear" w:color="auto" w:fill="auto"/>
+            <w:vAlign w:val="center"/>
+            <w:hideMark/>
+          </w:tcPr>
+          <w:p>
+            <w:pPr>
+              <w:spacing w:after="0" w:line="240" w:lineRule="auto"/>
+              <w:jc w:val="center"/>
+              <w:rPr>
+                <w:rFonts w:ascii="Arial" w:eastAsia="Times New Roman" w:hAnsi="Arial" w:cs="Arial"/>
+                <w:kern w:val="0"/>
+                <w:sz w:val="20"/>
+                <w:szCs w:val="20"/>
+                <w14:ligatures w14:val="none"/>
+              </w:rPr>
+            </w:pPr>
+            <w:r>
+              <w:rPr>
+                <w:rFonts w:ascii="Arial" w:eastAsia="Times New Roman" w:hAnsi="Arial" w:cs="Arial"/>
+                <w:kern w:val="0"/>
+                <w:sz w:val="20"/>
+                <w:szCs w:val="20"/>
+                <w14:ligatures w14:val="none"/>
+              </w:rPr>
+              <w:t>{ada_2}</w:t>
+            </w:r>
+          </w:p>
+        </w:tc>
+        <w:tc>
+          <w:tcPr>
+            <w:tcW w:w="1396" w:type="dxa"/>
+            <w:tcBorders>
+              <w:top w:val="single" w:sz="4" w:space="0" w:color="auto"/>
+              <w:left w:val="nil"/>
+              <w:bottom w:val="single" w:sz="4" w:space="0" w:color="auto"/>
+              <w:right w:val="single" w:sz="4" w:space="0" w:color="auto"/>
+            </w:tcBorders>
+            <w:vAlign w:val="center"/>
+          </w:tcPr>
+          <w:p>
+            <w:pPr>
+              <w:spacing w:after="0" w:line="240" w:lineRule="auto"/>
+              <w:jc w:val="center"/>
+              <w:rPr>
+                <w:rFonts w:ascii="Arial" w:eastAsia="Times New Roman" w:hAnsi="Arial" w:cs="Arial"/>
+                <w:kern w:val="0"/>
+                <w:sz w:val="20"/>
+                <w:szCs w:val="20"/>
+                <w14:ligatures w14:val="none"/>
+              </w:rPr>
+            </w:pPr>
+            <w:r>
+              <w:rPr>
+                <w:rFonts w:ascii="Arial" w:eastAsia="Times New Roman" w:hAnsi="Arial" w:cs="Arial"/>
+                <w:kern w:val="0"/>
+                <w:sz w:val="20"/>
+                <w:szCs w:val="20"/>
+                <w14:ligatures w14:val="none"/>
+              </w:rPr>
+              <w:t>{tdk_ada_2}</w:t>
+            </w:r>
+          </w:p>
+        </w:tc>
+        <w:tc>
+          <w:tcPr>
+            <w:tcW w:w="1262" w:type="dxa"/>
+            <w:tcBorders>
+              <w:top w:val="nil"/>
+              <w:left w:val="single" w:sz="4" w:space="0" w:color="auto"/>
+              <w:bottom w:val="single" w:sz="4" w:space="0" w:color="auto"/>
+              <w:right w:val="single" w:sz="4" w:space="0" w:color="auto"/>
+            </w:tcBorders>
+            <w:vAlign w:val="center"/>
+          </w:tcPr>
+          <w:p>
+            <w:pPr>
+              <w:spacing w:after="0" w:line="240" w:lineRule="auto"/>
+              <w:jc w:val="center"/>
+              <w:rPr>
+                <w:rFonts w:ascii="Arial" w:eastAsia="Times New Roman" w:hAnsi="Arial" w:cs="Arial"/>
+                <w:kern w:val="0"/>
+                <w:sz w:val="20"/>
+                <w:szCs w:val="20"/>
+                <w14:ligatures w14:val="none"/>
+              </w:rPr>
+            </w:pPr>
+            <w:r>
+              <w:rPr>
+                <w:rFonts w:ascii="Arial" w:eastAsia="Times New Roman" w:hAnsi="Arial" w:cs="Arial"/>
+                <w:kern w:val="0"/>
+                <w:sz w:val="20"/>
+                <w:szCs w:val="20"/>
+                <w14:ligatures w14:val="none"/>
+              </w:rPr>
+              <w:t>{sesuai_2}</w:t>
+            </w:r>
+          </w:p>
+        </w:tc>
+        <w:tc>
+          <w:tcPr>
+            <w:tcW w:w="1640" w:type="dxa"/>
+            <w:tcBorders>
+              <w:top w:val="nil"/>
+              <w:left w:val="single" w:sz="4" w:space="0" w:color="auto"/>
+              <w:bottom w:val="single" w:sz="4" w:space="0" w:color="auto"/>
+              <w:right w:val="single" w:sz="4" w:space="0" w:color="auto"/>
+            </w:tcBorders>
+            <w:vAlign w:val="center"/>
+          </w:tcPr>
+          <w:p>
+            <w:pPr>
+              <w:spacing w:after="0" w:line="240" w:lineRule="auto"/>
+              <w:jc w:val="center"/>
+              <w:rPr>
+                <w:rFonts w:ascii="Arial" w:eastAsia="Times New Roman" w:hAnsi="Arial" w:cs="Arial"/>
+                <w:kern w:val="0"/>
+                <w:sz w:val="20"/>
+                <w:szCs w:val="20"/>
+                <w14:ligatures w14:val="none"/>
+              </w:rPr>
+            </w:pPr>
+            <w:r>
+              <w:rPr>
+                <w:rFonts w:ascii="Arial" w:eastAsia="Times New Roman" w:hAnsi="Arial" w:cs="Arial"/>
+                <w:kern w:val="0"/>
+                <w:sz w:val="20"/>
+                <w:szCs w:val="20"/>
+                <w14:ligatures w14:val="none"/>
+              </w:rPr>
+              <w:t>{tdk_sesuai_2}</w:t>
+            </w:r>
+          </w:p>
+        </w:tc>
+        <w:tc>
+          <w:tcPr>
+            <w:tcW w:w="1455" w:type="dxa"/>
+            <w:tcBorders>
+              <w:top w:val="nil"/>
+              <w:left w:val="single" w:sz="4" w:space="0" w:color="auto"/>
+              <w:bottom w:val="single" w:sz="4" w:space="0" w:color="auto"/>
+              <w:right w:val="single" w:sz="4" w:space="0" w:color="auto"/>
+            </w:tcBorders>
+            <w:shd w:val="clear" w:color="auto" w:fill="auto"/>
+            <w:vAlign w:val="center"/>
+            <w:hideMark/>
+          </w:tcPr>
+          <w:p>
+            <w:pPr>
+              <w:spacing w:after="0" w:line="240" w:lineRule="auto"/>
+              <w:rPr>
+                <w:rFonts w:ascii="Arial" w:eastAsia="Times New Roman" w:hAnsi="Arial" w:cs="Arial"/>
+                <w:kern w:val="0"/>
+                <w:sz w:val="20"/>
+                <w:szCs w:val="20"/>
+                <w14:ligatures w14:val="none"/>
+              </w:rPr>
+            </w:pPr>
+            <w:r>
+              <w:rPr>
+                <w:rFonts w:ascii="Arial" w:eastAsia="Times New Roman" w:hAnsi="Arial" w:cs="Arial"/>
+                <w:kern w:val="0"/>
+                <w:sz w:val="20"/>
+                <w:szCs w:val="20"/>
+                <w14:ligatures w14:val="none"/>
+              </w:rPr>
+              <w:t> {ket_2}</w:t>
+            </w:r>
+          </w:p>
+        </w:tc>
+      </w:tr>
+      <w:tr>
+        <w:trPr>
+          <w:gridAfter w:val="4"/>
+          <w:wAfter w:w="1490" w:type="dxa"/>
+          <w:trHeight w:val="567"/>
+        </w:trPr>
+        <w:tc>
+          <w:tcPr>
+            <w:tcW w:w="730" w:type="dxa"/>
+            <w:tcBorders>
+              <w:top w:val="nil"/>
+              <w:left w:val="single" w:sz="4" w:space="0" w:color="auto"/>
+              <w:bottom w:val="single" w:sz="4" w:space="0" w:color="auto"/>
+              <w:right w:val="single" w:sz="4" w:space="0" w:color="auto"/>
+            </w:tcBorders>
+            <w:shd w:val="clear" w:color="auto" w:fill="auto"/>
+            <w:vAlign w:val="center"/>
+            <w:hideMark/>
+          </w:tcPr>
+          <w:p>
+            <w:pPr>
+              <w:spacing w:after="0" w:line="240" w:lineRule="auto"/>
+              <w:jc w:val="center"/>
+              <w:rPr>
+                <w:rFonts w:ascii="Arial" w:eastAsia="Times New Roman" w:hAnsi="Arial" w:cs="Arial"/>
+                <w:kern w:val="0"/>
+                <w:sz w:val="20"/>
+                <w:szCs w:val="20"/>
+                <w14:ligatures w14:val="none"/>
+              </w:rPr>
+            </w:pPr>
+            <w:r>
+              <w:rPr>
+                <w:rFonts w:ascii="Arial" w:eastAsia="Times New Roman" w:hAnsi="Arial" w:cs="Arial"/>
+                <w:kern w:val="0"/>
+                <w:sz w:val="20"/>
+                <w:szCs w:val="20"/>
+                <w14:ligatures w14:val="none"/>
+              </w:rPr>
+              <w:t>3</w:t>
+            </w:r>
+          </w:p>
+        </w:tc>
+        <w:tc>
+          <w:tcPr>
+            <w:tcW w:w="3018" w:type="dxa"/>
+            <w:gridSpan w:val="2"/>
+            <w:tcBorders>
+              <w:top w:val="nil"/>
+              <w:left w:val="nil"/>
+              <w:bottom w:val="single" w:sz="4" w:space="0" w:color="auto"/>
+              <w:right w:val="single" w:sz="4" w:space="0" w:color="auto"/>
+            </w:tcBorders>
+            <w:shd w:val="clear" w:color="auto" w:fill="auto"/>
+            <w:vAlign w:val="center"/>
+            <w:hideMark/>
+          </w:tcPr>
+          <w:p>
+            <w:pPr>
+              <w:spacing w:after="0" w:line="240" w:lineRule="auto"/>
+              <w:jc w:val="both"/>
+              <w:rPr>
+                <w:rFonts w:ascii="Arial" w:eastAsia="Times New Roman" w:hAnsi="Arial" w:cs="Arial"/>
+                <w:kern w:val="0"/>
+                <w:sz w:val="20"/>
+                <w:szCs w:val="20"/>
+              </w:rPr>
+            </w:pPr>
+            <w:r>
+              <w:rPr>
+                <w:rFonts w:ascii="Arial" w:eastAsia="Times New Roman" w:hAnsi="Arial" w:cs="Arial"/>
+                <w:kern w:val="0"/>
+                <w:sz w:val="20"/>
+                <w:szCs w:val="20"/>
+              </w:rPr>
+              <w:t>Dokumen Lingkungan*</w:t>
+            </w:r>
+          </w:p>
+        </w:tc>
+        <w:tc>
+          <w:tcPr>
+            <w:tcW w:w="1017" w:type="dxa"/>
+            <w:gridSpan w:val="3"/>
+            <w:tcBorders>
+              <w:top w:val="nil"/>
+              <w:left w:val="nil"/>
+              <w:bottom w:val="single" w:sz="4" w:space="0" w:color="auto"/>
+              <w:right w:val="single" w:sz="4" w:space="0" w:color="auto"/>
+            </w:tcBorders>
+            <w:shd w:val="clear" w:color="auto" w:fill="auto"/>
+            <w:vAlign w:val="center"/>
+            <w:hideMark/>
+          </w:tcPr>
+          <w:p>
+            <w:pPr>
+              <w:spacing w:after="0" w:line="240" w:lineRule="auto"/>
+              <w:jc w:val="center"/>
+              <w:rPr>
+                <w:rFonts w:ascii="Arial" w:eastAsia="Times New Roman" w:hAnsi="Arial" w:cs="Arial"/>
+                <w:kern w:val="0"/>
+                <w:sz w:val="20"/>
+                <w:szCs w:val="20"/>
+                <w14:ligatures w14:val="none"/>
+              </w:rPr>
+            </w:pPr>
+            <w:r>
+              <w:rPr>
+                <w:rFonts w:ascii="Arial" w:eastAsia="Times New Roman" w:hAnsi="Arial" w:cs="Arial"/>
+                <w:kern w:val="0"/>
+                <w:sz w:val="20"/>
+                <w:szCs w:val="20"/>
+                <w14:ligatures w14:val="none"/>
+              </w:rPr>
+              <w:t>{ada_3}</w:t>
+            </w:r>
+          </w:p>
+        </w:tc>
+        <w:tc>
+          <w:tcPr>
+            <w:tcW w:w="1396" w:type="dxa"/>
+            <w:tcBorders>
+              <w:top w:val="single" w:sz="4" w:space="0" w:color="auto"/>
+              <w:left w:val="nil"/>
+              <w:bottom w:val="single" w:sz="4" w:space="0" w:color="auto"/>
+              <w:right w:val="single" w:sz="4" w:space="0" w:color="auto"/>
+            </w:tcBorders>
+            <w:vAlign w:val="center"/>
+          </w:tcPr>
+          <w:p>
+            <w:pPr>
+              <w:spacing w:after="0" w:line="240" w:lineRule="auto"/>
+              <w:jc w:val="center"/>
+              <w:rPr>
+                <w:rFonts w:ascii="Arial" w:eastAsia="Times New Roman" w:hAnsi="Arial" w:cs="Arial"/>
+                <w:kern w:val="0"/>
+                <w:sz w:val="20"/>
+                <w:szCs w:val="20"/>
+                <w14:ligatures w14:val="none"/>
+              </w:rPr>
+            </w:pPr>
+            <w:r>
+              <w:rPr>
+                <w:rFonts w:ascii="Arial" w:eastAsia="Times New Roman" w:hAnsi="Arial" w:cs="Arial"/>
+                <w:kern w:val="0"/>
+                <w:sz w:val="20"/>
+                <w:szCs w:val="20"/>
+                <w14:ligatures w14:val="none"/>
+              </w:rPr>
+              <w:t>{tdk_ada_3}</w:t>
+            </w:r>
+          </w:p>
+        </w:tc>
+        <w:tc>
+          <w:tcPr>
+            <w:tcW w:w="1262" w:type="dxa"/>
+            <w:tcBorders>
+              <w:top w:val="nil"/>
+              <w:left w:val="single" w:sz="4" w:space="0" w:color="auto"/>
+              <w:bottom w:val="single" w:sz="4" w:space="0" w:color="auto"/>
+              <w:right w:val="single" w:sz="4" w:space="0" w:color="auto"/>
+            </w:tcBorders>
+            <w:vAlign w:val="center"/>
+          </w:tcPr>
+          <w:p>
+            <w:pPr>
+              <w:spacing w:after="0" w:line="240" w:lineRule="auto"/>
+              <w:jc w:val="center"/>
+              <w:rPr>
+                <w:rFonts w:ascii="Arial" w:eastAsia="Times New Roman" w:hAnsi="Arial" w:cs="Arial"/>
+                <w:kern w:val="0"/>
+                <w:sz w:val="20"/>
+                <w:szCs w:val="20"/>
+                <w14:ligatures w14:val="none"/>
+              </w:rPr>
+            </w:pPr>
+            <w:r>
+              <w:rPr>
+                <w:rFonts w:ascii="Arial" w:eastAsia="Times New Roman" w:hAnsi="Arial" w:cs="Arial"/>
+                <w:kern w:val="0"/>
+                <w:sz w:val="20"/>
+                <w:szCs w:val="20"/>
+                <w14:ligatures w14:val="none"/>
+              </w:rPr>
+              <w:t>{sesuai_3}</w:t>
+            </w:r>
+          </w:p>
+        </w:tc>
+        <w:tc>
+          <w:tcPr>
+            <w:tcW w:w="1640" w:type="dxa"/>
+            <w:tcBorders>
+              <w:top w:val="nil"/>
+              <w:left w:val="single" w:sz="4" w:space="0" w:color="auto"/>
+              <w:bottom w:val="single" w:sz="4" w:space="0" w:color="auto"/>
+              <w:right w:val="single" w:sz="4" w:space="0" w:color="auto"/>
+            </w:tcBorders>
+            <w:vAlign w:val="center"/>
+          </w:tcPr>
+          <w:p>
+            <w:pPr>
+              <w:spacing w:after="0" w:line="240" w:lineRule="auto"/>
+              <w:jc w:val="center"/>
+              <w:rPr>
+                <w:rFonts w:ascii="Arial" w:eastAsia="Times New Roman" w:hAnsi="Arial" w:cs="Arial"/>
+                <w:kern w:val="0"/>
+                <w:sz w:val="20"/>
+                <w:szCs w:val="20"/>
+                <w14:ligatures w14:val="none"/>
+              </w:rPr>
+            </w:pPr>
+            <w:r>
+              <w:rPr>
+                <w:rFonts w:ascii="Arial" w:eastAsia="Times New Roman" w:hAnsi="Arial" w:cs="Arial"/>
+                <w:kern w:val="0"/>
+                <w:sz w:val="20"/>
+                <w:szCs w:val="20"/>
+                <w14:ligatures w14:val="none"/>
+              </w:rPr>
+              <w:t>{tdk_sesuai_3}</w:t>
+            </w:r>
+          </w:p>
+        </w:tc>
+        <w:tc>
+          <w:tcPr>
+            <w:tcW w:w="1455" w:type="dxa"/>
+            <w:tcBorders>
+              <w:top w:val="nil"/>
+              <w:left w:val="single" w:sz="4" w:space="0" w:color="auto"/>
+              <w:bottom w:val="single" w:sz="4" w:space="0" w:color="auto"/>
+              <w:right w:val="single" w:sz="4" w:space="0" w:color="auto"/>
+            </w:tcBorders>
+            <w:shd w:val="clear" w:color="auto" w:fill="auto"/>
+            <w:vAlign w:val="center"/>
+            <w:hideMark/>
+          </w:tcPr>
+          <w:p>
+            <w:pPr>
+              <w:spacing w:after="0" w:line="240" w:lineRule="auto"/>
+              <w:rPr>
+                <w:rFonts w:ascii="Arial" w:eastAsia="Times New Roman" w:hAnsi="Arial" w:cs="Arial"/>
+                <w:kern w:val="0"/>
+                <w:sz w:val="20"/>
+                <w:szCs w:val="20"/>
+                <w14:ligatures w14:val="none"/>
+              </w:rPr>
+            </w:pPr>
+            <w:r>
+              <w:rPr>
+                <w:rFonts w:ascii="Arial" w:eastAsia="Times New Roman" w:hAnsi="Arial" w:cs="Arial"/>
+                <w:kern w:val="0"/>
+                <w:sz w:val="20"/>
+                <w:szCs w:val="20"/>
+                <w14:ligatures w14:val="none"/>
+              </w:rPr>
+              <w:t> {ket_3}</w:t>
+            </w:r>
+          </w:p>
+        </w:tc>
+      </w:tr>
+      <w:tr>
+        <w:trPr>
+          <w:gridAfter w:val="4"/>
+          <w:wAfter w:w="1490" w:type="dxa"/>
+          <w:trHeight w:val="567"/>
+        </w:trPr>
+        <w:tc>
+          <w:tcPr>
+            <w:tcW w:w="730" w:type="dxa"/>
+            <w:tcBorders>
+              <w:top w:val="nil"/>
+              <w:left w:val="single" w:sz="4" w:space="0" w:color="auto"/>
+              <w:bottom w:val="single" w:sz="4" w:space="0" w:color="auto"/>
+              <w:right w:val="single" w:sz="4" w:space="0" w:color="auto"/>
+            </w:tcBorders>
+            <w:shd w:val="clear" w:color="auto" w:fill="auto"/>
+            <w:vAlign w:val="center"/>
+            <w:hideMark/>
+          </w:tcPr>
+          <w:p>
+            <w:pPr>
+              <w:spacing w:after="0" w:line="240" w:lineRule="auto"/>
+              <w:jc w:val="center"/>
+              <w:rPr>
+                <w:rFonts w:ascii="Arial" w:eastAsia="Times New Roman" w:hAnsi="Arial" w:cs="Arial"/>
+                <w:kern w:val="0"/>
+                <w:sz w:val="20"/>
+                <w:szCs w:val="20"/>
+                <w14:ligatures w14:val="none"/>
+              </w:rPr>
+            </w:pPr>
+            <w:r>
+              <w:rPr>
+                <w:rFonts w:ascii="Arial" w:eastAsia="Times New Roman" w:hAnsi="Arial" w:cs="Arial"/>
+                <w:kern w:val="0"/>
+                <w:sz w:val="20"/>
+                <w:szCs w:val="20"/>
+                <w14:ligatures w14:val="none"/>
+              </w:rPr>
+              <w:t>4</w:t>
+            </w:r>
+          </w:p>
+        </w:tc>
+        <w:tc>
+          <w:tcPr>
+            <w:tcW w:w="3018" w:type="dxa"/>
+            <w:gridSpan w:val="2"/>
+            <w:tcBorders>
+              <w:top w:val="nil"/>
+              <w:left w:val="nil"/>
+              <w:bottom w:val="single" w:sz="4" w:space="0" w:color="auto"/>
+              <w:right w:val="single" w:sz="4" w:space="0" w:color="auto"/>
+            </w:tcBorders>
+            <w:shd w:val="clear" w:color="auto" w:fill="auto"/>
+            <w:vAlign w:val="center"/>
+            <w:hideMark/>
+          </w:tcPr>
+          <w:p>
+            <w:pPr>
+              <w:spacing w:after="0" w:line="240" w:lineRule="auto"/>
+              <w:jc w:val="both"/>
+              <w:rPr>
+                <w:rFonts w:ascii="Arial" w:eastAsia="Times New Roman" w:hAnsi="Arial" w:cs="Arial"/>
+                <w:kern w:val="0"/>
+                <w:sz w:val="20"/>
+                <w:szCs w:val="20"/>
+              </w:rPr>
+            </w:pPr>
+            <w:r>
+              <w:rPr>
+                <w:rFonts w:ascii="Arial" w:eastAsia="Times New Roman" w:hAnsi="Arial" w:cs="Arial"/>
+                <w:kern w:val="0"/>
+                <w:sz w:val="20"/>
+                <w:szCs w:val="20"/>
+              </w:rPr>
+              <w:t>Peta Tapak Proyek</w:t>
+            </w:r>
+          </w:p>
+        </w:tc>
+        <w:tc>
+          <w:tcPr>
+            <w:tcW w:w="1017" w:type="dxa"/>
+            <w:gridSpan w:val="3"/>
+            <w:tcBorders>
+              <w:top w:val="nil"/>
+              <w:left w:val="nil"/>
+              <w:bottom w:val="single" w:sz="4" w:space="0" w:color="auto"/>
+              <w:right w:val="single" w:sz="4" w:space="0" w:color="auto"/>
+            </w:tcBorders>
+            <w:shd w:val="clear" w:color="auto" w:fill="auto"/>
+            <w:vAlign w:val="center"/>
+            <w:hideMark/>
+          </w:tcPr>
+          <w:p>
+            <w:pPr>
+              <w:spacing w:after="0" w:line="240" w:lineRule="auto"/>
+              <w:jc w:val="center"/>
+              <w:rPr>
+                <w:rFonts w:ascii="Arial" w:eastAsia="Times New Roman" w:hAnsi="Arial" w:cs="Arial"/>
+                <w:kern w:val="0"/>
+                <w:sz w:val="20"/>
+                <w:szCs w:val="20"/>
+                <w14:ligatures w14:val="none"/>
+              </w:rPr>
+            </w:pPr>
+            <w:r>
+              <w:rPr>
+                <w:rFonts w:ascii="Arial" w:eastAsia="Times New Roman" w:hAnsi="Arial" w:cs="Arial"/>
+                <w:kern w:val="0"/>
+                <w:sz w:val="20"/>
+                <w:szCs w:val="20"/>
+                <w14:ligatures w14:val="none"/>
+              </w:rPr>
+              <w:t>{ada_4}</w:t>
+            </w:r>
+          </w:p>
+        </w:tc>
+        <w:tc>
+          <w:tcPr>
+            <w:tcW w:w="1396" w:type="dxa"/>
+            <w:tcBorders>
+              <w:top w:val="single" w:sz="4" w:space="0" w:color="auto"/>
+              <w:left w:val="nil"/>
+              <w:bottom w:val="single" w:sz="4" w:space="0" w:color="auto"/>
+              <w:right w:val="single" w:sz="4" w:space="0" w:color="auto"/>
+            </w:tcBorders>
+            <w:vAlign w:val="center"/>
+          </w:tcPr>
+          <w:p>
+            <w:pPr>
+              <w:spacing w:after="0" w:line="240" w:lineRule="auto"/>
+              <w:jc w:val="center"/>
+              <w:rPr>
+                <w:rFonts w:ascii="Arial" w:eastAsia="Times New Roman" w:hAnsi="Arial" w:cs="Arial"/>
+                <w:kern w:val="0"/>
+                <w:sz w:val="20"/>
+                <w:szCs w:val="20"/>
+                <w14:ligatures w14:val="none"/>
+              </w:rPr>
+            </w:pPr>
+            <w:r>
+              <w:rPr>
+                <w:rFonts w:ascii="Arial" w:eastAsia="Times New Roman" w:hAnsi="Arial" w:cs="Arial"/>
+                <w:kern w:val="0"/>
+                <w:sz w:val="20"/>
+                <w:szCs w:val="20"/>
+                <w14:ligatures w14:val="none"/>
+              </w:rPr>
+              <w:t>{tdk_ada_4}</w:t>
+            </w:r>
+          </w:p>
+        </w:tc>
+        <w:tc>
+          <w:tcPr>
+            <w:tcW w:w="1262" w:type="dxa"/>
+            <w:tcBorders>
+              <w:top w:val="nil"/>
+              <w:left w:val="single" w:sz="4" w:space="0" w:color="auto"/>
+              <w:bottom w:val="single" w:sz="4" w:space="0" w:color="auto"/>
+              <w:right w:val="single" w:sz="4" w:space="0" w:color="auto"/>
+            </w:tcBorders>
+            <w:vAlign w:val="center"/>
+          </w:tcPr>
+          <w:p>
+            <w:pPr>
+              <w:spacing w:after="0" w:line="240" w:lineRule="auto"/>
+              <w:jc w:val="center"/>
+              <w:rPr>
+                <w:rFonts w:ascii="Arial" w:eastAsia="Times New Roman" w:hAnsi="Arial" w:cs="Arial"/>
+                <w:kern w:val="0"/>
+                <w:sz w:val="20"/>
+                <w:szCs w:val="20"/>
+                <w14:ligatures w14:val="none"/>
+              </w:rPr>
+            </w:pPr>
+            <w:r>
+              <w:rPr>
+                <w:rFonts w:ascii="Arial" w:eastAsia="Times New Roman" w:hAnsi="Arial" w:cs="Arial"/>
+                <w:kern w:val="0"/>
+                <w:sz w:val="20"/>
+                <w:szCs w:val="20"/>
+                <w14:ligatures w14:val="none"/>
+              </w:rPr>
+              <w:t>{sesuai_4}</w:t>
+            </w:r>
+          </w:p>
+        </w:tc>
+        <w:tc>
+          <w:tcPr>
+            <w:tcW w:w="1640" w:type="dxa"/>
+            <w:tcBorders>
+              <w:top w:val="nil"/>
+              <w:left w:val="single" w:sz="4" w:space="0" w:color="auto"/>
+              <w:bottom w:val="single" w:sz="4" w:space="0" w:color="auto"/>
+              <w:right w:val="single" w:sz="4" w:space="0" w:color="auto"/>
+            </w:tcBorders>
+            <w:vAlign w:val="center"/>
+          </w:tcPr>
+          <w:p>
+            <w:pPr>
+              <w:spacing w:after="0" w:line="240" w:lineRule="auto"/>
+              <w:jc w:val="center"/>
+              <w:rPr>
+                <w:rFonts w:ascii="Arial" w:eastAsia="Times New Roman" w:hAnsi="Arial" w:cs="Arial"/>
+                <w:kern w:val="0"/>
+                <w:sz w:val="20"/>
+                <w:szCs w:val="20"/>
+                <w14:ligatures w14:val="none"/>
+              </w:rPr>
+            </w:pPr>
+            <w:r>
+              <w:rPr>
+                <w:rFonts w:ascii="Arial" w:eastAsia="Times New Roman" w:hAnsi="Arial" w:cs="Arial"/>
+                <w:kern w:val="0"/>
+                <w:sz w:val="20"/>
+                <w:szCs w:val="20"/>
+                <w14:ligatures w14:val="none"/>
+              </w:rPr>
+              <w:t>{tdk_sesuai_4}</w:t>
+            </w:r>
+          </w:p>
+        </w:tc>
+        <w:tc>
+          <w:tcPr>
+            <w:tcW w:w="1455" w:type="dxa"/>
+            <w:tcBorders>
+              <w:top w:val="nil"/>
+              <w:left w:val="single" w:sz="4" w:space="0" w:color="auto"/>
+              <w:bottom w:val="single" w:sz="4" w:space="0" w:color="auto"/>
+              <w:right w:val="single" w:sz="4" w:space="0" w:color="auto"/>
+            </w:tcBorders>
+            <w:shd w:val="clear" w:color="auto" w:fill="auto"/>
+            <w:vAlign w:val="center"/>
+            <w:hideMark/>
+          </w:tcPr>
+          <w:p>
+            <w:pPr>
+              <w:spacing w:after="0" w:line="240" w:lineRule="auto"/>
+              <w:rPr>
+                <w:rFonts w:ascii="Arial" w:eastAsia="Times New Roman" w:hAnsi="Arial" w:cs="Arial"/>
+                <w:kern w:val="0"/>
+                <w:sz w:val="20"/>
+                <w:szCs w:val="20"/>
+                <w14:ligatures w14:val="none"/>
+              </w:rPr>
+            </w:pPr>
+            <w:r>
+              <w:rPr>
+                <w:rFonts w:ascii="Arial" w:eastAsia="Times New Roman" w:hAnsi="Arial" w:cs="Arial"/>
+                <w:kern w:val="0"/>
+                <w:sz w:val="20"/>
+                <w:szCs w:val="20"/>
+                <w14:ligatures w14:val="none"/>
+              </w:rPr>
+              <w:t> {ket_4}</w:t>
+            </w:r>
+          </w:p>
+        </w:tc>
+      </w:tr>
+      <w:tr>
+        <w:trPr>
+          <w:gridAfter w:val="4"/>
+          <w:wAfter w:w="1490" w:type="dxa"/>
+          <w:trHeight w:val="567"/>
+        </w:trPr>
+        <w:tc>
+          <w:tcPr>
+            <w:tcW w:w="730" w:type="dxa"/>
+            <w:tcBorders>
+              <w:top w:val="nil"/>
+              <w:left w:val="single" w:sz="4" w:space="0" w:color="auto"/>
+              <w:bottom w:val="single" w:sz="4" w:space="0" w:color="auto"/>
+              <w:right w:val="single" w:sz="4" w:space="0" w:color="auto"/>
+            </w:tcBorders>
+            <w:shd w:val="clear" w:color="auto" w:fill="auto"/>
+            <w:vAlign w:val="center"/>
+            <w:hideMark/>
+          </w:tcPr>
+          <w:p>
+            <w:pPr>
+              <w:spacing w:after="0" w:line="240" w:lineRule="auto"/>
+              <w:jc w:val="center"/>
+              <w:rPr>
+                <w:rFonts w:ascii="Arial" w:eastAsia="Times New Roman" w:hAnsi="Arial" w:cs="Arial"/>
+                <w:kern w:val="0"/>
+                <w:sz w:val="20"/>
+                <w:szCs w:val="20"/>
+                <w14:ligatures w14:val="none"/>
+              </w:rPr>
+            </w:pPr>
+            <w:r>
+              <w:rPr>
+                <w:rFonts w:ascii="Arial" w:eastAsia="Times New Roman" w:hAnsi="Arial" w:cs="Arial"/>
+                <w:kern w:val="0"/>
+                <w:sz w:val="20"/>
+                <w:szCs w:val="20"/>
+                <w14:ligatures w14:val="none"/>
+              </w:rPr>
+              <w:t>5</w:t>
+            </w:r>
+          </w:p>
+        </w:tc>
+        <w:tc>
+          <w:tcPr>
+            <w:tcW w:w="3018" w:type="dxa"/>
+            <w:gridSpan w:val="2"/>
+            <w:tcBorders>
+              <w:top w:val="nil"/>
+              <w:left w:val="nil"/>
+              <w:bottom w:val="single" w:sz="4" w:space="0" w:color="auto"/>
+              <w:right w:val="single" w:sz="4" w:space="0" w:color="auto"/>
+            </w:tcBorders>
+            <w:shd w:val="clear" w:color="auto" w:fill="auto"/>
+            <w:vAlign w:val="center"/>
+            <w:hideMark/>
+          </w:tcPr>
+          <w:p>
+            <w:pPr>
+              <w:spacing w:after="0" w:line="240" w:lineRule="auto"/>
+              <w:jc w:val="both"/>
+              <w:rPr>
+                <w:rFonts w:ascii="Arial" w:eastAsia="Times New Roman" w:hAnsi="Arial" w:cs="Arial"/>
+                <w:kern w:val="0"/>
+                <w:sz w:val="20"/>
+                <w:szCs w:val="20"/>
+              </w:rPr>
+            </w:pPr>
+            <w:r>
+              <w:rPr>
+                <w:rFonts w:ascii="Arial" w:eastAsia="Times New Roman" w:hAnsi="Arial" w:cs="Arial"/>
+                <w:kern w:val="0"/>
+                <w:sz w:val="20"/>
+                <w:szCs w:val="20"/>
+              </w:rPr>
+              <w:t>Peta Pemantauan dan Pengelolaan</w:t>
+            </w:r>
+          </w:p>
+        </w:tc>
+        <w:tc>
+          <w:tcPr>
+            <w:tcW w:w="1017" w:type="dxa"/>
+            <w:gridSpan w:val="3"/>
+            <w:tcBorders>
+              <w:top w:val="nil"/>
+              <w:left w:val="nil"/>
+              <w:bottom w:val="single" w:sz="4" w:space="0" w:color="auto"/>
+              <w:right w:val="single" w:sz="4" w:space="0" w:color="auto"/>
+            </w:tcBorders>
+            <w:shd w:val="clear" w:color="auto" w:fill="auto"/>
+            <w:vAlign w:val="center"/>
+            <w:hideMark/>
+          </w:tcPr>
+          <w:p>
+            <w:pPr>
+              <w:spacing w:after="0" w:line="240" w:lineRule="auto"/>
+              <w:jc w:val="center"/>
+              <w:rPr>
+                <w:rFonts w:ascii="Arial" w:eastAsia="Times New Roman" w:hAnsi="Arial" w:cs="Arial"/>
+                <w:kern w:val="0"/>
+                <w:sz w:val="20"/>
+                <w:szCs w:val="20"/>
+                <w14:ligatures w14:val="none"/>
+              </w:rPr>
+            </w:pPr>
+            <w:r>
+              <w:rPr>
+                <w:rFonts w:ascii="Arial" w:eastAsia="Times New Roman" w:hAnsi="Arial" w:cs="Arial"/>
+                <w:kern w:val="0"/>
+                <w:sz w:val="20"/>
+                <w:szCs w:val="20"/>
+                <w14:ligatures w14:val="none"/>
+              </w:rPr>
+              <w:t>{ada_5}</w:t>
+            </w:r>
+          </w:p>
+        </w:tc>
+        <w:tc>
+          <w:tcPr>
+            <w:tcW w:w="1396" w:type="dxa"/>
+            <w:tcBorders>
+              <w:top w:val="single" w:sz="4" w:space="0" w:color="auto"/>
+              <w:left w:val="nil"/>
+              <w:bottom w:val="single" w:sz="4" w:space="0" w:color="auto"/>
+              <w:right w:val="single" w:sz="4" w:space="0" w:color="auto"/>
+            </w:tcBorders>
+            <w:vAlign w:val="center"/>
+          </w:tcPr>
+          <w:p>
+            <w:pPr>
+              <w:spacing w:after="0" w:line="240" w:lineRule="auto"/>
+              <w:jc w:val="center"/>
+              <w:rPr>
+                <w:rFonts w:ascii="Arial" w:eastAsia="Times New Roman" w:hAnsi="Arial" w:cs="Arial"/>
+                <w:kern w:val="0"/>
+                <w:sz w:val="20"/>
+                <w:szCs w:val="20"/>
+                <w14:ligatures w14:val="none"/>
+              </w:rPr>
+            </w:pPr>
+            <w:r>
+              <w:rPr>
+                <w:rFonts w:ascii="Arial" w:eastAsia="Times New Roman" w:hAnsi="Arial" w:cs="Arial"/>
+                <w:kern w:val="0"/>
+                <w:sz w:val="20"/>
+                <w:szCs w:val="20"/>
+                <w14:ligatures w14:val="none"/>
+              </w:rPr>
+              <w:t>{tdk_ada_5}</w:t>
+            </w:r>
+          </w:p>
+        </w:tc>
+        <w:tc>
+          <w:tcPr>
+            <w:tcW w:w="1262" w:type="dxa"/>
+            <w:tcBorders>
+              <w:top w:val="nil"/>
+              <w:left w:val="single" w:sz="4" w:space="0" w:color="auto"/>
+              <w:bottom w:val="single" w:sz="4" w:space="0" w:color="auto"/>
+              <w:right w:val="single" w:sz="4" w:space="0" w:color="auto"/>
+            </w:tcBorders>
+            <w:vAlign w:val="center"/>
+          </w:tcPr>
+          <w:p>
+            <w:pPr>
+              <w:spacing w:after="0" w:line="240" w:lineRule="auto"/>
+              <w:jc w:val="center"/>
+              <w:rPr>
+                <w:rFonts w:ascii="Arial" w:eastAsia="Times New Roman" w:hAnsi="Arial" w:cs="Arial"/>
+                <w:kern w:val="0"/>
+                <w:sz w:val="20"/>
+                <w:szCs w:val="20"/>
+                <w14:ligatures w14:val="none"/>
+              </w:rPr>
+            </w:pPr>
+            <w:r>
+              <w:rPr>
+                <w:rFonts w:ascii="Arial" w:eastAsia="Times New Roman" w:hAnsi="Arial" w:cs="Arial"/>
+                <w:kern w:val="0"/>
+                <w:sz w:val="20"/>
+                <w:szCs w:val="20"/>
+                <w14:ligatures w14:val="none"/>
+              </w:rPr>
+              <w:t>{sesuai_5}</w:t>
+            </w:r>
+          </w:p>
+        </w:tc>
+        <w:tc>
+          <w:tcPr>
+            <w:tcW w:w="1640" w:type="dxa"/>
+            <w:tcBorders>
+              <w:top w:val="nil"/>
+              <w:left w:val="single" w:sz="4" w:space="0" w:color="auto"/>
+              <w:bottom w:val="single" w:sz="4" w:space="0" w:color="auto"/>
+              <w:right w:val="single" w:sz="4" w:space="0" w:color="auto"/>
+            </w:tcBorders>
+            <w:vAlign w:val="center"/>
+          </w:tcPr>
+          <w:p>
+            <w:pPr>
+              <w:spacing w:after="0" w:line="240" w:lineRule="auto"/>
+              <w:jc w:val="center"/>
+              <w:rPr>
+                <w:rFonts w:ascii="Arial" w:eastAsia="Times New Roman" w:hAnsi="Arial" w:cs="Arial"/>
+                <w:kern w:val="0"/>
+                <w:sz w:val="20"/>
+                <w:szCs w:val="20"/>
+                <w14:ligatures w14:val="none"/>
+              </w:rPr>
+            </w:pPr>
+            <w:r>
+              <w:rPr>
+                <w:rFonts w:ascii="Arial" w:eastAsia="Times New Roman" w:hAnsi="Arial" w:cs="Arial"/>
+                <w:kern w:val="0"/>
+                <w:sz w:val="20"/>
+                <w:szCs w:val="20"/>
+                <w14:ligatures w14:val="none"/>
+              </w:rPr>
+              <w:t>{tdk_sesuai_5}</w:t>
+            </w:r>
+          </w:p>
+        </w:tc>
+        <w:tc>
+          <w:tcPr>
+            <w:tcW w:w="1455" w:type="dxa"/>
+            <w:tcBorders>
+              <w:top w:val="nil"/>
+              <w:left w:val="single" w:sz="4" w:space="0" w:color="auto"/>
+              <w:bottom w:val="single" w:sz="4" w:space="0" w:color="auto"/>
+              <w:right w:val="single" w:sz="4" w:space="0" w:color="auto"/>
+            </w:tcBorders>
+            <w:shd w:val="clear" w:color="auto" w:fill="auto"/>
+            <w:vAlign w:val="center"/>
+            <w:hideMark/>
+          </w:tcPr>
+          <w:p>
+            <w:pPr>
+              <w:spacing w:after="0" w:line="240" w:lineRule="auto"/>
+              <w:rPr>
+                <w:rFonts w:ascii="Arial" w:eastAsia="Times New Roman" w:hAnsi="Arial" w:cs="Arial"/>
+                <w:kern w:val="0"/>
+                <w:sz w:val="20"/>
+                <w:szCs w:val="20"/>
+                <w14:ligatures w14:val="none"/>
+              </w:rPr>
+            </w:pPr>
+            <w:r>
+              <w:rPr>
+                <w:rFonts w:ascii="Arial" w:eastAsia="Times New Roman" w:hAnsi="Arial" w:cs="Arial"/>
+                <w:kern w:val="0"/>
+                <w:sz w:val="20"/>
+                <w:szCs w:val="20"/>
+                <w14:ligatures w14:val="none"/>
+              </w:rPr>
+              <w:t> {ket_5}</w:t>
+            </w:r>
+          </w:p>
+        </w:tc>
+      </w:tr>
+      <w:tr>
+        <w:trPr>
+          <w:gridAfter w:val="4"/>
+          <w:wAfter w:w="1490" w:type="dxa"/>
+          <w:trHeight w:val="567"/>
+        </w:trPr>
+        <w:tc>
+          <w:tcPr>
+            <w:tcW w:w="730" w:type="dxa"/>
+            <w:tcBorders>
+              <w:top w:val="nil"/>
+              <w:left w:val="single" w:sz="4" w:space="0" w:color="auto"/>
+              <w:bottom w:val="single" w:sz="4" w:space="0" w:color="auto"/>
+              <w:right w:val="single" w:sz="4" w:space="0" w:color="auto"/>
+            </w:tcBorders>
+            <w:shd w:val="clear" w:color="auto" w:fill="auto"/>
+            <w:vAlign w:val="center"/>
+            <w:hideMark/>
+          </w:tcPr>
+          <w:p>
+            <w:pPr>
+              <w:spacing w:after="0" w:line="240" w:lineRule="auto"/>
+              <w:jc w:val="center"/>
+              <w:rPr>
+                <w:rFonts w:ascii="Arial" w:eastAsia="Times New Roman" w:hAnsi="Arial" w:cs="Arial"/>
+                <w:kern w:val="0"/>
+                <w:sz w:val="20"/>
+                <w:szCs w:val="20"/>
+                <w14:ligatures w14:val="none"/>
+              </w:rPr>
+            </w:pPr>
+            <w:r>
+              <w:rPr>
+                <w:rFonts w:ascii="Arial" w:eastAsia="Times New Roman" w:hAnsi="Arial" w:cs="Arial"/>
+                <w:kern w:val="0"/>
+                <w:sz w:val="20"/>
+                <w:szCs w:val="20"/>
+                <w14:ligatures w14:val="none"/>
+              </w:rPr>
+              <w:t>6</w:t>
+            </w:r>
+          </w:p>
+        </w:tc>
+        <w:tc>
+          <w:tcPr>
+            <w:tcW w:w="3018" w:type="dxa"/>
+            <w:gridSpan w:val="2"/>
+            <w:tcBorders>
+              <w:top w:val="nil"/>
+              <w:left w:val="nil"/>
+              <w:bottom w:val="single" w:sz="4" w:space="0" w:color="auto"/>
+              <w:right w:val="single" w:sz="4" w:space="0" w:color="auto"/>
+            </w:tcBorders>
+            <w:shd w:val="clear" w:color="auto" w:fill="auto"/>
+            <w:vAlign w:val="center"/>
+            <w:hideMark/>
+          </w:tcPr>
+          <w:p>
+            <w:pPr>
+              <w:spacing w:after="0" w:line="240" w:lineRule="auto"/>
+              <w:jc w:val="both"/>
+              <w:rPr>
+                <w:rFonts w:ascii="Arial" w:eastAsia="Times New Roman" w:hAnsi="Arial" w:cs="Arial"/>
+                <w:kern w:val="0"/>
+                <w:sz w:val="20"/>
+                <w:szCs w:val="20"/>
+              </w:rPr>
+            </w:pPr>
+            <w:r>
+              <w:rPr>
+                <w:rFonts w:ascii="Arial" w:eastAsia="Times New Roman" w:hAnsi="Arial" w:cs="Arial"/>
+                <w:kern w:val="0"/>
+                <w:sz w:val="20"/>
+                <w:szCs w:val="20"/>
+              </w:rPr>
+              <w:t>Peta Siteplan di A3</w:t>
+            </w:r>
+          </w:p>
+        </w:tc>
+        <w:tc>
+          <w:tcPr>
+            <w:tcW w:w="1017" w:type="dxa"/>
+            <w:gridSpan w:val="3"/>
+            <w:tcBorders>
+              <w:top w:val="nil"/>
+              <w:left w:val="nil"/>
+              <w:bottom w:val="single" w:sz="4" w:space="0" w:color="auto"/>
+              <w:right w:val="single" w:sz="4" w:space="0" w:color="auto"/>
+            </w:tcBorders>
+            <w:shd w:val="clear" w:color="auto" w:fill="auto"/>
+            <w:vAlign w:val="center"/>
+            <w:hideMark/>
+          </w:tcPr>
+          <w:p>
+            <w:pPr>
+              <w:spacing w:after="0" w:line="240" w:lineRule="auto"/>
+              <w:jc w:val="center"/>
+              <w:rPr>
+                <w:rFonts w:ascii="Arial" w:eastAsia="Times New Roman" w:hAnsi="Arial" w:cs="Arial"/>
+                <w:kern w:val="0"/>
+                <w:sz w:val="20"/>
+                <w:szCs w:val="20"/>
+                <w14:ligatures w14:val="none"/>
+              </w:rPr>
+            </w:pPr>
+            <w:r>
+              <w:rPr>
+                <w:rFonts w:ascii="Arial" w:eastAsia="Times New Roman" w:hAnsi="Arial" w:cs="Arial"/>
+                <w:kern w:val="0"/>
+                <w:sz w:val="20"/>
+                <w:szCs w:val="20"/>
+                <w14:ligatures w14:val="none"/>
+              </w:rPr>
+              <w:t>{ada_6}</w:t>
+            </w:r>
+          </w:p>
+        </w:tc>
+        <w:tc>
+          <w:tcPr>
+            <w:tcW w:w="1396" w:type="dxa"/>
+            <w:tcBorders>
+              <w:top w:val="single" w:sz="4" w:space="0" w:color="auto"/>
+              <w:left w:val="nil"/>
+              <w:bottom w:val="single" w:sz="4" w:space="0" w:color="auto"/>
+              <w:right w:val="single" w:sz="4" w:space="0" w:color="auto"/>
+            </w:tcBorders>
+            <w:vAlign w:val="center"/>
+          </w:tcPr>
+          <w:p>
+            <w:pPr>
+              <w:spacing w:after="0" w:line="240" w:lineRule="auto"/>
+              <w:jc w:val="center"/>
+              <w:rPr>
+                <w:rFonts w:ascii="Arial" w:eastAsia="Times New Roman" w:hAnsi="Arial" w:cs="Arial"/>
+                <w:kern w:val="0"/>
+                <w:sz w:val="20"/>
+                <w:szCs w:val="20"/>
+                <w14:ligatures w14:val="none"/>
+              </w:rPr>
+            </w:pPr>
+            <w:r>
+              <w:rPr>
+                <w:rFonts w:ascii="Arial" w:eastAsia="Times New Roman" w:hAnsi="Arial" w:cs="Arial"/>
+                <w:kern w:val="0"/>
+                <w:sz w:val="20"/>
+                <w:szCs w:val="20"/>
+                <w14:ligatures w14:val="none"/>
+              </w:rPr>
+              <w:t>{tdk_ada_6}</w:t>
+            </w:r>
+          </w:p>
+        </w:tc>
+        <w:tc>
+          <w:tcPr>
+            <w:tcW w:w="1262" w:type="dxa"/>
+            <w:tcBorders>
+              <w:top w:val="nil"/>
+              <w:left w:val="single" w:sz="4" w:space="0" w:color="auto"/>
+              <w:bottom w:val="single" w:sz="4" w:space="0" w:color="auto"/>
+              <w:right w:val="single" w:sz="4" w:space="0" w:color="auto"/>
+            </w:tcBorders>
+            <w:vAlign w:val="center"/>
+          </w:tcPr>
+          <w:p>
+            <w:pPr>
+              <w:spacing w:after="0" w:line="240" w:lineRule="auto"/>
+              <w:jc w:val="center"/>
+              <w:rPr>
+                <w:rFonts w:ascii="Arial" w:eastAsia="Times New Roman" w:hAnsi="Arial" w:cs="Arial"/>
+                <w:kern w:val="0"/>
+                <w:sz w:val="20"/>
+                <w:szCs w:val="20"/>
+                <w14:ligatures w14:val="none"/>
+              </w:rPr>
+            </w:pPr>
+            <w:r>
+              <w:rPr>
+                <w:rFonts w:ascii="Arial" w:eastAsia="Times New Roman" w:hAnsi="Arial" w:cs="Arial"/>
+                <w:kern w:val="0"/>
+                <w:sz w:val="20"/>
+                <w:szCs w:val="20"/>
+                <w14:ligatures w14:val="none"/>
+              </w:rPr>
+              <w:t>{sesuai_6}</w:t>
+            </w:r>
+          </w:p>
+        </w:tc>
+        <w:tc>
+          <w:tcPr>
+            <w:tcW w:w="1640" w:type="dxa"/>
+            <w:tcBorders>
+              <w:top w:val="nil"/>
+              <w:left w:val="single" w:sz="4" w:space="0" w:color="auto"/>
+              <w:bottom w:val="single" w:sz="4" w:space="0" w:color="auto"/>
+              <w:right w:val="single" w:sz="4" w:space="0" w:color="auto"/>
+            </w:tcBorders>
+            <w:vAlign w:val="center"/>
+          </w:tcPr>
+          <w:p>
+            <w:pPr>
+              <w:spacing w:after="0" w:line="240" w:lineRule="auto"/>
+              <w:jc w:val="center"/>
+              <w:rPr>
+                <w:rFonts w:ascii="Arial" w:eastAsia="Times New Roman" w:hAnsi="Arial" w:cs="Arial"/>
+                <w:kern w:val="0"/>
+                <w:sz w:val="20"/>
+                <w:szCs w:val="20"/>
+                <w14:ligatures w14:val="none"/>
+              </w:rPr>
+            </w:pPr>
+            <w:r>
+              <w:rPr>
+                <w:rFonts w:ascii="Arial" w:eastAsia="Times New Roman" w:hAnsi="Arial" w:cs="Arial"/>
+                <w:kern w:val="0"/>
+                <w:sz w:val="20"/>
+                <w:szCs w:val="20"/>
+                <w14:ligatures w14:val="none"/>
+              </w:rPr>
+              <w:t>{tdk_sesuai_6}</w:t>
+            </w:r>
+          </w:p>
+        </w:tc>
+        <w:tc>
+          <w:tcPr>
+            <w:tcW w:w="1455" w:type="dxa"/>
+            <w:tcBorders>
+              <w:top w:val="nil"/>
+              <w:left w:val="single" w:sz="4" w:space="0" w:color="auto"/>
+              <w:bottom w:val="single" w:sz="4" w:space="0" w:color="auto"/>
+              <w:right w:val="single" w:sz="4" w:space="0" w:color="auto"/>
+            </w:tcBorders>
+            <w:shd w:val="clear" w:color="auto" w:fill="auto"/>
+            <w:vAlign w:val="center"/>
+            <w:hideMark/>
+          </w:tcPr>
+          <w:p>
+            <w:pPr>
+              <w:spacing w:after="0" w:line="240" w:lineRule="auto"/>
+              <w:rPr>
+                <w:rFonts w:ascii="Arial" w:eastAsia="Times New Roman" w:hAnsi="Arial" w:cs="Arial"/>
+                <w:kern w:val="0"/>
+                <w:sz w:val="20"/>
+                <w:szCs w:val="20"/>
+                <w14:ligatures w14:val="none"/>
+              </w:rPr>
+            </w:pPr>
+            <w:r>
+              <w:rPr>
+                <w:rFonts w:ascii="Arial" w:eastAsia="Times New Roman" w:hAnsi="Arial" w:cs="Arial"/>
+                <w:kern w:val="0"/>
+                <w:sz w:val="20"/>
+                <w:szCs w:val="20"/>
+                <w14:ligatures w14:val="none"/>
+              </w:rPr>
+              <w:t> {ket_6}</w:t>
+            </w:r>
+          </w:p>
+        </w:tc>
+      </w:tr>
+      <w:tr>
+        <w:trPr>
+          <w:gridAfter w:val="4"/>
+          <w:wAfter w:w="1490" w:type="dxa"/>
+          <w:trHeight w:val="567"/>
+        </w:trPr>
+        <w:tc>
+          <w:tcPr>
+            <w:tcW w:w="730" w:type="dxa"/>
+            <w:tcBorders>
+              <w:top w:val="nil"/>
+              <w:left w:val="single" w:sz="4" w:space="0" w:color="auto"/>
+              <w:bottom w:val="single" w:sz="4" w:space="0" w:color="auto"/>
+              <w:right w:val="single" w:sz="4" w:space="0" w:color="auto"/>
+            </w:tcBorders>
+            <w:shd w:val="clear" w:color="auto" w:fill="auto"/>
+            <w:vAlign w:val="center"/>
+            <w:hideMark/>
+          </w:tcPr>
+          <w:p>
+            <w:pPr>
+              <w:spacing w:after="0" w:line="240" w:lineRule="auto"/>
+              <w:jc w:val="center"/>
+              <w:rPr>
+                <w:rFonts w:ascii="Arial" w:eastAsia="Times New Roman" w:hAnsi="Arial" w:cs="Arial"/>
+                <w:kern w:val="0"/>
+                <w:sz w:val="20"/>
+                <w:szCs w:val="20"/>
+                <w14:ligatures w14:val="none"/>
+              </w:rPr>
+            </w:pPr>
+            <w:r>
+              <w:rPr>
+                <w:rFonts w:ascii="Arial" w:eastAsia="Times New Roman" w:hAnsi="Arial" w:cs="Arial"/>
+                <w:kern w:val="0"/>
+                <w:sz w:val="20"/>
+                <w:szCs w:val="20"/>
+                <w14:ligatures w14:val="none"/>
+              </w:rPr>
+              <w:t>7</w:t>
+            </w:r>
+          </w:p>
+        </w:tc>
+        <w:tc>
+          <w:tcPr>
+            <w:tcW w:w="3018" w:type="dxa"/>
+            <w:gridSpan w:val="2"/>
+            <w:tcBorders>
+              <w:top w:val="nil"/>
+              <w:left w:val="nil"/>
+              <w:bottom w:val="single" w:sz="4" w:space="0" w:color="auto"/>
+              <w:right w:val="single" w:sz="4" w:space="0" w:color="auto"/>
+            </w:tcBorders>
+            <w:shd w:val="clear" w:color="auto" w:fill="auto"/>
+            <w:vAlign w:val="center"/>
+            <w:hideMark/>
+          </w:tcPr>
+          <w:p>
+            <w:pPr>
+              <w:spacing w:after="0" w:line="240" w:lineRule="auto"/>
+              <w:jc w:val="both"/>
+              <w:rPr>
+                <w:rFonts w:ascii="Arial" w:eastAsia="Times New Roman" w:hAnsi="Arial" w:cs="Arial"/>
+                <w:kern w:val="0"/>
+                <w:sz w:val="20"/>
+                <w:szCs w:val="20"/>
+              </w:rPr>
+            </w:pPr>
+            <w:r>
+              <w:rPr>
+                <w:rFonts w:ascii="Arial" w:eastAsia="Times New Roman" w:hAnsi="Arial" w:cs="Arial"/>
+                <w:kern w:val="0"/>
+                <w:sz w:val="20"/>
+                <w:szCs w:val="20"/>
+              </w:rPr>
+              <w:t>PKKPR</w:t>
+            </w:r>
+          </w:p>
+        </w:tc>
+        <w:tc>
+          <w:tcPr>
+            <w:tcW w:w="1017" w:type="dxa"/>
+            <w:gridSpan w:val="3"/>
+            <w:tcBorders>
+              <w:top w:val="nil"/>
+              <w:left w:val="nil"/>
+              <w:bottom w:val="single" w:sz="4" w:space="0" w:color="auto"/>
+              <w:right w:val="single" w:sz="4" w:space="0" w:color="auto"/>
+            </w:tcBorders>
+            <w:shd w:val="clear" w:color="auto" w:fill="auto"/>
+            <w:vAlign w:val="center"/>
+            <w:hideMark/>
+          </w:tcPr>
+          <w:p>
+            <w:pPr>
+              <w:spacing w:after="0" w:line="240" w:lineRule="auto"/>
+              <w:jc w:val="center"/>
+              <w:rPr>
+                <w:rFonts w:ascii="Arial" w:eastAsia="Times New Roman" w:hAnsi="Arial" w:cs="Arial"/>
+                <w:kern w:val="0"/>
+                <w:sz w:val="20"/>
+                <w:szCs w:val="20"/>
+                <w14:ligatures w14:val="none"/>
+              </w:rPr>
+            </w:pPr>
+            <w:r>
+              <w:rPr>
+                <w:rFonts w:ascii="Arial" w:eastAsia="Times New Roman" w:hAnsi="Arial" w:cs="Arial"/>
+                <w:kern w:val="0"/>
+                <w:sz w:val="20"/>
+                <w:szCs w:val="20"/>
+                <w14:ligatures w14:val="none"/>
+              </w:rPr>
+              <w:t>{ada_7}</w:t>
+            </w:r>
+          </w:p>
+        </w:tc>
+        <w:tc>
+          <w:tcPr>
+            <w:tcW w:w="1396" w:type="dxa"/>
+            <w:tcBorders>
+              <w:top w:val="single" w:sz="4" w:space="0" w:color="auto"/>
+              <w:left w:val="nil"/>
+              <w:bottom w:val="single" w:sz="4" w:space="0" w:color="auto"/>
+              <w:right w:val="single" w:sz="4" w:space="0" w:color="auto"/>
+            </w:tcBorders>
+            <w:vAlign w:val="center"/>
+          </w:tcPr>
+          <w:p>
+            <w:pPr>
+              <w:spacing w:after="0" w:line="240" w:lineRule="auto"/>
+              <w:jc w:val="center"/>
+              <w:rPr>
+                <w:rFonts w:ascii="Arial" w:eastAsia="Times New Roman" w:hAnsi="Arial" w:cs="Arial"/>
+                <w:kern w:val="0"/>
+                <w:sz w:val="20"/>
+                <w:szCs w:val="20"/>
+                <w14:ligatures w14:val="none"/>
+              </w:rPr>
+            </w:pPr>
+            <w:r>
+              <w:rPr>
+                <w:rFonts w:ascii="Arial" w:eastAsia="Times New Roman" w:hAnsi="Arial" w:cs="Arial"/>
+                <w:kern w:val="0"/>
+                <w:sz w:val="20"/>
+                <w:szCs w:val="20"/>
+                <w14:ligatures w14:val="none"/>
+              </w:rPr>
+              <w:t>{tdk_ada_7}</w:t>
+            </w:r>
+          </w:p>
+        </w:tc>
+        <w:tc>
+          <w:tcPr>
+            <w:tcW w:w="1262" w:type="dxa"/>
+            <w:tcBorders>
+              <w:top w:val="nil"/>
+              <w:left w:val="single" w:sz="4" w:space="0" w:color="auto"/>
+              <w:bottom w:val="single" w:sz="4" w:space="0" w:color="auto"/>
+              <w:right w:val="single" w:sz="4" w:space="0" w:color="auto"/>
+            </w:tcBorders>
+            <w:vAlign w:val="center"/>
+          </w:tcPr>
+          <w:p>
+            <w:pPr>
+              <w:spacing w:after="0" w:line="240" w:lineRule="auto"/>
+              <w:jc w:val="center"/>
+              <w:rPr>
+                <w:rFonts w:ascii="Arial" w:eastAsia="Times New Roman" w:hAnsi="Arial" w:cs="Arial"/>
+                <w:kern w:val="0"/>
+                <w:sz w:val="20"/>
+                <w:szCs w:val="20"/>
+                <w14:ligatures w14:val="none"/>
+              </w:rPr>
+            </w:pPr>
+            <w:r>
+              <w:rPr>
+                <w:rFonts w:ascii="Arial" w:eastAsia="Times New Roman" w:hAnsi="Arial" w:cs="Arial"/>
+                <w:kern w:val="0"/>
+                <w:sz w:val="20"/>
+                <w:szCs w:val="20"/>
+                <w14:ligatures w14:val="none"/>
+              </w:rPr>
+              <w:t>{sesuai_7}</w:t>
+            </w:r>
+          </w:p>
+        </w:tc>
+        <w:tc>
+          <w:tcPr>
+            <w:tcW w:w="1640" w:type="dxa"/>
+            <w:tcBorders>
+              <w:top w:val="nil"/>
+              <w:left w:val="single" w:sz="4" w:space="0" w:color="auto"/>
+              <w:bottom w:val="single" w:sz="4" w:space="0" w:color="auto"/>
+              <w:right w:val="single" w:sz="4" w:space="0" w:color="auto"/>
+            </w:tcBorders>
+            <w:vAlign w:val="center"/>
+          </w:tcPr>
+          <w:p>
+            <w:pPr>
+              <w:spacing w:after="0" w:line="240" w:lineRule="auto"/>
+              <w:jc w:val="center"/>
+              <w:rPr>
+                <w:rFonts w:ascii="Arial" w:eastAsia="Times New Roman" w:hAnsi="Arial" w:cs="Arial"/>
+                <w:kern w:val="0"/>
+                <w:sz w:val="20"/>
+                <w:szCs w:val="20"/>
+                <w14:ligatures w14:val="none"/>
+              </w:rPr>
+            </w:pPr>
+            <w:r>
+              <w:rPr>
+                <w:rFonts w:ascii="Arial" w:eastAsia="Times New Roman" w:hAnsi="Arial" w:cs="Arial"/>
+                <w:kern w:val="0"/>
+                <w:sz w:val="20"/>
+                <w:szCs w:val="20"/>
+                <w14:ligatures w14:val="none"/>
+              </w:rPr>
+              <w:t>{tdk_sesuai_7}</w:t>
+            </w:r>
+          </w:p>
+        </w:tc>
+        <w:tc>
+          <w:tcPr>
+            <w:tcW w:w="1455" w:type="dxa"/>
+            <w:tcBorders>
+              <w:top w:val="nil"/>
+              <w:left w:val="single" w:sz="4" w:space="0" w:color="auto"/>
+              <w:bottom w:val="single" w:sz="4" w:space="0" w:color="auto"/>
+              <w:right w:val="single" w:sz="4" w:space="0" w:color="auto"/>
+            </w:tcBorders>
+            <w:shd w:val="clear" w:color="auto" w:fill="auto"/>
+            <w:vAlign w:val="center"/>
+            <w:hideMark/>
+          </w:tcPr>
+          <w:p>
+            <w:pPr>
+              <w:spacing w:after="0" w:line="240" w:lineRule="auto"/>
+              <w:rPr>
+                <w:rFonts w:ascii="Arial" w:eastAsia="Times New Roman" w:hAnsi="Arial" w:cs="Arial"/>
+                <w:kern w:val="0"/>
+                <w:sz w:val="20"/>
+                <w:szCs w:val="20"/>
+                <w14:ligatures w14:val="none"/>
+              </w:rPr>
+            </w:pPr>
+            <w:r>
+              <w:rPr>
+                <w:rFonts w:ascii="Arial" w:eastAsia="Times New Roman" w:hAnsi="Arial" w:cs="Arial"/>
+                <w:kern w:val="0"/>
+                <w:sz w:val="20"/>
+                <w:szCs w:val="20"/>
+                <w14:ligatures w14:val="none"/>
+              </w:rPr>
+              <w:t> {ket_7}</w:t>
+            </w:r>
+          </w:p>
+        </w:tc>
+      </w:tr>
+      <w:tr>
+        <w:trPr>
+          <w:gridAfter w:val="4"/>
+          <w:wAfter w:w="1490" w:type="dxa"/>
+          <w:trHeight w:val="567"/>
+        </w:trPr>
+        <w:tc>
+          <w:tcPr>
+            <w:tcW w:w="730" w:type="dxa"/>
+            <w:tcBorders>
+              <w:top w:val="nil"/>
+              <w:left w:val="single" w:sz="4" w:space="0" w:color="auto"/>
+              <w:bottom w:val="single" w:sz="4" w:space="0" w:color="auto"/>
+              <w:right w:val="single" w:sz="4" w:space="0" w:color="auto"/>
+            </w:tcBorders>
+            <w:shd w:val="clear" w:color="auto" w:fill="auto"/>
+            <w:vAlign w:val="center"/>
+            <w:hideMark/>
+          </w:tcPr>
+          <w:p>
+            <w:pPr>
+              <w:spacing w:after="0" w:line="240" w:lineRule="auto"/>
+              <w:jc w:val="center"/>
+              <w:rPr>
+                <w:rFonts w:ascii="Arial" w:eastAsia="Times New Roman" w:hAnsi="Arial" w:cs="Arial"/>
+                <w:kern w:val="0"/>
+                <w:sz w:val="20"/>
+                <w:szCs w:val="20"/>
+                <w14:ligatures w14:val="none"/>
+              </w:rPr>
+            </w:pPr>
+            <w:r>
+              <w:rPr>
+                <w:rFonts w:ascii="Arial" w:eastAsia="Times New Roman" w:hAnsi="Arial" w:cs="Arial"/>
+                <w:kern w:val="0"/>
+                <w:sz w:val="20"/>
+                <w:szCs w:val="20"/>
+                <w14:ligatures w14:val="none"/>
+              </w:rPr>
+              <w:t>8</w:t>
+            </w:r>
+          </w:p>
+        </w:tc>
+        <w:tc>
+          <w:tcPr>
+            <w:tcW w:w="3018" w:type="dxa"/>
+            <w:gridSpan w:val="2"/>
+            <w:tcBorders>
+              <w:top w:val="nil"/>
+              <w:left w:val="nil"/>
+              <w:bottom w:val="single" w:sz="4" w:space="0" w:color="auto"/>
+              <w:right w:val="single" w:sz="4" w:space="0" w:color="auto"/>
+            </w:tcBorders>
+            <w:shd w:val="clear" w:color="auto" w:fill="auto"/>
+            <w:vAlign w:val="center"/>
+            <w:hideMark/>
+          </w:tcPr>
+          <w:p>
+            <w:pPr>
+              <w:spacing w:after="0" w:line="240" w:lineRule="auto"/>
+              <w:jc w:val="both"/>
+              <w:rPr>
+                <w:rFonts w:ascii="Arial" w:eastAsia="Times New Roman" w:hAnsi="Arial" w:cs="Arial"/>
+                <w:kern w:val="0"/>
+                <w:sz w:val="20"/>
+                <w:szCs w:val="20"/>
+              </w:rPr>
+            </w:pPr>
+            <w:r>
+              <w:rPr>
+                <w:rFonts w:ascii="Arial" w:eastAsia="Times New Roman" w:hAnsi="Arial" w:cs="Arial"/>
+                <w:kern w:val="0"/>
+                <w:sz w:val="20"/>
+                <w:szCs w:val="20"/>
+              </w:rPr>
+              <w:t>NIB (Untuk Swasta atau Perorangan)</w:t>
+            </w:r>
+          </w:p>
+        </w:tc>
+        <w:tc>
+          <w:tcPr>
+            <w:tcW w:w="1017" w:type="dxa"/>
+            <w:gridSpan w:val="3"/>
+            <w:tcBorders>
+              <w:top w:val="nil"/>
+              <w:left w:val="nil"/>
+              <w:bottom w:val="single" w:sz="4" w:space="0" w:color="auto"/>
+              <w:right w:val="single" w:sz="4" w:space="0" w:color="auto"/>
+            </w:tcBorders>
+            <w:shd w:val="clear" w:color="auto" w:fill="auto"/>
+            <w:vAlign w:val="center"/>
+            <w:hideMark/>
+          </w:tcPr>
+          <w:p>
+            <w:pPr>
+              <w:spacing w:after="0" w:line="240" w:lineRule="auto"/>
+              <w:jc w:val="center"/>
+              <w:rPr>
+                <w:rFonts w:ascii="Arial" w:eastAsia="Times New Roman" w:hAnsi="Arial" w:cs="Arial"/>
+                <w:kern w:val="0"/>
+                <w:sz w:val="20"/>
+                <w:szCs w:val="20"/>
+                <w14:ligatures w14:val="none"/>
+              </w:rPr>
+            </w:pPr>
+            <w:r>
+              <w:rPr>
+                <w:rFonts w:ascii="Arial" w:eastAsia="Times New Roman" w:hAnsi="Arial" w:cs="Arial"/>
+                <w:kern w:val="0"/>
+                <w:sz w:val="20"/>
+                <w:szCs w:val="20"/>
+                <w14:ligatures w14:val="none"/>
+              </w:rPr>
+              <w:t>{ada_8}</w:t>
+            </w:r>
+          </w:p>
+        </w:tc>
+        <w:tc>
+          <w:tcPr>
+            <w:tcW w:w="1396" w:type="dxa"/>
+            <w:tcBorders>
+              <w:top w:val="single" w:sz="4" w:space="0" w:color="auto"/>
+              <w:left w:val="nil"/>
+              <w:bottom w:val="single" w:sz="4" w:space="0" w:color="auto"/>
+              <w:right w:val="single" w:sz="4" w:space="0" w:color="auto"/>
+            </w:tcBorders>
+            <w:vAlign w:val="center"/>
+          </w:tcPr>
+          <w:p>
+            <w:pPr>
+              <w:spacing w:after="0" w:line="240" w:lineRule="auto"/>
+              <w:jc w:val="center"/>
+              <w:rPr>
+                <w:rFonts w:ascii="Arial" w:eastAsia="Times New Roman" w:hAnsi="Arial" w:cs="Arial"/>
+                <w:kern w:val="0"/>
+                <w:sz w:val="20"/>
+                <w:szCs w:val="20"/>
+                <w14:ligatures w14:val="none"/>
+              </w:rPr>
+            </w:pPr>
+            <w:r>
+              <w:rPr>
+                <w:rFonts w:ascii="Arial" w:eastAsia="Times New Roman" w:hAnsi="Arial" w:cs="Arial"/>
+                <w:kern w:val="0"/>
+                <w:sz w:val="20"/>
+                <w:szCs w:val="20"/>
+                <w14:ligatures w14:val="none"/>
+              </w:rPr>
+              <w:t>{tdk_ada_8}</w:t>
+            </w:r>
+          </w:p>
+        </w:tc>
+        <w:tc>
+          <w:tcPr>
+            <w:tcW w:w="1262" w:type="dxa"/>
+            <w:tcBorders>
+              <w:top w:val="nil"/>
+              <w:left w:val="single" w:sz="4" w:space="0" w:color="auto"/>
+              <w:bottom w:val="single" w:sz="4" w:space="0" w:color="auto"/>
+              <w:right w:val="single" w:sz="4" w:space="0" w:color="auto"/>
+            </w:tcBorders>
+            <w:vAlign w:val="center"/>
+          </w:tcPr>
+          <w:p>
+            <w:pPr>
+              <w:spacing w:after="0" w:line="240" w:lineRule="auto"/>
+              <w:jc w:val="center"/>
+              <w:rPr>
+                <w:rFonts w:ascii="Arial" w:eastAsia="Times New Roman" w:hAnsi="Arial" w:cs="Arial"/>
+                <w:kern w:val="0"/>
+                <w:sz w:val="20"/>
+                <w:szCs w:val="20"/>
+                <w14:ligatures w14:val="none"/>
+              </w:rPr>
+            </w:pPr>
+            <w:r>
+              <w:rPr>
+                <w:rFonts w:ascii="Arial" w:eastAsia="Times New Roman" w:hAnsi="Arial" w:cs="Arial"/>
+                <w:kern w:val="0"/>
+                <w:sz w:val="20"/>
+                <w:szCs w:val="20"/>
+                <w14:ligatures w14:val="none"/>
+              </w:rPr>
+              <w:t>{sesuai_8}</w:t>
+            </w:r>
+          </w:p>
+        </w:tc>
+        <w:tc>
+          <w:tcPr>
+            <w:tcW w:w="1640" w:type="dxa"/>
+            <w:tcBorders>
+              <w:top w:val="nil"/>
+              <w:left w:val="single" w:sz="4" w:space="0" w:color="auto"/>
+              <w:bottom w:val="single" w:sz="4" w:space="0" w:color="auto"/>
+              <w:right w:val="single" w:sz="4" w:space="0" w:color="auto"/>
+            </w:tcBorders>
+            <w:vAlign w:val="center"/>
+          </w:tcPr>
+          <w:p>
+            <w:pPr>
+              <w:spacing w:after="0" w:line="240" w:lineRule="auto"/>
+              <w:jc w:val="center"/>
+              <w:rPr>
+                <w:rFonts w:ascii="Arial" w:eastAsia="Times New Roman" w:hAnsi="Arial" w:cs="Arial"/>
+                <w:kern w:val="0"/>
+                <w:sz w:val="20"/>
+                <w:szCs w:val="20"/>
+                <w14:ligatures w14:val="none"/>
+              </w:rPr>
+            </w:pPr>
+            <w:r>
+              <w:rPr>
+                <w:rFonts w:ascii="Arial" w:eastAsia="Times New Roman" w:hAnsi="Arial" w:cs="Arial"/>
+                <w:kern w:val="0"/>
+                <w:sz w:val="20"/>
+                <w:szCs w:val="20"/>
+                <w14:ligatures w14:val="none"/>
+              </w:rPr>
+              <w:t>{tdk_sesuai_8}</w:t>
+            </w:r>
+          </w:p>
+        </w:tc>
+        <w:tc>
+          <w:tcPr>
+            <w:tcW w:w="1455" w:type="dxa"/>
+            <w:tcBorders>
+              <w:top w:val="nil"/>
+              <w:left w:val="single" w:sz="4" w:space="0" w:color="auto"/>
+              <w:bottom w:val="single" w:sz="4" w:space="0" w:color="auto"/>
+              <w:right w:val="single" w:sz="4" w:space="0" w:color="auto"/>
+            </w:tcBorders>
+            <w:shd w:val="clear" w:color="auto" w:fill="auto"/>
+            <w:vAlign w:val="center"/>
+            <w:hideMark/>
+          </w:tcPr>
+          <w:p>
+            <w:pPr>
+              <w:spacing w:after="0" w:line="240" w:lineRule="auto"/>
+              <w:rPr>
+                <w:rFonts w:ascii="Arial" w:eastAsia="Times New Roman" w:hAnsi="Arial" w:cs="Arial"/>
+                <w:kern w:val="0"/>
+                <w:sz w:val="20"/>
+                <w:szCs w:val="20"/>
+                <w14:ligatures w14:val="none"/>
+              </w:rPr>
+            </w:pPr>
+            <w:r>
+              <w:rPr>
+                <w:rFonts w:ascii="Arial" w:eastAsia="Times New Roman" w:hAnsi="Arial" w:cs="Arial"/>
+                <w:kern w:val="0"/>
+                <w:sz w:val="20"/>
+                <w:szCs w:val="20"/>
+                <w14:ligatures w14:val="none"/>
+              </w:rPr>
+              <w:t> {ket_8}</w:t>
+            </w:r>
+          </w:p>
+        </w:tc>
+      </w:tr>
+      <w:tr>
+        <w:trPr>
+          <w:gridAfter w:val="4"/>
+          <w:wAfter w:w="1490" w:type="dxa"/>
+          <w:trHeight w:val="567"/>
+        </w:trPr>
+        <w:tc>
+          <w:tcPr>
+            <w:tcW w:w="730" w:type="dxa"/>
+            <w:tcBorders>
+              <w:top w:val="nil"/>
+              <w:left w:val="single" w:sz="4" w:space="0" w:color="auto"/>
+              <w:bottom w:val="single" w:sz="4" w:space="0" w:color="auto"/>
+              <w:right w:val="single" w:sz="4" w:space="0" w:color="auto"/>
+            </w:tcBorders>
+            <w:shd w:val="clear" w:color="auto" w:fill="auto"/>
+            <w:vAlign w:val="center"/>
+            <w:hideMark/>
+          </w:tcPr>
+          <w:p>
+            <w:pPr>
+              <w:spacing w:after="0" w:line="240" w:lineRule="auto"/>
+              <w:jc w:val="center"/>
+              <w:rPr>
+                <w:rFonts w:ascii="Arial" w:eastAsia="Times New Roman" w:hAnsi="Arial" w:cs="Arial"/>
+                <w:kern w:val="0"/>
+                <w:sz w:val="20"/>
+                <w:szCs w:val="20"/>
+                <w14:ligatures w14:val="none"/>
+              </w:rPr>
+            </w:pPr>
+            <w:r>
+              <w:rPr>
+                <w:rFonts w:ascii="Arial" w:eastAsia="Times New Roman" w:hAnsi="Arial" w:cs="Arial"/>
+                <w:kern w:val="0"/>
+                <w:sz w:val="20"/>
+                <w:szCs w:val="20"/>
+                <w14:ligatures w14:val="none"/>
+              </w:rPr>
+              <w:t>9</w:t>
+            </w:r>
+          </w:p>
+        </w:tc>
+        <w:tc>
+          <w:tcPr>
+            <w:tcW w:w="3018" w:type="dxa"/>
+            <w:gridSpan w:val="2"/>
+            <w:tcBorders>
+              <w:top w:val="nil"/>
+              <w:left w:val="nil"/>
+              <w:bottom w:val="single" w:sz="4" w:space="0" w:color="auto"/>
+              <w:right w:val="single" w:sz="4" w:space="0" w:color="auto"/>
+            </w:tcBorders>
+            <w:shd w:val="clear" w:color="auto" w:fill="auto"/>
+            <w:vAlign w:val="center"/>
+            <w:hideMark/>
+          </w:tcPr>
+          <w:p>
+            <w:pPr>
+              <w:spacing w:after="0" w:line="240" w:lineRule="auto"/>
+              <w:jc w:val="both"/>
+              <w:rPr>
+                <w:rFonts w:ascii="Arial" w:eastAsia="Times New Roman" w:hAnsi="Arial" w:cs="Arial"/>
+                <w:kern w:val="0"/>
+                <w:sz w:val="20"/>
+                <w:szCs w:val="20"/>
+              </w:rPr>
+            </w:pPr>
+            <w:r>
+              <w:rPr>
+                <w:rFonts w:ascii="Arial" w:eastAsia="Times New Roman" w:hAnsi="Arial" w:cs="Arial"/>
+                <w:kern w:val="0"/>
+                <w:sz w:val="20"/>
+                <w:szCs w:val="20"/>
+              </w:rPr>
+              <w:t>Fotocopy Status Lahan (Sertifikat)</w:t>
+            </w:r>
+          </w:p>
+        </w:tc>
+        <w:tc>
+          <w:tcPr>
+            <w:tcW w:w="1017" w:type="dxa"/>
+            <w:gridSpan w:val="3"/>
+            <w:tcBorders>
+              <w:top w:val="nil"/>
+              <w:left w:val="nil"/>
+              <w:bottom w:val="single" w:sz="4" w:space="0" w:color="auto"/>
+              <w:right w:val="single" w:sz="4" w:space="0" w:color="auto"/>
+            </w:tcBorders>
+            <w:shd w:val="clear" w:color="auto" w:fill="auto"/>
+            <w:vAlign w:val="center"/>
+            <w:hideMark/>
+          </w:tcPr>
+          <w:p>
+            <w:pPr>
+              <w:spacing w:after="0" w:line="240" w:lineRule="auto"/>
+              <w:jc w:val="center"/>
+              <w:rPr>
+                <w:rFonts w:ascii="Arial" w:eastAsia="Times New Roman" w:hAnsi="Arial" w:cs="Arial"/>
+                <w:kern w:val="0"/>
+                <w:sz w:val="20"/>
+                <w:szCs w:val="20"/>
+                <w14:ligatures w14:val="none"/>
+              </w:rPr>
+            </w:pPr>
+            <w:r>
+              <w:rPr>
+                <w:rFonts w:ascii="Arial" w:eastAsia="Times New Roman" w:hAnsi="Arial" w:cs="Arial"/>
+                <w:kern w:val="0"/>
+                <w:sz w:val="20"/>
+                <w:szCs w:val="20"/>
+                <w14:ligatures w14:val="none"/>
+              </w:rPr>
+              <w:t>{ada_9}</w:t>
+            </w:r>
+          </w:p>
+        </w:tc>
+        <w:tc>
+          <w:tcPr>
+            <w:tcW w:w="1396" w:type="dxa"/>
+            <w:tcBorders>
+              <w:top w:val="single" w:sz="4" w:space="0" w:color="auto"/>
+              <w:left w:val="nil"/>
+              <w:bottom w:val="single" w:sz="4" w:space="0" w:color="auto"/>
+              <w:right w:val="single" w:sz="4" w:space="0" w:color="auto"/>
+            </w:tcBorders>
+            <w:vAlign w:val="center"/>
+          </w:tcPr>
+          <w:p>
+            <w:pPr>
+              <w:spacing w:after="0" w:line="240" w:lineRule="auto"/>
+              <w:jc w:val="center"/>
+              <w:rPr>
+                <w:rFonts w:ascii="Arial" w:eastAsia="Times New Roman" w:hAnsi="Arial" w:cs="Arial"/>
+                <w:kern w:val="0"/>
+                <w:sz w:val="20"/>
+                <w:szCs w:val="20"/>
+                <w14:ligatures w14:val="none"/>
+              </w:rPr>
+            </w:pPr>
+            <w:r>
+              <w:rPr>
+                <w:rFonts w:ascii="Arial" w:eastAsia="Times New Roman" w:hAnsi="Arial" w:cs="Arial"/>
+                <w:kern w:val="0"/>
+                <w:sz w:val="20"/>
+                <w:szCs w:val="20"/>
+                <w14:ligatures w14:val="none"/>
+              </w:rPr>
+              <w:t>{tdk_ada_9}</w:t>
+            </w:r>
+          </w:p>
+        </w:tc>
+        <w:tc>
+          <w:tcPr>
+            <w:tcW w:w="1262" w:type="dxa"/>
+            <w:tcBorders>
+              <w:top w:val="nil"/>
+              <w:left w:val="single" w:sz="4" w:space="0" w:color="auto"/>
+              <w:bottom w:val="single" w:sz="4" w:space="0" w:color="auto"/>
+              <w:right w:val="single" w:sz="4" w:space="0" w:color="auto"/>
+            </w:tcBorders>
+            <w:vAlign w:val="center"/>
+          </w:tcPr>
+          <w:p>
+            <w:pPr>
+              <w:spacing w:after="0" w:line="240" w:lineRule="auto"/>
+              <w:jc w:val="center"/>
+              <w:rPr>
+                <w:rFonts w:ascii="Arial" w:eastAsia="Times New Roman" w:hAnsi="Arial" w:cs="Arial"/>
+                <w:kern w:val="0"/>
+                <w:sz w:val="20"/>
+                <w:szCs w:val="20"/>
+                <w14:ligatures w14:val="none"/>
+              </w:rPr>
+            </w:pPr>
+            <w:r>
+              <w:rPr>
+                <w:rFonts w:ascii="Arial" w:eastAsia="Times New Roman" w:hAnsi="Arial" w:cs="Arial"/>
+                <w:kern w:val="0"/>
+                <w:sz w:val="20"/>
+                <w:szCs w:val="20"/>
+                <w14:ligatures w14:val="none"/>
+              </w:rPr>
+              <w:t>{sesuai_9}</w:t>
+            </w:r>
+          </w:p>
+        </w:tc>
+        <w:tc>
+          <w:tcPr>
+            <w:tcW w:w="1640" w:type="dxa"/>
+            <w:tcBorders>
+              <w:top w:val="nil"/>
+              <w:left w:val="single" w:sz="4" w:space="0" w:color="auto"/>
+              <w:bottom w:val="single" w:sz="4" w:space="0" w:color="auto"/>
+              <w:right w:val="single" w:sz="4" w:space="0" w:color="auto"/>
+            </w:tcBorders>
+            <w:vAlign w:val="center"/>
+          </w:tcPr>
+          <w:p>
+            <w:pPr>
+              <w:spacing w:after="0" w:line="240" w:lineRule="auto"/>
+              <w:jc w:val="center"/>
+              <w:rPr>
+                <w:rFonts w:ascii="Arial" w:eastAsia="Times New Roman" w:hAnsi="Arial" w:cs="Arial"/>
+                <w:kern w:val="0"/>
+                <w:sz w:val="20"/>
+                <w:szCs w:val="20"/>
+                <w14:ligatures w14:val="none"/>
+              </w:rPr>
+            </w:pPr>
+            <w:r>
+              <w:rPr>
+                <w:rFonts w:ascii="Arial" w:eastAsia="Times New Roman" w:hAnsi="Arial" w:cs="Arial"/>
+                <w:kern w:val="0"/>
+                <w:sz w:val="20"/>
+                <w:szCs w:val="20"/>
+                <w14:ligatures w14:val="none"/>
+              </w:rPr>
+              <w:t>{tdk_sesuai_9}</w:t>
+            </w:r>
+          </w:p>
+        </w:tc>
+        <w:tc>
+          <w:tcPr>
+            <w:tcW w:w="1455" w:type="dxa"/>
+            <w:tcBorders>
+              <w:top w:val="nil"/>
+              <w:left w:val="single" w:sz="4" w:space="0" w:color="auto"/>
+              <w:bottom w:val="single" w:sz="4" w:space="0" w:color="auto"/>
+              <w:right w:val="single" w:sz="4" w:space="0" w:color="auto"/>
+            </w:tcBorders>
+            <w:shd w:val="clear" w:color="auto" w:fill="auto"/>
+            <w:vAlign w:val="center"/>
+            <w:hideMark/>
+          </w:tcPr>
+          <w:p>
+            <w:pPr>
+              <w:spacing w:after="0" w:line="240" w:lineRule="auto"/>
+              <w:rPr>
+                <w:rFonts w:ascii="Arial" w:eastAsia="Times New Roman" w:hAnsi="Arial" w:cs="Arial"/>
+                <w:kern w:val="0"/>
+                <w:sz w:val="20"/>
+                <w:szCs w:val="20"/>
+                <w14:ligatures w14:val="none"/>
+              </w:rPr>
+            </w:pPr>
+            <w:r>
+              <w:rPr>
+                <w:rFonts w:ascii="Arial" w:eastAsia="Times New Roman" w:hAnsi="Arial" w:cs="Arial"/>
+                <w:kern w:val="0"/>
+                <w:sz w:val="20"/>
+                <w:szCs w:val="20"/>
+                <w14:ligatures w14:val="none"/>
+              </w:rPr>
+              <w:t> {ket_9}</w:t>
+            </w:r>
+          </w:p>
+        </w:tc>
+      </w:tr>
+      <w:tr>
+        <w:trPr>
+          <w:gridAfter w:val="4"/>
+          <w:wAfter w:w="1490" w:type="dxa"/>
+          <w:trHeight w:val="567"/>
+        </w:trPr>
+        <w:tc>
+          <w:tcPr>
+            <w:tcW w:w="730" w:type="dxa"/>
+            <w:tcBorders>
+              <w:top w:val="nil"/>
+              <w:left w:val="single" w:sz="4" w:space="0" w:color="auto"/>
+              <w:bottom w:val="single" w:sz="4" w:space="0" w:color="auto"/>
+              <w:right w:val="single" w:sz="4" w:space="0" w:color="auto"/>
+            </w:tcBorders>
+            <w:shd w:val="clear" w:color="auto" w:fill="auto"/>
+            <w:vAlign w:val="center"/>
+            <w:hideMark/>
+          </w:tcPr>
+          <w:p>
+            <w:pPr>
+              <w:spacing w:after="0" w:line="240" w:lineRule="auto"/>
+              <w:jc w:val="center"/>
+              <w:rPr>
+                <w:rFonts w:ascii="Arial" w:eastAsia="Times New Roman" w:hAnsi="Arial" w:cs="Arial"/>
+                <w:kern w:val="0"/>
+                <w:sz w:val="20"/>
+                <w:szCs w:val="20"/>
+                <w14:ligatures w14:val="none"/>
+              </w:rPr>
+            </w:pPr>
+            <w:r>
+              <w:rPr>
+                <w:rFonts w:ascii="Arial" w:eastAsia="Times New Roman" w:hAnsi="Arial" w:cs="Arial"/>
+                <w:kern w:val="0"/>
+                <w:sz w:val="20"/>
+                <w:szCs w:val="20"/>
+                <w14:ligatures w14:val="none"/>
+              </w:rPr>
+              <w:t>10</w:t>
+            </w:r>
+          </w:p>
+        </w:tc>
+        <w:tc>
+          <w:tcPr>
+            <w:tcW w:w="3018" w:type="dxa"/>
+            <w:gridSpan w:val="2"/>
+            <w:tcBorders>
+              <w:top w:val="nil"/>
+              <w:left w:val="nil"/>
+              <w:bottom w:val="single" w:sz="4" w:space="0" w:color="auto"/>
+              <w:right w:val="single" w:sz="4" w:space="0" w:color="auto"/>
+            </w:tcBorders>
+            <w:shd w:val="clear" w:color="auto" w:fill="auto"/>
+            <w:vAlign w:val="center"/>
+            <w:hideMark/>
+          </w:tcPr>
+          <w:p>
+            <w:pPr>
+              <w:spacing w:after="0" w:line="240" w:lineRule="auto"/>
+              <w:jc w:val="both"/>
+              <w:rPr>
+                <w:rFonts w:ascii="Arial" w:eastAsia="Times New Roman" w:hAnsi="Arial" w:cs="Arial"/>
+                <w:kern w:val="0"/>
+                <w:sz w:val="20"/>
+                <w:szCs w:val="20"/>
+              </w:rPr>
+            </w:pPr>
+            <w:r>
+              <w:rPr>
+                <w:rFonts w:ascii="Arial" w:eastAsia="Times New Roman" w:hAnsi="Arial" w:cs="Arial"/>
+                <w:kern w:val="0"/>
+                <w:sz w:val="20"/>
+                <w:szCs w:val="20"/>
+              </w:rPr>
+              <w:t>Fotocopy KTP Penanggungjawab Kegiatan</w:t>
+            </w:r>
+          </w:p>
+        </w:tc>
+        <w:tc>
+          <w:tcPr>
+            <w:tcW w:w="1017" w:type="dxa"/>
+            <w:gridSpan w:val="3"/>
+            <w:tcBorders>
+              <w:top w:val="nil"/>
+              <w:left w:val="nil"/>
+              <w:bottom w:val="single" w:sz="4" w:space="0" w:color="auto"/>
+              <w:right w:val="single" w:sz="4" w:space="0" w:color="auto"/>
+            </w:tcBorders>
+            <w:shd w:val="clear" w:color="auto" w:fill="auto"/>
+            <w:vAlign w:val="center"/>
+            <w:hideMark/>
+          </w:tcPr>
+          <w:p>
+            <w:pPr>
+              <w:spacing w:after="0" w:line="240" w:lineRule="auto"/>
+              <w:jc w:val="center"/>
+              <w:rPr>
+                <w:rFonts w:ascii="Arial" w:eastAsia="Times New Roman" w:hAnsi="Arial" w:cs="Arial"/>
+                <w:kern w:val="0"/>
+                <w:sz w:val="20"/>
+                <w:szCs w:val="20"/>
+                <w14:ligatures w14:val="none"/>
+              </w:rPr>
+            </w:pPr>
+            <w:r>
+              <w:rPr>
+                <w:rFonts w:ascii="Arial" w:eastAsia="Times New Roman" w:hAnsi="Arial" w:cs="Arial"/>
+                <w:kern w:val="0"/>
+                <w:sz w:val="20"/>
+                <w:szCs w:val="20"/>
+                <w14:ligatures w14:val="none"/>
+              </w:rPr>
+              <w:t>{ada_10}</w:t>
+            </w:r>
+          </w:p>
+        </w:tc>
+        <w:tc>
+          <w:tcPr>
+            <w:tcW w:w="1396" w:type="dxa"/>
+            <w:tcBorders>
+              <w:top w:val="single" w:sz="4" w:space="0" w:color="auto"/>
+              <w:left w:val="nil"/>
+              <w:bottom w:val="single" w:sz="4" w:space="0" w:color="auto"/>
+              <w:right w:val="single" w:sz="4" w:space="0" w:color="auto"/>
+            </w:tcBorders>
+            <w:vAlign w:val="center"/>
+          </w:tcPr>
+          <w:p>
+            <w:pPr>
+              <w:spacing w:after="0" w:line="240" w:lineRule="auto"/>
+              <w:jc w:val="center"/>
+              <w:rPr>
+                <w:rFonts w:ascii="Arial" w:eastAsia="Times New Roman" w:hAnsi="Arial" w:cs="Arial"/>
+                <w:kern w:val="0"/>
+                <w:sz w:val="20"/>
+                <w:szCs w:val="20"/>
+                <w14:ligatures w14:val="none"/>
+              </w:rPr>
+            </w:pPr>
+            <w:r>
+              <w:rPr>
+                <w:rFonts w:ascii="Arial" w:eastAsia="Times New Roman" w:hAnsi="Arial" w:cs="Arial"/>
+                <w:kern w:val="0"/>
+                <w:sz w:val="20"/>
+                <w:szCs w:val="20"/>
+                <w14:ligatures w14:val="none"/>
+              </w:rPr>
+              <w:t>{tdk_ada_10}</w:t>
+            </w:r>
+          </w:p>
+        </w:tc>
+        <w:tc>
+          <w:tcPr>
+            <w:tcW w:w="1262" w:type="dxa"/>
+            <w:tcBorders>
+              <w:top w:val="nil"/>
+              <w:left w:val="single" w:sz="4" w:space="0" w:color="auto"/>
+              <w:bottom w:val="single" w:sz="4" w:space="0" w:color="auto"/>
+              <w:right w:val="single" w:sz="4" w:space="0" w:color="auto"/>
+            </w:tcBorders>
+            <w:vAlign w:val="center"/>
+          </w:tcPr>
+          <w:p>
+            <w:pPr>
+              <w:spacing w:after="0" w:line="240" w:lineRule="auto"/>
+              <w:jc w:val="center"/>
+              <w:rPr>
+                <w:rFonts w:ascii="Arial" w:eastAsia="Times New Roman" w:hAnsi="Arial" w:cs="Arial"/>
+                <w:kern w:val="0"/>
+                <w:sz w:val="20"/>
+                <w:szCs w:val="20"/>
+                <w14:ligatures w14:val="none"/>
+              </w:rPr>
+            </w:pPr>
+            <w:r>
+              <w:rPr>
+                <w:rFonts w:ascii="Arial" w:eastAsia="Times New Roman" w:hAnsi="Arial" w:cs="Arial"/>
+                <w:kern w:val="0"/>
+                <w:sz w:val="20"/>
+                <w:szCs w:val="20"/>
+                <w14:ligatures w14:val="none"/>
+              </w:rPr>
+              <w:t>{sesuai_10}</w:t>
+            </w:r>
+          </w:p>
+        </w:tc>
+        <w:tc>
+          <w:tcPr>
+            <w:tcW w:w="1640" w:type="dxa"/>
+            <w:tcBorders>
+              <w:top w:val="nil"/>
+              <w:left w:val="single" w:sz="4" w:space="0" w:color="auto"/>
+              <w:bottom w:val="single" w:sz="4" w:space="0" w:color="auto"/>
+              <w:right w:val="single" w:sz="4" w:space="0" w:color="auto"/>
+            </w:tcBorders>
+            <w:vAlign w:val="center"/>
+          </w:tcPr>
+          <w:p>
+            <w:pPr>
+              <w:spacing w:after="0" w:line="240" w:lineRule="auto"/>
+              <w:jc w:val="center"/>
+              <w:rPr>
+                <w:rFonts w:ascii="Arial" w:eastAsia="Times New Roman" w:hAnsi="Arial" w:cs="Arial"/>
+                <w:kern w:val="0"/>
+                <w:sz w:val="20"/>
+                <w:szCs w:val="20"/>
+                <w14:ligatures w14:val="none"/>
+              </w:rPr>
+            </w:pPr>
+            <w:r>
+              <w:rPr>
+                <w:rFonts w:ascii="Arial" w:eastAsia="Times New Roman" w:hAnsi="Arial" w:cs="Arial"/>
+                <w:kern w:val="0"/>
+                <w:sz w:val="20"/>
+                <w:szCs w:val="20"/>
+                <w14:ligatures w14:val="none"/>
+              </w:rPr>
+              <w:t>{tdk_sesuai_10}</w:t>
+            </w:r>
+          </w:p>
+        </w:tc>
+        <w:tc>
+          <w:tcPr>
+            <w:tcW w:w="1455" w:type="dxa"/>
+            <w:tcBorders>
+              <w:top w:val="nil"/>
+              <w:left w:val="single" w:sz="4" w:space="0" w:color="auto"/>
+              <w:bottom w:val="single" w:sz="4" w:space="0" w:color="auto"/>
+              <w:right w:val="single" w:sz="4" w:space="0" w:color="auto"/>
+            </w:tcBorders>
+            <w:shd w:val="clear" w:color="auto" w:fill="auto"/>
+            <w:vAlign w:val="center"/>
+            <w:hideMark/>
+          </w:tcPr>
+          <w:p>
+            <w:pPr>
+              <w:spacing w:after="0" w:line="240" w:lineRule="auto"/>
+              <w:rPr>
+                <w:rFonts w:ascii="Arial" w:eastAsia="Times New Roman" w:hAnsi="Arial" w:cs="Arial"/>
+                <w:kern w:val="0"/>
+                <w:sz w:val="20"/>
+                <w:szCs w:val="20"/>
+                <w14:ligatures w14:val="none"/>
+              </w:rPr>
+            </w:pPr>
+            <w:r>
+              <w:rPr>
+                <w:rFonts w:ascii="Arial" w:eastAsia="Times New Roman" w:hAnsi="Arial" w:cs="Arial"/>
+                <w:kern w:val="0"/>
+                <w:sz w:val="20"/>
+                <w:szCs w:val="20"/>
+                <w14:ligatures w14:val="none"/>
+              </w:rPr>
+              <w:t> {ket_10}</w:t>
+            </w:r>
+          </w:p>
+        </w:tc>
+      </w:tr>
+      <w:tr>
+        <w:trPr>
+          <w:gridAfter w:val="4"/>
+          <w:wAfter w:w="1490" w:type="dxa"/>
+          <w:trHeight w:val="567"/>
+        </w:trPr>
+        <w:tc>
+          <w:tcPr>
+            <w:tcW w:w="730" w:type="dxa"/>
+            <w:tcBorders>
+              <w:top w:val="nil"/>
+              <w:left w:val="single" w:sz="4" w:space="0" w:color="auto"/>
+              <w:bottom w:val="single" w:sz="4" w:space="0" w:color="auto"/>
+              <w:right w:val="single" w:sz="4" w:space="0" w:color="auto"/>
+            </w:tcBorders>
+            <w:shd w:val="clear" w:color="auto" w:fill="auto"/>
+            <w:vAlign w:val="center"/>
+            <w:hideMark/>
+          </w:tcPr>
+          <w:p>
+            <w:pPr>
+              <w:spacing w:after="0" w:line="240" w:lineRule="auto"/>
+              <w:jc w:val="center"/>
+              <w:rPr>
+                <w:rFonts w:ascii="Arial" w:eastAsia="Times New Roman" w:hAnsi="Arial" w:cs="Arial"/>
+                <w:kern w:val="0"/>
+                <w:sz w:val="20"/>
+                <w:szCs w:val="20"/>
+                <w14:ligatures w14:val="none"/>
+              </w:rPr>
+            </w:pPr>
+            <w:r>
+              <w:rPr>
+                <w:rFonts w:ascii="Arial" w:eastAsia="Times New Roman" w:hAnsi="Arial" w:cs="Arial"/>
+                <w:kern w:val="0"/>
+                <w:sz w:val="20"/>
+                <w:szCs w:val="20"/>
+                <w14:ligatures w14:val="none"/>
+              </w:rPr>
+              <w:t>11</w:t>
+            </w:r>
+          </w:p>
+        </w:tc>
+        <w:tc>
+          <w:tcPr>
+            <w:tcW w:w="3018" w:type="dxa"/>
+            <w:gridSpan w:val="2"/>
+            <w:tcBorders>
+              <w:top w:val="nil"/>
+              <w:left w:val="nil"/>
+              <w:bottom w:val="single" w:sz="4" w:space="0" w:color="auto"/>
+              <w:right w:val="single" w:sz="4" w:space="0" w:color="auto"/>
+            </w:tcBorders>
+            <w:shd w:val="clear" w:color="auto" w:fill="auto"/>
+            <w:vAlign w:val="center"/>
+            <w:hideMark/>
+          </w:tcPr>
+          <w:p>
+            <w:pPr>
+              <w:spacing w:after="0" w:line="240" w:lineRule="auto"/>
+              <w:jc w:val="both"/>
+              <w:rPr>
+                <w:rFonts w:ascii="Arial" w:eastAsia="Times New Roman" w:hAnsi="Arial" w:cs="Arial"/>
+                <w:kern w:val="0"/>
+                <w:sz w:val="20"/>
+                <w:szCs w:val="20"/>
+              </w:rPr>
+            </w:pPr>
+            <w:r>
+              <w:rPr>
+                <w:rFonts w:ascii="Arial" w:eastAsia="Times New Roman" w:hAnsi="Arial" w:cs="Arial"/>
+                <w:kern w:val="0"/>
+                <w:sz w:val="20"/>
+                <w:szCs w:val="20"/>
+              </w:rPr>
+              <w:t>Foto Eksisting Lokasi Rencana Kegiatan Disertai dengan Titik Koordinat</w:t>
+            </w:r>
+          </w:p>
+        </w:tc>
+        <w:tc>
+          <w:tcPr>
+            <w:tcW w:w="1017" w:type="dxa"/>
+            <w:gridSpan w:val="3"/>
+            <w:tcBorders>
+              <w:top w:val="nil"/>
+              <w:left w:val="nil"/>
+              <w:bottom w:val="single" w:sz="4" w:space="0" w:color="auto"/>
+              <w:right w:val="single" w:sz="4" w:space="0" w:color="auto"/>
+            </w:tcBorders>
+            <w:shd w:val="clear" w:color="auto" w:fill="auto"/>
+            <w:vAlign w:val="center"/>
+            <w:hideMark/>
+          </w:tcPr>
+          <w:p>
+            <w:pPr>
+              <w:spacing w:after="0" w:line="240" w:lineRule="auto"/>
+              <w:jc w:val="center"/>
+              <w:rPr>
+                <w:rFonts w:ascii="Arial" w:eastAsia="Times New Roman" w:hAnsi="Arial" w:cs="Arial"/>
+                <w:kern w:val="0"/>
+                <w:sz w:val="20"/>
+                <w:szCs w:val="20"/>
+                <w14:ligatures w14:val="none"/>
+              </w:rPr>
+            </w:pPr>
+            <w:r>
+              <w:rPr>
+                <w:rFonts w:ascii="Arial" w:eastAsia="Times New Roman" w:hAnsi="Arial" w:cs="Arial"/>
+                <w:kern w:val="0"/>
+                <w:sz w:val="20"/>
+                <w:szCs w:val="20"/>
+                <w14:ligatures w14:val="none"/>
+              </w:rPr>
+              <w:t>{ada_11}</w:t>
+            </w:r>
+          </w:p>
+        </w:tc>
+        <w:tc>
+          <w:tcPr>
+            <w:tcW w:w="1396" w:type="dxa"/>
+            <w:tcBorders>
+              <w:top w:val="single" w:sz="4" w:space="0" w:color="auto"/>
+              <w:left w:val="nil"/>
+              <w:bottom w:val="single" w:sz="4" w:space="0" w:color="auto"/>
+              <w:right w:val="single" w:sz="4" w:space="0" w:color="auto"/>
+            </w:tcBorders>
+            <w:vAlign w:val="center"/>
+          </w:tcPr>
+          <w:p>
+            <w:pPr>
+              <w:spacing w:after="0" w:line="240" w:lineRule="auto"/>
+              <w:jc w:val="center"/>
+              <w:rPr>
+                <w:rFonts w:ascii="Arial" w:eastAsia="Times New Roman" w:hAnsi="Arial" w:cs="Arial"/>
+                <w:kern w:val="0"/>
+                <w:sz w:val="20"/>
+                <w:szCs w:val="20"/>
+                <w14:ligatures w14:val="none"/>
+              </w:rPr>
+            </w:pPr>
+            <w:r>
+              <w:rPr>
+                <w:rFonts w:ascii="Arial" w:eastAsia="Times New Roman" w:hAnsi="Arial" w:cs="Arial"/>
+                <w:kern w:val="0"/>
+                <w:sz w:val="20"/>
+                <w:szCs w:val="20"/>
+                <w14:ligatures w14:val="none"/>
+              </w:rPr>
+              <w:t>{tdk_ada_11}</w:t>
+            </w:r>
+          </w:p>
+        </w:tc>
+        <w:tc>
+          <w:tcPr>
+            <w:tcW w:w="1262" w:type="dxa"/>
+            <w:tcBorders>
+              <w:top w:val="nil"/>
+              <w:left w:val="single" w:sz="4" w:space="0" w:color="auto"/>
+              <w:bottom w:val="single" w:sz="4" w:space="0" w:color="auto"/>
+              <w:right w:val="single" w:sz="4" w:space="0" w:color="auto"/>
+            </w:tcBorders>
+            <w:vAlign w:val="center"/>
+          </w:tcPr>
+          <w:p>
+            <w:pPr>
+              <w:spacing w:after="0" w:line="240" w:lineRule="auto"/>
+              <w:jc w:val="center"/>
+              <w:rPr>
+                <w:rFonts w:ascii="Arial" w:eastAsia="Times New Roman" w:hAnsi="Arial" w:cs="Arial"/>
+                <w:kern w:val="0"/>
+                <w:sz w:val="20"/>
+                <w:szCs w:val="20"/>
+                <w14:ligatures w14:val="none"/>
+              </w:rPr>
+            </w:pPr>
+            <w:r>
+              <w:rPr>
+                <w:rFonts w:ascii="Arial" w:eastAsia="Times New Roman" w:hAnsi="Arial" w:cs="Arial"/>
+                <w:kern w:val="0"/>
+                <w:sz w:val="20"/>
+                <w:szCs w:val="20"/>
+                <w14:ligatures w14:val="none"/>
+              </w:rPr>
+              <w:t>{sesuai_11}</w:t>
+            </w:r>
+          </w:p>
+        </w:tc>
+        <w:tc>
+          <w:tcPr>
+            <w:tcW w:w="1640" w:type="dxa"/>
+            <w:tcBorders>
+              <w:top w:val="nil"/>
+              <w:left w:val="single" w:sz="4" w:space="0" w:color="auto"/>
+              <w:bottom w:val="single" w:sz="4" w:space="0" w:color="auto"/>
+              <w:right w:val="single" w:sz="4" w:space="0" w:color="auto"/>
+            </w:tcBorders>
+            <w:vAlign w:val="center"/>
+          </w:tcPr>
+          <w:p>
+            <w:pPr>
+              <w:spacing w:after="0" w:line="240" w:lineRule="auto"/>
+              <w:jc w:val="center"/>
+              <w:rPr>
+                <w:rFonts w:ascii="Arial" w:eastAsia="Times New Roman" w:hAnsi="Arial" w:cs="Arial"/>
+                <w:kern w:val="0"/>
+                <w:sz w:val="20"/>
+                <w:szCs w:val="20"/>
+                <w14:ligatures w14:val="none"/>
+              </w:rPr>
+            </w:pPr>
+            <w:r>
+              <w:rPr>
+                <w:rFonts w:ascii="Arial" w:eastAsia="Times New Roman" w:hAnsi="Arial" w:cs="Arial"/>
+                <w:kern w:val="0"/>
+                <w:sz w:val="20"/>
+                <w:szCs w:val="20"/>
+                <w14:ligatures w14:val="none"/>
+              </w:rPr>
+              <w:t>{tdk_sesuai_11}</w:t>
+            </w:r>
+          </w:p>
+        </w:tc>
+        <w:tc>
+          <w:tcPr>
+            <w:tcW w:w="1455" w:type="dxa"/>
+            <w:tcBorders>
+              <w:top w:val="nil"/>
+              <w:left w:val="single" w:sz="4" w:space="0" w:color="auto"/>
+              <w:bottom w:val="single" w:sz="4" w:space="0" w:color="auto"/>
+              <w:right w:val="single" w:sz="4" w:space="0" w:color="auto"/>
+            </w:tcBorders>
+            <w:shd w:val="clear" w:color="auto" w:fill="auto"/>
+            <w:vAlign w:val="center"/>
+            <w:hideMark/>
+          </w:tcPr>
+          <w:p>
+            <w:pPr>
+              <w:spacing w:after="0" w:line="240" w:lineRule="auto"/>
+              <w:rPr>
+                <w:rFonts w:ascii="Arial" w:eastAsia="Times New Roman" w:hAnsi="Arial" w:cs="Arial"/>
+                <w:kern w:val="0"/>
+                <w:sz w:val="20"/>
+                <w:szCs w:val="20"/>
+                <w14:ligatures w14:val="none"/>
+              </w:rPr>
+            </w:pPr>
+            <w:r>
+              <w:rPr>
+                <w:rFonts w:ascii="Arial" w:eastAsia="Times New Roman" w:hAnsi="Arial" w:cs="Arial"/>
+                <w:kern w:val="0"/>
+                <w:sz w:val="20"/>
+                <w:szCs w:val="20"/>
+                <w14:ligatures w14:val="none"/>
+              </w:rPr>
+              <w:t> {ket_11}</w:t>
+            </w:r>
+          </w:p>
+        </w:tc>
+      </w:tr>
+      <w:tr>
+        <w:trPr>
+          <w:gridAfter w:val="4"/>
+          <w:wAfter w:w="1490" w:type="dxa"/>
+          <w:trHeight w:val="567"/>
+        </w:trPr>
+        <w:tc>
+          <w:tcPr>
+            <w:tcW w:w="730" w:type="dxa"/>
+            <w:tcBorders>
+              <w:top w:val="nil"/>
+              <w:left w:val="single" w:sz="4" w:space="0" w:color="auto"/>
+              <w:bottom w:val="single" w:sz="4" w:space="0" w:color="auto"/>
+              <w:right w:val="single" w:sz="4" w:space="0" w:color="auto"/>
+            </w:tcBorders>
+            <w:shd w:val="clear" w:color="auto" w:fill="auto"/>
+            <w:vAlign w:val="center"/>
+            <w:hideMark/>
+          </w:tcPr>
+          <w:p>
+            <w:pPr>
+              <w:spacing w:after="0" w:line="240" w:lineRule="auto"/>
+              <w:jc w:val="center"/>
+              <w:rPr>
+                <w:rFonts w:ascii="Arial" w:eastAsia="Times New Roman" w:hAnsi="Arial" w:cs="Arial"/>
+                <w:kern w:val="0"/>
+                <w:sz w:val="20"/>
+                <w:szCs w:val="20"/>
+                <w14:ligatures w14:val="none"/>
+              </w:rPr>
+            </w:pPr>
+            <w:r>
+              <w:rPr>
+                <w:rFonts w:ascii="Arial" w:eastAsia="Times New Roman" w:hAnsi="Arial" w:cs="Arial"/>
+                <w:kern w:val="0"/>
+                <w:sz w:val="20"/>
+                <w:szCs w:val="20"/>
+                <w14:ligatures w14:val="none"/>
+              </w:rPr>
+              <w:t>12</w:t>
+            </w:r>
+          </w:p>
+        </w:tc>
+        <w:tc>
+          <w:tcPr>
+            <w:tcW w:w="3018" w:type="dxa"/>
+            <w:gridSpan w:val="2"/>
+            <w:tcBorders>
+              <w:top w:val="nil"/>
+              <w:left w:val="nil"/>
+              <w:bottom w:val="single" w:sz="4" w:space="0" w:color="auto"/>
+              <w:right w:val="single" w:sz="4" w:space="0" w:color="auto"/>
+            </w:tcBorders>
+            <w:shd w:val="clear" w:color="auto" w:fill="auto"/>
+            <w:vAlign w:val="center"/>
+            <w:hideMark/>
+          </w:tcPr>
+          <w:p>
+            <w:pPr>
+              <w:spacing w:after="0" w:line="240" w:lineRule="auto"/>
+              <w:jc w:val="both"/>
+              <w:rPr>
+                <w:rFonts w:ascii="Arial" w:eastAsia="Times New Roman" w:hAnsi="Arial" w:cs="Arial"/>
+                <w:kern w:val="0"/>
+                <w:sz w:val="20"/>
+                <w:szCs w:val="20"/>
+              </w:rPr>
+            </w:pPr>
+            <w:r>
+              <w:rPr>
+                <w:rFonts w:ascii="Arial" w:eastAsia="Times New Roman" w:hAnsi="Arial" w:cs="Arial"/>
+                <w:kern w:val="0"/>
+                <w:sz w:val="20"/>
+                <w:szCs w:val="20"/>
+              </w:rPr>
+              <w:t>Lembar Penapisan dari AMDALNET / Arahan dari Instansi Lingkungan Hidup</w:t>
+            </w:r>
+          </w:p>
+        </w:tc>
+        <w:tc>
+          <w:tcPr>
+            <w:tcW w:w="1017" w:type="dxa"/>
+            <w:gridSpan w:val="3"/>
+            <w:tcBorders>
+              <w:top w:val="nil"/>
+              <w:left w:val="nil"/>
+              <w:bottom w:val="single" w:sz="4" w:space="0" w:color="auto"/>
+              <w:right w:val="single" w:sz="4" w:space="0" w:color="auto"/>
+            </w:tcBorders>
+            <w:shd w:val="clear" w:color="auto" w:fill="auto"/>
+            <w:vAlign w:val="center"/>
+            <w:hideMark/>
+          </w:tcPr>
+          <w:p>
+            <w:pPr>
+              <w:spacing w:after="0" w:line="240" w:lineRule="auto"/>
+              <w:jc w:val="center"/>
+              <w:rPr>
+                <w:rFonts w:ascii="Arial" w:eastAsia="Times New Roman" w:hAnsi="Arial" w:cs="Arial"/>
+                <w:kern w:val="0"/>
+                <w:sz w:val="20"/>
+                <w:szCs w:val="20"/>
+                <w14:ligatures w14:val="none"/>
+              </w:rPr>
+            </w:pPr>
+            <w:r>
+              <w:rPr>
+                <w:rFonts w:ascii="Arial" w:eastAsia="Times New Roman" w:hAnsi="Arial" w:cs="Arial"/>
+                <w:kern w:val="0"/>
+                <w:sz w:val="20"/>
+                <w:szCs w:val="20"/>
+                <w14:ligatures w14:val="none"/>
+              </w:rPr>
+              <w:t>{ada_12}</w:t>
+            </w:r>
+          </w:p>
+        </w:tc>
+        <w:tc>
+          <w:tcPr>
+            <w:tcW w:w="1396" w:type="dxa"/>
+            <w:tcBorders>
+              <w:top w:val="single" w:sz="4" w:space="0" w:color="auto"/>
+              <w:left w:val="nil"/>
+              <w:bottom w:val="single" w:sz="4" w:space="0" w:color="auto"/>
+              <w:right w:val="single" w:sz="4" w:space="0" w:color="auto"/>
+            </w:tcBorders>
+            <w:vAlign w:val="center"/>
+          </w:tcPr>
+          <w:p>
+            <w:pPr>
+              <w:spacing w:after="0" w:line="240" w:lineRule="auto"/>
+              <w:jc w:val="center"/>
+              <w:rPr>
+                <w:rFonts w:ascii="Arial" w:eastAsia="Times New Roman" w:hAnsi="Arial" w:cs="Arial"/>
+                <w:kern w:val="0"/>
+                <w:sz w:val="20"/>
+                <w:szCs w:val="20"/>
+                <w14:ligatures w14:val="none"/>
+              </w:rPr>
+            </w:pPr>
+            <w:r>
+              <w:rPr>
+                <w:rFonts w:ascii="Arial" w:eastAsia="Times New Roman" w:hAnsi="Arial" w:cs="Arial"/>
+                <w:kern w:val="0"/>
+                <w:sz w:val="20"/>
+                <w:szCs w:val="20"/>
+                <w14:ligatures w14:val="none"/>
+              </w:rPr>
+              <w:t>{tdk_ada_12}</w:t>
+            </w:r>
+          </w:p>
+        </w:tc>
+        <w:tc>
+          <w:tcPr>
+            <w:tcW w:w="1262" w:type="dxa"/>
+            <w:tcBorders>
+              <w:top w:val="nil"/>
+              <w:left w:val="single" w:sz="4" w:space="0" w:color="auto"/>
+              <w:bottom w:val="single" w:sz="4" w:space="0" w:color="auto"/>
+              <w:right w:val="single" w:sz="4" w:space="0" w:color="auto"/>
+            </w:tcBorders>
+            <w:vAlign w:val="center"/>
+          </w:tcPr>
+          <w:p>
+            <w:pPr>
+              <w:spacing w:after="0" w:line="240" w:lineRule="auto"/>
+              <w:jc w:val="center"/>
+              <w:rPr>
+                <w:rFonts w:ascii="Arial" w:eastAsia="Times New Roman" w:hAnsi="Arial" w:cs="Arial"/>
+                <w:kern w:val="0"/>
+                <w:sz w:val="20"/>
+                <w:szCs w:val="20"/>
+                <w14:ligatures w14:val="none"/>
+              </w:rPr>
+            </w:pPr>
+            <w:r>
+              <w:rPr>
+                <w:rFonts w:ascii="Arial" w:eastAsia="Times New Roman" w:hAnsi="Arial" w:cs="Arial"/>
+                <w:kern w:val="0"/>
+                <w:sz w:val="20"/>
+                <w:szCs w:val="20"/>
+                <w14:ligatures w14:val="none"/>
+              </w:rPr>
+              <w:t>{sesuai_12}</w:t>
+            </w:r>
+          </w:p>
+        </w:tc>
+        <w:tc>
+          <w:tcPr>
+            <w:tcW w:w="1640" w:type="dxa"/>
+            <w:tcBorders>
+              <w:top w:val="nil"/>
+              <w:left w:val="single" w:sz="4" w:space="0" w:color="auto"/>
+              <w:bottom w:val="single" w:sz="4" w:space="0" w:color="auto"/>
+              <w:right w:val="single" w:sz="4" w:space="0" w:color="auto"/>
+            </w:tcBorders>
+            <w:vAlign w:val="center"/>
+          </w:tcPr>
+          <w:p>
+            <w:pPr>
+              <w:spacing w:after="0" w:line="240" w:lineRule="auto"/>
+              <w:jc w:val="center"/>
+              <w:rPr>
+                <w:rFonts w:ascii="Arial" w:eastAsia="Times New Roman" w:hAnsi="Arial" w:cs="Arial"/>
+                <w:kern w:val="0"/>
+                <w:sz w:val="20"/>
+                <w:szCs w:val="20"/>
+                <w14:ligatures w14:val="none"/>
+              </w:rPr>
+            </w:pPr>
+            <w:r>
+              <w:rPr>
+                <w:rFonts w:ascii="Arial" w:eastAsia="Times New Roman" w:hAnsi="Arial" w:cs="Arial"/>
+                <w:kern w:val="0"/>
+                <w:sz w:val="20"/>
+                <w:szCs w:val="20"/>
+                <w14:ligatures w14:val="none"/>
+              </w:rPr>
+              <w:t>{tdk_sesuai_12}</w:t>
+            </w:r>
+          </w:p>
+        </w:tc>
+        <w:tc>
+          <w:tcPr>
+            <w:tcW w:w="1455" w:type="dxa"/>
+            <w:tcBorders>
+              <w:top w:val="nil"/>
+              <w:left w:val="single" w:sz="4" w:space="0" w:color="auto"/>
+              <w:bottom w:val="single" w:sz="4" w:space="0" w:color="auto"/>
+              <w:right w:val="single" w:sz="4" w:space="0" w:color="auto"/>
+            </w:tcBorders>
+            <w:shd w:val="clear" w:color="auto" w:fill="auto"/>
+            <w:vAlign w:val="center"/>
+            <w:hideMark/>
+          </w:tcPr>
+          <w:p>
+            <w:pPr>
+              <w:spacing w:after="0" w:line="240" w:lineRule="auto"/>
+              <w:rPr>
+                <w:rFonts w:ascii="Arial" w:eastAsia="Times New Roman" w:hAnsi="Arial" w:cs="Arial"/>
+                <w:kern w:val="0"/>
+                <w:sz w:val="20"/>
+                <w:szCs w:val="20"/>
+                <w14:ligatures w14:val="none"/>
+              </w:rPr>
+            </w:pPr>
+            <w:r>
+              <w:rPr>
+                <w:rFonts w:ascii="Arial" w:eastAsia="Times New Roman" w:hAnsi="Arial" w:cs="Arial"/>
+                <w:kern w:val="0"/>
+                <w:sz w:val="20"/>
+                <w:szCs w:val="20"/>
+                <w14:ligatures w14:val="none"/>
+              </w:rPr>
+              <w:t> {ket_12}</w:t>
+            </w:r>
+          </w:p>
+        </w:tc>
+      </w:tr>
+      <w:tr>
+        <w:trPr>
+          <w:gridAfter w:val="4"/>
+          <w:wAfter w:w="1490" w:type="dxa"/>
+          <w:trHeight w:val="567"/>
+        </w:trPr>
+        <w:tc>
+          <w:tcPr>
+            <w:tcW w:w="730" w:type="dxa"/>
+            <w:tcBorders>
+              <w:top w:val="nil"/>
+              <w:left w:val="single" w:sz="4" w:space="0" w:color="auto"/>
+              <w:bottom w:val="single" w:sz="4" w:space="0" w:color="auto"/>
+              <w:right w:val="single" w:sz="4" w:space="0" w:color="auto"/>
+            </w:tcBorders>
+            <w:shd w:val="clear" w:color="auto" w:fill="auto"/>
+            <w:vAlign w:val="center"/>
+            <w:hideMark/>
+          </w:tcPr>
+          <w:p>
+            <w:pPr>
+              <w:spacing w:after="0" w:line="240" w:lineRule="auto"/>
+              <w:jc w:val="center"/>
+              <w:rPr>
+                <w:rFonts w:ascii="Arial" w:eastAsia="Times New Roman" w:hAnsi="Arial" w:cs="Arial"/>
+                <w:kern w:val="0"/>
+                <w:sz w:val="20"/>
+                <w:szCs w:val="20"/>
+                <w14:ligatures w14:val="none"/>
+              </w:rPr>
+            </w:pPr>
+            <w:r>
+              <w:rPr>
+                <w:rFonts w:ascii="Arial" w:eastAsia="Times New Roman" w:hAnsi="Arial" w:cs="Arial"/>
+                <w:kern w:val="0"/>
+                <w:sz w:val="20"/>
+                <w:szCs w:val="20"/>
+                <w14:ligatures w14:val="none"/>
+              </w:rPr>
+              <w:t>13</w:t>
+            </w:r>
+          </w:p>
+        </w:tc>
+        <w:tc>
+          <w:tcPr>
+            <w:tcW w:w="3018" w:type="dxa"/>
+            <w:gridSpan w:val="2"/>
+            <w:tcBorders>
+              <w:top w:val="nil"/>
+              <w:left w:val="nil"/>
+              <w:bottom w:val="single" w:sz="4" w:space="0" w:color="auto"/>
+              <w:right w:val="single" w:sz="4" w:space="0" w:color="auto"/>
+            </w:tcBorders>
+            <w:shd w:val="clear" w:color="auto" w:fill="auto"/>
+            <w:vAlign w:val="center"/>
+            <w:hideMark/>
+          </w:tcPr>
+          <w:p>
+            <w:pPr>
+              <w:spacing w:after="0" w:line="240" w:lineRule="auto"/>
+              <w:jc w:val="both"/>
+              <w:rPr>
+                <w:rFonts w:ascii="Arial" w:eastAsia="Times New Roman" w:hAnsi="Arial" w:cs="Arial"/>
+                <w:kern w:val="0"/>
+                <w:sz w:val="20"/>
+                <w:szCs w:val="20"/>
+              </w:rPr>
+            </w:pPr>
+            <w:r>
+              <w:rPr>
+                <w:rFonts w:ascii="Arial" w:eastAsia="Times New Roman" w:hAnsi="Arial" w:cs="Arial"/>
+                <w:kern w:val="0"/>
+                <w:sz w:val="20"/>
+                <w:szCs w:val="20"/>
+              </w:rPr>
+              <w:t>Surat Kuasa Pekerjaan dari Pemrakarsa ke Konsultan (Bermaterai)</w:t>
+            </w:r>
+          </w:p>
+        </w:tc>
+        <w:tc>
+          <w:tcPr>
+            <w:tcW w:w="1017" w:type="dxa"/>
+            <w:gridSpan w:val="3"/>
+            <w:tcBorders>
+              <w:top w:val="nil"/>
+              <w:left w:val="nil"/>
+              <w:bottom w:val="single" w:sz="4" w:space="0" w:color="auto"/>
+              <w:right w:val="single" w:sz="4" w:space="0" w:color="auto"/>
+            </w:tcBorders>
+            <w:shd w:val="clear" w:color="auto" w:fill="auto"/>
+            <w:vAlign w:val="center"/>
+            <w:hideMark/>
+          </w:tcPr>
+          <w:p>
+            <w:pPr>
+              <w:spacing w:after="0" w:line="240" w:lineRule="auto"/>
+              <w:jc w:val="center"/>
+              <w:rPr>
+                <w:rFonts w:ascii="Arial" w:eastAsia="Times New Roman" w:hAnsi="Arial" w:cs="Arial"/>
+                <w:kern w:val="0"/>
+                <w:sz w:val="20"/>
+                <w:szCs w:val="20"/>
+                <w14:ligatures w14:val="none"/>
+              </w:rPr>
+            </w:pPr>
+            <w:r>
+              <w:rPr>
+                <w:rFonts w:ascii="Arial" w:eastAsia="Times New Roman" w:hAnsi="Arial" w:cs="Arial"/>
+                <w:kern w:val="0"/>
+                <w:sz w:val="20"/>
+                <w:szCs w:val="20"/>
+                <w14:ligatures w14:val="none"/>
+              </w:rPr>
+              <w:t>{ada_13}</w:t>
+            </w:r>
+          </w:p>
+        </w:tc>
+        <w:tc>
+          <w:tcPr>
+            <w:tcW w:w="1396" w:type="dxa"/>
+            <w:tcBorders>
+              <w:top w:val="single" w:sz="4" w:space="0" w:color="auto"/>
+              <w:left w:val="nil"/>
+              <w:bottom w:val="single" w:sz="4" w:space="0" w:color="auto"/>
+              <w:right w:val="single" w:sz="4" w:space="0" w:color="auto"/>
+            </w:tcBorders>
+            <w:vAlign w:val="center"/>
+          </w:tcPr>
+          <w:p>
+            <w:pPr>
+              <w:spacing w:after="0" w:line="240" w:lineRule="auto"/>
+              <w:jc w:val="center"/>
+              <w:rPr>
+                <w:rFonts w:ascii="Arial" w:eastAsia="Times New Roman" w:hAnsi="Arial" w:cs="Arial"/>
+                <w:kern w:val="0"/>
+                <w:sz w:val="20"/>
+                <w:szCs w:val="20"/>
+                <w14:ligatures w14:val="none"/>
+              </w:rPr>
+            </w:pPr>
+            <w:r>
+              <w:rPr>
+                <w:rFonts w:ascii="Arial" w:eastAsia="Times New Roman" w:hAnsi="Arial" w:cs="Arial"/>
+                <w:kern w:val="0"/>
+                <w:sz w:val="20"/>
+                <w:szCs w:val="20"/>
+                <w14:ligatures w14:val="none"/>
+              </w:rPr>
+              <w:t>{tdk_ada_13}</w:t>
+            </w:r>
+          </w:p>
+        </w:tc>
+        <w:tc>
+          <w:tcPr>
+            <w:tcW w:w="1262" w:type="dxa"/>
+            <w:tcBorders>
+              <w:top w:val="nil"/>
+              <w:left w:val="single" w:sz="4" w:space="0" w:color="auto"/>
+              <w:bottom w:val="single" w:sz="4" w:space="0" w:color="auto"/>
+              <w:right w:val="single" w:sz="4" w:space="0" w:color="auto"/>
+            </w:tcBorders>
+            <w:vAlign w:val="center"/>
+          </w:tcPr>
+          <w:p>
+            <w:pPr>
+              <w:spacing w:after="0" w:line="240" w:lineRule="auto"/>
+              <w:jc w:val="center"/>
+              <w:rPr>
+                <w:rFonts w:ascii="Arial" w:eastAsia="Times New Roman" w:hAnsi="Arial" w:cs="Arial"/>
+                <w:kern w:val="0"/>
+                <w:sz w:val="20"/>
+                <w:szCs w:val="20"/>
+                <w14:ligatures w14:val="none"/>
+              </w:rPr>
+            </w:pPr>
+            <w:r>
+              <w:rPr>
+                <w:rFonts w:ascii="Arial" w:eastAsia="Times New Roman" w:hAnsi="Arial" w:cs="Arial"/>
+                <w:kern w:val="0"/>
+                <w:sz w:val="20"/>
+                <w:szCs w:val="20"/>
+                <w14:ligatures w14:val="none"/>
+              </w:rPr>
+              <w:t>{sesuai_13}</w:t>
+            </w:r>
+          </w:p>
+        </w:tc>
+        <w:tc>
+          <w:tcPr>
+            <w:tcW w:w="1640" w:type="dxa"/>
+            <w:tcBorders>
+              <w:top w:val="nil"/>
+              <w:left w:val="single" w:sz="4" w:space="0" w:color="auto"/>
+              <w:bottom w:val="single" w:sz="4" w:space="0" w:color="auto"/>
+              <w:right w:val="single" w:sz="4" w:space="0" w:color="auto"/>
+            </w:tcBorders>
+            <w:vAlign w:val="center"/>
+          </w:tcPr>
+          <w:p>
+            <w:pPr>
+              <w:spacing w:after="0" w:line="240" w:lineRule="auto"/>
+              <w:jc w:val="center"/>
+              <w:rPr>
+                <w:rFonts w:ascii="Arial" w:eastAsia="Times New Roman" w:hAnsi="Arial" w:cs="Arial"/>
+                <w:kern w:val="0"/>
+                <w:sz w:val="20"/>
+                <w:szCs w:val="20"/>
+                <w14:ligatures w14:val="none"/>
+              </w:rPr>
+            </w:pPr>
+            <w:r>
+              <w:rPr>
+                <w:rFonts w:ascii="Arial" w:eastAsia="Times New Roman" w:hAnsi="Arial" w:cs="Arial"/>
+                <w:kern w:val="0"/>
+                <w:sz w:val="20"/>
+                <w:szCs w:val="20"/>
+                <w14:ligatures w14:val="none"/>
+              </w:rPr>
+              <w:t>{tdk_sesuai_13}</w:t>
+            </w:r>
+          </w:p>
+        </w:tc>
+        <w:tc>
+          <w:tcPr>
+            <w:tcW w:w="1455" w:type="dxa"/>
+            <w:tcBorders>
+              <w:top w:val="nil"/>
+              <w:left w:val="single" w:sz="4" w:space="0" w:color="auto"/>
+              <w:bottom w:val="single" w:sz="4" w:space="0" w:color="auto"/>
+              <w:right w:val="single" w:sz="4" w:space="0" w:color="auto"/>
+            </w:tcBorders>
+            <w:shd w:val="clear" w:color="auto" w:fill="auto"/>
+            <w:vAlign w:val="center"/>
+            <w:hideMark/>
+          </w:tcPr>
+          <w:p>
+            <w:pPr>
+              <w:spacing w:after="0" w:line="240" w:lineRule="auto"/>
+              <w:rPr>
+                <w:rFonts w:ascii="Arial" w:eastAsia="Times New Roman" w:hAnsi="Arial" w:cs="Arial"/>
+                <w:kern w:val="0"/>
+                <w:sz w:val="20"/>
+                <w:szCs w:val="20"/>
+                <w14:ligatures w14:val="none"/>
+              </w:rPr>
+            </w:pPr>
+            <w:r>
+              <w:rPr>
+                <w:rFonts w:ascii="Arial" w:eastAsia="Times New Roman" w:hAnsi="Arial" w:cs="Arial"/>
+                <w:kern w:val="0"/>
+                <w:sz w:val="20"/>
+                <w:szCs w:val="20"/>
+                <w14:ligatures w14:val="none"/>
+              </w:rPr>
+              <w:t> {ket_13}</w:t>
+            </w:r>
+          </w:p>
+        </w:tc>
+      </w:tr>
+      <w:tr>
+        <w:trPr>
+          <w:gridAfter w:val="4"/>
+          <w:wAfter w:w="1490" w:type="dxa"/>
+          <w:trHeight w:val="567"/>
+        </w:trPr>
+        <w:tc>
+          <w:tcPr>
+            <w:tcW w:w="730" w:type="dxa"/>
+            <w:tcBorders>
+              <w:top w:val="nil"/>
+              <w:left w:val="single" w:sz="4" w:space="0" w:color="auto"/>
+              <w:bottom w:val="single" w:sz="4" w:space="0" w:color="auto"/>
+              <w:right w:val="single" w:sz="4" w:space="0" w:color="auto"/>
+            </w:tcBorders>
+            <w:shd w:val="clear" w:color="auto" w:fill="auto"/>
+            <w:vAlign w:val="center"/>
+            <w:hideMark/>
+          </w:tcPr>
+          <w:p>
+            <w:pPr>
+              <w:spacing w:after="0" w:line="240" w:lineRule="auto"/>
+              <w:jc w:val="center"/>
+              <w:rPr>
+                <w:rFonts w:ascii="Arial" w:eastAsia="Times New Roman" w:hAnsi="Arial" w:cs="Arial"/>
+                <w:kern w:val="0"/>
+                <w:sz w:val="20"/>
+                <w:szCs w:val="20"/>
+                <w14:ligatures w14:val="none"/>
+              </w:rPr>
+            </w:pPr>
+            <w:r>
+              <w:rPr>
+                <w:rFonts w:ascii="Arial" w:eastAsia="Times New Roman" w:hAnsi="Arial" w:cs="Arial"/>
+                <w:kern w:val="0"/>
+                <w:sz w:val="20"/>
+                <w:szCs w:val="20"/>
+                <w14:ligatures w14:val="none"/>
+              </w:rPr>
+              <w:t>14</w:t>
+            </w:r>
+          </w:p>
+        </w:tc>
+        <w:tc>
+          <w:tcPr>
+            <w:tcW w:w="3018" w:type="dxa"/>
+            <w:gridSpan w:val="2"/>
+            <w:tcBorders>
+              <w:top w:val="nil"/>
+              <w:left w:val="nil"/>
+              <w:bottom w:val="single" w:sz="4" w:space="0" w:color="auto"/>
+              <w:right w:val="single" w:sz="4" w:space="0" w:color="auto"/>
+            </w:tcBorders>
+            <w:shd w:val="clear" w:color="auto" w:fill="auto"/>
+            <w:vAlign w:val="center"/>
+            <w:hideMark/>
+          </w:tcPr>
+          <w:p>
+            <w:pPr>
+              <w:spacing w:after="0" w:line="240" w:lineRule="auto"/>
+              <w:jc w:val="both"/>
+              <w:rPr>
+                <w:rFonts w:ascii="Arial" w:eastAsia="Times New Roman" w:hAnsi="Arial" w:cs="Arial"/>
+                <w:kern w:val="0"/>
+                <w:sz w:val="20"/>
+                <w:szCs w:val="20"/>
+              </w:rPr>
+            </w:pPr>
+            <w:r>
+              <w:rPr>
+                <w:rFonts w:ascii="Arial" w:eastAsia="Times New Roman" w:hAnsi="Arial" w:cs="Arial"/>
+                <w:kern w:val="0"/>
+                <w:sz w:val="20"/>
+                <w:szCs w:val="20"/>
+              </w:rPr>
+              <w:t>Perizinan yang Sudah Dimiliki atau Izin yang Lama (Jika Ada)</w:t>
+            </w:r>
+          </w:p>
+        </w:tc>
+        <w:tc>
+          <w:tcPr>
+            <w:tcW w:w="1017" w:type="dxa"/>
+            <w:gridSpan w:val="3"/>
+            <w:tcBorders>
+              <w:top w:val="nil"/>
+              <w:left w:val="nil"/>
+              <w:bottom w:val="single" w:sz="4" w:space="0" w:color="auto"/>
+              <w:right w:val="single" w:sz="4" w:space="0" w:color="auto"/>
+            </w:tcBorders>
+            <w:shd w:val="clear" w:color="auto" w:fill="auto"/>
+            <w:vAlign w:val="center"/>
+            <w:hideMark/>
+          </w:tcPr>
+          <w:p>
+            <w:pPr>
+              <w:spacing w:after="0" w:line="240" w:lineRule="auto"/>
+              <w:jc w:val="center"/>
+              <w:rPr>
+                <w:rFonts w:ascii="Arial" w:eastAsia="Times New Roman" w:hAnsi="Arial" w:cs="Arial"/>
+                <w:kern w:val="0"/>
+                <w:sz w:val="20"/>
+                <w:szCs w:val="20"/>
+                <w14:ligatures w14:val="none"/>
+              </w:rPr>
+            </w:pPr>
+            <w:r>
+              <w:rPr>
+                <w:rFonts w:ascii="Arial" w:eastAsia="Times New Roman" w:hAnsi="Arial" w:cs="Arial"/>
+                <w:kern w:val="0"/>
+                <w:sz w:val="20"/>
+                <w:szCs w:val="20"/>
+                <w14:ligatures w14:val="none"/>
+              </w:rPr>
+              <w:t>{ada_14}</w:t>
+            </w:r>
+          </w:p>
+        </w:tc>
+        <w:tc>
+          <w:tcPr>
+            <w:tcW w:w="1396" w:type="dxa"/>
+            <w:tcBorders>
+              <w:top w:val="single" w:sz="4" w:space="0" w:color="auto"/>
+              <w:left w:val="nil"/>
+              <w:bottom w:val="single" w:sz="4" w:space="0" w:color="auto"/>
+              <w:right w:val="single" w:sz="4" w:space="0" w:color="auto"/>
+            </w:tcBorders>
+            <w:vAlign w:val="center"/>
+          </w:tcPr>
+          <w:p>
+            <w:pPr>
+              <w:spacing w:after="0" w:line="240" w:lineRule="auto"/>
+              <w:jc w:val="center"/>
+              <w:rPr>
+                <w:rFonts w:ascii="Arial" w:eastAsia="Times New Roman" w:hAnsi="Arial" w:cs="Arial"/>
+                <w:kern w:val="0"/>
+                <w:sz w:val="20"/>
+                <w:szCs w:val="20"/>
+                <w14:ligatures w14:val="none"/>
+              </w:rPr>
+            </w:pPr>
+            <w:r>
+              <w:rPr>
+                <w:rFonts w:ascii="Arial" w:eastAsia="Times New Roman" w:hAnsi="Arial" w:cs="Arial"/>
+                <w:kern w:val="0"/>
+                <w:sz w:val="20"/>
+                <w:szCs w:val="20"/>
+                <w14:ligatures w14:val="none"/>
+              </w:rPr>
+              <w:t>{tdk_ada_14}</w:t>
+            </w:r>
+          </w:p>
+        </w:tc>
+        <w:tc>
+          <w:tcPr>
+            <w:tcW w:w="1262" w:type="dxa"/>
+            <w:tcBorders>
+              <w:top w:val="nil"/>
+              <w:left w:val="single" w:sz="4" w:space="0" w:color="auto"/>
+              <w:bottom w:val="single" w:sz="4" w:space="0" w:color="auto"/>
+              <w:right w:val="single" w:sz="4" w:space="0" w:color="auto"/>
+            </w:tcBorders>
+            <w:vAlign w:val="center"/>
+          </w:tcPr>
+          <w:p>
+            <w:pPr>
+              <w:spacing w:after="0" w:line="240" w:lineRule="auto"/>
+              <w:jc w:val="center"/>
+              <w:rPr>
+                <w:rFonts w:ascii="Arial" w:eastAsia="Times New Roman" w:hAnsi="Arial" w:cs="Arial"/>
+                <w:kern w:val="0"/>
+                <w:sz w:val="20"/>
+                <w:szCs w:val="20"/>
+                <w14:ligatures w14:val="none"/>
+              </w:rPr>
+            </w:pPr>
+            <w:r>
+              <w:rPr>
+                <w:rFonts w:ascii="Arial" w:eastAsia="Times New Roman" w:hAnsi="Arial" w:cs="Arial"/>
+                <w:kern w:val="0"/>
+                <w:sz w:val="20"/>
+                <w:szCs w:val="20"/>
+                <w14:ligatures w14:val="none"/>
+              </w:rPr>
+              <w:t>{sesuai_14}</w:t>
+            </w:r>
+          </w:p>
+        </w:tc>
+        <w:tc>
+          <w:tcPr>
+            <w:tcW w:w="1640" w:type="dxa"/>
+            <w:tcBorders>
+              <w:top w:val="nil"/>
+              <w:left w:val="single" w:sz="4" w:space="0" w:color="auto"/>
+              <w:bottom w:val="single" w:sz="4" w:space="0" w:color="auto"/>
+              <w:right w:val="single" w:sz="4" w:space="0" w:color="auto"/>
+            </w:tcBorders>
+            <w:vAlign w:val="center"/>
+          </w:tcPr>
+          <w:p>
+            <w:pPr>
+              <w:spacing w:after="0" w:line="240" w:lineRule="auto"/>
+              <w:jc w:val="center"/>
+              <w:rPr>
+                <w:rFonts w:ascii="Arial" w:eastAsia="Times New Roman" w:hAnsi="Arial" w:cs="Arial"/>
+                <w:kern w:val="0"/>
+                <w:sz w:val="20"/>
+                <w:szCs w:val="20"/>
+                <w14:ligatures w14:val="none"/>
+              </w:rPr>
+            </w:pPr>
+            <w:r>
+              <w:rPr>
+                <w:rFonts w:ascii="Arial" w:eastAsia="Times New Roman" w:hAnsi="Arial" w:cs="Arial"/>
+                <w:kern w:val="0"/>
+                <w:sz w:val="20"/>
+                <w:szCs w:val="20"/>
+                <w14:ligatures w14:val="none"/>
+              </w:rPr>
+              <w:t>{tdk_sesuai_14}</w:t>
+            </w:r>
+          </w:p>
+        </w:tc>
+        <w:tc>
+          <w:tcPr>
+            <w:tcW w:w="1455" w:type="dxa"/>
+            <w:tcBorders>
+              <w:top w:val="nil"/>
+              <w:left w:val="single" w:sz="4" w:space="0" w:color="auto"/>
+              <w:bottom w:val="single" w:sz="4" w:space="0" w:color="auto"/>
+              <w:right w:val="single" w:sz="4" w:space="0" w:color="auto"/>
+            </w:tcBorders>
+            <w:shd w:val="clear" w:color="auto" w:fill="auto"/>
+            <w:vAlign w:val="center"/>
+            <w:hideMark/>
+          </w:tcPr>
+          <w:p>
+            <w:pPr>
+              <w:spacing w:after="0" w:line="240" w:lineRule="auto"/>
+              <w:rPr>
+                <w:rFonts w:ascii="Arial" w:eastAsia="Times New Roman" w:hAnsi="Arial" w:cs="Arial"/>
+                <w:kern w:val="0"/>
+                <w:sz w:val="20"/>
+                <w:szCs w:val="20"/>
+                <w14:ligatures w14:val="none"/>
+              </w:rPr>
+            </w:pPr>
+            <w:r>
+              <w:rPr>
+                <w:rFonts w:ascii="Arial" w:eastAsia="Times New Roman" w:hAnsi="Arial" w:cs="Arial"/>
+                <w:kern w:val="0"/>
+                <w:sz w:val="20"/>
+                <w:szCs w:val="20"/>
+                <w14:ligatures w14:val="none"/>
+              </w:rPr>
+              <w:t> {ket_14}</w:t>
+            </w:r>
+          </w:p>
+        </w:tc>
+      </w:tr>
+      <w:tr>
+        <w:trPr>
+          <w:gridAfter w:val="4"/>
+          <w:wAfter w:w="1490" w:type="dxa"/>
+          <w:trHeight w:val="567"/>
+        </w:trPr>
+        <w:tc>
+          <w:tcPr>
+            <w:tcW w:w="730" w:type="dxa"/>
+            <w:tcBorders>
+              <w:top w:val="nil"/>
+              <w:left w:val="single" w:sz="4" w:space="0" w:color="auto"/>
+              <w:bottom w:val="single" w:sz="4" w:space="0" w:color="auto"/>
+              <w:right w:val="single" w:sz="4" w:space="0" w:color="auto"/>
+            </w:tcBorders>
+            <w:shd w:val="clear" w:color="auto" w:fill="auto"/>
+            <w:vAlign w:val="center"/>
+            <w:hideMark/>
+          </w:tcPr>
+          <w:p>
+            <w:pPr>
+              <w:spacing w:after="0" w:line="240" w:lineRule="auto"/>
+              <w:jc w:val="center"/>
+              <w:rPr>
+                <w:rFonts w:ascii="Arial" w:eastAsia="Times New Roman" w:hAnsi="Arial" w:cs="Arial"/>
+                <w:kern w:val="0"/>
+                <w:sz w:val="20"/>
+                <w:szCs w:val="20"/>
+                <w14:ligatures w14:val="none"/>
+              </w:rPr>
+            </w:pPr>
+            <w:r>
+              <w:rPr>
+                <w:rFonts w:ascii="Arial" w:eastAsia="Times New Roman" w:hAnsi="Arial" w:cs="Arial"/>
+                <w:kern w:val="0"/>
+                <w:sz w:val="20"/>
+                <w:szCs w:val="20"/>
+                <w14:ligatures w14:val="none"/>
+              </w:rPr>
+              <w:t>15</w:t>
+            </w:r>
+          </w:p>
+        </w:tc>
+        <w:tc>
+          <w:tcPr>
+            <w:tcW w:w="3018" w:type="dxa"/>
+            <w:gridSpan w:val="2"/>
+            <w:tcBorders>
+              <w:top w:val="nil"/>
+              <w:left w:val="nil"/>
+              <w:bottom w:val="single" w:sz="4" w:space="0" w:color="auto"/>
+              <w:right w:val="single" w:sz="4" w:space="0" w:color="auto"/>
+            </w:tcBorders>
+            <w:shd w:val="clear" w:color="auto" w:fill="auto"/>
+            <w:vAlign w:val="center"/>
+            <w:hideMark/>
+          </w:tcPr>
+          <w:p>
+            <w:pPr>
+              <w:spacing w:after="0" w:line="240" w:lineRule="auto"/>
+              <w:jc w:val="both"/>
+              <w:rPr>
+                <w:rFonts w:ascii="Arial" w:eastAsia="Times New Roman" w:hAnsi="Arial" w:cs="Arial"/>
+                <w:kern w:val="0"/>
+                <w:sz w:val="20"/>
+                <w:szCs w:val="20"/>
+              </w:rPr>
+            </w:pPr>
+            <w:r>
+              <w:rPr>
+                <w:rFonts w:ascii="Arial" w:eastAsia="Times New Roman" w:hAnsi="Arial" w:cs="Arial"/>
+                <w:kern w:val="0"/>
+                <w:sz w:val="20"/>
+                <w:szCs w:val="20"/>
+              </w:rPr>
+              <w:t>Perjanjian Pengangkutan Sampah (MOU)</w:t>
+            </w:r>
+          </w:p>
+        </w:tc>
+        <w:tc>
+          <w:tcPr>
+            <w:tcW w:w="1017" w:type="dxa"/>
+            <w:gridSpan w:val="3"/>
+            <w:tcBorders>
+              <w:top w:val="nil"/>
+              <w:left w:val="nil"/>
+              <w:bottom w:val="single" w:sz="4" w:space="0" w:color="auto"/>
+              <w:right w:val="single" w:sz="4" w:space="0" w:color="auto"/>
+            </w:tcBorders>
+            <w:shd w:val="clear" w:color="auto" w:fill="auto"/>
+            <w:vAlign w:val="center"/>
+            <w:hideMark/>
+          </w:tcPr>
+          <w:p>
+            <w:pPr>
+              <w:spacing w:after="0" w:line="240" w:lineRule="auto"/>
+              <w:jc w:val="center"/>
+              <w:rPr>
+                <w:rFonts w:ascii="Arial" w:eastAsia="Times New Roman" w:hAnsi="Arial" w:cs="Arial"/>
+                <w:kern w:val="0"/>
+                <w:sz w:val="20"/>
+                <w:szCs w:val="20"/>
+                <w14:ligatures w14:val="none"/>
+              </w:rPr>
+            </w:pPr>
+            <w:r>
+              <w:rPr>
+                <w:rFonts w:ascii="Arial" w:eastAsia="Times New Roman" w:hAnsi="Arial" w:cs="Arial"/>
+                <w:kern w:val="0"/>
+                <w:sz w:val="20"/>
+                <w:szCs w:val="20"/>
+                <w14:ligatures w14:val="none"/>
+              </w:rPr>
+              <w:t>{ada_15}</w:t>
+            </w:r>
+          </w:p>
+        </w:tc>
+        <w:tc>
+          <w:tcPr>
+            <w:tcW w:w="1396" w:type="dxa"/>
+            <w:tcBorders>
+              <w:top w:val="single" w:sz="4" w:space="0" w:color="auto"/>
+              <w:left w:val="nil"/>
+              <w:bottom w:val="single" w:sz="4" w:space="0" w:color="auto"/>
+              <w:right w:val="single" w:sz="4" w:space="0" w:color="auto"/>
+            </w:tcBorders>
+            <w:vAlign w:val="center"/>
+          </w:tcPr>
+          <w:p>
+            <w:pPr>
+              <w:spacing w:after="0" w:line="240" w:lineRule="auto"/>
+              <w:jc w:val="center"/>
+              <w:rPr>
+                <w:rFonts w:ascii="Arial" w:eastAsia="Times New Roman" w:hAnsi="Arial" w:cs="Arial"/>
+                <w:kern w:val="0"/>
+                <w:sz w:val="20"/>
+                <w:szCs w:val="20"/>
+                <w14:ligatures w14:val="none"/>
+              </w:rPr>
+            </w:pPr>
+            <w:r>
+              <w:rPr>
+                <w:rFonts w:ascii="Arial" w:eastAsia="Times New Roman" w:hAnsi="Arial" w:cs="Arial"/>
+                <w:kern w:val="0"/>
+                <w:sz w:val="20"/>
+                <w:szCs w:val="20"/>
+                <w14:ligatures w14:val="none"/>
+              </w:rPr>
+              <w:t>{tdk_ada_15}</w:t>
+            </w:r>
+          </w:p>
+        </w:tc>
+        <w:tc>
+          <w:tcPr>
+            <w:tcW w:w="1262" w:type="dxa"/>
+            <w:tcBorders>
+              <w:top w:val="nil"/>
+              <w:left w:val="single" w:sz="4" w:space="0" w:color="auto"/>
+              <w:bottom w:val="single" w:sz="4" w:space="0" w:color="auto"/>
+              <w:right w:val="single" w:sz="4" w:space="0" w:color="auto"/>
+            </w:tcBorders>
+            <w:vAlign w:val="center"/>
+          </w:tcPr>
+          <w:p>
+            <w:pPr>
+              <w:spacing w:after="0" w:line="240" w:lineRule="auto"/>
+              <w:jc w:val="center"/>
+              <w:rPr>
+                <w:rFonts w:ascii="Arial" w:eastAsia="Times New Roman" w:hAnsi="Arial" w:cs="Arial"/>
+                <w:kern w:val="0"/>
+                <w:sz w:val="20"/>
+                <w:szCs w:val="20"/>
+                <w14:ligatures w14:val="none"/>
+              </w:rPr>
+            </w:pPr>
+            <w:r>
+              <w:rPr>
+                <w:rFonts w:ascii="Arial" w:eastAsia="Times New Roman" w:hAnsi="Arial" w:cs="Arial"/>
+                <w:kern w:val="0"/>
+                <w:sz w:val="20"/>
+                <w:szCs w:val="20"/>
+                <w14:ligatures w14:val="none"/>
+              </w:rPr>
+              <w:t>{sesuai_15}</w:t>
+            </w:r>
+          </w:p>
+        </w:tc>
+        <w:tc>
+          <w:tcPr>
+            <w:tcW w:w="1640" w:type="dxa"/>
+            <w:tcBorders>
+              <w:top w:val="nil"/>
+              <w:left w:val="single" w:sz="4" w:space="0" w:color="auto"/>
+              <w:bottom w:val="single" w:sz="4" w:space="0" w:color="auto"/>
+              <w:right w:val="single" w:sz="4" w:space="0" w:color="auto"/>
+            </w:tcBorders>
+            <w:vAlign w:val="center"/>
+          </w:tcPr>
+          <w:p>
+            <w:pPr>
+              <w:spacing w:after="0" w:line="240" w:lineRule="auto"/>
+              <w:jc w:val="center"/>
+              <w:rPr>
+                <w:rFonts w:ascii="Arial" w:eastAsia="Times New Roman" w:hAnsi="Arial" w:cs="Arial"/>
+                <w:kern w:val="0"/>
+                <w:sz w:val="20"/>
+                <w:szCs w:val="20"/>
+                <w14:ligatures w14:val="none"/>
+              </w:rPr>
+            </w:pPr>
+            <w:r>
+              <w:rPr>
+                <w:rFonts w:ascii="Arial" w:eastAsia="Times New Roman" w:hAnsi="Arial" w:cs="Arial"/>
+                <w:kern w:val="0"/>
+                <w:sz w:val="20"/>
+                <w:szCs w:val="20"/>
+                <w14:ligatures w14:val="none"/>
+              </w:rPr>
+              <w:t>{tdk_sesuai_15}</w:t>
+            </w:r>
+          </w:p>
+        </w:tc>
+        <w:tc>
+          <w:tcPr>
+            <w:tcW w:w="1455" w:type="dxa"/>
+            <w:tcBorders>
+              <w:top w:val="nil"/>
+              <w:left w:val="single" w:sz="4" w:space="0" w:color="auto"/>
+              <w:bottom w:val="single" w:sz="4" w:space="0" w:color="auto"/>
+              <w:right w:val="single" w:sz="4" w:space="0" w:color="auto"/>
+            </w:tcBorders>
+            <w:shd w:val="clear" w:color="auto" w:fill="auto"/>
+            <w:vAlign w:val="center"/>
+            <w:hideMark/>
+          </w:tcPr>
+          <w:p>
+            <w:pPr>
+              <w:spacing w:after="0" w:line="240" w:lineRule="auto"/>
+              <w:rPr>
+                <w:rFonts w:ascii="Arial" w:eastAsia="Times New Roman" w:hAnsi="Arial" w:cs="Arial"/>
+                <w:kern w:val="0"/>
+                <w:sz w:val="20"/>
+                <w:szCs w:val="20"/>
+                <w14:ligatures w14:val="none"/>
+              </w:rPr>
+            </w:pPr>
+            <w:r>
+              <w:rPr>
+                <w:rFonts w:ascii="Arial" w:eastAsia="Times New Roman" w:hAnsi="Arial" w:cs="Arial"/>
+                <w:kern w:val="0"/>
+                <w:sz w:val="20"/>
+                <w:szCs w:val="20"/>
+                <w14:ligatures w14:val="none"/>
+              </w:rPr>
+              <w:t> {ket_15}</w:t>
+            </w:r>
+          </w:p>
+        </w:tc>
+      </w:tr>
+      <w:tr>
+        <w:trPr>
+          <w:gridAfter w:val="4"/>
+          <w:wAfter w:w="1490" w:type="dxa"/>
+          <w:trHeight w:val="567"/>
+        </w:trPr>
+        <w:tc>
+          <w:tcPr>
+            <w:tcW w:w="730" w:type="dxa"/>
+            <w:tcBorders>
+              <w:top w:val="nil"/>
+              <w:left w:val="single" w:sz="4" w:space="0" w:color="auto"/>
+              <w:bottom w:val="single" w:sz="4" w:space="0" w:color="auto"/>
+              <w:right w:val="single" w:sz="4" w:space="0" w:color="auto"/>
+            </w:tcBorders>
+            <w:shd w:val="clear" w:color="auto" w:fill="auto"/>
+            <w:vAlign w:val="center"/>
+            <w:hideMark/>
+          </w:tcPr>
+          <w:p>
+            <w:pPr>
+              <w:spacing w:after="0" w:line="240" w:lineRule="auto"/>
+              <w:jc w:val="center"/>
+              <w:rPr>
+                <w:rFonts w:ascii="Arial" w:eastAsia="Times New Roman" w:hAnsi="Arial" w:cs="Arial"/>
+                <w:kern w:val="0"/>
+                <w:sz w:val="20"/>
+                <w:szCs w:val="20"/>
+                <w14:ligatures w14:val="none"/>
+              </w:rPr>
+            </w:pPr>
+            <w:r>
+              <w:rPr>
+                <w:rFonts w:ascii="Arial" w:eastAsia="Times New Roman" w:hAnsi="Arial" w:cs="Arial"/>
+                <w:kern w:val="0"/>
+                <w:sz w:val="20"/>
+                <w:szCs w:val="20"/>
+                <w14:ligatures w14:val="none"/>
+              </w:rPr>
+              <w:t>16</w:t>
+            </w:r>
+          </w:p>
+        </w:tc>
+        <w:tc>
+          <w:tcPr>
+            <w:tcW w:w="3018" w:type="dxa"/>
+            <w:gridSpan w:val="2"/>
+            <w:tcBorders>
+              <w:top w:val="nil"/>
+              <w:left w:val="nil"/>
+              <w:bottom w:val="single" w:sz="4" w:space="0" w:color="auto"/>
+              <w:right w:val="single" w:sz="4" w:space="0" w:color="auto"/>
+            </w:tcBorders>
+            <w:shd w:val="clear" w:color="auto" w:fill="auto"/>
+            <w:vAlign w:val="center"/>
+            <w:hideMark/>
+          </w:tcPr>
+          <w:p>
+            <w:pPr>
+              <w:spacing w:after="0" w:line="240" w:lineRule="auto"/>
+              <w:jc w:val="both"/>
+              <w:rPr>
+                <w:rFonts w:ascii="Arial" w:eastAsia="Times New Roman" w:hAnsi="Arial" w:cs="Arial"/>
+                <w:kern w:val="0"/>
+                <w:sz w:val="20"/>
+                <w:szCs w:val="20"/>
+              </w:rPr>
+            </w:pPr>
+            <w:r>
+              <w:rPr>
+                <w:rFonts w:ascii="Arial" w:eastAsia="Times New Roman" w:hAnsi="Arial" w:cs="Arial"/>
+                <w:kern w:val="0"/>
+                <w:sz w:val="20"/>
+                <w:szCs w:val="20"/>
+              </w:rPr>
+              <w:t>Perjanjian Pengangkutan Limbah B3 (MOU)</w:t>
+            </w:r>
+          </w:p>
+        </w:tc>
+        <w:tc>
+          <w:tcPr>
+            <w:tcW w:w="1017" w:type="dxa"/>
+            <w:gridSpan w:val="3"/>
+            <w:tcBorders>
+              <w:top w:val="nil"/>
+              <w:left w:val="nil"/>
+              <w:bottom w:val="single" w:sz="4" w:space="0" w:color="auto"/>
+              <w:right w:val="single" w:sz="4" w:space="0" w:color="auto"/>
+            </w:tcBorders>
+            <w:shd w:val="clear" w:color="auto" w:fill="auto"/>
+            <w:vAlign w:val="center"/>
+            <w:hideMark/>
+          </w:tcPr>
+          <w:p>
+            <w:pPr>
+              <w:spacing w:after="0" w:line="240" w:lineRule="auto"/>
+              <w:jc w:val="center"/>
+              <w:rPr>
+                <w:rFonts w:ascii="Arial" w:eastAsia="Times New Roman" w:hAnsi="Arial" w:cs="Arial"/>
+                <w:kern w:val="0"/>
+                <w:sz w:val="20"/>
+                <w:szCs w:val="20"/>
+                <w14:ligatures w14:val="none"/>
+              </w:rPr>
+            </w:pPr>
+            <w:r>
+              <w:rPr>
+                <w:rFonts w:ascii="Arial" w:eastAsia="Times New Roman" w:hAnsi="Arial" w:cs="Arial"/>
+                <w:kern w:val="0"/>
+                <w:sz w:val="20"/>
+                <w:szCs w:val="20"/>
+                <w14:ligatures w14:val="none"/>
+              </w:rPr>
+              <w:t>{ada_16}</w:t>
+            </w:r>
+          </w:p>
+        </w:tc>
+        <w:tc>
+          <w:tcPr>
+            <w:tcW w:w="1396" w:type="dxa"/>
+            <w:tcBorders>
+              <w:top w:val="single" w:sz="4" w:space="0" w:color="auto"/>
+              <w:left w:val="nil"/>
+              <w:bottom w:val="single" w:sz="4" w:space="0" w:color="auto"/>
+              <w:right w:val="single" w:sz="4" w:space="0" w:color="auto"/>
+            </w:tcBorders>
+            <w:vAlign w:val="center"/>
+          </w:tcPr>
+          <w:p>
+            <w:pPr>
+              <w:spacing w:after="0" w:line="240" w:lineRule="auto"/>
+              <w:jc w:val="center"/>
+              <w:rPr>
+                <w:rFonts w:ascii="Arial" w:eastAsia="Times New Roman" w:hAnsi="Arial" w:cs="Arial"/>
+                <w:kern w:val="0"/>
+                <w:sz w:val="20"/>
+                <w:szCs w:val="20"/>
+                <w14:ligatures w14:val="none"/>
+              </w:rPr>
+            </w:pPr>
+            <w:r>
+              <w:rPr>
+                <w:rFonts w:ascii="Arial" w:eastAsia="Times New Roman" w:hAnsi="Arial" w:cs="Arial"/>
+                <w:kern w:val="0"/>
+                <w:sz w:val="20"/>
+                <w:szCs w:val="20"/>
+                <w14:ligatures w14:val="none"/>
+              </w:rPr>
+              <w:t>{tdk_ada_16}</w:t>
+            </w:r>
+          </w:p>
+        </w:tc>
+        <w:tc>
+          <w:tcPr>
+            <w:tcW w:w="1262" w:type="dxa"/>
+            <w:tcBorders>
+              <w:top w:val="nil"/>
+              <w:left w:val="single" w:sz="4" w:space="0" w:color="auto"/>
+              <w:bottom w:val="single" w:sz="4" w:space="0" w:color="auto"/>
+              <w:right w:val="single" w:sz="4" w:space="0" w:color="auto"/>
+            </w:tcBorders>
+            <w:vAlign w:val="center"/>
+          </w:tcPr>
+          <w:p>
+            <w:pPr>
+              <w:spacing w:after="0" w:line="240" w:lineRule="auto"/>
+              <w:jc w:val="center"/>
+              <w:rPr>
+                <w:rFonts w:ascii="Arial" w:eastAsia="Times New Roman" w:hAnsi="Arial" w:cs="Arial"/>
+                <w:kern w:val="0"/>
+                <w:sz w:val="20"/>
+                <w:szCs w:val="20"/>
+                <w14:ligatures w14:val="none"/>
+              </w:rPr>
+            </w:pPr>
+            <w:r>
+              <w:rPr>
+                <w:rFonts w:ascii="Arial" w:eastAsia="Times New Roman" w:hAnsi="Arial" w:cs="Arial"/>
+                <w:kern w:val="0"/>
+                <w:sz w:val="20"/>
+                <w:szCs w:val="20"/>
+                <w14:ligatures w14:val="none"/>
+              </w:rPr>
+              <w:t>{sesuai_16}</w:t>
+            </w:r>
+          </w:p>
+        </w:tc>
+        <w:tc>
+          <w:tcPr>
+            <w:tcW w:w="1640" w:type="dxa"/>
+            <w:tcBorders>
+              <w:top w:val="nil"/>
+              <w:left w:val="single" w:sz="4" w:space="0" w:color="auto"/>
+              <w:bottom w:val="single" w:sz="4" w:space="0" w:color="auto"/>
+              <w:right w:val="single" w:sz="4" w:space="0" w:color="auto"/>
+            </w:tcBorders>
+            <w:vAlign w:val="center"/>
+          </w:tcPr>
+          <w:p>
+            <w:pPr>
+              <w:spacing w:after="0" w:line="240" w:lineRule="auto"/>
+              <w:jc w:val="center"/>
+              <w:rPr>
+                <w:rFonts w:ascii="Arial" w:eastAsia="Times New Roman" w:hAnsi="Arial" w:cs="Arial"/>
+                <w:kern w:val="0"/>
+                <w:sz w:val="20"/>
+                <w:szCs w:val="20"/>
+                <w14:ligatures w14:val="none"/>
+              </w:rPr>
+            </w:pPr>
+            <w:r>
+              <w:rPr>
+                <w:rFonts w:ascii="Arial" w:eastAsia="Times New Roman" w:hAnsi="Arial" w:cs="Arial"/>
+                <w:kern w:val="0"/>
+                <w:sz w:val="20"/>
+                <w:szCs w:val="20"/>
+                <w14:ligatures w14:val="none"/>
+              </w:rPr>
+              <w:t>{tdk_sesuai_16}</w:t>
+            </w:r>
+          </w:p>
+        </w:tc>
+        <w:tc>
+          <w:tcPr>
+            <w:tcW w:w="1455" w:type="dxa"/>
+            <w:tcBorders>
+              <w:top w:val="nil"/>
+              <w:left w:val="single" w:sz="4" w:space="0" w:color="auto"/>
+              <w:bottom w:val="single" w:sz="4" w:space="0" w:color="auto"/>
+              <w:right w:val="single" w:sz="4" w:space="0" w:color="auto"/>
+            </w:tcBorders>
+            <w:shd w:val="clear" w:color="auto" w:fill="auto"/>
+            <w:vAlign w:val="center"/>
+            <w:hideMark/>
+          </w:tcPr>
+          <w:p>
+            <w:pPr>
+              <w:spacing w:after="0" w:line="240" w:lineRule="auto"/>
+              <w:rPr>
+                <w:rFonts w:ascii="Arial" w:eastAsia="Times New Roman" w:hAnsi="Arial" w:cs="Arial"/>
+                <w:kern w:val="0"/>
+                <w:sz w:val="20"/>
+                <w:szCs w:val="20"/>
+                <w14:ligatures w14:val="none"/>
+              </w:rPr>
+            </w:pPr>
+            <w:r>
+              <w:rPr>
+                <w:rFonts w:ascii="Arial" w:eastAsia="Times New Roman" w:hAnsi="Arial" w:cs="Arial"/>
+                <w:kern w:val="0"/>
+                <w:sz w:val="20"/>
+                <w:szCs w:val="20"/>
+                <w14:ligatures w14:val="none"/>
+              </w:rPr>
+              <w:t> {ket_16}</w:t>
+            </w:r>
+          </w:p>
+        </w:tc>
+      </w:tr>
+      <w:tr>
+        <w:trPr>
+          <w:gridAfter w:val="4"/>
+          <w:wAfter w:w="1490" w:type="dxa"/>
+          <w:trHeight w:val="567"/>
+        </w:trPr>
+        <w:tc>
+          <w:tcPr>
+            <w:tcW w:w="730" w:type="dxa"/>
+            <w:tcBorders>
+              <w:top w:val="nil"/>
+              <w:left w:val="single" w:sz="4" w:space="0" w:color="auto"/>
+              <w:bottom w:val="single" w:sz="4" w:space="0" w:color="auto"/>
+              <w:right w:val="single" w:sz="4" w:space="0" w:color="auto"/>
+            </w:tcBorders>
+            <w:shd w:val="clear" w:color="auto" w:fill="auto"/>
+            <w:vAlign w:val="center"/>
+            <w:hideMark/>
+          </w:tcPr>
+          <w:p>
+            <w:pPr>
+              <w:spacing w:after="0" w:line="240" w:lineRule="auto"/>
+              <w:jc w:val="center"/>
+              <w:rPr>
+                <w:rFonts w:ascii="Arial" w:eastAsia="Times New Roman" w:hAnsi="Arial" w:cs="Arial"/>
+                <w:kern w:val="0"/>
+                <w:sz w:val="20"/>
+                <w:szCs w:val="20"/>
+                <w14:ligatures w14:val="none"/>
+              </w:rPr>
+            </w:pPr>
+            <w:r>
+              <w:rPr>
+                <w:rFonts w:ascii="Arial" w:eastAsia="Times New Roman" w:hAnsi="Arial" w:cs="Arial"/>
+                <w:kern w:val="0"/>
+                <w:sz w:val="20"/>
+                <w:szCs w:val="20"/>
+                <w14:ligatures w14:val="none"/>
+              </w:rPr>
+              <w:t>17</w:t>
+            </w:r>
+          </w:p>
+        </w:tc>
+        <w:tc>
+          <w:tcPr>
+            <w:tcW w:w="3018" w:type="dxa"/>
+            <w:gridSpan w:val="2"/>
+            <w:tcBorders>
+              <w:top w:val="nil"/>
+              <w:left w:val="nil"/>
+              <w:bottom w:val="single" w:sz="4" w:space="0" w:color="auto"/>
+              <w:right w:val="single" w:sz="4" w:space="0" w:color="auto"/>
+            </w:tcBorders>
+            <w:shd w:val="clear" w:color="auto" w:fill="auto"/>
+            <w:vAlign w:val="center"/>
+            <w:hideMark/>
+          </w:tcPr>
+          <w:p>
+            <w:pPr>
+              <w:spacing w:after="0" w:line="240" w:lineRule="auto"/>
+              <w:jc w:val="both"/>
+              <w:rPr>
+                <w:rFonts w:ascii="Arial" w:eastAsia="Times New Roman" w:hAnsi="Arial" w:cs="Arial"/>
+                <w:kern w:val="0"/>
+                <w:sz w:val="20"/>
+                <w:szCs w:val="20"/>
+              </w:rPr>
+            </w:pPr>
+            <w:r>
+              <w:rPr>
+                <w:rFonts w:ascii="Arial" w:eastAsia="Times New Roman" w:hAnsi="Arial" w:cs="Arial"/>
+                <w:kern w:val="0"/>
+                <w:sz w:val="20"/>
+                <w:szCs w:val="20"/>
+              </w:rPr>
+              <w:t>Pemenuhan Persetujuan Teknis Air Limbah</w:t>
+            </w:r>
+          </w:p>
+        </w:tc>
+        <w:tc>
+          <w:tcPr>
+            <w:tcW w:w="1017" w:type="dxa"/>
+            <w:gridSpan w:val="3"/>
+            <w:tcBorders>
+              <w:top w:val="nil"/>
+              <w:left w:val="nil"/>
+              <w:bottom w:val="single" w:sz="4" w:space="0" w:color="auto"/>
+              <w:right w:val="single" w:sz="4" w:space="0" w:color="auto"/>
+            </w:tcBorders>
+            <w:shd w:val="clear" w:color="auto" w:fill="auto"/>
+            <w:vAlign w:val="center"/>
+            <w:hideMark/>
+          </w:tcPr>
+          <w:p>
+            <w:pPr>
+              <w:spacing w:after="0" w:line="240" w:lineRule="auto"/>
+              <w:jc w:val="center"/>
+              <w:rPr>
+                <w:rFonts w:ascii="Arial" w:eastAsia="Times New Roman" w:hAnsi="Arial" w:cs="Arial"/>
+                <w:kern w:val="0"/>
+                <w:sz w:val="20"/>
+                <w:szCs w:val="20"/>
+                <w14:ligatures w14:val="none"/>
+              </w:rPr>
+            </w:pPr>
+            <w:r>
+              <w:rPr>
+                <w:rFonts w:ascii="Arial" w:eastAsia="Times New Roman" w:hAnsi="Arial" w:cs="Arial"/>
+                <w:kern w:val="0"/>
+                <w:sz w:val="20"/>
+                <w:szCs w:val="20"/>
+                <w14:ligatures w14:val="none"/>
+              </w:rPr>
+              <w:t>{ada_17}</w:t>
+            </w:r>
+          </w:p>
+        </w:tc>
+        <w:tc>
+          <w:tcPr>
+            <w:tcW w:w="1396" w:type="dxa"/>
+            <w:tcBorders>
+              <w:top w:val="single" w:sz="4" w:space="0" w:color="auto"/>
+              <w:left w:val="nil"/>
+              <w:bottom w:val="single" w:sz="4" w:space="0" w:color="auto"/>
+              <w:right w:val="single" w:sz="4" w:space="0" w:color="auto"/>
+            </w:tcBorders>
+            <w:vAlign w:val="center"/>
+          </w:tcPr>
+          <w:p>
+            <w:pPr>
+              <w:spacing w:after="0" w:line="240" w:lineRule="auto"/>
+              <w:jc w:val="center"/>
+              <w:rPr>
+                <w:rFonts w:ascii="Arial" w:eastAsia="Times New Roman" w:hAnsi="Arial" w:cs="Arial"/>
+                <w:kern w:val="0"/>
+                <w:sz w:val="20"/>
+                <w:szCs w:val="20"/>
+                <w14:ligatures w14:val="none"/>
+              </w:rPr>
+            </w:pPr>
+            <w:r>
+              <w:rPr>
+                <w:rFonts w:ascii="Arial" w:eastAsia="Times New Roman" w:hAnsi="Arial" w:cs="Arial"/>
+                <w:kern w:val="0"/>
+                <w:sz w:val="20"/>
+                <w:szCs w:val="20"/>
+                <w14:ligatures w14:val="none"/>
+              </w:rPr>
+              <w:t>{tdk_ada_17}</w:t>
+            </w:r>
+          </w:p>
+        </w:tc>
+        <w:tc>
+          <w:tcPr>
+            <w:tcW w:w="1262" w:type="dxa"/>
+            <w:tcBorders>
+              <w:top w:val="nil"/>
+              <w:left w:val="single" w:sz="4" w:space="0" w:color="auto"/>
+              <w:bottom w:val="single" w:sz="4" w:space="0" w:color="auto"/>
+              <w:right w:val="single" w:sz="4" w:space="0" w:color="auto"/>
+            </w:tcBorders>
+            <w:vAlign w:val="center"/>
+          </w:tcPr>
+          <w:p>
+            <w:pPr>
+              <w:spacing w:after="0" w:line="240" w:lineRule="auto"/>
+              <w:jc w:val="center"/>
+              <w:rPr>
+                <w:rFonts w:ascii="Arial" w:eastAsia="Times New Roman" w:hAnsi="Arial" w:cs="Arial"/>
+                <w:kern w:val="0"/>
+                <w:sz w:val="20"/>
+                <w:szCs w:val="20"/>
+                <w14:ligatures w14:val="none"/>
+              </w:rPr>
+            </w:pPr>
+            <w:r>
+              <w:rPr>
+                <w:rFonts w:ascii="Arial" w:eastAsia="Times New Roman" w:hAnsi="Arial" w:cs="Arial"/>
+                <w:kern w:val="0"/>
+                <w:sz w:val="20"/>
+                <w:szCs w:val="20"/>
+                <w14:ligatures w14:val="none"/>
+              </w:rPr>
+              <w:t>{sesuai_17}</w:t>
+            </w:r>
+          </w:p>
+        </w:tc>
+        <w:tc>
+          <w:tcPr>
+            <w:tcW w:w="1640" w:type="dxa"/>
+            <w:tcBorders>
+              <w:top w:val="nil"/>
+              <w:left w:val="single" w:sz="4" w:space="0" w:color="auto"/>
+              <w:bottom w:val="single" w:sz="4" w:space="0" w:color="auto"/>
+              <w:right w:val="single" w:sz="4" w:space="0" w:color="auto"/>
+            </w:tcBorders>
+            <w:vAlign w:val="center"/>
+          </w:tcPr>
+          <w:p>
+            <w:pPr>
+              <w:spacing w:after="0" w:line="240" w:lineRule="auto"/>
+              <w:jc w:val="center"/>
+              <w:rPr>
+                <w:rFonts w:ascii="Arial" w:eastAsia="Times New Roman" w:hAnsi="Arial" w:cs="Arial"/>
+                <w:kern w:val="0"/>
+                <w:sz w:val="20"/>
+                <w:szCs w:val="20"/>
+                <w14:ligatures w14:val="none"/>
+              </w:rPr>
+            </w:pPr>
+            <w:r>
+              <w:rPr>
+                <w:rFonts w:ascii="Arial" w:eastAsia="Times New Roman" w:hAnsi="Arial" w:cs="Arial"/>
+                <w:kern w:val="0"/>
+                <w:sz w:val="20"/>
+                <w:szCs w:val="20"/>
+                <w14:ligatures w14:val="none"/>
+              </w:rPr>
+              <w:t>{tdk_sesuai_17}</w:t>
+            </w:r>
+          </w:p>
+        </w:tc>
+        <w:tc>
+          <w:tcPr>
+            <w:tcW w:w="1455" w:type="dxa"/>
+            <w:tcBorders>
+              <w:top w:val="nil"/>
+              <w:left w:val="single" w:sz="4" w:space="0" w:color="auto"/>
+              <w:bottom w:val="single" w:sz="4" w:space="0" w:color="auto"/>
+              <w:right w:val="single" w:sz="4" w:space="0" w:color="auto"/>
+            </w:tcBorders>
+            <w:shd w:val="clear" w:color="auto" w:fill="auto"/>
+            <w:vAlign w:val="center"/>
+            <w:hideMark/>
+          </w:tcPr>
+          <w:p>
+            <w:pPr>
+              <w:spacing w:after="0" w:line="240" w:lineRule="auto"/>
+              <w:rPr>
+                <w:rFonts w:ascii="Arial" w:eastAsia="Times New Roman" w:hAnsi="Arial" w:cs="Arial"/>
+                <w:kern w:val="0"/>
+                <w:sz w:val="20"/>
+                <w:szCs w:val="20"/>
+                <w14:ligatures w14:val="none"/>
+              </w:rPr>
+            </w:pPr>
+            <w:r>
+              <w:rPr>
+                <w:rFonts w:ascii="Arial" w:eastAsia="Times New Roman" w:hAnsi="Arial" w:cs="Arial"/>
+                <w:kern w:val="0"/>
+                <w:sz w:val="20"/>
+                <w:szCs w:val="20"/>
+                <w14:ligatures w14:val="none"/>
+              </w:rPr>
+              <w:t> {ket_17}</w:t>
+            </w:r>
+          </w:p>
+        </w:tc>
+      </w:tr>
+      <w:tr>
+        <w:trPr>
+          <w:gridAfter w:val="4"/>
+          <w:wAfter w:w="1490" w:type="dxa"/>
+          <w:trHeight w:val="567"/>
+        </w:trPr>
+        <w:tc>
+          <w:tcPr>
+            <w:tcW w:w="730" w:type="dxa"/>
+            <w:tcBorders>
+              <w:top w:val="nil"/>
+              <w:left w:val="single" w:sz="4" w:space="0" w:color="auto"/>
+              <w:bottom w:val="single" w:sz="4" w:space="0" w:color="auto"/>
+              <w:right w:val="single" w:sz="4" w:space="0" w:color="auto"/>
+            </w:tcBorders>
+            <w:shd w:val="clear" w:color="auto" w:fill="auto"/>
+            <w:vAlign w:val="center"/>
+            <w:hideMark/>
+          </w:tcPr>
+          <w:p>
+            <w:pPr>
+              <w:spacing w:after="0" w:line="240" w:lineRule="auto"/>
+              <w:jc w:val="center"/>
+              <w:rPr>
+                <w:rFonts w:ascii="Arial" w:eastAsia="Times New Roman" w:hAnsi="Arial" w:cs="Arial"/>
+                <w:kern w:val="0"/>
+                <w:sz w:val="20"/>
+                <w:szCs w:val="20"/>
+                <w14:ligatures w14:val="none"/>
+              </w:rPr>
+            </w:pPr>
+            <w:r>
+              <w:rPr>
+                <w:rFonts w:ascii="Arial" w:eastAsia="Times New Roman" w:hAnsi="Arial" w:cs="Arial"/>
+                <w:kern w:val="0"/>
+                <w:sz w:val="20"/>
+                <w:szCs w:val="20"/>
+                <w14:ligatures w14:val="none"/>
+              </w:rPr>
+              <w:t>18</w:t>
+            </w:r>
+          </w:p>
+        </w:tc>
+        <w:tc>
+          <w:tcPr>
+            <w:tcW w:w="3018" w:type="dxa"/>
+            <w:gridSpan w:val="2"/>
+            <w:tcBorders>
+              <w:top w:val="nil"/>
+              <w:left w:val="nil"/>
+              <w:bottom w:val="single" w:sz="4" w:space="0" w:color="auto"/>
+              <w:right w:val="single" w:sz="4" w:space="0" w:color="auto"/>
+            </w:tcBorders>
+            <w:shd w:val="clear" w:color="auto" w:fill="auto"/>
+            <w:vAlign w:val="center"/>
+            <w:hideMark/>
+          </w:tcPr>
+          <w:p>
+            <w:pPr>
+              <w:spacing w:after="0" w:line="240" w:lineRule="auto"/>
+              <w:jc w:val="both"/>
+              <w:rPr>
+                <w:rFonts w:ascii="Arial" w:eastAsia="Times New Roman" w:hAnsi="Arial" w:cs="Arial"/>
+                <w:kern w:val="0"/>
+                <w:sz w:val="20"/>
+                <w:szCs w:val="20"/>
+              </w:rPr>
+            </w:pPr>
+            <w:r>
+              <w:rPr>
+                <w:rFonts w:ascii="Arial" w:eastAsia="Times New Roman" w:hAnsi="Arial" w:cs="Arial"/>
+                <w:kern w:val="0"/>
+                <w:sz w:val="20"/>
+                <w:szCs w:val="20"/>
+              </w:rPr>
+              <w:t>Pemenuhan Rincian Teknis Limbah B3 Sementara</w:t>
+            </w:r>
+          </w:p>
+        </w:tc>
+        <w:tc>
+          <w:tcPr>
+            <w:tcW w:w="1017" w:type="dxa"/>
+            <w:gridSpan w:val="3"/>
+            <w:tcBorders>
+              <w:top w:val="nil"/>
+              <w:left w:val="nil"/>
+              <w:bottom w:val="single" w:sz="4" w:space="0" w:color="auto"/>
+              <w:right w:val="single" w:sz="4" w:space="0" w:color="auto"/>
+            </w:tcBorders>
+            <w:shd w:val="clear" w:color="auto" w:fill="auto"/>
+            <w:vAlign w:val="center"/>
+            <w:hideMark/>
+          </w:tcPr>
+          <w:p>
+            <w:pPr>
+              <w:spacing w:after="0" w:line="240" w:lineRule="auto"/>
+              <w:jc w:val="center"/>
+              <w:rPr>
+                <w:rFonts w:ascii="Arial" w:eastAsia="Times New Roman" w:hAnsi="Arial" w:cs="Arial"/>
+                <w:kern w:val="0"/>
+                <w:sz w:val="20"/>
+                <w:szCs w:val="20"/>
+                <w14:ligatures w14:val="none"/>
+              </w:rPr>
+            </w:pPr>
+            <w:r>
+              <w:rPr>
+                <w:rFonts w:ascii="Arial" w:eastAsia="Times New Roman" w:hAnsi="Arial" w:cs="Arial"/>
+                <w:kern w:val="0"/>
+                <w:sz w:val="20"/>
+                <w:szCs w:val="20"/>
+                <w14:ligatures w14:val="none"/>
+              </w:rPr>
+              <w:t>{ada_18}</w:t>
+            </w:r>
+          </w:p>
+        </w:tc>
+        <w:tc>
+          <w:tcPr>
+            <w:tcW w:w="1396" w:type="dxa"/>
+            <w:tcBorders>
+              <w:top w:val="single" w:sz="4" w:space="0" w:color="auto"/>
+              <w:left w:val="nil"/>
+              <w:bottom w:val="single" w:sz="4" w:space="0" w:color="auto"/>
+              <w:right w:val="single" w:sz="4" w:space="0" w:color="auto"/>
+            </w:tcBorders>
+            <w:vAlign w:val="center"/>
+          </w:tcPr>
+          <w:p>
+            <w:pPr>
+              <w:spacing w:after="0" w:line="240" w:lineRule="auto"/>
+              <w:jc w:val="center"/>
+              <w:rPr>
+                <w:rFonts w:ascii="Arial" w:eastAsia="Times New Roman" w:hAnsi="Arial" w:cs="Arial"/>
+                <w:kern w:val="0"/>
+                <w:sz w:val="20"/>
+                <w:szCs w:val="20"/>
+                <w14:ligatures w14:val="none"/>
+              </w:rPr>
+            </w:pPr>
+            <w:r>
+              <w:rPr>
+                <w:rFonts w:ascii="Arial" w:eastAsia="Times New Roman" w:hAnsi="Arial" w:cs="Arial"/>
+                <w:kern w:val="0"/>
+                <w:sz w:val="20"/>
+                <w:szCs w:val="20"/>
+                <w14:ligatures w14:val="none"/>
+              </w:rPr>
+              <w:t>{tdk_ada_18}</w:t>
+            </w:r>
+          </w:p>
+        </w:tc>
+        <w:tc>
+          <w:tcPr>
+            <w:tcW w:w="1262" w:type="dxa"/>
+            <w:tcBorders>
+              <w:top w:val="nil"/>
+              <w:left w:val="single" w:sz="4" w:space="0" w:color="auto"/>
+              <w:bottom w:val="single" w:sz="4" w:space="0" w:color="auto"/>
+              <w:right w:val="single" w:sz="4" w:space="0" w:color="auto"/>
+            </w:tcBorders>
+            <w:vAlign w:val="center"/>
+          </w:tcPr>
+          <w:p>
+            <w:pPr>
+              <w:spacing w:after="0" w:line="240" w:lineRule="auto"/>
+              <w:jc w:val="center"/>
+              <w:rPr>
+                <w:rFonts w:ascii="Arial" w:eastAsia="Times New Roman" w:hAnsi="Arial" w:cs="Arial"/>
+                <w:kern w:val="0"/>
+                <w:sz w:val="20"/>
+                <w:szCs w:val="20"/>
+                <w14:ligatures w14:val="none"/>
+              </w:rPr>
+            </w:pPr>
+            <w:r>
+              <w:rPr>
+                <w:rFonts w:ascii="Arial" w:eastAsia="Times New Roman" w:hAnsi="Arial" w:cs="Arial"/>
+                <w:kern w:val="0"/>
+                <w:sz w:val="20"/>
+                <w:szCs w:val="20"/>
+                <w14:ligatures w14:val="none"/>
+              </w:rPr>
+              <w:t>{sesuai_18}</w:t>
+            </w:r>
+          </w:p>
+        </w:tc>
+        <w:tc>
+          <w:tcPr>
+            <w:tcW w:w="1640" w:type="dxa"/>
+            <w:tcBorders>
+              <w:top w:val="nil"/>
+              <w:left w:val="single" w:sz="4" w:space="0" w:color="auto"/>
+              <w:bottom w:val="single" w:sz="4" w:space="0" w:color="auto"/>
+              <w:right w:val="single" w:sz="4" w:space="0" w:color="auto"/>
+            </w:tcBorders>
+            <w:vAlign w:val="center"/>
+          </w:tcPr>
+          <w:p>
+            <w:pPr>
+              <w:spacing w:after="0" w:line="240" w:lineRule="auto"/>
+              <w:jc w:val="center"/>
+              <w:rPr>
+                <w:rFonts w:ascii="Arial" w:eastAsia="Times New Roman" w:hAnsi="Arial" w:cs="Arial"/>
+                <w:kern w:val="0"/>
+                <w:sz w:val="20"/>
+                <w:szCs w:val="20"/>
+                <w14:ligatures w14:val="none"/>
+              </w:rPr>
+            </w:pPr>
+            <w:r>
+              <w:rPr>
+                <w:rFonts w:ascii="Arial" w:eastAsia="Times New Roman" w:hAnsi="Arial" w:cs="Arial"/>
+                <w:kern w:val="0"/>
+                <w:sz w:val="20"/>
+                <w:szCs w:val="20"/>
+                <w14:ligatures w14:val="none"/>
+              </w:rPr>
+              <w:t>{tdk_sesuai_18}</w:t>
+            </w:r>
+          </w:p>
+        </w:tc>
+        <w:tc>
+          <w:tcPr>
+            <w:tcW w:w="1455" w:type="dxa"/>
+            <w:tcBorders>
+              <w:top w:val="nil"/>
+              <w:left w:val="single" w:sz="4" w:space="0" w:color="auto"/>
+              <w:bottom w:val="single" w:sz="4" w:space="0" w:color="auto"/>
+              <w:right w:val="single" w:sz="4" w:space="0" w:color="auto"/>
+            </w:tcBorders>
+            <w:shd w:val="clear" w:color="auto" w:fill="auto"/>
+            <w:vAlign w:val="center"/>
+            <w:hideMark/>
+          </w:tcPr>
+          <w:p>
+            <w:pPr>
+              <w:spacing w:after="0" w:line="240" w:lineRule="auto"/>
+              <w:rPr>
+                <w:rFonts w:ascii="Arial" w:eastAsia="Times New Roman" w:hAnsi="Arial" w:cs="Arial"/>
+                <w:kern w:val="0"/>
+                <w:sz w:val="20"/>
+                <w:szCs w:val="20"/>
+                <w14:ligatures w14:val="none"/>
+              </w:rPr>
+            </w:pPr>
+            <w:r>
+              <w:rPr>
+                <w:rFonts w:ascii="Arial" w:eastAsia="Times New Roman" w:hAnsi="Arial" w:cs="Arial"/>
+                <w:kern w:val="0"/>
+                <w:sz w:val="20"/>
+                <w:szCs w:val="20"/>
+                <w14:ligatures w14:val="none"/>
+              </w:rPr>
+              <w:t> {ket_18}</w:t>
+            </w:r>
+          </w:p>
+        </w:tc>
+      </w:tr>
+      <w:tr>
+        <w:trPr>
+          <w:gridAfter w:val="4"/>
+          <w:wAfter w:w="1490" w:type="dxa"/>
+          <w:trHeight w:val="567"/>
+        </w:trPr>
+        <w:tc>
+          <w:tcPr>
+            <w:tcW w:w="730" w:type="dxa"/>
+            <w:tcBorders>
+              <w:top w:val="nil"/>
+              <w:left w:val="single" w:sz="4" w:space="0" w:color="auto"/>
+              <w:bottom w:val="single" w:sz="4" w:space="0" w:color="auto"/>
+              <w:right w:val="single" w:sz="4" w:space="0" w:color="auto"/>
+            </w:tcBorders>
+            <w:shd w:val="clear" w:color="auto" w:fill="auto"/>
+            <w:vAlign w:val="center"/>
+            <w:hideMark/>
+          </w:tcPr>
+          <w:p>
+            <w:pPr>
+              <w:spacing w:after="0" w:line="240" w:lineRule="auto"/>
+              <w:jc w:val="center"/>
+              <w:rPr>
+                <w:rFonts w:ascii="Arial" w:eastAsia="Times New Roman" w:hAnsi="Arial" w:cs="Arial"/>
+                <w:kern w:val="0"/>
+                <w:sz w:val="20"/>
+                <w:szCs w:val="20"/>
+                <w14:ligatures w14:val="none"/>
+              </w:rPr>
+            </w:pPr>
+            <w:r>
+              <w:rPr>
+                <w:rFonts w:ascii="Arial" w:eastAsia="Times New Roman" w:hAnsi="Arial" w:cs="Arial"/>
+                <w:kern w:val="0"/>
+                <w:sz w:val="20"/>
+                <w:szCs w:val="20"/>
+                <w14:ligatures w14:val="none"/>
+              </w:rPr>
+              <w:t>19</w:t>
+            </w:r>
+          </w:p>
+        </w:tc>
+        <w:tc>
+          <w:tcPr>
+            <w:tcW w:w="3018" w:type="dxa"/>
+            <w:gridSpan w:val="2"/>
+            <w:tcBorders>
+              <w:top w:val="nil"/>
+              <w:left w:val="nil"/>
+              <w:bottom w:val="single" w:sz="4" w:space="0" w:color="auto"/>
+              <w:right w:val="single" w:sz="4" w:space="0" w:color="auto"/>
+            </w:tcBorders>
+            <w:shd w:val="clear" w:color="auto" w:fill="auto"/>
+            <w:vAlign w:val="center"/>
+            <w:hideMark/>
+          </w:tcPr>
+          <w:p>
+            <w:pPr>
+              <w:spacing w:after="0" w:line="240" w:lineRule="auto"/>
+              <w:jc w:val="both"/>
+              <w:rPr>
+                <w:rFonts w:ascii="Arial" w:eastAsia="Times New Roman" w:hAnsi="Arial" w:cs="Arial"/>
+                <w:kern w:val="0"/>
+                <w:sz w:val="20"/>
+                <w:szCs w:val="20"/>
+              </w:rPr>
+            </w:pPr>
+            <w:r>
+              <w:rPr>
+                <w:rFonts w:ascii="Arial" w:eastAsia="Times New Roman" w:hAnsi="Arial" w:cs="Arial"/>
+                <w:kern w:val="0"/>
+                <w:sz w:val="20"/>
+                <w:szCs w:val="20"/>
+              </w:rPr>
+              <w:t>Pemenuhan Persetujuan Teknis Emisi</w:t>
+            </w:r>
+          </w:p>
+        </w:tc>
+        <w:tc>
+          <w:tcPr>
+            <w:tcW w:w="1017" w:type="dxa"/>
+            <w:gridSpan w:val="3"/>
+            <w:tcBorders>
+              <w:top w:val="nil"/>
+              <w:left w:val="nil"/>
+              <w:bottom w:val="single" w:sz="4" w:space="0" w:color="auto"/>
+              <w:right w:val="single" w:sz="4" w:space="0" w:color="auto"/>
+            </w:tcBorders>
+            <w:shd w:val="clear" w:color="auto" w:fill="auto"/>
+            <w:vAlign w:val="center"/>
+            <w:hideMark/>
+          </w:tcPr>
+          <w:p>
+            <w:pPr>
+              <w:spacing w:after="0" w:line="240" w:lineRule="auto"/>
+              <w:jc w:val="center"/>
+              <w:rPr>
+                <w:rFonts w:ascii="Arial" w:eastAsia="Times New Roman" w:hAnsi="Arial" w:cs="Arial"/>
+                <w:kern w:val="0"/>
+                <w:sz w:val="20"/>
+                <w:szCs w:val="20"/>
+                <w14:ligatures w14:val="none"/>
+              </w:rPr>
+            </w:pPr>
+            <w:r>
+              <w:rPr>
+                <w:rFonts w:ascii="Arial" w:eastAsia="Times New Roman" w:hAnsi="Arial" w:cs="Arial"/>
+                <w:kern w:val="0"/>
+                <w:sz w:val="20"/>
+                <w:szCs w:val="20"/>
+                <w14:ligatures w14:val="none"/>
+              </w:rPr>
+              <w:t>{ada_19}</w:t>
+            </w:r>
+          </w:p>
+        </w:tc>
+        <w:tc>
+          <w:tcPr>
+            <w:tcW w:w="1396" w:type="dxa"/>
+            <w:tcBorders>
+              <w:top w:val="single" w:sz="4" w:space="0" w:color="auto"/>
+              <w:left w:val="nil"/>
+              <w:bottom w:val="single" w:sz="4" w:space="0" w:color="auto"/>
+              <w:right w:val="single" w:sz="4" w:space="0" w:color="auto"/>
+            </w:tcBorders>
+            <w:vAlign w:val="center"/>
+          </w:tcPr>
+          <w:p>
+            <w:pPr>
+              <w:spacing w:after="0" w:line="240" w:lineRule="auto"/>
+              <w:jc w:val="center"/>
+              <w:rPr>
+                <w:rFonts w:ascii="Arial" w:eastAsia="Times New Roman" w:hAnsi="Arial" w:cs="Arial"/>
+                <w:kern w:val="0"/>
+                <w:sz w:val="20"/>
+                <w:szCs w:val="20"/>
+                <w14:ligatures w14:val="none"/>
+              </w:rPr>
+            </w:pPr>
+            <w:r>
+              <w:rPr>
+                <w:rFonts w:ascii="Arial" w:eastAsia="Times New Roman" w:hAnsi="Arial" w:cs="Arial"/>
+                <w:kern w:val="0"/>
+                <w:sz w:val="20"/>
+                <w:szCs w:val="20"/>
+                <w14:ligatures w14:val="none"/>
+              </w:rPr>
+              <w:t>{tdk_ada_19}</w:t>
+            </w:r>
+          </w:p>
+        </w:tc>
+        <w:tc>
+          <w:tcPr>
+            <w:tcW w:w="1262" w:type="dxa"/>
+            <w:tcBorders>
+              <w:top w:val="nil"/>
+              <w:left w:val="single" w:sz="4" w:space="0" w:color="auto"/>
+              <w:bottom w:val="single" w:sz="4" w:space="0" w:color="auto"/>
+              <w:right w:val="single" w:sz="4" w:space="0" w:color="auto"/>
+            </w:tcBorders>
+            <w:vAlign w:val="center"/>
+          </w:tcPr>
+          <w:p>
+            <w:pPr>
+              <w:spacing w:after="0" w:line="240" w:lineRule="auto"/>
+              <w:jc w:val="center"/>
+              <w:rPr>
+                <w:rFonts w:ascii="Arial" w:eastAsia="Times New Roman" w:hAnsi="Arial" w:cs="Arial"/>
+                <w:kern w:val="0"/>
+                <w:sz w:val="20"/>
+                <w:szCs w:val="20"/>
+                <w14:ligatures w14:val="none"/>
+              </w:rPr>
+            </w:pPr>
+            <w:r>
+              <w:rPr>
+                <w:rFonts w:ascii="Arial" w:eastAsia="Times New Roman" w:hAnsi="Arial" w:cs="Arial"/>
+                <w:kern w:val="0"/>
+                <w:sz w:val="20"/>
+                <w:szCs w:val="20"/>
+                <w14:ligatures w14:val="none"/>
+              </w:rPr>
+              <w:t>{sesuai_19}</w:t>
+            </w:r>
+          </w:p>
+        </w:tc>
+        <w:tc>
+          <w:tcPr>
+            <w:tcW w:w="1640" w:type="dxa"/>
+            <w:tcBorders>
+              <w:top w:val="nil"/>
+              <w:left w:val="single" w:sz="4" w:space="0" w:color="auto"/>
+              <w:bottom w:val="single" w:sz="4" w:space="0" w:color="auto"/>
+              <w:right w:val="single" w:sz="4" w:space="0" w:color="auto"/>
+            </w:tcBorders>
+            <w:vAlign w:val="center"/>
+          </w:tcPr>
+          <w:p>
+            <w:pPr>
+              <w:spacing w:after="0" w:line="240" w:lineRule="auto"/>
+              <w:jc w:val="center"/>
+              <w:rPr>
+                <w:rFonts w:ascii="Arial" w:eastAsia="Times New Roman" w:hAnsi="Arial" w:cs="Arial"/>
+                <w:kern w:val="0"/>
+                <w:sz w:val="20"/>
+                <w:szCs w:val="20"/>
+                <w14:ligatures w14:val="none"/>
+              </w:rPr>
+            </w:pPr>
+            <w:r>
+              <w:rPr>
+                <w:rFonts w:ascii="Arial" w:eastAsia="Times New Roman" w:hAnsi="Arial" w:cs="Arial"/>
+                <w:kern w:val="0"/>
+                <w:sz w:val="20"/>
+                <w:szCs w:val="20"/>
+                <w14:ligatures w14:val="none"/>
+              </w:rPr>
+              <w:t>{tdk_sesuai_19}</w:t>
+            </w:r>
+          </w:p>
+        </w:tc>
+        <w:tc>
+          <w:tcPr>
+            <w:tcW w:w="1455" w:type="dxa"/>
+            <w:tcBorders>
+              <w:top w:val="nil"/>
+              <w:left w:val="single" w:sz="4" w:space="0" w:color="auto"/>
+              <w:bottom w:val="single" w:sz="4" w:space="0" w:color="auto"/>
+              <w:right w:val="single" w:sz="4" w:space="0" w:color="auto"/>
+            </w:tcBorders>
+            <w:shd w:val="clear" w:color="auto" w:fill="auto"/>
+            <w:vAlign w:val="center"/>
+            <w:hideMark/>
+          </w:tcPr>
+          <w:p>
+            <w:pPr>
+              <w:spacing w:after="0" w:line="240" w:lineRule="auto"/>
+              <w:rPr>
+                <w:rFonts w:ascii="Arial" w:eastAsia="Times New Roman" w:hAnsi="Arial" w:cs="Arial"/>
+                <w:kern w:val="0"/>
+                <w:sz w:val="20"/>
+                <w:szCs w:val="20"/>
+                <w14:ligatures w14:val="none"/>
+              </w:rPr>
+            </w:pPr>
+            <w:r>
+              <w:rPr>
+                <w:rFonts w:ascii="Arial" w:eastAsia="Times New Roman" w:hAnsi="Arial" w:cs="Arial"/>
+                <w:kern w:val="0"/>
+                <w:sz w:val="20"/>
+                <w:szCs w:val="20"/>
+                <w14:ligatures w14:val="none"/>
+              </w:rPr>
+              <w:t> {ket_19}</w:t>
+            </w:r>
+          </w:p>
+        </w:tc>
+      </w:tr>
+      <w:tr>
+        <w:trPr>
+          <w:gridAfter w:val="4"/>
+          <w:wAfter w:w="1490" w:type="dxa"/>
+          <w:trHeight w:val="567"/>
+        </w:trPr>
+        <w:tc>
+          <w:tcPr>
+            <w:tcW w:w="730" w:type="dxa"/>
+            <w:tcBorders>
+              <w:top w:val="nil"/>
+              <w:left w:val="single" w:sz="4" w:space="0" w:color="auto"/>
+              <w:bottom w:val="single" w:sz="4" w:space="0" w:color="auto"/>
+              <w:right w:val="single" w:sz="4" w:space="0" w:color="auto"/>
+            </w:tcBorders>
+            <w:shd w:val="clear" w:color="auto" w:fill="auto"/>
+            <w:vAlign w:val="center"/>
+            <w:hideMark/>
+          </w:tcPr>
+          <w:p>
+            <w:pPr>
+              <w:spacing w:after="0" w:line="240" w:lineRule="auto"/>
+              <w:jc w:val="center"/>
+              <w:rPr>
+                <w:rFonts w:ascii="Arial" w:eastAsia="Times New Roman" w:hAnsi="Arial" w:cs="Arial"/>
+                <w:kern w:val="0"/>
+                <w:sz w:val="20"/>
+                <w:szCs w:val="20"/>
+                <w14:ligatures w14:val="none"/>
+              </w:rPr>
+            </w:pPr>
+            <w:r>
+              <w:rPr>
+                <w:rFonts w:ascii="Arial" w:eastAsia="Times New Roman" w:hAnsi="Arial" w:cs="Arial"/>
+                <w:kern w:val="0"/>
+                <w:sz w:val="20"/>
+                <w:szCs w:val="20"/>
+                <w14:ligatures w14:val="none"/>
+              </w:rPr>
+              <w:t>20</w:t>
+            </w:r>
+          </w:p>
+        </w:tc>
+        <w:tc>
+          <w:tcPr>
+            <w:tcW w:w="3018" w:type="dxa"/>
+            <w:gridSpan w:val="2"/>
+            <w:tcBorders>
+              <w:top w:val="nil"/>
+              <w:left w:val="nil"/>
+              <w:bottom w:val="single" w:sz="4" w:space="0" w:color="auto"/>
+              <w:right w:val="single" w:sz="4" w:space="0" w:color="auto"/>
+            </w:tcBorders>
+            <w:shd w:val="clear" w:color="auto" w:fill="auto"/>
+            <w:vAlign w:val="center"/>
+            <w:hideMark/>
+          </w:tcPr>
+          <w:p>
+            <w:pPr>
+              <w:spacing w:after="0" w:line="240" w:lineRule="auto"/>
+              <w:jc w:val="both"/>
+              <w:rPr>
+                <w:rFonts w:ascii="Arial" w:eastAsia="Times New Roman" w:hAnsi="Arial" w:cs="Arial"/>
+                <w:kern w:val="0"/>
+                <w:sz w:val="20"/>
+                <w:szCs w:val="20"/>
+              </w:rPr>
+            </w:pPr>
+            <w:r>
+              <w:rPr>
+                <w:rFonts w:ascii="Arial" w:eastAsia="Times New Roman" w:hAnsi="Arial" w:cs="Arial"/>
+                <w:kern w:val="0"/>
+                <w:sz w:val="20"/>
+                <w:szCs w:val="20"/>
+              </w:rPr>
+              <w:t>Pemenuhan Persetujuan Teknis Andalalin</w:t>
+            </w:r>
+          </w:p>
+        </w:tc>
+        <w:tc>
+          <w:tcPr>
+            <w:tcW w:w="1017" w:type="dxa"/>
+            <w:gridSpan w:val="3"/>
+            <w:tcBorders>
+              <w:top w:val="nil"/>
+              <w:left w:val="nil"/>
+              <w:bottom w:val="single" w:sz="4" w:space="0" w:color="auto"/>
+              <w:right w:val="single" w:sz="4" w:space="0" w:color="auto"/>
+            </w:tcBorders>
+            <w:shd w:val="clear" w:color="auto" w:fill="auto"/>
+            <w:vAlign w:val="center"/>
+            <w:hideMark/>
+          </w:tcPr>
+          <w:p>
+            <w:pPr>
+              <w:spacing w:after="0" w:line="240" w:lineRule="auto"/>
+              <w:jc w:val="center"/>
+              <w:rPr>
+                <w:rFonts w:ascii="Arial" w:eastAsia="Times New Roman" w:hAnsi="Arial" w:cs="Arial"/>
+                <w:kern w:val="0"/>
+                <w:sz w:val="20"/>
+                <w:szCs w:val="20"/>
+                <w14:ligatures w14:val="none"/>
+              </w:rPr>
+            </w:pPr>
+            <w:r>
+              <w:rPr>
+                <w:rFonts w:ascii="Arial" w:eastAsia="Times New Roman" w:hAnsi="Arial" w:cs="Arial"/>
+                <w:kern w:val="0"/>
+                <w:sz w:val="20"/>
+                <w:szCs w:val="20"/>
+                <w14:ligatures w14:val="none"/>
+              </w:rPr>
+              <w:t>{ada_20}</w:t>
+            </w:r>
+          </w:p>
+        </w:tc>
+        <w:tc>
+          <w:tcPr>
+            <w:tcW w:w="1396" w:type="dxa"/>
+            <w:tcBorders>
+              <w:top w:val="single" w:sz="4" w:space="0" w:color="auto"/>
+              <w:left w:val="nil"/>
+              <w:bottom w:val="single" w:sz="4" w:space="0" w:color="auto"/>
+              <w:right w:val="single" w:sz="4" w:space="0" w:color="auto"/>
+            </w:tcBorders>
+            <w:vAlign w:val="center"/>
+          </w:tcPr>
+          <w:p>
+            <w:pPr>
+              <w:spacing w:after="0" w:line="240" w:lineRule="auto"/>
+              <w:jc w:val="center"/>
+              <w:rPr>
+                <w:rFonts w:ascii="Arial" w:eastAsia="Times New Roman" w:hAnsi="Arial" w:cs="Arial"/>
+                <w:kern w:val="0"/>
+                <w:sz w:val="20"/>
+                <w:szCs w:val="20"/>
+                <w14:ligatures w14:val="none"/>
+              </w:rPr>
+            </w:pPr>
+            <w:r>
+              <w:rPr>
+                <w:rFonts w:ascii="Arial" w:eastAsia="Times New Roman" w:hAnsi="Arial" w:cs="Arial"/>
+                <w:kern w:val="0"/>
+                <w:sz w:val="20"/>
+                <w:szCs w:val="20"/>
+                <w14:ligatures w14:val="none"/>
+              </w:rPr>
+              <w:t>{tdk_ada_20}</w:t>
+            </w:r>
+          </w:p>
+        </w:tc>
+        <w:tc>
+          <w:tcPr>
+            <w:tcW w:w="1262" w:type="dxa"/>
+            <w:tcBorders>
+              <w:top w:val="nil"/>
+              <w:left w:val="single" w:sz="4" w:space="0" w:color="auto"/>
+              <w:bottom w:val="single" w:sz="4" w:space="0" w:color="auto"/>
+              <w:right w:val="single" w:sz="4" w:space="0" w:color="auto"/>
+            </w:tcBorders>
+            <w:vAlign w:val="center"/>
+          </w:tcPr>
+          <w:p>
+            <w:pPr>
+              <w:spacing w:after="0" w:line="240" w:lineRule="auto"/>
+              <w:jc w:val="center"/>
+              <w:rPr>
+                <w:rFonts w:ascii="Arial" w:eastAsia="Times New Roman" w:hAnsi="Arial" w:cs="Arial"/>
+                <w:kern w:val="0"/>
+                <w:sz w:val="20"/>
+                <w:szCs w:val="20"/>
+                <w14:ligatures w14:val="none"/>
+              </w:rPr>
+            </w:pPr>
+            <w:r>
+              <w:rPr>
+                <w:rFonts w:ascii="Arial" w:eastAsia="Times New Roman" w:hAnsi="Arial" w:cs="Arial"/>
+                <w:kern w:val="0"/>
+                <w:sz w:val="20"/>
+                <w:szCs w:val="20"/>
+                <w14:ligatures w14:val="none"/>
+              </w:rPr>
+              <w:t>{sesuai_20}</w:t>
+            </w:r>
+          </w:p>
+        </w:tc>
+        <w:tc>
+          <w:tcPr>
+            <w:tcW w:w="1640" w:type="dxa"/>
+            <w:tcBorders>
+              <w:top w:val="nil"/>
+              <w:left w:val="single" w:sz="4" w:space="0" w:color="auto"/>
+              <w:bottom w:val="single" w:sz="4" w:space="0" w:color="auto"/>
+              <w:right w:val="single" w:sz="4" w:space="0" w:color="auto"/>
+            </w:tcBorders>
+            <w:vAlign w:val="center"/>
+          </w:tcPr>
+          <w:p>
+            <w:pPr>
+              <w:spacing w:after="0" w:line="240" w:lineRule="auto"/>
+              <w:jc w:val="center"/>
+              <w:rPr>
+                <w:rFonts w:ascii="Arial" w:eastAsia="Times New Roman" w:hAnsi="Arial" w:cs="Arial"/>
+                <w:kern w:val="0"/>
+                <w:sz w:val="20"/>
+                <w:szCs w:val="20"/>
+                <w14:ligatures w14:val="none"/>
+              </w:rPr>
+            </w:pPr>
+            <w:r>
+              <w:rPr>
+                <w:rFonts w:ascii="Arial" w:eastAsia="Times New Roman" w:hAnsi="Arial" w:cs="Arial"/>
+                <w:kern w:val="0"/>
+                <w:sz w:val="20"/>
+                <w:szCs w:val="20"/>
+                <w14:ligatures w14:val="none"/>
+              </w:rPr>
+              <w:t>{tdk_sesuai_20}</w:t>
+            </w:r>
+          </w:p>
+        </w:tc>
+        <w:tc>
+          <w:tcPr>
+            <w:tcW w:w="1455" w:type="dxa"/>
+            <w:tcBorders>
+              <w:top w:val="nil"/>
+              <w:left w:val="single" w:sz="4" w:space="0" w:color="auto"/>
+              <w:bottom w:val="single" w:sz="4" w:space="0" w:color="auto"/>
+              <w:right w:val="single" w:sz="4" w:space="0" w:color="auto"/>
+            </w:tcBorders>
+            <w:shd w:val="clear" w:color="auto" w:fill="auto"/>
+            <w:vAlign w:val="center"/>
+            <w:hideMark/>
+          </w:tcPr>
+          <w:p>
+            <w:pPr>
+              <w:spacing w:after="0" w:line="240" w:lineRule="auto"/>
+              <w:rPr>
+                <w:rFonts w:ascii="Arial" w:eastAsia="Times New Roman" w:hAnsi="Arial" w:cs="Arial"/>
+                <w:kern w:val="0"/>
+                <w:sz w:val="20"/>
+                <w:szCs w:val="20"/>
+                <w14:ligatures w14:val="none"/>
+              </w:rPr>
+            </w:pPr>
+            <w:r>
+              <w:rPr>
+                <w:rFonts w:ascii="Arial" w:eastAsia="Times New Roman" w:hAnsi="Arial" w:cs="Arial"/>
+                <w:kern w:val="0"/>
+                <w:sz w:val="20"/>
+                <w:szCs w:val="20"/>
+                <w14:ligatures w14:val="none"/>
+              </w:rPr>
+              <w:t> {ket_20}</w:t>
+            </w:r>
+          </w:p>
+        </w:tc>
+      </w:tr>
+      <w:tr>
+        <w:trPr>
+          <w:gridAfter w:val="4"/>
+          <w:wAfter w:w="1490" w:type="dxa"/>
+          <w:trHeight w:val="567"/>
+        </w:trPr>
+        <w:tc>
+          <w:tcPr>
+            <w:tcW w:w="730" w:type="dxa"/>
+            <w:tcBorders>
+              <w:top w:val="nil"/>
+              <w:left w:val="single" w:sz="4" w:space="0" w:color="auto"/>
+              <w:bottom w:val="single" w:sz="4" w:space="0" w:color="auto"/>
+              <w:right w:val="single" w:sz="4" w:space="0" w:color="auto"/>
+            </w:tcBorders>
+            <w:shd w:val="clear" w:color="auto" w:fill="auto"/>
+            <w:vAlign w:val="center"/>
+            <w:hideMark/>
+          </w:tcPr>
+          <w:p>
+            <w:pPr>
+              <w:spacing w:after="0" w:line="240" w:lineRule="auto"/>
+              <w:jc w:val="center"/>
+              <w:rPr>
+                <w:rFonts w:ascii="Arial" w:eastAsia="Times New Roman" w:hAnsi="Arial" w:cs="Arial"/>
+                <w:kern w:val="0"/>
+                <w:sz w:val="20"/>
+                <w:szCs w:val="20"/>
+                <w14:ligatures w14:val="none"/>
+              </w:rPr>
+            </w:pPr>
+            <w:r>
+              <w:rPr>
+                <w:rFonts w:ascii="Arial" w:eastAsia="Times New Roman" w:hAnsi="Arial" w:cs="Arial"/>
+                <w:kern w:val="0"/>
+                <w:sz w:val="20"/>
+                <w:szCs w:val="20"/>
+                <w14:ligatures w14:val="none"/>
+              </w:rPr>
+              <w:t>21</w:t>
+            </w:r>
+          </w:p>
+        </w:tc>
+        <w:tc>
+          <w:tcPr>
+            <w:tcW w:w="3018" w:type="dxa"/>
+            <w:gridSpan w:val="2"/>
+            <w:tcBorders>
+              <w:top w:val="nil"/>
+              <w:left w:val="nil"/>
+              <w:bottom w:val="single" w:sz="4" w:space="0" w:color="auto"/>
+              <w:right w:val="single" w:sz="4" w:space="0" w:color="auto"/>
+            </w:tcBorders>
+            <w:shd w:val="clear" w:color="auto" w:fill="auto"/>
+            <w:vAlign w:val="center"/>
+            <w:hideMark/>
+          </w:tcPr>
+          <w:p>
+            <w:pPr>
+              <w:spacing w:after="0" w:line="240" w:lineRule="auto"/>
+              <w:jc w:val="both"/>
+              <w:rPr>
+                <w:rFonts w:ascii="Arial" w:eastAsia="Times New Roman" w:hAnsi="Arial" w:cs="Arial"/>
+                <w:kern w:val="0"/>
+                <w:sz w:val="20"/>
+                <w:szCs w:val="20"/>
+              </w:rPr>
+            </w:pPr>
+            <w:r>
+              <w:rPr>
+                <w:rFonts w:ascii="Arial" w:eastAsia="Times New Roman" w:hAnsi="Arial" w:cs="Arial"/>
+                <w:kern w:val="0"/>
+                <w:sz w:val="20"/>
+                <w:szCs w:val="20"/>
+              </w:rPr>
+              <w:t>Hasil Penapisan Kewajiban Pemenuhan Persetujuan Teknis</w:t>
+            </w:r>
+          </w:p>
+        </w:tc>
+        <w:tc>
+          <w:tcPr>
+            <w:tcW w:w="1017" w:type="dxa"/>
+            <w:gridSpan w:val="3"/>
+            <w:tcBorders>
+              <w:top w:val="nil"/>
+              <w:left w:val="nil"/>
+              <w:bottom w:val="single" w:sz="4" w:space="0" w:color="auto"/>
+              <w:right w:val="single" w:sz="4" w:space="0" w:color="auto"/>
+            </w:tcBorders>
+            <w:shd w:val="clear" w:color="auto" w:fill="auto"/>
+            <w:vAlign w:val="center"/>
+            <w:hideMark/>
+          </w:tcPr>
+          <w:p>
+            <w:pPr>
+              <w:spacing w:after="0" w:line="240" w:lineRule="auto"/>
+              <w:jc w:val="center"/>
+              <w:rPr>
+                <w:rFonts w:ascii="Arial" w:eastAsia="Times New Roman" w:hAnsi="Arial" w:cs="Arial"/>
+                <w:kern w:val="0"/>
+                <w:sz w:val="20"/>
+                <w:szCs w:val="20"/>
+                <w14:ligatures w14:val="none"/>
+              </w:rPr>
+            </w:pPr>
+            <w:r>
+              <w:rPr>
+                <w:rFonts w:ascii="Arial" w:eastAsia="Times New Roman" w:hAnsi="Arial" w:cs="Arial"/>
+                <w:kern w:val="0"/>
+                <w:sz w:val="20"/>
+                <w:szCs w:val="20"/>
+                <w14:ligatures w14:val="none"/>
+              </w:rPr>
+              <w:t>{ada_21}</w:t>
+            </w:r>
+          </w:p>
+        </w:tc>
+        <w:tc>
+          <w:tcPr>
+            <w:tcW w:w="1396" w:type="dxa"/>
+            <w:tcBorders>
+              <w:top w:val="single" w:sz="4" w:space="0" w:color="auto"/>
+              <w:left w:val="nil"/>
+              <w:bottom w:val="single" w:sz="4" w:space="0" w:color="auto"/>
+              <w:right w:val="single" w:sz="4" w:space="0" w:color="auto"/>
+            </w:tcBorders>
+            <w:vAlign w:val="center"/>
+          </w:tcPr>
+          <w:p>
+            <w:pPr>
+              <w:spacing w:after="0" w:line="240" w:lineRule="auto"/>
+              <w:jc w:val="center"/>
+              <w:rPr>
+                <w:rFonts w:ascii="Arial" w:eastAsia="Times New Roman" w:hAnsi="Arial" w:cs="Arial"/>
+                <w:kern w:val="0"/>
+                <w:sz w:val="20"/>
+                <w:szCs w:val="20"/>
+                <w14:ligatures w14:val="none"/>
+              </w:rPr>
+            </w:pPr>
+            <w:r>
+              <w:rPr>
+                <w:rFonts w:ascii="Arial" w:eastAsia="Times New Roman" w:hAnsi="Arial" w:cs="Arial"/>
+                <w:kern w:val="0"/>
+                <w:sz w:val="20"/>
+                <w:szCs w:val="20"/>
+                <w14:ligatures w14:val="none"/>
+              </w:rPr>
+              <w:t>{tdk_ada_21}</w:t>
+            </w:r>
+          </w:p>
+        </w:tc>
+        <w:tc>
+          <w:tcPr>
+            <w:tcW w:w="1262" w:type="dxa"/>
+            <w:tcBorders>
+              <w:top w:val="nil"/>
+              <w:left w:val="single" w:sz="4" w:space="0" w:color="auto"/>
+              <w:bottom w:val="single" w:sz="4" w:space="0" w:color="auto"/>
+              <w:right w:val="single" w:sz="4" w:space="0" w:color="auto"/>
+            </w:tcBorders>
+            <w:vAlign w:val="center"/>
+          </w:tcPr>
+          <w:p>
+            <w:pPr>
+              <w:spacing w:after="0" w:line="240" w:lineRule="auto"/>
+              <w:jc w:val="center"/>
+              <w:rPr>
+                <w:rFonts w:ascii="Arial" w:eastAsia="Times New Roman" w:hAnsi="Arial" w:cs="Arial"/>
+                <w:kern w:val="0"/>
+                <w:sz w:val="20"/>
+                <w:szCs w:val="20"/>
+                <w14:ligatures w14:val="none"/>
+              </w:rPr>
+            </w:pPr>
+            <w:r>
+              <w:rPr>
+                <w:rFonts w:ascii="Arial" w:eastAsia="Times New Roman" w:hAnsi="Arial" w:cs="Arial"/>
+                <w:kern w:val="0"/>
+                <w:sz w:val="20"/>
+                <w:szCs w:val="20"/>
+                <w14:ligatures w14:val="none"/>
+              </w:rPr>
+              <w:t>{sesuai_21}</w:t>
+            </w:r>
+          </w:p>
+        </w:tc>
+        <w:tc>
+          <w:tcPr>
+            <w:tcW w:w="1640" w:type="dxa"/>
+            <w:tcBorders>
+              <w:top w:val="nil"/>
+              <w:left w:val="single" w:sz="4" w:space="0" w:color="auto"/>
+              <w:bottom w:val="single" w:sz="4" w:space="0" w:color="auto"/>
+              <w:right w:val="single" w:sz="4" w:space="0" w:color="auto"/>
+            </w:tcBorders>
+            <w:vAlign w:val="center"/>
+          </w:tcPr>
+          <w:p>
+            <w:pPr>
+              <w:spacing w:after="0" w:line="240" w:lineRule="auto"/>
+              <w:jc w:val="center"/>
+              <w:rPr>
+                <w:rFonts w:ascii="Arial" w:eastAsia="Times New Roman" w:hAnsi="Arial" w:cs="Arial"/>
+                <w:kern w:val="0"/>
+                <w:sz w:val="20"/>
+                <w:szCs w:val="20"/>
+                <w14:ligatures w14:val="none"/>
+              </w:rPr>
+            </w:pPr>
+            <w:r>
+              <w:rPr>
+                <w:rFonts w:ascii="Arial" w:eastAsia="Times New Roman" w:hAnsi="Arial" w:cs="Arial"/>
+                <w:kern w:val="0"/>
+                <w:sz w:val="20"/>
+                <w:szCs w:val="20"/>
+                <w14:ligatures w14:val="none"/>
+              </w:rPr>
+              <w:t>{tdk_sesuai_21}</w:t>
+            </w:r>
+          </w:p>
+        </w:tc>
+        <w:tc>
+          <w:tcPr>
+            <w:tcW w:w="1455" w:type="dxa"/>
+            <w:tcBorders>
+              <w:top w:val="nil"/>
+              <w:left w:val="single" w:sz="4" w:space="0" w:color="auto"/>
+              <w:bottom w:val="single" w:sz="4" w:space="0" w:color="auto"/>
+              <w:right w:val="single" w:sz="4" w:space="0" w:color="auto"/>
+            </w:tcBorders>
+            <w:shd w:val="clear" w:color="auto" w:fill="auto"/>
+            <w:vAlign w:val="center"/>
+            <w:hideMark/>
+          </w:tcPr>
+          <w:p>
+            <w:pPr>
+              <w:spacing w:after="0" w:line="240" w:lineRule="auto"/>
+              <w:rPr>
+                <w:rFonts w:ascii="Arial" w:eastAsia="Times New Roman" w:hAnsi="Arial" w:cs="Arial"/>
+                <w:kern w:val="0"/>
+                <w:sz w:val="20"/>
+                <w:szCs w:val="20"/>
+                <w14:ligatures w14:val="none"/>
+              </w:rPr>
+            </w:pPr>
+            <w:r>
+              <w:rPr>
+                <w:rFonts w:ascii="Arial" w:eastAsia="Times New Roman" w:hAnsi="Arial" w:cs="Arial"/>
+                <w:kern w:val="0"/>
+                <w:sz w:val="20"/>
+                <w:szCs w:val="20"/>
+                <w14:ligatures w14:val="none"/>
+              </w:rPr>
+              <w:t> {ket_21}</w:t>
+            </w:r>
+          </w:p>
+        </w:tc>
+      </w:tr>
+      <w:tr>
+        <w:trPr>
+          <w:gridAfter w:val="4"/>
+          <w:wAfter w:w="1490" w:type="dxa"/>
+          <w:trHeight w:val="567"/>
+        </w:trPr>
+        <w:tc>
+          <w:tcPr>
+            <w:tcW w:w="730" w:type="dxa"/>
+            <w:tcBorders>
+              <w:top w:val="nil"/>
+              <w:left w:val="single" w:sz="4" w:space="0" w:color="auto"/>
+              <w:bottom w:val="single" w:sz="4" w:space="0" w:color="auto"/>
+              <w:right w:val="single" w:sz="4" w:space="0" w:color="auto"/>
+            </w:tcBorders>
+            <w:shd w:val="clear" w:color="auto" w:fill="auto"/>
+            <w:vAlign w:val="center"/>
+            <w:hideMark/>
+          </w:tcPr>
+          <w:p>
+            <w:pPr>
+              <w:spacing w:after="0" w:line="240" w:lineRule="auto"/>
+              <w:jc w:val="center"/>
+              <w:rPr>
+                <w:rFonts w:ascii="Arial" w:eastAsia="Times New Roman" w:hAnsi="Arial" w:cs="Arial"/>
+                <w:kern w:val="0"/>
+                <w:sz w:val="20"/>
+                <w:szCs w:val="20"/>
+                <w14:ligatures w14:val="none"/>
+              </w:rPr>
+            </w:pPr>
+            <w:r>
+              <w:rPr>
+                <w:rFonts w:ascii="Arial" w:eastAsia="Times New Roman" w:hAnsi="Arial" w:cs="Arial"/>
+                <w:kern w:val="0"/>
+                <w:sz w:val="20"/>
+                <w:szCs w:val="20"/>
+                <w14:ligatures w14:val="none"/>
+              </w:rPr>
+              <w:t>22</w:t>
+            </w:r>
+          </w:p>
+        </w:tc>
+        <w:tc>
+          <w:tcPr>
+            <w:tcW w:w="3018" w:type="dxa"/>
+            <w:gridSpan w:val="2"/>
+            <w:tcBorders>
+              <w:top w:val="nil"/>
+              <w:left w:val="nil"/>
+              <w:bottom w:val="single" w:sz="4" w:space="0" w:color="auto"/>
+              <w:right w:val="single" w:sz="4" w:space="0" w:color="auto"/>
+            </w:tcBorders>
+            <w:shd w:val="clear" w:color="auto" w:fill="auto"/>
+            <w:vAlign w:val="center"/>
+            <w:hideMark/>
+          </w:tcPr>
+          <w:p>
+            <w:pPr>
+              <w:spacing w:after="0" w:line="240" w:lineRule="auto"/>
+              <w:jc w:val="both"/>
+              <w:rPr>
+                <w:rFonts w:ascii="Arial" w:eastAsia="Times New Roman" w:hAnsi="Arial" w:cs="Arial"/>
+                <w:kern w:val="0"/>
+                <w:sz w:val="20"/>
+                <w:szCs w:val="20"/>
+              </w:rPr>
+            </w:pPr>
+            <w:r>
+              <w:rPr>
+                <w:rFonts w:ascii="Arial" w:eastAsia="Times New Roman" w:hAnsi="Arial" w:cs="Arial"/>
+                <w:kern w:val="0"/>
+                <w:sz w:val="20"/>
+                <w:szCs w:val="20"/>
+              </w:rPr>
+              <w:t>Bukti Upload Permohonan pada AMDALNET dan/atau SIDARLING</w:t>
+            </w:r>
+          </w:p>
+        </w:tc>
+        <w:tc>
+          <w:tcPr>
+            <w:tcW w:w="1017" w:type="dxa"/>
+            <w:gridSpan w:val="3"/>
+            <w:tcBorders>
+              <w:top w:val="nil"/>
+              <w:left w:val="nil"/>
+              <w:bottom w:val="single" w:sz="4" w:space="0" w:color="auto"/>
+              <w:right w:val="single" w:sz="4" w:space="0" w:color="auto"/>
+            </w:tcBorders>
+            <w:shd w:val="clear" w:color="auto" w:fill="auto"/>
+            <w:vAlign w:val="center"/>
+            <w:hideMark/>
+          </w:tcPr>
+          <w:p>
+            <w:pPr>
+              <w:spacing w:after="0" w:line="240" w:lineRule="auto"/>
+              <w:jc w:val="center"/>
+              <w:rPr>
+                <w:rFonts w:ascii="Arial" w:eastAsia="Times New Roman" w:hAnsi="Arial" w:cs="Arial"/>
+                <w:kern w:val="0"/>
+                <w:sz w:val="20"/>
+                <w:szCs w:val="20"/>
+                <w14:ligatures w14:val="none"/>
+              </w:rPr>
+            </w:pPr>
+            <w:r>
+              <w:rPr>
+                <w:rFonts w:ascii="Arial" w:eastAsia="Times New Roman" w:hAnsi="Arial" w:cs="Arial"/>
+                <w:kern w:val="0"/>
+                <w:sz w:val="20"/>
+                <w:szCs w:val="20"/>
+                <w14:ligatures w14:val="none"/>
+              </w:rPr>
+              <w:t>{ada_22}</w:t>
+            </w:r>
+          </w:p>
+        </w:tc>
+        <w:tc>
+          <w:tcPr>
+            <w:tcW w:w="1396" w:type="dxa"/>
+            <w:tcBorders>
+              <w:top w:val="single" w:sz="4" w:space="0" w:color="auto"/>
+              <w:left w:val="nil"/>
+              <w:bottom w:val="single" w:sz="4" w:space="0" w:color="auto"/>
+              <w:right w:val="single" w:sz="4" w:space="0" w:color="auto"/>
+            </w:tcBorders>
+            <w:vAlign w:val="center"/>
+          </w:tcPr>
+          <w:p>
+            <w:pPr>
+              <w:spacing w:after="0" w:line="240" w:lineRule="auto"/>
+              <w:jc w:val="center"/>
+              <w:rPr>
+                <w:rFonts w:ascii="Arial" w:eastAsia="Times New Roman" w:hAnsi="Arial" w:cs="Arial"/>
+                <w:kern w:val="0"/>
+                <w:sz w:val="20"/>
+                <w:szCs w:val="20"/>
+                <w14:ligatures w14:val="none"/>
+              </w:rPr>
+            </w:pPr>
+            <w:r>
+              <w:rPr>
+                <w:rFonts w:ascii="Arial" w:eastAsia="Times New Roman" w:hAnsi="Arial" w:cs="Arial"/>
+                <w:kern w:val="0"/>
+                <w:sz w:val="20"/>
+                <w:szCs w:val="20"/>
+                <w14:ligatures w14:val="none"/>
+              </w:rPr>
+              <w:t>{tdk_ada_22}</w:t>
+            </w:r>
+          </w:p>
+        </w:tc>
+        <w:tc>
+          <w:tcPr>
+            <w:tcW w:w="1262" w:type="dxa"/>
+            <w:tcBorders>
+              <w:top w:val="nil"/>
+              <w:left w:val="single" w:sz="4" w:space="0" w:color="auto"/>
+              <w:bottom w:val="single" w:sz="4" w:space="0" w:color="auto"/>
+              <w:right w:val="single" w:sz="4" w:space="0" w:color="auto"/>
+            </w:tcBorders>
+            <w:vAlign w:val="center"/>
+          </w:tcPr>
+          <w:p>
+            <w:pPr>
+              <w:spacing w:after="0" w:line="240" w:lineRule="auto"/>
+              <w:jc w:val="center"/>
+              <w:rPr>
+                <w:rFonts w:ascii="Arial" w:eastAsia="Times New Roman" w:hAnsi="Arial" w:cs="Arial"/>
+                <w:kern w:val="0"/>
+                <w:sz w:val="20"/>
+                <w:szCs w:val="20"/>
+                <w14:ligatures w14:val="none"/>
+              </w:rPr>
+            </w:pPr>
+            <w:r>
+              <w:rPr>
+                <w:rFonts w:ascii="Arial" w:eastAsia="Times New Roman" w:hAnsi="Arial" w:cs="Arial"/>
+                <w:kern w:val="0"/>
+                <w:sz w:val="20"/>
+                <w:szCs w:val="20"/>
+                <w14:ligatures w14:val="none"/>
+              </w:rPr>
+              <w:t>{sesuai_22}</w:t>
+            </w:r>
+          </w:p>
+        </w:tc>
+        <w:tc>
+          <w:tcPr>
+            <w:tcW w:w="1640" w:type="dxa"/>
+            <w:tcBorders>
+              <w:top w:val="nil"/>
+              <w:left w:val="single" w:sz="4" w:space="0" w:color="auto"/>
+              <w:bottom w:val="single" w:sz="4" w:space="0" w:color="auto"/>
+              <w:right w:val="single" w:sz="4" w:space="0" w:color="auto"/>
+            </w:tcBorders>
+            <w:vAlign w:val="center"/>
+          </w:tcPr>
+          <w:p>
+            <w:pPr>
+              <w:spacing w:after="0" w:line="240" w:lineRule="auto"/>
+              <w:jc w:val="center"/>
+              <w:rPr>
+                <w:rFonts w:ascii="Arial" w:eastAsia="Times New Roman" w:hAnsi="Arial" w:cs="Arial"/>
+                <w:kern w:val="0"/>
+                <w:sz w:val="20"/>
+                <w:szCs w:val="20"/>
+                <w14:ligatures w14:val="none"/>
+              </w:rPr>
+            </w:pPr>
+            <w:r>
+              <w:rPr>
+                <w:rFonts w:ascii="Arial" w:eastAsia="Times New Roman" w:hAnsi="Arial" w:cs="Arial"/>
+                <w:kern w:val="0"/>
+                <w:sz w:val="20"/>
+                <w:szCs w:val="20"/>
+                <w14:ligatures w14:val="none"/>
+              </w:rPr>
+              <w:t>{tdk_sesuai_22}</w:t>
+            </w:r>
+          </w:p>
+        </w:tc>
+        <w:tc>
+          <w:tcPr>
+            <w:tcW w:w="1455" w:type="dxa"/>
+            <w:tcBorders>
+              <w:top w:val="nil"/>
+              <w:left w:val="single" w:sz="4" w:space="0" w:color="auto"/>
+              <w:bottom w:val="single" w:sz="4" w:space="0" w:color="auto"/>
+              <w:right w:val="single" w:sz="4" w:space="0" w:color="auto"/>
+            </w:tcBorders>
+            <w:shd w:val="clear" w:color="auto" w:fill="auto"/>
+            <w:vAlign w:val="center"/>
+            <w:hideMark/>
+          </w:tcPr>
+          <w:p>
+            <w:pPr>
+              <w:spacing w:after="0" w:line="240" w:lineRule="auto"/>
+              <w:rPr>
+                <w:rFonts w:ascii="Arial" w:eastAsia="Times New Roman" w:hAnsi="Arial" w:cs="Arial"/>
+                <w:kern w:val="0"/>
+                <w:sz w:val="20"/>
+                <w:szCs w:val="20"/>
+                <w14:ligatures w14:val="none"/>
+              </w:rPr>
+            </w:pPr>
+            <w:r>
+              <w:rPr>
+                <w:rFonts w:ascii="Arial" w:eastAsia="Times New Roman" w:hAnsi="Arial" w:cs="Arial"/>
+                <w:kern w:val="0"/>
+                <w:sz w:val="20"/>
+                <w:szCs w:val="20"/>
+                <w14:ligatures w14:val="none"/>
+              </w:rPr>
+              <w:t> {ket_22}</w:t>
+            </w:r>
+          </w:p>
+        </w:tc>
+      </w:tr>
+      <w:tr>
+        <w:trPr>
+          <w:trHeight w:val="96"/>
+        </w:trPr>
+        <w:tc>
+          <w:tcPr>
+            <w:tcW w:w="730" w:type="dxa"/>
+            <w:tcBorders>
+              <w:top w:val="nil"/>
+              <w:left w:val="nil"/>
+              <w:bottom w:val="nil"/>
+              <w:right w:val="nil"/>
+            </w:tcBorders>
+            <w:shd w:val="clear" w:color="auto" w:fill="auto"/>
+            <w:vAlign w:val="center"/>
+          </w:tcPr>
+          <w:p>
+            <w:pPr>
+              <w:spacing w:after="0" w:line="240" w:lineRule="auto"/>
+              <w:rPr>
+                <w:rFonts w:ascii="Arial" w:eastAsia="Times New Roman" w:hAnsi="Arial" w:cs="Arial"/>
+                <w:kern w:val="0"/>
+                <w:sz w:val="20"/>
+                <w:szCs w:val="20"/>
+                <w14:ligatures w14:val="none"/>
+              </w:rPr>
+            </w:pPr>
+          </w:p>
+        </w:tc>
+        <w:tc>
+          <w:tcPr>
+            <w:tcW w:w="577" w:type="dxa"/>
+            <w:tcBorders>
+              <w:top w:val="nil"/>
+              <w:left w:val="nil"/>
+              <w:bottom w:val="nil"/>
+              <w:right w:val="nil"/>
+            </w:tcBorders>
+            <w:shd w:val="clear" w:color="auto" w:fill="auto"/>
+            <w:vAlign w:val="center"/>
+          </w:tcPr>
+          <w:p>
+            <w:pPr>
+              <w:spacing w:after="0" w:line="240" w:lineRule="auto"/>
+              <w:rPr>
+                <w:rFonts w:ascii="Arial" w:eastAsia="Times New Roman" w:hAnsi="Arial" w:cs="Arial"/>
+                <w:kern w:val="0"/>
+                <w:sz w:val="20"/>
+                <w:szCs w:val="20"/>
+                <w14:ligatures w14:val="none"/>
+              </w:rPr>
+            </w:pPr>
+          </w:p>
+        </w:tc>
+        <w:tc>
+          <w:tcPr>
+            <w:tcW w:w="3018" w:type="dxa"/>
+            <w:gridSpan w:val="2"/>
+            <w:tcBorders>
+              <w:top w:val="nil"/>
+              <w:left w:val="nil"/>
+              <w:bottom w:val="nil"/>
+              <w:right w:val="nil"/>
+            </w:tcBorders>
+            <w:shd w:val="clear" w:color="auto" w:fill="auto"/>
+            <w:vAlign w:val="center"/>
+          </w:tcPr>
+          <w:p>
+            <w:pPr>
+              <w:spacing w:after="0" w:line="240" w:lineRule="auto"/>
+              <w:rPr>
+                <w:rFonts w:ascii="Arial" w:eastAsia="Times New Roman" w:hAnsi="Arial" w:cs="Arial"/>
+                <w:kern w:val="0"/>
+                <w:sz w:val="20"/>
+                <w:szCs w:val="20"/>
+                <w14:ligatures w14:val="none"/>
+              </w:rPr>
+            </w:pPr>
+          </w:p>
+        </w:tc>
+        <w:tc>
+          <w:tcPr>
+            <w:tcW w:w="338" w:type="dxa"/>
+            <w:tcBorders>
+              <w:top w:val="nil"/>
+              <w:left w:val="nil"/>
+              <w:bottom w:val="nil"/>
+              <w:right w:val="nil"/>
+            </w:tcBorders>
+          </w:tcPr>
+          <w:p>
+            <w:pPr>
+              <w:spacing w:after="0" w:line="240" w:lineRule="auto"/>
+              <w:rPr>
+                <w:rFonts w:ascii="Arial" w:eastAsia="Times New Roman" w:hAnsi="Arial" w:cs="Arial"/>
+                <w:kern w:val="0"/>
+                <w:sz w:val="20"/>
+                <w:szCs w:val="20"/>
+                <w14:ligatures w14:val="none"/>
+              </w:rPr>
+            </w:pPr>
+          </w:p>
+        </w:tc>
+        <w:tc>
+          <w:tcPr>
+            <w:tcW w:w="6432" w:type="dxa"/>
+            <w:gridSpan w:val="6"/>
+            <w:tcBorders>
+              <w:top w:val="nil"/>
+              <w:left w:val="nil"/>
+              <w:bottom w:val="nil"/>
+              <w:right w:val="nil"/>
+            </w:tcBorders>
+            <w:vAlign w:val="center"/>
+          </w:tcPr>
+          <w:p>
+            <w:pPr>
+              <w:spacing w:after="0" w:line="240" w:lineRule="auto"/>
+              <w:jc w:val="center"/>
+              <w:rPr>
+                <w:rFonts w:ascii="Arial" w:eastAsia="Times New Roman" w:hAnsi="Arial" w:cs="Arial"/>
+                <w:kern w:val="0"/>
+                <w:sz w:val="20"/>
+                <w:szCs w:val="20"/>
+                <w14:ligatures w14:val="none"/>
+              </w:rPr>
+            </w:pPr>
+          </w:p>
+          <w:p>
+            <w:pPr>
+              <w:spacing w:after="0" w:line="240" w:lineRule="auto"/>
+              <w:jc w:val="center"/>
+              <w:rPr>
+                <w:rFonts w:ascii="Arial" w:eastAsia="Times New Roman" w:hAnsi="Arial" w:cs="Arial"/>
+                <w:kern w:val="0"/>
+                <w:sz w:val="20"/>
+                <w:szCs w:val="20"/>
+                <w14:ligatures w14:val="none"/>
+              </w:rPr>
+            </w:pPr>
+          </w:p>
+        </w:tc>
+        <w:tc>
+          <w:tcPr>
+            <w:tcW w:w="224" w:type="dxa"/>
+            <w:tcBorders>
+              <w:top w:val="nil"/>
+              <w:left w:val="nil"/>
+              <w:bottom w:val="nil"/>
+              <w:right w:val="nil"/>
+            </w:tcBorders>
+            <w:shd w:val="clear" w:color="auto" w:fill="auto"/>
+            <w:vAlign w:val="center"/>
+            <w:hideMark/>
+          </w:tcPr>
+          <w:p>
+            <w:pPr>
+              <w:spacing w:after="0" w:line="240" w:lineRule="auto"/>
+              <w:rPr>
+                <w:rFonts w:ascii="Arial" w:eastAsia="Times New Roman" w:hAnsi="Arial" w:cs="Arial"/>
+                <w:kern w:val="0"/>
+                <w:sz w:val="20"/>
+                <w:szCs w:val="20"/>
+                <w14:ligatures w14:val="none"/>
+              </w:rPr>
+            </w:pPr>
+          </w:p>
+        </w:tc>
+        <w:tc>
+          <w:tcPr>
+            <w:tcW w:w="240" w:type="dxa"/>
+            <w:tcBorders>
+              <w:top w:val="nil"/>
+              <w:left w:val="nil"/>
+              <w:bottom w:val="nil"/>
+              <w:right w:val="nil"/>
+            </w:tcBorders>
+          </w:tcPr>
+          <w:p>
+            <w:pPr>
+              <w:spacing w:after="0" w:line="240" w:lineRule="auto"/>
+              <w:rPr>
+                <w:rFonts w:ascii="Arial" w:eastAsia="Times New Roman" w:hAnsi="Arial" w:cs="Arial"/>
+                <w:kern w:val="0"/>
+                <w:sz w:val="20"/>
+                <w:szCs w:val="20"/>
+                <w14:ligatures w14:val="none"/>
+              </w:rPr>
+            </w:pPr>
+          </w:p>
+        </w:tc>
+        <w:tc>
+          <w:tcPr>
+            <w:tcW w:w="449" w:type="dxa"/>
+            <w:tcBorders>
+              <w:top w:val="nil"/>
+              <w:left w:val="nil"/>
+              <w:bottom w:val="nil"/>
+              <w:right w:val="nil"/>
+            </w:tcBorders>
+            <w:shd w:val="clear" w:color="auto" w:fill="auto"/>
+            <w:vAlign w:val="center"/>
+            <w:hideMark/>
+          </w:tcPr>
+          <w:p>
+            <w:pPr>
+              <w:spacing w:after="0" w:line="240" w:lineRule="auto"/>
+              <w:rPr>
+                <w:rFonts w:ascii="Arial" w:eastAsia="Times New Roman" w:hAnsi="Arial" w:cs="Arial"/>
+                <w:kern w:val="0"/>
+                <w:sz w:val="20"/>
+                <w:szCs w:val="20"/>
+                <w14:ligatures w14:val="none"/>
+              </w:rPr>
+            </w:pPr>
+          </w:p>
+        </w:tc>
+      </w:tr>
+    </w:tbl>
+    <w:tbl>
+      <w:tblPr>
+        <w:tblStyle w:val="TableGrid"/>
+        <w:tblW w:w="9634" w:type="dxa"/>
+        <w:tblLook w:val="04A0" w:firstRow="1" w:lastRow="0" w:firstColumn="1" w:lastColumn="0" w:noHBand="0" w:noVBand="1"/>
+      </w:tblPr>
+      <w:tblGrid>
+        <w:gridCol w:w="3114"/>
+        <w:gridCol w:w="283"/>
+        <w:gridCol w:w="6237"/>
+      </w:tblGrid>
+      <w:tr>
+        <w:trPr>
+          <w:trHeight w:val="659"/>
+        </w:trPr>
+        <w:tc>
+          <w:tcPr>
+            <w:tcW w:w="3114" w:type="dxa"/>
+          </w:tcPr>
+          <w:p>
+            <w:pPr>
+              <w:jc w:val="both"/>
+              <w:rPr>
+                <w:rFonts w:ascii="Arial" w:hAnsi="Arial" w:cs="Arial"/>
+                <w:sz w:val="24"/>
+                <w:szCs w:val="24"/>
+              </w:rPr>
+            </w:pPr>
+            <w:r>
+              <w:rPr>
+                <w:rFonts w:ascii="Arial" w:hAnsi="Arial" w:cs="Arial"/>
+                <w:sz w:val="24"/>
+                <w:szCs w:val="24"/>
+              </w:rPr>
+              <w:t xml:space="preserve">Hasil </w:t>
+            </w:r>
+            <w:proofErr w:type="spellStart"/>
+            <w:r>
+              <w:rPr>
+                <w:rFonts w:ascii="Arial" w:hAnsi="Arial" w:cs="Arial"/>
+                <w:sz w:val="24"/>
+                <w:szCs w:val="24"/>
+              </w:rPr>
+              <w:t>Verifikasi</w:t>
+            </w:r>
+            <w:proofErr w:type="spellEnd"/>
+            <w:r>
+              <w:rPr>
+                <w:rFonts w:ascii="Arial" w:hAnsi="Arial" w:cs="Arial"/>
+                <w:sz w:val="24"/>
+                <w:szCs w:val="24"/>
+              </w:rPr>
+              <w:t xml:space="preserve"> Uji </w:t>
+            </w:r>
+            <w:proofErr w:type="spellStart"/>
+            <w:r>
+              <w:rPr>
+                <w:rFonts w:ascii="Arial" w:hAnsi="Arial" w:cs="Arial"/>
+                <w:sz w:val="24"/>
+                <w:szCs w:val="24"/>
+              </w:rPr>
+              <w:t>Administrasi</w:t>
+            </w:r>
+            <w:proofErr w:type="spellEnd"/>
+            <w:r>
+              <w:rPr>
+                <w:rFonts w:ascii="Arial" w:hAnsi="Arial" w:cs="Arial"/>
+                <w:sz w:val="24"/>
+                <w:szCs w:val="24"/>
+              </w:rPr>
+              <w:t xml:space="preserve"> </w:t>
+            </w:r>
+          </w:p>
+        </w:tc>
+        <w:tc>
+          <w:tcPr>
+            <w:tcW w:w="283" w:type="dxa"/>
+          </w:tcPr>
+          <w:p>
+            <w:pPr>
+              <w:rPr>
+                <w:rFonts w:ascii="Arial" w:hAnsi="Arial" w:cs="Arial"/>
+                <w:sz w:val="24"/>
+                <w:szCs w:val="24"/>
+              </w:rPr>
+            </w:pPr>
+            <w:r>
+              <w:rPr>
+                <w:rFonts w:ascii="Arial" w:hAnsi="Arial" w:cs="Arial"/>
+                <w:sz w:val="24"/>
+                <w:szCs w:val="24"/>
+              </w:rPr>
+              <w:t>:</w:t>
+            </w:r>
+          </w:p>
+        </w:tc>
+        <w:tc>
+          <w:tcPr>
+            <w:tcW w:w="6237" w:type="dxa"/>
+          </w:tcPr>
+          <w:p>
+            <w:pPr>
+              <w:rPr>
+                <w:rFonts w:ascii="Arial" w:hAnsi="Arial" w:cs="Arial"/>
+                <w:sz w:val="24"/>
+                <w:szCs w:val="24"/>
+              </w:rPr>
+            </w:pPr>
+            <w:r>
+              <w:rPr>
+                <w:rFonts w:ascii="Arial" w:hAnsi="Arial" w:cs="Arial"/>
+                <w:sz w:val="24"/>
+                <w:szCs w:val="24"/>
+              </w:rPr>
+              <w:t>{</w:t>
+            </w:r>
+            <w:proofErr w:type="spellStart"/>
+            <w:r>
+              <w:rPr>
+                <w:rFonts w:ascii="Arial" w:hAnsi="Arial" w:cs="Arial"/>
+                <w:sz w:val="24"/>
+                <w:szCs w:val="24"/>
+              </w:rPr>
+              <w:t>hasil_verifikasi_uji</w:t>
+            </w:r>
+            <w:proofErr w:type="spellEnd"/>
+            <w:r>
+              <w:rPr>
+                <w:rFonts w:ascii="Arial" w:hAnsi="Arial" w:cs="Arial"/>
+                <w:sz w:val="24"/>
+                <w:szCs w:val="24"/>
+              </w:rPr>
+              <w:t>}</w:t>
+            </w:r>
+          </w:p>
+        </w:tc>
+      </w:tr>
+      <w:tr>
+        <w:trPr>
+          <w:trHeight w:val="683"/>
+        </w:trPr>
+        <w:tc>
+          <w:tcPr>
+            <w:tcW w:w="3114" w:type="dxa"/>
+          </w:tcPr>
+          <w:p>
+            <w:pPr>
+              <w:jc w:val="both"/>
+              <w:rPr>
+                <w:rFonts w:ascii="Arial" w:hAnsi="Arial" w:cs="Arial"/>
+                <w:sz w:val="24"/>
+                <w:szCs w:val="24"/>
+              </w:rPr>
+            </w:pPr>
+            <w:proofErr w:type="spellStart"/>
+            <w:r>
+              <w:rPr>
+                <w:rFonts w:ascii="Arial" w:hAnsi="Arial" w:cs="Arial"/>
+                <w:sz w:val="24"/>
+                <w:szCs w:val="24"/>
+              </w:rPr>
+              <w:t>Catatan</w:t>
+            </w:r>
+            <w:proofErr w:type="spellEnd"/>
+            <w:r>
+              <w:rPr>
+                <w:rFonts w:ascii="Arial" w:hAnsi="Arial" w:cs="Arial"/>
+                <w:sz w:val="24"/>
+                <w:szCs w:val="24"/>
+              </w:rPr>
+              <w:t xml:space="preserve"> </w:t>
+            </w:r>
+            <w:proofErr w:type="spellStart"/>
+            <w:r>
+              <w:rPr>
+                <w:rFonts w:ascii="Arial" w:hAnsi="Arial" w:cs="Arial"/>
+                <w:sz w:val="24"/>
+                <w:szCs w:val="24"/>
+              </w:rPr>
+              <w:t>untuk</w:t>
+            </w:r>
+            <w:proofErr w:type="spellEnd"/>
+            <w:r>
+              <w:rPr>
+                <w:rFonts w:ascii="Arial" w:hAnsi="Arial" w:cs="Arial"/>
+                <w:sz w:val="24"/>
+                <w:szCs w:val="24"/>
+              </w:rPr>
+              <w:t xml:space="preserve"> </w:t>
+            </w:r>
+            <w:proofErr w:type="spellStart"/>
+            <w:r>
+              <w:rPr>
+                <w:rFonts w:ascii="Arial" w:hAnsi="Arial" w:cs="Arial"/>
+                <w:sz w:val="24"/>
+                <w:szCs w:val="24"/>
+              </w:rPr>
+              <w:t>pemrakarsa</w:t>
+            </w:r>
+            <w:proofErr w:type="spellEnd"/>
+            <w:r>
+              <w:rPr>
+                <w:rFonts w:ascii="Arial" w:hAnsi="Arial" w:cs="Arial"/>
+                <w:sz w:val="24"/>
+                <w:szCs w:val="24"/>
+              </w:rPr>
+              <w:t xml:space="preserve"> </w:t>
+            </w:r>
+            <w:proofErr w:type="spellStart"/>
+            <w:r>
+              <w:rPr>
+                <w:rFonts w:ascii="Arial" w:hAnsi="Arial" w:cs="Arial"/>
+                <w:sz w:val="24"/>
+                <w:szCs w:val="24"/>
+              </w:rPr>
+              <w:t>atau</w:t>
+            </w:r>
+            <w:proofErr w:type="spellEnd"/>
+            <w:r>
+              <w:rPr>
+                <w:rFonts w:ascii="Arial" w:hAnsi="Arial" w:cs="Arial"/>
+                <w:sz w:val="24"/>
+                <w:szCs w:val="24"/>
+              </w:rPr>
+              <w:t xml:space="preserve"> </w:t>
+            </w:r>
+            <w:proofErr w:type="spellStart"/>
+            <w:r>
+              <w:rPr>
+                <w:rFonts w:ascii="Arial" w:hAnsi="Arial" w:cs="Arial"/>
+                <w:sz w:val="24"/>
+                <w:szCs w:val="24"/>
+              </w:rPr>
+              <w:t>Konsultan</w:t>
+            </w:r>
+            <w:proofErr w:type="spellEnd"/>
+          </w:p>
+        </w:tc>
+        <w:tc>
+          <w:tcPr>
+            <w:tcW w:w="283" w:type="dxa"/>
+          </w:tcPr>
+          <w:p>
+            <w:pPr>
+              <w:rPr>
+                <w:rFonts w:ascii="Arial" w:hAnsi="Arial" w:cs="Arial"/>
+                <w:sz w:val="24"/>
+                <w:szCs w:val="24"/>
+              </w:rPr>
+            </w:pPr>
+            <w:r>
+              <w:rPr>
+                <w:rFonts w:ascii="Arial" w:hAnsi="Arial" w:cs="Arial"/>
+                <w:sz w:val="24"/>
+                <w:szCs w:val="24"/>
+              </w:rPr>
+              <w:t>:</w:t>
+            </w:r>
+          </w:p>
+        </w:tc>
+        <w:tc>
+          <w:tcPr>
+            <w:tcW w:w="6237" w:type="dxa"/>
+          </w:tcPr>
+          <w:p>
+            <w:pPr>
+              <w:rPr>
+                <w:rFonts w:ascii="Arial" w:hAnsi="Arial" w:cs="Arial"/>
+                <w:sz w:val="24"/>
+                <w:szCs w:val="24"/>
+              </w:rPr>
+            </w:pPr>
+            <w:r>
+              <w:rPr>
+                <w:rFonts w:ascii="Arial" w:hAnsi="Arial" w:cs="Arial"/>
+                <w:sz w:val="24"/>
+                <w:szCs w:val="24"/>
+              </w:rPr>
+              <w:t>{</w:t>
+            </w:r>
+            <w:proofErr w:type="spellStart"/>
+            <w:r>
+              <w:rPr>
+                <w:rFonts w:ascii="Arial" w:hAnsi="Arial" w:cs="Arial"/>
+                <w:sz w:val="24"/>
+                <w:szCs w:val="24"/>
+              </w:rPr>
+              <w:t>keterangan</w:t>
+            </w:r>
+            <w:proofErr w:type="spellEnd"/>
+            <w:r>
+              <w:rPr>
+                <w:rFonts w:ascii="Arial" w:hAnsi="Arial" w:cs="Arial"/>
+                <w:sz w:val="24"/>
+                <w:szCs w:val="24"/>
+              </w:rPr>
+              <w:t>}</w:t>
+            </w:r>
+          </w:p>
+        </w:tc>
+      </w:tr>
+    </w:tbl>
+    <w:p>
+      <w:pPr>
+        <w:ind w:firstLine="720"/>
+        <w:jc w:val="both"/>
+        <w:rPr>
+          <w:rFonts w:ascii="Arial" w:hAnsi="Arial" w:cs="Arial"/>
+          <w:sz w:val="24"/>
+          <w:szCs w:val="24"/>
+        </w:rPr>
+      </w:pPr>
+    </w:p>
+    <w:p>
+      <w:pPr>
+        <w:ind w:firstLine="720"/>
+        <w:jc w:val="both"/>
+        <w:rPr>
+          <w:rFonts w:ascii="Arial" w:hAnsi="Arial" w:cs="Arial"/>
+          <w:sz w:val="24"/>
+          <w:szCs w:val="24"/>
+        </w:rPr>
+      </w:pPr>
+      <w:proofErr w:type="spellStart"/>
+      <w:r>
+        <w:rPr>
+          <w:rFonts w:ascii="Arial" w:hAnsi="Arial" w:cs="Arial"/>
+          <w:sz w:val="24"/>
+          <w:szCs w:val="24"/>
+        </w:rPr>
+        <w:t>Demikian</w:t>
+      </w:r>
+      <w:proofErr w:type="spellEnd"/>
+      <w:r>
+        <w:rPr>
+          <w:rFonts w:ascii="Arial" w:hAnsi="Arial" w:cs="Arial"/>
+          <w:sz w:val="24"/>
+          <w:szCs w:val="24"/>
+        </w:rPr>
+        <w:t xml:space="preserve"> </w:t>
+      </w:r>
+      <w:proofErr w:type="spellStart"/>
+      <w:r>
+        <w:rPr>
+          <w:rFonts w:ascii="Arial" w:hAnsi="Arial" w:cs="Arial"/>
+          <w:sz w:val="24"/>
+          <w:szCs w:val="24"/>
+        </w:rPr>
+        <w:t>hasil</w:t>
+      </w:r>
+      <w:proofErr w:type="spellEnd"/>
+      <w:r>
+        <w:rPr>
+          <w:rFonts w:ascii="Arial" w:hAnsi="Arial" w:cs="Arial"/>
+          <w:sz w:val="24"/>
+          <w:szCs w:val="24"/>
+        </w:rPr>
+        <w:t xml:space="preserve"> </w:t>
+      </w:r>
+      <w:proofErr w:type="spellStart"/>
+      <w:r>
+        <w:rPr>
+          <w:rFonts w:ascii="Arial" w:hAnsi="Arial" w:cs="Arial"/>
+          <w:sz w:val="24"/>
+          <w:szCs w:val="24"/>
+        </w:rPr>
+        <w:t>pemeriksaan</w:t>
+      </w:r>
+      <w:proofErr w:type="spellEnd"/>
+      <w:r>
+        <w:rPr>
+          <w:rFonts w:ascii="Arial" w:hAnsi="Arial" w:cs="Arial"/>
+          <w:sz w:val="24"/>
+          <w:szCs w:val="24"/>
+        </w:rPr>
+        <w:t xml:space="preserve"> </w:t>
+      </w:r>
+      <w:proofErr w:type="spellStart"/>
+      <w:r>
+        <w:rPr>
+          <w:rFonts w:ascii="Arial" w:hAnsi="Arial" w:cs="Arial"/>
+          <w:sz w:val="24"/>
+          <w:szCs w:val="24"/>
+        </w:rPr>
+        <w:t>a</w:t>
+      </w:r>
+      <w:r>
+        <w:rPr>
+          <w:rFonts w:ascii="Arial" w:hAnsi="Arial" w:cs="Arial"/>
+          <w:sz w:val="24"/>
+          <w:szCs w:val="24"/>
+        </w:rPr>
+        <w:t>dministrasi</w:t>
+      </w:r>
+      <w:proofErr w:type="spellEnd"/>
+      <w:r>
+        <w:rPr>
+          <w:rFonts w:ascii="Arial" w:hAnsi="Arial" w:cs="Arial"/>
+          <w:sz w:val="24"/>
+          <w:szCs w:val="24"/>
+        </w:rPr>
+        <w:t xml:space="preserve"> </w:t>
+      </w:r>
+      <w:proofErr w:type="spellStart"/>
+      <w:r>
+        <w:rPr>
+          <w:rFonts w:ascii="Arial" w:hAnsi="Arial" w:cs="Arial"/>
+          <w:sz w:val="24"/>
+          <w:szCs w:val="24"/>
+        </w:rPr>
+        <w:t>Dokumen</w:t>
+      </w:r>
+      <w:proofErr w:type="spellEnd"/>
+      <w:r>
+        <w:rPr>
+          <w:rFonts w:ascii="Arial" w:hAnsi="Arial" w:cs="Arial"/>
+          <w:sz w:val="24"/>
+          <w:szCs w:val="24"/>
+        </w:rPr>
+        <w:t xml:space="preserve"> </w:t>
+      </w:r>
+      <w:proofErr w:type="spellStart"/>
+      <w:r>
+        <w:rPr>
+          <w:rFonts w:ascii="Arial" w:hAnsi="Arial" w:cs="Arial"/>
+          <w:sz w:val="24"/>
+          <w:szCs w:val="24"/>
+        </w:rPr>
+        <w:t>Lingkungan</w:t>
+      </w:r>
+      <w:proofErr w:type="spellEnd"/>
+      <w:r>
+        <w:rPr>
+          <w:rFonts w:ascii="Arial" w:hAnsi="Arial" w:cs="Arial"/>
+          <w:sz w:val="24"/>
+          <w:szCs w:val="24"/>
+        </w:rPr>
+        <w:t xml:space="preserve"> </w:t>
+      </w:r>
+      <w:proofErr w:type="spellStart"/>
+      <w:r>
+        <w:rPr>
+          <w:rFonts w:ascii="Arial" w:hAnsi="Arial" w:cs="Arial"/>
+          <w:sz w:val="24"/>
+          <w:szCs w:val="24"/>
+        </w:rPr>
+        <w:t>ini</w:t>
+      </w:r>
+      <w:proofErr w:type="spellEnd"/>
+      <w:r>
+        <w:rPr>
+          <w:rFonts w:ascii="Arial" w:hAnsi="Arial" w:cs="Arial"/>
+          <w:sz w:val="24"/>
+          <w:szCs w:val="24"/>
+        </w:rPr>
+        <w:t xml:space="preserve"> </w:t>
+      </w:r>
+      <w:proofErr w:type="spellStart"/>
+      <w:r>
+        <w:rPr>
+          <w:rFonts w:ascii="Arial" w:hAnsi="Arial" w:cs="Arial"/>
+          <w:sz w:val="24"/>
+          <w:szCs w:val="24"/>
+        </w:rPr>
+        <w:t>selanjutnya</w:t>
+      </w:r>
+      <w:proofErr w:type="spellEnd"/>
+      <w:r>
+        <w:rPr>
+          <w:rFonts w:ascii="Arial" w:hAnsi="Arial" w:cs="Arial"/>
+          <w:sz w:val="24"/>
+          <w:szCs w:val="24"/>
+        </w:rPr>
+        <w:t xml:space="preserve"> agar </w:t>
+      </w:r>
+      <w:proofErr w:type="spellStart"/>
+      <w:r>
+        <w:rPr>
+          <w:rFonts w:ascii="Arial" w:hAnsi="Arial" w:cs="Arial"/>
+          <w:sz w:val="24"/>
+          <w:szCs w:val="24"/>
+        </w:rPr>
+        <w:t>dapat</w:t>
+      </w:r>
+      <w:proofErr w:type="spellEnd"/>
+      <w:r>
+        <w:rPr>
+          <w:rFonts w:ascii="Arial" w:hAnsi="Arial" w:cs="Arial"/>
+          <w:sz w:val="24"/>
+          <w:szCs w:val="24"/>
+        </w:rPr>
+        <w:t xml:space="preserve"> </w:t>
+      </w:r>
+      <w:proofErr w:type="spellStart"/>
+      <w:r>
+        <w:rPr>
+          <w:rFonts w:ascii="Arial" w:hAnsi="Arial" w:cs="Arial"/>
+          <w:sz w:val="24"/>
+          <w:szCs w:val="24"/>
+        </w:rPr>
+        <w:t>d</w:t>
+      </w:r>
+      <w:r>
+        <w:rPr>
+          <w:rFonts w:ascii="Arial" w:hAnsi="Arial" w:cs="Arial"/>
+          <w:sz w:val="24"/>
+          <w:szCs w:val="24"/>
+        </w:rPr>
+        <w:t>iproses</w:t>
+      </w:r>
+      <w:proofErr w:type="spellEnd"/>
+      <w:r>
+        <w:rPr>
+          <w:rFonts w:ascii="Arial" w:hAnsi="Arial" w:cs="Arial"/>
+          <w:sz w:val="24"/>
+          <w:szCs w:val="24"/>
+        </w:rPr>
+        <w:t xml:space="preserve"> </w:t>
+      </w:r>
+      <w:proofErr w:type="spellStart"/>
+      <w:r>
+        <w:rPr>
+          <w:rFonts w:ascii="Arial" w:hAnsi="Arial" w:cs="Arial"/>
+          <w:sz w:val="24"/>
+          <w:szCs w:val="24"/>
+        </w:rPr>
+        <w:t>lebih</w:t>
+      </w:r>
+      <w:proofErr w:type="spellEnd"/>
+      <w:r>
+        <w:rPr>
+          <w:rFonts w:ascii="Arial" w:hAnsi="Arial" w:cs="Arial"/>
+          <w:sz w:val="24"/>
+          <w:szCs w:val="24"/>
+        </w:rPr>
+        <w:t xml:space="preserve"> </w:t>
+      </w:r>
+      <w:proofErr w:type="spellStart"/>
+      <w:r>
+        <w:rPr>
+          <w:rFonts w:ascii="Arial" w:hAnsi="Arial" w:cs="Arial"/>
+          <w:sz w:val="24"/>
+          <w:szCs w:val="24"/>
+        </w:rPr>
+        <w:t>lanjut</w:t>
+      </w:r>
+      <w:proofErr w:type="spellEnd"/>
+    </w:p>
+    <w:tbl>
+      <w:tblPr>
+        <w:tblStyle w:val="TableGrid"/>
+        <w:tblW w:w="6804" w:type="dxa"/>
+        <w:tblInd w:w="2835" w:type="dxa"/>
+        <w:tblBorders>
+          <w:top w:val="none" w:sz="0" w:space="0" w:color="auto"/>
+          <w:left w:val="none" w:sz="0" w:space="0" w:color="auto"/>
+          <w:bottom w:val="none" w:sz="0" w:space="0" w:color="auto"/>
+          <w:right w:val="none" w:sz="0" w:space="0" w:color="auto"/>
+          <w:insideH w:val="none" w:sz="0" w:space="0" w:color="auto"/>
+          <w:insideV w:val="none" w:sz="0" w:space="0" w:color="auto"/>
+        </w:tblBorders>
+        <w:tblLayout w:type="fixed"/>
+        <w:tblLook w:val="04A0" w:firstRow="1" w:lastRow="0" w:firstColumn="1" w:lastColumn="0" w:noHBand="0" w:noVBand="1"/>
+      </w:tblPr>
+      <w:tblGrid>
+        <w:gridCol w:w="850"/>
+        <w:gridCol w:w="3970"/>
+        <w:gridCol w:w="1984"/>
+      </w:tblGrid>
+      <w:tr>
+        <w:trPr>
+          <w:gridAfter w:val="1"/>
+          <w:wAfter w:w="1984" w:type="dxa"/>
+          <w:trHeight w:val="527"/>
+        </w:trPr>
+        <w:tc>
+          <w:tcPr>
+            <w:tcW w:w="4820" w:type="dxa"/>
+            <w:gridSpan w:val="2"/>
+            <w:vAlign w:val="center"/>
+          </w:tcPr>
+          <w:p>
+            <w:pPr>
+              <w:spacing w:line="360" w:lineRule="auto"/>
+              <w:jc w:val="both"/>
+              <w:rPr>
+                <w:rFonts w:ascii="Arial" w:hAnsi="Arial" w:cs="Arial"/>
+                <w:sz w:val="24"/>
+                <w:szCs w:val="24"/>
+              </w:rPr>
+            </w:pPr>
+            <w:proofErr w:type="spellStart"/>
+            <w:r>
+              <w:rPr>
+                <w:rFonts w:ascii="Arial" w:hAnsi="Arial" w:cs="Arial"/>
+                <w:sz w:val="24"/>
+                <w:szCs w:val="24"/>
+              </w:rPr>
+              <w:t>Sragen</w:t>
+            </w:r>
+            <w:proofErr w:type="spellEnd"/>
+            <w:r>
+              <w:rPr>
+                <w:rFonts w:ascii="Arial" w:hAnsi="Arial" w:cs="Arial"/>
+                <w:sz w:val="24"/>
+                <w:szCs w:val="24"/>
+              </w:rPr>
+              <w:t>, {</w:t>
+            </w:r>
+            <w:proofErr w:type="spellStart"/>
+            <w:r>
+              <w:rPr>
+                <w:rFonts w:ascii="Arial" w:hAnsi="Arial" w:cs="Arial"/>
+                <w:sz w:val="24"/>
+                <w:szCs w:val="24"/>
+              </w:rPr>
+              <w:t>hari_ini_tanggal</w:t>
+            </w:r>
+            <w:proofErr w:type="spellEnd"/>
+            <w:proofErr w:type="gramStart"/>
+            <w:r>
+              <w:rPr>
+                <w:rFonts w:ascii="Arial" w:hAnsi="Arial" w:cs="Arial"/>
+                <w:sz w:val="24"/>
+                <w:szCs w:val="24"/>
+              </w:rPr>
+              <w:t>},{</w:t>
+            </w:r>
+            <w:proofErr w:type="spellStart"/>
+            <w:proofErr w:type="gramEnd"/>
+            <w:r>
+              <w:rPr>
+                <w:rFonts w:ascii="Arial" w:hAnsi="Arial" w:cs="Arial"/>
+                <w:sz w:val="24"/>
+                <w:szCs w:val="24"/>
+              </w:rPr>
+              <w:t>hari_ini_bulan</w:t>
+            </w:r>
+            <w:proofErr w:type="spellEnd"/>
+            <w:r>
+              <w:rPr>
+                <w:rFonts w:ascii="Arial" w:hAnsi="Arial" w:cs="Arial"/>
+                <w:sz w:val="24"/>
+                <w:szCs w:val="24"/>
+              </w:rPr>
+              <w:t>}</w:t>
+            </w:r>
+            <w:r>
+              <w:rPr>
+                <w:rFonts w:ascii="Arial" w:hAnsi="Arial" w:cs="Arial"/>
+                <w:sz w:val="24"/>
+                <w:szCs w:val="24"/>
+              </w:rPr>
+              <w:t xml:space="preserve"> </w:t>
+            </w:r>
+            <w:r>
+              <w:rPr>
+                <w:rFonts w:ascii="Arial" w:hAnsi="Arial" w:cs="Arial"/>
+                <w:sz w:val="24"/>
+                <w:szCs w:val="24"/>
+              </w:rPr>
+              <w:t>{</w:t>
+            </w:r>
+            <w:proofErr w:type="spellStart"/>
+            <w:r>
+              <w:rPr>
+                <w:rFonts w:ascii="Arial" w:hAnsi="Arial" w:cs="Arial"/>
+                <w:sz w:val="24"/>
+                <w:szCs w:val="24"/>
+              </w:rPr>
+              <w:t>hari_ini_tahun</w:t>
+            </w:r>
+            <w:proofErr w:type="spellEnd"/>
+            <w:r>
+              <w:rPr>
+                <w:rFonts w:ascii="Arial" w:hAnsi="Arial" w:cs="Arial"/>
+                <w:sz w:val="24"/>
+                <w:szCs w:val="24"/>
+              </w:rPr>
+              <w:t>}</w:t>
+            </w:r>
+          </w:p>
+          <w:p>
+            <w:pPr>
+              <w:spacing w:line="360" w:lineRule="auto"/>
+              <w:jc w:val="both"/>
+              <w:rPr>
+                <w:rFonts w:ascii="Arial" w:hAnsi="Arial" w:cs="Arial"/>
+                <w:sz w:val="24"/>
+                <w:szCs w:val="24"/>
+              </w:rPr>
+            </w:pPr>
+            <w:r>
+              <w:rPr>
+                <w:rFonts w:ascii="Arial" w:hAnsi="Arial" w:cs="Arial"/>
+                <w:sz w:val="24"/>
+                <w:szCs w:val="24"/>
+              </w:rPr>
+              <w:t xml:space="preserve">Tim Uji </w:t>
+            </w:r>
+            <w:proofErr w:type="spellStart"/>
+            <w:proofErr w:type="gramStart"/>
+            <w:r>
+              <w:rPr>
+                <w:rFonts w:ascii="Arial" w:hAnsi="Arial" w:cs="Arial"/>
+                <w:sz w:val="24"/>
+                <w:szCs w:val="24"/>
+              </w:rPr>
+              <w:t>Administrasi</w:t>
+            </w:r>
+            <w:proofErr w:type="spellEnd"/>
+            <w:r>
+              <w:rPr>
+                <w:rFonts w:ascii="Arial" w:hAnsi="Arial" w:cs="Arial"/>
+                <w:sz w:val="24"/>
+                <w:szCs w:val="24"/>
+              </w:rPr>
+              <w:t xml:space="preserve"> :</w:t>
+            </w:r>
+            <w:proofErr w:type="gramEnd"/>
+          </w:p>
+        </w:tc>
+      </w:tr>
+      <w:tr>
+        <w:trPr>
+          <w:cantSplit/>
+          <w:trHeight w:val="510"/>
+        </w:trPr>
+        <w:tc>
+          <w:tcPr>
+            <w:tcW w:w="850" w:type="dxa"/>
+          </w:tcPr>
+          <w:p>
+            <w:pPr>
+              <w:spacing w:line="276" w:lineRule="auto"/>
+              <w:rPr>
+                <w:rFonts w:ascii="Arial" w:hAnsi="Arial" w:cs="Arial"/>
+                <w:sz w:val="24"/>
+                <w:szCs w:val="24"/>
+              </w:rPr>
+            </w:pPr>
+            <w:r>
+              <w:rPr>
+                <w:rFonts w:ascii="Arial" w:hAnsi="Arial" w:cs="Arial"/>
+                <w:sz w:val="24"/>
+                <w:szCs w:val="24"/>
+              </w:rPr>
+              <w:t>{#tim_penilai_</w:t>
+            </w:r>
+            <w:proofErr w:type="gramStart"/>
+            <w:r>
+              <w:rPr>
+                <w:rFonts w:ascii="Arial" w:hAnsi="Arial" w:cs="Arial"/>
+                <w:sz w:val="24"/>
+                <w:szCs w:val="24"/>
+              </w:rPr>
+              <w:t>anggota}{</w:t>
+            </w:r>
+            <w:proofErr w:type="gramEnd"/>
+            <w:r>
+              <w:rPr>
+                <w:rFonts w:ascii="Arial" w:hAnsi="Arial" w:cs="Arial"/>
+                <w:sz w:val="24"/>
+                <w:szCs w:val="24"/>
+              </w:rPr>
+              <w:t>nomor_urut}.</w:t>
+            </w:r>
+          </w:p>
+        </w:tc>
+        <w:tc>
+          <w:tcPr>
+            <w:tcW w:w="3970" w:type="dxa"/>
+          </w:tcPr>
+          <w:p>
+            <w:pPr>
+              <w:spacing w:line="276" w:lineRule="auto"/>
+              <w:rPr>
+                <w:rFonts w:ascii="Arial" w:hAnsi="Arial" w:cs="Arial"/>
+                <w:sz w:val="24"/>
+                <w:szCs w:val="24"/>
+              </w:rPr>
+            </w:pPr>
+            <w:r>
+              <w:rPr>
+                <w:rFonts w:ascii="Arial" w:hAnsi="Arial" w:cs="Arial"/>
+                <w:sz w:val="24"/>
+                <w:szCs w:val="24"/>
+              </w:rPr>
+              <w:t>{</w:t>
+            </w:r>
+            <w:proofErr w:type="spellStart"/>
+            <w:r>
+              <w:rPr>
+                <w:rFonts w:ascii="Arial" w:hAnsi="Arial" w:cs="Arial"/>
+                <w:sz w:val="24"/>
+                <w:szCs w:val="24"/>
+              </w:rPr>
+              <w:t>nama</w:t>
+            </w:r>
+            <w:proofErr w:type="spellEnd"/>
+            <w:r>
+              <w:rPr>
+                <w:rFonts w:ascii="Arial" w:hAnsi="Arial" w:cs="Arial"/>
+                <w:sz w:val="24"/>
+                <w:szCs w:val="24"/>
+              </w:rPr>
+              <w:t>}</w:t>
+            </w:r>
+          </w:p>
+        </w:tc>
+        <w:tc>
+          <w:tcPr>
+            <w:tcW w:w="1984" w:type="dxa"/>
+          </w:tcPr>
+          <w:p>
+            <w:pPr>
+              <w:spacing w:line="276" w:lineRule="auto"/>
+              <w:rPr>
+                <w:rFonts w:ascii="Arial" w:hAnsi="Arial" w:cs="Arial"/>
+                <w:sz w:val="24"/>
+                <w:szCs w:val="24"/>
+              </w:rPr>
+            </w:pPr>
+            <w:r>
+              <w:rPr>
+                <w:rFonts w:ascii="Arial" w:hAnsi="Arial" w:cs="Arial"/>
+                <w:sz w:val="24"/>
+                <w:szCs w:val="24"/>
+              </w:rPr>
+              <w:t>{</w:t>
+            </w:r>
+            <w:proofErr w:type="spellStart"/>
+            <w:r>
+              <w:rPr>
+                <w:rFonts w:ascii="Arial" w:hAnsi="Arial" w:cs="Arial"/>
+                <w:sz w:val="24"/>
+                <w:szCs w:val="24"/>
+              </w:rPr>
+              <w:t>nomor_urut</w:t>
+            </w:r>
+            <w:proofErr w:type="spellEnd"/>
+            <w:r>
+              <w:rPr>
+                <w:rFonts w:ascii="Arial" w:hAnsi="Arial" w:cs="Arial"/>
+                <w:sz w:val="24"/>
+                <w:szCs w:val="24"/>
+              </w:rPr>
+              <w:t>}.</w:t>
+            </w:r>
+            <w:r>
+              <w:rPr>
+                <w:rFonts w:ascii="Arial" w:hAnsi="Arial" w:cs="Arial"/>
+                <w:sz w:val="24"/>
+                <w:szCs w:val="24"/>
+              </w:rPr>
+              <w:t xml:space="preserve"> </w:t>
+            </w:r>
+            <w:r>
+              <w:rPr>
+                <w:rFonts w:ascii="Arial" w:hAnsi="Arial" w:cs="Arial"/>
+                <w:sz w:val="24"/>
+                <w:szCs w:val="24"/>
+              </w:rPr>
+              <w:t>.........{/</w:t>
+            </w:r>
+            <w:proofErr w:type="spellStart"/>
+            <w:r>
+              <w:rPr>
+                <w:rFonts w:ascii="Arial" w:hAnsi="Arial" w:cs="Arial"/>
+                <w:sz w:val="24"/>
+                <w:szCs w:val="24"/>
+              </w:rPr>
+              <w:t>tim_penilai_anggota</w:t>
+            </w:r>
+            <w:proofErr w:type="spellEnd"/>
+            <w:r>
+              <w:rPr>
+                <w:rFonts w:ascii="Arial" w:hAnsi="Arial" w:cs="Arial"/>
+                <w:sz w:val="24"/>
+                <w:szCs w:val="24"/>
+              </w:rPr>
+              <w:t>}</w:t>
+            </w:r>
+          </w:p>
+        </w:tc>
+      </w:tr>
+    </w:tbl>
+    <w:p>
+      <w:pPr>
+        <w:jc w:val="both"/>
+        <w:rPr>
+          <w:rFonts w:ascii="Arial" w:hAnsi="Arial" w:cs="Arial"/>
+          <w:sz w:val="24"/>
+          <w:szCs w:val="24"/>
+        </w:rPr>
+      </w:pPr>
+    </w:p>
+    <w:sectPr>
+      <w:pgSz w:w="11906" w:h="16838" w:code="9"/>
+      <w:pgMar w:top="567" w:right="849" w:bottom="1134" w:left="1440" w:header="708" w:footer="708" w:gutter="0"/>
+      <w:cols w:space="708"/>
+      <w:docGrid w:linePitch="360"/>
+    </w:sectPr>
+  </w:body>
+</w:document>
 </file>
 
 <file path=word/endnotes.xml><?xml version="1.0" encoding="utf-8"?>
